--- a/plantillas_maestras/17_seguro_no_especificado/materia_general_asegurativa/1_ddo_banco_o_financiera/varon/TPL_0625_2025_SEGURO_NO_ESPECIFICADO_MATERIA_GENERAL_ASEGURATIVA_BANCO_VARON.docx
+++ b/plantillas_maestras/17_seguro_no_especificado/materia_general_asegurativa/1_ddo_banco_o_financiera/varon/TPL_0625_2025_SEGURO_NO_ESPECIFICADO_MATERIA_GENERAL_ASEGURATIVA_BANCO_VARON.docx
@@ -861,7 +861,7 @@
           <w:lang w:val="es-ES" w:eastAsia="es-PE"/>
           <w14:ligatures w14:val="none"/>
         </w:rPr>
-        <w:t>por presuntas infracciones a la Ley N°29571, Código de Protección y Defensa del Consumidor (en adelante, Código)</w:t>
+        <w:t>por presuntas infracciones a la Ley 29571, Código de Protección y Defensa del Consumidor (en adelante, Código)</w:t>
       </w:r>
       <w:r>
         <w:rPr>
@@ -964,7 +964,7 @@
           <w:lang w:eastAsia="es-ES"/>
           <w14:ligatures w14:val="none"/>
         </w:rPr>
-        <w:t>adquirió el Crédito Negocio Activo Fijo N° 100-191-0030201197 del Banco equivalente a S/ 223 990,00 a veinticuatro (24) cuotas de S/ 10 984,70 incluido el pago del Seguro de Desgravamen</w:t>
+        <w:t>adquirió el Crédito Negocio Activo Fijo 100xxxxxx197 del Banco equivalente a S/ 223 990,00 a veinticuatro (24) cuotas de S/ 10 984,70 incluido el pago del Seguro de Desgravamen</w:t>
       </w:r>
       <w:r>
         <w:rPr>
@@ -1038,7 +1038,7 @@
           <w:lang w:eastAsia="es-ES"/>
           <w14:ligatures w14:val="none"/>
         </w:rPr>
-        <w:t>Cuando el señor Manuel Rubio falleció, mantenía vigente los siguientes créditos con el Banco: (i) Crédito de Negocio Activo Fijo N° 100-191-00075764406, cubierto por la Póliza N°24260 del Seguro de Desgravamen Crédito Negocio (en adelante, Seguro de Desgravamen, cuyo saldo insoluto a la fecha del fallecimiento del titular del Crédito era de S/ 8 165,82 ; y, (ii) Crédito de Negocio Activo Fijo N° 100-191-0030201197, cubierto por la misma Póliza del Seguro de Desgravamen, cuyo saldo insoluto a la fecha del fallecimiento del titular del Crédito era de S/ 182 906,67.</w:t>
+        <w:t>Cuando el señor Manuel Rubio falleció, mantenía vigente los siguientes créditos con el Banco: (i) Crédito de Negocio Activo Fijo 100xxxxxx406, cubierto por la Póliza 24260 del Seguro de Desgravamen Crédito Negocio (en adelante, Seguro de Desgravamen, cuyo saldo insoluto a la fecha del fallecimiento del titular del Crédito era de S/ 8 165,82 ; y, (ii) Crédito de Negocio Activo Fijo 100xxxxxx197, cubierto por la misma Póliza del Seguro de Desgravamen, cuyo saldo insoluto a la fecha del fallecimiento del titular del Crédito era de S/ 182 906,67.</w:t>
       </w:r>
     </w:p>
     <w:p>
@@ -1079,7 +1079,7 @@
           <w:lang w:eastAsia="es-ES"/>
           <w14:ligatures w14:val="none"/>
         </w:rPr>
-        <w:t>El 15 de mayo de 2024, Pacífico le informó que el beneficio por la suma de S/ 8 165,82 correspondiente al Crédito N° 100-191-0007576406 había sido aprobado el 19 de abril de 2024.</w:t>
+        <w:t>El 15 de mayo de 2024, Pacífico le informó que el beneficio por la suma de S/ 8 165,82 correspondiente al Crédito 100xxxxxx406 había sido aprobado el 19 de abril de 2024.</w:t>
       </w:r>
       <w:r>
         <w:rPr>
@@ -1119,7 +1119,7 @@
           <w:lang w:eastAsia="es-ES"/>
           <w14:ligatures w14:val="none"/>
         </w:rPr>
-        <w:t xml:space="preserve"> le comunicó que el Crédito N° 100-191-003020 1197 no se encuentra cubierto bajo las condiciones del Seguro de Desgravamen, argumentando que el titular del crédito no era el señor Manuel Rubio, sino el </w:t>
+        <w:t xml:space="preserve"> le comunicó que el Crédito 100xxxxxx020 1197 no se encuentra cubierto bajo las condiciones del Seguro de Desgravamen, argumentando que el titular del crédito no era el señor Manuel Rubio, sino el </w:t>
       </w:r>
       <w:r>
         <w:rPr>
@@ -1201,7 +1201,7 @@
           <w:lang w:eastAsia="es-ES"/>
           <w14:ligatures w14:val="none"/>
         </w:rPr>
-        <w:t>8 289,19 a la Cuenta Corriente N° 194-2652905-0-18 de la Distribuidora, por concepto de devolución de pagos posteriores a la fecha de siniestro del Crédito N° 100-191-0007576406.</w:t>
+        <w:t>8 289,19 a la Cuenta Corriente 194xxxxxx018 de la Distribuidora, por concepto de devolución de pagos posteriores a la fecha de siniestro del Crédito 100xxxxxx406.</w:t>
       </w:r>
     </w:p>
     <w:p>
@@ -1242,7 +1242,7 @@
           <w:lang w:eastAsia="es-ES"/>
           <w14:ligatures w14:val="none"/>
         </w:rPr>
-        <w:t>El 5 de noviembre de 2024, presentó el Reclamo N° C33786273 ante el Banco</w:t>
+        <w:t>El 5 de noviembre de 2024, presentó el Reclamo C33786273 ante el Banco</w:t>
       </w:r>
       <w:r>
         <w:rPr>
@@ -1314,7 +1314,7 @@
           <w:lang w:eastAsia="es-ES"/>
           <w14:ligatures w14:val="none"/>
         </w:rPr>
-        <w:t>N° 100-191-0030201197</w:t>
+        <w:t>100-191-0030201197</w:t>
       </w:r>
       <w:r>
         <w:rPr>
@@ -1364,7 +1364,7 @@
           <w:lang w:eastAsia="es-ES"/>
           <w14:ligatures w14:val="none"/>
         </w:rPr>
-        <w:t>Póliza N°24260.</w:t>
+        <w:t>Póliza 24260.</w:t>
       </w:r>
     </w:p>
     <w:p>
@@ -1491,7 +1491,7 @@
           <w:lang w:eastAsia="es-ES"/>
           <w14:ligatures w14:val="none"/>
         </w:rPr>
-        <w:t>una devolución de diecinueve (19) cuotas, cada una de S/ 10 984,70; y, (ii) otorgar el  Seguro de Desgravamen cuyo valor asciende a S/ 208 709,30 por el fallecimiento del titular del Crédito</w:t>
+        <w:t>una devolución de diecinueve (19) cuotas, cada una de S/ 10 984,70; y, (ii) otorgar el Seguro de Desgravamen cuyo valor asciende a S/ 208 709,30 por el fallecimiento del titular del Crédito</w:t>
       </w:r>
       <w:r>
         <w:rPr>
@@ -1559,7 +1559,7 @@
         <w:rPr>
           <w:rFonts w:ascii="Arial Narrow" w:hAnsi="Arial Narrow"/>
         </w:rPr>
-        <w:t>El 19 de julio de 2023, el Pleno de la Comisión de Protección al Consumidor Nº 1 (en adelante, Comisión) acordó delegar a la Secretaría Técnica de la Comisión de Protección al Consumidor N° 1 (en adelante, la Secretaría Técnica) la facultad de calificar y declarar la confidencialidad de la información solicitada a pedido de parte o de oficio</w:t>
+        <w:t>El 19 de julio de 2023, el Pleno de la Comisión de Protección al Consumidor 1 (en adelante, Comisión) acordó delegar a la Secretaría Técnica de la Comisión de Protección al Consumidor 1 (en adelante, la Secretaría Técnica) la facultad de calificar y declarar la confidencialidad de la información solicitada a pedido de parte o de oficio</w:t>
       </w:r>
       <w:r>
         <w:rPr>
@@ -1673,7 +1673,7 @@
           <w:lang w:eastAsia="es-PE"/>
           <w14:ligatures w14:val="none"/>
         </w:rPr>
-        <w:t>El numeral 2.1 del artículo 2° de la Directiva N° 001-2008-TRI-INDECOPI sobre confidencialidad de la información en los procedimientos seguidos por los órganos funcionales del Indecopi, modificada por la Directiva Nº 002-2017-TRI-INDECOPI y 002-2022-TRI-INDECOPI (en adelante, la Directiva), señala que la Comisión podrá declarar la confidencialidad de aquella información presentada por una de las partes o un tercero, en el marco de un procedimiento seguido ante Indecopi, cuando su divulgación implique una afectación significativa para su titular o un tercero del que el aportante la hubiere recibido, u otorgue una ventaja significativa para un competidor del aportante de la información</w:t>
+        <w:t>El numeral 2.1 del artículo 2 de la Directiva 001-2008-TRI-INDECOPI sobre confidencialidad de la información en los procedimientos seguidos por los órganos funcionales del Indecopi, modificada por la Directiva 002-2017-TRI-INDECOPI y 002-2022-TRI-INDECOPI (en adelante, la Directiva), señala que la Comisión podrá declarar la confidencialidad de aquella información presentada por una de las partes o un tercero, en el marco de un procedimiento seguido ante Indecopi, cuando su divulgación implique una afectación significativa para su titular o un tercero del que el aportante la hubiere recibido, u otorgue una ventaja significativa para un competidor del aportante de la información</w:t>
       </w:r>
       <w:r>
         <w:rPr>
@@ -1733,7 +1733,7 @@
           <w:lang w:eastAsia="es-PE"/>
           <w14:ligatures w14:val="none"/>
         </w:rPr>
-        <w:t>Asimismo, el literal d) del numeral 2.1 del artículo 2° de la Directiva señala que podrá ser confidencial la información declarada como reservada por ley, tales como la información proveniente de los datos personales, de terceras personas ajenas al procedimiento; y, la protegida por la regulación del secreto bancario, tributario, comercial, industrial, empresarial, tecnológico y bursátil.</w:t>
+        <w:t>Asimismo, el literal d) del numeral 2.1 del artículo 2 de la Directiva señala que podrá ser confidencial la información declarada como reservada por ley, tales como la información proveniente de los datos personales, de terceras personas ajenas al procedimiento; y, la protegida por la regulación del secreto bancario, tributario, comercial, industrial, empresarial, tecnológico y bursátil.</w:t>
       </w:r>
     </w:p>
     <w:p>
@@ -2346,7 +2346,7 @@
           <w:lang w:eastAsia="es-PE"/>
           <w14:ligatures w14:val="none"/>
         </w:rPr>
-        <w:t>el artículo 85° del Texto Único Ordenado del Código Tributario (en adelante, el Código Tributario), aprobado mediante Decreto Supremo N° 133-2013-EF establece expresamente que la información sobre la cuantía, las fuentes de las rentas, los gastos, la base imponible o cualesquiera otros datos relativos a ellos, tiene carácter reservado.</w:t>
+        <w:t>el artículo 85 del Texto Único Ordenado del Código Tributario (en adelante, el Código Tributario), aprobado mediante Decreto Supremo 133-2013-EF establece expresamente que la información sobre la cuantía, las fuentes de las rentas, los gastos, la base imponible o cualesquiera otros datos relativos a ellos, tiene carácter reservado.</w:t>
       </w:r>
       <w:r>
         <w:rPr>
@@ -2777,7 +2777,7 @@
           <w:lang w:eastAsia="es-PE"/>
           <w14:ligatures w14:val="none"/>
         </w:rPr>
-        <w:t>La Secretaría Técnica de la Comisión de Protección al  Consumidor N°1 (en adelante, la Secretaría Técnica), en ejercicio de sus facultades</w:t>
+        <w:t>La Secretaría Técnica de la Comisión de Protección al Consumidor 1 (en adelante, la Secretaría Técnica), en ejercicio de sus facultades</w:t>
       </w:r>
       <w:r>
         <w:rPr>
@@ -2802,15 +2802,15 @@
           <w:lang w:eastAsia="es-PE"/>
           <w14:ligatures w14:val="none"/>
         </w:rPr>
-        <w:t>la entidad bancaria habría consignado de manera errónea como asegurado de la Póliza del Seguro de Desgravamen N° 24260 al señor Manuel Rubio Uriarte, generando que no se obtenga la cobertura ante su fallecimiento</w:t>
-      </w:r>
-      <w:r>
-        <w:rPr>
-          <w:rFonts w:ascii="Arial Narrow" w:eastAsia="Arial Narrow" w:hAnsi="Arial Narrow" w:cs="Arial Narrow"/>
-          <w:kern w:val="0"/>
-          <w14:ligatures w14:val="none"/>
-        </w:rPr>
-        <w:t>; involucraría una presunta afectación a sus expectativas, quien no habría encontrado una correspondencia entre lo que esperaba recibir de parte del proveedor y lo que realmente recibió. Por consiguiente, corresponde calificar el hecho materia de denuncia como una presunta infracción al deber de idoneidad, tipificado en los artículos 18° y 19° del Código</w:t>
+        <w:t>la entidad bancaria habría consignado de manera errónea como asegurado de la Póliza del Seguro de Desgravamen 24260 al señor Manuel Rubio Uriarte, generando que no se obtenga la cobertura ante su fallecimiento</w:t>
+      </w:r>
+      <w:r>
+        <w:rPr>
+          <w:rFonts w:ascii="Arial Narrow" w:eastAsia="Arial Narrow" w:hAnsi="Arial Narrow" w:cs="Arial Narrow"/>
+          <w:kern w:val="0"/>
+          <w14:ligatures w14:val="none"/>
+        </w:rPr>
+        <w:t>; involucraría una presunta afectación a sus expectativas, quien no habría encontrado una correspondencia entre lo que esperaba recibir de parte del proveedor y lo que realmente recibió. Por consiguiente, corresponde calificar el hecho materia de denuncia como una presunta infracción al deber de idoneidad, tipificado en los artículos 18 y 19 del Código</w:t>
       </w:r>
       <w:r>
         <w:rPr>
@@ -2886,15 +2886,15 @@
           <w:lang w:eastAsia="es-PE"/>
           <w14:ligatures w14:val="none"/>
         </w:rPr>
-        <w:t>la entidad bancaria se habría negado injustificadamente a devolver a la parte denunciante los pagos realizados por Crédito N° 100-191-003020 1197 luego del fallecimiento del señor Manuel Rubio Uriarte, alegando que no era titular del crédito</w:t>
-      </w:r>
-      <w:r>
-        <w:rPr>
-          <w:rFonts w:ascii="Arial Narrow" w:eastAsia="Arial Narrow" w:hAnsi="Arial Narrow" w:cs="Arial Narrow"/>
-          <w:kern w:val="0"/>
-          <w14:ligatures w14:val="none"/>
-        </w:rPr>
-        <w:t>; involucraría una presunta afectación a sus expectativas, quien no habría encontrado una correspondencia entre lo que esperaba recibir de parte del proveedor y lo que realmente recibió. Por consiguiente, corresponde calificar el hecho materia de denuncia como una presunta infracción al deber de idoneidad, tipificado en los artículos 18° y 19° del Código.</w:t>
+        <w:t>la entidad bancaria se habría negado injustificadamente a devolver a la parte denunciante los pagos realizados por Crédito 100xxxxxx020 1197 luego del fallecimiento del señor Manuel Rubio Uriarte, alegando que no era titular del crédito</w:t>
+      </w:r>
+      <w:r>
+        <w:rPr>
+          <w:rFonts w:ascii="Arial Narrow" w:eastAsia="Arial Narrow" w:hAnsi="Arial Narrow" w:cs="Arial Narrow"/>
+          <w:kern w:val="0"/>
+          <w14:ligatures w14:val="none"/>
+        </w:rPr>
+        <w:t>; involucraría una presunta afectación a sus expectativas, quien no habría encontrado una correspondencia entre lo que esperaba recibir de parte del proveedor y lo que realmente recibió. Por consiguiente, corresponde calificar el hecho materia de denuncia como una presunta infracción al deber de idoneidad, tipificado en los artículos 18 y 19 del Código.</w:t>
       </w:r>
     </w:p>
     <w:p>
@@ -3126,7 +3126,7 @@
           <w:lang w:val="es-ES" w:eastAsia="es-PE"/>
           <w14:ligatures w14:val="none"/>
         </w:rPr>
-        <w:t>(i) presentar una copia completa, legible y debidamente suscrita de la Póliza N° 24260 materia de denuncia, así como el cargo de remisión de la póliza; (ii) presentar copia del contrato de Crédito N° 100-191-003020 1197; (ii) presentar los medios probatorios que acrediten que consignó correctamente al titular de la Póliza N°24260 del Seguro de Desgravamen</w:t>
+        <w:t>(i) presentar una copia completa, legible y debidamente suscrita de la Póliza 24260 materia de denuncia, así como el cargo de remisión de la póliza; (ii) presentar copia del contrato de Crédito 100xxxxxx020 1197; (ii) presentar los medios probatorios que acrediten que consignó correctamente al titular de la Póliza 24260 del Seguro de Desgravamen</w:t>
       </w:r>
       <w:r>
         <w:rPr>
@@ -3728,16 +3728,16 @@
           <w:kern w:val="0"/>
           <w14:ligatures w14:val="none"/>
         </w:rPr>
-        <w:t xml:space="preserve">18° y 19° </w:t>
-      </w:r>
-      <w:r>
-        <w:rPr>
-          <w:rFonts w:ascii="Arial Narrow" w:eastAsia="Arial Narrow" w:hAnsi="Arial Narrow" w:cs="Arial Narrow"/>
-          <w:kern w:val="0"/>
-          <w:lang w:eastAsia="es-PE"/>
-          <w14:ligatures w14:val="none"/>
-        </w:rPr>
-        <w:t xml:space="preserve">de la Ley N° 29571, Código de Protección y Defensa del Consumidor, en tanto </w:t>
+        <w:t xml:space="preserve">18 y 19 </w:t>
+      </w:r>
+      <w:r>
+        <w:rPr>
+          <w:rFonts w:ascii="Arial Narrow" w:eastAsia="Arial Narrow" w:hAnsi="Arial Narrow" w:cs="Arial Narrow"/>
+          <w:kern w:val="0"/>
+          <w:lang w:eastAsia="es-PE"/>
+          <w14:ligatures w14:val="none"/>
+        </w:rPr>
+        <w:t xml:space="preserve">de la Ley 29571, Código de Protección y Defensa del Consumidor, en tanto </w:t>
       </w:r>
       <w:r>
         <w:rPr>
@@ -3803,7 +3803,7 @@
           <w:lang w:eastAsia="es-ES"/>
           <w14:ligatures w14:val="none"/>
         </w:rPr>
-        <w:t>N° 24260 al señor Manuel Rubio</w:t>
+        <w:t>24260 al señor Manuel Rubio</w:t>
       </w:r>
       <w:r>
         <w:rPr>
@@ -3893,16 +3893,16 @@
           <w:kern w:val="0"/>
           <w14:ligatures w14:val="none"/>
         </w:rPr>
-        <w:t xml:space="preserve">18° y 19° </w:t>
-      </w:r>
-      <w:r>
-        <w:rPr>
-          <w:rFonts w:ascii="Arial Narrow" w:eastAsia="Arial Narrow" w:hAnsi="Arial Narrow" w:cs="Arial Narrow"/>
-          <w:kern w:val="0"/>
-          <w:lang w:eastAsia="es-PE"/>
-          <w14:ligatures w14:val="none"/>
-        </w:rPr>
-        <w:t xml:space="preserve">de la Ley N° 29571, Código de Protección y Defensa del Consumidor, en tanto </w:t>
+        <w:t xml:space="preserve">18 y 19 </w:t>
+      </w:r>
+      <w:r>
+        <w:rPr>
+          <w:rFonts w:ascii="Arial Narrow" w:eastAsia="Arial Narrow" w:hAnsi="Arial Narrow" w:cs="Arial Narrow"/>
+          <w:kern w:val="0"/>
+          <w:lang w:eastAsia="es-PE"/>
+          <w14:ligatures w14:val="none"/>
+        </w:rPr>
+        <w:t xml:space="preserve">de la Ley 29571, Código de Protección y Defensa del Consumidor, en tanto </w:t>
       </w:r>
       <w:r>
         <w:rPr>
@@ -3984,7 +3984,7 @@
           <w:lang w:eastAsia="es-ES"/>
           <w14:ligatures w14:val="none"/>
         </w:rPr>
-        <w:t xml:space="preserve"> Crédito N° 100-191-003020 1197</w:t>
+        <w:t xml:space="preserve"> Crédito 100xxxxxx020 1197</w:t>
       </w:r>
       <w:r>
         <w:rPr>
@@ -4357,7 +4357,7 @@
           <w:lang w:eastAsia="es-PE"/>
           <w14:ligatures w14:val="none"/>
         </w:rPr>
-        <w:t>fijar domicilio procesal para el procedimiento, de conformidad con el numeral 1 del artículo 442° del Código Procesal Civil; y,</w:t>
+        <w:t>fijar domicilio procesal para el procedimiento, de conformidad con el numeral 1 del artículo 442 del Código Procesal Civil; y,</w:t>
       </w:r>
       <w:bookmarkStart w:id="6" w:name="_Hlk136948279"/>
     </w:p>
@@ -4418,7 +4418,7 @@
           <w:lang w:eastAsia="es-PE"/>
           <w14:ligatures w14:val="none"/>
         </w:rPr>
-        <w:t xml:space="preserve">. Ello, a fin de que la Comisión pueda merituar dicha documentación, conforme lo establece el artículo 110º del </w:t>
+        <w:t xml:space="preserve">. Ello, a fin de que la Comisión pueda merituar dicha documentación, conforme lo establece el artículo 110 del </w:t>
       </w:r>
       <w:r>
         <w:rPr>
@@ -4644,7 +4644,7 @@
           <w:lang w:val="es-ES" w:eastAsia="es-ES"/>
           <w14:ligatures w14:val="none"/>
         </w:rPr>
-        <w:t>”. Ello, para que, de conformidad con lo dispuesto por el artículo 26° del Decreto Legislativo N° 807, presente sus descargos en un plazo no mayor de cinco (5) días hábiles contado desde el día siguiente de la notificación de la presente resolución, vencido el cual, el Secretario</w:t>
+        <w:t>”. Ello, para que, de conformidad con lo dispuesto por el artículo 26 del Decreto Legislativo 807, presente sus descargos en un plazo no mayor de cinco (5) días hábiles contado desde el día siguiente de la notificación de la presente resolución, vencido el cual, el Secretario</w:t>
       </w:r>
       <w:r>
         <w:rPr>
@@ -4662,7 +4662,7 @@
           <w:lang w:val="es-ES" w:eastAsia="es-ES"/>
           <w14:ligatures w14:val="none"/>
         </w:rPr>
-        <w:t>Técnico declarará en rebeldía al denunciado que no lo hubiera presentado. Debe precisarse que de conformidad con lo establecido por el numeral 233.1 del artículo 233° del Texto Único Ordenado de la Ley N° 27444, Ley del Procedimiento Administrativo General, las alegaciones y los hechos relevantes de la reclamación, salvo que hayan sido específicamente negadas en la contestación, se tendrán por aceptadas o meritadas como ciertas</w:t>
+        <w:t>Técnico declarará en rebeldía al denunciado que no lo hubiera presentado. Debe precisarse que de conformidad con lo establecido por el numeral 233.1 del artículo 233 del Texto Único Ordenado de la Ley 27444, Ley del Procedimiento Administrativo General, las alegaciones y los hechos relevantes de la reclamación, salvo que hayan sido específicamente negadas en la contestación, se tendrán por aceptadas o meritadas como ciertas</w:t>
       </w:r>
       <w:r>
         <w:rPr>
@@ -4810,7 +4810,7 @@
           <w:lang w:val="es-ES" w:eastAsia="es-PE"/>
           <w14:ligatures w14:val="none"/>
         </w:rPr>
-        <w:t>(i) presentar una copia completa, legible y debidamente suscrita de la Póliza N° 24260 materia de denuncia, así como el cargo de remisión de la póliza; (ii) presentar copia del contrato de Crédito N° 100-191-003020 1197; (ii) presentar los medios probatorios que acrediten que consignó correctamente al titular de la Póliza N°24260 del Seguro de Desgravamen</w:t>
+        <w:t>(i) presentar una copia completa, legible y debidamente suscrita de la Póliza 24260 materia de denuncia, así como el cargo de remisión de la póliza; (ii) presentar copia del contrato de Crédito 100xxxxxx020 1197; (ii) presentar los medios probatorios que acrediten que consignó correctamente al titular de la Póliza 24260 del Seguro de Desgravamen</w:t>
       </w:r>
       <w:r>
         <w:rPr>
@@ -4883,7 +4883,7 @@
           <w:lang w:eastAsia="es-PE"/>
           <w14:ligatures w14:val="none"/>
         </w:rPr>
-        <w:t xml:space="preserve">informar a las partes que el artículo 110 de la Ley Nº 29571, Código de Protección y Defensa del </w:t>
+        <w:t xml:space="preserve">informar a las partes que el artículo 110 de la Ley 29571, Código de Protección y Defensa del </w:t>
       </w:r>
       <w:r>
         <w:rPr>
@@ -5039,7 +5039,7 @@
           <w:lang w:eastAsia="es-PE"/>
           <w14:ligatures w14:val="none"/>
         </w:rPr>
-        <w:t xml:space="preserve"> informar a las partes que conforme a lo establecido en el artículo 39° del </w:t>
+        <w:t xml:space="preserve"> informar a las partes que conforme a lo establecido en el artículo 39 del </w:t>
       </w:r>
       <w:r>
         <w:rPr>
@@ -5048,7 +5048,7 @@
           <w:lang w:eastAsia="es-ES"/>
           <w14:ligatures w14:val="none"/>
         </w:rPr>
-        <w:t>Decreto Legislativo  N° 807</w:t>
+        <w:t>Decreto Legislativo 807</w:t>
       </w:r>
       <w:r>
         <w:rPr>
@@ -5115,7 +5115,7 @@
           <w:lang w:eastAsia="es-PE"/>
           <w14:ligatures w14:val="none"/>
         </w:rPr>
-        <w:t>comunicar a las partes que, de acuerdo a lo señalado por el artículo 29° del Decreto Legislativo N° 807</w:t>
+        <w:t>comunicar a las partes que, de acuerdo a lo señalado por el artículo 29 del Decreto Legislativo 807</w:t>
       </w:r>
       <w:r>
         <w:rPr>
@@ -5747,7 +5747,7 @@
           <w:lang w:eastAsia="es-PE"/>
           <w14:ligatures w14:val="none"/>
         </w:rPr>
-        <w:t> Protección al Consumidor N° 1</w:t>
+        <w:t> Protección al Consumidor 1</w:t>
       </w:r>
     </w:p>
     <w:p>
@@ -6098,7 +6098,7 @@
           <w:sz w:val="16"/>
           <w:szCs w:val="16"/>
         </w:rPr>
-        <w:t>DIRECTIVA 001-2008-TRI-INDECOPI, DIRECTIVA SOBRE CONFIDENCIALIDAD DE LA INFORMACIÓN EN LOS PROCEDIMIENTOS SEGUIDOS POR LOS ÓRGANOS FUNCIONALES DEL INDECOPI, MODIFICADA POR LA DIRECTIVA Nº 002-2017-TRI-INDECOPI Y LA DIRECTIVA Nº 002-2022-TRI-INDECOPI</w:t>
+        <w:t>DIRECTIVA 001-2008-TRI-INDECOPI, DIRECTIVA SOBRE CONFIDENCIALIDAD DE LA INFORMACIÓN EN LOS PROCEDIMIENTOS SEGUIDOS POR LOS ÓRGANOS FUNCIONALES DEL INDECOPI, MODIFICADA POR LA DIRECTIVA 002-2017-TRI-INDECOPI Y LA DIRECTIVA 002-2022-TRI-INDECOPI</w:t>
       </w:r>
     </w:p>
     <w:p>
@@ -6802,7 +6802,7 @@
           <w:sz w:val="16"/>
           <w:szCs w:val="16"/>
         </w:rPr>
-        <w:t>DIRECTIVA 001-2008-TRI-INDECOPI, DIRECTIVA SOBRE CONFIDENCIALIDAD DE LA INFORMACIÓN EN LOS PROCEDIMIENTOS SEGUIDOS POR LOS ÓRGANOS FUNCIONALES DEL INDECOPI, MODIFICADA POR LA DIRECTIVA Nº 002-2017-TRI-INDECOPI Y LA DIRECTIVA Nº 002-2022-TRI-INDECOPI</w:t>
+        <w:t>DIRECTIVA 001-2008-TRI-INDECOPI, DIRECTIVA SOBRE CONFIDENCIALIDAD DE LA INFORMACIÓN EN LOS PROCEDIMIENTOS SEGUIDOS POR LOS ÓRGANOS FUNCIONALES DEL INDECOPI, MODIFICADA POR LA DIRECTIVA 002-2017-TRI-INDECOPI Y LA DIRECTIVA 002-2022-TRI-INDECOPI</w:t>
       </w:r>
     </w:p>
     <w:p>
@@ -6952,7 +6952,7 @@
           <w:sz w:val="16"/>
           <w:szCs w:val="16"/>
         </w:rPr>
-        <w:t>TEXTO ÚNICO ORDENADO DEL CÓDIGO TRIBUTARIO, aprobado por DECRETO SUPREMO N° 133-2013-EF y publicado el 22 de junio de 2013</w:t>
+        <w:t>TEXTO ÚNICO ORDENADO DEL CÓDIGO TRIBUTARIO, aprobado por DECRETO SUPREMO 133-2013-EF y publicado el 22 de junio de 2013</w:t>
       </w:r>
     </w:p>
     <w:p>
@@ -7334,7 +7334,7 @@
           <w:sz w:val="16"/>
           <w:szCs w:val="16"/>
         </w:rPr>
-        <w:t>DIRECTIVA N° 001-2008-TRI-INDECOPI, DIRECTIVA SOBRE CONFIDENCIALIDAD DE LA INFORMACIÓN EN LOS PROCEDIMIENTOS SEGUIDOS POR LOS ÓRGANOS FUNCIONALES DEL INDECOPI, modificada por la DIRECTIVA N° 003-2022/TRI-INDECOPI</w:t>
+        <w:t>DIRECTIVA 001-2008-TRI-INDECOPI, DIRECTIVA SOBRE CONFIDENCIALIDAD DE LA INFORMACIÓN EN LOS PROCEDIMIENTOS SEGUIDOS POR LOS ÓRGANOS FUNCIONALES DEL INDECOPI, modificada por la DIRECTIVA 003-2022/TRI-INDECOPI</w:t>
       </w:r>
     </w:p>
     <w:p>
@@ -7477,7 +7477,7 @@
           <w:sz w:val="16"/>
           <w:szCs w:val="16"/>
         </w:rPr>
-        <w:t xml:space="preserve">           </w:t>
+        <w:t xml:space="preserve"> </w:t>
       </w:r>
       <w:r>
         <w:rPr>
@@ -7495,7 +7495,7 @@
           <w:sz w:val="16"/>
           <w:szCs w:val="16"/>
         </w:rPr>
-        <w:t xml:space="preserve">LEY N° 29571, CÓDIGO DE PROTECCIÓN Y DEFENSA DEL CONSUMIDOR, publicado el 2 de setiembre de 2010 y modificado por Decreto Legislativo N° 1308  </w:t>
+        <w:t xml:space="preserve">LEY 29571, CÓDIGO DE PROTECCIÓN Y DEFENSA DEL CONSUMIDOR, publicado el 2 de setiembre de 2010 y modificado por Decreto Legislativo 1308 </w:t>
       </w:r>
     </w:p>
     <w:p>
@@ -7525,7 +7525,7 @@
           <w:sz w:val="16"/>
           <w:szCs w:val="16"/>
         </w:rPr>
-        <w:t xml:space="preserve">  </w:t>
+        <w:t xml:space="preserve"> </w:t>
       </w:r>
     </w:p>
     <w:p>
@@ -7545,7 +7545,7 @@
           <w:sz w:val="16"/>
           <w:szCs w:val="16"/>
         </w:rPr>
-        <w:t xml:space="preserve">El Instituto Nacional de Defensa de la Competencia y de la Protección de la Propiedad Intelectual (Indecopi) es la autoridad con competencia primaria y de alcance nacional para conocer las presuntas infracciones a las disposiciones contenidas en el presente Código, así como para imponer las sanciones y medidas correctivas establecidas en el presente capítulo, conforme al Decreto Legislativo N° 1033, Ley de Organización y Funciones del Indecopi. Dicha competencia solo puede ser negada cuando ella haya sido asignada o se asigne a favor de otro organismo por norma expresa con rango de ley.  </w:t>
+        <w:t xml:space="preserve">El Instituto Nacional de Defensa de la Competencia y de la Protección de la Propiedad Intelectual (Indecopi) es la autoridad con competencia primaria y de alcance nacional para conocer las presuntas infracciones a las disposiciones contenidas en el presente Código, así como para imponer las sanciones y medidas correctivas establecidas en el presente capítulo, conforme al Decreto Legislativo 1033, Ley de Organización y Funciones del Indecopi. Dicha competencia solo puede ser negada cuando ella haya sido asignada o se asigne a favor de otro organismo por norma expresa con rango de ley. </w:t>
       </w:r>
     </w:p>
     <w:p>
@@ -7565,7 +7565,7 @@
           <w:sz w:val="16"/>
           <w:szCs w:val="16"/>
         </w:rPr>
-        <w:t xml:space="preserve">(…).  </w:t>
+        <w:t xml:space="preserve">(…). </w:t>
       </w:r>
     </w:p>
     <w:p>
@@ -7609,7 +7609,7 @@
           <w:sz w:val="16"/>
           <w:szCs w:val="16"/>
         </w:rPr>
-        <w:t xml:space="preserve">LEY DE ORGANIZACIÓN Y FUNCIONES DEL INDECOPI, APROBADA POR DECRETO LEGISLATIVO N° 1033  </w:t>
+        <w:t xml:space="preserve">LEY DE ORGANIZACIÓN Y FUNCIONES DEL INDECOPI, APROBADA POR DECRETO LEGISLATIVO 1033 </w:t>
       </w:r>
     </w:p>
     <w:p>
@@ -7639,7 +7639,7 @@
           <w:sz w:val="16"/>
           <w:szCs w:val="16"/>
         </w:rPr>
-        <w:t xml:space="preserve"> De la Comisión de Protección al Consumidor.-  </w:t>
+        <w:t xml:space="preserve"> De la Comisión de Protección al Consumidor.- </w:t>
       </w:r>
     </w:p>
     <w:p>
@@ -7659,7 +7659,7 @@
           <w:sz w:val="16"/>
           <w:szCs w:val="16"/>
         </w:rPr>
-        <w:t xml:space="preserve">Corresponde a la Comisión de Protección al Consumidor velar por el cumplimiento de la Ley de Protección al Consumidor y de las leyes que, en general, protegen a los consumidores de la falta de idoneidad de los bienes y servicios en función de la información brindada, de las omisiones de información y de la discriminación en el consumo, así como de aquellas que complementen o sustituyan a las anteriores.  </w:t>
+        <w:t xml:space="preserve">Corresponde a la Comisión de Protección al Consumidor velar por el cumplimiento de la Ley de Protección al Consumidor y de las leyes que, en general, protegen a los consumidores de la falta de idoneidad de los bienes y servicios en función de la información brindada, de las omisiones de información y de la discriminación en el consumo, así como de aquellas que complementen o sustituyan a las anteriores. </w:t>
       </w:r>
     </w:p>
     <w:p>
@@ -7703,7 +7703,7 @@
           <w:sz w:val="16"/>
           <w:szCs w:val="16"/>
         </w:rPr>
-        <w:t xml:space="preserve">LEY SOBRE FACULTADES, NORMAS Y ORGANIZACIÓN DEL INDECOPI, APROBADA POR DECRETO LEGISLATIVO N° 807  </w:t>
+        <w:t xml:space="preserve">LEY SOBRE FACULTADES, NORMAS Y ORGANIZACIÓN DEL INDECOPI, APROBADA POR DECRETO LEGISLATIVO 807 </w:t>
       </w:r>
     </w:p>
     <w:p>
@@ -7733,7 +7733,7 @@
           <w:sz w:val="16"/>
           <w:szCs w:val="16"/>
         </w:rPr>
-        <w:t xml:space="preserve">- El Secretario Técnico se encargará de la tramitación del procedimiento. Para ello, cuenta con las siguientes facultades:  </w:t>
+        <w:t xml:space="preserve">- El Secretario Técnico se encargará de la tramitación del procedimiento. Para ello, cuenta con las siguientes facultades: </w:t>
       </w:r>
     </w:p>
     <w:p>
@@ -7753,7 +7753,7 @@
           <w:sz w:val="16"/>
           <w:szCs w:val="16"/>
         </w:rPr>
-        <w:t xml:space="preserve">(...)  </w:t>
+        <w:t xml:space="preserve">(...) </w:t>
       </w:r>
     </w:p>
     <w:p>
@@ -7773,7 +7773,7 @@
           <w:sz w:val="16"/>
           <w:szCs w:val="16"/>
         </w:rPr>
-        <w:t xml:space="preserve">c) Admitir denuncias a trámite, en aquellos casos en que la Comisión le haya delegado esta facultad.  </w:t>
+        <w:t xml:space="preserve">c) Admitir denuncias a trámite, en aquellos casos en que la Comisión le haya delegado esta facultad. </w:t>
       </w:r>
     </w:p>
     <w:p>
@@ -7841,7 +7841,7 @@
           <w:sz w:val="16"/>
           <w:szCs w:val="16"/>
         </w:rPr>
-        <w:t xml:space="preserve">           </w:t>
+        <w:t xml:space="preserve"> </w:t>
       </w:r>
       <w:r>
         <w:rPr>
@@ -7859,7 +7859,7 @@
           <w:sz w:val="16"/>
           <w:szCs w:val="16"/>
         </w:rPr>
-        <w:t xml:space="preserve">LEY N° 29571, CÓDIGO DE PROTECCIÓN Y DEFENSA DEL CONSUMIDOR, publicado el 2 de setiembre de 2010 y modificado por Decreto Legislativo N° 1308   </w:t>
+        <w:t xml:space="preserve">LEY 29571, CÓDIGO DE PROTECCIÓN Y DEFENSA DEL CONSUMIDOR, publicado el 2 de setiembre de 2010 y modificado por Decreto Legislativo 1308 </w:t>
       </w:r>
     </w:p>
     <w:p>
@@ -7883,7 +7883,7 @@
           <w:sz w:val="16"/>
           <w:szCs w:val="16"/>
         </w:rPr>
-        <w:t xml:space="preserve">Artículo 18.- Idoneidad   </w:t>
+        <w:t xml:space="preserve">Artículo 18.- Idoneidad </w:t>
       </w:r>
     </w:p>
     <w:p>
@@ -7903,7 +7903,7 @@
           <w:sz w:val="16"/>
           <w:szCs w:val="16"/>
         </w:rPr>
-        <w:t xml:space="preserve">Se entiende por idoneidad la correspondencia entre lo que un consumidor espera y lo que efectivamente recibe, en función a lo que se le hubiera ofrecido, la publicidad e información transmitida, las condiciones y circunstancias de la transacción, las características y naturaleza del producto o servicio, el precio, entre otros factores, atendiendo a las circunstancias del caso.    </w:t>
+        <w:t xml:space="preserve">Se entiende por idoneidad la correspondencia entre lo que un consumidor espera y lo que efectivamente recibe, en función a lo que se le hubiera ofrecido, la publicidad e información transmitida, las condiciones y circunstancias de la transacción, las características y naturaleza del producto o servicio, el precio, entre otros factores, atendiendo a las circunstancias del caso. </w:t>
       </w:r>
     </w:p>
     <w:p>
@@ -8038,7 +8038,7 @@
           <w:sz w:val="16"/>
           <w:szCs w:val="16"/>
         </w:rPr>
-        <w:t>LEY SOBRE FACULTADES, NORMAS Y ORGANIZACIÓN DEL INDECOPI, aprobada por Decreto Legislativo N° 807, publicado el 18 de abril de 1996</w:t>
+        <w:t>LEY SOBRE FACULTADES, NORMAS Y ORGANIZACIÓN DEL INDECOPI, aprobada por Decreto Legislativo 807, publicado el 18 de abril de 1996</w:t>
       </w:r>
     </w:p>
     <w:p>
@@ -8363,7 +8363,7 @@
           <w:szCs w:val="16"/>
           <w:lang w:eastAsia="es-PE"/>
         </w:rPr>
-        <w:t>El número de trabajadores se atenderá siempre que la empresa haya sido constituida antes de la vigencia de la Ley Nº 30056, publicada el 2 de julio de 2013, que modificó el artículo 5º del Texto Único Ordenado de la Ley de Promoción de la Competitividad, Formalización y Desarrollo de la Micro y Pequeña Empresa y de Acceso al Empleo Decente (LEY MYPE). Ello, en la medida que la Tercera Disposición Complementaria Transitoria de la norma modificatoria precisa que las empresas constituidas antes de la entrada en vigencia de dicha Ley se rigen por los requisitos de acogimiento al régimen de las micro y pequeñas empresas regulados en el Decreto Legislativo 1086.</w:t>
+        <w:t>El número de trabajadores se atenderá siempre que la empresa haya sido constituida antes de la vigencia de la Ley 30056, publicada el 2 de julio de 2013, que modificó el artículo 5 del Texto Único Ordenado de la Ley de Promoción de la Competitividad, Formalización y Desarrollo de la Micro y Pequeña Empresa y de Acceso al Empleo Decente (LEY MYPE). Ello, en la medida que la Tercera Disposición Complementaria Transitoria de la norma modificatoria precisa que las empresas constituidas antes de la entrada en vigencia de dicha Ley se rigen por los requisitos de acogimiento al régimen de las micro y pequeñas empresas regulados en el Decreto Legislativo 1086.</w:t>
       </w:r>
     </w:p>
     <w:p>
@@ -8433,7 +8433,7 @@
           <w:sz w:val="16"/>
           <w:szCs w:val="16"/>
         </w:rPr>
-        <w:t>° 29571, CÓDIGO DE PROTECCIÓN Y DEFENSA DEL CONSUMIDOR.</w:t>
+        <w:t> 29571, CÓDIGO DE PROTECCIÓN Y DEFENSA DEL CONSUMIDOR.</w:t>
       </w:r>
     </w:p>
     <w:p>
@@ -8465,7 +8465,7 @@
           <w:sz w:val="16"/>
           <w:szCs w:val="16"/>
         </w:rPr>
-        <w:t>Artículo 110º.- Sanciones Administrativas</w:t>
+        <w:t>Artículo 110.- Sanciones Administrativas</w:t>
       </w:r>
     </w:p>
     <w:p>
@@ -8591,7 +8591,7 @@
           <w:sz w:val="16"/>
           <w:szCs w:val="16"/>
         </w:rPr>
-        <w:t xml:space="preserve">            </w:t>
+        <w:t xml:space="preserve"> </w:t>
       </w:r>
       <w:r>
         <w:rPr>
@@ -8609,7 +8609,7 @@
           <w:sz w:val="16"/>
           <w:szCs w:val="16"/>
         </w:rPr>
-        <w:t>TEXTO ÚNICO ORDENADO DE LA LEY N° 27444, LEY DE PROCEDIMIENTO ADMINISTRATIVO GENERAL, aprobado por el Decreto Supremo 006-2026-JUS</w:t>
+        <w:t>TEXTO ÚNICO ORDENADO DE LA LEY 27444, LEY DE PROCEDIMIENTO ADMINISTRATIVO GENERAL, aprobado por el Decreto Supremo 006-2026-JUS</w:t>
       </w:r>
     </w:p>
     <w:p>
@@ -8720,7 +8720,7 @@
           <w:sz w:val="16"/>
           <w:szCs w:val="16"/>
         </w:rPr>
-        <w:t xml:space="preserve">            </w:t>
+        <w:t xml:space="preserve"> </w:t>
       </w:r>
       <w:r>
         <w:rPr>
@@ -8730,7 +8730,7 @@
           <w:sz w:val="16"/>
           <w:szCs w:val="16"/>
         </w:rPr>
-        <w:t>LEY 29571, CÓDIGO DE PROTECCIÓN Y DEFENSA DEL CONSUMIDOR, publicado el 2 de setiembre de 2010 y modificado por Decreto Legislativo N° 1308</w:t>
+        <w:t>LEY 29571, CÓDIGO DE PROTECCIÓN Y DEFENSA DEL CONSUMIDOR, publicado el 2 de setiembre de 2010 y modificado por Decreto Legislativo 1308</w:t>
       </w:r>
     </w:p>
     <w:p>
@@ -8773,7 +8773,7 @@
           <w:sz w:val="16"/>
           <w:szCs w:val="16"/>
         </w:rPr>
-        <w:t xml:space="preserve">                El órgano resolutivo puede sancionar las infracciones administrativas a que se refiere el artículo 108º con amonestación y multas de hasta cuatrocientos cincuenta (450) Unidades Impositivas Tributarias (UIT), las cuales son calificadas de la siguiente manera:</w:t>
+        <w:t xml:space="preserve"> El órgano resolutivo puede sancionar las infracciones administrativas a que se refiere el artículo 108 con amonestación y multas de hasta cuatrocientos cincuenta (450) Unidades Impositivas Tributarias (UIT), las cuales son calificadas de la siguiente manera:</w:t>
       </w:r>
     </w:p>
     <w:p>
@@ -8920,7 +8920,7 @@
           <w:sz w:val="16"/>
           <w:szCs w:val="16"/>
         </w:rPr>
-        <w:t xml:space="preserve"> el proveedor incumpla un acuerdo conciliatorio o cualquier otro acuerdo que de forma indubitable deje constancia de la manifestación de voluntad expresa de las partes de dar por culminada la controversia, o un laudo arbitral, el órgano resolutivo puede sancionar con una multa entre una (1) Unidad Impositiva Tributaria y doscientos (200) Unidades Impositivas Tributarias. Para la graduación se observan los criterios establecidos en el presente Código y supletoriamente, los criterios que establece la Ley N° 27444, Ley del Procedimiento Administrativo General o la norma que la sustituya o complemente.</w:t>
+        <w:t xml:space="preserve"> el proveedor incumpla un acuerdo conciliatorio o cualquier otro acuerdo que de forma indubitable deje constancia de la manifestación de voluntad expresa de las partes de dar por culminada la controversia, o un laudo arbitral, el órgano resolutivo puede sancionar con una multa entre una (1) Unidad Impositiva Tributaria y doscientos (200) Unidades Impositivas Tributarias. Para la graduación se observan los criterios establecidos en el presente Código y supletoriamente, los criterios que establece la Ley 27444, Ley del Procedimiento Administrativo General o la norma que la sustituya o complemente.</w:t>
       </w:r>
     </w:p>
     <w:p>
@@ -8990,7 +8990,7 @@
           <w:sz w:val="16"/>
           <w:szCs w:val="16"/>
         </w:rPr>
-        <w:t>LEY 29571, CÓDIGO DE PROTECCIÓN Y DEFENSA DEL CONSUMIDOR, publicado el 2 de setiembre de 2010 y modificado por Decreto Legislativo N° 1308</w:t>
+        <w:t>LEY 29571, CÓDIGO DE PROTECCIÓN Y DEFENSA DEL CONSUMIDOR, publicado el 2 de setiembre de 2010 y modificado por Decreto Legislativo 1308</w:t>
       </w:r>
     </w:p>
     <w:p>
@@ -9176,7 +9176,7 @@
           <w:sz w:val="16"/>
           <w:szCs w:val="16"/>
         </w:rPr>
-        <w:t>Cambiar productos por otros de idénticas o similares características, cuando la reparación no sea posible o no resulte    razonable según las circunstancias.</w:t>
+        <w:t>Cambiar productos por otros de idénticas o similares características, cuando la reparación no sea posible o no resulte razonable según las circunstancias.</w:t>
       </w:r>
     </w:p>
     <w:p>
@@ -9379,7 +9379,7 @@
           <w:sz w:val="16"/>
           <w:szCs w:val="16"/>
         </w:rPr>
-        <w:t>115.2    Las medidas correctivas reparadoras no pueden ser solicitadas de manera acumulativa conjunta, pudiendo plantearse de manera alternativa o subsidiaria, con excepción de la medida correctiva señalada en el literal h) que puede solicitarse conjuntamente con otra medida correctiva. Cuando los órganos competentes del Indecopi se pronuncian respecto de una medida correctiva reparadora, aplican el principio de congruencia procesal.</w:t>
+        <w:t>115.2 Las medidas correctivas reparadoras no pueden ser solicitadas de manera acumulativa conjunta, pudiendo plantearse de manera alternativa o subsidiaria, con excepción de la medida correctiva señalada en el literal h) que puede solicitarse conjuntamente con otra medida correctiva. Cuando los órganos competentes del Indecopi se pronuncian respecto de una medida correctiva reparadora, aplican el principio de congruencia procesal.</w:t>
       </w:r>
     </w:p>
     <w:p>
@@ -9399,7 +9399,7 @@
           <w:sz w:val="16"/>
           <w:szCs w:val="16"/>
         </w:rPr>
-        <w:t>115.3    Las medidas correctivas reparadoras pueden solicitarse en cualquier momento hasta antes de la notificación de cargo al proveedor, sin perjuicio de la facultad de secretaría técnica de la comisión de requerir al consumidor que precise la medida correctiva materia de solicitud. El consumidor puede variar su solicitud de medida correctiva hasta antes de la decisión de primera instancia, en cuyo caso se confiere traslado al proveedor para que formule su descargo.</w:t>
+        <w:t>115.3 Las medidas correctivas reparadoras pueden solicitarse en cualquier momento hasta antes de la notificación de cargo al proveedor, sin perjuicio de la facultad de secretaría técnica de la comisión de requerir al consumidor que precise la medida correctiva materia de solicitud. El consumidor puede variar su solicitud de medida correctiva hasta antes de la decisión de primera instancia, en cuyo caso se confiere traslado al proveedor para que formule su descargo.</w:t>
       </w:r>
     </w:p>
     <w:p>
@@ -9419,7 +9419,7 @@
           <w:sz w:val="16"/>
           <w:szCs w:val="16"/>
         </w:rPr>
-        <w:t>115.4     Corresponde al consumidor que solicita el dictado de la medida correctiva reparadora probar las consecuencias patrimoniales directas e inmediatas causadas por la comisión de la infracción administrativa.</w:t>
+        <w:t>115.4 Corresponde al consumidor que solicita el dictado de la medida correctiva reparadora probar las consecuencias patrimoniales directas e inmediatas causadas por la comisión de la infracción administrativa.</w:t>
       </w:r>
     </w:p>
     <w:p>
@@ -9439,7 +9439,7 @@
           <w:sz w:val="16"/>
           <w:szCs w:val="16"/>
         </w:rPr>
-        <w:t>115.5     Los bienes o montos objeto de medidas correctivas reparadoras son entregados por el proveedor directamente al consumidor que los reclama, salvo mandato distinto contenido en la resolución. Aquellos bienes o montos materia de una medida correctiva reparadora, que por algún motivo se encuentran en posesión del Indecopi y deban ser entregados a los consumidores beneficiados, son puestos a disposición de estos.</w:t>
+        <w:t>115.5 Los bienes o montos objeto de medidas correctivas reparadoras son entregados por el proveedor directamente al consumidor que los reclama, salvo mandato distinto contenido en la resolución. Aquellos bienes o montos materia de una medida correctiva reparadora, que por algún motivo se encuentran en posesión del Indecopi y deban ser entregados a los consumidores beneficiados, son puestos a disposición de estos.</w:t>
       </w:r>
     </w:p>
     <w:p>
@@ -9459,7 +9459,7 @@
           <w:sz w:val="16"/>
           <w:szCs w:val="16"/>
         </w:rPr>
-        <w:t>115.6     El extremo de la resolución final que ordena el cumplimiento de una medida correctiva reparadora a favor del consumidor constituye título ejecutivo conforme con lo dispuesto en el artículo 688 del Código Procesal Civil, una vez que quedan consentidas o causan estado en la vía administrativa. La legitimidad para obrar en los procesos civiles de ejecución corresponde a los consumidores beneficiados con la medida correctiva reparadora.</w:t>
+        <w:t>115.6 El extremo de la resolución final que ordena el cumplimiento de una medida correctiva reparadora a favor del consumidor constituye título ejecutivo conforme con lo dispuesto en el artículo 688 del Código Procesal Civil, una vez que quedan consentidas o causan estado en la vía administrativa. La legitimidad para obrar en los procesos civiles de ejecución corresponde a los consumidores beneficiados con la medida correctiva reparadora.</w:t>
       </w:r>
     </w:p>
     <w:p>
@@ -9479,7 +9479,7 @@
           <w:sz w:val="16"/>
           <w:szCs w:val="16"/>
         </w:rPr>
-        <w:t xml:space="preserve">115.7    </w:t>
+        <w:t xml:space="preserve">115.7 </w:t>
       </w:r>
       <w:r>
         <w:rPr>
@@ -10087,7 +10087,7 @@
           <w:szCs w:val="16"/>
         </w:rPr>
         <w:tab/>
-        <w:t>DECRETO LEGISLATIVO Nº 807, LEY SOBRE FACULTADES, NORMAS Y ORGANIZACIÓN DEL INDECOPI FACULTADES DE LAS COMISIONES Y OFICINAS DEL INDECOPI.</w:t>
+        <w:t>DECRETO LEGISLATIVO 807, LEY SOBRE FACULTADES, NORMAS Y ORGANIZACIÓN DEL INDECOPI FACULTADES DE LAS COMISIONES Y OFICINAS DEL INDECOPI.</w:t>
       </w:r>
     </w:p>
     <w:p>
@@ -10110,7 +10110,7 @@
           <w:sz w:val="16"/>
           <w:szCs w:val="16"/>
         </w:rPr>
-        <w:t xml:space="preserve">Artículo 29º.- </w:t>
+        <w:t xml:space="preserve">Artículo 29.- </w:t>
       </w:r>
       <w:r>
         <w:rPr>
@@ -10395,7 +10395,7 @@
               <w:sz w:val="16"/>
               <w:szCs w:val="16"/>
             </w:rPr>
-            <w:t xml:space="preserve">SECRETARIA TÉCNICA DE LA    </w:t>
+            <w:t xml:space="preserve">SECRETARIA TÉCNICA DE LA </w:t>
           </w:r>
         </w:p>
         <w:p>

--- a/plantillas_maestras/17_seguro_no_especificado/materia_general_asegurativa/1_ddo_banco_o_financiera/varon/TPL_0625_2025_SEGURO_NO_ESPECIFICADO_MATERIA_GENERAL_ASEGURATIVA_BANCO_VARON.docx
+++ b/plantillas_maestras/17_seguro_no_especificado/materia_general_asegurativa/1_ddo_banco_o_financiera/varon/TPL_0625_2025_SEGURO_NO_ESPECIFICADO_MATERIA_GENERAL_ASEGURATIVA_BANCO_VARON.docx
@@ -261,7 +261,7 @@
           <w:lang w:eastAsia="es-PE"/>
           <w14:ligatures w14:val="none"/>
         </w:rPr>
-        <w:t>DENUNCIANTE</w:t>
+        <w:t xml:space="preserve">DENUNCIANTE:[DENUNCIANTE] ([APELLIDO])</w:t>
       </w:r>
       <w:r>
         <w:rPr>
@@ -272,7 +272,7 @@
           <w14:ligatures w14:val="none"/>
         </w:rPr>
         <w:tab/>
-        <w:t>:</w:t>
+        <w:t/>
       </w:r>
       <w:r>
         <w:rPr>
@@ -292,37 +292,37 @@
           <w:lang w:eastAsia="es-PE"/>
           <w14:ligatures w14:val="none"/>
         </w:rPr>
-        <w:t>DISTRIBUIDORA FERRETERA RKAL S.A.C.</w:t>
-      </w:r>
-      <w:r>
-        <w:rPr>
-          <w:rFonts w:ascii="Arial Narrow" w:eastAsia="Arial Narrow" w:hAnsi="Arial Narrow" w:cs="Arial Narrow"/>
-          <w:b/>
-          <w:kern w:val="0"/>
-          <w:lang w:eastAsia="es-PE"/>
-          <w14:ligatures w14:val="none"/>
-        </w:rPr>
-        <w:t xml:space="preserve"> (</w:t>
-      </w:r>
-      <w:r>
-        <w:rPr>
-          <w:rFonts w:ascii="Arial Narrow" w:eastAsia="Arial Narrow" w:hAnsi="Arial Narrow" w:cs="Arial Narrow"/>
-          <w:b/>
-          <w:kern w:val="0"/>
-          <w:lang w:eastAsia="es-PE"/>
-          <w14:ligatures w14:val="none"/>
-        </w:rPr>
-        <w:t>DISTRIBUIDORA</w:t>
-      </w:r>
-      <w:r>
-        <w:rPr>
-          <w:rFonts w:ascii="Arial Narrow" w:eastAsia="Arial Narrow" w:hAnsi="Arial Narrow" w:cs="Arial Narrow"/>
-          <w:b/>
-          <w:kern w:val="0"/>
-          <w:lang w:eastAsia="es-PE"/>
-          <w14:ligatures w14:val="none"/>
-        </w:rPr>
-        <w:t>)</w:t>
+        <w:t/>
+      </w:r>
+      <w:r>
+        <w:rPr>
+          <w:rFonts w:ascii="Arial Narrow" w:eastAsia="Arial Narrow" w:hAnsi="Arial Narrow" w:cs="Arial Narrow"/>
+          <w:b/>
+          <w:kern w:val="0"/>
+          <w:lang w:eastAsia="es-PE"/>
+          <w14:ligatures w14:val="none"/>
+        </w:rPr>
+        <w:t xml:space="preserve"/>
+      </w:r>
+      <w:r>
+        <w:rPr>
+          <w:rFonts w:ascii="Arial Narrow" w:eastAsia="Arial Narrow" w:hAnsi="Arial Narrow" w:cs="Arial Narrow"/>
+          <w:b/>
+          <w:kern w:val="0"/>
+          <w:lang w:eastAsia="es-PE"/>
+          <w14:ligatures w14:val="none"/>
+        </w:rPr>
+        <w:t/>
+      </w:r>
+      <w:r>
+        <w:rPr>
+          <w:rFonts w:ascii="Arial Narrow" w:eastAsia="Arial Narrow" w:hAnsi="Arial Narrow" w:cs="Arial Narrow"/>
+          <w:b/>
+          <w:kern w:val="0"/>
+          <w:lang w:eastAsia="es-PE"/>
+          <w14:ligatures w14:val="none"/>
+        </w:rPr>
+        <w:t/>
       </w:r>
     </w:p>
     <w:p>
@@ -726,7 +726,7 @@
           <w:lang w:eastAsia="es-PE"/>
           <w14:ligatures w14:val="none"/>
         </w:rPr>
-        <w:t xml:space="preserve">Mediante </w:t>
+        <w:t xml:space="preserve">Mediante el escrito del 10 de marzo de 2025, subsanado con los escritos presentados el 4 y 7 de abril de 2025, el señor [APELLIDO] Ander Rubio Naupari, en representación [APELLIDO], denunció al Banco por presuntas infracciones a la Ley 29571, Código de Protección y Defensa del Consumidor (en adelante, Código), señalando lo siguiente:</w:t>
       </w:r>
       <w:r>
         <w:rPr>
@@ -735,88 +735,88 @@
           <w:lang w:val="es-ES" w:eastAsia="es-PE"/>
           <w14:ligatures w14:val="none"/>
         </w:rPr>
-        <w:t xml:space="preserve">el escrito del </w:t>
-      </w:r>
-      <w:r>
-        <w:rPr>
-          <w:rFonts w:ascii="Arial Narrow" w:eastAsia="Arial Narrow" w:hAnsi="Arial Narrow" w:cs="Arial Narrow"/>
-          <w:kern w:val="0"/>
-          <w:lang w:eastAsia="es-PE"/>
-          <w14:ligatures w14:val="none"/>
-        </w:rPr>
-        <w:t>10</w:t>
-      </w:r>
-      <w:r>
-        <w:rPr>
-          <w:rFonts w:ascii="Arial Narrow" w:eastAsia="Arial Narrow" w:hAnsi="Arial Narrow" w:cs="Arial Narrow"/>
-          <w:kern w:val="0"/>
-          <w:lang w:eastAsia="es-PE"/>
-          <w14:ligatures w14:val="none"/>
-        </w:rPr>
-        <w:t xml:space="preserve"> de </w:t>
-      </w:r>
-      <w:r>
-        <w:rPr>
-          <w:rFonts w:ascii="Arial Narrow" w:eastAsia="Arial Narrow" w:hAnsi="Arial Narrow" w:cs="Arial Narrow"/>
-          <w:kern w:val="0"/>
-          <w:lang w:eastAsia="es-PE"/>
-          <w14:ligatures w14:val="none"/>
-        </w:rPr>
-        <w:t>marzo</w:t>
-      </w:r>
-      <w:r>
-        <w:rPr>
-          <w:rFonts w:ascii="Arial Narrow" w:eastAsia="Arial Narrow" w:hAnsi="Arial Narrow" w:cs="Arial Narrow"/>
-          <w:kern w:val="0"/>
-          <w:lang w:eastAsia="es-PE"/>
-          <w14:ligatures w14:val="none"/>
-        </w:rPr>
-        <w:t xml:space="preserve"> de 202</w:t>
-      </w:r>
-      <w:r>
-        <w:rPr>
-          <w:rFonts w:ascii="Arial Narrow" w:eastAsia="Arial Narrow" w:hAnsi="Arial Narrow" w:cs="Arial Narrow"/>
-          <w:kern w:val="0"/>
-          <w:lang w:eastAsia="es-PE"/>
-          <w14:ligatures w14:val="none"/>
-        </w:rPr>
-        <w:t>5</w:t>
-      </w:r>
-      <w:r>
-        <w:rPr>
-          <w:rFonts w:ascii="Arial Narrow" w:eastAsia="Arial Narrow" w:hAnsi="Arial Narrow" w:cs="Arial Narrow"/>
-          <w:kern w:val="0"/>
-          <w:lang w:eastAsia="es-PE"/>
-          <w14:ligatures w14:val="none"/>
-        </w:rPr>
-        <w:t xml:space="preserve">, subsanado con </w:t>
-      </w:r>
-      <w:r>
-        <w:rPr>
-          <w:rFonts w:ascii="Arial Narrow" w:eastAsia="Arial Narrow" w:hAnsi="Arial Narrow" w:cs="Arial Narrow"/>
-          <w:kern w:val="0"/>
-          <w:lang w:eastAsia="es-PE"/>
-          <w14:ligatures w14:val="none"/>
-        </w:rPr>
-        <w:t xml:space="preserve">los escritos presentados el 4 y 7 de abril </w:t>
-      </w:r>
-      <w:r>
-        <w:rPr>
-          <w:rFonts w:ascii="Arial Narrow" w:eastAsia="Arial Narrow" w:hAnsi="Arial Narrow" w:cs="Arial Narrow"/>
-          <w:kern w:val="0"/>
-          <w:lang w:eastAsia="es-PE"/>
-          <w14:ligatures w14:val="none"/>
-        </w:rPr>
-        <w:t>de 2025</w:t>
-      </w:r>
-      <w:r>
-        <w:rPr>
-          <w:rFonts w:ascii="Arial Narrow" w:eastAsia="Arial Narrow" w:hAnsi="Arial Narrow" w:cs="Arial Narrow"/>
-          <w:kern w:val="0"/>
-          <w:lang w:eastAsia="es-PE"/>
-          <w14:ligatures w14:val="none"/>
-        </w:rPr>
-        <w:t xml:space="preserve">, </w:t>
+        <w:t xml:space="preserve"/>
+      </w:r>
+      <w:r>
+        <w:rPr>
+          <w:rFonts w:ascii="Arial Narrow" w:eastAsia="Arial Narrow" w:hAnsi="Arial Narrow" w:cs="Arial Narrow"/>
+          <w:kern w:val="0"/>
+          <w:lang w:eastAsia="es-PE"/>
+          <w14:ligatures w14:val="none"/>
+        </w:rPr>
+        <w:t/>
+      </w:r>
+      <w:r>
+        <w:rPr>
+          <w:rFonts w:ascii="Arial Narrow" w:eastAsia="Arial Narrow" w:hAnsi="Arial Narrow" w:cs="Arial Narrow"/>
+          <w:kern w:val="0"/>
+          <w:lang w:eastAsia="es-PE"/>
+          <w14:ligatures w14:val="none"/>
+        </w:rPr>
+        <w:t xml:space="preserve"/>
+      </w:r>
+      <w:r>
+        <w:rPr>
+          <w:rFonts w:ascii="Arial Narrow" w:eastAsia="Arial Narrow" w:hAnsi="Arial Narrow" w:cs="Arial Narrow"/>
+          <w:kern w:val="0"/>
+          <w:lang w:eastAsia="es-PE"/>
+          <w14:ligatures w14:val="none"/>
+        </w:rPr>
+        <w:t/>
+      </w:r>
+      <w:r>
+        <w:rPr>
+          <w:rFonts w:ascii="Arial Narrow" w:eastAsia="Arial Narrow" w:hAnsi="Arial Narrow" w:cs="Arial Narrow"/>
+          <w:kern w:val="0"/>
+          <w:lang w:eastAsia="es-PE"/>
+          <w14:ligatures w14:val="none"/>
+        </w:rPr>
+        <w:t xml:space="preserve"/>
+      </w:r>
+      <w:r>
+        <w:rPr>
+          <w:rFonts w:ascii="Arial Narrow" w:eastAsia="Arial Narrow" w:hAnsi="Arial Narrow" w:cs="Arial Narrow"/>
+          <w:kern w:val="0"/>
+          <w:lang w:eastAsia="es-PE"/>
+          <w14:ligatures w14:val="none"/>
+        </w:rPr>
+        <w:t/>
+      </w:r>
+      <w:r>
+        <w:rPr>
+          <w:rFonts w:ascii="Arial Narrow" w:eastAsia="Arial Narrow" w:hAnsi="Arial Narrow" w:cs="Arial Narrow"/>
+          <w:kern w:val="0"/>
+          <w:lang w:eastAsia="es-PE"/>
+          <w14:ligatures w14:val="none"/>
+        </w:rPr>
+        <w:t xml:space="preserve"/>
+      </w:r>
+      <w:r>
+        <w:rPr>
+          <w:rFonts w:ascii="Arial Narrow" w:eastAsia="Arial Narrow" w:hAnsi="Arial Narrow" w:cs="Arial Narrow"/>
+          <w:kern w:val="0"/>
+          <w:lang w:eastAsia="es-PE"/>
+          <w14:ligatures w14:val="none"/>
+        </w:rPr>
+        <w:t xml:space="preserve"/>
+      </w:r>
+      <w:r>
+        <w:rPr>
+          <w:rFonts w:ascii="Arial Narrow" w:eastAsia="Arial Narrow" w:hAnsi="Arial Narrow" w:cs="Arial Narrow"/>
+          <w:kern w:val="0"/>
+          <w:lang w:eastAsia="es-PE"/>
+          <w14:ligatures w14:val="none"/>
+        </w:rPr>
+        <w:t/>
+      </w:r>
+      <w:r>
+        <w:rPr>
+          <w:rFonts w:ascii="Arial Narrow" w:eastAsia="Arial Narrow" w:hAnsi="Arial Narrow" w:cs="Arial Narrow"/>
+          <w:kern w:val="0"/>
+          <w:lang w:eastAsia="es-PE"/>
+          <w14:ligatures w14:val="none"/>
+        </w:rPr>
+        <w:t xml:space="preserve"/>
       </w:r>
       <w:r>
         <w:rPr>
@@ -825,7 +825,7 @@
           <w:lang w:val="es-ES" w:eastAsia="es-PE"/>
           <w14:ligatures w14:val="none"/>
         </w:rPr>
-        <w:t xml:space="preserve">el señor </w:t>
+        <w:t xml:space="preserve"/>
       </w:r>
       <w:r>
         <w:rPr>
@@ -834,7 +834,7 @@
           <w:lang w:val="es-ES" w:eastAsia="es-PE"/>
           <w14:ligatures w14:val="none"/>
         </w:rPr>
-        <w:t xml:space="preserve">Roger Ander Rubio Naupari, en representación de la Distribuidora, </w:t>
+        <w:t xml:space="preserve"/>
       </w:r>
       <w:r>
         <w:rPr>
@@ -843,7 +843,7 @@
           <w:lang w:val="es-ES" w:eastAsia="es-PE"/>
           <w14:ligatures w14:val="none"/>
         </w:rPr>
-        <w:t xml:space="preserve">denunció </w:t>
+        <w:t xml:space="preserve"/>
       </w:r>
       <w:r>
         <w:rPr>
@@ -852,7 +852,7 @@
           <w:lang w:val="es-ES" w:eastAsia="es-PE"/>
           <w14:ligatures w14:val="none"/>
         </w:rPr>
-        <w:t xml:space="preserve">al Banco </w:t>
+        <w:t xml:space="preserve"/>
       </w:r>
       <w:r>
         <w:rPr>
@@ -861,7 +861,7 @@
           <w:lang w:val="es-ES" w:eastAsia="es-PE"/>
           <w14:ligatures w14:val="none"/>
         </w:rPr>
-        <w:t>por presuntas infracciones a la Ley 29571, Código de Protección y Defensa del Consumidor (en adelante, Código)</w:t>
+        <w:t/>
       </w:r>
       <w:r>
         <w:rPr>
@@ -880,7 +880,7 @@
           <w:lang w:val="es-ES" w:eastAsia="es-PE"/>
           <w14:ligatures w14:val="none"/>
         </w:rPr>
-        <w:t xml:space="preserve">, señalando </w:t>
+        <w:t xml:space="preserve"/>
       </w:r>
       <w:r>
         <w:rPr>
@@ -890,7 +890,7 @@
           <w:lang w:val="es-ES" w:eastAsia="es-PE"/>
           <w14:ligatures w14:val="none"/>
         </w:rPr>
-        <w:t>lo siguiente:</w:t>
+        <w:t/>
       </w:r>
     </w:p>
     <w:p>
@@ -934,7 +934,7 @@
           <w:lang w:eastAsia="es-ES"/>
           <w14:ligatures w14:val="none"/>
         </w:rPr>
-        <w:t xml:space="preserve">El 27 de enero de 2023, el señor Manuel Rubio Uriarte (en adelante, señor Manuel Rubio), </w:t>
+        <w:t xml:space="preserve">El 27 de enero de 2023, el señor [APELLIDO] Rubio Uriarte (en adelante, señor [APELLIDO] Rubio), su padre y accionista [APELLIDO], adquirió el Crédito Negocio Activo Fijo 100xxxxxx197 del Banco equivalente a S/ 223 990,00 a veinticuatro (24) cuotas de S/ 10 984,70 incluido el pago del Seguro de Desgravamen de Pacífico Compañía de Seguros y Reaseguros S.A. (en adelante, Pacífico).</w:t>
       </w:r>
       <w:r>
         <w:rPr>
@@ -944,7 +944,7 @@
           <w:lang w:eastAsia="es-ES"/>
           <w14:ligatures w14:val="none"/>
         </w:rPr>
-        <w:t xml:space="preserve">su </w:t>
+        <w:t xml:space="preserve"/>
       </w:r>
       <w:r>
         <w:rPr>
@@ -954,7 +954,7 @@
           <w:lang w:eastAsia="es-ES"/>
           <w14:ligatures w14:val="none"/>
         </w:rPr>
-        <w:t xml:space="preserve">padre y accionista de la Distribuidora, </w:t>
+        <w:t xml:space="preserve"/>
       </w:r>
       <w:r>
         <w:rPr>
@@ -964,7 +964,7 @@
           <w:lang w:eastAsia="es-ES"/>
           <w14:ligatures w14:val="none"/>
         </w:rPr>
-        <w:t>adquirió el Crédito Negocio Activo Fijo 100xxxxxx197 del Banco equivalente a S/ 223 990,00 a veinticuatro (24) cuotas de S/ 10 984,70 incluido el pago del Seguro de Desgravamen</w:t>
+        <w:t/>
       </w:r>
       <w:r>
         <w:rPr>
@@ -974,7 +974,7 @@
           <w:lang w:eastAsia="es-ES"/>
           <w14:ligatures w14:val="none"/>
         </w:rPr>
-        <w:t xml:space="preserve"> de Pacífico</w:t>
+        <w:t xml:space="preserve"/>
       </w:r>
       <w:r>
         <w:rPr>
@@ -984,7 +984,7 @@
           <w:lang w:eastAsia="es-ES"/>
           <w14:ligatures w14:val="none"/>
         </w:rPr>
-        <w:t xml:space="preserve"> Compañía de Seguros y Reaseguros S.A. (en adelante, Pacífico)</w:t>
+        <w:t xml:space="preserve"/>
       </w:r>
       <w:r>
         <w:rPr>
@@ -994,7 +994,7 @@
           <w:lang w:eastAsia="es-ES"/>
           <w14:ligatures w14:val="none"/>
         </w:rPr>
-        <w:t>.</w:t>
+        <w:t/>
       </w:r>
     </w:p>
     <w:p>
@@ -1038,7 +1038,7 @@
           <w:lang w:eastAsia="es-ES"/>
           <w14:ligatures w14:val="none"/>
         </w:rPr>
-        <w:t>Cuando el señor Manuel Rubio falleció, mantenía vigente los siguientes créditos con el Banco: (i) Crédito de Negocio Activo Fijo 100xxxxxx406, cubierto por la Póliza 24260 del Seguro de Desgravamen Crédito Negocio (en adelante, Seguro de Desgravamen, cuyo saldo insoluto a la fecha del fallecimiento del titular del Crédito era de S/ 8 165,82 ; y, (ii) Crédito de Negocio Activo Fijo 100xxxxxx197, cubierto por la misma Póliza del Seguro de Desgravamen, cuyo saldo insoluto a la fecha del fallecimiento del titular del Crédito era de S/ 182 906,67.</w:t>
+        <w:t xml:space="preserve">Cuando el señor [APELLIDO] Rubio falleció, mantenía vigente los siguientes créditos con el Banco: (i) Crédito de Negocio Activo Fijo 100xxxxxx406, cubierto por la Póliza 24260 del Seguro de Desgravamen Crédito Negocio (en adelante, Seguro de Desgravamen, cuyo saldo insoluto a la fecha del fallecimiento del titular del Crédito era de S/ 8 165,82 ; y, (ii) Crédito de Negocio Activo Fijo 100xxxxxx197, cubierto por la misma Póliza del Seguro de Desgravamen, cuyo saldo insoluto a la fecha del fallecimiento del titular del Crédito era de S/ 182 906,67.</w:t>
       </w:r>
     </w:p>
     <w:p>
@@ -1079,7 +1079,7 @@
           <w:lang w:eastAsia="es-ES"/>
           <w14:ligatures w14:val="none"/>
         </w:rPr>
-        <w:t>El 15 de mayo de 2024, Pacífico le informó que el beneficio por la suma de S/ 8 165,82 correspondiente al Crédito 100xxxxxx406 había sido aprobado el 19 de abril de 2024.</w:t>
+        <w:t xml:space="preserve">El 15 de mayo de 2024, Pacífico le informó que el beneficio por la suma de S/ 8 165,82 correspondiente al Crédito 100xxxxxx406 había sido aprobado el 19 de abril de 2024. El 28 de mayo del 2024, el Pacífico le comunicó que el Crédito 100xxxxxx020 1197 no se encuentra cubierto bajo las condiciones del Seguro de Desgravamen, argumentando que el titular del crédito no era el señor [APELLIDO] Rubio, sino el señor [APELLIDO] Rubio, toda vez que se trataba de un crédito con certificado emitido de manera digital (desembolso por la web Mi Negocio).</w:t>
       </w:r>
       <w:r>
         <w:rPr>
@@ -1089,7 +1089,7 @@
           <w:lang w:eastAsia="es-ES"/>
           <w14:ligatures w14:val="none"/>
         </w:rPr>
-        <w:t xml:space="preserve"> </w:t>
+        <w:t xml:space="preserve"/>
       </w:r>
       <w:r>
         <w:rPr>
@@ -1099,7 +1099,7 @@
           <w:lang w:eastAsia="es-ES"/>
           <w14:ligatures w14:val="none"/>
         </w:rPr>
-        <w:t xml:space="preserve">El 28 de mayo del 2024, el </w:t>
+        <w:t xml:space="preserve"/>
       </w:r>
       <w:r>
         <w:rPr>
@@ -1109,7 +1109,7 @@
           <w:lang w:eastAsia="es-ES"/>
           <w14:ligatures w14:val="none"/>
         </w:rPr>
-        <w:t>Pacífico</w:t>
+        <w:t/>
       </w:r>
       <w:r>
         <w:rPr>
@@ -1119,7 +1119,7 @@
           <w:lang w:eastAsia="es-ES"/>
           <w14:ligatures w14:val="none"/>
         </w:rPr>
-        <w:t xml:space="preserve"> le comunicó que el Crédito 100xxxxxx020 1197 no se encuentra cubierto bajo las condiciones del Seguro de Desgravamen, argumentando que el titular del crédito no era el señor Manuel Rubio, sino el </w:t>
+        <w:t xml:space="preserve"/>
       </w:r>
       <w:r>
         <w:rPr>
@@ -1129,7 +1129,7 @@
           <w:lang w:eastAsia="es-ES"/>
           <w14:ligatures w14:val="none"/>
         </w:rPr>
-        <w:t>señor Roger Rubio</w:t>
+        <w:t/>
       </w:r>
       <w:r>
         <w:rPr>
@@ -1139,7 +1139,7 @@
           <w:lang w:eastAsia="es-ES"/>
           <w14:ligatures w14:val="none"/>
         </w:rPr>
-        <w:t xml:space="preserve">, toda vez que se trataba de un crédito </w:t>
+        <w:t xml:space="preserve"/>
       </w:r>
       <w:r>
         <w:rPr>
@@ -1149,7 +1149,7 @@
           <w:lang w:eastAsia="es-ES"/>
           <w14:ligatures w14:val="none"/>
         </w:rPr>
-        <w:t>con certificado emitido de manera digital (desembolso por la web Mi Negocio).</w:t>
+        <w:t/>
       </w:r>
     </w:p>
     <w:p>
@@ -1191,7 +1191,7 @@
           <w:lang w:eastAsia="es-ES"/>
           <w14:ligatures w14:val="none"/>
         </w:rPr>
-        <w:t xml:space="preserve">El 30 de mayo de 2024, el Banco abonó la suma de S/ </w:t>
+        <w:t xml:space="preserve">El 30 de mayo de 2024, el Banco abonó la suma de S/ 8 289,19 a la Cuenta Corriente 194xxxxxx018 [APELLIDO], por concepto de devolución de pagos posteriores a la fecha de siniestro del Crédito 100xxxxxx406.</w:t>
       </w:r>
       <w:r>
         <w:rPr>
@@ -1201,7 +1201,7 @@
           <w:lang w:eastAsia="es-ES"/>
           <w14:ligatures w14:val="none"/>
         </w:rPr>
-        <w:t>8 289,19 a la Cuenta Corriente 194xxxxxx018 de la Distribuidora, por concepto de devolución de pagos posteriores a la fecha de siniestro del Crédito 100xxxxxx406.</w:t>
+        <w:t/>
       </w:r>
     </w:p>
     <w:p>
@@ -1242,7 +1242,7 @@
           <w:lang w:eastAsia="es-ES"/>
           <w14:ligatures w14:val="none"/>
         </w:rPr>
-        <w:t>El 5 de noviembre de 2024, presentó el Reclamo C33786273 ante el Banco</w:t>
+        <w:t xml:space="preserve">El 5 de noviembre de 2024, presentó el Reclamo C33786273 ante el Banco, solicitando que se haga responsable de la cancelación del crédito desembolsado en forma digital y realice el reintegro de los pagos realizados desde julio de 2023 hasta la fecha, toda vez que fue un error del Banco haber consignado como asegurado a alguien diferente al señor [APELLIDO] Rubio.</w:t>
       </w:r>
       <w:r>
         <w:rPr>
@@ -1252,7 +1252,7 @@
           <w:lang w:eastAsia="es-ES"/>
           <w14:ligatures w14:val="none"/>
         </w:rPr>
-        <w:t xml:space="preserve">, solicitando que se haga responsable de la cancelación del crédito desembolsado en forma digital y realice el reintegro de los pagos realizados desde julio de 2023 hasta la fecha, toda vez que </w:t>
+        <w:t xml:space="preserve"/>
       </w:r>
       <w:r>
         <w:rPr>
@@ -1263,7 +1263,7 @@
           <w14:ligatures w14:val="none"/>
         </w:rPr>
         <w:lastRenderedPageBreak/>
-        <w:t>fue un error del Banco haber consignado como asegurado a alguien diferente al señor Manuel Rubio.</w:t>
+        <w:t/>
       </w:r>
     </w:p>
     <w:p>
@@ -1405,7 +1405,7 @@
           <w:lang w:val="es-ES" w:eastAsia="es-PE"/>
           <w14:ligatures w14:val="none"/>
         </w:rPr>
-        <w:t>La Distribuidora</w:t>
+        <w:t xml:space="preserve">La [APELLIDO] solicitó, en calidad de medidas correctivas, que el Banco cumpla con lo siguiente: (i) otorgar una devolución de diecinueve (19) cuotas, cada una de S/ 10 984,70; y, (ii) otorgar el Seguro de Desgravamen cuyo valor asciende a S/ 208 709,30 por el fallecimiento del titular del Crédito. Asimismo, requirió el reembolso de costos y costas del presente procedimiento. </w:t>
       </w:r>
       <w:r>
         <w:rPr>
@@ -1414,34 +1414,34 @@
           <w:lang w:val="es-ES" w:eastAsia="es-PE"/>
           <w14:ligatures w14:val="none"/>
         </w:rPr>
-        <w:t xml:space="preserve"> </w:t>
-      </w:r>
-      <w:r>
-        <w:rPr>
-          <w:rFonts w:ascii="Arial Narrow" w:eastAsia="Arial Narrow" w:hAnsi="Arial Narrow" w:cs="Arial Narrow"/>
-          <w:kern w:val="0"/>
-          <w:lang w:eastAsia="es-PE"/>
-          <w14:ligatures w14:val="none"/>
-        </w:rPr>
-        <w:t xml:space="preserve">solicitó, en calidad de medidas correctivas, que </w:t>
-      </w:r>
-      <w:r>
-        <w:rPr>
-          <w:rFonts w:ascii="Arial Narrow" w:eastAsia="Arial Narrow" w:hAnsi="Arial Narrow" w:cs="Arial Narrow"/>
-          <w:kern w:val="0"/>
-          <w:lang w:eastAsia="es-PE"/>
-          <w14:ligatures w14:val="none"/>
-        </w:rPr>
-        <w:t>el Banco</w:t>
-      </w:r>
-      <w:r>
-        <w:rPr>
-          <w:rFonts w:ascii="Arial Narrow" w:eastAsia="Arial Narrow" w:hAnsi="Arial Narrow" w:cs="Arial Narrow"/>
-          <w:kern w:val="0"/>
-          <w:lang w:eastAsia="es-PE"/>
-          <w14:ligatures w14:val="none"/>
-        </w:rPr>
-        <w:t xml:space="preserve"> </w:t>
+        <w:t xml:space="preserve"/>
+      </w:r>
+      <w:r>
+        <w:rPr>
+          <w:rFonts w:ascii="Arial Narrow" w:eastAsia="Arial Narrow" w:hAnsi="Arial Narrow" w:cs="Arial Narrow"/>
+          <w:kern w:val="0"/>
+          <w:lang w:eastAsia="es-PE"/>
+          <w14:ligatures w14:val="none"/>
+        </w:rPr>
+        <w:t xml:space="preserve"/>
+      </w:r>
+      <w:r>
+        <w:rPr>
+          <w:rFonts w:ascii="Arial Narrow" w:eastAsia="Arial Narrow" w:hAnsi="Arial Narrow" w:cs="Arial Narrow"/>
+          <w:kern w:val="0"/>
+          <w:lang w:eastAsia="es-PE"/>
+          <w14:ligatures w14:val="none"/>
+        </w:rPr>
+        <w:t/>
+      </w:r>
+      <w:r>
+        <w:rPr>
+          <w:rFonts w:ascii="Arial Narrow" w:eastAsia="Arial Narrow" w:hAnsi="Arial Narrow" w:cs="Arial Narrow"/>
+          <w:kern w:val="0"/>
+          <w:lang w:eastAsia="es-PE"/>
+          <w14:ligatures w14:val="none"/>
+        </w:rPr>
+        <w:t xml:space="preserve"/>
       </w:r>
       <w:r>
         <w:rPr>
@@ -1451,7 +1451,7 @@
           <w:lang w:eastAsia="es-ES"/>
           <w14:ligatures w14:val="none"/>
         </w:rPr>
-        <w:t>cumpla con</w:t>
+        <w:t/>
       </w:r>
       <w:r>
         <w:rPr>
@@ -1461,7 +1461,7 @@
           <w:lang w:eastAsia="es-ES"/>
           <w14:ligatures w14:val="none"/>
         </w:rPr>
-        <w:t xml:space="preserve"> </w:t>
+        <w:t xml:space="preserve"/>
       </w:r>
       <w:r>
         <w:rPr>
@@ -1471,7 +1471,7 @@
           <w:lang w:eastAsia="es-ES"/>
           <w14:ligatures w14:val="none"/>
         </w:rPr>
-        <w:t xml:space="preserve">lo siguiente: (i) </w:t>
+        <w:t xml:space="preserve"/>
       </w:r>
       <w:r>
         <w:rPr>
@@ -1481,7 +1481,7 @@
           <w:lang w:eastAsia="es-ES"/>
           <w14:ligatures w14:val="none"/>
         </w:rPr>
-        <w:t xml:space="preserve">otorgar </w:t>
+        <w:t xml:space="preserve"/>
       </w:r>
       <w:r>
         <w:rPr>
@@ -1491,7 +1491,7 @@
           <w:lang w:eastAsia="es-ES"/>
           <w14:ligatures w14:val="none"/>
         </w:rPr>
-        <w:t>una devolución de diecinueve (19) cuotas, cada una de S/ 10 984,70; y, (ii) otorgar el Seguro de Desgravamen cuyo valor asciende a S/ 208 709,30 por el fallecimiento del titular del Crédito</w:t>
+        <w:t/>
       </w:r>
       <w:r>
         <w:rPr>
@@ -1501,7 +1501,7 @@
           <w:lang w:eastAsia="es-ES"/>
           <w14:ligatures w14:val="none"/>
         </w:rPr>
-        <w:t xml:space="preserve">. </w:t>
+        <w:t xml:space="preserve"/>
       </w:r>
       <w:r>
         <w:rPr>
@@ -1510,7 +1510,7 @@
           <w:lang w:val="es-ES" w:eastAsia="es-PE"/>
           <w14:ligatures w14:val="none"/>
         </w:rPr>
-        <w:t>Asimismo,</w:t>
+        <w:t/>
       </w:r>
       <w:r>
         <w:rPr>
@@ -1519,7 +1519,7 @@
           <w:lang w:val="es-ES" w:eastAsia="es-PE"/>
           <w14:ligatures w14:val="none"/>
         </w:rPr>
-        <w:t xml:space="preserve"> requirió el reembolso de costos y costas del presente procedimiento. </w:t>
+        <w:t xml:space="preserve"/>
       </w:r>
     </w:p>
     <w:p>
@@ -1559,14 +1559,14 @@
         <w:rPr>
           <w:rFonts w:ascii="Arial Narrow" w:hAnsi="Arial Narrow"/>
         </w:rPr>
-        <w:t>El 19 de julio de 2023, el Pleno de la Comisión de Protección al Consumidor 1 (en adelante, Comisión) acordó delegar a la Secretaría Técnica de la Comisión de Protección al Consumidor 1 (en adelante, la Secretaría Técnica) la facultad de calificar y declarar la confidencialidad de la información solicitada a pedido de parte o de oficio</w:t>
+        <w:t xml:space="preserve">El 19 de julio de 2023, el Pleno de la Comisión de Protección al Consumidor 1 (en adelante, Comisión) acordó delegar a la Secretaría Técnica de la Comisión de Protección al Consumidor 1 (en adelante, la Secretaría Técnica) la facultad de calificar y declarar la confidencialidad de la información solicitada a pedido de parte o de oficio, en el marco de la tramitación de los procedimientos de protección al consumidor, en primera y segunda instancia administrativa. En ese sentido, corresponde emitir un pronunciamiento respecto a la confidencialidad de la documentación presentada por la [APELLIDO].</w:t>
       </w:r>
       <w:r>
         <w:rPr>
           <w:rFonts w:ascii="Arial Narrow" w:hAnsi="Arial Narrow"/>
           <w:lang w:val="es-ES" w:eastAsia="es-ES"/>
         </w:rPr>
-        <w:t xml:space="preserve">, en el marco de la tramitación de los procedimientos de protección al consumidor, en primera y segunda instancia administrativa. En ese sentido, corresponde emitir un pronunciamiento respecto a la confidencialidad de la documentación presentada por </w:t>
+        <w:t xml:space="preserve"/>
       </w:r>
       <w:r>
         <w:rPr>
@@ -1575,13 +1575,13 @@
           <w:lang w:val="es-ES" w:eastAsia="es-PE"/>
           <w14:ligatures w14:val="none"/>
         </w:rPr>
-        <w:t>la Distribuidora</w:t>
+        <w:t/>
       </w:r>
       <w:r>
         <w:rPr>
           <w:rFonts w:ascii="Arial Narrow" w:hAnsi="Arial Narrow"/>
         </w:rPr>
-        <w:t>.</w:t>
+        <w:t/>
       </w:r>
     </w:p>
     <w:p>
@@ -2192,7 +2192,7 @@
           <w:lang w:eastAsia="es-PE"/>
           <w14:ligatures w14:val="none"/>
         </w:rPr>
-        <w:t xml:space="preserve">Por escrito del </w:t>
+        <w:t xml:space="preserve">Por escrito del 4 y 7 de abril de 2025, la [APELLIDO] presentó las declaraciones mensuales (PDT-IGV Renta Mensual) del Impuesto General a las Ventas (IGV) e Impuesto a la Renta (IR) completas del ejercicio correspondiente al año 2024, el cual contiene información correspondiente a PDT-IGV Renta mensual, IGV, e IR; por lo que corresponde que la Secretaría Técnica -por delegación de facultades- evalúe su confidencialidad.</w:t>
       </w:r>
       <w:r>
         <w:rPr>
@@ -2201,7 +2201,7 @@
           <w:lang w:eastAsia="es-PE"/>
           <w14:ligatures w14:val="none"/>
         </w:rPr>
-        <w:t xml:space="preserve">4 y 7 de abril </w:t>
+        <w:t xml:space="preserve"/>
       </w:r>
       <w:r>
         <w:rPr>
@@ -2210,7 +2210,7 @@
           <w:lang w:eastAsia="es-PE"/>
           <w14:ligatures w14:val="none"/>
         </w:rPr>
-        <w:t>de 2025</w:t>
+        <w:t/>
       </w:r>
       <w:r>
         <w:rPr>
@@ -2219,7 +2219,7 @@
           <w:lang w:eastAsia="es-PE"/>
           <w14:ligatures w14:val="none"/>
         </w:rPr>
-        <w:t xml:space="preserve">, </w:t>
+        <w:t xml:space="preserve"/>
       </w:r>
       <w:r>
         <w:rPr>
@@ -2228,7 +2228,7 @@
           <w:lang w:val="es-ES" w:eastAsia="es-PE"/>
           <w14:ligatures w14:val="none"/>
         </w:rPr>
-        <w:t>la Distribuidora</w:t>
+        <w:t/>
       </w:r>
       <w:r>
         <w:rPr>
@@ -2237,7 +2237,7 @@
           <w:lang w:eastAsia="es-PE"/>
           <w14:ligatures w14:val="none"/>
         </w:rPr>
-        <w:t xml:space="preserve"> </w:t>
+        <w:t xml:space="preserve"/>
       </w:r>
       <w:r>
         <w:rPr>
@@ -2246,7 +2246,7 @@
           <w:lang w:eastAsia="es-PE"/>
           <w14:ligatures w14:val="none"/>
         </w:rPr>
-        <w:t>presentó las declaraciones mensuales (PDT-IGV Renta Mensual) del Impuesto General a las Ventas (IGV) e Impuesto a la Renta (IR) completas del ejercicio correspondiente al año 202</w:t>
+        <w:t/>
       </w:r>
       <w:r>
         <w:rPr>
@@ -2255,7 +2255,7 @@
           <w:lang w:eastAsia="es-PE"/>
           <w14:ligatures w14:val="none"/>
         </w:rPr>
-        <w:t>4</w:t>
+        <w:t/>
       </w:r>
       <w:r>
         <w:rPr>
@@ -2264,7 +2264,7 @@
           <w:lang w:eastAsia="es-PE"/>
           <w14:ligatures w14:val="none"/>
         </w:rPr>
-        <w:t>, el cual contiene información correspondiente a PDT-IGV Renta mensual, IGV, e IR</w:t>
+        <w:t/>
       </w:r>
       <w:r>
         <w:rPr>
@@ -2272,7 +2272,7 @@
           <w:kern w:val="0"/>
           <w14:ligatures w14:val="none"/>
         </w:rPr>
-        <w:t>; por lo que corresponde que la Secretaría Técnica</w:t>
+        <w:t/>
       </w:r>
       <w:r>
         <w:rPr>
@@ -2280,7 +2280,7 @@
           <w:kern w:val="0"/>
           <w14:ligatures w14:val="none"/>
         </w:rPr>
-        <w:t xml:space="preserve"> </w:t>
+        <w:t xml:space="preserve"/>
       </w:r>
       <w:r>
         <w:rPr>
@@ -2289,7 +2289,7 @@
           <w:lang w:eastAsia="es-PE"/>
           <w14:ligatures w14:val="none"/>
         </w:rPr>
-        <w:t xml:space="preserve">-por delegación de facultades- </w:t>
+        <w:t xml:space="preserve"/>
       </w:r>
       <w:r>
         <w:rPr>
@@ -2297,7 +2297,7 @@
           <w:kern w:val="0"/>
           <w14:ligatures w14:val="none"/>
         </w:rPr>
-        <w:t>evalúe su confidencialidad.</w:t>
+        <w:t/>
       </w:r>
     </w:p>
     <w:p>
@@ -2395,7 +2395,7 @@
           <w:lang w:eastAsia="es-PE"/>
           <w14:ligatures w14:val="none"/>
         </w:rPr>
-        <w:t>En atención a lo expuesto, de conformidad con lo establecido en la Directiva, la Secretaría Técnica considera que corresponde declarar de oficio la confidencialidad de las declaraciones mensuales (PDT-IGV Renta Mensual) del Impuesto General a las Ventas (IGV) e Impuesto a la Renta (IR) completas del ejercicio correspondiente al año 202</w:t>
+        <w:t xml:space="preserve">En atención a lo expuesto, de conformidad con lo establecido en la Directiva, la Secretaría Técnica considera que corresponde declarar de oficio la confidencialidad de las declaraciones mensuales (PDT-IGV Renta Mensual) del Impuesto General a las Ventas (IGV) e Impuesto a la Renta (IR) completas del ejercicio correspondiente al año 2024 [APELLIDO] que obra en las piezas 4 y 6 del expediente, precisándose que la confidencialidad declarada deberá mantenerse de forma permanente.</w:t>
       </w:r>
       <w:r>
         <w:rPr>
@@ -2404,7 +2404,7 @@
           <w:lang w:eastAsia="es-PE"/>
           <w14:ligatures w14:val="none"/>
         </w:rPr>
-        <w:t>4</w:t>
+        <w:t/>
       </w:r>
       <w:r>
         <w:rPr>
@@ -2413,7 +2413,7 @@
           <w:lang w:eastAsia="es-PE"/>
           <w14:ligatures w14:val="none"/>
         </w:rPr>
-        <w:t xml:space="preserve"> </w:t>
+        <w:t xml:space="preserve"/>
       </w:r>
       <w:r>
         <w:rPr>
@@ -2422,7 +2422,7 @@
           <w:lang w:eastAsia="es-PE"/>
           <w14:ligatures w14:val="none"/>
         </w:rPr>
-        <w:t xml:space="preserve">de </w:t>
+        <w:t xml:space="preserve"/>
       </w:r>
       <w:r>
         <w:rPr>
@@ -2431,7 +2431,7 @@
           <w:lang w:val="es-ES" w:eastAsia="es-PE"/>
           <w14:ligatures w14:val="none"/>
         </w:rPr>
-        <w:t xml:space="preserve">la Distribuidora </w:t>
+        <w:t xml:space="preserve"/>
       </w:r>
       <w:r>
         <w:rPr>
@@ -2440,7 +2440,7 @@
           <w:lang w:eastAsia="es-PE"/>
           <w14:ligatures w14:val="none"/>
         </w:rPr>
-        <w:t>que obra</w:t>
+        <w:t/>
       </w:r>
       <w:r>
         <w:rPr>
@@ -2449,7 +2449,7 @@
           <w:lang w:eastAsia="es-PE"/>
           <w14:ligatures w14:val="none"/>
         </w:rPr>
-        <w:t xml:space="preserve"> </w:t>
+        <w:t xml:space="preserve"/>
       </w:r>
       <w:r>
         <w:rPr>
@@ -2460,7 +2460,7 @@
           <w:lang w:eastAsia="es-PE"/>
           <w14:ligatures w14:val="none"/>
         </w:rPr>
-        <w:t>en</w:t>
+        <w:t/>
       </w:r>
       <w:r>
         <w:rPr>
@@ -2471,7 +2471,7 @@
           <w:lang w:eastAsia="es-PE"/>
           <w14:ligatures w14:val="none"/>
         </w:rPr>
-        <w:t xml:space="preserve"> </w:t>
+        <w:t xml:space="preserve"/>
       </w:r>
       <w:r>
         <w:rPr>
@@ -2482,7 +2482,7 @@
           <w:lang w:eastAsia="es-PE"/>
           <w14:ligatures w14:val="none"/>
         </w:rPr>
-        <w:t>las piezas 4 y 6</w:t>
+        <w:t/>
       </w:r>
       <w:r>
         <w:rPr>
@@ -2491,7 +2491,7 @@
           <w:lang w:eastAsia="es-PE"/>
           <w14:ligatures w14:val="none"/>
         </w:rPr>
-        <w:t xml:space="preserve"> </w:t>
+        <w:t xml:space="preserve"/>
       </w:r>
       <w:r>
         <w:rPr>
@@ -2500,7 +2500,7 @@
           <w:lang w:eastAsia="es-PE"/>
           <w14:ligatures w14:val="none"/>
         </w:rPr>
-        <w:t>del expediente, precisándose que la confidencialidad declarada deberá mantenerse de forma permanente.</w:t>
+        <w:t/>
       </w:r>
     </w:p>
     <w:p>
@@ -2777,7 +2777,7 @@
           <w:lang w:eastAsia="es-PE"/>
           <w14:ligatures w14:val="none"/>
         </w:rPr>
-        <w:t>La Secretaría Técnica de la Comisión de Protección al Consumidor 1 (en adelante, la Secretaría Técnica), en ejercicio de sus facultades</w:t>
+        <w:t xml:space="preserve">La Secretaría Técnica de la Comisión de Protección al Consumidor 1 (en adelante, la Secretaría Técnica), en ejercicio de sus facultades, considera que el hecho consistente en que la entidad bancaria habría consignado de manera errónea como asegurado de la Póliza del Seguro de Desgravamen 24260 al señor [APELLIDO] Rubio Uriarte, generando que no se obtenga la cobertura ante su fallecimiento; involucraría una presunta afectación a sus expectativas, quien no habría encontrado una correspondencia entre lo que esperaba recibir de parte del proveedor y lo que realmente recibió. Por consiguiente, corresponde calificar el hecho materia de denuncia como una presunta infracción al deber de idoneidad, tipificado en los artículos 18 y 19 del Código.</w:t>
       </w:r>
       <w:r>
         <w:rPr>
@@ -2793,7 +2793,7 @@
           <w:lang w:eastAsia="es-PE"/>
           <w14:ligatures w14:val="none"/>
         </w:rPr>
-        <w:t xml:space="preserve">, considera que el hecho consistente en que </w:t>
+        <w:t xml:space="preserve"/>
       </w:r>
       <w:r>
         <w:rPr>
@@ -2802,15 +2802,15 @@
           <w:lang w:eastAsia="es-PE"/>
           <w14:ligatures w14:val="none"/>
         </w:rPr>
-        <w:t>la entidad bancaria habría consignado de manera errónea como asegurado de la Póliza del Seguro de Desgravamen 24260 al señor Manuel Rubio Uriarte, generando que no se obtenga la cobertura ante su fallecimiento</w:t>
-      </w:r>
-      <w:r>
-        <w:rPr>
-          <w:rFonts w:ascii="Arial Narrow" w:eastAsia="Arial Narrow" w:hAnsi="Arial Narrow" w:cs="Arial Narrow"/>
-          <w:kern w:val="0"/>
-          <w14:ligatures w14:val="none"/>
-        </w:rPr>
-        <w:t>; involucraría una presunta afectación a sus expectativas, quien no habría encontrado una correspondencia entre lo que esperaba recibir de parte del proveedor y lo que realmente recibió. Por consiguiente, corresponde calificar el hecho materia de denuncia como una presunta infracción al deber de idoneidad, tipificado en los artículos 18 y 19 del Código</w:t>
+        <w:t/>
+      </w:r>
+      <w:r>
+        <w:rPr>
+          <w:rFonts w:ascii="Arial Narrow" w:eastAsia="Arial Narrow" w:hAnsi="Arial Narrow" w:cs="Arial Narrow"/>
+          <w:kern w:val="0"/>
+          <w14:ligatures w14:val="none"/>
+        </w:rPr>
+        <w:t/>
       </w:r>
       <w:r>
         <w:rPr>
@@ -2825,7 +2825,7 @@
           <w:kern w:val="0"/>
           <w14:ligatures w14:val="none"/>
         </w:rPr>
-        <w:t>.</w:t>
+        <w:t/>
       </w:r>
     </w:p>
     <w:p>
@@ -2868,7 +2868,7 @@
           <w:lang w:eastAsia="es-PE"/>
           <w14:ligatures w14:val="none"/>
         </w:rPr>
-        <w:t>Además, la</w:t>
+        <w:t xml:space="preserve">Además, la Secretaría Técnica, en ejercicio de sus facultades, considera que el hecho consistente en que la entidad bancaria se habría negado injustificadamente a devolver a la parte denunciante los pagos realizados por Crédito 100xxxxxx020 1197 luego del fallecimiento del señor [APELLIDO] Rubio Uriarte, alegando que no era titular del crédito; involucraría una presunta afectación a sus expectativas, quien no habría encontrado una correspondencia entre lo que esperaba recibir de parte del proveedor y lo que realmente recibió. Por consiguiente, corresponde calificar el hecho materia de denuncia como una presunta infracción al deber de idoneidad, tipificado en los artículos 18 y 19 del Código.</w:t>
       </w:r>
       <w:r>
         <w:rPr>
@@ -2877,7 +2877,7 @@
           <w:lang w:eastAsia="es-PE"/>
           <w14:ligatures w14:val="none"/>
         </w:rPr>
-        <w:t xml:space="preserve"> Secretaría Técnica, en ejercicio de sus facultades, considera que el hecho consistente en que </w:t>
+        <w:t xml:space="preserve"/>
       </w:r>
       <w:r>
         <w:rPr>
@@ -2886,15 +2886,15 @@
           <w:lang w:eastAsia="es-PE"/>
           <w14:ligatures w14:val="none"/>
         </w:rPr>
-        <w:t>la entidad bancaria se habría negado injustificadamente a devolver a la parte denunciante los pagos realizados por Crédito 100xxxxxx020 1197 luego del fallecimiento del señor Manuel Rubio Uriarte, alegando que no era titular del crédito</w:t>
-      </w:r>
-      <w:r>
-        <w:rPr>
-          <w:rFonts w:ascii="Arial Narrow" w:eastAsia="Arial Narrow" w:hAnsi="Arial Narrow" w:cs="Arial Narrow"/>
-          <w:kern w:val="0"/>
-          <w14:ligatures w14:val="none"/>
-        </w:rPr>
-        <w:t>; involucraría una presunta afectación a sus expectativas, quien no habría encontrado una correspondencia entre lo que esperaba recibir de parte del proveedor y lo que realmente recibió. Por consiguiente, corresponde calificar el hecho materia de denuncia como una presunta infracción al deber de idoneidad, tipificado en los artículos 18 y 19 del Código.</w:t>
+        <w:t/>
+      </w:r>
+      <w:r>
+        <w:rPr>
+          <w:rFonts w:ascii="Arial Narrow" w:eastAsia="Arial Narrow" w:hAnsi="Arial Narrow" w:cs="Arial Narrow"/>
+          <w:kern w:val="0"/>
+          <w14:ligatures w14:val="none"/>
+        </w:rPr>
+        <w:t/>
       </w:r>
     </w:p>
     <w:p>
@@ -3233,16 +3233,16 @@
           <w14:ligatures w14:val="none"/>
         </w:rPr>
         <w:lastRenderedPageBreak/>
-        <w:t xml:space="preserve">PRIMERO: </w:t>
-      </w:r>
-      <w:r>
-        <w:rPr>
-          <w:rFonts w:ascii="Arial Narrow" w:eastAsia="Arial Narrow" w:hAnsi="Arial Narrow" w:cs="Arial Narrow"/>
-          <w:kern w:val="0"/>
-          <w:lang w:eastAsia="es-PE"/>
-          <w14:ligatures w14:val="none"/>
-        </w:rPr>
-        <w:t xml:space="preserve">calificar, de oficio, como confidencial la información presentada por </w:t>
+        <w:t xml:space="preserve">PRIMERO: calificar, de oficio, como confidencial la información presentada por la [DENUNCIANTE] con su escrito del 4 y 7 de abril de 2025 la cual obra en las piezas 4 y 6 del expediente, referida a las declaraciones juradas mensuales (PDT-IGV Renta mensual) del Impuesto General a las Ventas (IGV) e Impuesto a la Renta (IR) en el cual consten los ingresos netos mensuales del ejercicio correspondiente al 2024; precisándose que la confidencialidad declarada deberá mantenerse permanentemente.</w:t>
+      </w:r>
+      <w:r>
+        <w:rPr>
+          <w:rFonts w:ascii="Arial Narrow" w:eastAsia="Arial Narrow" w:hAnsi="Arial Narrow" w:cs="Arial Narrow"/>
+          <w:kern w:val="0"/>
+          <w:lang w:eastAsia="es-PE"/>
+          <w14:ligatures w14:val="none"/>
+        </w:rPr>
+        <w:t xml:space="preserve"/>
       </w:r>
       <w:r>
         <w:rPr>
@@ -3251,7 +3251,7 @@
           <w:lang w:val="es-ES" w:eastAsia="es-PE"/>
           <w14:ligatures w14:val="none"/>
         </w:rPr>
-        <w:t>la Distribuidora Ferretera RKAL</w:t>
+        <w:t/>
       </w:r>
       <w:r>
         <w:rPr>
@@ -3260,7 +3260,7 @@
           <w:lang w:val="es-ES" w:eastAsia="es-PE"/>
           <w14:ligatures w14:val="none"/>
         </w:rPr>
-        <w:t xml:space="preserve"> </w:t>
+        <w:t xml:space="preserve"/>
       </w:r>
       <w:r>
         <w:rPr>
@@ -3270,7 +3270,7 @@
           <w:lang w:eastAsia="es-PE"/>
           <w14:ligatures w14:val="none"/>
         </w:rPr>
-        <w:t>S.A.C.</w:t>
+        <w:t/>
       </w:r>
       <w:r>
         <w:rPr>
@@ -3278,70 +3278,70 @@
           <w:bCs/>
           <w:spacing w:val="-3"/>
         </w:rPr>
-        <w:t xml:space="preserve"> </w:t>
-      </w:r>
-      <w:r>
-        <w:rPr>
-          <w:rFonts w:ascii="Arial Narrow" w:eastAsia="Arial Narrow" w:hAnsi="Arial Narrow" w:cs="Arial Narrow"/>
-          <w:kern w:val="0"/>
-          <w:lang w:eastAsia="es-PE"/>
-          <w14:ligatures w14:val="none"/>
-        </w:rPr>
-        <w:t>con su escrito</w:t>
-      </w:r>
-      <w:r>
-        <w:rPr>
-          <w:rFonts w:ascii="Arial Narrow" w:eastAsia="Arial Narrow" w:hAnsi="Arial Narrow" w:cs="Arial Narrow"/>
-          <w:kern w:val="0"/>
-          <w:lang w:eastAsia="es-PE"/>
-          <w14:ligatures w14:val="none"/>
-        </w:rPr>
-        <w:t xml:space="preserve"> </w:t>
-      </w:r>
-      <w:r>
-        <w:rPr>
-          <w:rFonts w:ascii="Arial Narrow" w:eastAsia="Arial Narrow" w:hAnsi="Arial Narrow" w:cs="Arial Narrow"/>
-          <w:kern w:val="0"/>
-          <w:lang w:eastAsia="es-PE"/>
-          <w14:ligatures w14:val="none"/>
-        </w:rPr>
-        <w:t xml:space="preserve">del </w:t>
-      </w:r>
-      <w:r>
-        <w:rPr>
-          <w:rFonts w:ascii="Arial Narrow" w:eastAsia="Arial Narrow" w:hAnsi="Arial Narrow" w:cs="Arial Narrow"/>
-          <w:kern w:val="0"/>
-          <w:lang w:eastAsia="es-PE"/>
-          <w14:ligatures w14:val="none"/>
-        </w:rPr>
-        <w:t xml:space="preserve">4 y 7 de abril </w:t>
-      </w:r>
-      <w:r>
-        <w:rPr>
-          <w:rFonts w:ascii="Arial Narrow" w:eastAsia="Arial Narrow" w:hAnsi="Arial Narrow" w:cs="Arial Narrow"/>
-          <w:kern w:val="0"/>
-          <w:lang w:eastAsia="es-PE"/>
-          <w14:ligatures w14:val="none"/>
-        </w:rPr>
-        <w:t>de 202</w:t>
-      </w:r>
-      <w:r>
-        <w:rPr>
-          <w:rFonts w:ascii="Arial Narrow" w:eastAsia="Arial Narrow" w:hAnsi="Arial Narrow" w:cs="Arial Narrow"/>
-          <w:kern w:val="0"/>
-          <w:lang w:eastAsia="es-PE"/>
-          <w14:ligatures w14:val="none"/>
-        </w:rPr>
-        <w:t>5</w:t>
-      </w:r>
-      <w:r>
-        <w:rPr>
-          <w:rFonts w:ascii="Arial Narrow" w:eastAsia="Arial Narrow" w:hAnsi="Arial Narrow" w:cs="Arial Narrow"/>
-          <w:kern w:val="0"/>
-          <w:lang w:eastAsia="es-PE"/>
-          <w14:ligatures w14:val="none"/>
-        </w:rPr>
-        <w:t xml:space="preserve"> la cual obra </w:t>
+        <w:t xml:space="preserve"/>
+      </w:r>
+      <w:r>
+        <w:rPr>
+          <w:rFonts w:ascii="Arial Narrow" w:eastAsia="Arial Narrow" w:hAnsi="Arial Narrow" w:cs="Arial Narrow"/>
+          <w:kern w:val="0"/>
+          <w:lang w:eastAsia="es-PE"/>
+          <w14:ligatures w14:val="none"/>
+        </w:rPr>
+        <w:t/>
+      </w:r>
+      <w:r>
+        <w:rPr>
+          <w:rFonts w:ascii="Arial Narrow" w:eastAsia="Arial Narrow" w:hAnsi="Arial Narrow" w:cs="Arial Narrow"/>
+          <w:kern w:val="0"/>
+          <w:lang w:eastAsia="es-PE"/>
+          <w14:ligatures w14:val="none"/>
+        </w:rPr>
+        <w:t xml:space="preserve"/>
+      </w:r>
+      <w:r>
+        <w:rPr>
+          <w:rFonts w:ascii="Arial Narrow" w:eastAsia="Arial Narrow" w:hAnsi="Arial Narrow" w:cs="Arial Narrow"/>
+          <w:kern w:val="0"/>
+          <w:lang w:eastAsia="es-PE"/>
+          <w14:ligatures w14:val="none"/>
+        </w:rPr>
+        <w:t xml:space="preserve"/>
+      </w:r>
+      <w:r>
+        <w:rPr>
+          <w:rFonts w:ascii="Arial Narrow" w:eastAsia="Arial Narrow" w:hAnsi="Arial Narrow" w:cs="Arial Narrow"/>
+          <w:kern w:val="0"/>
+          <w:lang w:eastAsia="es-PE"/>
+          <w14:ligatures w14:val="none"/>
+        </w:rPr>
+        <w:t xml:space="preserve"/>
+      </w:r>
+      <w:r>
+        <w:rPr>
+          <w:rFonts w:ascii="Arial Narrow" w:eastAsia="Arial Narrow" w:hAnsi="Arial Narrow" w:cs="Arial Narrow"/>
+          <w:kern w:val="0"/>
+          <w:lang w:eastAsia="es-PE"/>
+          <w14:ligatures w14:val="none"/>
+        </w:rPr>
+        <w:t/>
+      </w:r>
+      <w:r>
+        <w:rPr>
+          <w:rFonts w:ascii="Arial Narrow" w:eastAsia="Arial Narrow" w:hAnsi="Arial Narrow" w:cs="Arial Narrow"/>
+          <w:kern w:val="0"/>
+          <w:lang w:eastAsia="es-PE"/>
+          <w14:ligatures w14:val="none"/>
+        </w:rPr>
+        <w:t/>
+      </w:r>
+      <w:r>
+        <w:rPr>
+          <w:rFonts w:ascii="Arial Narrow" w:eastAsia="Arial Narrow" w:hAnsi="Arial Narrow" w:cs="Arial Narrow"/>
+          <w:kern w:val="0"/>
+          <w:lang w:eastAsia="es-PE"/>
+          <w14:ligatures w14:val="none"/>
+        </w:rPr>
+        <w:t xml:space="preserve"/>
       </w:r>
       <w:r>
         <w:rPr>
@@ -3352,7 +3352,7 @@
           <w:lang w:eastAsia="es-PE"/>
           <w14:ligatures w14:val="none"/>
         </w:rPr>
-        <w:t xml:space="preserve">en </w:t>
+        <w:t xml:space="preserve"/>
       </w:r>
       <w:r>
         <w:rPr>
@@ -3363,7 +3363,7 @@
           <w:lang w:eastAsia="es-PE"/>
           <w14:ligatures w14:val="none"/>
         </w:rPr>
-        <w:t>las piezas 4 y 6</w:t>
+        <w:t/>
       </w:r>
       <w:r>
         <w:rPr>
@@ -3372,52 +3372,52 @@
           <w:lang w:eastAsia="es-PE"/>
           <w14:ligatures w14:val="none"/>
         </w:rPr>
-        <w:t xml:space="preserve"> </w:t>
-      </w:r>
-      <w:r>
-        <w:rPr>
-          <w:rFonts w:ascii="Arial Narrow" w:eastAsia="Arial Narrow" w:hAnsi="Arial Narrow" w:cs="Arial Narrow"/>
-          <w:kern w:val="0"/>
-          <w:lang w:eastAsia="es-PE"/>
-          <w14:ligatures w14:val="none"/>
-        </w:rPr>
-        <w:t xml:space="preserve">del expediente, referida a las declaraciones juradas mensuales (PDT-IGV Renta mensual) del Impuesto General a las Ventas (IGV) e Impuesto a la Renta (IR) en el cual consten los ingresos netos mensuales del ejercicio correspondiente </w:t>
-      </w:r>
-      <w:r>
-        <w:rPr>
-          <w:rFonts w:ascii="Arial Narrow" w:eastAsia="Arial Narrow" w:hAnsi="Arial Narrow" w:cs="Arial Narrow"/>
-          <w:kern w:val="0"/>
-          <w:lang w:eastAsia="es-PE"/>
-          <w14:ligatures w14:val="none"/>
-        </w:rPr>
-        <w:t xml:space="preserve">al </w:t>
-      </w:r>
-      <w:r>
-        <w:rPr>
-          <w:rFonts w:ascii="Arial Narrow" w:eastAsia="Arial Narrow" w:hAnsi="Arial Narrow" w:cs="Arial Narrow"/>
-          <w:kern w:val="0"/>
-          <w:lang w:eastAsia="es-PE"/>
-          <w14:ligatures w14:val="none"/>
-        </w:rPr>
-        <w:t>202</w:t>
-      </w:r>
-      <w:r>
-        <w:rPr>
-          <w:rFonts w:ascii="Arial Narrow" w:eastAsia="Arial Narrow" w:hAnsi="Arial Narrow" w:cs="Arial Narrow"/>
-          <w:kern w:val="0"/>
-          <w:lang w:eastAsia="es-PE"/>
-          <w14:ligatures w14:val="none"/>
-        </w:rPr>
-        <w:t>4</w:t>
-      </w:r>
-      <w:r>
-        <w:rPr>
-          <w:rFonts w:ascii="Arial Narrow" w:eastAsia="Arial Narrow" w:hAnsi="Arial Narrow" w:cs="Arial Narrow"/>
-          <w:kern w:val="0"/>
-          <w:lang w:eastAsia="es-PE"/>
-          <w14:ligatures w14:val="none"/>
-        </w:rPr>
-        <w:t>; precisándose que la confidencialidad declarada deberá mantenerse permanentemente.</w:t>
+        <w:t xml:space="preserve"/>
+      </w:r>
+      <w:r>
+        <w:rPr>
+          <w:rFonts w:ascii="Arial Narrow" w:eastAsia="Arial Narrow" w:hAnsi="Arial Narrow" w:cs="Arial Narrow"/>
+          <w:kern w:val="0"/>
+          <w:lang w:eastAsia="es-PE"/>
+          <w14:ligatures w14:val="none"/>
+        </w:rPr>
+        <w:t xml:space="preserve"/>
+      </w:r>
+      <w:r>
+        <w:rPr>
+          <w:rFonts w:ascii="Arial Narrow" w:eastAsia="Arial Narrow" w:hAnsi="Arial Narrow" w:cs="Arial Narrow"/>
+          <w:kern w:val="0"/>
+          <w:lang w:eastAsia="es-PE"/>
+          <w14:ligatures w14:val="none"/>
+        </w:rPr>
+        <w:t xml:space="preserve"/>
+      </w:r>
+      <w:r>
+        <w:rPr>
+          <w:rFonts w:ascii="Arial Narrow" w:eastAsia="Arial Narrow" w:hAnsi="Arial Narrow" w:cs="Arial Narrow"/>
+          <w:kern w:val="0"/>
+          <w:lang w:eastAsia="es-PE"/>
+          <w14:ligatures w14:val="none"/>
+        </w:rPr>
+        <w:t/>
+      </w:r>
+      <w:r>
+        <w:rPr>
+          <w:rFonts w:ascii="Arial Narrow" w:eastAsia="Arial Narrow" w:hAnsi="Arial Narrow" w:cs="Arial Narrow"/>
+          <w:kern w:val="0"/>
+          <w:lang w:eastAsia="es-PE"/>
+          <w14:ligatures w14:val="none"/>
+        </w:rPr>
+        <w:t/>
+      </w:r>
+      <w:r>
+        <w:rPr>
+          <w:rFonts w:ascii="Arial Narrow" w:eastAsia="Arial Narrow" w:hAnsi="Arial Narrow" w:cs="Arial Narrow"/>
+          <w:kern w:val="0"/>
+          <w:lang w:eastAsia="es-PE"/>
+          <w14:ligatures w14:val="none"/>
+        </w:rPr>
+        <w:t/>
       </w:r>
     </w:p>
     <w:p>
@@ -3453,7 +3453,7 @@
           <w:lang w:eastAsia="es-PE"/>
           <w14:ligatures w14:val="none"/>
         </w:rPr>
-        <w:t xml:space="preserve">SEGUNDO: </w:t>
+        <w:t xml:space="preserve">SEGUNDO: admitir a trámite la denuncia del 10 de marzo de 2025, subsanado con el escrito del 4 y 7 de abril de 2025, interpuesta por la [APELLIDO] S.A.C. contra el Banco de Crédito del Perú S.A., por lo siguiente: </w:t>
       </w:r>
       <w:r>
         <w:rPr>
@@ -3463,88 +3463,88 @@
           <w:lang w:eastAsia="es-PE"/>
           <w14:ligatures w14:val="none"/>
         </w:rPr>
-        <w:t xml:space="preserve">admitir a trámite la denuncia del </w:t>
-      </w:r>
-      <w:r>
-        <w:rPr>
-          <w:rFonts w:ascii="Arial Narrow" w:eastAsia="Arial Narrow" w:hAnsi="Arial Narrow" w:cs="Arial Narrow"/>
-          <w:kern w:val="0"/>
-          <w:lang w:eastAsia="es-PE"/>
-          <w14:ligatures w14:val="none"/>
-        </w:rPr>
-        <w:t>10 de marzo</w:t>
-      </w:r>
-      <w:r>
-        <w:rPr>
-          <w:rFonts w:ascii="Arial Narrow" w:eastAsia="Arial Narrow" w:hAnsi="Arial Narrow" w:cs="Arial Narrow"/>
-          <w:kern w:val="0"/>
-          <w:lang w:eastAsia="es-PE"/>
-          <w14:ligatures w14:val="none"/>
-        </w:rPr>
-        <w:t xml:space="preserve"> de 202</w:t>
-      </w:r>
-      <w:r>
-        <w:rPr>
-          <w:rFonts w:ascii="Arial Narrow" w:eastAsia="Arial Narrow" w:hAnsi="Arial Narrow" w:cs="Arial Narrow"/>
-          <w:kern w:val="0"/>
-          <w:lang w:eastAsia="es-PE"/>
-          <w14:ligatures w14:val="none"/>
-        </w:rPr>
-        <w:t>5</w:t>
-      </w:r>
-      <w:r>
-        <w:rPr>
-          <w:rFonts w:ascii="Arial Narrow" w:eastAsia="Arial Narrow" w:hAnsi="Arial Narrow" w:cs="Arial Narrow"/>
-          <w:kern w:val="0"/>
-          <w:lang w:eastAsia="es-PE"/>
-          <w14:ligatures w14:val="none"/>
-        </w:rPr>
-        <w:t>, subsanado con el escrito del</w:t>
-      </w:r>
-      <w:r>
-        <w:rPr>
-          <w:rFonts w:ascii="Arial Narrow" w:eastAsia="Arial Narrow" w:hAnsi="Arial Narrow" w:cs="Arial Narrow"/>
-          <w:kern w:val="0"/>
-          <w:lang w:eastAsia="es-PE"/>
-          <w14:ligatures w14:val="none"/>
-        </w:rPr>
-        <w:t xml:space="preserve"> </w:t>
-      </w:r>
-      <w:r>
-        <w:rPr>
-          <w:rFonts w:ascii="Arial Narrow" w:eastAsia="Arial Narrow" w:hAnsi="Arial Narrow" w:cs="Arial Narrow"/>
-          <w:kern w:val="0"/>
-          <w:lang w:eastAsia="es-PE"/>
-          <w14:ligatures w14:val="none"/>
-        </w:rPr>
-        <w:t>4 y 7</w:t>
-      </w:r>
-      <w:r>
-        <w:rPr>
-          <w:rFonts w:ascii="Arial Narrow" w:eastAsia="Arial Narrow" w:hAnsi="Arial Narrow" w:cs="Arial Narrow"/>
-          <w:kern w:val="0"/>
-          <w:lang w:eastAsia="es-PE"/>
-          <w14:ligatures w14:val="none"/>
-        </w:rPr>
-        <w:t xml:space="preserve"> de </w:t>
-      </w:r>
-      <w:r>
-        <w:rPr>
-          <w:rFonts w:ascii="Arial Narrow" w:eastAsia="Arial Narrow" w:hAnsi="Arial Narrow" w:cs="Arial Narrow"/>
-          <w:kern w:val="0"/>
-          <w:lang w:eastAsia="es-PE"/>
-          <w14:ligatures w14:val="none"/>
-        </w:rPr>
-        <w:t>abril</w:t>
-      </w:r>
-      <w:r>
-        <w:rPr>
-          <w:rFonts w:ascii="Arial Narrow" w:eastAsia="Arial Narrow" w:hAnsi="Arial Narrow" w:cs="Arial Narrow"/>
-          <w:kern w:val="0"/>
-          <w:lang w:eastAsia="es-PE"/>
-          <w14:ligatures w14:val="none"/>
-        </w:rPr>
-        <w:t xml:space="preserve"> de 2025, </w:t>
+        <w:t xml:space="preserve"/>
+      </w:r>
+      <w:r>
+        <w:rPr>
+          <w:rFonts w:ascii="Arial Narrow" w:eastAsia="Arial Narrow" w:hAnsi="Arial Narrow" w:cs="Arial Narrow"/>
+          <w:kern w:val="0"/>
+          <w:lang w:eastAsia="es-PE"/>
+          <w14:ligatures w14:val="none"/>
+        </w:rPr>
+        <w:t/>
+      </w:r>
+      <w:r>
+        <w:rPr>
+          <w:rFonts w:ascii="Arial Narrow" w:eastAsia="Arial Narrow" w:hAnsi="Arial Narrow" w:cs="Arial Narrow"/>
+          <w:kern w:val="0"/>
+          <w:lang w:eastAsia="es-PE"/>
+          <w14:ligatures w14:val="none"/>
+        </w:rPr>
+        <w:t xml:space="preserve"/>
+      </w:r>
+      <w:r>
+        <w:rPr>
+          <w:rFonts w:ascii="Arial Narrow" w:eastAsia="Arial Narrow" w:hAnsi="Arial Narrow" w:cs="Arial Narrow"/>
+          <w:kern w:val="0"/>
+          <w:lang w:eastAsia="es-PE"/>
+          <w14:ligatures w14:val="none"/>
+        </w:rPr>
+        <w:t/>
+      </w:r>
+      <w:r>
+        <w:rPr>
+          <w:rFonts w:ascii="Arial Narrow" w:eastAsia="Arial Narrow" w:hAnsi="Arial Narrow" w:cs="Arial Narrow"/>
+          <w:kern w:val="0"/>
+          <w:lang w:eastAsia="es-PE"/>
+          <w14:ligatures w14:val="none"/>
+        </w:rPr>
+        <w:t/>
+      </w:r>
+      <w:r>
+        <w:rPr>
+          <w:rFonts w:ascii="Arial Narrow" w:eastAsia="Arial Narrow" w:hAnsi="Arial Narrow" w:cs="Arial Narrow"/>
+          <w:kern w:val="0"/>
+          <w:lang w:eastAsia="es-PE"/>
+          <w14:ligatures w14:val="none"/>
+        </w:rPr>
+        <w:t xml:space="preserve"/>
+      </w:r>
+      <w:r>
+        <w:rPr>
+          <w:rFonts w:ascii="Arial Narrow" w:eastAsia="Arial Narrow" w:hAnsi="Arial Narrow" w:cs="Arial Narrow"/>
+          <w:kern w:val="0"/>
+          <w:lang w:eastAsia="es-PE"/>
+          <w14:ligatures w14:val="none"/>
+        </w:rPr>
+        <w:t/>
+      </w:r>
+      <w:r>
+        <w:rPr>
+          <w:rFonts w:ascii="Arial Narrow" w:eastAsia="Arial Narrow" w:hAnsi="Arial Narrow" w:cs="Arial Narrow"/>
+          <w:kern w:val="0"/>
+          <w:lang w:eastAsia="es-PE"/>
+          <w14:ligatures w14:val="none"/>
+        </w:rPr>
+        <w:t xml:space="preserve"/>
+      </w:r>
+      <w:r>
+        <w:rPr>
+          <w:rFonts w:ascii="Arial Narrow" w:eastAsia="Arial Narrow" w:hAnsi="Arial Narrow" w:cs="Arial Narrow"/>
+          <w:kern w:val="0"/>
+          <w:lang w:eastAsia="es-PE"/>
+          <w14:ligatures w14:val="none"/>
+        </w:rPr>
+        <w:t/>
+      </w:r>
+      <w:r>
+        <w:rPr>
+          <w:rFonts w:ascii="Arial Narrow" w:eastAsia="Arial Narrow" w:hAnsi="Arial Narrow" w:cs="Arial Narrow"/>
+          <w:kern w:val="0"/>
+          <w:lang w:eastAsia="es-PE"/>
+          <w14:ligatures w14:val="none"/>
+        </w:rPr>
+        <w:t xml:space="preserve"/>
       </w:r>
       <w:r>
         <w:rPr>
@@ -3554,7 +3554,7 @@
           <w:lang w:eastAsia="es-PE"/>
           <w14:ligatures w14:val="none"/>
         </w:rPr>
-        <w:t>interpuesta por</w:t>
+        <w:t/>
       </w:r>
       <w:r>
         <w:rPr>
@@ -3563,7 +3563,7 @@
           <w:lang w:val="es-ES" w:eastAsia="es-PE"/>
           <w14:ligatures w14:val="none"/>
         </w:rPr>
-        <w:t xml:space="preserve"> </w:t>
+        <w:t xml:space="preserve"/>
       </w:r>
       <w:r>
         <w:rPr>
@@ -3572,7 +3572,7 @@
           <w:lang w:val="es-ES" w:eastAsia="es-PE"/>
           <w14:ligatures w14:val="none"/>
         </w:rPr>
-        <w:t>la Distribuidora Ferretera</w:t>
+        <w:t/>
       </w:r>
       <w:r>
         <w:rPr>
@@ -3581,7 +3581,7 @@
           <w:lang w:val="es-ES" w:eastAsia="es-PE"/>
           <w14:ligatures w14:val="none"/>
         </w:rPr>
-        <w:t xml:space="preserve"> </w:t>
+        <w:t xml:space="preserve"/>
       </w:r>
       <w:r>
         <w:rPr>
@@ -3591,7 +3591,7 @@
           <w:lang w:eastAsia="es-PE"/>
           <w14:ligatures w14:val="none"/>
         </w:rPr>
-        <w:t>S.A.C.</w:t>
+        <w:t/>
       </w:r>
       <w:r>
         <w:rPr>
@@ -3599,7 +3599,7 @@
           <w:bCs/>
           <w:spacing w:val="-3"/>
         </w:rPr>
-        <w:t xml:space="preserve"> </w:t>
+        <w:t xml:space="preserve"/>
       </w:r>
       <w:r>
         <w:rPr>
@@ -3609,7 +3609,7 @@
           <w:lang w:eastAsia="es-PE"/>
           <w14:ligatures w14:val="none"/>
         </w:rPr>
-        <w:t>contra</w:t>
+        <w:t/>
       </w:r>
       <w:r>
         <w:rPr>
@@ -3619,7 +3619,7 @@
           <w:lang w:eastAsia="es-PE"/>
           <w14:ligatures w14:val="none"/>
         </w:rPr>
-        <w:t xml:space="preserve"> el Banco de Crédito d</w:t>
+        <w:t xml:space="preserve"/>
       </w:r>
       <w:r>
         <w:rPr>
@@ -3629,7 +3629,7 @@
           <w:lang w:eastAsia="es-PE"/>
           <w14:ligatures w14:val="none"/>
         </w:rPr>
-        <w:t>el Perú</w:t>
+        <w:t/>
       </w:r>
       <w:r>
         <w:rPr>
@@ -3639,7 +3639,7 @@
           <w:lang w:eastAsia="es-PE"/>
           <w14:ligatures w14:val="none"/>
         </w:rPr>
-        <w:t xml:space="preserve"> </w:t>
+        <w:t xml:space="preserve"/>
       </w:r>
       <w:r>
         <w:rPr>
@@ -3649,7 +3649,7 @@
           <w:lang w:eastAsia="es-PE"/>
           <w14:ligatures w14:val="none"/>
         </w:rPr>
-        <w:t>S.A.</w:t>
+        <w:t/>
       </w:r>
       <w:r>
         <w:rPr>
@@ -3659,7 +3659,7 @@
           <w:lang w:eastAsia="es-PE"/>
           <w14:ligatures w14:val="none"/>
         </w:rPr>
-        <w:t xml:space="preserve">, por </w:t>
+        <w:t xml:space="preserve"/>
       </w:r>
       <w:r>
         <w:rPr>
@@ -3669,7 +3669,7 @@
           <w:lang w:eastAsia="es-PE"/>
           <w14:ligatures w14:val="none"/>
         </w:rPr>
-        <w:t xml:space="preserve">lo siguiente: </w:t>
+        <w:t xml:space="preserve"/>
       </w:r>
     </w:p>
     <w:p>
@@ -3711,60 +3711,60 @@
           <w:lang w:eastAsia="es-PE"/>
           <w14:ligatures w14:val="none"/>
         </w:rPr>
-        <w:t>P</w:t>
-      </w:r>
-      <w:r>
-        <w:rPr>
-          <w:rFonts w:ascii="Arial Narrow" w:eastAsia="Arial Narrow" w:hAnsi="Arial Narrow" w:cs="Arial Narrow"/>
-          <w:kern w:val="0"/>
-          <w:lang w:eastAsia="es-PE"/>
-          <w14:ligatures w14:val="none"/>
-        </w:rPr>
-        <w:t xml:space="preserve">resunta infracción a los artículos </w:t>
-      </w:r>
-      <w:r>
-        <w:rPr>
-          <w:rFonts w:ascii="Arial Narrow" w:eastAsia="Arial Narrow" w:hAnsi="Arial Narrow" w:cs="Arial Narrow"/>
-          <w:kern w:val="0"/>
-          <w14:ligatures w14:val="none"/>
-        </w:rPr>
-        <w:t xml:space="preserve">18 y 19 </w:t>
-      </w:r>
-      <w:r>
-        <w:rPr>
-          <w:rFonts w:ascii="Arial Narrow" w:eastAsia="Arial Narrow" w:hAnsi="Arial Narrow" w:cs="Arial Narrow"/>
-          <w:kern w:val="0"/>
-          <w:lang w:eastAsia="es-PE"/>
-          <w14:ligatures w14:val="none"/>
-        </w:rPr>
-        <w:t xml:space="preserve">de la Ley 29571, Código de Protección y Defensa del Consumidor, en tanto </w:t>
-      </w:r>
-      <w:r>
-        <w:rPr>
-          <w:rFonts w:ascii="Arial Narrow" w:eastAsia="Arial Narrow" w:hAnsi="Arial Narrow" w:cs="Arial Narrow"/>
-          <w:kern w:val="0"/>
-          <w:lang w:eastAsia="es-PE"/>
-          <w14:ligatures w14:val="none"/>
-        </w:rPr>
-        <w:t xml:space="preserve">la </w:t>
-      </w:r>
-      <w:r>
-        <w:rPr>
-          <w:rFonts w:ascii="Arial Narrow" w:eastAsia="Arial Narrow" w:hAnsi="Arial Narrow" w:cs="Arial Narrow"/>
-          <w:kern w:val="0"/>
-          <w:lang w:eastAsia="es-PE"/>
-          <w14:ligatures w14:val="none"/>
-        </w:rPr>
-        <w:t xml:space="preserve">entidad </w:t>
-      </w:r>
-      <w:r>
-        <w:rPr>
-          <w:rFonts w:ascii="Arial Narrow" w:eastAsia="Arial Narrow" w:hAnsi="Arial Narrow" w:cs="Arial Narrow"/>
-          <w:kern w:val="0"/>
-          <w:lang w:eastAsia="es-PE"/>
-          <w14:ligatures w14:val="none"/>
-        </w:rPr>
-        <w:t xml:space="preserve">bancaria </w:t>
+        <w:t xml:space="preserve">Presunta infracción a los artículos 18 y 19 de la Ley 29571, Código de Protección y Defensa del Consumidor, en tanto la entidad bancaria habría consignado de manera errónea como asegurado de la Póliza del Seguro de Desgravamen 24260 al señor [APELLIDO] Rubio Uriarte, generando que no se obtenga la cobertura ante su fallecimiento.</w:t>
+      </w:r>
+      <w:r>
+        <w:rPr>
+          <w:rFonts w:ascii="Arial Narrow" w:eastAsia="Arial Narrow" w:hAnsi="Arial Narrow" w:cs="Arial Narrow"/>
+          <w:kern w:val="0"/>
+          <w:lang w:eastAsia="es-PE"/>
+          <w14:ligatures w14:val="none"/>
+        </w:rPr>
+        <w:t xml:space="preserve"/>
+      </w:r>
+      <w:r>
+        <w:rPr>
+          <w:rFonts w:ascii="Arial Narrow" w:eastAsia="Arial Narrow" w:hAnsi="Arial Narrow" w:cs="Arial Narrow"/>
+          <w:kern w:val="0"/>
+          <w14:ligatures w14:val="none"/>
+        </w:rPr>
+        <w:t xml:space="preserve"/>
+      </w:r>
+      <w:r>
+        <w:rPr>
+          <w:rFonts w:ascii="Arial Narrow" w:eastAsia="Arial Narrow" w:hAnsi="Arial Narrow" w:cs="Arial Narrow"/>
+          <w:kern w:val="0"/>
+          <w:lang w:eastAsia="es-PE"/>
+          <w14:ligatures w14:val="none"/>
+        </w:rPr>
+        <w:t xml:space="preserve"/>
+      </w:r>
+      <w:r>
+        <w:rPr>
+          <w:rFonts w:ascii="Arial Narrow" w:eastAsia="Arial Narrow" w:hAnsi="Arial Narrow" w:cs="Arial Narrow"/>
+          <w:kern w:val="0"/>
+          <w:lang w:eastAsia="es-PE"/>
+          <w14:ligatures w14:val="none"/>
+        </w:rPr>
+        <w:t xml:space="preserve"/>
+      </w:r>
+      <w:r>
+        <w:rPr>
+          <w:rFonts w:ascii="Arial Narrow" w:eastAsia="Arial Narrow" w:hAnsi="Arial Narrow" w:cs="Arial Narrow"/>
+          <w:kern w:val="0"/>
+          <w:lang w:eastAsia="es-PE"/>
+          <w14:ligatures w14:val="none"/>
+        </w:rPr>
+        <w:t xml:space="preserve"/>
+      </w:r>
+      <w:r>
+        <w:rPr>
+          <w:rFonts w:ascii="Arial Narrow" w:eastAsia="Arial Narrow" w:hAnsi="Arial Narrow" w:cs="Arial Narrow"/>
+          <w:kern w:val="0"/>
+          <w:lang w:eastAsia="es-PE"/>
+          <w14:ligatures w14:val="none"/>
+        </w:rPr>
+        <w:t xml:space="preserve"/>
       </w:r>
       <w:r>
         <w:rPr>
@@ -3773,7 +3773,7 @@
           <w:lang w:eastAsia="es-PE"/>
           <w14:ligatures w14:val="none"/>
         </w:rPr>
-        <w:t xml:space="preserve">habría consignado de manera errónea </w:t>
+        <w:t xml:space="preserve"/>
       </w:r>
       <w:r>
         <w:rPr>
@@ -3783,7 +3783,7 @@
           <w:lang w:eastAsia="es-ES"/>
           <w14:ligatures w14:val="none"/>
         </w:rPr>
-        <w:t xml:space="preserve">como asegurado de la Póliza </w:t>
+        <w:t xml:space="preserve"/>
       </w:r>
       <w:r>
         <w:rPr>
@@ -3793,7 +3793,7 @@
           <w:lang w:eastAsia="es-ES"/>
           <w14:ligatures w14:val="none"/>
         </w:rPr>
-        <w:t xml:space="preserve">del Seguro de Desgravamen </w:t>
+        <w:t xml:space="preserve"/>
       </w:r>
       <w:r>
         <w:rPr>
@@ -3803,7 +3803,7 @@
           <w:lang w:eastAsia="es-ES"/>
           <w14:ligatures w14:val="none"/>
         </w:rPr>
-        <w:t>24260 al señor Manuel Rubio</w:t>
+        <w:t/>
       </w:r>
       <w:r>
         <w:rPr>
@@ -3813,7 +3813,7 @@
           <w:lang w:eastAsia="es-ES"/>
           <w14:ligatures w14:val="none"/>
         </w:rPr>
-        <w:t xml:space="preserve"> Uriarte</w:t>
+        <w:t xml:space="preserve"/>
       </w:r>
       <w:r>
         <w:rPr>
@@ -3823,7 +3823,7 @@
           <w:lang w:eastAsia="es-ES"/>
           <w14:ligatures w14:val="none"/>
         </w:rPr>
-        <w:t>, generando que no se obtenga la cobertura ante su fallecimiento</w:t>
+        <w:t/>
       </w:r>
       <w:r>
         <w:rPr>
@@ -3832,7 +3832,7 @@
           <w:lang w:eastAsia="es-PE"/>
           <w14:ligatures w14:val="none"/>
         </w:rPr>
-        <w:t>.</w:t>
+        <w:t/>
       </w:r>
     </w:p>
     <w:p>
@@ -3876,69 +3876,69 @@
           <w:lang w:eastAsia="es-PE"/>
           <w14:ligatures w14:val="none"/>
         </w:rPr>
-        <w:t>P</w:t>
-      </w:r>
-      <w:r>
-        <w:rPr>
-          <w:rFonts w:ascii="Arial Narrow" w:eastAsia="Arial Narrow" w:hAnsi="Arial Narrow" w:cs="Arial Narrow"/>
-          <w:kern w:val="0"/>
-          <w:lang w:eastAsia="es-PE"/>
-          <w14:ligatures w14:val="none"/>
-        </w:rPr>
-        <w:t xml:space="preserve">resunta infracción a los artículos </w:t>
-      </w:r>
-      <w:r>
-        <w:rPr>
-          <w:rFonts w:ascii="Arial Narrow" w:eastAsia="Arial Narrow" w:hAnsi="Arial Narrow" w:cs="Arial Narrow"/>
-          <w:kern w:val="0"/>
-          <w14:ligatures w14:val="none"/>
-        </w:rPr>
-        <w:t xml:space="preserve">18 y 19 </w:t>
-      </w:r>
-      <w:r>
-        <w:rPr>
-          <w:rFonts w:ascii="Arial Narrow" w:eastAsia="Arial Narrow" w:hAnsi="Arial Narrow" w:cs="Arial Narrow"/>
-          <w:kern w:val="0"/>
-          <w:lang w:eastAsia="es-PE"/>
-          <w14:ligatures w14:val="none"/>
-        </w:rPr>
-        <w:t xml:space="preserve">de la Ley 29571, Código de Protección y Defensa del Consumidor, en tanto </w:t>
-      </w:r>
-      <w:r>
-        <w:rPr>
-          <w:rFonts w:ascii="Arial Narrow" w:eastAsia="Arial Narrow" w:hAnsi="Arial Narrow" w:cs="Arial Narrow"/>
-          <w:kern w:val="0"/>
-          <w:lang w:eastAsia="es-PE"/>
-          <w14:ligatures w14:val="none"/>
-        </w:rPr>
-        <w:t xml:space="preserve">la </w:t>
-      </w:r>
-      <w:r>
-        <w:rPr>
-          <w:rFonts w:ascii="Arial Narrow" w:eastAsia="Arial Narrow" w:hAnsi="Arial Narrow" w:cs="Arial Narrow"/>
-          <w:kern w:val="0"/>
-          <w:lang w:eastAsia="es-PE"/>
-          <w14:ligatures w14:val="none"/>
-        </w:rPr>
-        <w:t xml:space="preserve">entidad </w:t>
-      </w:r>
-      <w:r>
-        <w:rPr>
-          <w:rFonts w:ascii="Arial Narrow" w:eastAsia="Arial Narrow" w:hAnsi="Arial Narrow" w:cs="Arial Narrow"/>
-          <w:kern w:val="0"/>
-          <w:lang w:eastAsia="es-PE"/>
-          <w14:ligatures w14:val="none"/>
-        </w:rPr>
-        <w:t>bancaria</w:t>
-      </w:r>
-      <w:r>
-        <w:rPr>
-          <w:rFonts w:ascii="Arial Narrow" w:eastAsia="Arial Narrow" w:hAnsi="Arial Narrow" w:cs="Arial Narrow"/>
-          <w:kern w:val="0"/>
-          <w:lang w:eastAsia="es-PE"/>
-          <w14:ligatures w14:val="none"/>
-        </w:rPr>
-        <w:t xml:space="preserve"> </w:t>
+        <w:t xml:space="preserve">Presunta infracción a los artículos 18 y 19 de la Ley 29571, Código de Protección y Defensa del Consumidor, en tanto la entidad bancaria se habría negado injustificadamente a devolver a la parte denunciante los pagos realizados por Crédito 100xxxxxx020 1197 luego del fallecimiento del señor [APELLIDO] Rubio Uriarte, alegando que no era titular del crédito.</w:t>
+      </w:r>
+      <w:r>
+        <w:rPr>
+          <w:rFonts w:ascii="Arial Narrow" w:eastAsia="Arial Narrow" w:hAnsi="Arial Narrow" w:cs="Arial Narrow"/>
+          <w:kern w:val="0"/>
+          <w:lang w:eastAsia="es-PE"/>
+          <w14:ligatures w14:val="none"/>
+        </w:rPr>
+        <w:t xml:space="preserve"/>
+      </w:r>
+      <w:r>
+        <w:rPr>
+          <w:rFonts w:ascii="Arial Narrow" w:eastAsia="Arial Narrow" w:hAnsi="Arial Narrow" w:cs="Arial Narrow"/>
+          <w:kern w:val="0"/>
+          <w14:ligatures w14:val="none"/>
+        </w:rPr>
+        <w:t xml:space="preserve"/>
+      </w:r>
+      <w:r>
+        <w:rPr>
+          <w:rFonts w:ascii="Arial Narrow" w:eastAsia="Arial Narrow" w:hAnsi="Arial Narrow" w:cs="Arial Narrow"/>
+          <w:kern w:val="0"/>
+          <w:lang w:eastAsia="es-PE"/>
+          <w14:ligatures w14:val="none"/>
+        </w:rPr>
+        <w:t xml:space="preserve"/>
+      </w:r>
+      <w:r>
+        <w:rPr>
+          <w:rFonts w:ascii="Arial Narrow" w:eastAsia="Arial Narrow" w:hAnsi="Arial Narrow" w:cs="Arial Narrow"/>
+          <w:kern w:val="0"/>
+          <w:lang w:eastAsia="es-PE"/>
+          <w14:ligatures w14:val="none"/>
+        </w:rPr>
+        <w:t xml:space="preserve"/>
+      </w:r>
+      <w:r>
+        <w:rPr>
+          <w:rFonts w:ascii="Arial Narrow" w:eastAsia="Arial Narrow" w:hAnsi="Arial Narrow" w:cs="Arial Narrow"/>
+          <w:kern w:val="0"/>
+          <w:lang w:eastAsia="es-PE"/>
+          <w14:ligatures w14:val="none"/>
+        </w:rPr>
+        <w:t xml:space="preserve"/>
+      </w:r>
+      <w:r>
+        <w:rPr>
+          <w:rFonts w:ascii="Arial Narrow" w:eastAsia="Arial Narrow" w:hAnsi="Arial Narrow" w:cs="Arial Narrow"/>
+          <w:kern w:val="0"/>
+          <w:lang w:eastAsia="es-PE"/>
+          <w14:ligatures w14:val="none"/>
+        </w:rPr>
+        <w:t/>
+      </w:r>
+      <w:r>
+        <w:rPr>
+          <w:rFonts w:ascii="Arial Narrow" w:eastAsia="Arial Narrow" w:hAnsi="Arial Narrow" w:cs="Arial Narrow"/>
+          <w:kern w:val="0"/>
+          <w:lang w:eastAsia="es-PE"/>
+          <w14:ligatures w14:val="none"/>
+        </w:rPr>
+        <w:t xml:space="preserve"/>
       </w:r>
       <w:r>
         <w:rPr>
@@ -3947,7 +3947,7 @@
           <w:lang w:eastAsia="es-PE"/>
           <w14:ligatures w14:val="none"/>
         </w:rPr>
-        <w:t xml:space="preserve">se habría negado injustificadamente </w:t>
+        <w:t xml:space="preserve"/>
       </w:r>
       <w:r>
         <w:rPr>
@@ -3956,7 +3956,7 @@
           <w:lang w:eastAsia="es-PE"/>
           <w14:ligatures w14:val="none"/>
         </w:rPr>
-        <w:t xml:space="preserve">a devolver </w:t>
+        <w:t xml:space="preserve"/>
       </w:r>
       <w:r>
         <w:rPr>
@@ -3965,7 +3965,7 @@
           <w:lang w:eastAsia="es-PE"/>
           <w14:ligatures w14:val="none"/>
         </w:rPr>
-        <w:t xml:space="preserve">a la parte denunciante </w:t>
+        <w:t xml:space="preserve"/>
       </w:r>
       <w:r>
         <w:rPr>
@@ -3974,7 +3974,7 @@
           <w:lang w:eastAsia="es-PE"/>
           <w14:ligatures w14:val="none"/>
         </w:rPr>
-        <w:t>los pagos realizados por</w:t>
+        <w:t/>
       </w:r>
       <w:r>
         <w:rPr>
@@ -3984,15 +3984,15 @@
           <w:lang w:eastAsia="es-ES"/>
           <w14:ligatures w14:val="none"/>
         </w:rPr>
-        <w:t xml:space="preserve"> Crédito 100xxxxxx020 1197</w:t>
-      </w:r>
-      <w:r>
-        <w:rPr>
-          <w:rFonts w:ascii="Arial Narrow" w:eastAsia="Arial Narrow" w:hAnsi="Arial Narrow" w:cs="Arial Narrow"/>
-          <w:kern w:val="0"/>
-          <w14:ligatures w14:val="none"/>
-        </w:rPr>
-        <w:t xml:space="preserve"> luego del fallecimiento del </w:t>
+        <w:t xml:space="preserve"/>
+      </w:r>
+      <w:r>
+        <w:rPr>
+          <w:rFonts w:ascii="Arial Narrow" w:eastAsia="Arial Narrow" w:hAnsi="Arial Narrow" w:cs="Arial Narrow"/>
+          <w:kern w:val="0"/>
+          <w14:ligatures w14:val="none"/>
+        </w:rPr>
+        <w:t xml:space="preserve"/>
       </w:r>
       <w:r>
         <w:rPr>
@@ -4002,7 +4002,7 @@
           <w:lang w:eastAsia="es-ES"/>
           <w14:ligatures w14:val="none"/>
         </w:rPr>
-        <w:t>señor Manuel Rubio Uriarte</w:t>
+        <w:t/>
       </w:r>
       <w:r>
         <w:rPr>
@@ -4011,7 +4011,7 @@
           <w:lang w:eastAsia="es-PE"/>
           <w14:ligatures w14:val="none"/>
         </w:rPr>
-        <w:t>, alegando que no era titular del crédito</w:t>
+        <w:t/>
       </w:r>
       <w:r>
         <w:rPr>
@@ -4020,7 +4020,7 @@
           <w:lang w:eastAsia="es-PE"/>
           <w14:ligatures w14:val="none"/>
         </w:rPr>
-        <w:t>.</w:t>
+        <w:t/>
       </w:r>
     </w:p>
     <w:p>
@@ -5260,7 +5260,7 @@
           <w14:ligatures w14:val="none"/>
         </w:rPr>
         <w:lastRenderedPageBreak/>
-        <w:t xml:space="preserve">DÉCIMO </w:t>
+        <w:t xml:space="preserve">DÉCIMO PRIMERO: requerir a la [DENUNCIANTE] para que, dentro del plazo de cinco (5) días hábiles siguientes a la fecha en que reciban la notificación en su bandeja de correo electrónico, efectúen la confirmación de recepción de la notificación remitida por este despacho a su correo electrónico, de conformidad con el segundo párrafo del numeral 4 del artículo 20 del Texto Único Ordenado de la Ley del Procedimiento Administrativo General, aprobado mediante Decreto Supremo 006-2026-JUS, bajo apercibimiento de rehacer el acto de notificación y notificarle conforme al numeral 1 del artículo 20 del citado cuerpo normativo.</w:t>
       </w:r>
       <w:r>
         <w:rPr>
@@ -5271,7 +5271,7 @@
           <w:lang w:eastAsia="es-PE"/>
           <w14:ligatures w14:val="none"/>
         </w:rPr>
-        <w:t>PRIMERO</w:t>
+        <w:t/>
       </w:r>
       <w:r>
         <w:rPr>
@@ -5282,16 +5282,16 @@
           <w:lang w:eastAsia="es-PE"/>
           <w14:ligatures w14:val="none"/>
         </w:rPr>
-        <w:t>:</w:t>
-      </w:r>
-      <w:r>
-        <w:rPr>
-          <w:rFonts w:ascii="Arial Narrow" w:eastAsia="Arial Narrow" w:hAnsi="Arial Narrow" w:cs="Arial Narrow"/>
-          <w:kern w:val="0"/>
-          <w:lang w:eastAsia="es-PE"/>
-          <w14:ligatures w14:val="none"/>
-        </w:rPr>
-        <w:t xml:space="preserve"> </w:t>
+        <w:t/>
+      </w:r>
+      <w:r>
+        <w:rPr>
+          <w:rFonts w:ascii="Arial Narrow" w:eastAsia="Arial Narrow" w:hAnsi="Arial Narrow" w:cs="Arial Narrow"/>
+          <w:kern w:val="0"/>
+          <w:lang w:eastAsia="es-PE"/>
+          <w14:ligatures w14:val="none"/>
+        </w:rPr>
+        <w:t xml:space="preserve"/>
       </w:r>
       <w:r>
         <w:rPr>
@@ -5301,7 +5301,7 @@
           <w:lang w:eastAsia="es-PE"/>
           <w14:ligatures w14:val="none"/>
         </w:rPr>
-        <w:t>requerir a</w:t>
+        <w:t/>
       </w:r>
       <w:r>
         <w:rPr>
@@ -5311,7 +5311,7 @@
           <w:lang w:eastAsia="es-PE"/>
           <w14:ligatures w14:val="none"/>
         </w:rPr>
-        <w:t xml:space="preserve"> </w:t>
+        <w:t xml:space="preserve"/>
       </w:r>
       <w:r>
         <w:rPr>
@@ -5320,7 +5320,7 @@
           <w:lang w:val="es-ES" w:eastAsia="es-PE"/>
           <w14:ligatures w14:val="none"/>
         </w:rPr>
-        <w:t xml:space="preserve">la Distribuidora Ferretera RKAL </w:t>
+        <w:t xml:space="preserve"/>
       </w:r>
       <w:r>
         <w:rPr>
@@ -5330,7 +5330,7 @@
           <w:lang w:eastAsia="es-PE"/>
           <w14:ligatures w14:val="none"/>
         </w:rPr>
-        <w:t>S.A.C.</w:t>
+        <w:t/>
       </w:r>
       <w:r>
         <w:rPr>
@@ -5338,7 +5338,7 @@
           <w:bCs/>
           <w:spacing w:val="-3"/>
         </w:rPr>
-        <w:t xml:space="preserve"> </w:t>
+        <w:t xml:space="preserve"/>
       </w:r>
       <w:r>
         <w:rPr>
@@ -5348,7 +5348,7 @@
           <w:lang w:eastAsia="es-PE"/>
           <w14:ligatures w14:val="none"/>
         </w:rPr>
-        <w:t xml:space="preserve">para que, </w:t>
+        <w:t xml:space="preserve"/>
       </w:r>
       <w:r>
         <w:rPr>
@@ -5356,7 +5356,7 @@
           <w:kern w:val="0"/>
           <w14:ligatures w14:val="none"/>
         </w:rPr>
-        <w:t xml:space="preserve">dentro del plazo de </w:t>
+        <w:t xml:space="preserve"/>
       </w:r>
       <w:r>
         <w:rPr>
@@ -5364,7 +5364,7 @@
           <w:kern w:val="0"/>
           <w14:ligatures w14:val="none"/>
         </w:rPr>
-        <w:t>cinco</w:t>
+        <w:t/>
       </w:r>
       <w:r>
         <w:rPr>
@@ -5372,7 +5372,7 @@
           <w:kern w:val="0"/>
           <w14:ligatures w14:val="none"/>
         </w:rPr>
-        <w:t xml:space="preserve"> (</w:t>
+        <w:t xml:space="preserve"/>
       </w:r>
       <w:r>
         <w:rPr>
@@ -5380,7 +5380,7 @@
           <w:kern w:val="0"/>
           <w14:ligatures w14:val="none"/>
         </w:rPr>
-        <w:t>5</w:t>
+        <w:t/>
       </w:r>
       <w:r>
         <w:rPr>
@@ -5388,7 +5388,7 @@
           <w:kern w:val="0"/>
           <w14:ligatures w14:val="none"/>
         </w:rPr>
-        <w:t>) días hábiles siguientes a la fecha en que reciba</w:t>
+        <w:t/>
       </w:r>
       <w:r>
         <w:rPr>
@@ -5396,7 +5396,7 @@
           <w:kern w:val="0"/>
           <w14:ligatures w14:val="none"/>
         </w:rPr>
-        <w:t>n</w:t>
+        <w:t/>
       </w:r>
       <w:r>
         <w:rPr>
@@ -5404,7 +5404,7 @@
           <w:kern w:val="0"/>
           <w14:ligatures w14:val="none"/>
         </w:rPr>
-        <w:t xml:space="preserve"> la notificación en su bandeja de correo electrónico, efectúe</w:t>
+        <w:t xml:space="preserve"/>
       </w:r>
       <w:r>
         <w:rPr>
@@ -5412,7 +5412,7 @@
           <w:kern w:val="0"/>
           <w14:ligatures w14:val="none"/>
         </w:rPr>
-        <w:t>n</w:t>
+        <w:t/>
       </w:r>
       <w:r>
         <w:rPr>
@@ -5420,7 +5420,7 @@
           <w:kern w:val="0"/>
           <w14:ligatures w14:val="none"/>
         </w:rPr>
-        <w:t xml:space="preserve"> la confirmación de recepción de la notificación remitida por este despacho a su correo electrónico, de conformidad con el segundo párrafo del numeral 4 del artículo 20 del </w:t>
+        <w:t xml:space="preserve"/>
       </w:r>
       <w:r>
         <w:rPr>
@@ -5429,7 +5429,7 @@
           <w:kern w:val="0"/>
           <w14:ligatures w14:val="none"/>
         </w:rPr>
-        <w:t>Texto Único Ordenado de la Ley del Procedimiento Administrativo General, aprobado mediante Decreto Supremo 006-2026-JUS, bajo apercibimiento de rehacer el acto de notificación y notificarle conforme al numeral 1 del artículo 20 del citado cuerpo normativo</w:t>
+        <w:t/>
       </w:r>
       <w:r>
         <w:rPr>
@@ -5444,7 +5444,7 @@
           <w:kern w:val="0"/>
           <w14:ligatures w14:val="none"/>
         </w:rPr>
-        <w:t>.</w:t>
+        <w:t/>
       </w:r>
     </w:p>
     <w:p>

--- a/plantillas_maestras/17_seguro_no_especificado/materia_general_asegurativa/1_ddo_banco_o_financiera/varon/TPL_0625_2025_SEGURO_NO_ESPECIFICADO_MATERIA_GENERAL_ASEGURATIVA_BANCO_VARON.docx
+++ b/plantillas_maestras/17_seguro_no_especificado/materia_general_asegurativa/1_ddo_banco_o_financiera/varon/TPL_0625_2025_SEGURO_NO_ESPECIFICADO_MATERIA_GENERAL_ASEGURATIVA_BANCO_VARON.docx
@@ -726,7 +726,7 @@
           <w:lang w:eastAsia="es-PE"/>
           <w14:ligatures w14:val="none"/>
         </w:rPr>
-        <w:t xml:space="preserve">Mediante el escrito del 10 de marzo de 2025, subsanado con los escritos presentados el 4 y 7 de abril de 2025, el señor [APELLIDO] Ander Rubio Naupari, en representación [APELLIDO], denunció al Banco por presuntas infracciones a la Ley 29571, Código de Protección y Defensa del Consumidor (en adelante, Código), señalando lo siguiente:</w:t>
+        <w:t xml:space="preserve">Mediante el escrito del 10 de marzo de 2025, subsanado con los escritos presentados el 4 y 7 de abril de 2025, el señor [APELLIDO] , en representación [APELLIDO], denunció al Banco por presuntas infracciones a la Ley 29571, Código de Protección y Defensa del Consumidor (en adelante, Código), señalando lo siguiente:</w:t>
       </w:r>
       <w:r>
         <w:rPr>
@@ -934,7 +934,7 @@
           <w:lang w:eastAsia="es-ES"/>
           <w14:ligatures w14:val="none"/>
         </w:rPr>
-        <w:t xml:space="preserve">El 27 de enero de 2023, el señor [APELLIDO] Rubio Uriarte (en adelante, señor [APELLIDO] Rubio), su padre y accionista [APELLIDO], adquirió el Crédito Negocio Activo Fijo 100xxxxxx197 del Banco equivalente a S/ 223 990,00 a veinticuatro (24) cuotas de S/ 10 984,70 incluido el pago del Seguro de Desgravamen de Pacífico Compañía de Seguros y Reaseguros S.A. (en adelante, Pacífico).</w:t>
+        <w:t xml:space="preserve">El 27 de enero de 2023, el señor [APELLIDO] (en adelante, señor [APELLIDO] ), su padre y accionista [APELLIDO], adquirió el Crédito Negocio Activo Fijo 100xxxxxx197 del Banco equivalente a S/ 223 990,00 a veinticuatro (24) cuotas de S/ 10 984,70 incluido el pago del Seguro de Desgravamen de Pacífico Compañía de Seguros y Reaseguros S.A. (en adelante, Pacífico).</w:t>
       </w:r>
       <w:r>
         <w:rPr>
@@ -1038,7 +1038,7 @@
           <w:lang w:eastAsia="es-ES"/>
           <w14:ligatures w14:val="none"/>
         </w:rPr>
-        <w:t xml:space="preserve">Cuando el señor [APELLIDO] Rubio falleció, mantenía vigente los siguientes créditos con el Banco: (i) Crédito de Negocio Activo Fijo 100xxxxxx406, cubierto por la Póliza 24260 del Seguro de Desgravamen Crédito Negocio (en adelante, Seguro de Desgravamen, cuyo saldo insoluto a la fecha del fallecimiento del titular del Crédito era de S/ 8 165,82 ; y, (ii) Crédito de Negocio Activo Fijo 100xxxxxx197, cubierto por la misma Póliza del Seguro de Desgravamen, cuyo saldo insoluto a la fecha del fallecimiento del titular del Crédito era de S/ 182 906,67.</w:t>
+        <w:t xml:space="preserve">Cuando el señor [APELLIDO] falleció, mantenía vigente los siguientes créditos con el Banco: (i) Crédito de Negocio Activo Fijo 100xxxxxx406, cubierto por la Póliza 24260 del Seguro de Desgravamen Crédito Negocio (en adelante, Seguro de Desgravamen, cuyo saldo insoluto a la fecha del fallecimiento del titular del Crédito era de S/ 8 165,82 ; y, (ii) Crédito de Negocio Activo Fijo 100xxxxxx197, cubierto por la misma Póliza del Seguro de Desgravamen, cuyo saldo insoluto a la fecha del fallecimiento del titular del Crédito era de S/ 182 906,67.</w:t>
       </w:r>
     </w:p>
     <w:p>
@@ -1079,7 +1079,7 @@
           <w:lang w:eastAsia="es-ES"/>
           <w14:ligatures w14:val="none"/>
         </w:rPr>
-        <w:t xml:space="preserve">El 15 de mayo de 2024, Pacífico le informó que el beneficio por la suma de S/ 8 165,82 correspondiente al Crédito 100xxxxxx406 había sido aprobado el 19 de abril de 2024. El 28 de mayo del 2024, el Pacífico le comunicó que el Crédito 100xxxxxx020 1197 no se encuentra cubierto bajo las condiciones del Seguro de Desgravamen, argumentando que el titular del crédito no era el señor [APELLIDO] Rubio, sino el señor [APELLIDO] Rubio, toda vez que se trataba de un crédito con certificado emitido de manera digital (desembolso por la web Mi Negocio).</w:t>
+        <w:t xml:space="preserve">El 15 de mayo de 2024, Pacífico le informó que el beneficio por la suma de S/ 8 165,82 correspondiente al Crédito 100xxxxxx406 había sido aprobado el 19 de abril de 2024. El 28 de mayo del 2024, el Pacífico le comunicó que el Crédito 100xxxxxx020 1197 no se encuentra cubierto bajo las condiciones del Seguro de Desgravamen, argumentando que el titular del crédito no era el señor [APELLIDO] , sino el señor [APELLIDO] , toda vez que se trataba de un crédito con certificado emitido de manera digital (desembolso por la web Mi Negocio).</w:t>
       </w:r>
       <w:r>
         <w:rPr>
@@ -1242,7 +1242,7 @@
           <w:lang w:eastAsia="es-ES"/>
           <w14:ligatures w14:val="none"/>
         </w:rPr>
-        <w:t xml:space="preserve">El 5 de noviembre de 2024, presentó el Reclamo C33786273 ante el Banco, solicitando que se haga responsable de la cancelación del crédito desembolsado en forma digital y realice el reintegro de los pagos realizados desde julio de 2023 hasta la fecha, toda vez que fue un error del Banco haber consignado como asegurado a alguien diferente al señor [APELLIDO] Rubio.</w:t>
+        <w:t xml:space="preserve">El 5 de noviembre de 2024, presentó el Reclamo C33786273 ante el Banco, solicitando que se haga responsable de la cancelación del crédito desembolsado en forma digital y realice el reintegro de los pagos realizados desde julio de 2023 hasta la fecha, toda vez que fue un error del Banco haber consignado como asegurado a alguien diferente al señor [APELLIDO] .</w:t>
       </w:r>
       <w:r>
         <w:rPr>
@@ -2777,7 +2777,7 @@
           <w:lang w:eastAsia="es-PE"/>
           <w14:ligatures w14:val="none"/>
         </w:rPr>
-        <w:t xml:space="preserve">La Secretaría Técnica de la Comisión de Protección al Consumidor 1 (en adelante, la Secretaría Técnica), en ejercicio de sus facultades, considera que el hecho consistente en que la entidad bancaria habría consignado de manera errónea como asegurado de la Póliza del Seguro de Desgravamen 24260 al señor [APELLIDO] Rubio Uriarte, generando que no se obtenga la cobertura ante su fallecimiento; involucraría una presunta afectación a sus expectativas, quien no habría encontrado una correspondencia entre lo que esperaba recibir de parte del proveedor y lo que realmente recibió. Por consiguiente, corresponde calificar el hecho materia de denuncia como una presunta infracción al deber de idoneidad, tipificado en los artículos 18 y 19 del Código.</w:t>
+        <w:t xml:space="preserve">La Secretaría Técnica de la Comisión de Protección al Consumidor 1 (en adelante, la Secretaría Técnica), en ejercicio de sus facultades, considera que el hecho consistente en que la entidad bancaria habría consignado de manera errónea como asegurado de la Póliza del Seguro de Desgravamen 24260 al señor [APELLIDO] , generando que no se obtenga la cobertura ante su fallecimiento; involucraría una presunta afectación a sus expectativas, quien no habría encontrado una correspondencia entre lo que esperaba recibir de parte del proveedor y lo que realmente recibió. Por consiguiente, corresponde calificar el hecho materia de denuncia como una presunta infracción al deber de idoneidad, tipificado en los artículos 18 y 19 del Código.</w:t>
       </w:r>
       <w:r>
         <w:rPr>
@@ -2868,7 +2868,7 @@
           <w:lang w:eastAsia="es-PE"/>
           <w14:ligatures w14:val="none"/>
         </w:rPr>
-        <w:t xml:space="preserve">Además, la Secretaría Técnica, en ejercicio de sus facultades, considera que el hecho consistente en que la entidad bancaria se habría negado injustificadamente a devolver a la parte denunciante los pagos realizados por Crédito 100xxxxxx020 1197 luego del fallecimiento del señor [APELLIDO] Rubio Uriarte, alegando que no era titular del crédito; involucraría una presunta afectación a sus expectativas, quien no habría encontrado una correspondencia entre lo que esperaba recibir de parte del proveedor y lo que realmente recibió. Por consiguiente, corresponde calificar el hecho materia de denuncia como una presunta infracción al deber de idoneidad, tipificado en los artículos 18 y 19 del Código.</w:t>
+        <w:t xml:space="preserve">Además, la Secretaría Técnica, en ejercicio de sus facultades, considera que el hecho consistente en que la entidad bancaria se habría negado injustificadamente a devolver a la parte denunciante los pagos realizados por Crédito 100xxxxxx020 1197 luego del fallecimiento del señor [APELLIDO] , alegando que no era titular del crédito; involucraría una presunta afectación a sus expectativas, quien no habría encontrado una correspondencia entre lo que esperaba recibir de parte del proveedor y lo que realmente recibió. Por consiguiente, corresponde calificar el hecho materia de denuncia como una presunta infracción al deber de idoneidad, tipificado en los artículos 18 y 19 del Código.</w:t>
       </w:r>
       <w:r>
         <w:rPr>
@@ -3711,7 +3711,7 @@
           <w:lang w:eastAsia="es-PE"/>
           <w14:ligatures w14:val="none"/>
         </w:rPr>
-        <w:t xml:space="preserve">Presunta infracción a los artículos 18 y 19 de la Ley 29571, Código de Protección y Defensa del Consumidor, en tanto la entidad bancaria habría consignado de manera errónea como asegurado de la Póliza del Seguro de Desgravamen 24260 al señor [APELLIDO] Rubio Uriarte, generando que no se obtenga la cobertura ante su fallecimiento.</w:t>
+        <w:t xml:space="preserve">Presunta infracción a los artículos 18 y 19 de la Ley 29571, Código de Protección y Defensa del Consumidor, en tanto la entidad bancaria habría consignado de manera errónea como asegurado de la Póliza del Seguro de Desgravamen 24260 al señor [APELLIDO] , generando que no se obtenga la cobertura ante su fallecimiento.</w:t>
       </w:r>
       <w:r>
         <w:rPr>
@@ -3876,7 +3876,7 @@
           <w:lang w:eastAsia="es-PE"/>
           <w14:ligatures w14:val="none"/>
         </w:rPr>
-        <w:t xml:space="preserve">Presunta infracción a los artículos 18 y 19 de la Ley 29571, Código de Protección y Defensa del Consumidor, en tanto la entidad bancaria se habría negado injustificadamente a devolver a la parte denunciante los pagos realizados por Crédito 100xxxxxx020 1197 luego del fallecimiento del señor [APELLIDO] Rubio Uriarte, alegando que no era titular del crédito.</w:t>
+        <w:t xml:space="preserve">Presunta infracción a los artículos 18 y 19 de la Ley 29571, Código de Protección y Defensa del Consumidor, en tanto la entidad bancaria se habría negado injustificadamente a devolver a la parte denunciante los pagos realizados por Crédito 100xxxxxx020 1197 luego del fallecimiento del señor [APELLIDO] , alegando que no era titular del crédito.</w:t>
       </w:r>
       <w:r>
         <w:rPr>

--- a/plantillas_maestras/17_seguro_no_especificado/materia_general_asegurativa/1_ddo_banco_o_financiera/varon/TPL_0625_2025_SEGURO_NO_ESPECIFICADO_MATERIA_GENERAL_ASEGURATIVA_BANCO_VARON.docx
+++ b/plantillas_maestras/17_seguro_no_especificado/materia_general_asegurativa/1_ddo_banco_o_financiera/varon/TPL_0625_2025_SEGURO_NO_ESPECIFICADO_MATERIA_GENERAL_ASEGURATIVA_BANCO_VARON.docx
@@ -865,6 +865,7 @@
       </w:r>
       <w:r>
         <w:rPr>
+          <w:rStyle w:val="Refdenotaalpie"/>
           <w:rFonts w:ascii="Arial Narrow" w:eastAsia="Arial Narrow" w:hAnsi="Arial Narrow" w:cs="Arial Narrow"/>
           <w:kern w:val="0"/>
           <w:vertAlign w:val="superscript"/>
@@ -1677,6 +1678,7 @@
       </w:r>
       <w:r>
         <w:rPr>
+          <w:rStyle w:val="Refdenotaalpie"/>
           <w:rFonts w:ascii="Arial Narrow" w:eastAsia="Times New Roman" w:hAnsi="Arial Narrow" w:cs="Times New Roman"/>
           <w:kern w:val="0"/>
           <w:vertAlign w:val="superscript"/>
@@ -1778,6 +1780,7 @@
       </w:r>
       <w:r>
         <w:rPr>
+          <w:rStyle w:val="Refdenotaalpie"/>
           <w:rFonts w:ascii="Arial Narrow" w:eastAsia="Times New Roman" w:hAnsi="Arial Narrow" w:cs="Times New Roman"/>
           <w:kern w:val="0"/>
           <w:vertAlign w:val="superscript"/>
@@ -2350,6 +2353,7 @@
       </w:r>
       <w:r>
         <w:rPr>
+          <w:rStyle w:val="Refdenotaalpie"/>
           <w:rFonts w:ascii="Arial Narrow" w:eastAsia="Times New Roman" w:hAnsi="Arial Narrow" w:cs="Times New Roman"/>
           <w:kern w:val="0"/>
           <w:vertAlign w:val="superscript"/>
@@ -2546,6 +2550,7 @@
       </w:r>
       <w:r>
         <w:rPr>
+          <w:rStyle w:val="Refdenotaalpie"/>
           <w:rFonts w:ascii="Arial Narrow" w:eastAsia="Times New Roman" w:hAnsi="Arial Narrow" w:cs="Times New Roman"/>
           <w:kern w:val="0"/>
           <w:shd w:val="clear" w:color="auto" w:fill="FFFFFF"/>
@@ -2667,6 +2672,7 @@
       </w:r>
       <w:r>
         <w:rPr>
+          <w:rStyle w:val="Refdenotaalpie"/>
           <w:rFonts w:ascii="Arial Narrow" w:eastAsia="Times New Roman" w:hAnsi="Arial Narrow" w:cs="Times New Roman"/>
           <w:kern w:val="0"/>
           <w:vertAlign w:val="superscript"/>
@@ -2757,7 +2763,7 @@
         <w:ind w:left="567" w:hanging="567"/>
         <w:jc w:val="both"/>
         <w:rPr>
-          <w:rFonts w:ascii="Times New Roman" w:eastAsia="Aptos" w:hAnsi="Times New Roman" w:cs="Times New Roman"/>
+          <w:rFonts w:ascii="Arial Narrow" w:eastAsia="Aptos" w:hAnsi="Arial Narrow" w:cs="Times New Roman"/>
           <w:kern w:val="0"/>
           <w:sz w:val="24"/>
           <w:szCs w:val="24"/>
@@ -2781,6 +2787,7 @@
       </w:r>
       <w:r>
         <w:rPr>
+          <w:rStyle w:val="Refdenotaalpie"/>
           <w:vertAlign w:val="superscript"/>
           <w:lang w:eastAsia="es-PE"/>
         </w:rPr>
@@ -2814,7 +2821,8 @@
       </w:r>
       <w:r>
         <w:rPr>
-          <w:rFonts w:ascii="Aptos" w:eastAsia="Aptos" w:hAnsi="Aptos"/>
+          <w:rStyle w:val="Refdenotaalpie"/>
+          <w:rFonts w:ascii="Arial Narrow" w:eastAsia="Aptos" w:hAnsi="Arial Narrow"/>
           <w:vertAlign w:val="superscript"/>
         </w:rPr>
         <w:footnoteReference w:id="8"/>
@@ -2835,7 +2843,7 @@
         <w:ind w:left="567"/>
         <w:jc w:val="both"/>
         <w:rPr>
-          <w:rFonts w:ascii="Times New Roman" w:eastAsia="Aptos" w:hAnsi="Times New Roman" w:cs="Times New Roman"/>
+          <w:rFonts w:ascii="Arial Narrow" w:eastAsia="Aptos" w:hAnsi="Arial Narrow" w:cs="Times New Roman"/>
           <w:kern w:val="0"/>
           <w:sz w:val="24"/>
           <w:szCs w:val="24"/>
@@ -2902,7 +2910,7 @@
         <w:spacing w:after="0" w:line="240" w:lineRule="auto"/>
         <w:jc w:val="both"/>
         <w:rPr>
-          <w:rFonts w:ascii="Times New Roman" w:eastAsia="Aptos" w:hAnsi="Times New Roman" w:cs="Times New Roman"/>
+          <w:rFonts w:ascii="Arial Narrow" w:eastAsia="Aptos" w:hAnsi="Arial Narrow" w:cs="Times New Roman"/>
           <w:kern w:val="0"/>
           <w:sz w:val="24"/>
           <w:szCs w:val="24"/>
@@ -2925,7 +2933,7 @@
         <w:ind w:left="567" w:hanging="567"/>
         <w:jc w:val="both"/>
         <w:rPr>
-          <w:rFonts w:ascii="Times New Roman" w:eastAsia="Aptos" w:hAnsi="Times New Roman" w:cs="Times New Roman"/>
+          <w:rFonts w:ascii="Arial Narrow" w:eastAsia="Aptos" w:hAnsi="Arial Narrow" w:cs="Times New Roman"/>
           <w:kern w:val="0"/>
           <w:sz w:val="24"/>
           <w:szCs w:val="24"/>
@@ -3047,6 +3055,7 @@
       </w:r>
       <w:r>
         <w:rPr>
+          <w:rStyle w:val="Refdenotaalpie"/>
           <w:rFonts w:ascii="Arial Narrow" w:eastAsia="Arial Narrow" w:hAnsi="Arial Narrow" w:cs="Arial Narrow"/>
           <w:kern w:val="0"/>
           <w:vertAlign w:val="superscript"/>
@@ -4403,6 +4412,7 @@
       </w:r>
       <w:r>
         <w:rPr>
+          <w:rStyle w:val="Refdenotaalpie"/>
           <w:rFonts w:ascii="Arial Narrow" w:eastAsia="Calibri" w:hAnsi="Arial Narrow" w:cs="Arial"/>
           <w:kern w:val="0"/>
           <w:vertAlign w:val="superscript"/>
@@ -4432,6 +4442,7 @@
       </w:r>
       <w:r>
         <w:rPr>
+          <w:rStyle w:val="Refdenotaalpie"/>
           <w:rFonts w:ascii="Arial Narrow" w:eastAsia="Times New Roman" w:hAnsi="Arial Narrow" w:cs="Arial"/>
           <w:spacing w:val="-2"/>
           <w:kern w:val="0"/>
@@ -4666,6 +4677,7 @@
       </w:r>
       <w:r>
         <w:rPr>
+          <w:rStyle w:val="Refdenotaalpie"/>
           <w:rFonts w:ascii="Arial Narrow" w:eastAsia="Times New Roman" w:hAnsi="Arial Narrow" w:cs="Times New Roman"/>
           <w:kern w:val="0"/>
           <w:vertAlign w:val="superscript"/>
@@ -4896,6 +4908,7 @@
       </w:r>
       <w:r>
         <w:rPr>
+          <w:rStyle w:val="Refdenotaalpie"/>
           <w:rFonts w:ascii="Arial Narrow" w:eastAsia="Times New Roman" w:hAnsi="Arial Narrow" w:cs="Times New Roman"/>
           <w:kern w:val="0"/>
           <w:vertAlign w:val="superscript"/>
@@ -4925,6 +4938,7 @@
       </w:r>
       <w:r>
         <w:rPr>
+          <w:rStyle w:val="Refdenotaalpie"/>
           <w:rFonts w:ascii="Arial Narrow" w:eastAsia="Arial Narrow" w:hAnsi="Arial Narrow" w:cs="Arial Narrow"/>
           <w:kern w:val="0"/>
           <w:vertAlign w:val="superscript"/>
@@ -4967,6 +4981,7 @@
       </w:r>
       <w:r>
         <w:rPr>
+          <w:rStyle w:val="Refdenotaalpie"/>
           <w:rFonts w:ascii="Arial Narrow" w:eastAsia="Arial Narrow" w:hAnsi="Arial Narrow" w:cs="Arial"/>
           <w:kern w:val="0"/>
           <w:vertAlign w:val="superscript"/>
@@ -5119,6 +5134,7 @@
       </w:r>
       <w:r>
         <w:rPr>
+          <w:rStyle w:val="Refdenotaalpie"/>
           <w:rFonts w:ascii="Arial Narrow" w:eastAsia="Times New Roman" w:hAnsi="Arial Narrow" w:cs="Arial"/>
           <w:kern w:val="0"/>
           <w:vertAlign w:val="superscript"/>
@@ -5433,7 +5449,8 @@
       </w:r>
       <w:r>
         <w:rPr>
-          <w:rFonts w:ascii="Calibri" w:eastAsia="Calibri" w:hAnsi="Calibri" w:cs="Times New Roman"/>
+          <w:rStyle w:val="Refdenotaalpie"/>
+          <w:rFonts w:ascii="Arial Narrow" w:eastAsia="Calibri" w:hAnsi="Arial Narrow" w:cs="Times New Roman"/>
           <w:vertAlign w:val="superscript"/>
         </w:rPr>
         <w:footnoteReference w:id="17"/>
@@ -5609,7 +5626,7 @@
         <w:jc w:val="center"/>
         <w:textAlignment w:val="baseline"/>
         <w:rPr>
-          <w:rFonts w:ascii="Segoe UI" w:eastAsia="Times New Roman" w:hAnsi="Segoe UI" w:cs="Segoe UI"/>
+          <w:rFonts w:ascii="Arial Narrow" w:eastAsia="Times New Roman" w:hAnsi="Arial Narrow" w:cs="Segoe UI"/>
           <w:kern w:val="0"/>
           <w:sz w:val="18"/>
           <w:szCs w:val="18"/>
@@ -5799,7 +5816,7 @@
       <w:headerReference w:type="default" r:id="rId7"/>
       <w:footerReference w:type="default" r:id="rId8"/>
       <w:pgSz w:w="11906" w:h="16838"/>
-      <w:pgMar w:top="1701" w:right="1701" w:bottom="1701" w:left="1701" w:header="709" w:footer="709" w:gutter="0"/>
+      <w:pgMar w:top="1417" w:right="1701" w:bottom="1417" w:left="1701" w:header="709" w:footer="709" w:gutter="0"/>
       <w:pgNumType w:start="1"/>
       <w:cols w:space="720"/>
     </w:sectPr>
@@ -5848,7 +5865,7 @@
         <w:tab w:val="right" w:pos="8838"/>
       </w:tabs>
       <w:rPr>
-        <w:rFonts w:ascii="Arial" w:eastAsia="Arial" w:hAnsi="Arial" w:cs="Arial"/>
+        <w:rFonts w:ascii="Arial Narrow" w:eastAsia="Arial" w:hAnsi="Arial Narrow" w:cs="Arial"/>
         <w:color w:val="000000"/>
         <w:sz w:val="16"/>
         <w:szCs w:val="16"/>
@@ -5869,7 +5886,7 @@
         <w:tab w:val="right" w:pos="8838"/>
       </w:tabs>
       <w:rPr>
-        <w:rFonts w:ascii="Arial" w:eastAsia="Arial" w:hAnsi="Arial" w:cs="Arial"/>
+        <w:rFonts w:ascii="Arial Narrow" w:eastAsia="Arial" w:hAnsi="Arial Narrow" w:cs="Arial"/>
         <w:color w:val="000000"/>
         <w:sz w:val="16"/>
         <w:szCs w:val="16"/>
@@ -5877,7 +5894,7 @@
     </w:pPr>
     <w:r>
       <w:rPr>
-        <w:rFonts w:ascii="Arial" w:eastAsia="Arial" w:hAnsi="Arial" w:cs="Arial"/>
+        <w:rFonts w:ascii="Arial Narrow" w:eastAsia="Arial" w:hAnsi="Arial Narrow" w:cs="Arial"/>
         <w:color w:val="000000"/>
         <w:sz w:val="16"/>
         <w:szCs w:val="16"/>
@@ -5906,7 +5923,7 @@
     </w:pPr>
     <w:r>
       <w:rPr>
-        <w:rFonts w:ascii="Arial" w:eastAsia="Arial" w:hAnsi="Arial" w:cs="Arial"/>
+        <w:rFonts w:ascii="Arial Narrow" w:eastAsia="Arial" w:hAnsi="Arial Narrow" w:cs="Arial"/>
         <w:color w:val="000000"/>
         <w:sz w:val="16"/>
         <w:szCs w:val="16"/>
@@ -5915,7 +5932,7 @@
     </w:r>
     <w:r>
       <w:rPr>
-        <w:rFonts w:ascii="Arial" w:eastAsia="Arial" w:hAnsi="Arial" w:cs="Arial"/>
+        <w:rFonts w:ascii="Arial Narrow" w:eastAsia="Arial" w:hAnsi="Arial Narrow" w:cs="Arial"/>
         <w:color w:val="000000"/>
         <w:sz w:val="16"/>
         <w:szCs w:val="16"/>
@@ -5924,7 +5941,7 @@
     </w:r>
     <w:r>
       <w:rPr>
-        <w:rFonts w:ascii="Arial" w:eastAsia="Arial" w:hAnsi="Arial" w:cs="Arial"/>
+        <w:rFonts w:ascii="Arial Narrow" w:eastAsia="Arial" w:hAnsi="Arial Narrow" w:cs="Arial"/>
         <w:color w:val="000000"/>
         <w:sz w:val="16"/>
         <w:szCs w:val="16"/>
@@ -5933,7 +5950,7 @@
     </w:r>
     <w:r>
       <w:rPr>
-        <w:rFonts w:ascii="Arial" w:eastAsia="Arial" w:hAnsi="Arial" w:cs="Arial"/>
+        <w:rFonts w:ascii="Arial Narrow" w:eastAsia="Arial" w:hAnsi="Arial Narrow" w:cs="Arial"/>
         <w:color w:val="000000"/>
         <w:sz w:val="16"/>
         <w:szCs w:val="16"/>
@@ -5942,7 +5959,7 @@
     </w:r>
     <w:r>
       <w:rPr>
-        <w:rFonts w:ascii="Arial" w:eastAsia="Arial" w:hAnsi="Arial" w:cs="Arial"/>
+        <w:rFonts w:ascii="Arial Narrow" w:eastAsia="Arial" w:hAnsi="Arial Narrow" w:cs="Arial"/>
         <w:noProof/>
         <w:color w:val="000000"/>
         <w:sz w:val="16"/>
@@ -5952,7 +5969,7 @@
     </w:r>
     <w:r>
       <w:rPr>
-        <w:rFonts w:ascii="Arial" w:eastAsia="Arial" w:hAnsi="Arial" w:cs="Arial"/>
+        <w:rFonts w:ascii="Arial Narrow" w:eastAsia="Arial" w:hAnsi="Arial Narrow" w:cs="Arial"/>
         <w:color w:val="000000"/>
         <w:sz w:val="16"/>
         <w:szCs w:val="16"/>
@@ -6001,8 +6018,9 @@
         <w:rPr>
           <w:rStyle w:val="Refdenotaalpie"/>
           <w:rFonts w:ascii="Arial Narrow" w:hAnsi="Arial Narrow" w:cs="Arial"/>
-          <w:sz w:val="14"/>
+          <w:sz w:val="16"/>
           <w:szCs w:val="14"/>
+          <w:vertAlign w:val="superscript"/>
         </w:rPr>
         <w:footnoteRef/>
       </w:r>
@@ -6068,6 +6086,7 @@
       </w:pPr>
       <w:r>
         <w:rPr>
+          <w:rStyle w:val="Refdenotaalpie"/>
           <w:rFonts w:ascii="Arial Narrow" w:hAnsi="Arial Narrow"/>
           <w:sz w:val="16"/>
           <w:szCs w:val="16"/>
@@ -6776,6 +6795,7 @@
           <w:rFonts w:ascii="Arial Narrow" w:hAnsi="Arial Narrow" w:cs="Arial"/>
           <w:sz w:val="16"/>
           <w:szCs w:val="16"/>
+          <w:vertAlign w:val="superscript"/>
         </w:rPr>
         <w:footnoteRef/>
       </w:r>
@@ -6921,6 +6941,7 @@
       </w:pPr>
       <w:r>
         <w:rPr>
+          <w:rStyle w:val="Refdenotaalpie"/>
           <w:rFonts w:ascii="Arial Narrow" w:hAnsi="Arial Narrow"/>
           <w:sz w:val="16"/>
           <w:szCs w:val="16"/>
@@ -7032,6 +7053,7 @@
           <w:rFonts w:ascii="Arial Narrow" w:hAnsi="Arial Narrow" w:cs="Arial"/>
           <w:sz w:val="16"/>
           <w:szCs w:val="16"/>
+          <w:vertAlign w:val="superscript"/>
         </w:rPr>
         <w:footnoteRef/>
       </w:r>
@@ -7307,6 +7329,7 @@
           <w:rFonts w:ascii="Arial Narrow" w:hAnsi="Arial Narrow" w:cs="Arial"/>
           <w:sz w:val="16"/>
           <w:szCs w:val="16"/>
+          <w:vertAlign w:val="superscript"/>
         </w:rPr>
         <w:footnoteRef/>
       </w:r>
@@ -7468,6 +7491,7 @@
           <w:rFonts w:ascii="Arial Narrow" w:hAnsi="Arial Narrow" w:cs="Arial"/>
           <w:sz w:val="16"/>
           <w:szCs w:val="16"/>
+          <w:vertAlign w:val="superscript"/>
         </w:rPr>
         <w:footnoteRef/>
       </w:r>
@@ -7832,6 +7856,7 @@
           <w:rFonts w:ascii="Arial Narrow" w:hAnsi="Arial Narrow" w:cs="Arial"/>
           <w:sz w:val="16"/>
           <w:szCs w:val="16"/>
+          <w:vertAlign w:val="superscript"/>
         </w:rPr>
         <w:footnoteRef/>
       </w:r>
@@ -8011,6 +8036,7 @@
           <w:rFonts w:ascii="Arial Narrow" w:hAnsi="Arial Narrow"/>
           <w:sz w:val="16"/>
           <w:szCs w:val="16"/>
+          <w:vertAlign w:val="superscript"/>
         </w:rPr>
         <w:footnoteRef/>
       </w:r>
@@ -8337,6 +8363,7 @@
           <w:rFonts w:ascii="Arial Narrow" w:hAnsi="Arial Narrow" w:cs="Arial"/>
           <w:sz w:val="16"/>
           <w:szCs w:val="16"/>
+          <w:vertAlign w:val="superscript"/>
         </w:rPr>
         <w:footnoteRef/>
       </w:r>
@@ -8397,6 +8424,7 @@
           <w:rFonts w:ascii="Arial Narrow" w:hAnsi="Arial Narrow" w:cs="Arial"/>
           <w:sz w:val="16"/>
           <w:szCs w:val="16"/>
+          <w:vertAlign w:val="superscript"/>
         </w:rPr>
         <w:footnoteRef/>
       </w:r>
@@ -8572,6 +8600,7 @@
           <w:rFonts w:ascii="Arial Narrow" w:eastAsia="Arial Narrow" w:hAnsi="Arial Narrow" w:cs="Arial"/>
           <w:sz w:val="16"/>
           <w:szCs w:val="16"/>
+          <w:vertAlign w:val="superscript"/>
         </w:rPr>
         <w:footnoteRef/>
       </w:r>
@@ -8711,6 +8740,7 @@
           <w:rFonts w:ascii="Arial Narrow" w:hAnsi="Arial Narrow"/>
           <w:sz w:val="16"/>
           <w:szCs w:val="16"/>
+          <w:vertAlign w:val="superscript"/>
         </w:rPr>
         <w:footnoteRef/>
       </w:r>
@@ -9892,6 +9922,7 @@
           <w:rFonts w:ascii="Arial Narrow" w:hAnsi="Arial Narrow" w:cs="Arial"/>
           <w:sz w:val="16"/>
           <w:szCs w:val="16"/>
+          <w:vertAlign w:val="superscript"/>
         </w:rPr>
         <w:footnoteRef/>
       </w:r>
@@ -10065,6 +10096,7 @@
           <w:bCs/>
           <w:sz w:val="16"/>
           <w:szCs w:val="16"/>
+          <w:vertAlign w:val="superscript"/>
         </w:rPr>
         <w:footnoteRef/>
       </w:r>
@@ -10154,6 +10186,7 @@
           <w:rFonts w:ascii="Arial Narrow" w:hAnsi="Arial Narrow"/>
           <w:sz w:val="16"/>
           <w:szCs w:val="16"/>
+          <w:vertAlign w:val="superscript"/>
         </w:rPr>
         <w:footnoteRef/>
       </w:r>
@@ -12453,6 +12486,17 @@
       <w:szCs w:val="20"/>
     </w:rPr>
   </w:style>
+  <w:style w:type="character" w:styleId="FootnoteReference">
+    <w:name w:val="footnote reference"/>
+    <w:basedOn w:val="Fuentedeprrafopredeter"/>
+    <w:uiPriority w:val="99"/>
+    <w:semiHidden/>
+    <w:unhideWhenUsed/>
+    <w:rPr>
+      <w:rFonts w:ascii="Arial Narrow" w:hAnsi="Arial Narrow"/>
+      <w:vertAlign w:val="superscript"/>
+    </w:rPr>
+  </w:style>
 </w:styles>
 </file>
 

--- a/plantillas_maestras/17_seguro_no_especificado/materia_general_asegurativa/1_ddo_banco_o_financiera/varon/TPL_0625_2025_SEGURO_NO_ESPECIFICADO_MATERIA_GENERAL_ASEGURATIVA_BANCO_VARON.docx
+++ b/plantillas_maestras/17_seguro_no_especificado/materia_general_asegurativa/1_ddo_banco_o_financiera/varon/TPL_0625_2025_SEGURO_NO_ESPECIFICADO_MATERIA_GENERAL_ASEGURATIVA_BANCO_VARON.docx
@@ -1,8 +1,8 @@
 
 <file path=word/document.xml><?xml version="1.0" encoding="utf-8"?>
-<w:document xmlns:wpc="http://schemas.microsoft.com/office/word/2010/wordprocessingCanvas" xmlns:cx="http://schemas.microsoft.com/office/drawing/2014/chartex" xmlns:cx1="http://schemas.microsoft.com/office/drawing/2015/9/8/chartex" xmlns:cx2="http://schemas.microsoft.com/office/drawing/2015/10/21/chartex" xmlns:cx3="http://schemas.microsoft.com/office/drawing/2016/5/9/chartex" xmlns:cx4="http://schemas.microsoft.com/office/drawing/2016/5/10/chartex" xmlns:cx5="http://schemas.microsoft.com/office/drawing/2016/5/11/chartex" xmlns:cx6="http://schemas.microsoft.com/office/drawing/2016/5/12/chartex" xmlns:cx7="http://schemas.microsoft.com/office/drawing/2016/5/13/chartex" xmlns:cx8="http://schemas.microsoft.com/office/drawing/2016/5/14/chartex" xmlns:mc="http://schemas.openxmlformats.org/markup-compatibility/2006" xmlns:aink="http://schemas.microsoft.com/office/drawing/2016/ink" xmlns:am3d="http://schemas.microsoft.com/office/drawing/2017/model3d" xmlns:o="urn:schemas-microsoft-com:office:office" xmlns:oel="http://schemas.microsoft.com/office/2019/extlst" xmlns:r="http://schemas.openxmlformats.org/officeDocument/2006/relationships" xmlns:m="http://schemas.openxmlformats.org/officeDocument/2006/math" xmlns:v="urn:schemas-microsoft-com:vml" xmlns:wp14="http://schemas.microsoft.com/office/word/2010/wordprocessingDrawing" xmlns:wp="http://schemas.openxmlformats.org/drawingml/2006/wordprocessingDrawing" xmlns:w10="urn:schemas-microsoft-com:office:word" xmlns:w="http://schemas.openxmlformats.org/wordprocessingml/2006/main" xmlns:w14="http://schemas.microsoft.com/office/word/2010/wordml" xmlns:w15="http://schemas.microsoft.com/office/word/2012/wordml" xmlns:w16cex="http://schemas.microsoft.com/office/word/2018/wordml/cex" xmlns:w16cid="http://schemas.microsoft.com/office/word/2016/wordml/cid" xmlns:w16="http://schemas.microsoft.com/office/word/2018/wordml" xmlns:w16du="http://schemas.microsoft.com/office/word/2023/wordml/word16du" xmlns:w16sdtdh="http://schemas.microsoft.com/office/word/2020/wordml/sdtdatahash" xmlns:w16sdtfl="http://schemas.microsoft.com/office/word/2024/wordml/sdtformatlock" xmlns:w16se="http://schemas.microsoft.com/office/word/2015/wordml/symex" xmlns:wpg="http://schemas.microsoft.com/office/word/2010/wordprocessingGroup" xmlns:wpi="http://schemas.microsoft.com/office/word/2010/wordprocessingInk" xmlns:wne="http://schemas.microsoft.com/office/word/2006/wordml" xmlns:wps="http://schemas.microsoft.com/office/word/2010/wordprocessingShape" mc:Ignorable="w14 w15 w16se w16cid w16 w16cex w16sdtdh w16sdtfl w16du wp14">
+<w:document xmlns:ns1="http://schemas.openxmlformats.org/markup-compatibility/2006" xmlns:ns2="http://schemas.microsoft.com/office/word/2010/wordml" xmlns:ns3="http://schemas.openxmlformats.org/officeDocument/2006/relationships" xmlns:w="http://schemas.openxmlformats.org/wordprocessingml/2006/main" ns1:Ignorable="w14 w15 w16se w16cid w16 w16cex w16sdtdh w16sdtfl w16du wp14">
   <w:body>
-    <w:p>
+    <w:p ns2:paraId="6BE3A128" ns2:textId="00F168D7">
       <w:pPr>
         <w:tabs>
           <w:tab w:val="left" w:pos="1701"/>
@@ -14,16 +14,16 @@
           <w:b/>
           <w:kern w:val="0"/>
           <w:lang w:eastAsia="es-PE"/>
-          <w14:ligatures w14:val="none"/>
-        </w:rPr>
-      </w:pPr>
-      <w:r>
-        <w:rPr>
-          <w:rFonts w:ascii="Arial Narrow" w:eastAsia="Arial Narrow" w:hAnsi="Arial Narrow" w:cs="Arial Narrow"/>
-          <w:b/>
-          <w:kern w:val="0"/>
-          <w:lang w:eastAsia="es-PE"/>
-          <w14:ligatures w14:val="none"/>
+          <ns2:ligatures ns2:val="none"/>
+        </w:rPr>
+      </w:pPr>
+      <w:r>
+        <w:rPr>
+          <w:rFonts w:ascii="Arial Narrow" w:eastAsia="Arial Narrow" w:hAnsi="Arial Narrow" w:cs="Arial Narrow"/>
+          <w:b/>
+          <w:kern w:val="0"/>
+          <w:lang w:eastAsia="es-PE"/>
+          <ns2:ligatures ns2:val="none"/>
         </w:rPr>
         <w:t>EXPEDIENTE</w:t>
       </w:r>
@@ -33,7 +33,7 @@
           <w:b/>
           <w:kern w:val="0"/>
           <w:lang w:eastAsia="es-PE"/>
-          <w14:ligatures w14:val="none"/>
+          <ns2:ligatures ns2:val="none"/>
         </w:rPr>
         <w:t xml:space="preserve"> </w:t>
       </w:r>
@@ -43,7 +43,7 @@
           <w:b/>
           <w:kern w:val="0"/>
           <w:lang w:eastAsia="es-PE"/>
-          <w14:ligatures w14:val="none"/>
+          <ns2:ligatures ns2:val="none"/>
         </w:rPr>
         <w:tab/>
         <w:t>:</w:t>
@@ -54,7 +54,7 @@
           <w:b/>
           <w:kern w:val="0"/>
           <w:lang w:eastAsia="es-PE"/>
-          <w14:ligatures w14:val="none"/>
+          <ns2:ligatures ns2:val="none"/>
         </w:rPr>
         <w:tab/>
       </w:r>
@@ -64,7 +64,7 @@
           <w:b/>
           <w:kern w:val="0"/>
           <w:lang w:eastAsia="es-PE"/>
-          <w14:ligatures w14:val="none"/>
+          <ns2:ligatures ns2:val="none"/>
         </w:rPr>
         <w:t>0625-</w:t>
       </w:r>
@@ -74,7 +74,7 @@
           <w:b/>
           <w:kern w:val="0"/>
           <w:lang w:eastAsia="es-PE"/>
-          <w14:ligatures w14:val="none"/>
+          <ns2:ligatures ns2:val="none"/>
         </w:rPr>
         <w:t>202</w:t>
       </w:r>
@@ -84,7 +84,7 @@
           <w:b/>
           <w:kern w:val="0"/>
           <w:lang w:eastAsia="es-PE"/>
-          <w14:ligatures w14:val="none"/>
+          <ns2:ligatures ns2:val="none"/>
         </w:rPr>
         <w:t>5</w:t>
       </w:r>
@@ -94,12 +94,12 @@
           <w:b/>
           <w:kern w:val="0"/>
           <w:lang w:eastAsia="es-PE"/>
-          <w14:ligatures w14:val="none"/>
+          <ns2:ligatures ns2:val="none"/>
         </w:rPr>
         <w:t>/CC1</w:t>
       </w:r>
     </w:p>
-    <w:p>
+    <w:p ns2:paraId="1013C1EB" ns2:textId="7394512E">
       <w:pPr>
         <w:tabs>
           <w:tab w:val="left" w:pos="1701"/>
@@ -111,16 +111,16 @@
           <w:b/>
           <w:kern w:val="0"/>
           <w:lang w:eastAsia="es-PE"/>
-          <w14:ligatures w14:val="none"/>
-        </w:rPr>
-      </w:pPr>
-      <w:r>
-        <w:rPr>
-          <w:rFonts w:ascii="Arial Narrow" w:eastAsia="Arial Narrow" w:hAnsi="Arial Narrow" w:cs="Arial Narrow"/>
-          <w:b/>
-          <w:kern w:val="0"/>
-          <w:lang w:eastAsia="es-PE"/>
-          <w14:ligatures w14:val="none"/>
+          <ns2:ligatures ns2:val="none"/>
+        </w:rPr>
+      </w:pPr>
+      <w:r>
+        <w:rPr>
+          <w:rFonts w:ascii="Arial Narrow" w:eastAsia="Arial Narrow" w:hAnsi="Arial Narrow" w:cs="Arial Narrow"/>
+          <w:b/>
+          <w:kern w:val="0"/>
+          <w:lang w:eastAsia="es-PE"/>
+          <ns2:ligatures ns2:val="none"/>
         </w:rPr>
         <w:t xml:space="preserve">RESOLUCIÓN </w:t>
       </w:r>
@@ -130,7 +130,7 @@
           <w:b/>
           <w:kern w:val="0"/>
           <w:lang w:eastAsia="es-PE"/>
-          <w14:ligatures w14:val="none"/>
+          <ns2:ligatures ns2:val="none"/>
         </w:rPr>
         <w:tab/>
         <w:t>:</w:t>
@@ -141,7 +141,7 @@
           <w:b/>
           <w:kern w:val="0"/>
           <w:lang w:eastAsia="es-PE"/>
-          <w14:ligatures w14:val="none"/>
+          <ns2:ligatures ns2:val="none"/>
         </w:rPr>
         <w:tab/>
       </w:r>
@@ -151,7 +151,7 @@
           <w:b/>
           <w:kern w:val="0"/>
           <w:lang w:eastAsia="es-PE"/>
-          <w14:ligatures w14:val="none"/>
+          <ns2:ligatures ns2:val="none"/>
         </w:rPr>
         <w:t>012</w:t>
       </w:r>
@@ -161,7 +161,7 @@
           <w:b/>
           <w:kern w:val="0"/>
           <w:lang w:eastAsia="es-PE"/>
-          <w14:ligatures w14:val="none"/>
+          <ns2:ligatures ns2:val="none"/>
         </w:rPr>
         <w:t>4</w:t>
       </w:r>
@@ -171,7 +171,7 @@
           <w:b/>
           <w:kern w:val="0"/>
           <w:lang w:eastAsia="es-PE"/>
-          <w14:ligatures w14:val="none"/>
+          <ns2:ligatures ns2:val="none"/>
         </w:rPr>
         <w:t>-</w:t>
       </w:r>
@@ -181,7 +181,7 @@
           <w:b/>
           <w:kern w:val="0"/>
           <w:lang w:eastAsia="es-PE"/>
-          <w14:ligatures w14:val="none"/>
+          <ns2:ligatures ns2:val="none"/>
         </w:rPr>
         <w:t>202</w:t>
       </w:r>
@@ -191,7 +191,7 @@
           <w:b/>
           <w:kern w:val="0"/>
           <w:lang w:eastAsia="es-PE"/>
-          <w14:ligatures w14:val="none"/>
+          <ns2:ligatures ns2:val="none"/>
         </w:rPr>
         <w:t>5</w:t>
       </w:r>
@@ -201,7 +201,7 @@
           <w:b/>
           <w:kern w:val="0"/>
           <w:lang w:eastAsia="es-PE"/>
-          <w14:ligatures w14:val="none"/>
+          <ns2:ligatures ns2:val="none"/>
         </w:rPr>
         <w:t>/</w:t>
       </w:r>
@@ -211,7 +211,7 @@
           <w:b/>
           <w:kern w:val="0"/>
           <w:lang w:eastAsia="es-PE"/>
-          <w14:ligatures w14:val="none"/>
+          <ns2:ligatures ns2:val="none"/>
         </w:rPr>
         <w:t>CC1</w:t>
       </w:r>
@@ -221,7 +221,7 @@
           <w:b/>
           <w:kern w:val="0"/>
           <w:lang w:eastAsia="es-PE"/>
-          <w14:ligatures w14:val="none"/>
+          <ns2:ligatures ns2:val="none"/>
         </w:rPr>
         <w:t>-</w:t>
       </w:r>
@@ -231,12 +231,12 @@
           <w:b/>
           <w:kern w:val="0"/>
           <w:lang w:eastAsia="es-PE"/>
-          <w14:ligatures w14:val="none"/>
+          <ns2:ligatures ns2:val="none"/>
         </w:rPr>
         <w:t>ST</w:t>
       </w:r>
     </w:p>
-    <w:p>
+    <w:p ns2:paraId="4F2820C9" ns2:textId="08623247">
       <w:pPr>
         <w:tabs>
           <w:tab w:val="left" w:pos="1701"/>
@@ -250,16 +250,16 @@
           <w:b/>
           <w:kern w:val="0"/>
           <w:lang w:eastAsia="es-PE"/>
-          <w14:ligatures w14:val="none"/>
-        </w:rPr>
-      </w:pPr>
-      <w:r>
-        <w:rPr>
-          <w:rFonts w:ascii="Arial Narrow" w:eastAsia="Arial Narrow" w:hAnsi="Arial Narrow" w:cs="Arial Narrow"/>
-          <w:b/>
-          <w:kern w:val="0"/>
-          <w:lang w:eastAsia="es-PE"/>
-          <w14:ligatures w14:val="none"/>
+          <ns2:ligatures ns2:val="none"/>
+        </w:rPr>
+      </w:pPr>
+      <w:r>
+        <w:rPr>
+          <w:rFonts w:ascii="Arial Narrow" w:eastAsia="Arial Narrow" w:hAnsi="Arial Narrow" w:cs="Arial Narrow"/>
+          <w:b/>
+          <w:kern w:val="0"/>
+          <w:lang w:eastAsia="es-PE"/>
+          <ns2:ligatures ns2:val="none"/>
         </w:rPr>
         <w:t xml:space="preserve">DENUNCIANTE:[DENUNCIANTE] ([APELLIDO])</w:t>
       </w:r>
@@ -269,7 +269,7 @@
           <w:b/>
           <w:kern w:val="0"/>
           <w:lang w:eastAsia="es-PE"/>
-          <w14:ligatures w14:val="none"/>
+          <ns2:ligatures ns2:val="none"/>
         </w:rPr>
         <w:tab/>
         <w:t/>
@@ -280,7 +280,7 @@
           <w:b/>
           <w:kern w:val="0"/>
           <w:lang w:eastAsia="es-PE"/>
-          <w14:ligatures w14:val="none"/>
+          <ns2:ligatures ns2:val="none"/>
         </w:rPr>
         <w:tab/>
       </w:r>
@@ -290,7 +290,7 @@
           <w:b/>
           <w:kern w:val="0"/>
           <w:lang w:eastAsia="es-PE"/>
-          <w14:ligatures w14:val="none"/>
+          <ns2:ligatures ns2:val="none"/>
         </w:rPr>
         <w:t/>
       </w:r>
@@ -300,7 +300,7 @@
           <w:b/>
           <w:kern w:val="0"/>
           <w:lang w:eastAsia="es-PE"/>
-          <w14:ligatures w14:val="none"/>
+          <ns2:ligatures ns2:val="none"/>
         </w:rPr>
         <w:t xml:space="preserve"/>
       </w:r>
@@ -310,7 +310,7 @@
           <w:b/>
           <w:kern w:val="0"/>
           <w:lang w:eastAsia="es-PE"/>
-          <w14:ligatures w14:val="none"/>
+          <ns2:ligatures ns2:val="none"/>
         </w:rPr>
         <w:t/>
       </w:r>
@@ -320,12 +320,12 @@
           <w:b/>
           <w:kern w:val="0"/>
           <w:lang w:eastAsia="es-PE"/>
-          <w14:ligatures w14:val="none"/>
+          <ns2:ligatures ns2:val="none"/>
         </w:rPr>
         <w:t/>
       </w:r>
     </w:p>
-    <w:p>
+    <w:p ns2:paraId="517E9197" ns2:textId="39CE55CB">
       <w:pPr>
         <w:tabs>
           <w:tab w:val="left" w:pos="1701"/>
@@ -339,16 +339,16 @@
           <w:b/>
           <w:kern w:val="0"/>
           <w:lang w:eastAsia="es-PE"/>
-          <w14:ligatures w14:val="none"/>
-        </w:rPr>
-      </w:pPr>
-      <w:r>
-        <w:rPr>
-          <w:rFonts w:ascii="Arial Narrow" w:eastAsia="Arial Narrow" w:hAnsi="Arial Narrow" w:cs="Arial Narrow"/>
-          <w:b/>
-          <w:kern w:val="0"/>
-          <w:lang w:eastAsia="es-PE"/>
-          <w14:ligatures w14:val="none"/>
+          <ns2:ligatures ns2:val="none"/>
+        </w:rPr>
+      </w:pPr>
+      <w:r>
+        <w:rPr>
+          <w:rFonts w:ascii="Arial Narrow" w:eastAsia="Arial Narrow" w:hAnsi="Arial Narrow" w:cs="Arial Narrow"/>
+          <w:b/>
+          <w:kern w:val="0"/>
+          <w:lang w:eastAsia="es-PE"/>
+          <ns2:ligatures ns2:val="none"/>
         </w:rPr>
         <w:t>DENUNCIADOS</w:t>
       </w:r>
@@ -358,7 +358,7 @@
           <w:b/>
           <w:kern w:val="0"/>
           <w:lang w:eastAsia="es-PE"/>
-          <w14:ligatures w14:val="none"/>
+          <ns2:ligatures ns2:val="none"/>
         </w:rPr>
         <w:tab/>
         <w:t>:</w:t>
@@ -369,7 +369,7 @@
           <w:b/>
           <w:kern w:val="0"/>
           <w:lang w:eastAsia="es-PE"/>
-          <w14:ligatures w14:val="none"/>
+          <ns2:ligatures ns2:val="none"/>
         </w:rPr>
         <w:tab/>
       </w:r>
@@ -379,7 +379,7 @@
           <w:b/>
           <w:kern w:val="0"/>
           <w:lang w:eastAsia="es-PE"/>
-          <w14:ligatures w14:val="none"/>
+          <ns2:ligatures ns2:val="none"/>
         </w:rPr>
         <w:t>BANCO DE CRÉDITO DEL PERÚ</w:t>
       </w:r>
@@ -389,7 +389,7 @@
           <w:b/>
           <w:kern w:val="0"/>
           <w:lang w:eastAsia="es-PE"/>
-          <w14:ligatures w14:val="none"/>
+          <ns2:ligatures ns2:val="none"/>
         </w:rPr>
         <w:t xml:space="preserve"> </w:t>
       </w:r>
@@ -399,7 +399,7 @@
           <w:b/>
           <w:kern w:val="0"/>
           <w:lang w:eastAsia="es-PE"/>
-          <w14:ligatures w14:val="none"/>
+          <ns2:ligatures ns2:val="none"/>
         </w:rPr>
         <w:t>S.A. (</w:t>
       </w:r>
@@ -409,7 +409,7 @@
           <w:b/>
           <w:kern w:val="0"/>
           <w:lang w:eastAsia="es-PE"/>
-          <w14:ligatures w14:val="none"/>
+          <ns2:ligatures ns2:val="none"/>
         </w:rPr>
         <w:t>BANCO</w:t>
       </w:r>
@@ -419,12 +419,12 @@
           <w:b/>
           <w:kern w:val="0"/>
           <w:lang w:eastAsia="es-PE"/>
-          <w14:ligatures w14:val="none"/>
+          <ns2:ligatures ns2:val="none"/>
         </w:rPr>
         <w:t>)</w:t>
       </w:r>
     </w:p>
-    <w:p>
+    <w:p ns2:paraId="7FA42E22" ns2:textId="77777777">
       <w:pPr>
         <w:tabs>
           <w:tab w:val="left" w:pos="1701"/>
@@ -437,16 +437,16 @@
           <w:b/>
           <w:kern w:val="0"/>
           <w:lang w:eastAsia="es-PE"/>
-          <w14:ligatures w14:val="none"/>
-        </w:rPr>
-      </w:pPr>
-      <w:r>
-        <w:rPr>
-          <w:rFonts w:ascii="Arial Narrow" w:eastAsia="Arial Narrow" w:hAnsi="Arial Narrow" w:cs="Arial Narrow"/>
-          <w:b/>
-          <w:kern w:val="0"/>
-          <w:lang w:eastAsia="es-PE"/>
-          <w14:ligatures w14:val="none"/>
+          <ns2:ligatures ns2:val="none"/>
+        </w:rPr>
+      </w:pPr>
+      <w:r>
+        <w:rPr>
+          <w:rFonts w:ascii="Arial Narrow" w:eastAsia="Arial Narrow" w:hAnsi="Arial Narrow" w:cs="Arial Narrow"/>
+          <w:b/>
+          <w:kern w:val="0"/>
+          <w:lang w:eastAsia="es-PE"/>
+          <ns2:ligatures ns2:val="none"/>
         </w:rPr>
         <w:t>MATERIAS</w:t>
       </w:r>
@@ -456,7 +456,7 @@
           <w:b/>
           <w:kern w:val="0"/>
           <w:lang w:eastAsia="es-PE"/>
-          <w14:ligatures w14:val="none"/>
+          <ns2:ligatures ns2:val="none"/>
         </w:rPr>
         <w:tab/>
         <w:t>:</w:t>
@@ -467,13 +467,13 @@
           <w:b/>
           <w:kern w:val="0"/>
           <w:lang w:eastAsia="es-PE"/>
-          <w14:ligatures w14:val="none"/>
+          <ns2:ligatures ns2:val="none"/>
         </w:rPr>
         <w:tab/>
         <w:t>CONFIDENCIALIDAD</w:t>
       </w:r>
     </w:p>
-    <w:p>
+    <w:p ns2:paraId="588ADE36" ns2:textId="77777777">
       <w:pPr>
         <w:tabs>
           <w:tab w:val="left" w:pos="1701"/>
@@ -486,16 +486,16 @@
           <w:b/>
           <w:kern w:val="0"/>
           <w:lang w:eastAsia="es-PE"/>
-          <w14:ligatures w14:val="none"/>
-        </w:rPr>
-      </w:pPr>
-      <w:r>
-        <w:rPr>
-          <w:rFonts w:ascii="Arial Narrow" w:eastAsia="Arial Narrow" w:hAnsi="Arial Narrow" w:cs="Arial Narrow"/>
-          <w:b/>
-          <w:kern w:val="0"/>
-          <w:lang w:eastAsia="es-PE"/>
-          <w14:ligatures w14:val="none"/>
+          <ns2:ligatures ns2:val="none"/>
+        </w:rPr>
+      </w:pPr>
+      <w:r>
+        <w:rPr>
+          <w:rFonts w:ascii="Arial Narrow" w:eastAsia="Arial Narrow" w:hAnsi="Arial Narrow" w:cs="Arial Narrow"/>
+          <w:b/>
+          <w:kern w:val="0"/>
+          <w:lang w:eastAsia="es-PE"/>
+          <ns2:ligatures ns2:val="none"/>
         </w:rPr>
         <w:tab/>
       </w:r>
@@ -505,13 +505,13 @@
           <w:b/>
           <w:kern w:val="0"/>
           <w:lang w:eastAsia="es-PE"/>
-          <w14:ligatures w14:val="none"/>
+          <ns2:ligatures ns2:val="none"/>
         </w:rPr>
         <w:tab/>
         <w:t>ADMISIÓN A TRÁMITE</w:t>
       </w:r>
     </w:p>
-    <w:p>
+    <w:p ns2:paraId="627BB43A" ns2:textId="77777777">
       <w:pPr>
         <w:tabs>
           <w:tab w:val="left" w:pos="1701"/>
@@ -525,16 +525,16 @@
           <w:b/>
           <w:kern w:val="0"/>
           <w:lang w:eastAsia="es-PE"/>
-          <w14:ligatures w14:val="none"/>
-        </w:rPr>
-      </w:pPr>
-      <w:r>
-        <w:rPr>
-          <w:rFonts w:ascii="Arial Narrow" w:eastAsia="Arial Narrow" w:hAnsi="Arial Narrow" w:cs="Arial Narrow"/>
-          <w:b/>
-          <w:kern w:val="0"/>
-          <w:lang w:eastAsia="es-PE"/>
-          <w14:ligatures w14:val="none"/>
+          <ns2:ligatures ns2:val="none"/>
+        </w:rPr>
+      </w:pPr>
+      <w:r>
+        <w:rPr>
+          <w:rFonts w:ascii="Arial Narrow" w:eastAsia="Arial Narrow" w:hAnsi="Arial Narrow" w:cs="Arial Narrow"/>
+          <w:b/>
+          <w:kern w:val="0"/>
+          <w:lang w:eastAsia="es-PE"/>
+          <ns2:ligatures ns2:val="none"/>
         </w:rPr>
         <w:tab/>
       </w:r>
@@ -544,42 +544,42 @@
           <w:b/>
           <w:kern w:val="0"/>
           <w:lang w:eastAsia="es-PE"/>
-          <w14:ligatures w14:val="none"/>
+          <ns2:ligatures ns2:val="none"/>
         </w:rPr>
         <w:tab/>
         <w:t>REQUERIMIENTO DE INFORMACIÓN</w:t>
       </w:r>
     </w:p>
-    <w:p>
-      <w:pPr>
-        <w:spacing w:after="0" w:line="240" w:lineRule="auto"/>
-        <w:jc w:val="both"/>
-        <w:rPr>
-          <w:rFonts w:ascii="Arial Narrow" w:eastAsia="Arial Narrow" w:hAnsi="Arial Narrow" w:cs="Arial Narrow"/>
-          <w:b/>
-          <w:kern w:val="0"/>
-          <w:lang w:eastAsia="es-PE"/>
-          <w14:ligatures w14:val="none"/>
-        </w:rPr>
-      </w:pPr>
-    </w:p>
-    <w:p>
-      <w:pPr>
-        <w:spacing w:after="0" w:line="240" w:lineRule="auto"/>
-        <w:jc w:val="both"/>
-        <w:rPr>
-          <w:rFonts w:ascii="Arial Narrow" w:eastAsia="Arial Narrow" w:hAnsi="Arial Narrow" w:cs="Arial Narrow"/>
-          <w:kern w:val="0"/>
-          <w:lang w:eastAsia="es-PE"/>
-          <w14:ligatures w14:val="none"/>
-        </w:rPr>
-      </w:pPr>
-      <w:r>
-        <w:rPr>
-          <w:rFonts w:ascii="Arial Narrow" w:eastAsia="Arial Narrow" w:hAnsi="Arial Narrow" w:cs="Arial Narrow"/>
-          <w:kern w:val="0"/>
-          <w:lang w:eastAsia="es-PE"/>
-          <w14:ligatures w14:val="none"/>
+    <w:p ns2:paraId="3EBE0384" ns2:textId="77777777">
+      <w:pPr>
+        <w:spacing w:after="0" w:line="240" w:lineRule="auto"/>
+        <w:jc w:val="both"/>
+        <w:rPr>
+          <w:rFonts w:ascii="Arial Narrow" w:eastAsia="Arial Narrow" w:hAnsi="Arial Narrow" w:cs="Arial Narrow"/>
+          <w:b/>
+          <w:kern w:val="0"/>
+          <w:lang w:eastAsia="es-PE"/>
+          <ns2:ligatures ns2:val="none"/>
+        </w:rPr>
+      </w:pPr>
+    </w:p>
+    <w:p ns2:paraId="1A99AEC1" ns2:textId="2AD884D9">
+      <w:pPr>
+        <w:spacing w:after="0" w:line="240" w:lineRule="auto"/>
+        <w:jc w:val="both"/>
+        <w:rPr>
+          <w:rFonts w:ascii="Arial Narrow" w:eastAsia="Arial Narrow" w:hAnsi="Arial Narrow" w:cs="Arial Narrow"/>
+          <w:kern w:val="0"/>
+          <w:lang w:eastAsia="es-PE"/>
+          <ns2:ligatures ns2:val="none"/>
+        </w:rPr>
+      </w:pPr>
+      <w:r>
+        <w:rPr>
+          <w:rFonts w:ascii="Arial Narrow" w:eastAsia="Arial Narrow" w:hAnsi="Arial Narrow" w:cs="Arial Narrow"/>
+          <w:kern w:val="0"/>
+          <w:lang w:eastAsia="es-PE"/>
+          <ns2:ligatures ns2:val="none"/>
         </w:rPr>
         <w:t xml:space="preserve">Lima, </w:t>
       </w:r>
@@ -588,7 +588,7 @@
           <w:rFonts w:ascii="Arial Narrow" w:eastAsia="Arial Narrow" w:hAnsi="Arial Narrow" w:cs="Arial Narrow"/>
           <w:kern w:val="0"/>
           <w:lang w:eastAsia="es-PE"/>
-          <w14:ligatures w14:val="none"/>
+          <ns2:ligatures ns2:val="none"/>
         </w:rPr>
         <w:t>0</w:t>
       </w:r>
@@ -597,7 +597,7 @@
           <w:rFonts w:ascii="Arial Narrow" w:eastAsia="Arial Narrow" w:hAnsi="Arial Narrow" w:cs="Arial Narrow"/>
           <w:kern w:val="0"/>
           <w:lang w:eastAsia="es-PE"/>
-          <w14:ligatures w14:val="none"/>
+          <ns2:ligatures ns2:val="none"/>
         </w:rPr>
         <w:t>7</w:t>
       </w:r>
@@ -606,7 +606,7 @@
           <w:rFonts w:ascii="Arial Narrow" w:eastAsia="Arial Narrow" w:hAnsi="Arial Narrow" w:cs="Arial Narrow"/>
           <w:kern w:val="0"/>
           <w:lang w:eastAsia="es-PE"/>
-          <w14:ligatures w14:val="none"/>
+          <ns2:ligatures ns2:val="none"/>
         </w:rPr>
         <w:t xml:space="preserve"> de </w:t>
       </w:r>
@@ -615,7 +615,7 @@
           <w:rFonts w:ascii="Arial Narrow" w:eastAsia="Arial Narrow" w:hAnsi="Arial Narrow" w:cs="Arial Narrow"/>
           <w:kern w:val="0"/>
           <w:lang w:eastAsia="es-PE"/>
-          <w14:ligatures w14:val="none"/>
+          <ns2:ligatures ns2:val="none"/>
         </w:rPr>
         <w:t>mayo</w:t>
       </w:r>
@@ -624,7 +624,7 @@
           <w:rFonts w:ascii="Arial Narrow" w:eastAsia="Arial Narrow" w:hAnsi="Arial Narrow" w:cs="Arial Narrow"/>
           <w:kern w:val="0"/>
           <w:lang w:eastAsia="es-PE"/>
-          <w14:ligatures w14:val="none"/>
+          <ns2:ligatures ns2:val="none"/>
         </w:rPr>
         <w:t xml:space="preserve"> </w:t>
       </w:r>
@@ -633,7 +633,7 @@
           <w:rFonts w:ascii="Arial Narrow" w:eastAsia="Arial Narrow" w:hAnsi="Arial Narrow" w:cs="Arial Narrow"/>
           <w:kern w:val="0"/>
           <w:lang w:eastAsia="es-PE"/>
-          <w14:ligatures w14:val="none"/>
+          <ns2:ligatures ns2:val="none"/>
         </w:rPr>
         <w:t>de 202</w:t>
       </w:r>
@@ -642,12 +642,12 @@
           <w:rFonts w:ascii="Arial Narrow" w:eastAsia="Arial Narrow" w:hAnsi="Arial Narrow" w:cs="Arial Narrow"/>
           <w:kern w:val="0"/>
           <w:lang w:eastAsia="es-PE"/>
-          <w14:ligatures w14:val="none"/>
+          <ns2:ligatures ns2:val="none"/>
         </w:rPr>
         <w:t>5</w:t>
       </w:r>
     </w:p>
-    <w:p>
+    <w:p ns2:paraId="14D1E6C0" ns2:textId="77777777">
       <w:pPr>
         <w:tabs>
           <w:tab w:val="left" w:pos="1014"/>
@@ -658,11 +658,11 @@
           <w:rFonts w:ascii="Arial Narrow" w:eastAsia="Arial Narrow" w:hAnsi="Arial Narrow" w:cs="Arial Narrow"/>
           <w:kern w:val="0"/>
           <w:lang w:eastAsia="es-PE"/>
-          <w14:ligatures w14:val="none"/>
-        </w:rPr>
-      </w:pPr>
-    </w:p>
-    <w:p>
+          <ns2:ligatures ns2:val="none"/>
+        </w:rPr>
+      </w:pPr>
+    </w:p>
+    <w:p ns2:paraId="538E15E9" ns2:textId="77777777">
       <w:pPr>
         <w:numPr>
           <w:ilvl w:val="0"/>
@@ -676,33 +676,33 @@
           <w:b/>
           <w:kern w:val="0"/>
           <w:lang w:eastAsia="es-PE"/>
-          <w14:ligatures w14:val="none"/>
-        </w:rPr>
-      </w:pPr>
-      <w:r>
-        <w:rPr>
-          <w:rFonts w:ascii="Arial Narrow" w:eastAsia="Arial Narrow" w:hAnsi="Arial Narrow" w:cs="Arial Narrow"/>
-          <w:b/>
-          <w:kern w:val="0"/>
-          <w:lang w:eastAsia="es-PE"/>
-          <w14:ligatures w14:val="none"/>
+          <ns2:ligatures ns2:val="none"/>
+        </w:rPr>
+      </w:pPr>
+      <w:r>
+        <w:rPr>
+          <w:rFonts w:ascii="Arial Narrow" w:eastAsia="Arial Narrow" w:hAnsi="Arial Narrow" w:cs="Arial Narrow"/>
+          <w:b/>
+          <w:kern w:val="0"/>
+          <w:lang w:eastAsia="es-PE"/>
+          <ns2:ligatures ns2:val="none"/>
         </w:rPr>
         <w:t>HECHOS</w:t>
       </w:r>
     </w:p>
-    <w:p>
-      <w:pPr>
-        <w:spacing w:after="0" w:line="240" w:lineRule="auto"/>
-        <w:jc w:val="both"/>
-        <w:rPr>
-          <w:rFonts w:ascii="Arial Narrow" w:eastAsia="Arial Narrow" w:hAnsi="Arial Narrow" w:cs="Arial Narrow"/>
-          <w:kern w:val="0"/>
-          <w:lang w:eastAsia="es-PE"/>
-          <w14:ligatures w14:val="none"/>
-        </w:rPr>
-      </w:pPr>
-    </w:p>
-    <w:p>
+    <w:p ns2:paraId="0CEB7466" ns2:textId="77777777">
+      <w:pPr>
+        <w:spacing w:after="0" w:line="240" w:lineRule="auto"/>
+        <w:jc w:val="both"/>
+        <w:rPr>
+          <w:rFonts w:ascii="Arial Narrow" w:eastAsia="Arial Narrow" w:hAnsi="Arial Narrow" w:cs="Arial Narrow"/>
+          <w:kern w:val="0"/>
+          <w:lang w:eastAsia="es-PE"/>
+          <ns2:ligatures ns2:val="none"/>
+        </w:rPr>
+      </w:pPr>
+    </w:p>
+    <w:p ns2:paraId="3FDD1DFC" ns2:textId="1121DA5A">
       <w:pPr>
         <w:numPr>
           <w:ilvl w:val="1"/>
@@ -716,15 +716,15 @@
           <w:rFonts w:ascii="Arial Narrow" w:eastAsia="Arial Narrow" w:hAnsi="Arial Narrow" w:cs="Arial Narrow"/>
           <w:kern w:val="0"/>
           <w:lang w:val="es-ES" w:eastAsia="es-PE"/>
-          <w14:ligatures w14:val="none"/>
-        </w:rPr>
-      </w:pPr>
-      <w:r>
-        <w:rPr>
-          <w:rFonts w:ascii="Arial Narrow" w:eastAsia="Arial Narrow" w:hAnsi="Arial Narrow" w:cs="Arial Narrow"/>
-          <w:kern w:val="0"/>
-          <w:lang w:eastAsia="es-PE"/>
-          <w14:ligatures w14:val="none"/>
+          <ns2:ligatures ns2:val="none"/>
+        </w:rPr>
+      </w:pPr>
+      <w:r>
+        <w:rPr>
+          <w:rFonts w:ascii="Arial Narrow" w:eastAsia="Arial Narrow" w:hAnsi="Arial Narrow" w:cs="Arial Narrow"/>
+          <w:kern w:val="0"/>
+          <w:lang w:eastAsia="es-PE"/>
+          <ns2:ligatures ns2:val="none"/>
         </w:rPr>
         <w:t xml:space="preserve">Mediante el escrito del 10 de marzo de 2025, subsanado con los escritos presentados el 4 y 7 de abril de 2025, el señor [APELLIDO] , en representación [APELLIDO], denunció al Banco por presuntas infracciones a la Ley 29571, Código de Protección y Defensa del Consumidor (en adelante, Código), señalando lo siguiente:</w:t>
       </w:r>
@@ -733,7 +733,7 @@
           <w:rFonts w:ascii="Arial Narrow" w:eastAsia="Arial Narrow" w:hAnsi="Arial Narrow" w:cs="Arial Narrow"/>
           <w:kern w:val="0"/>
           <w:lang w:val="es-ES" w:eastAsia="es-PE"/>
-          <w14:ligatures w14:val="none"/>
+          <ns2:ligatures ns2:val="none"/>
         </w:rPr>
         <w:t xml:space="preserve"/>
       </w:r>
@@ -742,7 +742,7 @@
           <w:rFonts w:ascii="Arial Narrow" w:eastAsia="Arial Narrow" w:hAnsi="Arial Narrow" w:cs="Arial Narrow"/>
           <w:kern w:val="0"/>
           <w:lang w:eastAsia="es-PE"/>
-          <w14:ligatures w14:val="none"/>
+          <ns2:ligatures ns2:val="none"/>
         </w:rPr>
         <w:t/>
       </w:r>
@@ -751,7 +751,7 @@
           <w:rFonts w:ascii="Arial Narrow" w:eastAsia="Arial Narrow" w:hAnsi="Arial Narrow" w:cs="Arial Narrow"/>
           <w:kern w:val="0"/>
           <w:lang w:eastAsia="es-PE"/>
-          <w14:ligatures w14:val="none"/>
+          <ns2:ligatures ns2:val="none"/>
         </w:rPr>
         <w:t xml:space="preserve"/>
       </w:r>
@@ -760,7 +760,7 @@
           <w:rFonts w:ascii="Arial Narrow" w:eastAsia="Arial Narrow" w:hAnsi="Arial Narrow" w:cs="Arial Narrow"/>
           <w:kern w:val="0"/>
           <w:lang w:eastAsia="es-PE"/>
-          <w14:ligatures w14:val="none"/>
+          <ns2:ligatures ns2:val="none"/>
         </w:rPr>
         <w:t/>
       </w:r>
@@ -769,7 +769,7 @@
           <w:rFonts w:ascii="Arial Narrow" w:eastAsia="Arial Narrow" w:hAnsi="Arial Narrow" w:cs="Arial Narrow"/>
           <w:kern w:val="0"/>
           <w:lang w:eastAsia="es-PE"/>
-          <w14:ligatures w14:val="none"/>
+          <ns2:ligatures ns2:val="none"/>
         </w:rPr>
         <w:t xml:space="preserve"/>
       </w:r>
@@ -778,7 +778,7 @@
           <w:rFonts w:ascii="Arial Narrow" w:eastAsia="Arial Narrow" w:hAnsi="Arial Narrow" w:cs="Arial Narrow"/>
           <w:kern w:val="0"/>
           <w:lang w:eastAsia="es-PE"/>
-          <w14:ligatures w14:val="none"/>
+          <ns2:ligatures ns2:val="none"/>
         </w:rPr>
         <w:t/>
       </w:r>
@@ -787,7 +787,7 @@
           <w:rFonts w:ascii="Arial Narrow" w:eastAsia="Arial Narrow" w:hAnsi="Arial Narrow" w:cs="Arial Narrow"/>
           <w:kern w:val="0"/>
           <w:lang w:eastAsia="es-PE"/>
-          <w14:ligatures w14:val="none"/>
+          <ns2:ligatures ns2:val="none"/>
         </w:rPr>
         <w:t xml:space="preserve"/>
       </w:r>
@@ -796,7 +796,7 @@
           <w:rFonts w:ascii="Arial Narrow" w:eastAsia="Arial Narrow" w:hAnsi="Arial Narrow" w:cs="Arial Narrow"/>
           <w:kern w:val="0"/>
           <w:lang w:eastAsia="es-PE"/>
-          <w14:ligatures w14:val="none"/>
+          <ns2:ligatures ns2:val="none"/>
         </w:rPr>
         <w:t xml:space="preserve"/>
       </w:r>
@@ -805,7 +805,7 @@
           <w:rFonts w:ascii="Arial Narrow" w:eastAsia="Arial Narrow" w:hAnsi="Arial Narrow" w:cs="Arial Narrow"/>
           <w:kern w:val="0"/>
           <w:lang w:eastAsia="es-PE"/>
-          <w14:ligatures w14:val="none"/>
+          <ns2:ligatures ns2:val="none"/>
         </w:rPr>
         <w:t/>
       </w:r>
@@ -814,7 +814,7 @@
           <w:rFonts w:ascii="Arial Narrow" w:eastAsia="Arial Narrow" w:hAnsi="Arial Narrow" w:cs="Arial Narrow"/>
           <w:kern w:val="0"/>
           <w:lang w:eastAsia="es-PE"/>
-          <w14:ligatures w14:val="none"/>
+          <ns2:ligatures ns2:val="none"/>
         </w:rPr>
         <w:t xml:space="preserve"/>
       </w:r>
@@ -823,7 +823,7 @@
           <w:rFonts w:ascii="Arial Narrow" w:eastAsia="Arial Narrow" w:hAnsi="Arial Narrow" w:cs="Arial Narrow"/>
           <w:kern w:val="0"/>
           <w:lang w:val="es-ES" w:eastAsia="es-PE"/>
-          <w14:ligatures w14:val="none"/>
+          <ns2:ligatures ns2:val="none"/>
         </w:rPr>
         <w:t xml:space="preserve"/>
       </w:r>
@@ -832,7 +832,7 @@
           <w:rFonts w:ascii="Arial Narrow" w:eastAsia="Arial Narrow" w:hAnsi="Arial Narrow" w:cs="Arial Narrow"/>
           <w:kern w:val="0"/>
           <w:lang w:val="es-ES" w:eastAsia="es-PE"/>
-          <w14:ligatures w14:val="none"/>
+          <ns2:ligatures ns2:val="none"/>
         </w:rPr>
         <w:t xml:space="preserve"/>
       </w:r>
@@ -841,7 +841,7 @@
           <w:rFonts w:ascii="Arial Narrow" w:eastAsia="Arial Narrow" w:hAnsi="Arial Narrow" w:cs="Arial Narrow"/>
           <w:kern w:val="0"/>
           <w:lang w:val="es-ES" w:eastAsia="es-PE"/>
-          <w14:ligatures w14:val="none"/>
+          <ns2:ligatures ns2:val="none"/>
         </w:rPr>
         <w:t xml:space="preserve"/>
       </w:r>
@@ -850,7 +850,7 @@
           <w:rFonts w:ascii="Arial Narrow" w:eastAsia="Arial Narrow" w:hAnsi="Arial Narrow" w:cs="Arial Narrow"/>
           <w:kern w:val="0"/>
           <w:lang w:val="es-ES" w:eastAsia="es-PE"/>
-          <w14:ligatures w14:val="none"/>
+          <ns2:ligatures ns2:val="none"/>
         </w:rPr>
         <w:t xml:space="preserve"/>
       </w:r>
@@ -859,7 +859,7 @@
           <w:rFonts w:ascii="Arial Narrow" w:eastAsia="Arial Narrow" w:hAnsi="Arial Narrow" w:cs="Arial Narrow"/>
           <w:kern w:val="0"/>
           <w:lang w:val="es-ES" w:eastAsia="es-PE"/>
-          <w14:ligatures w14:val="none"/>
+          <ns2:ligatures ns2:val="none"/>
         </w:rPr>
         <w:t/>
       </w:r>
@@ -870,7 +870,7 @@
           <w:kern w:val="0"/>
           <w:vertAlign w:val="superscript"/>
           <w:lang w:val="es-ES" w:eastAsia="es-PE"/>
-          <w14:ligatures w14:val="none"/>
+          <ns2:ligatures ns2:val="none"/>
         </w:rPr>
         <w:footnoteReference w:id="1"/>
       </w:r>
@@ -879,7 +879,7 @@
           <w:rFonts w:ascii="Arial Narrow" w:eastAsia="Arial Narrow" w:hAnsi="Arial Narrow" w:cs="Arial Narrow"/>
           <w:kern w:val="0"/>
           <w:lang w:val="es-ES" w:eastAsia="es-PE"/>
-          <w14:ligatures w14:val="none"/>
+          <ns2:ligatures ns2:val="none"/>
         </w:rPr>
         <w:t xml:space="preserve"/>
       </w:r>
@@ -889,12 +889,12 @@
           <w:bCs/>
           <w:kern w:val="0"/>
           <w:lang w:val="es-ES" w:eastAsia="es-PE"/>
-          <w14:ligatures w14:val="none"/>
+          <ns2:ligatures ns2:val="none"/>
         </w:rPr>
         <w:t/>
       </w:r>
     </w:p>
-    <w:p>
+    <w:p ns2:paraId="20ECCC0D" ns2:textId="77777777">
       <w:pPr>
         <w:pStyle w:val="Prrafodelista"/>
         <w:spacing w:after="0" w:line="240" w:lineRule="auto"/>
@@ -905,11 +905,11 @@
           <w:color w:val="000000"/>
           <w:kern w:val="0"/>
           <w:lang w:eastAsia="es-ES"/>
-          <w14:ligatures w14:val="none"/>
-        </w:rPr>
-      </w:pPr>
-    </w:p>
-    <w:p>
+          <ns2:ligatures ns2:val="none"/>
+        </w:rPr>
+      </w:pPr>
+    </w:p>
+    <w:p ns2:paraId="47C62FAB" ns2:textId="44562A29">
       <w:pPr>
         <w:pStyle w:val="Prrafodelista"/>
         <w:numPr>
@@ -924,7 +924,7 @@
           <w:color w:val="000000"/>
           <w:kern w:val="0"/>
           <w:lang w:eastAsia="es-ES"/>
-          <w14:ligatures w14:val="none"/>
+          <ns2:ligatures ns2:val="none"/>
         </w:rPr>
       </w:pPr>
       <w:r>
@@ -933,7 +933,7 @@
           <w:color w:val="000000"/>
           <w:kern w:val="0"/>
           <w:lang w:eastAsia="es-ES"/>
-          <w14:ligatures w14:val="none"/>
+          <ns2:ligatures ns2:val="none"/>
         </w:rPr>
         <w:t xml:space="preserve">El 27 de enero de 2023, el señor [APELLIDO] (en adelante, señor [APELLIDO] ), su padre y accionista [APELLIDO], adquirió el Crédito Negocio Activo Fijo 100xxxxxx197 del Banco equivalente a S/ 223 990,00 a veinticuatro (24) cuotas de S/ 10 984,70 incluido el pago del Seguro de Desgravamen de Pacífico Compañía de Seguros y Reaseguros S.A. (en adelante, Pacífico).</w:t>
       </w:r>
@@ -943,7 +943,7 @@
           <w:color w:val="000000"/>
           <w:kern w:val="0"/>
           <w:lang w:eastAsia="es-ES"/>
-          <w14:ligatures w14:val="none"/>
+          <ns2:ligatures ns2:val="none"/>
         </w:rPr>
         <w:t xml:space="preserve"/>
       </w:r>
@@ -953,7 +953,7 @@
           <w:color w:val="000000"/>
           <w:kern w:val="0"/>
           <w:lang w:eastAsia="es-ES"/>
-          <w14:ligatures w14:val="none"/>
+          <ns2:ligatures ns2:val="none"/>
         </w:rPr>
         <w:t xml:space="preserve"/>
       </w:r>
@@ -963,7 +963,7 @@
           <w:color w:val="000000"/>
           <w:kern w:val="0"/>
           <w:lang w:eastAsia="es-ES"/>
-          <w14:ligatures w14:val="none"/>
+          <ns2:ligatures ns2:val="none"/>
         </w:rPr>
         <w:t/>
       </w:r>
@@ -973,7 +973,7 @@
           <w:color w:val="000000"/>
           <w:kern w:val="0"/>
           <w:lang w:eastAsia="es-ES"/>
-          <w14:ligatures w14:val="none"/>
+          <ns2:ligatures ns2:val="none"/>
         </w:rPr>
         <w:t xml:space="preserve"/>
       </w:r>
@@ -983,7 +983,7 @@
           <w:color w:val="000000"/>
           <w:kern w:val="0"/>
           <w:lang w:eastAsia="es-ES"/>
-          <w14:ligatures w14:val="none"/>
+          <ns2:ligatures ns2:val="none"/>
         </w:rPr>
         <w:t xml:space="preserve"/>
       </w:r>
@@ -993,12 +993,12 @@
           <w:color w:val="000000"/>
           <w:kern w:val="0"/>
           <w:lang w:eastAsia="es-ES"/>
-          <w14:ligatures w14:val="none"/>
+          <ns2:ligatures ns2:val="none"/>
         </w:rPr>
         <w:t/>
       </w:r>
     </w:p>
-    <w:p>
+    <w:p ns2:paraId="7A98FC3A" ns2:textId="77777777">
       <w:pPr>
         <w:pStyle w:val="Prrafodelista"/>
         <w:spacing w:after="0" w:line="240" w:lineRule="auto"/>
@@ -1009,11 +1009,11 @@
           <w:color w:val="000000"/>
           <w:kern w:val="0"/>
           <w:lang w:eastAsia="es-ES"/>
-          <w14:ligatures w14:val="none"/>
-        </w:rPr>
-      </w:pPr>
-    </w:p>
-    <w:p>
+          <ns2:ligatures ns2:val="none"/>
+        </w:rPr>
+      </w:pPr>
+    </w:p>
+    <w:p ns2:paraId="2FA39307" ns2:textId="155AAADC">
       <w:pPr>
         <w:pStyle w:val="Prrafodelista"/>
         <w:numPr>
@@ -1028,7 +1028,7 @@
           <w:color w:val="000000"/>
           <w:kern w:val="0"/>
           <w:lang w:eastAsia="es-ES"/>
-          <w14:ligatures w14:val="none"/>
+          <ns2:ligatures ns2:val="none"/>
         </w:rPr>
       </w:pPr>
       <w:r>
@@ -1037,12 +1037,12 @@
           <w:color w:val="000000"/>
           <w:kern w:val="0"/>
           <w:lang w:eastAsia="es-ES"/>
-          <w14:ligatures w14:val="none"/>
+          <ns2:ligatures ns2:val="none"/>
         </w:rPr>
         <w:t xml:space="preserve">Cuando el señor [APELLIDO] falleció, mantenía vigente los siguientes créditos con el Banco: (i) Crédito de Negocio Activo Fijo 100xxxxxx406, cubierto por la Póliza 24260 del Seguro de Desgravamen Crédito Negocio (en adelante, Seguro de Desgravamen, cuyo saldo insoluto a la fecha del fallecimiento del titular del Crédito era de S/ 8 165,82 ; y, (ii) Crédito de Negocio Activo Fijo 100xxxxxx197, cubierto por la misma Póliza del Seguro de Desgravamen, cuyo saldo insoluto a la fecha del fallecimiento del titular del Crédito era de S/ 182 906,67.</w:t>
       </w:r>
     </w:p>
-    <w:p>
+    <w:p ns2:paraId="2FD211CF" ns2:textId="77777777">
       <w:pPr>
         <w:pStyle w:val="Prrafodelista"/>
         <w:rPr>
@@ -1050,11 +1050,11 @@
           <w:color w:val="000000"/>
           <w:kern w:val="0"/>
           <w:lang w:eastAsia="es-ES"/>
-          <w14:ligatures w14:val="none"/>
-        </w:rPr>
-      </w:pPr>
-    </w:p>
-    <w:p>
+          <ns2:ligatures ns2:val="none"/>
+        </w:rPr>
+      </w:pPr>
+    </w:p>
+    <w:p ns2:paraId="542F9E39" ns2:textId="3AB13181">
       <w:pPr>
         <w:pStyle w:val="Prrafodelista"/>
         <w:numPr>
@@ -1069,7 +1069,7 @@
           <w:color w:val="000000"/>
           <w:kern w:val="0"/>
           <w:lang w:eastAsia="es-ES"/>
-          <w14:ligatures w14:val="none"/>
+          <ns2:ligatures ns2:val="none"/>
         </w:rPr>
       </w:pPr>
       <w:r>
@@ -1078,7 +1078,7 @@
           <w:color w:val="000000"/>
           <w:kern w:val="0"/>
           <w:lang w:eastAsia="es-ES"/>
-          <w14:ligatures w14:val="none"/>
+          <ns2:ligatures ns2:val="none"/>
         </w:rPr>
         <w:t xml:space="preserve">El 15 de mayo de 2024, Pacífico le informó que el beneficio por la suma de S/ 8 165,82 correspondiente al Crédito 100xxxxxx406 había sido aprobado el 19 de abril de 2024. El 28 de mayo del 2024, el Pacífico le comunicó que el Crédito 100xxxxxx020 1197 no se encuentra cubierto bajo las condiciones del Seguro de Desgravamen, argumentando que el titular del crédito no era el señor [APELLIDO] , sino el señor [APELLIDO] , toda vez que se trataba de un crédito con certificado emitido de manera digital (desembolso por la web Mi Negocio).</w:t>
       </w:r>
@@ -1088,7 +1088,7 @@
           <w:color w:val="000000"/>
           <w:kern w:val="0"/>
           <w:lang w:eastAsia="es-ES"/>
-          <w14:ligatures w14:val="none"/>
+          <ns2:ligatures ns2:val="none"/>
         </w:rPr>
         <w:t xml:space="preserve"/>
       </w:r>
@@ -1098,7 +1098,7 @@
           <w:color w:val="000000"/>
           <w:kern w:val="0"/>
           <w:lang w:eastAsia="es-ES"/>
-          <w14:ligatures w14:val="none"/>
+          <ns2:ligatures ns2:val="none"/>
         </w:rPr>
         <w:t xml:space="preserve"/>
       </w:r>
@@ -1108,7 +1108,7 @@
           <w:color w:val="000000"/>
           <w:kern w:val="0"/>
           <w:lang w:eastAsia="es-ES"/>
-          <w14:ligatures w14:val="none"/>
+          <ns2:ligatures ns2:val="none"/>
         </w:rPr>
         <w:t/>
       </w:r>
@@ -1118,7 +1118,7 @@
           <w:color w:val="000000"/>
           <w:kern w:val="0"/>
           <w:lang w:eastAsia="es-ES"/>
-          <w14:ligatures w14:val="none"/>
+          <ns2:ligatures ns2:val="none"/>
         </w:rPr>
         <w:t xml:space="preserve"/>
       </w:r>
@@ -1128,7 +1128,7 @@
           <w:color w:val="000000"/>
           <w:kern w:val="0"/>
           <w:lang w:eastAsia="es-ES"/>
-          <w14:ligatures w14:val="none"/>
+          <ns2:ligatures ns2:val="none"/>
         </w:rPr>
         <w:t/>
       </w:r>
@@ -1138,7 +1138,7 @@
           <w:color w:val="000000"/>
           <w:kern w:val="0"/>
           <w:lang w:eastAsia="es-ES"/>
-          <w14:ligatures w14:val="none"/>
+          <ns2:ligatures ns2:val="none"/>
         </w:rPr>
         <w:t xml:space="preserve"/>
       </w:r>
@@ -1148,12 +1148,12 @@
           <w:color w:val="000000"/>
           <w:kern w:val="0"/>
           <w:lang w:eastAsia="es-ES"/>
-          <w14:ligatures w14:val="none"/>
+          <ns2:ligatures ns2:val="none"/>
         </w:rPr>
         <w:t/>
       </w:r>
     </w:p>
-    <w:p>
+    <w:p ns2:paraId="79132642" ns2:textId="77777777">
       <w:pPr>
         <w:spacing w:after="0" w:line="240" w:lineRule="auto"/>
         <w:jc w:val="both"/>
@@ -1162,11 +1162,11 @@
           <w:color w:val="000000"/>
           <w:kern w:val="0"/>
           <w:lang w:eastAsia="es-ES"/>
-          <w14:ligatures w14:val="none"/>
-        </w:rPr>
-      </w:pPr>
-    </w:p>
-    <w:p>
+          <ns2:ligatures ns2:val="none"/>
+        </w:rPr>
+      </w:pPr>
+    </w:p>
+    <w:p ns2:paraId="4B5698C5" ns2:textId="338AD36A">
       <w:pPr>
         <w:pStyle w:val="Prrafodelista"/>
         <w:numPr>
@@ -1181,7 +1181,7 @@
           <w:color w:val="000000"/>
           <w:kern w:val="0"/>
           <w:lang w:eastAsia="es-ES"/>
-          <w14:ligatures w14:val="none"/>
+          <ns2:ligatures ns2:val="none"/>
         </w:rPr>
       </w:pPr>
       <w:r>
@@ -1190,7 +1190,7 @@
           <w:color w:val="000000"/>
           <w:kern w:val="0"/>
           <w:lang w:eastAsia="es-ES"/>
-          <w14:ligatures w14:val="none"/>
+          <ns2:ligatures ns2:val="none"/>
         </w:rPr>
         <w:t xml:space="preserve">El 30 de mayo de 2024, el Banco abonó la suma de S/ 8 289,19 a la Cuenta Corriente 194xxxxxx018 [APELLIDO], por concepto de devolución de pagos posteriores a la fecha de siniestro del Crédito 100xxxxxx406.</w:t>
       </w:r>
@@ -1200,12 +1200,12 @@
           <w:color w:val="000000"/>
           <w:kern w:val="0"/>
           <w:lang w:eastAsia="es-ES"/>
-          <w14:ligatures w14:val="none"/>
+          <ns2:ligatures ns2:val="none"/>
         </w:rPr>
         <w:t/>
       </w:r>
     </w:p>
-    <w:p>
+    <w:p ns2:paraId="19DD7A48" ns2:textId="77777777">
       <w:pPr>
         <w:pStyle w:val="Prrafodelista"/>
         <w:rPr>
@@ -1213,11 +1213,11 @@
           <w:color w:val="000000"/>
           <w:kern w:val="0"/>
           <w:lang w:eastAsia="es-ES"/>
-          <w14:ligatures w14:val="none"/>
-        </w:rPr>
-      </w:pPr>
-    </w:p>
-    <w:p>
+          <ns2:ligatures ns2:val="none"/>
+        </w:rPr>
+      </w:pPr>
+    </w:p>
+    <w:p ns2:paraId="6EF075A0" ns2:textId="29DBB7A2">
       <w:pPr>
         <w:pStyle w:val="Prrafodelista"/>
         <w:numPr>
@@ -1232,7 +1232,7 @@
           <w:color w:val="000000"/>
           <w:kern w:val="0"/>
           <w:lang w:eastAsia="es-ES"/>
-          <w14:ligatures w14:val="none"/>
+          <ns2:ligatures ns2:val="none"/>
         </w:rPr>
       </w:pPr>
       <w:r>
@@ -1241,7 +1241,7 @@
           <w:color w:val="000000"/>
           <w:kern w:val="0"/>
           <w:lang w:eastAsia="es-ES"/>
-          <w14:ligatures w14:val="none"/>
+          <ns2:ligatures ns2:val="none"/>
         </w:rPr>
         <w:t xml:space="preserve">El 5 de noviembre de 2024, presentó el Reclamo C33786273 ante el Banco, solicitando que se haga responsable de la cancelación del crédito desembolsado en forma digital y realice el reintegro de los pagos realizados desde julio de 2023 hasta la fecha, toda vez que fue un error del Banco haber consignado como asegurado a alguien diferente al señor [APELLIDO] .</w:t>
       </w:r>
@@ -1251,7 +1251,7 @@
           <w:color w:val="000000"/>
           <w:kern w:val="0"/>
           <w:lang w:eastAsia="es-ES"/>
-          <w14:ligatures w14:val="none"/>
+          <ns2:ligatures ns2:val="none"/>
         </w:rPr>
         <w:t xml:space="preserve"/>
       </w:r>
@@ -1261,13 +1261,13 @@
           <w:color w:val="000000"/>
           <w:kern w:val="0"/>
           <w:lang w:eastAsia="es-ES"/>
-          <w14:ligatures w14:val="none"/>
+          <ns2:ligatures ns2:val="none"/>
         </w:rPr>
         <w:lastRenderedPageBreak/>
         <w:t/>
       </w:r>
     </w:p>
-    <w:p>
+    <w:p ns2:paraId="0879D750" ns2:textId="77777777">
       <w:pPr>
         <w:pStyle w:val="Prrafodelista"/>
         <w:rPr>
@@ -1275,11 +1275,11 @@
           <w:color w:val="000000"/>
           <w:kern w:val="0"/>
           <w:lang w:eastAsia="es-ES"/>
-          <w14:ligatures w14:val="none"/>
-        </w:rPr>
-      </w:pPr>
-    </w:p>
-    <w:p>
+          <ns2:ligatures ns2:val="none"/>
+        </w:rPr>
+      </w:pPr>
+    </w:p>
+    <w:p ns2:paraId="1501FDFF" ns2:textId="0B647C4F">
       <w:pPr>
         <w:pStyle w:val="Prrafodelista"/>
         <w:numPr>
@@ -1294,7 +1294,7 @@
           <w:color w:val="000000"/>
           <w:kern w:val="0"/>
           <w:lang w:eastAsia="es-ES"/>
-          <w14:ligatures w14:val="none"/>
+          <ns2:ligatures ns2:val="none"/>
         </w:rPr>
       </w:pPr>
       <w:r>
@@ -1303,7 +1303,7 @@
           <w:color w:val="000000"/>
           <w:kern w:val="0"/>
           <w:lang w:eastAsia="es-ES"/>
-          <w14:ligatures w14:val="none"/>
+          <ns2:ligatures ns2:val="none"/>
         </w:rPr>
         <w:t xml:space="preserve">El 26 de noviembre de 2024, en atención al reclamo presentado, el Banco le informó que el Crédito </w:t>
       </w:r>
@@ -1313,7 +1313,7 @@
           <w:color w:val="000000"/>
           <w:kern w:val="0"/>
           <w:lang w:eastAsia="es-ES"/>
-          <w14:ligatures w14:val="none"/>
+          <ns2:ligatures ns2:val="none"/>
         </w:rPr>
         <w:t>100-191-0030201197</w:t>
       </w:r>
@@ -1323,7 +1323,7 @@
           <w:color w:val="000000"/>
           <w:kern w:val="0"/>
           <w:lang w:eastAsia="es-ES"/>
-          <w14:ligatures w14:val="none"/>
+          <ns2:ligatures ns2:val="none"/>
         </w:rPr>
         <w:t xml:space="preserve"> </w:t>
       </w:r>
@@ -1333,7 +1333,7 @@
           <w:color w:val="000000"/>
           <w:kern w:val="0"/>
           <w:lang w:eastAsia="es-ES"/>
-          <w14:ligatures w14:val="none"/>
+          <ns2:ligatures ns2:val="none"/>
         </w:rPr>
         <w:t xml:space="preserve">está a nombre de Roger Rubio y es por </w:t>
       </w:r>
@@ -1343,7 +1343,7 @@
           <w:color w:val="000000"/>
           <w:kern w:val="0"/>
           <w:lang w:eastAsia="es-ES"/>
-          <w14:ligatures w14:val="none"/>
+          <ns2:ligatures ns2:val="none"/>
         </w:rPr>
         <w:t>ello</w:t>
       </w:r>
@@ -1353,7 +1353,7 @@
           <w:color w:val="000000"/>
           <w:kern w:val="0"/>
           <w:lang w:eastAsia="es-ES"/>
-          <w14:ligatures w14:val="none"/>
+          <ns2:ligatures ns2:val="none"/>
         </w:rPr>
         <w:t xml:space="preserve"> que este no se encuentra bajo las condiciones de la </w:t>
       </w:r>
@@ -1363,12 +1363,12 @@
           <w:color w:val="000000"/>
           <w:kern w:val="0"/>
           <w:lang w:eastAsia="es-ES"/>
-          <w14:ligatures w14:val="none"/>
+          <ns2:ligatures ns2:val="none"/>
         </w:rPr>
         <w:t>Póliza 24260.</w:t>
       </w:r>
     </w:p>
-    <w:p>
+    <w:p ns2:paraId="3CEDEA21" ns2:textId="77777777">
       <w:pPr>
         <w:spacing w:after="0" w:line="240" w:lineRule="auto"/>
         <w:jc w:val="both"/>
@@ -1377,11 +1377,11 @@
           <w:color w:val="000000"/>
           <w:kern w:val="0"/>
           <w:lang w:eastAsia="es-ES"/>
-          <w14:ligatures w14:val="none"/>
-        </w:rPr>
-      </w:pPr>
-    </w:p>
-    <w:p>
+          <ns2:ligatures ns2:val="none"/>
+        </w:rPr>
+      </w:pPr>
+    </w:p>
+    <w:p ns2:paraId="353992EB" ns2:textId="6FCB2490">
       <w:pPr>
         <w:pStyle w:val="Prrafodelista"/>
         <w:numPr>
@@ -1396,7 +1396,7 @@
           <w:color w:val="000000"/>
           <w:kern w:val="0"/>
           <w:lang w:eastAsia="es-ES"/>
-          <w14:ligatures w14:val="none"/>
+          <ns2:ligatures ns2:val="none"/>
         </w:rPr>
       </w:pPr>
       <w:r>
@@ -1404,7 +1404,7 @@
           <w:rFonts w:ascii="Arial Narrow" w:eastAsia="Arial Narrow" w:hAnsi="Arial Narrow" w:cs="Arial Narrow"/>
           <w:kern w:val="0"/>
           <w:lang w:val="es-ES" w:eastAsia="es-PE"/>
-          <w14:ligatures w14:val="none"/>
+          <ns2:ligatures ns2:val="none"/>
         </w:rPr>
         <w:t xml:space="preserve">La [APELLIDO] solicitó, en calidad de medidas correctivas, que el Banco cumpla con lo siguiente: (i) otorgar una devolución de diecinueve (19) cuotas, cada una de S/ 10 984,70; y, (ii) otorgar el Seguro de Desgravamen cuyo valor asciende a S/ 208 709,30 por el fallecimiento del titular del Crédito. Asimismo, requirió el reembolso de costos y costas del presente procedimiento. </w:t>
       </w:r>
@@ -1413,7 +1413,7 @@
           <w:rFonts w:ascii="Arial Narrow" w:eastAsia="Arial Narrow" w:hAnsi="Arial Narrow" w:cs="Arial Narrow"/>
           <w:kern w:val="0"/>
           <w:lang w:val="es-ES" w:eastAsia="es-PE"/>
-          <w14:ligatures w14:val="none"/>
+          <ns2:ligatures ns2:val="none"/>
         </w:rPr>
         <w:t xml:space="preserve"/>
       </w:r>
@@ -1422,7 +1422,7 @@
           <w:rFonts w:ascii="Arial Narrow" w:eastAsia="Arial Narrow" w:hAnsi="Arial Narrow" w:cs="Arial Narrow"/>
           <w:kern w:val="0"/>
           <w:lang w:eastAsia="es-PE"/>
-          <w14:ligatures w14:val="none"/>
+          <ns2:ligatures ns2:val="none"/>
         </w:rPr>
         <w:t xml:space="preserve"/>
       </w:r>
@@ -1431,7 +1431,7 @@
           <w:rFonts w:ascii="Arial Narrow" w:eastAsia="Arial Narrow" w:hAnsi="Arial Narrow" w:cs="Arial Narrow"/>
           <w:kern w:val="0"/>
           <w:lang w:eastAsia="es-PE"/>
-          <w14:ligatures w14:val="none"/>
+          <ns2:ligatures ns2:val="none"/>
         </w:rPr>
         <w:t/>
       </w:r>
@@ -1440,7 +1440,7 @@
           <w:rFonts w:ascii="Arial Narrow" w:eastAsia="Arial Narrow" w:hAnsi="Arial Narrow" w:cs="Arial Narrow"/>
           <w:kern w:val="0"/>
           <w:lang w:eastAsia="es-PE"/>
-          <w14:ligatures w14:val="none"/>
+          <ns2:ligatures ns2:val="none"/>
         </w:rPr>
         <w:t xml:space="preserve"/>
       </w:r>
@@ -1450,7 +1450,7 @@
           <w:color w:val="000000"/>
           <w:kern w:val="0"/>
           <w:lang w:eastAsia="es-ES"/>
-          <w14:ligatures w14:val="none"/>
+          <ns2:ligatures ns2:val="none"/>
         </w:rPr>
         <w:t/>
       </w:r>
@@ -1460,7 +1460,7 @@
           <w:color w:val="000000"/>
           <w:kern w:val="0"/>
           <w:lang w:eastAsia="es-ES"/>
-          <w14:ligatures w14:val="none"/>
+          <ns2:ligatures ns2:val="none"/>
         </w:rPr>
         <w:t xml:space="preserve"/>
       </w:r>
@@ -1470,7 +1470,7 @@
           <w:color w:val="000000"/>
           <w:kern w:val="0"/>
           <w:lang w:eastAsia="es-ES"/>
-          <w14:ligatures w14:val="none"/>
+          <ns2:ligatures ns2:val="none"/>
         </w:rPr>
         <w:t xml:space="preserve"/>
       </w:r>
@@ -1480,7 +1480,7 @@
           <w:color w:val="000000"/>
           <w:kern w:val="0"/>
           <w:lang w:eastAsia="es-ES"/>
-          <w14:ligatures w14:val="none"/>
+          <ns2:ligatures ns2:val="none"/>
         </w:rPr>
         <w:t xml:space="preserve"/>
       </w:r>
@@ -1490,7 +1490,7 @@
           <w:color w:val="000000"/>
           <w:kern w:val="0"/>
           <w:lang w:eastAsia="es-ES"/>
-          <w14:ligatures w14:val="none"/>
+          <ns2:ligatures ns2:val="none"/>
         </w:rPr>
         <w:t/>
       </w:r>
@@ -1500,7 +1500,7 @@
           <w:color w:val="000000"/>
           <w:kern w:val="0"/>
           <w:lang w:eastAsia="es-ES"/>
-          <w14:ligatures w14:val="none"/>
+          <ns2:ligatures ns2:val="none"/>
         </w:rPr>
         <w:t xml:space="preserve"/>
       </w:r>
@@ -1509,7 +1509,7 @@
           <w:rFonts w:ascii="Arial Narrow" w:eastAsia="Arial Narrow" w:hAnsi="Arial Narrow" w:cs="Arial Narrow"/>
           <w:kern w:val="0"/>
           <w:lang w:val="es-ES" w:eastAsia="es-PE"/>
-          <w14:ligatures w14:val="none"/>
+          <ns2:ligatures ns2:val="none"/>
         </w:rPr>
         <w:t/>
       </w:r>
@@ -1518,12 +1518,12 @@
           <w:rFonts w:ascii="Arial Narrow" w:eastAsia="Arial Narrow" w:hAnsi="Arial Narrow" w:cs="Arial Narrow"/>
           <w:kern w:val="0"/>
           <w:lang w:val="es-ES" w:eastAsia="es-PE"/>
-          <w14:ligatures w14:val="none"/>
+          <ns2:ligatures ns2:val="none"/>
         </w:rPr>
         <w:t xml:space="preserve"/>
       </w:r>
     </w:p>
-    <w:p>
+    <w:p ns2:paraId="5C40E8F0" ns2:textId="77777777">
       <w:pPr>
         <w:pStyle w:val="Prrafodelista"/>
         <w:spacing w:after="0" w:line="240" w:lineRule="auto"/>
@@ -1534,11 +1534,11 @@
           <w:color w:val="000000"/>
           <w:kern w:val="0"/>
           <w:lang w:eastAsia="es-ES"/>
-          <w14:ligatures w14:val="none"/>
-        </w:rPr>
-      </w:pPr>
-    </w:p>
-    <w:p>
+          <ns2:ligatures ns2:val="none"/>
+        </w:rPr>
+      </w:pPr>
+    </w:p>
+    <w:p ns2:paraId="25CD818C" ns2:textId="3AC4F303">
       <w:pPr>
         <w:pStyle w:val="Prrafodelista"/>
         <w:numPr>
@@ -1553,7 +1553,7 @@
           <w:color w:val="000000"/>
           <w:kern w:val="0"/>
           <w:lang w:eastAsia="es-ES"/>
-          <w14:ligatures w14:val="none"/>
+          <ns2:ligatures ns2:val="none"/>
         </w:rPr>
       </w:pPr>
       <w:r>
@@ -1574,7 +1574,7 @@
           <w:rFonts w:ascii="Arial Narrow" w:eastAsia="Arial Narrow" w:hAnsi="Arial Narrow" w:cs="Arial Narrow"/>
           <w:kern w:val="0"/>
           <w:lang w:val="es-ES" w:eastAsia="es-PE"/>
-          <w14:ligatures w14:val="none"/>
+          <ns2:ligatures ns2:val="none"/>
         </w:rPr>
         <w:t/>
       </w:r>
@@ -1585,7 +1585,7 @@
         <w:t/>
       </w:r>
     </w:p>
-    <w:p>
+    <w:p ns2:paraId="57EFAA5B" ns2:textId="77777777">
       <w:pPr>
         <w:pBdr>
           <w:top w:val="nil"/>
@@ -1602,11 +1602,11 @@
           <w:rFonts w:ascii="Arial Narrow" w:eastAsia="Arial Narrow" w:hAnsi="Arial Narrow" w:cs="Arial Narrow"/>
           <w:kern w:val="0"/>
           <w:lang w:eastAsia="es-PE"/>
-          <w14:ligatures w14:val="none"/>
-        </w:rPr>
-      </w:pPr>
-    </w:p>
-    <w:p>
+          <ns2:ligatures ns2:val="none"/>
+        </w:rPr>
+      </w:pPr>
+    </w:p>
+    <w:p ns2:paraId="20673E60" ns2:textId="77777777">
       <w:pPr>
         <w:numPr>
           <w:ilvl w:val="0"/>
@@ -1621,7 +1621,7 @@
           <w:b/>
           <w:kern w:val="0"/>
           <w:lang w:eastAsia="es-PE"/>
-          <w14:ligatures w14:val="none"/>
+          <ns2:ligatures ns2:val="none"/>
         </w:rPr>
       </w:pPr>
       <w:r>
@@ -1630,12 +1630,12 @@
           <w:b/>
           <w:kern w:val="0"/>
           <w:lang w:eastAsia="es-PE"/>
-          <w14:ligatures w14:val="none"/>
+          <ns2:ligatures ns2:val="none"/>
         </w:rPr>
         <w:t>DE LA CONFIDENCIALIDAD DE OFICIO</w:t>
       </w:r>
     </w:p>
-    <w:p>
+    <w:p ns2:paraId="33D0B022" ns2:textId="77777777">
       <w:pPr>
         <w:spacing w:after="0" w:line="240" w:lineRule="auto"/>
         <w:ind w:left="567"/>
@@ -1646,11 +1646,11 @@
           <w:b/>
           <w:kern w:val="0"/>
           <w:lang w:eastAsia="es-PE"/>
-          <w14:ligatures w14:val="none"/>
-        </w:rPr>
-      </w:pPr>
-    </w:p>
-    <w:p>
+          <ns2:ligatures ns2:val="none"/>
+        </w:rPr>
+      </w:pPr>
+    </w:p>
+    <w:p ns2:paraId="6801D839" ns2:textId="77777777">
       <w:pPr>
         <w:numPr>
           <w:ilvl w:val="1"/>
@@ -1664,7 +1664,7 @@
           <w:rFonts w:ascii="Arial Narrow" w:eastAsia="Times New Roman" w:hAnsi="Arial Narrow" w:cs="Times New Roman"/>
           <w:kern w:val="0"/>
           <w:lang w:eastAsia="es-PE"/>
-          <w14:ligatures w14:val="none"/>
+          <ns2:ligatures ns2:val="none"/>
         </w:rPr>
       </w:pPr>
       <w:r>
@@ -1672,7 +1672,7 @@
           <w:rFonts w:ascii="Arial Narrow" w:eastAsia="Times New Roman" w:hAnsi="Arial Narrow" w:cs="Times New Roman"/>
           <w:kern w:val="0"/>
           <w:lang w:eastAsia="es-PE"/>
-          <w14:ligatures w14:val="none"/>
+          <ns2:ligatures ns2:val="none"/>
         </w:rPr>
         <w:t>El numeral 2.1 del artículo 2 de la Directiva 001-2008-TRI-INDECOPI sobre confidencialidad de la información en los procedimientos seguidos por los órganos funcionales del Indecopi, modificada por la Directiva 002-2017-TRI-INDECOPI y 002-2022-TRI-INDECOPI (en adelante, la Directiva), señala que la Comisión podrá declarar la confidencialidad de aquella información presentada por una de las partes o un tercero, en el marco de un procedimiento seguido ante Indecopi, cuando su divulgación implique una afectación significativa para su titular o un tercero del que el aportante la hubiere recibido, u otorgue una ventaja significativa para un competidor del aportante de la información</w:t>
       </w:r>
@@ -1683,7 +1683,7 @@
           <w:kern w:val="0"/>
           <w:vertAlign w:val="superscript"/>
           <w:lang w:eastAsia="es-PE"/>
-          <w14:ligatures w14:val="none"/>
+          <ns2:ligatures ns2:val="none"/>
         </w:rPr>
         <w:footnoteReference w:id="2"/>
       </w:r>
@@ -1692,12 +1692,12 @@
           <w:rFonts w:ascii="Arial Narrow" w:eastAsia="Times New Roman" w:hAnsi="Arial Narrow" w:cs="Times New Roman"/>
           <w:kern w:val="0"/>
           <w:lang w:eastAsia="es-PE"/>
-          <w14:ligatures w14:val="none"/>
+          <ns2:ligatures ns2:val="none"/>
         </w:rPr>
         <w:t>.</w:t>
       </w:r>
     </w:p>
-    <w:p>
+    <w:p ns2:paraId="29D0F4AD" ns2:textId="77777777">
       <w:pPr>
         <w:spacing w:after="0" w:line="240" w:lineRule="auto"/>
         <w:ind w:left="567"/>
@@ -1707,11 +1707,11 @@
           <w:rFonts w:ascii="Arial Narrow" w:eastAsia="Times New Roman" w:hAnsi="Arial Narrow" w:cs="Times New Roman"/>
           <w:kern w:val="0"/>
           <w:lang w:eastAsia="es-PE"/>
-          <w14:ligatures w14:val="none"/>
-        </w:rPr>
-      </w:pPr>
-    </w:p>
-    <w:p>
+          <ns2:ligatures ns2:val="none"/>
+        </w:rPr>
+      </w:pPr>
+    </w:p>
+    <w:p ns2:paraId="50474EE3" ns2:textId="77777777">
       <w:pPr>
         <w:numPr>
           <w:ilvl w:val="1"/>
@@ -1725,7 +1725,7 @@
           <w:rFonts w:ascii="Arial Narrow" w:eastAsia="Times New Roman" w:hAnsi="Arial Narrow" w:cs="Times New Roman"/>
           <w:kern w:val="0"/>
           <w:lang w:eastAsia="es-PE"/>
-          <w14:ligatures w14:val="none"/>
+          <ns2:ligatures ns2:val="none"/>
         </w:rPr>
       </w:pPr>
       <w:r>
@@ -1733,12 +1733,12 @@
           <w:rFonts w:ascii="Arial Narrow" w:eastAsia="Times New Roman" w:hAnsi="Arial Narrow" w:cs="Times New Roman"/>
           <w:kern w:val="0"/>
           <w:lang w:eastAsia="es-PE"/>
-          <w14:ligatures w14:val="none"/>
+          <ns2:ligatures ns2:val="none"/>
         </w:rPr>
         <w:t>Asimismo, el literal d) del numeral 2.1 del artículo 2 de la Directiva señala que podrá ser confidencial la información declarada como reservada por ley, tales como la información proveniente de los datos personales, de terceras personas ajenas al procedimiento; y, la protegida por la regulación del secreto bancario, tributario, comercial, industrial, empresarial, tecnológico y bursátil.</w:t>
       </w:r>
     </w:p>
-    <w:p>
+    <w:p ns2:paraId="5AAA4397" ns2:textId="77777777">
       <w:pPr>
         <w:spacing w:after="0" w:line="240" w:lineRule="auto"/>
         <w:ind w:left="720"/>
@@ -1748,11 +1748,11 @@
           <w:rFonts w:ascii="Arial Narrow" w:eastAsia="Times New Roman" w:hAnsi="Arial Narrow" w:cs="Times New Roman"/>
           <w:kern w:val="0"/>
           <w:lang w:eastAsia="es-PE"/>
-          <w14:ligatures w14:val="none"/>
-        </w:rPr>
-      </w:pPr>
-    </w:p>
-    <w:p>
+          <ns2:ligatures ns2:val="none"/>
+        </w:rPr>
+      </w:pPr>
+    </w:p>
+    <w:p ns2:paraId="50EFCBA0" ns2:textId="77777777">
       <w:pPr>
         <w:numPr>
           <w:ilvl w:val="1"/>
@@ -1766,7 +1766,7 @@
           <w:rFonts w:ascii="Arial Narrow" w:eastAsia="Times New Roman" w:hAnsi="Arial Narrow" w:cs="Times New Roman"/>
           <w:kern w:val="0"/>
           <w:lang w:eastAsia="es-PE"/>
-          <w14:ligatures w14:val="none"/>
+          <ns2:ligatures ns2:val="none"/>
         </w:rPr>
       </w:pPr>
       <w:r>
@@ -1774,7 +1774,7 @@
           <w:rFonts w:ascii="Arial Narrow" w:eastAsia="Times New Roman" w:hAnsi="Arial Narrow" w:cs="Times New Roman"/>
           <w:kern w:val="0"/>
           <w:lang w:eastAsia="es-PE"/>
-          <w14:ligatures w14:val="none"/>
+          <ns2:ligatures ns2:val="none"/>
         </w:rPr>
         <w:t>Por otro lado, en el numeral 3.6 del artículo 3 de la Directiva establece que los órganos resolutivos del Indecopi podrán declarar la confidencialidad de la información de oficio mediante resolución debidamente motivada</w:t>
       </w:r>
@@ -1785,7 +1785,7 @@
           <w:kern w:val="0"/>
           <w:vertAlign w:val="superscript"/>
           <w:lang w:eastAsia="es-PE"/>
-          <w14:ligatures w14:val="none"/>
+          <ns2:ligatures ns2:val="none"/>
         </w:rPr>
         <w:footnoteReference w:id="3"/>
       </w:r>
@@ -1794,12 +1794,12 @@
           <w:rFonts w:ascii="Arial Narrow" w:eastAsia="Times New Roman" w:hAnsi="Arial Narrow" w:cs="Times New Roman"/>
           <w:kern w:val="0"/>
           <w:lang w:eastAsia="es-PE"/>
-          <w14:ligatures w14:val="none"/>
+          <ns2:ligatures ns2:val="none"/>
         </w:rPr>
         <w:t>, considerando lo establecido en el numeral 3.3, conforme lo siguiente:</w:t>
       </w:r>
     </w:p>
-    <w:p>
+    <w:p ns2:paraId="1A6395D0" ns2:textId="77777777">
       <w:pPr>
         <w:spacing w:after="0" w:line="240" w:lineRule="auto"/>
         <w:jc w:val="both"/>
@@ -1808,11 +1808,11 @@
           <w:kern w:val="0"/>
           <w:sz w:val="18"/>
           <w:szCs w:val="18"/>
-          <w14:ligatures w14:val="none"/>
-        </w:rPr>
-      </w:pPr>
-    </w:p>
-    <w:p>
+          <ns2:ligatures ns2:val="none"/>
+        </w:rPr>
+      </w:pPr>
+    </w:p>
+    <w:p ns2:paraId="79771A7C" ns2:textId="77777777">
       <w:pPr>
         <w:spacing w:after="0" w:line="240" w:lineRule="auto"/>
         <w:ind w:left="1701" w:hanging="567"/>
@@ -1824,7 +1824,7 @@
           <w:kern w:val="0"/>
           <w:sz w:val="18"/>
           <w:szCs w:val="18"/>
-          <w14:ligatures w14:val="none"/>
+          <ns2:ligatures ns2:val="none"/>
         </w:rPr>
       </w:pPr>
       <w:r>
@@ -1835,7 +1835,7 @@
           <w:kern w:val="0"/>
           <w:sz w:val="18"/>
           <w:szCs w:val="18"/>
-          <w14:ligatures w14:val="none"/>
+          <ns2:ligatures ns2:val="none"/>
         </w:rPr>
         <w:t xml:space="preserve">“3.3. </w:t>
       </w:r>
@@ -1847,13 +1847,13 @@
           <w:kern w:val="0"/>
           <w:sz w:val="18"/>
           <w:szCs w:val="18"/>
-          <w14:ligatures w14:val="none"/>
+          <ns2:ligatures ns2:val="none"/>
         </w:rPr>
         <w:tab/>
         <w:t>Al resolver respecto de la confidencialidad de la información, la autoridad competente deberá motivar su determinación al respecto, considerando:</w:t>
       </w:r>
     </w:p>
-    <w:p>
+    <w:p ns2:paraId="694003A7" ns2:textId="77777777">
       <w:pPr>
         <w:spacing w:after="0" w:line="240" w:lineRule="auto"/>
         <w:ind w:left="2268" w:hanging="567"/>
@@ -1863,7 +1863,7 @@
           <w:kern w:val="0"/>
           <w:sz w:val="18"/>
           <w:szCs w:val="18"/>
-          <w14:ligatures w14:val="none"/>
+          <ns2:ligatures ns2:val="none"/>
         </w:rPr>
       </w:pPr>
       <w:r>
@@ -1872,12 +1872,12 @@
           <w:kern w:val="0"/>
           <w:sz w:val="18"/>
           <w:szCs w:val="18"/>
-          <w14:ligatures w14:val="none"/>
+          <ns2:ligatures ns2:val="none"/>
         </w:rPr>
         <w:t>     </w:t>
       </w:r>
     </w:p>
-    <w:p>
+    <w:p ns2:paraId="57D8FA34" ns2:textId="77777777">
       <w:pPr>
         <w:spacing w:after="0" w:line="240" w:lineRule="auto"/>
         <w:ind w:left="2268" w:hanging="567"/>
@@ -1889,7 +1889,7 @@
           <w:kern w:val="0"/>
           <w:sz w:val="18"/>
           <w:szCs w:val="18"/>
-          <w14:ligatures w14:val="none"/>
+          <ns2:ligatures ns2:val="none"/>
         </w:rPr>
       </w:pPr>
       <w:r>
@@ -1900,7 +1900,7 @@
           <w:kern w:val="0"/>
           <w:sz w:val="18"/>
           <w:szCs w:val="18"/>
-          <w14:ligatures w14:val="none"/>
+          <ns2:ligatures ns2:val="none"/>
         </w:rPr>
         <w:t xml:space="preserve">a) </w:t>
       </w:r>
@@ -1912,13 +1912,13 @@
           <w:kern w:val="0"/>
           <w:sz w:val="18"/>
           <w:szCs w:val="18"/>
-          <w14:ligatures w14:val="none"/>
+          <ns2:ligatures ns2:val="none"/>
         </w:rPr>
         <w:tab/>
         <w:t>La pertinencia de la información para la evaluación o resolución de la materia controvertida en el procedimiento.</w:t>
       </w:r>
     </w:p>
-    <w:p>
+    <w:p ns2:paraId="3A03833E" ns2:textId="77777777">
       <w:pPr>
         <w:spacing w:after="0" w:line="240" w:lineRule="auto"/>
         <w:ind w:left="2268" w:hanging="567"/>
@@ -1930,11 +1930,11 @@
           <w:kern w:val="0"/>
           <w:sz w:val="18"/>
           <w:szCs w:val="18"/>
-          <w14:ligatures w14:val="none"/>
-        </w:rPr>
-      </w:pPr>
-    </w:p>
-    <w:p>
+          <ns2:ligatures ns2:val="none"/>
+        </w:rPr>
+      </w:pPr>
+    </w:p>
+    <w:p ns2:paraId="33CEC002" ns2:textId="77777777">
       <w:pPr>
         <w:spacing w:after="0" w:line="240" w:lineRule="auto"/>
         <w:ind w:left="2268" w:hanging="567"/>
@@ -1944,7 +1944,7 @@
           <w:kern w:val="0"/>
           <w:sz w:val="18"/>
           <w:szCs w:val="18"/>
-          <w14:ligatures w14:val="none"/>
+          <ns2:ligatures ns2:val="none"/>
         </w:rPr>
       </w:pPr>
       <w:r>
@@ -1955,7 +1955,7 @@
           <w:kern w:val="0"/>
           <w:sz w:val="18"/>
           <w:szCs w:val="18"/>
-          <w14:ligatures w14:val="none"/>
+          <ns2:ligatures ns2:val="none"/>
         </w:rPr>
         <w:t xml:space="preserve">b) </w:t>
       </w:r>
@@ -1967,7 +1967,7 @@
           <w:kern w:val="0"/>
           <w:sz w:val="18"/>
           <w:szCs w:val="18"/>
-          <w14:ligatures w14:val="none"/>
+          <ns2:ligatures ns2:val="none"/>
         </w:rPr>
         <w:tab/>
         <w:t>La no divulgación lícita previa de la información pues sólo podrá considerarse confidencial aquella información que haya sido mantenida con cuidado o celo dentro del propio ámbito de conocimiento, incluso evitando haber estado disponible de alguna forma para terceros</w:t>
@@ -1978,12 +1978,12 @@
           <w:kern w:val="0"/>
           <w:sz w:val="18"/>
           <w:szCs w:val="18"/>
-          <w14:ligatures w14:val="none"/>
+          <ns2:ligatures ns2:val="none"/>
         </w:rPr>
         <w:t>.</w:t>
       </w:r>
     </w:p>
-    <w:p>
+    <w:p ns2:paraId="1DA8E871" ns2:textId="77777777">
       <w:pPr>
         <w:spacing w:after="0" w:line="240" w:lineRule="auto"/>
         <w:ind w:left="2268" w:hanging="708"/>
@@ -1993,7 +1993,7 @@
           <w:kern w:val="0"/>
           <w:sz w:val="18"/>
           <w:szCs w:val="18"/>
-          <w14:ligatures w14:val="none"/>
+          <ns2:ligatures ns2:val="none"/>
         </w:rPr>
       </w:pPr>
       <w:r>
@@ -2002,7 +2002,7 @@
           <w:kern w:val="0"/>
           <w:sz w:val="18"/>
           <w:szCs w:val="18"/>
-          <w14:ligatures w14:val="none"/>
+          <ns2:ligatures ns2:val="none"/>
         </w:rPr>
         <w:t xml:space="preserve">    </w:t>
       </w:r>
@@ -2012,12 +2012,12 @@
           <w:kern w:val="0"/>
           <w:sz w:val="18"/>
           <w:szCs w:val="18"/>
-          <w14:ligatures w14:val="none"/>
+          <ns2:ligatures ns2:val="none"/>
         </w:rPr>
         <w:tab/>
       </w:r>
     </w:p>
-    <w:p>
+    <w:p ns2:paraId="73E9F71D" ns2:textId="77777777">
       <w:pPr>
         <w:spacing w:after="0" w:line="240" w:lineRule="auto"/>
         <w:ind w:left="2268"/>
@@ -2029,7 +2029,7 @@
           <w:kern w:val="0"/>
           <w:sz w:val="18"/>
           <w:szCs w:val="18"/>
-          <w14:ligatures w14:val="none"/>
+          <ns2:ligatures ns2:val="none"/>
         </w:rPr>
       </w:pPr>
       <w:r>
@@ -2040,12 +2040,12 @@
           <w:kern w:val="0"/>
           <w:sz w:val="18"/>
           <w:szCs w:val="18"/>
-          <w14:ligatures w14:val="none"/>
+          <ns2:ligatures ns2:val="none"/>
         </w:rPr>
         <w:t>No se considerará confidencial la información hecha pública por mandato legal o voluntariamente para generar transparencia en el mercado, ni aquella entregada previamente a entidades u organismos responsables para su divulgación.</w:t>
       </w:r>
     </w:p>
-    <w:p>
+    <w:p ns2:paraId="71B9F8FC" ns2:textId="77777777">
       <w:pPr>
         <w:spacing w:after="0" w:line="240" w:lineRule="auto"/>
         <w:ind w:left="2268"/>
@@ -2057,11 +2057,11 @@
           <w:kern w:val="0"/>
           <w:sz w:val="18"/>
           <w:szCs w:val="18"/>
-          <w14:ligatures w14:val="none"/>
-        </w:rPr>
-      </w:pPr>
-    </w:p>
-    <w:p>
+          <ns2:ligatures ns2:val="none"/>
+        </w:rPr>
+      </w:pPr>
+    </w:p>
+    <w:p ns2:paraId="0691D9A8" ns2:textId="77777777">
       <w:pPr>
         <w:spacing w:after="0" w:line="240" w:lineRule="auto"/>
         <w:ind w:left="2268" w:hanging="567"/>
@@ -2073,7 +2073,7 @@
           <w:kern w:val="0"/>
           <w:sz w:val="18"/>
           <w:szCs w:val="18"/>
-          <w14:ligatures w14:val="none"/>
+          <ns2:ligatures ns2:val="none"/>
         </w:rPr>
       </w:pPr>
       <w:r>
@@ -2084,7 +2084,7 @@
           <w:kern w:val="0"/>
           <w:sz w:val="18"/>
           <w:szCs w:val="18"/>
-          <w14:ligatures w14:val="none"/>
+          <ns2:ligatures ns2:val="none"/>
         </w:rPr>
         <w:t xml:space="preserve">     c) </w:t>
       </w:r>
@@ -2096,13 +2096,13 @@
           <w:kern w:val="0"/>
           <w:sz w:val="18"/>
           <w:szCs w:val="18"/>
-          <w14:ligatures w14:val="none"/>
+          <ns2:ligatures ns2:val="none"/>
         </w:rPr>
         <w:tab/>
         <w:t>La afectación que podría causar la divulgación de la información a su poseedor. La carga de la prueba recaerá sobre el potencial afectado.”</w:t>
       </w:r>
     </w:p>
-    <w:p>
+    <w:p ns2:paraId="2457AA1F" ns2:textId="77777777">
       <w:pPr>
         <w:spacing w:after="0" w:line="240" w:lineRule="auto"/>
         <w:ind w:left="567" w:hanging="567"/>
@@ -2111,11 +2111,11 @@
           <w:rFonts w:ascii="Arial Narrow" w:eastAsia="Times New Roman" w:hAnsi="Arial Narrow" w:cs="Times New Roman"/>
           <w:kern w:val="0"/>
           <w:lang w:eastAsia="es-PE"/>
-          <w14:ligatures w14:val="none"/>
-        </w:rPr>
-      </w:pPr>
-    </w:p>
-    <w:p>
+          <ns2:ligatures ns2:val="none"/>
+        </w:rPr>
+      </w:pPr>
+    </w:p>
+    <w:p ns2:paraId="5226218E" ns2:textId="77777777">
       <w:pPr>
         <w:spacing w:after="0" w:line="240" w:lineRule="auto"/>
         <w:ind w:left="567" w:hanging="567"/>
@@ -2127,7 +2127,7 @@
           <w:kern w:val="0"/>
           <w:u w:val="single"/>
           <w:lang w:eastAsia="es-PE"/>
-          <w14:ligatures w14:val="none"/>
+          <ns2:ligatures ns2:val="none"/>
         </w:rPr>
       </w:pPr>
       <w:r>
@@ -2138,7 +2138,7 @@
           <w:kern w:val="0"/>
           <w:u w:val="single"/>
           <w:lang w:eastAsia="es-PE"/>
-          <w14:ligatures w14:val="none"/>
+          <ns2:ligatures ns2:val="none"/>
         </w:rPr>
         <w:t>––</w:t>
       </w:r>
@@ -2150,13 +2150,13 @@
           <w:kern w:val="0"/>
           <w:u w:val="single"/>
           <w:lang w:eastAsia="es-PE"/>
-          <w14:ligatures w14:val="none"/>
+          <ns2:ligatures ns2:val="none"/>
         </w:rPr>
         <w:tab/>
         <w:t>Aplicación al caso concreto</w:t>
       </w:r>
     </w:p>
-    <w:p>
+    <w:p ns2:paraId="1BE22A91" ns2:textId="77777777">
       <w:pPr>
         <w:spacing w:after="0" w:line="240" w:lineRule="auto"/>
         <w:ind w:left="567" w:hanging="567"/>
@@ -2167,11 +2167,11 @@
           <w:sz w:val="24"/>
           <w:szCs w:val="24"/>
           <w:lang w:eastAsia="es-PE"/>
-          <w14:ligatures w14:val="none"/>
-        </w:rPr>
-      </w:pPr>
-    </w:p>
-    <w:p>
+          <ns2:ligatures ns2:val="none"/>
+        </w:rPr>
+      </w:pPr>
+    </w:p>
+    <w:p ns2:paraId="4E87B851" ns2:textId="1C19CA12">
       <w:pPr>
         <w:numPr>
           <w:ilvl w:val="1"/>
@@ -2185,7 +2185,7 @@
           <w:rFonts w:ascii="Arial Narrow" w:eastAsia="Times New Roman" w:hAnsi="Arial Narrow" w:cs="Times New Roman"/>
           <w:kern w:val="0"/>
           <w:lang w:eastAsia="es-PE"/>
-          <w14:ligatures w14:val="none"/>
+          <ns2:ligatures ns2:val="none"/>
         </w:rPr>
       </w:pPr>
       <w:r>
@@ -2193,7 +2193,7 @@
           <w:rFonts w:ascii="Arial Narrow" w:eastAsia="Times New Roman" w:hAnsi="Arial Narrow" w:cs="Times New Roman"/>
           <w:kern w:val="0"/>
           <w:lang w:eastAsia="es-PE"/>
-          <w14:ligatures w14:val="none"/>
+          <ns2:ligatures ns2:val="none"/>
         </w:rPr>
         <w:t xml:space="preserve">Por escrito del 4 y 7 de abril de 2025, la [APELLIDO] presentó las declaraciones mensuales (PDT-IGV Renta Mensual) del Impuesto General a las Ventas (IGV) e Impuesto a la Renta (IR) completas del ejercicio correspondiente al año 2024, el cual contiene información correspondiente a PDT-IGV Renta mensual, IGV, e IR; por lo que corresponde que la Secretaría Técnica -por delegación de facultades- evalúe su confidencialidad.</w:t>
       </w:r>
@@ -2202,7 +2202,7 @@
           <w:rFonts w:ascii="Arial Narrow" w:eastAsia="Times New Roman" w:hAnsi="Arial Narrow" w:cs="Times New Roman"/>
           <w:kern w:val="0"/>
           <w:lang w:eastAsia="es-PE"/>
-          <w14:ligatures w14:val="none"/>
+          <ns2:ligatures ns2:val="none"/>
         </w:rPr>
         <w:t xml:space="preserve"/>
       </w:r>
@@ -2211,7 +2211,7 @@
           <w:rFonts w:ascii="Arial Narrow" w:eastAsia="Times New Roman" w:hAnsi="Arial Narrow" w:cs="Times New Roman"/>
           <w:kern w:val="0"/>
           <w:lang w:eastAsia="es-PE"/>
-          <w14:ligatures w14:val="none"/>
+          <ns2:ligatures ns2:val="none"/>
         </w:rPr>
         <w:t/>
       </w:r>
@@ -2220,7 +2220,7 @@
           <w:rFonts w:ascii="Arial Narrow" w:eastAsia="Times New Roman" w:hAnsi="Arial Narrow" w:cs="Times New Roman"/>
           <w:kern w:val="0"/>
           <w:lang w:eastAsia="es-PE"/>
-          <w14:ligatures w14:val="none"/>
+          <ns2:ligatures ns2:val="none"/>
         </w:rPr>
         <w:t xml:space="preserve"/>
       </w:r>
@@ -2229,7 +2229,7 @@
           <w:rFonts w:ascii="Arial Narrow" w:eastAsia="Arial Narrow" w:hAnsi="Arial Narrow" w:cs="Arial Narrow"/>
           <w:kern w:val="0"/>
           <w:lang w:val="es-ES" w:eastAsia="es-PE"/>
-          <w14:ligatures w14:val="none"/>
+          <ns2:ligatures ns2:val="none"/>
         </w:rPr>
         <w:t/>
       </w:r>
@@ -2238,7 +2238,7 @@
           <w:rFonts w:ascii="Arial Narrow" w:eastAsia="Times New Roman" w:hAnsi="Arial Narrow" w:cs="Times New Roman"/>
           <w:kern w:val="0"/>
           <w:lang w:eastAsia="es-PE"/>
-          <w14:ligatures w14:val="none"/>
+          <ns2:ligatures ns2:val="none"/>
         </w:rPr>
         <w:t xml:space="preserve"/>
       </w:r>
@@ -2247,7 +2247,7 @@
           <w:rFonts w:ascii="Arial Narrow" w:eastAsia="Times New Roman" w:hAnsi="Arial Narrow" w:cs="Times New Roman"/>
           <w:kern w:val="0"/>
           <w:lang w:eastAsia="es-PE"/>
-          <w14:ligatures w14:val="none"/>
+          <ns2:ligatures ns2:val="none"/>
         </w:rPr>
         <w:t/>
       </w:r>
@@ -2256,7 +2256,7 @@
           <w:rFonts w:ascii="Arial Narrow" w:eastAsia="Times New Roman" w:hAnsi="Arial Narrow" w:cs="Times New Roman"/>
           <w:kern w:val="0"/>
           <w:lang w:eastAsia="es-PE"/>
-          <w14:ligatures w14:val="none"/>
+          <ns2:ligatures ns2:val="none"/>
         </w:rPr>
         <w:t/>
       </w:r>
@@ -2265,7 +2265,7 @@
           <w:rFonts w:ascii="Arial Narrow" w:eastAsia="Times New Roman" w:hAnsi="Arial Narrow" w:cs="Times New Roman"/>
           <w:kern w:val="0"/>
           <w:lang w:eastAsia="es-PE"/>
-          <w14:ligatures w14:val="none"/>
+          <ns2:ligatures ns2:val="none"/>
         </w:rPr>
         <w:t/>
       </w:r>
@@ -2273,7 +2273,7 @@
         <w:rPr>
           <w:rFonts w:ascii="Arial Narrow" w:eastAsia="Times New Roman" w:hAnsi="Arial Narrow" w:cs="Times New Roman"/>
           <w:kern w:val="0"/>
-          <w14:ligatures w14:val="none"/>
+          <ns2:ligatures ns2:val="none"/>
         </w:rPr>
         <w:t/>
       </w:r>
@@ -2281,7 +2281,7 @@
         <w:rPr>
           <w:rFonts w:ascii="Arial Narrow" w:eastAsia="Times New Roman" w:hAnsi="Arial Narrow" w:cs="Times New Roman"/>
           <w:kern w:val="0"/>
-          <w14:ligatures w14:val="none"/>
+          <ns2:ligatures ns2:val="none"/>
         </w:rPr>
         <w:t xml:space="preserve"/>
       </w:r>
@@ -2290,7 +2290,7 @@
           <w:rFonts w:ascii="Arial Narrow" w:eastAsia="Times New Roman" w:hAnsi="Arial Narrow" w:cs="Times New Roman"/>
           <w:kern w:val="0"/>
           <w:lang w:eastAsia="es-PE"/>
-          <w14:ligatures w14:val="none"/>
+          <ns2:ligatures ns2:val="none"/>
         </w:rPr>
         <w:t xml:space="preserve"/>
       </w:r>
@@ -2298,12 +2298,12 @@
         <w:rPr>
           <w:rFonts w:ascii="Arial Narrow" w:eastAsia="Times New Roman" w:hAnsi="Arial Narrow" w:cs="Times New Roman"/>
           <w:kern w:val="0"/>
-          <w14:ligatures w14:val="none"/>
+          <ns2:ligatures ns2:val="none"/>
         </w:rPr>
         <w:t/>
       </w:r>
     </w:p>
-    <w:p>
+    <w:p ns2:paraId="47B6EBBE" ns2:textId="77777777">
       <w:pPr>
         <w:spacing w:after="0" w:line="240" w:lineRule="auto"/>
         <w:ind w:left="567"/>
@@ -2313,11 +2313,11 @@
           <w:rFonts w:ascii="Arial Narrow" w:eastAsia="Times New Roman" w:hAnsi="Arial Narrow" w:cs="Times New Roman"/>
           <w:kern w:val="0"/>
           <w:lang w:eastAsia="es-PE"/>
-          <w14:ligatures w14:val="none"/>
-        </w:rPr>
-      </w:pPr>
-    </w:p>
-    <w:p>
+          <ns2:ligatures ns2:val="none"/>
+        </w:rPr>
+      </w:pPr>
+    </w:p>
+    <w:p ns2:paraId="4F7EBC94" ns2:textId="77777777">
       <w:pPr>
         <w:numPr>
           <w:ilvl w:val="1"/>
@@ -2331,14 +2331,14 @@
           <w:rFonts w:ascii="Arial Narrow" w:eastAsia="Times New Roman" w:hAnsi="Arial Narrow" w:cs="Times New Roman"/>
           <w:kern w:val="0"/>
           <w:lang w:eastAsia="es-PE"/>
-          <w14:ligatures w14:val="none"/>
+          <ns2:ligatures ns2:val="none"/>
         </w:rPr>
       </w:pPr>
       <w:r>
         <w:rPr>
           <w:rFonts w:ascii="Arial Narrow" w:eastAsia="Times New Roman" w:hAnsi="Arial Narrow" w:cs="Times New Roman"/>
           <w:kern w:val="0"/>
-          <w14:ligatures w14:val="none"/>
+          <ns2:ligatures ns2:val="none"/>
         </w:rPr>
         <w:t xml:space="preserve">Al respecto, </w:t>
       </w:r>
@@ -2347,7 +2347,7 @@
           <w:rFonts w:ascii="Arial Narrow" w:eastAsia="Times New Roman" w:hAnsi="Arial Narrow" w:cs="Times New Roman"/>
           <w:kern w:val="0"/>
           <w:lang w:eastAsia="es-PE"/>
-          <w14:ligatures w14:val="none"/>
+          <ns2:ligatures ns2:val="none"/>
         </w:rPr>
         <w:t>el artículo 85 del Texto Único Ordenado del Código Tributario (en adelante, el Código Tributario), aprobado mediante Decreto Supremo 133-2013-EF establece expresamente que la información sobre la cuantía, las fuentes de las rentas, los gastos, la base imponible o cualesquiera otros datos relativos a ellos, tiene carácter reservado.</w:t>
       </w:r>
@@ -2358,12 +2358,12 @@
           <w:kern w:val="0"/>
           <w:vertAlign w:val="superscript"/>
           <w:lang w:eastAsia="es-PE"/>
-          <w14:ligatures w14:val="none"/>
+          <ns2:ligatures ns2:val="none"/>
         </w:rPr>
         <w:footnoteReference w:id="4"/>
       </w:r>
     </w:p>
-    <w:p>
+    <w:p ns2:paraId="4C154A77" ns2:textId="77777777">
       <w:pPr>
         <w:spacing w:after="0" w:line="240" w:lineRule="auto"/>
         <w:jc w:val="both"/>
@@ -2371,11 +2371,11 @@
           <w:rFonts w:ascii="Arial Narrow" w:eastAsia="Times New Roman" w:hAnsi="Arial Narrow" w:cs="Times New Roman"/>
           <w:kern w:val="0"/>
           <w:lang w:eastAsia="es-PE"/>
-          <w14:ligatures w14:val="none"/>
-        </w:rPr>
-      </w:pPr>
-    </w:p>
-    <w:p>
+          <ns2:ligatures ns2:val="none"/>
+        </w:rPr>
+      </w:pPr>
+    </w:p>
+    <w:p ns2:paraId="67D682C2" ns2:textId="17FD5EFB">
       <w:pPr>
         <w:numPr>
           <w:ilvl w:val="1"/>
@@ -2389,7 +2389,7 @@
           <w:rFonts w:ascii="Arial Narrow" w:eastAsia="Times New Roman" w:hAnsi="Arial Narrow" w:cs="Times New Roman"/>
           <w:kern w:val="0"/>
           <w:lang w:eastAsia="es-PE"/>
-          <w14:ligatures w14:val="none"/>
+          <ns2:ligatures ns2:val="none"/>
         </w:rPr>
       </w:pPr>
       <w:r>
@@ -2397,7 +2397,7 @@
           <w:rFonts w:ascii="Arial Narrow" w:eastAsia="Times New Roman" w:hAnsi="Arial Narrow" w:cs="Times New Roman"/>
           <w:kern w:val="0"/>
           <w:lang w:eastAsia="es-PE"/>
-          <w14:ligatures w14:val="none"/>
+          <ns2:ligatures ns2:val="none"/>
         </w:rPr>
         <w:t xml:space="preserve">En atención a lo expuesto, de conformidad con lo establecido en la Directiva, la Secretaría Técnica considera que corresponde declarar de oficio la confidencialidad de las declaraciones mensuales (PDT-IGV Renta Mensual) del Impuesto General a las Ventas (IGV) e Impuesto a la Renta (IR) completas del ejercicio correspondiente al año 2024 [APELLIDO] que obra en las piezas 4 y 6 del expediente, precisándose que la confidencialidad declarada deberá mantenerse de forma permanente.</w:t>
       </w:r>
@@ -2406,7 +2406,7 @@
           <w:rFonts w:ascii="Arial Narrow" w:eastAsia="Times New Roman" w:hAnsi="Arial Narrow" w:cs="Times New Roman"/>
           <w:kern w:val="0"/>
           <w:lang w:eastAsia="es-PE"/>
-          <w14:ligatures w14:val="none"/>
+          <ns2:ligatures ns2:val="none"/>
         </w:rPr>
         <w:t/>
       </w:r>
@@ -2415,7 +2415,7 @@
           <w:rFonts w:ascii="Arial Narrow" w:eastAsia="Times New Roman" w:hAnsi="Arial Narrow" w:cs="Times New Roman"/>
           <w:kern w:val="0"/>
           <w:lang w:eastAsia="es-PE"/>
-          <w14:ligatures w14:val="none"/>
+          <ns2:ligatures ns2:val="none"/>
         </w:rPr>
         <w:t xml:space="preserve"/>
       </w:r>
@@ -2424,7 +2424,7 @@
           <w:rFonts w:ascii="Arial Narrow" w:eastAsia="Times New Roman" w:hAnsi="Arial Narrow" w:cs="Times New Roman"/>
           <w:kern w:val="0"/>
           <w:lang w:eastAsia="es-PE"/>
-          <w14:ligatures w14:val="none"/>
+          <ns2:ligatures ns2:val="none"/>
         </w:rPr>
         <w:t xml:space="preserve"/>
       </w:r>
@@ -2433,7 +2433,7 @@
           <w:rFonts w:ascii="Arial Narrow" w:eastAsia="Arial Narrow" w:hAnsi="Arial Narrow" w:cs="Arial Narrow"/>
           <w:kern w:val="0"/>
           <w:lang w:val="es-ES" w:eastAsia="es-PE"/>
-          <w14:ligatures w14:val="none"/>
+          <ns2:ligatures ns2:val="none"/>
         </w:rPr>
         <w:t xml:space="preserve"/>
       </w:r>
@@ -2442,7 +2442,7 @@
           <w:rFonts w:ascii="Arial Narrow" w:eastAsia="Times New Roman" w:hAnsi="Arial Narrow" w:cs="Times New Roman"/>
           <w:kern w:val="0"/>
           <w:lang w:eastAsia="es-PE"/>
-          <w14:ligatures w14:val="none"/>
+          <ns2:ligatures ns2:val="none"/>
         </w:rPr>
         <w:t/>
       </w:r>
@@ -2451,7 +2451,7 @@
           <w:rFonts w:ascii="Arial Narrow" w:eastAsia="Times New Roman" w:hAnsi="Arial Narrow" w:cs="Times New Roman"/>
           <w:kern w:val="0"/>
           <w:lang w:eastAsia="es-PE"/>
-          <w14:ligatures w14:val="none"/>
+          <ns2:ligatures ns2:val="none"/>
         </w:rPr>
         <w:t xml:space="preserve"/>
       </w:r>
@@ -2462,7 +2462,7 @@
           <w:bCs/>
           <w:kern w:val="0"/>
           <w:lang w:eastAsia="es-PE"/>
-          <w14:ligatures w14:val="none"/>
+          <ns2:ligatures ns2:val="none"/>
         </w:rPr>
         <w:t/>
       </w:r>
@@ -2473,7 +2473,7 @@
           <w:bCs/>
           <w:kern w:val="0"/>
           <w:lang w:eastAsia="es-PE"/>
-          <w14:ligatures w14:val="none"/>
+          <ns2:ligatures ns2:val="none"/>
         </w:rPr>
         <w:t xml:space="preserve"/>
       </w:r>
@@ -2484,7 +2484,7 @@
           <w:bCs/>
           <w:kern w:val="0"/>
           <w:lang w:eastAsia="es-PE"/>
-          <w14:ligatures w14:val="none"/>
+          <ns2:ligatures ns2:val="none"/>
         </w:rPr>
         <w:t/>
       </w:r>
@@ -2493,7 +2493,7 @@
           <w:rFonts w:ascii="Arial Narrow" w:eastAsia="Times New Roman" w:hAnsi="Arial Narrow" w:cs="Times New Roman"/>
           <w:kern w:val="0"/>
           <w:lang w:eastAsia="es-PE"/>
-          <w14:ligatures w14:val="none"/>
+          <ns2:ligatures ns2:val="none"/>
         </w:rPr>
         <w:t xml:space="preserve"/>
       </w:r>
@@ -2502,12 +2502,12 @@
           <w:rFonts w:ascii="Arial Narrow" w:eastAsia="Times New Roman" w:hAnsi="Arial Narrow" w:cs="Times New Roman"/>
           <w:kern w:val="0"/>
           <w:lang w:eastAsia="es-PE"/>
-          <w14:ligatures w14:val="none"/>
+          <ns2:ligatures ns2:val="none"/>
         </w:rPr>
         <w:t/>
       </w:r>
     </w:p>
-    <w:p>
+    <w:p ns2:paraId="2B6329EA" ns2:textId="77777777">
       <w:pPr>
         <w:spacing w:after="0" w:line="240" w:lineRule="auto"/>
         <w:ind w:left="567"/>
@@ -2517,11 +2517,11 @@
           <w:rFonts w:ascii="Arial Narrow" w:eastAsia="Times New Roman" w:hAnsi="Arial Narrow" w:cs="Times New Roman"/>
           <w:kern w:val="0"/>
           <w:lang w:eastAsia="es-PE"/>
-          <w14:ligatures w14:val="none"/>
-        </w:rPr>
-      </w:pPr>
-    </w:p>
-    <w:p>
+          <ns2:ligatures ns2:val="none"/>
+        </w:rPr>
+      </w:pPr>
+    </w:p>
+    <w:p ns2:paraId="164BBCE5" ns2:textId="77777777">
       <w:pPr>
         <w:numPr>
           <w:ilvl w:val="1"/>
@@ -2535,7 +2535,7 @@
           <w:rFonts w:ascii="Arial Narrow" w:eastAsia="Times New Roman" w:hAnsi="Arial Narrow" w:cs="Times New Roman"/>
           <w:kern w:val="0"/>
           <w:lang w:eastAsia="es-PE"/>
-          <w14:ligatures w14:val="none"/>
+          <ns2:ligatures ns2:val="none"/>
         </w:rPr>
       </w:pPr>
       <w:r>
@@ -2544,7 +2544,7 @@
           <w:kern w:val="0"/>
           <w:shd w:val="clear" w:color="auto" w:fill="FFFFFF"/>
           <w:lang w:eastAsia="es-PE"/>
-          <w14:ligatures w14:val="none"/>
+          <ns2:ligatures ns2:val="none"/>
         </w:rPr>
         <w:t>Es pertinente requerir a las partes del procedimiento guardar la reserva correspondiente de la información señalada precedentemente, ello en concordancia con el principio de buena fe procedimental</w:t>
       </w:r>
@@ -2556,7 +2556,7 @@
           <w:shd w:val="clear" w:color="auto" w:fill="FFFFFF"/>
           <w:vertAlign w:val="superscript"/>
           <w:lang w:eastAsia="es-PE"/>
-          <w14:ligatures w14:val="none"/>
+          <ns2:ligatures ns2:val="none"/>
         </w:rPr>
         <w:footnoteReference w:id="5"/>
       </w:r>
@@ -2566,7 +2566,7 @@
           <w:kern w:val="0"/>
           <w:shd w:val="clear" w:color="auto" w:fill="FFFFFF"/>
           <w:lang w:eastAsia="es-PE"/>
-          <w14:ligatures w14:val="none"/>
+          <ns2:ligatures ns2:val="none"/>
         </w:rPr>
         <w:t xml:space="preserve"> que rige los procedimientos administrativos.</w:t>
       </w:r>
@@ -2575,7 +2575,7 @@
           <w:rFonts w:ascii="Arial Narrow" w:eastAsia="Times New Roman" w:hAnsi="Arial Narrow" w:cs="Times New Roman"/>
           <w:kern w:val="0"/>
           <w:lang w:eastAsia="es-PE"/>
-          <w14:ligatures w14:val="none"/>
+          <ns2:ligatures ns2:val="none"/>
         </w:rPr>
         <w:tab/>
       </w:r>
@@ -2584,7 +2584,7 @@
           <w:rFonts w:ascii="Arial Narrow" w:eastAsia="Times New Roman" w:hAnsi="Arial Narrow" w:cs="Times New Roman"/>
           <w:kern w:val="0"/>
           <w:lang w:eastAsia="es-PE"/>
-          <w14:ligatures w14:val="none"/>
+          <ns2:ligatures ns2:val="none"/>
         </w:rPr>
         <w:tab/>
       </w:r>
@@ -2593,7 +2593,7 @@
           <w:rFonts w:ascii="Arial Narrow" w:eastAsia="Times New Roman" w:hAnsi="Arial Narrow" w:cs="Times New Roman"/>
           <w:kern w:val="0"/>
           <w:lang w:eastAsia="es-PE"/>
-          <w14:ligatures w14:val="none"/>
+          <ns2:ligatures ns2:val="none"/>
         </w:rPr>
         <w:tab/>
       </w:r>
@@ -2602,7 +2602,7 @@
           <w:rFonts w:ascii="Arial Narrow" w:eastAsia="Times New Roman" w:hAnsi="Arial Narrow" w:cs="Times New Roman"/>
           <w:kern w:val="0"/>
           <w:lang w:eastAsia="es-PE"/>
-          <w14:ligatures w14:val="none"/>
+          <ns2:ligatures ns2:val="none"/>
         </w:rPr>
         <w:tab/>
       </w:r>
@@ -2611,7 +2611,7 @@
           <w:rFonts w:ascii="Arial Narrow" w:eastAsia="Times New Roman" w:hAnsi="Arial Narrow" w:cs="Times New Roman"/>
           <w:kern w:val="0"/>
           <w:lang w:eastAsia="es-PE"/>
-          <w14:ligatures w14:val="none"/>
+          <ns2:ligatures ns2:val="none"/>
         </w:rPr>
         <w:tab/>
       </w:r>
@@ -2620,7 +2620,7 @@
           <w:rFonts w:ascii="Arial Narrow" w:eastAsia="Times New Roman" w:hAnsi="Arial Narrow" w:cs="Times New Roman"/>
           <w:kern w:val="0"/>
           <w:lang w:eastAsia="es-PE"/>
-          <w14:ligatures w14:val="none"/>
+          <ns2:ligatures ns2:val="none"/>
         </w:rPr>
         <w:tab/>
       </w:r>
@@ -2629,12 +2629,12 @@
           <w:rFonts w:ascii="Arial Narrow" w:eastAsia="Times New Roman" w:hAnsi="Arial Narrow" w:cs="Times New Roman"/>
           <w:kern w:val="0"/>
           <w:lang w:eastAsia="es-PE"/>
-          <w14:ligatures w14:val="none"/>
+          <ns2:ligatures ns2:val="none"/>
         </w:rPr>
         <w:tab/>
       </w:r>
     </w:p>
-    <w:p>
+    <w:p ns2:paraId="729A4A38" ns2:textId="77777777">
       <w:pPr>
         <w:numPr>
           <w:ilvl w:val="1"/>
@@ -2648,7 +2648,7 @@
           <w:rFonts w:ascii="Arial Narrow" w:eastAsia="Times New Roman" w:hAnsi="Arial Narrow" w:cs="Times New Roman"/>
           <w:kern w:val="0"/>
           <w:lang w:eastAsia="es-PE"/>
-          <w14:ligatures w14:val="none"/>
+          <ns2:ligatures ns2:val="none"/>
         </w:rPr>
       </w:pPr>
       <w:r>
@@ -2656,7 +2656,7 @@
           <w:rFonts w:ascii="Arial Narrow" w:eastAsia="Times New Roman" w:hAnsi="Arial Narrow" w:cs="Times New Roman"/>
           <w:kern w:val="0"/>
           <w:lang w:eastAsia="es-PE"/>
-          <w14:ligatures w14:val="none"/>
+          <ns2:ligatures ns2:val="none"/>
         </w:rPr>
         <w:t xml:space="preserve">Finalmente, en caso el titular de la información que fue declarada confidencial, a través de este pronunciamiento, presente de manera posterior un nuevo escrito o documento que contenga la misma información deberá cumplir con los requisitos establecidos en los numerales 5.11 y 5.12 de </w:t>
       </w:r>
@@ -2665,7 +2665,7 @@
           <w:rFonts w:ascii="Arial Narrow" w:eastAsia="Times New Roman" w:hAnsi="Arial Narrow" w:cs="Times New Roman"/>
           <w:kern w:val="0"/>
           <w:lang w:eastAsia="es-PE"/>
-          <w14:ligatures w14:val="none"/>
+          <ns2:ligatures ns2:val="none"/>
         </w:rPr>
         <w:lastRenderedPageBreak/>
         <w:t>la Directiva, bajo apercibimiento de incorporar al expediente principal dicha documentación en su integridad y trasladarla sin ninguna medida de seguridad en particular, de ser el caso</w:t>
@@ -2677,7 +2677,7 @@
           <w:kern w:val="0"/>
           <w:vertAlign w:val="superscript"/>
           <w:lang w:eastAsia="es-PE"/>
-          <w14:ligatures w14:val="none"/>
+          <ns2:ligatures ns2:val="none"/>
         </w:rPr>
         <w:footnoteReference w:id="6"/>
       </w:r>
@@ -2686,12 +2686,12 @@
           <w:rFonts w:ascii="Arial Narrow" w:eastAsia="Times New Roman" w:hAnsi="Arial Narrow" w:cs="Times New Roman"/>
           <w:kern w:val="0"/>
           <w:lang w:eastAsia="es-PE"/>
-          <w14:ligatures w14:val="none"/>
+          <ns2:ligatures ns2:val="none"/>
         </w:rPr>
         <w:t>.</w:t>
       </w:r>
     </w:p>
-    <w:p>
+    <w:p ns2:paraId="241E4CEB" ns2:textId="77777777">
       <w:pPr>
         <w:spacing w:after="0" w:line="240" w:lineRule="auto"/>
         <w:contextualSpacing/>
@@ -2700,11 +2700,11 @@
           <w:rFonts w:ascii="Arial Narrow" w:eastAsia="Times New Roman" w:hAnsi="Arial Narrow" w:cs="Times New Roman"/>
           <w:kern w:val="0"/>
           <w:lang w:eastAsia="es-PE"/>
-          <w14:ligatures w14:val="none"/>
-        </w:rPr>
-      </w:pPr>
-    </w:p>
-    <w:p>
+          <ns2:ligatures ns2:val="none"/>
+        </w:rPr>
+      </w:pPr>
+    </w:p>
+    <w:p ns2:paraId="39798F8A" ns2:textId="77777777">
       <w:pPr>
         <w:numPr>
           <w:ilvl w:val="0"/>
@@ -2726,33 +2726,33 @@
           <w:b/>
           <w:kern w:val="0"/>
           <w:lang w:eastAsia="es-PE"/>
-          <w14:ligatures w14:val="none"/>
-        </w:rPr>
-      </w:pPr>
-      <w:r>
-        <w:rPr>
-          <w:rFonts w:ascii="Arial Narrow" w:eastAsia="Arial Narrow" w:hAnsi="Arial Narrow" w:cs="Arial Narrow"/>
-          <w:b/>
-          <w:kern w:val="0"/>
-          <w:lang w:eastAsia="es-PE"/>
-          <w14:ligatures w14:val="none"/>
+          <ns2:ligatures ns2:val="none"/>
+        </w:rPr>
+      </w:pPr>
+      <w:r>
+        <w:rPr>
+          <w:rFonts w:ascii="Arial Narrow" w:eastAsia="Arial Narrow" w:hAnsi="Arial Narrow" w:cs="Arial Narrow"/>
+          <w:b/>
+          <w:kern w:val="0"/>
+          <w:lang w:eastAsia="es-PE"/>
+          <ns2:ligatures ns2:val="none"/>
         </w:rPr>
         <w:t>DE LA ADMISIÓN A TRÁMITE DE LA DENUNCIA</w:t>
       </w:r>
     </w:p>
-    <w:p>
-      <w:pPr>
-        <w:spacing w:after="0" w:line="240" w:lineRule="auto"/>
-        <w:jc w:val="both"/>
-        <w:rPr>
-          <w:rFonts w:ascii="Arial Narrow" w:eastAsia="Arial Narrow" w:hAnsi="Arial Narrow" w:cs="Arial Narrow"/>
-          <w:kern w:val="0"/>
-          <w:lang w:eastAsia="es-PE"/>
-          <w14:ligatures w14:val="none"/>
-        </w:rPr>
-      </w:pPr>
-    </w:p>
-    <w:p>
+    <w:p ns2:paraId="07847581" ns2:textId="77777777">
+      <w:pPr>
+        <w:spacing w:after="0" w:line="240" w:lineRule="auto"/>
+        <w:jc w:val="both"/>
+        <w:rPr>
+          <w:rFonts w:ascii="Arial Narrow" w:eastAsia="Arial Narrow" w:hAnsi="Arial Narrow" w:cs="Arial Narrow"/>
+          <w:kern w:val="0"/>
+          <w:lang w:eastAsia="es-PE"/>
+          <ns2:ligatures ns2:val="none"/>
+        </w:rPr>
+      </w:pPr>
+    </w:p>
+    <w:p ns2:paraId="7F9C9D91" ns2:textId="5A616A02">
       <w:pPr>
         <w:pStyle w:val="Prrafodelista"/>
         <w:numPr>
@@ -2768,7 +2768,7 @@
           <w:sz w:val="24"/>
           <w:szCs w:val="24"/>
           <w:lang w:eastAsia="es-PE"/>
-          <w14:ligatures w14:val="none"/>
+          <ns2:ligatures ns2:val="none"/>
         </w:rPr>
       </w:pPr>
       <w:bookmarkStart w:id="0" w:name="_heading=h.gjdgxs" w:colFirst="0" w:colLast="0"/>
@@ -2781,7 +2781,7 @@
           <w:rFonts w:ascii="Arial Narrow" w:eastAsia="Times New Roman" w:hAnsi="Arial Narrow" w:cs="Times New Roman"/>
           <w:kern w:val="0"/>
           <w:lang w:eastAsia="es-PE"/>
-          <w14:ligatures w14:val="none"/>
+          <ns2:ligatures ns2:val="none"/>
         </w:rPr>
         <w:t xml:space="preserve">La Secretaría Técnica de la Comisión de Protección al Consumidor 1 (en adelante, la Secretaría Técnica), en ejercicio de sus facultades, considera que el hecho consistente en que la entidad bancaria habría consignado de manera errónea como asegurado de la Póliza del Seguro de Desgravamen 24260 al señor [APELLIDO] , generando que no se obtenga la cobertura ante su fallecimiento; involucraría una presunta afectación a sus expectativas, quien no habría encontrado una correspondencia entre lo que esperaba recibir de parte del proveedor y lo que realmente recibió. Por consiguiente, corresponde calificar el hecho materia de denuncia como una presunta infracción al deber de idoneidad, tipificado en los artículos 18 y 19 del Código.</w:t>
       </w:r>
@@ -2798,7 +2798,7 @@
           <w:rFonts w:ascii="Arial Narrow" w:eastAsia="Times New Roman" w:hAnsi="Arial Narrow" w:cs="Times New Roman"/>
           <w:kern w:val="0"/>
           <w:lang w:eastAsia="es-PE"/>
-          <w14:ligatures w14:val="none"/>
+          <ns2:ligatures ns2:val="none"/>
         </w:rPr>
         <w:t xml:space="preserve"/>
       </w:r>
@@ -2807,7 +2807,7 @@
           <w:rFonts w:ascii="Arial Narrow" w:eastAsia="Times New Roman" w:hAnsi="Arial Narrow" w:cs="Times New Roman"/>
           <w:kern w:val="0"/>
           <w:lang w:eastAsia="es-PE"/>
-          <w14:ligatures w14:val="none"/>
+          <ns2:ligatures ns2:val="none"/>
         </w:rPr>
         <w:t/>
       </w:r>
@@ -2815,7 +2815,7 @@
         <w:rPr>
           <w:rFonts w:ascii="Arial Narrow" w:eastAsia="Arial Narrow" w:hAnsi="Arial Narrow" w:cs="Arial Narrow"/>
           <w:kern w:val="0"/>
-          <w14:ligatures w14:val="none"/>
+          <ns2:ligatures ns2:val="none"/>
         </w:rPr>
         <w:t/>
       </w:r>
@@ -2831,12 +2831,12 @@
         <w:rPr>
           <w:rFonts w:ascii="Arial Narrow" w:eastAsia="Arial Narrow" w:hAnsi="Arial Narrow" w:cs="Arial Narrow"/>
           <w:kern w:val="0"/>
-          <w14:ligatures w14:val="none"/>
+          <ns2:ligatures ns2:val="none"/>
         </w:rPr>
         <w:t/>
       </w:r>
     </w:p>
-    <w:p>
+    <w:p ns2:paraId="0278C41C" ns2:textId="77777777">
       <w:pPr>
         <w:pStyle w:val="Prrafodelista"/>
         <w:spacing w:after="0" w:line="240" w:lineRule="auto"/>
@@ -2848,11 +2848,11 @@
           <w:sz w:val="24"/>
           <w:szCs w:val="24"/>
           <w:lang w:eastAsia="es-PE"/>
-          <w14:ligatures w14:val="none"/>
-        </w:rPr>
-      </w:pPr>
-    </w:p>
-    <w:p>
+          <ns2:ligatures ns2:val="none"/>
+        </w:rPr>
+      </w:pPr>
+    </w:p>
+    <w:p ns2:paraId="33E501F0" ns2:textId="0DC5E3E2">
       <w:pPr>
         <w:pStyle w:val="Prrafodelista"/>
         <w:numPr>
@@ -2866,7 +2866,7 @@
           <w:rFonts w:ascii="Arial Narrow" w:eastAsia="Times New Roman" w:hAnsi="Arial Narrow" w:cs="Times New Roman"/>
           <w:kern w:val="0"/>
           <w:lang w:eastAsia="es-PE"/>
-          <w14:ligatures w14:val="none"/>
+          <ns2:ligatures ns2:val="none"/>
         </w:rPr>
       </w:pPr>
       <w:r>
@@ -2874,7 +2874,7 @@
           <w:rFonts w:ascii="Arial Narrow" w:eastAsia="Times New Roman" w:hAnsi="Arial Narrow" w:cs="Times New Roman"/>
           <w:kern w:val="0"/>
           <w:lang w:eastAsia="es-PE"/>
-          <w14:ligatures w14:val="none"/>
+          <ns2:ligatures ns2:val="none"/>
         </w:rPr>
         <w:t xml:space="preserve">Además, la Secretaría Técnica, en ejercicio de sus facultades, considera que el hecho consistente en que la entidad bancaria se habría negado injustificadamente a devolver a la parte denunciante los pagos realizados por Crédito 100xxxxxx020 1197 luego del fallecimiento del señor [APELLIDO] , alegando que no era titular del crédito; involucraría una presunta afectación a sus expectativas, quien no habría encontrado una correspondencia entre lo que esperaba recibir de parte del proveedor y lo que realmente recibió. Por consiguiente, corresponde calificar el hecho materia de denuncia como una presunta infracción al deber de idoneidad, tipificado en los artículos 18 y 19 del Código.</w:t>
       </w:r>
@@ -2883,7 +2883,7 @@
           <w:rFonts w:ascii="Arial Narrow" w:eastAsia="Times New Roman" w:hAnsi="Arial Narrow" w:cs="Times New Roman"/>
           <w:kern w:val="0"/>
           <w:lang w:eastAsia="es-PE"/>
-          <w14:ligatures w14:val="none"/>
+          <ns2:ligatures ns2:val="none"/>
         </w:rPr>
         <w:t xml:space="preserve"/>
       </w:r>
@@ -2892,7 +2892,7 @@
           <w:rFonts w:ascii="Arial Narrow" w:eastAsia="Times New Roman" w:hAnsi="Arial Narrow" w:cs="Times New Roman"/>
           <w:kern w:val="0"/>
           <w:lang w:eastAsia="es-PE"/>
-          <w14:ligatures w14:val="none"/>
+          <ns2:ligatures ns2:val="none"/>
         </w:rPr>
         <w:t/>
       </w:r>
@@ -2900,12 +2900,12 @@
         <w:rPr>
           <w:rFonts w:ascii="Arial Narrow" w:eastAsia="Arial Narrow" w:hAnsi="Arial Narrow" w:cs="Arial Narrow"/>
           <w:kern w:val="0"/>
-          <w14:ligatures w14:val="none"/>
+          <ns2:ligatures ns2:val="none"/>
         </w:rPr>
         <w:t/>
       </w:r>
     </w:p>
-    <w:p>
+    <w:p ns2:paraId="3655BD5C" ns2:textId="2CB141CA">
       <w:pPr>
         <w:spacing w:after="0" w:line="240" w:lineRule="auto"/>
         <w:jc w:val="both"/>
@@ -2915,14 +2915,14 @@
           <w:sz w:val="24"/>
           <w:szCs w:val="24"/>
           <w:lang w:eastAsia="es-PE"/>
-          <w14:ligatures w14:val="none"/>
+          <ns2:ligatures ns2:val="none"/>
         </w:rPr>
       </w:pPr>
     </w:p>
     <w:bookmarkEnd w:id="1"/>
     <w:bookmarkEnd w:id="2"/>
     <w:bookmarkEnd w:id="3"/>
-    <w:p>
+    <w:p ns2:paraId="124E4BAA" ns2:textId="77777777">
       <w:pPr>
         <w:pStyle w:val="Prrafodelista"/>
         <w:numPr>
@@ -2938,20 +2938,20 @@
           <w:sz w:val="24"/>
           <w:szCs w:val="24"/>
           <w:lang w:eastAsia="es-PE"/>
-          <w14:ligatures w14:val="none"/>
-        </w:rPr>
-      </w:pPr>
-      <w:r>
-        <w:rPr>
-          <w:rFonts w:ascii="Arial Narrow" w:eastAsia="Arial Narrow" w:hAnsi="Arial Narrow" w:cs="Arial Narrow"/>
-          <w:kern w:val="0"/>
-          <w:lang w:eastAsia="es-PE"/>
-          <w14:ligatures w14:val="none"/>
+          <ns2:ligatures ns2:val="none"/>
+        </w:rPr>
+      </w:pPr>
+      <w:r>
+        <w:rPr>
+          <w:rFonts w:ascii="Arial Narrow" w:eastAsia="Arial Narrow" w:hAnsi="Arial Narrow" w:cs="Arial Narrow"/>
+          <w:kern w:val="0"/>
+          <w:lang w:eastAsia="es-PE"/>
+          <ns2:ligatures ns2:val="none"/>
         </w:rPr>
         <w:t>En tanto la denuncia reúne los requisitos establecidos por la norma citada, corresponde admitirla a trámite.</w:t>
       </w:r>
     </w:p>
-    <w:p>
+    <w:p ns2:paraId="60B9790B" ns2:textId="77777777">
       <w:pPr>
         <w:pBdr>
           <w:top w:val="nil"/>
@@ -2966,11 +2966,11 @@
           <w:rFonts w:ascii="Arial Narrow" w:eastAsia="Arial Narrow" w:hAnsi="Arial Narrow" w:cs="Arial Narrow"/>
           <w:kern w:val="0"/>
           <w:lang w:eastAsia="es-PE"/>
-          <w14:ligatures w14:val="none"/>
-        </w:rPr>
-      </w:pPr>
-    </w:p>
-    <w:p>
+          <ns2:ligatures ns2:val="none"/>
+        </w:rPr>
+      </w:pPr>
+    </w:p>
+    <w:p ns2:paraId="4665955B" ns2:textId="77777777">
       <w:pPr>
         <w:numPr>
           <w:ilvl w:val="0"/>
@@ -2992,21 +2992,21 @@
           <w:b/>
           <w:kern w:val="0"/>
           <w:lang w:eastAsia="es-PE"/>
-          <w14:ligatures w14:val="none"/>
-        </w:rPr>
-      </w:pPr>
-      <w:r>
-        <w:rPr>
-          <w:rFonts w:ascii="Arial Narrow" w:eastAsia="Arial Narrow" w:hAnsi="Arial Narrow" w:cs="Arial Narrow"/>
-          <w:b/>
-          <w:kern w:val="0"/>
-          <w:lang w:eastAsia="es-PE"/>
-          <w14:ligatures w14:val="none"/>
+          <ns2:ligatures ns2:val="none"/>
+        </w:rPr>
+      </w:pPr>
+      <w:r>
+        <w:rPr>
+          <w:rFonts w:ascii="Arial Narrow" w:eastAsia="Arial Narrow" w:hAnsi="Arial Narrow" w:cs="Arial Narrow"/>
+          <w:b/>
+          <w:kern w:val="0"/>
+          <w:lang w:eastAsia="es-PE"/>
+          <ns2:ligatures ns2:val="none"/>
         </w:rPr>
         <w:t>REQUERIMIENTO DE INFORMACIÓN</w:t>
       </w:r>
     </w:p>
-    <w:p>
+    <w:p ns2:paraId="421F8F49" ns2:textId="77777777">
       <w:pPr>
         <w:pBdr>
           <w:top w:val="nil"/>
@@ -3023,11 +3023,11 @@
           <w:b/>
           <w:kern w:val="0"/>
           <w:lang w:eastAsia="es-PE"/>
-          <w14:ligatures w14:val="none"/>
-        </w:rPr>
-      </w:pPr>
-    </w:p>
-    <w:p>
+          <ns2:ligatures ns2:val="none"/>
+        </w:rPr>
+      </w:pPr>
+    </w:p>
+    <w:p ns2:paraId="4FC8CB72" ns2:textId="74976039">
       <w:pPr>
         <w:numPr>
           <w:ilvl w:val="0"/>
@@ -3041,15 +3041,15 @@
           <w:rFonts w:ascii="Arial Narrow" w:eastAsia="Arial Narrow" w:hAnsi="Arial Narrow" w:cs="Arial Narrow"/>
           <w:kern w:val="0"/>
           <w:lang w:eastAsia="es-PE"/>
-          <w14:ligatures w14:val="none"/>
-        </w:rPr>
-      </w:pPr>
-      <w:r>
-        <w:rPr>
-          <w:rFonts w:ascii="Arial Narrow" w:eastAsia="Arial Narrow" w:hAnsi="Arial Narrow" w:cs="Arial Narrow"/>
-          <w:kern w:val="0"/>
-          <w:lang w:eastAsia="es-PE"/>
-          <w14:ligatures w14:val="none"/>
+          <ns2:ligatures ns2:val="none"/>
+        </w:rPr>
+      </w:pPr>
+      <w:r>
+        <w:rPr>
+          <w:rFonts w:ascii="Arial Narrow" w:eastAsia="Arial Narrow" w:hAnsi="Arial Narrow" w:cs="Arial Narrow"/>
+          <w:kern w:val="0"/>
+          <w:lang w:eastAsia="es-PE"/>
+          <ns2:ligatures ns2:val="none"/>
         </w:rPr>
         <w:t>A efectos de tener mayores elementos de juicio que sirvan para la resolución definitiva del presente caso, la Secretaría Técnica, en ejercicio de las facultades que la ley le confiere</w:t>
       </w:r>
@@ -3060,7 +3060,7 @@
           <w:kern w:val="0"/>
           <w:vertAlign w:val="superscript"/>
           <w:lang w:eastAsia="es-PE"/>
-          <w14:ligatures w14:val="none"/>
+          <ns2:ligatures ns2:val="none"/>
         </w:rPr>
         <w:footnoteReference w:id="9"/>
       </w:r>
@@ -3069,7 +3069,7 @@
           <w:rFonts w:ascii="Arial Narrow" w:eastAsia="Arial Narrow" w:hAnsi="Arial Narrow" w:cs="Arial Narrow"/>
           <w:kern w:val="0"/>
           <w:lang w:eastAsia="es-PE"/>
-          <w14:ligatures w14:val="none"/>
+          <ns2:ligatures ns2:val="none"/>
         </w:rPr>
         <w:t xml:space="preserve">, conviene en requerir </w:t>
       </w:r>
@@ -3078,7 +3078,7 @@
           <w:rFonts w:ascii="Arial Narrow" w:eastAsia="Arial Narrow" w:hAnsi="Arial Narrow" w:cs="Arial Narrow"/>
           <w:kern w:val="0"/>
           <w:lang w:eastAsia="es-PE"/>
-          <w14:ligatures w14:val="none"/>
+          <ns2:ligatures ns2:val="none"/>
         </w:rPr>
         <w:t>que a Mapfre</w:t>
       </w:r>
@@ -3087,7 +3087,7 @@
           <w:rFonts w:ascii="Arial Narrow" w:eastAsia="Arial Narrow" w:hAnsi="Arial Narrow" w:cs="Arial Narrow"/>
           <w:kern w:val="0"/>
           <w:lang w:eastAsia="es-PE"/>
-          <w14:ligatures w14:val="none"/>
+          <ns2:ligatures ns2:val="none"/>
         </w:rPr>
         <w:t xml:space="preserve">, en un plazo no mayor de cinco (5) días hábiles contado a partir del día siguiente de la notificación de la presente resolución, cumpla </w:t>
       </w:r>
@@ -3097,7 +3097,7 @@
           <w:kern w:val="0"/>
           <w:shd w:val="clear" w:color="auto" w:fill="FFFFFF"/>
           <w:lang w:eastAsia="es-PE"/>
-          <w14:ligatures w14:val="none"/>
+          <ns2:ligatures ns2:val="none"/>
         </w:rPr>
         <w:t>con p</w:t>
       </w:r>
@@ -3106,7 +3106,7 @@
           <w:rFonts w:ascii="Arial Narrow" w:eastAsia="Arial Narrow" w:hAnsi="Arial Narrow" w:cs="Arial Narrow"/>
           <w:kern w:val="0"/>
           <w:lang w:eastAsia="es-PE"/>
-          <w14:ligatures w14:val="none"/>
+          <ns2:ligatures ns2:val="none"/>
         </w:rPr>
         <w:t xml:space="preserve">resentar </w:t>
       </w:r>
@@ -3115,7 +3115,7 @@
           <w:rFonts w:ascii="Arial Narrow" w:eastAsia="Times New Roman" w:hAnsi="Arial Narrow" w:cs="Times New Roman"/>
           <w:kern w:val="0"/>
           <w:lang w:eastAsia="es-PE"/>
-          <w14:ligatures w14:val="none"/>
+          <ns2:ligatures ns2:val="none"/>
         </w:rPr>
         <w:t>lo siguiente</w:t>
       </w:r>
@@ -3124,7 +3124,7 @@
           <w:rFonts w:ascii="Arial Narrow" w:eastAsia="Times New Roman" w:hAnsi="Arial Narrow" w:cs="Times New Roman"/>
           <w:kern w:val="0"/>
           <w:lang w:val="es-ES" w:eastAsia="es-PE"/>
-          <w14:ligatures w14:val="none"/>
+          <ns2:ligatures ns2:val="none"/>
         </w:rPr>
         <w:t xml:space="preserve">: </w:t>
       </w:r>
@@ -3133,7 +3133,7 @@
           <w:rFonts w:ascii="Arial Narrow" w:eastAsia="Times New Roman" w:hAnsi="Arial Narrow" w:cs="Times New Roman"/>
           <w:kern w:val="0"/>
           <w:lang w:val="es-ES" w:eastAsia="es-PE"/>
-          <w14:ligatures w14:val="none"/>
+          <ns2:ligatures ns2:val="none"/>
         </w:rPr>
         <w:t>(i) presentar una copia completa, legible y debidamente suscrita de la Póliza 24260 materia de denuncia, así como el cargo de remisión de la póliza; (ii) presentar copia del contrato de Crédito 100xxxxxx020 1197; (ii) presentar los medios probatorios que acrediten que consignó correctamente al titular de la Póliza 24260 del Seguro de Desgravamen</w:t>
       </w:r>
@@ -3143,12 +3143,12 @@
           <w:color w:val="000000"/>
           <w:kern w:val="0"/>
           <w:lang w:eastAsia="es-ES"/>
-          <w14:ligatures w14:val="none"/>
+          <ns2:ligatures ns2:val="none"/>
         </w:rPr>
         <w:t>.</w:t>
       </w:r>
     </w:p>
-    <w:p>
+    <w:p ns2:paraId="6531ABC7" ns2:textId="77777777">
       <w:pPr>
         <w:spacing w:after="0" w:line="240" w:lineRule="auto"/>
         <w:ind w:left="567"/>
@@ -3158,11 +3158,11 @@
           <w:rFonts w:ascii="Arial Narrow" w:eastAsia="Arial Narrow" w:hAnsi="Arial Narrow" w:cs="Arial Narrow"/>
           <w:kern w:val="0"/>
           <w:lang w:val="es-ES" w:eastAsia="es-PE"/>
-          <w14:ligatures w14:val="none"/>
-        </w:rPr>
-      </w:pPr>
-    </w:p>
-    <w:p>
+          <ns2:ligatures ns2:val="none"/>
+        </w:rPr>
+      </w:pPr>
+    </w:p>
+    <w:p ns2:paraId="3D97E98E" ns2:textId="77777777">
       <w:pPr>
         <w:numPr>
           <w:ilvl w:val="0"/>
@@ -3183,21 +3183,21 @@
           <w:b/>
           <w:kern w:val="0"/>
           <w:lang w:eastAsia="es-PE"/>
-          <w14:ligatures w14:val="none"/>
-        </w:rPr>
-      </w:pPr>
-      <w:r>
-        <w:rPr>
-          <w:rFonts w:ascii="Arial Narrow" w:eastAsia="Arial Narrow" w:hAnsi="Arial Narrow" w:cs="Arial Narrow"/>
-          <w:b/>
-          <w:kern w:val="0"/>
-          <w:lang w:eastAsia="es-PE"/>
-          <w14:ligatures w14:val="none"/>
+          <ns2:ligatures ns2:val="none"/>
+        </w:rPr>
+      </w:pPr>
+      <w:r>
+        <w:rPr>
+          <w:rFonts w:ascii="Arial Narrow" w:eastAsia="Arial Narrow" w:hAnsi="Arial Narrow" w:cs="Arial Narrow"/>
+          <w:b/>
+          <w:kern w:val="0"/>
+          <w:lang w:eastAsia="es-PE"/>
+          <ns2:ligatures ns2:val="none"/>
         </w:rPr>
         <w:t>RESOLUCIÓN DE LA SECRETARÍA TÉCNICA</w:t>
       </w:r>
     </w:p>
-    <w:p>
+    <w:p ns2:paraId="07E7B485" ns2:textId="77777777">
       <w:pPr>
         <w:pBdr>
           <w:top w:val="nil"/>
@@ -3214,11 +3214,11 @@
           <w:b/>
           <w:kern w:val="0"/>
           <w:lang w:eastAsia="es-PE"/>
-          <w14:ligatures w14:val="none"/>
-        </w:rPr>
-      </w:pPr>
-    </w:p>
-    <w:p>
+          <ns2:ligatures ns2:val="none"/>
+        </w:rPr>
+      </w:pPr>
+    </w:p>
+    <w:p ns2:paraId="5F05142D" ns2:textId="4CE871F1">
       <w:pPr>
         <w:tabs>
           <w:tab w:val="left" w:pos="5812"/>
@@ -3229,7 +3229,7 @@
           <w:rFonts w:ascii="Arial Narrow" w:eastAsia="Arial Narrow" w:hAnsi="Arial Narrow" w:cs="Arial Narrow"/>
           <w:kern w:val="0"/>
           <w:lang w:eastAsia="es-PE"/>
-          <w14:ligatures w14:val="none"/>
+          <ns2:ligatures ns2:val="none"/>
         </w:rPr>
       </w:pPr>
       <w:r>
@@ -3239,7 +3239,7 @@
           <w:bCs/>
           <w:kern w:val="0"/>
           <w:lang w:eastAsia="es-PE"/>
-          <w14:ligatures w14:val="none"/>
+          <ns2:ligatures ns2:val="none"/>
         </w:rPr>
         <w:lastRenderedPageBreak/>
         <w:t xml:space="preserve">PRIMERO: calificar, de oficio, como confidencial la información presentada por la [DENUNCIANTE] con su escrito del 4 y 7 de abril de 2025 la cual obra en las piezas 4 y 6 del expediente, referida a las declaraciones juradas mensuales (PDT-IGV Renta mensual) del Impuesto General a las Ventas (IGV) e Impuesto a la Renta (IR) en el cual consten los ingresos netos mensuales del ejercicio correspondiente al 2024; precisándose que la confidencialidad declarada deberá mantenerse permanentemente.</w:t>
@@ -3249,7 +3249,7 @@
           <w:rFonts w:ascii="Arial Narrow" w:eastAsia="Arial Narrow" w:hAnsi="Arial Narrow" w:cs="Arial Narrow"/>
           <w:kern w:val="0"/>
           <w:lang w:eastAsia="es-PE"/>
-          <w14:ligatures w14:val="none"/>
+          <ns2:ligatures ns2:val="none"/>
         </w:rPr>
         <w:t xml:space="preserve"/>
       </w:r>
@@ -3258,7 +3258,7 @@
           <w:rFonts w:ascii="Arial Narrow" w:eastAsia="Arial Narrow" w:hAnsi="Arial Narrow" w:cs="Arial Narrow"/>
           <w:kern w:val="0"/>
           <w:lang w:val="es-ES" w:eastAsia="es-PE"/>
-          <w14:ligatures w14:val="none"/>
+          <ns2:ligatures ns2:val="none"/>
         </w:rPr>
         <w:t/>
       </w:r>
@@ -3267,7 +3267,7 @@
           <w:rFonts w:ascii="Arial Narrow" w:eastAsia="Arial Narrow" w:hAnsi="Arial Narrow" w:cs="Arial Narrow"/>
           <w:kern w:val="0"/>
           <w:lang w:val="es-ES" w:eastAsia="es-PE"/>
-          <w14:ligatures w14:val="none"/>
+          <ns2:ligatures ns2:val="none"/>
         </w:rPr>
         <w:t xml:space="preserve"/>
       </w:r>
@@ -3277,7 +3277,7 @@
           <w:bCs/>
           <w:kern w:val="0"/>
           <w:lang w:eastAsia="es-PE"/>
-          <w14:ligatures w14:val="none"/>
+          <ns2:ligatures ns2:val="none"/>
         </w:rPr>
         <w:t/>
       </w:r>
@@ -3294,7 +3294,7 @@
           <w:rFonts w:ascii="Arial Narrow" w:eastAsia="Arial Narrow" w:hAnsi="Arial Narrow" w:cs="Arial Narrow"/>
           <w:kern w:val="0"/>
           <w:lang w:eastAsia="es-PE"/>
-          <w14:ligatures w14:val="none"/>
+          <ns2:ligatures ns2:val="none"/>
         </w:rPr>
         <w:t/>
       </w:r>
@@ -3303,7 +3303,7 @@
           <w:rFonts w:ascii="Arial Narrow" w:eastAsia="Arial Narrow" w:hAnsi="Arial Narrow" w:cs="Arial Narrow"/>
           <w:kern w:val="0"/>
           <w:lang w:eastAsia="es-PE"/>
-          <w14:ligatures w14:val="none"/>
+          <ns2:ligatures ns2:val="none"/>
         </w:rPr>
         <w:t xml:space="preserve"/>
       </w:r>
@@ -3312,7 +3312,7 @@
           <w:rFonts w:ascii="Arial Narrow" w:eastAsia="Arial Narrow" w:hAnsi="Arial Narrow" w:cs="Arial Narrow"/>
           <w:kern w:val="0"/>
           <w:lang w:eastAsia="es-PE"/>
-          <w14:ligatures w14:val="none"/>
+          <ns2:ligatures ns2:val="none"/>
         </w:rPr>
         <w:t xml:space="preserve"/>
       </w:r>
@@ -3321,7 +3321,7 @@
           <w:rFonts w:ascii="Arial Narrow" w:eastAsia="Arial Narrow" w:hAnsi="Arial Narrow" w:cs="Arial Narrow"/>
           <w:kern w:val="0"/>
           <w:lang w:eastAsia="es-PE"/>
-          <w14:ligatures w14:val="none"/>
+          <ns2:ligatures ns2:val="none"/>
         </w:rPr>
         <w:t xml:space="preserve"/>
       </w:r>
@@ -3330,7 +3330,7 @@
           <w:rFonts w:ascii="Arial Narrow" w:eastAsia="Arial Narrow" w:hAnsi="Arial Narrow" w:cs="Arial Narrow"/>
           <w:kern w:val="0"/>
           <w:lang w:eastAsia="es-PE"/>
-          <w14:ligatures w14:val="none"/>
+          <ns2:ligatures ns2:val="none"/>
         </w:rPr>
         <w:t/>
       </w:r>
@@ -3339,7 +3339,7 @@
           <w:rFonts w:ascii="Arial Narrow" w:eastAsia="Arial Narrow" w:hAnsi="Arial Narrow" w:cs="Arial Narrow"/>
           <w:kern w:val="0"/>
           <w:lang w:eastAsia="es-PE"/>
-          <w14:ligatures w14:val="none"/>
+          <ns2:ligatures ns2:val="none"/>
         </w:rPr>
         <w:t/>
       </w:r>
@@ -3348,7 +3348,7 @@
           <w:rFonts w:ascii="Arial Narrow" w:eastAsia="Arial Narrow" w:hAnsi="Arial Narrow" w:cs="Arial Narrow"/>
           <w:kern w:val="0"/>
           <w:lang w:eastAsia="es-PE"/>
-          <w14:ligatures w14:val="none"/>
+          <ns2:ligatures ns2:val="none"/>
         </w:rPr>
         <w:t xml:space="preserve"/>
       </w:r>
@@ -3359,7 +3359,7 @@
           <w:bCs/>
           <w:kern w:val="0"/>
           <w:lang w:eastAsia="es-PE"/>
-          <w14:ligatures w14:val="none"/>
+          <ns2:ligatures ns2:val="none"/>
         </w:rPr>
         <w:t xml:space="preserve"/>
       </w:r>
@@ -3370,7 +3370,7 @@
           <w:bCs/>
           <w:kern w:val="0"/>
           <w:lang w:eastAsia="es-PE"/>
-          <w14:ligatures w14:val="none"/>
+          <ns2:ligatures ns2:val="none"/>
         </w:rPr>
         <w:t/>
       </w:r>
@@ -3379,7 +3379,7 @@
           <w:rFonts w:ascii="Arial Narrow" w:eastAsia="Times New Roman" w:hAnsi="Arial Narrow" w:cs="Times New Roman"/>
           <w:kern w:val="0"/>
           <w:lang w:eastAsia="es-PE"/>
-          <w14:ligatures w14:val="none"/>
+          <ns2:ligatures ns2:val="none"/>
         </w:rPr>
         <w:t xml:space="preserve"/>
       </w:r>
@@ -3388,7 +3388,7 @@
           <w:rFonts w:ascii="Arial Narrow" w:eastAsia="Arial Narrow" w:hAnsi="Arial Narrow" w:cs="Arial Narrow"/>
           <w:kern w:val="0"/>
           <w:lang w:eastAsia="es-PE"/>
-          <w14:ligatures w14:val="none"/>
+          <ns2:ligatures ns2:val="none"/>
         </w:rPr>
         <w:t xml:space="preserve"/>
       </w:r>
@@ -3397,7 +3397,7 @@
           <w:rFonts w:ascii="Arial Narrow" w:eastAsia="Arial Narrow" w:hAnsi="Arial Narrow" w:cs="Arial Narrow"/>
           <w:kern w:val="0"/>
           <w:lang w:eastAsia="es-PE"/>
-          <w14:ligatures w14:val="none"/>
+          <ns2:ligatures ns2:val="none"/>
         </w:rPr>
         <w:t xml:space="preserve"/>
       </w:r>
@@ -3406,7 +3406,7 @@
           <w:rFonts w:ascii="Arial Narrow" w:eastAsia="Arial Narrow" w:hAnsi="Arial Narrow" w:cs="Arial Narrow"/>
           <w:kern w:val="0"/>
           <w:lang w:eastAsia="es-PE"/>
-          <w14:ligatures w14:val="none"/>
+          <ns2:ligatures ns2:val="none"/>
         </w:rPr>
         <w:t/>
       </w:r>
@@ -3415,7 +3415,7 @@
           <w:rFonts w:ascii="Arial Narrow" w:eastAsia="Arial Narrow" w:hAnsi="Arial Narrow" w:cs="Arial Narrow"/>
           <w:kern w:val="0"/>
           <w:lang w:eastAsia="es-PE"/>
-          <w14:ligatures w14:val="none"/>
+          <ns2:ligatures ns2:val="none"/>
         </w:rPr>
         <w:t/>
       </w:r>
@@ -3424,25 +3424,25 @@
           <w:rFonts w:ascii="Arial Narrow" w:eastAsia="Arial Narrow" w:hAnsi="Arial Narrow" w:cs="Arial Narrow"/>
           <w:kern w:val="0"/>
           <w:lang w:eastAsia="es-PE"/>
-          <w14:ligatures w14:val="none"/>
+          <ns2:ligatures ns2:val="none"/>
         </w:rPr>
         <w:t/>
       </w:r>
     </w:p>
-    <w:p>
-      <w:pPr>
-        <w:spacing w:after="0" w:line="240" w:lineRule="auto"/>
-        <w:jc w:val="both"/>
-        <w:rPr>
-          <w:rFonts w:ascii="Arial Narrow" w:eastAsia="Arial Narrow" w:hAnsi="Arial Narrow" w:cs="Arial Narrow"/>
-          <w:b/>
-          <w:kern w:val="0"/>
-          <w:lang w:eastAsia="es-PE"/>
-          <w14:ligatures w14:val="none"/>
-        </w:rPr>
-      </w:pPr>
-    </w:p>
-    <w:p>
+    <w:p ns2:paraId="60E3F596" ns2:textId="77777777">
+      <w:pPr>
+        <w:spacing w:after="0" w:line="240" w:lineRule="auto"/>
+        <w:jc w:val="both"/>
+        <w:rPr>
+          <w:rFonts w:ascii="Arial Narrow" w:eastAsia="Arial Narrow" w:hAnsi="Arial Narrow" w:cs="Arial Narrow"/>
+          <w:b/>
+          <w:kern w:val="0"/>
+          <w:lang w:eastAsia="es-PE"/>
+          <ns2:ligatures ns2:val="none"/>
+        </w:rPr>
+      </w:pPr>
+    </w:p>
+    <w:p ns2:paraId="2F4E36DC" ns2:textId="4354ABF7">
       <w:pPr>
         <w:spacing w:after="0" w:line="240" w:lineRule="auto"/>
         <w:jc w:val="both"/>
@@ -3451,16 +3451,16 @@
           <w:bCs/>
           <w:kern w:val="0"/>
           <w:lang w:eastAsia="es-PE"/>
-          <w14:ligatures w14:val="none"/>
-        </w:rPr>
-      </w:pPr>
-      <w:r>
-        <w:rPr>
-          <w:rFonts w:ascii="Arial Narrow" w:eastAsia="Arial Narrow" w:hAnsi="Arial Narrow" w:cs="Arial Narrow"/>
-          <w:b/>
-          <w:kern w:val="0"/>
-          <w:lang w:eastAsia="es-PE"/>
-          <w14:ligatures w14:val="none"/>
+          <ns2:ligatures ns2:val="none"/>
+        </w:rPr>
+      </w:pPr>
+      <w:r>
+        <w:rPr>
+          <w:rFonts w:ascii="Arial Narrow" w:eastAsia="Arial Narrow" w:hAnsi="Arial Narrow" w:cs="Arial Narrow"/>
+          <w:b/>
+          <w:kern w:val="0"/>
+          <w:lang w:eastAsia="es-PE"/>
+          <ns2:ligatures ns2:val="none"/>
         </w:rPr>
         <w:t xml:space="preserve">SEGUNDO: admitir a trámite la denuncia del 10 de marzo de 2025, subsanado con el escrito del 4 y 7 de abril de 2025, interpuesta por la [APELLIDO] S.A.C. contra el Banco de Crédito del Perú S.A., por lo siguiente: </w:t>
       </w:r>
@@ -3470,7 +3470,7 @@
           <w:bCs/>
           <w:kern w:val="0"/>
           <w:lang w:eastAsia="es-PE"/>
-          <w14:ligatures w14:val="none"/>
+          <ns2:ligatures ns2:val="none"/>
         </w:rPr>
         <w:t xml:space="preserve"/>
       </w:r>
@@ -3479,7 +3479,7 @@
           <w:rFonts w:ascii="Arial Narrow" w:eastAsia="Arial Narrow" w:hAnsi="Arial Narrow" w:cs="Arial Narrow"/>
           <w:kern w:val="0"/>
           <w:lang w:eastAsia="es-PE"/>
-          <w14:ligatures w14:val="none"/>
+          <ns2:ligatures ns2:val="none"/>
         </w:rPr>
         <w:t/>
       </w:r>
@@ -3488,7 +3488,7 @@
           <w:rFonts w:ascii="Arial Narrow" w:eastAsia="Arial Narrow" w:hAnsi="Arial Narrow" w:cs="Arial Narrow"/>
           <w:kern w:val="0"/>
           <w:lang w:eastAsia="es-PE"/>
-          <w14:ligatures w14:val="none"/>
+          <ns2:ligatures ns2:val="none"/>
         </w:rPr>
         <w:t xml:space="preserve"/>
       </w:r>
@@ -3497,7 +3497,7 @@
           <w:rFonts w:ascii="Arial Narrow" w:eastAsia="Arial Narrow" w:hAnsi="Arial Narrow" w:cs="Arial Narrow"/>
           <w:kern w:val="0"/>
           <w:lang w:eastAsia="es-PE"/>
-          <w14:ligatures w14:val="none"/>
+          <ns2:ligatures ns2:val="none"/>
         </w:rPr>
         <w:t/>
       </w:r>
@@ -3506,7 +3506,7 @@
           <w:rFonts w:ascii="Arial Narrow" w:eastAsia="Arial Narrow" w:hAnsi="Arial Narrow" w:cs="Arial Narrow"/>
           <w:kern w:val="0"/>
           <w:lang w:eastAsia="es-PE"/>
-          <w14:ligatures w14:val="none"/>
+          <ns2:ligatures ns2:val="none"/>
         </w:rPr>
         <w:t/>
       </w:r>
@@ -3515,7 +3515,7 @@
           <w:rFonts w:ascii="Arial Narrow" w:eastAsia="Arial Narrow" w:hAnsi="Arial Narrow" w:cs="Arial Narrow"/>
           <w:kern w:val="0"/>
           <w:lang w:eastAsia="es-PE"/>
-          <w14:ligatures w14:val="none"/>
+          <ns2:ligatures ns2:val="none"/>
         </w:rPr>
         <w:t xml:space="preserve"/>
       </w:r>
@@ -3524,7 +3524,7 @@
           <w:rFonts w:ascii="Arial Narrow" w:eastAsia="Arial Narrow" w:hAnsi="Arial Narrow" w:cs="Arial Narrow"/>
           <w:kern w:val="0"/>
           <w:lang w:eastAsia="es-PE"/>
-          <w14:ligatures w14:val="none"/>
+          <ns2:ligatures ns2:val="none"/>
         </w:rPr>
         <w:t/>
       </w:r>
@@ -3533,7 +3533,7 @@
           <w:rFonts w:ascii="Arial Narrow" w:eastAsia="Arial Narrow" w:hAnsi="Arial Narrow" w:cs="Arial Narrow"/>
           <w:kern w:val="0"/>
           <w:lang w:eastAsia="es-PE"/>
-          <w14:ligatures w14:val="none"/>
+          <ns2:ligatures ns2:val="none"/>
         </w:rPr>
         <w:t xml:space="preserve"/>
       </w:r>
@@ -3542,7 +3542,7 @@
           <w:rFonts w:ascii="Arial Narrow" w:eastAsia="Arial Narrow" w:hAnsi="Arial Narrow" w:cs="Arial Narrow"/>
           <w:kern w:val="0"/>
           <w:lang w:eastAsia="es-PE"/>
-          <w14:ligatures w14:val="none"/>
+          <ns2:ligatures ns2:val="none"/>
         </w:rPr>
         <w:t/>
       </w:r>
@@ -3551,7 +3551,7 @@
           <w:rFonts w:ascii="Arial Narrow" w:eastAsia="Arial Narrow" w:hAnsi="Arial Narrow" w:cs="Arial Narrow"/>
           <w:kern w:val="0"/>
           <w:lang w:eastAsia="es-PE"/>
-          <w14:ligatures w14:val="none"/>
+          <ns2:ligatures ns2:val="none"/>
         </w:rPr>
         <w:t xml:space="preserve"/>
       </w:r>
@@ -3561,7 +3561,7 @@
           <w:bCs/>
           <w:kern w:val="0"/>
           <w:lang w:eastAsia="es-PE"/>
-          <w14:ligatures w14:val="none"/>
+          <ns2:ligatures ns2:val="none"/>
         </w:rPr>
         <w:t/>
       </w:r>
@@ -3570,7 +3570,7 @@
           <w:rFonts w:ascii="Arial Narrow" w:eastAsia="Arial Narrow" w:hAnsi="Arial Narrow" w:cs="Arial Narrow"/>
           <w:kern w:val="0"/>
           <w:lang w:val="es-ES" w:eastAsia="es-PE"/>
-          <w14:ligatures w14:val="none"/>
+          <ns2:ligatures ns2:val="none"/>
         </w:rPr>
         <w:t xml:space="preserve"/>
       </w:r>
@@ -3579,7 +3579,7 @@
           <w:rFonts w:ascii="Arial Narrow" w:eastAsia="Arial Narrow" w:hAnsi="Arial Narrow" w:cs="Arial Narrow"/>
           <w:kern w:val="0"/>
           <w:lang w:val="es-ES" w:eastAsia="es-PE"/>
-          <w14:ligatures w14:val="none"/>
+          <ns2:ligatures ns2:val="none"/>
         </w:rPr>
         <w:t/>
       </w:r>
@@ -3588,7 +3588,7 @@
           <w:rFonts w:ascii="Arial Narrow" w:eastAsia="Arial Narrow" w:hAnsi="Arial Narrow" w:cs="Arial Narrow"/>
           <w:kern w:val="0"/>
           <w:lang w:val="es-ES" w:eastAsia="es-PE"/>
-          <w14:ligatures w14:val="none"/>
+          <ns2:ligatures ns2:val="none"/>
         </w:rPr>
         <w:t xml:space="preserve"/>
       </w:r>
@@ -3598,7 +3598,7 @@
           <w:bCs/>
           <w:kern w:val="0"/>
           <w:lang w:eastAsia="es-PE"/>
-          <w14:ligatures w14:val="none"/>
+          <ns2:ligatures ns2:val="none"/>
         </w:rPr>
         <w:t/>
       </w:r>
@@ -3616,7 +3616,7 @@
           <w:bCs/>
           <w:kern w:val="0"/>
           <w:lang w:eastAsia="es-PE"/>
-          <w14:ligatures w14:val="none"/>
+          <ns2:ligatures ns2:val="none"/>
         </w:rPr>
         <w:t/>
       </w:r>
@@ -3626,7 +3626,7 @@
           <w:bCs/>
           <w:kern w:val="0"/>
           <w:lang w:eastAsia="es-PE"/>
-          <w14:ligatures w14:val="none"/>
+          <ns2:ligatures ns2:val="none"/>
         </w:rPr>
         <w:t xml:space="preserve"/>
       </w:r>
@@ -3636,7 +3636,7 @@
           <w:bCs/>
           <w:kern w:val="0"/>
           <w:lang w:eastAsia="es-PE"/>
-          <w14:ligatures w14:val="none"/>
+          <ns2:ligatures ns2:val="none"/>
         </w:rPr>
         <w:t/>
       </w:r>
@@ -3646,7 +3646,7 @@
           <w:bCs/>
           <w:kern w:val="0"/>
           <w:lang w:eastAsia="es-PE"/>
-          <w14:ligatures w14:val="none"/>
+          <ns2:ligatures ns2:val="none"/>
         </w:rPr>
         <w:t xml:space="preserve"/>
       </w:r>
@@ -3656,7 +3656,7 @@
           <w:bCs/>
           <w:kern w:val="0"/>
           <w:lang w:eastAsia="es-PE"/>
-          <w14:ligatures w14:val="none"/>
+          <ns2:ligatures ns2:val="none"/>
         </w:rPr>
         <w:t/>
       </w:r>
@@ -3666,7 +3666,7 @@
           <w:bCs/>
           <w:kern w:val="0"/>
           <w:lang w:eastAsia="es-PE"/>
-          <w14:ligatures w14:val="none"/>
+          <ns2:ligatures ns2:val="none"/>
         </w:rPr>
         <w:t xml:space="preserve"/>
       </w:r>
@@ -3676,12 +3676,12 @@
           <w:bCs/>
           <w:kern w:val="0"/>
           <w:lang w:eastAsia="es-PE"/>
-          <w14:ligatures w14:val="none"/>
+          <ns2:ligatures ns2:val="none"/>
         </w:rPr>
         <w:t xml:space="preserve"/>
       </w:r>
     </w:p>
-    <w:p>
+    <w:p ns2:paraId="704169DE" ns2:textId="77777777">
       <w:pPr>
         <w:spacing w:after="0" w:line="240" w:lineRule="auto"/>
         <w:jc w:val="both"/>
@@ -3690,11 +3690,11 @@
           <w:bCs/>
           <w:kern w:val="0"/>
           <w:lang w:eastAsia="es-PE"/>
-          <w14:ligatures w14:val="none"/>
-        </w:rPr>
-      </w:pPr>
-    </w:p>
-    <w:p>
+          <ns2:ligatures ns2:val="none"/>
+        </w:rPr>
+      </w:pPr>
+    </w:p>
+    <w:p ns2:paraId="24516345" ns2:textId="662CC3C3">
       <w:pPr>
         <w:pStyle w:val="Prrafodelista"/>
         <w:numPr>
@@ -3709,7 +3709,7 @@
           <w:color w:val="000000"/>
           <w:kern w:val="0"/>
           <w:lang w:eastAsia="es-ES"/>
-          <w14:ligatures w14:val="none"/>
+          <ns2:ligatures ns2:val="none"/>
         </w:rPr>
       </w:pPr>
       <w:r>
@@ -3718,7 +3718,7 @@
           <w:bCs/>
           <w:kern w:val="0"/>
           <w:lang w:eastAsia="es-PE"/>
-          <w14:ligatures w14:val="none"/>
+          <ns2:ligatures ns2:val="none"/>
         </w:rPr>
         <w:t xml:space="preserve">Presunta infracción a los artículos 18 y 19 de la Ley 29571, Código de Protección y Defensa del Consumidor, en tanto la entidad bancaria habría consignado de manera errónea como asegurado de la Póliza del Seguro de Desgravamen 24260 al señor [APELLIDO] , generando que no se obtenga la cobertura ante su fallecimiento.</w:t>
       </w:r>
@@ -3727,7 +3727,7 @@
           <w:rFonts w:ascii="Arial Narrow" w:eastAsia="Arial Narrow" w:hAnsi="Arial Narrow" w:cs="Arial Narrow"/>
           <w:kern w:val="0"/>
           <w:lang w:eastAsia="es-PE"/>
-          <w14:ligatures w14:val="none"/>
+          <ns2:ligatures ns2:val="none"/>
         </w:rPr>
         <w:t xml:space="preserve"/>
       </w:r>
@@ -3735,7 +3735,7 @@
         <w:rPr>
           <w:rFonts w:ascii="Arial Narrow" w:eastAsia="Arial Narrow" w:hAnsi="Arial Narrow" w:cs="Arial Narrow"/>
           <w:kern w:val="0"/>
-          <w14:ligatures w14:val="none"/>
+          <ns2:ligatures ns2:val="none"/>
         </w:rPr>
         <w:t xml:space="preserve"/>
       </w:r>
@@ -3744,7 +3744,7 @@
           <w:rFonts w:ascii="Arial Narrow" w:eastAsia="Arial Narrow" w:hAnsi="Arial Narrow" w:cs="Arial Narrow"/>
           <w:kern w:val="0"/>
           <w:lang w:eastAsia="es-PE"/>
-          <w14:ligatures w14:val="none"/>
+          <ns2:ligatures ns2:val="none"/>
         </w:rPr>
         <w:t xml:space="preserve"/>
       </w:r>
@@ -3753,7 +3753,7 @@
           <w:rFonts w:ascii="Arial Narrow" w:eastAsia="Arial Narrow" w:hAnsi="Arial Narrow" w:cs="Arial Narrow"/>
           <w:kern w:val="0"/>
           <w:lang w:eastAsia="es-PE"/>
-          <w14:ligatures w14:val="none"/>
+          <ns2:ligatures ns2:val="none"/>
         </w:rPr>
         <w:t xml:space="preserve"/>
       </w:r>
@@ -3762,7 +3762,7 @@
           <w:rFonts w:ascii="Arial Narrow" w:eastAsia="Arial Narrow" w:hAnsi="Arial Narrow" w:cs="Arial Narrow"/>
           <w:kern w:val="0"/>
           <w:lang w:eastAsia="es-PE"/>
-          <w14:ligatures w14:val="none"/>
+          <ns2:ligatures ns2:val="none"/>
         </w:rPr>
         <w:t xml:space="preserve"/>
       </w:r>
@@ -3771,7 +3771,7 @@
           <w:rFonts w:ascii="Arial Narrow" w:eastAsia="Arial Narrow" w:hAnsi="Arial Narrow" w:cs="Arial Narrow"/>
           <w:kern w:val="0"/>
           <w:lang w:eastAsia="es-PE"/>
-          <w14:ligatures w14:val="none"/>
+          <ns2:ligatures ns2:val="none"/>
         </w:rPr>
         <w:t xml:space="preserve"/>
       </w:r>
@@ -3780,7 +3780,7 @@
           <w:rFonts w:ascii="Arial Narrow" w:eastAsia="Times New Roman" w:hAnsi="Arial Narrow" w:cs="Times New Roman"/>
           <w:kern w:val="0"/>
           <w:lang w:eastAsia="es-PE"/>
-          <w14:ligatures w14:val="none"/>
+          <ns2:ligatures ns2:val="none"/>
         </w:rPr>
         <w:t xml:space="preserve"/>
       </w:r>
@@ -3790,7 +3790,7 @@
           <w:color w:val="000000"/>
           <w:kern w:val="0"/>
           <w:lang w:eastAsia="es-ES"/>
-          <w14:ligatures w14:val="none"/>
+          <ns2:ligatures ns2:val="none"/>
         </w:rPr>
         <w:t xml:space="preserve"/>
       </w:r>
@@ -3800,7 +3800,7 @@
           <w:color w:val="000000"/>
           <w:kern w:val="0"/>
           <w:lang w:eastAsia="es-ES"/>
-          <w14:ligatures w14:val="none"/>
+          <ns2:ligatures ns2:val="none"/>
         </w:rPr>
         <w:t xml:space="preserve"/>
       </w:r>
@@ -3810,7 +3810,7 @@
           <w:color w:val="000000"/>
           <w:kern w:val="0"/>
           <w:lang w:eastAsia="es-ES"/>
-          <w14:ligatures w14:val="none"/>
+          <ns2:ligatures ns2:val="none"/>
         </w:rPr>
         <w:t/>
       </w:r>
@@ -3820,7 +3820,7 @@
           <w:color w:val="000000"/>
           <w:kern w:val="0"/>
           <w:lang w:eastAsia="es-ES"/>
-          <w14:ligatures w14:val="none"/>
+          <ns2:ligatures ns2:val="none"/>
         </w:rPr>
         <w:t xml:space="preserve"/>
       </w:r>
@@ -3830,7 +3830,7 @@
           <w:color w:val="000000"/>
           <w:kern w:val="0"/>
           <w:lang w:eastAsia="es-ES"/>
-          <w14:ligatures w14:val="none"/>
+          <ns2:ligatures ns2:val="none"/>
         </w:rPr>
         <w:t/>
       </w:r>
@@ -3839,12 +3839,12 @@
           <w:rFonts w:ascii="Arial Narrow" w:eastAsia="Times New Roman" w:hAnsi="Arial Narrow" w:cs="Times New Roman"/>
           <w:kern w:val="0"/>
           <w:lang w:eastAsia="es-PE"/>
-          <w14:ligatures w14:val="none"/>
+          <ns2:ligatures ns2:val="none"/>
         </w:rPr>
         <w:t/>
       </w:r>
     </w:p>
-    <w:p>
+    <w:p ns2:paraId="796B4C58" ns2:textId="77777777">
       <w:pPr>
         <w:pStyle w:val="Prrafodelista"/>
         <w:spacing w:after="0" w:line="240" w:lineRule="auto"/>
@@ -3855,11 +3855,11 @@
           <w:color w:val="000000"/>
           <w:kern w:val="0"/>
           <w:lang w:eastAsia="es-ES"/>
-          <w14:ligatures w14:val="none"/>
-        </w:rPr>
-      </w:pPr>
-    </w:p>
-    <w:p>
+          <ns2:ligatures ns2:val="none"/>
+        </w:rPr>
+      </w:pPr>
+    </w:p>
+    <w:p ns2:paraId="35DCBDAA" ns2:textId="2315FADD">
       <w:pPr>
         <w:pStyle w:val="Prrafodelista"/>
         <w:numPr>
@@ -3874,7 +3874,7 @@
           <w:color w:val="000000"/>
           <w:kern w:val="0"/>
           <w:lang w:eastAsia="es-ES"/>
-          <w14:ligatures w14:val="none"/>
+          <ns2:ligatures ns2:val="none"/>
         </w:rPr>
       </w:pPr>
       <w:r>
@@ -3883,7 +3883,7 @@
           <w:bCs/>
           <w:kern w:val="0"/>
           <w:lang w:eastAsia="es-PE"/>
-          <w14:ligatures w14:val="none"/>
+          <ns2:ligatures ns2:val="none"/>
         </w:rPr>
         <w:t xml:space="preserve">Presunta infracción a los artículos 18 y 19 de la Ley 29571, Código de Protección y Defensa del Consumidor, en tanto la entidad bancaria se habría negado injustificadamente a devolver a la parte denunciante los pagos realizados por Crédito 100xxxxxx020 1197 luego del fallecimiento del señor [APELLIDO] , alegando que no era titular del crédito.</w:t>
       </w:r>
@@ -3892,7 +3892,7 @@
           <w:rFonts w:ascii="Arial Narrow" w:eastAsia="Arial Narrow" w:hAnsi="Arial Narrow" w:cs="Arial Narrow"/>
           <w:kern w:val="0"/>
           <w:lang w:eastAsia="es-PE"/>
-          <w14:ligatures w14:val="none"/>
+          <ns2:ligatures ns2:val="none"/>
         </w:rPr>
         <w:t xml:space="preserve"/>
       </w:r>
@@ -3900,7 +3900,7 @@
         <w:rPr>
           <w:rFonts w:ascii="Arial Narrow" w:eastAsia="Arial Narrow" w:hAnsi="Arial Narrow" w:cs="Arial Narrow"/>
           <w:kern w:val="0"/>
-          <w14:ligatures w14:val="none"/>
+          <ns2:ligatures ns2:val="none"/>
         </w:rPr>
         <w:t xml:space="preserve"/>
       </w:r>
@@ -3909,7 +3909,7 @@
           <w:rFonts w:ascii="Arial Narrow" w:eastAsia="Arial Narrow" w:hAnsi="Arial Narrow" w:cs="Arial Narrow"/>
           <w:kern w:val="0"/>
           <w:lang w:eastAsia="es-PE"/>
-          <w14:ligatures w14:val="none"/>
+          <ns2:ligatures ns2:val="none"/>
         </w:rPr>
         <w:t xml:space="preserve"/>
       </w:r>
@@ -3918,7 +3918,7 @@
           <w:rFonts w:ascii="Arial Narrow" w:eastAsia="Arial Narrow" w:hAnsi="Arial Narrow" w:cs="Arial Narrow"/>
           <w:kern w:val="0"/>
           <w:lang w:eastAsia="es-PE"/>
-          <w14:ligatures w14:val="none"/>
+          <ns2:ligatures ns2:val="none"/>
         </w:rPr>
         <w:t xml:space="preserve"/>
       </w:r>
@@ -3927,7 +3927,7 @@
           <w:rFonts w:ascii="Arial Narrow" w:eastAsia="Arial Narrow" w:hAnsi="Arial Narrow" w:cs="Arial Narrow"/>
           <w:kern w:val="0"/>
           <w:lang w:eastAsia="es-PE"/>
-          <w14:ligatures w14:val="none"/>
+          <ns2:ligatures ns2:val="none"/>
         </w:rPr>
         <w:t xml:space="preserve"/>
       </w:r>
@@ -3936,7 +3936,7 @@
           <w:rFonts w:ascii="Arial Narrow" w:eastAsia="Arial Narrow" w:hAnsi="Arial Narrow" w:cs="Arial Narrow"/>
           <w:kern w:val="0"/>
           <w:lang w:eastAsia="es-PE"/>
-          <w14:ligatures w14:val="none"/>
+          <ns2:ligatures ns2:val="none"/>
         </w:rPr>
         <w:t/>
       </w:r>
@@ -3945,7 +3945,7 @@
           <w:rFonts w:ascii="Arial Narrow" w:eastAsia="Arial Narrow" w:hAnsi="Arial Narrow" w:cs="Arial Narrow"/>
           <w:kern w:val="0"/>
           <w:lang w:eastAsia="es-PE"/>
-          <w14:ligatures w14:val="none"/>
+          <ns2:ligatures ns2:val="none"/>
         </w:rPr>
         <w:t xml:space="preserve"/>
       </w:r>
@@ -3954,7 +3954,7 @@
           <w:rFonts w:ascii="Arial Narrow" w:eastAsia="Times New Roman" w:hAnsi="Arial Narrow" w:cs="Times New Roman"/>
           <w:kern w:val="0"/>
           <w:lang w:eastAsia="es-PE"/>
-          <w14:ligatures w14:val="none"/>
+          <ns2:ligatures ns2:val="none"/>
         </w:rPr>
         <w:t xml:space="preserve"/>
       </w:r>
@@ -3963,7 +3963,7 @@
           <w:rFonts w:ascii="Arial Narrow" w:eastAsia="Times New Roman" w:hAnsi="Arial Narrow" w:cs="Times New Roman"/>
           <w:kern w:val="0"/>
           <w:lang w:eastAsia="es-PE"/>
-          <w14:ligatures w14:val="none"/>
+          <ns2:ligatures ns2:val="none"/>
         </w:rPr>
         <w:t xml:space="preserve"/>
       </w:r>
@@ -3972,7 +3972,7 @@
           <w:rFonts w:ascii="Arial Narrow" w:eastAsia="Times New Roman" w:hAnsi="Arial Narrow" w:cs="Times New Roman"/>
           <w:kern w:val="0"/>
           <w:lang w:eastAsia="es-PE"/>
-          <w14:ligatures w14:val="none"/>
+          <ns2:ligatures ns2:val="none"/>
         </w:rPr>
         <w:t xml:space="preserve"/>
       </w:r>
@@ -3981,7 +3981,7 @@
           <w:rFonts w:ascii="Arial Narrow" w:eastAsia="Times New Roman" w:hAnsi="Arial Narrow" w:cs="Times New Roman"/>
           <w:kern w:val="0"/>
           <w:lang w:eastAsia="es-PE"/>
-          <w14:ligatures w14:val="none"/>
+          <ns2:ligatures ns2:val="none"/>
         </w:rPr>
         <w:t/>
       </w:r>
@@ -3991,7 +3991,7 @@
           <w:color w:val="000000"/>
           <w:kern w:val="0"/>
           <w:lang w:eastAsia="es-ES"/>
-          <w14:ligatures w14:val="none"/>
+          <ns2:ligatures ns2:val="none"/>
         </w:rPr>
         <w:t xml:space="preserve"/>
       </w:r>
@@ -3999,7 +3999,7 @@
         <w:rPr>
           <w:rFonts w:ascii="Arial Narrow" w:eastAsia="Arial Narrow" w:hAnsi="Arial Narrow" w:cs="Arial Narrow"/>
           <w:kern w:val="0"/>
-          <w14:ligatures w14:val="none"/>
+          <ns2:ligatures ns2:val="none"/>
         </w:rPr>
         <w:t xml:space="preserve"/>
       </w:r>
@@ -4009,7 +4009,7 @@
           <w:color w:val="000000"/>
           <w:kern w:val="0"/>
           <w:lang w:eastAsia="es-ES"/>
-          <w14:ligatures w14:val="none"/>
+          <ns2:ligatures ns2:val="none"/>
         </w:rPr>
         <w:t/>
       </w:r>
@@ -4018,7 +4018,7 @@
           <w:rFonts w:ascii="Arial Narrow" w:eastAsia="Times New Roman" w:hAnsi="Arial Narrow" w:cs="Times New Roman"/>
           <w:kern w:val="0"/>
           <w:lang w:eastAsia="es-PE"/>
-          <w14:ligatures w14:val="none"/>
+          <ns2:ligatures ns2:val="none"/>
         </w:rPr>
         <w:t/>
       </w:r>
@@ -4027,41 +4027,41 @@
           <w:rFonts w:ascii="Arial Narrow" w:eastAsia="Times New Roman" w:hAnsi="Arial Narrow" w:cs="Times New Roman"/>
           <w:kern w:val="0"/>
           <w:lang w:eastAsia="es-PE"/>
-          <w14:ligatures w14:val="none"/>
+          <ns2:ligatures ns2:val="none"/>
         </w:rPr>
         <w:t/>
       </w:r>
     </w:p>
-    <w:p>
-      <w:pPr>
-        <w:spacing w:after="0" w:line="240" w:lineRule="auto"/>
-        <w:jc w:val="both"/>
-        <w:rPr>
-          <w:rFonts w:ascii="Arial Narrow" w:eastAsia="Arial Narrow" w:hAnsi="Arial Narrow" w:cs="Arial Narrow"/>
-          <w:kern w:val="0"/>
-          <w:lang w:eastAsia="es-PE"/>
-          <w14:ligatures w14:val="none"/>
-        </w:rPr>
-      </w:pPr>
-    </w:p>
-    <w:p>
-      <w:pPr>
-        <w:spacing w:after="0" w:line="240" w:lineRule="auto"/>
-        <w:jc w:val="both"/>
-        <w:rPr>
-          <w:rFonts w:ascii="Arial Narrow" w:eastAsia="Arial Narrow" w:hAnsi="Arial Narrow" w:cs="Arial Narrow"/>
-          <w:kern w:val="0"/>
-          <w:lang w:eastAsia="es-PE"/>
-          <w14:ligatures w14:val="none"/>
-        </w:rPr>
-      </w:pPr>
-      <w:r>
-        <w:rPr>
-          <w:rFonts w:ascii="Arial Narrow" w:eastAsia="Arial Narrow" w:hAnsi="Arial Narrow" w:cs="Arial Narrow"/>
-          <w:b/>
-          <w:kern w:val="0"/>
-          <w:lang w:eastAsia="es-PE"/>
-          <w14:ligatures w14:val="none"/>
+    <w:p ns2:paraId="615A177F" ns2:textId="77777777">
+      <w:pPr>
+        <w:spacing w:after="0" w:line="240" w:lineRule="auto"/>
+        <w:jc w:val="both"/>
+        <w:rPr>
+          <w:rFonts w:ascii="Arial Narrow" w:eastAsia="Arial Narrow" w:hAnsi="Arial Narrow" w:cs="Arial Narrow"/>
+          <w:kern w:val="0"/>
+          <w:lang w:eastAsia="es-PE"/>
+          <ns2:ligatures ns2:val="none"/>
+        </w:rPr>
+      </w:pPr>
+    </w:p>
+    <w:p ns2:paraId="58443D46" ns2:textId="6FE21F3C">
+      <w:pPr>
+        <w:spacing w:after="0" w:line="240" w:lineRule="auto"/>
+        <w:jc w:val="both"/>
+        <w:rPr>
+          <w:rFonts w:ascii="Arial Narrow" w:eastAsia="Arial Narrow" w:hAnsi="Arial Narrow" w:cs="Arial Narrow"/>
+          <w:kern w:val="0"/>
+          <w:lang w:eastAsia="es-PE"/>
+          <ns2:ligatures ns2:val="none"/>
+        </w:rPr>
+      </w:pPr>
+      <w:r>
+        <w:rPr>
+          <w:rFonts w:ascii="Arial Narrow" w:eastAsia="Arial Narrow" w:hAnsi="Arial Narrow" w:cs="Arial Narrow"/>
+          <w:b/>
+          <w:kern w:val="0"/>
+          <w:lang w:eastAsia="es-PE"/>
+          <ns2:ligatures ns2:val="none"/>
         </w:rPr>
         <w:t xml:space="preserve">TERCERO: </w:t>
       </w:r>
@@ -4070,7 +4070,7 @@
           <w:rFonts w:ascii="Arial Narrow" w:eastAsia="Times New Roman" w:hAnsi="Arial Narrow" w:cs="Times New Roman"/>
           <w:kern w:val="0"/>
           <w:lang w:eastAsia="es-PE"/>
-          <w14:ligatures w14:val="none"/>
+          <ns2:ligatures ns2:val="none"/>
         </w:rPr>
         <w:t xml:space="preserve">tener por ofrecidos los medios probatorios presentados en el escrito de denuncia del </w:t>
       </w:r>
@@ -4080,7 +4080,7 @@
           <w:rFonts w:ascii="Arial Narrow" w:eastAsia="Arial Narrow" w:hAnsi="Arial Narrow" w:cs="Arial Narrow"/>
           <w:kern w:val="0"/>
           <w:lang w:eastAsia="es-PE"/>
-          <w14:ligatures w14:val="none"/>
+          <ns2:ligatures ns2:val="none"/>
         </w:rPr>
         <w:t>10 de marzo</w:t>
       </w:r>
@@ -4089,7 +4089,7 @@
           <w:rFonts w:ascii="Arial Narrow" w:eastAsia="Arial Narrow" w:hAnsi="Arial Narrow" w:cs="Arial Narrow"/>
           <w:kern w:val="0"/>
           <w:lang w:eastAsia="es-PE"/>
-          <w14:ligatures w14:val="none"/>
+          <ns2:ligatures ns2:val="none"/>
         </w:rPr>
         <w:t xml:space="preserve"> de 202</w:t>
       </w:r>
@@ -4098,7 +4098,7 @@
           <w:rFonts w:ascii="Arial Narrow" w:eastAsia="Arial Narrow" w:hAnsi="Arial Narrow" w:cs="Arial Narrow"/>
           <w:kern w:val="0"/>
           <w:lang w:eastAsia="es-PE"/>
-          <w14:ligatures w14:val="none"/>
+          <ns2:ligatures ns2:val="none"/>
         </w:rPr>
         <w:t>5</w:t>
       </w:r>
@@ -4107,7 +4107,7 @@
           <w:rFonts w:ascii="Arial Narrow" w:eastAsia="Arial Narrow" w:hAnsi="Arial Narrow" w:cs="Arial Narrow"/>
           <w:kern w:val="0"/>
           <w:lang w:eastAsia="es-PE"/>
-          <w14:ligatures w14:val="none"/>
+          <ns2:ligatures ns2:val="none"/>
         </w:rPr>
         <w:t>, subsanado con el escrito del</w:t>
       </w:r>
@@ -4116,24 +4116,24 @@
           <w:rFonts w:ascii="Arial Narrow" w:eastAsia="Arial Narrow" w:hAnsi="Arial Narrow" w:cs="Arial Narrow"/>
           <w:kern w:val="0"/>
           <w:lang w:eastAsia="es-PE"/>
-          <w14:ligatures w14:val="none"/>
+          <ns2:ligatures ns2:val="none"/>
         </w:rPr>
         <w:t xml:space="preserve"> 4 y 7 de abril de 2025.</w:t>
       </w:r>
     </w:p>
-    <w:p>
-      <w:pPr>
-        <w:spacing w:after="0" w:line="240" w:lineRule="auto"/>
-        <w:jc w:val="both"/>
-        <w:rPr>
-          <w:rFonts w:ascii="Arial Narrow" w:eastAsia="Arial Narrow" w:hAnsi="Arial Narrow" w:cs="Arial Narrow"/>
-          <w:kern w:val="0"/>
-          <w:lang w:eastAsia="es-PE"/>
-          <w14:ligatures w14:val="none"/>
-        </w:rPr>
-      </w:pPr>
-    </w:p>
-    <w:p>
+    <w:p ns2:paraId="4CEF93F9" ns2:textId="77777777">
+      <w:pPr>
+        <w:spacing w:after="0" w:line="240" w:lineRule="auto"/>
+        <w:jc w:val="both"/>
+        <w:rPr>
+          <w:rFonts w:ascii="Arial Narrow" w:eastAsia="Arial Narrow" w:hAnsi="Arial Narrow" w:cs="Arial Narrow"/>
+          <w:kern w:val="0"/>
+          <w:lang w:eastAsia="es-PE"/>
+          <ns2:ligatures ns2:val="none"/>
+        </w:rPr>
+      </w:pPr>
+    </w:p>
+    <w:p ns2:paraId="1E0CA6BA" ns2:textId="7FD93068">
       <w:pPr>
         <w:spacing w:after="0" w:line="240" w:lineRule="auto"/>
         <w:jc w:val="both"/>
@@ -4141,7 +4141,7 @@
           <w:rFonts w:ascii="Arial Narrow" w:eastAsia="Times New Roman" w:hAnsi="Arial Narrow" w:cs="Times New Roman"/>
           <w:kern w:val="0"/>
           <w:lang w:eastAsia="es-PE"/>
-          <w14:ligatures w14:val="none"/>
+          <ns2:ligatures ns2:val="none"/>
         </w:rPr>
       </w:pPr>
       <w:r>
@@ -4151,7 +4151,7 @@
           <w:bCs/>
           <w:kern w:val="0"/>
           <w:lang w:eastAsia="es-PE"/>
-          <w14:ligatures w14:val="none"/>
+          <ns2:ligatures ns2:val="none"/>
         </w:rPr>
         <w:t>CUARTO</w:t>
       </w:r>
@@ -4160,7 +4160,7 @@
           <w:rFonts w:ascii="Arial Narrow" w:eastAsia="Times New Roman" w:hAnsi="Arial Narrow" w:cs="Times New Roman"/>
           <w:kern w:val="0"/>
           <w:lang w:eastAsia="es-PE"/>
-          <w14:ligatures w14:val="none"/>
+          <ns2:ligatures ns2:val="none"/>
         </w:rPr>
         <w:t>: requerir a</w:t>
       </w:r>
@@ -4169,7 +4169,7 @@
           <w:rFonts w:ascii="Arial Narrow" w:eastAsia="Times New Roman" w:hAnsi="Arial Narrow" w:cs="Times New Roman"/>
           <w:kern w:val="0"/>
           <w:lang w:eastAsia="es-PE"/>
-          <w14:ligatures w14:val="none"/>
+          <ns2:ligatures ns2:val="none"/>
         </w:rPr>
         <w:t>l</w:t>
       </w:r>
@@ -4178,7 +4178,7 @@
           <w:rFonts w:ascii="Arial Narrow" w:eastAsia="Times New Roman" w:hAnsi="Arial Narrow" w:cs="Times New Roman"/>
           <w:kern w:val="0"/>
           <w:lang w:eastAsia="es-PE"/>
-          <w14:ligatures w14:val="none"/>
+          <ns2:ligatures ns2:val="none"/>
         </w:rPr>
         <w:t xml:space="preserve"> </w:t>
       </w:r>
@@ -4188,7 +4188,7 @@
           <w:bCs/>
           <w:kern w:val="0"/>
           <w:lang w:eastAsia="es-PE"/>
-          <w14:ligatures w14:val="none"/>
+          <ns2:ligatures ns2:val="none"/>
         </w:rPr>
         <w:t xml:space="preserve">Banco de Crédito del Perú S.A. </w:t>
       </w:r>
@@ -4197,13 +4197,13 @@
           <w:rFonts w:ascii="Arial Narrow" w:eastAsia="Times New Roman" w:hAnsi="Arial Narrow" w:cs="Times New Roman"/>
           <w:kern w:val="0"/>
           <w:lang w:eastAsia="es-PE"/>
-          <w14:ligatures w14:val="none"/>
+          <ns2:ligatures ns2:val="none"/>
         </w:rPr>
         <w:t xml:space="preserve">que cumpla con lo siguiente: </w:t>
       </w:r>
     </w:p>
     <w:bookmarkEnd w:id="4"/>
-    <w:p>
+    <w:p ns2:paraId="6664FD4B" ns2:textId="77777777">
       <w:pPr>
         <w:autoSpaceDE w:val="0"/>
         <w:autoSpaceDN w:val="0"/>
@@ -4214,11 +4214,11 @@
           <w:rFonts w:ascii="Arial Narrow" w:eastAsia="Times New Roman" w:hAnsi="Arial Narrow" w:cs="Times New Roman"/>
           <w:kern w:val="0"/>
           <w:lang w:eastAsia="es-PE"/>
-          <w14:ligatures w14:val="none"/>
-        </w:rPr>
-      </w:pPr>
-    </w:p>
-    <w:p>
+          <ns2:ligatures ns2:val="none"/>
+        </w:rPr>
+      </w:pPr>
+    </w:p>
+    <w:p ns2:paraId="4B560A46" ns2:textId="77777777">
       <w:pPr>
         <w:widowControl w:val="0"/>
         <w:numPr>
@@ -4232,20 +4232,20 @@
           <w:rFonts w:ascii="Arial Narrow" w:eastAsia="Arial Narrow" w:hAnsi="Arial Narrow" w:cs="Arial Narrow"/>
           <w:kern w:val="0"/>
           <w:lang w:eastAsia="es-PE"/>
-          <w14:ligatures w14:val="none"/>
-        </w:rPr>
-      </w:pPr>
-      <w:r>
-        <w:rPr>
-          <w:rFonts w:ascii="Arial Narrow" w:eastAsia="Arial Narrow" w:hAnsi="Arial Narrow" w:cs="Arial Narrow"/>
-          <w:kern w:val="0"/>
-          <w:lang w:eastAsia="es-PE"/>
-          <w14:ligatures w14:val="none"/>
+          <ns2:ligatures ns2:val="none"/>
+        </w:rPr>
+      </w:pPr>
+      <w:r>
+        <w:rPr>
+          <w:rFonts w:ascii="Arial Narrow" w:eastAsia="Arial Narrow" w:hAnsi="Arial Narrow" w:cs="Arial Narrow"/>
+          <w:kern w:val="0"/>
+          <w:lang w:eastAsia="es-PE"/>
+          <ns2:ligatures ns2:val="none"/>
         </w:rPr>
         <w:t xml:space="preserve">Presentar documentos que acrediten su inscripción en los Registros Públicos o una declaración jurada que indique que cuenta con dicha inscripción; </w:t>
       </w:r>
     </w:p>
-    <w:p>
+    <w:p ns2:paraId="3ED50C13" ns2:textId="77777777">
       <w:pPr>
         <w:widowControl w:val="0"/>
         <w:spacing w:after="0" w:line="240" w:lineRule="auto"/>
@@ -4255,11 +4255,11 @@
           <w:rFonts w:ascii="Arial Narrow" w:eastAsia="Arial Narrow" w:hAnsi="Arial Narrow" w:cs="Arial Narrow"/>
           <w:kern w:val="0"/>
           <w:lang w:eastAsia="es-PE"/>
-          <w14:ligatures w14:val="none"/>
-        </w:rPr>
-      </w:pPr>
-    </w:p>
-    <w:p>
+          <ns2:ligatures ns2:val="none"/>
+        </w:rPr>
+      </w:pPr>
+    </w:p>
+    <w:p ns2:paraId="0E3D1D48" ns2:textId="77777777">
       <w:pPr>
         <w:widowControl w:val="0"/>
         <w:numPr>
@@ -4273,21 +4273,21 @@
           <w:rFonts w:ascii="Arial Narrow" w:eastAsia="Arial Narrow" w:hAnsi="Arial Narrow" w:cs="Arial Narrow"/>
           <w:kern w:val="0"/>
           <w:lang w:eastAsia="es-PE"/>
-          <w14:ligatures w14:val="none"/>
-        </w:rPr>
-      </w:pPr>
-      <w:r>
-        <w:rPr>
-          <w:rFonts w:ascii="Arial Narrow" w:eastAsia="Arial Narrow" w:hAnsi="Arial Narrow" w:cs="Arial Narrow"/>
-          <w:kern w:val="0"/>
-          <w:lang w:eastAsia="es-PE"/>
-          <w14:ligatures w14:val="none"/>
+          <ns2:ligatures ns2:val="none"/>
+        </w:rPr>
+      </w:pPr>
+      <w:r>
+        <w:rPr>
+          <w:rFonts w:ascii="Arial Narrow" w:eastAsia="Arial Narrow" w:hAnsi="Arial Narrow" w:cs="Arial Narrow"/>
+          <w:kern w:val="0"/>
+          <w:lang w:eastAsia="es-PE"/>
+          <ns2:ligatures ns2:val="none"/>
         </w:rPr>
         <w:t>presentar copia simple de las facultades de representación de su representante legal en el presente procedimiento o la declaración jurada que indique que cuenta con dichas facultades y que estas se encuentran vigentes;</w:t>
       </w:r>
       <w:bookmarkStart w:id="5" w:name="_Hlk136949140"/>
     </w:p>
-    <w:p>
+    <w:p ns2:paraId="5999079B" ns2:textId="77777777">
       <w:pPr>
         <w:widowControl w:val="0"/>
         <w:spacing w:after="0" w:line="240" w:lineRule="auto"/>
@@ -4297,11 +4297,11 @@
           <w:rFonts w:ascii="Arial Narrow" w:eastAsia="Arial Narrow" w:hAnsi="Arial Narrow" w:cs="Arial Narrow"/>
           <w:kern w:val="0"/>
           <w:lang w:eastAsia="es-PE"/>
-          <w14:ligatures w14:val="none"/>
-        </w:rPr>
-      </w:pPr>
-    </w:p>
-    <w:p>
+          <ns2:ligatures ns2:val="none"/>
+        </w:rPr>
+      </w:pPr>
+    </w:p>
+    <w:p ns2:paraId="5EC5A4D7" ns2:textId="77777777">
       <w:pPr>
         <w:widowControl w:val="0"/>
         <w:numPr>
@@ -4315,20 +4315,20 @@
           <w:rFonts w:ascii="Arial Narrow" w:eastAsia="Arial Narrow" w:hAnsi="Arial Narrow" w:cs="Arial Narrow"/>
           <w:kern w:val="0"/>
           <w:lang w:eastAsia="es-PE"/>
-          <w14:ligatures w14:val="none"/>
-        </w:rPr>
-      </w:pPr>
-      <w:r>
-        <w:rPr>
-          <w:rFonts w:ascii="Arial Narrow" w:eastAsia="Arial Narrow" w:hAnsi="Arial Narrow" w:cs="Arial Narrow"/>
-          <w:kern w:val="0"/>
-          <w:lang w:eastAsia="es-PE"/>
-          <w14:ligatures w14:val="none"/>
+          <ns2:ligatures ns2:val="none"/>
+        </w:rPr>
+      </w:pPr>
+      <w:r>
+        <w:rPr>
+          <w:rFonts w:ascii="Arial Narrow" w:eastAsia="Arial Narrow" w:hAnsi="Arial Narrow" w:cs="Arial Narrow"/>
+          <w:kern w:val="0"/>
+          <w:lang w:eastAsia="es-PE"/>
+          <ns2:ligatures ns2:val="none"/>
         </w:rPr>
         <w:t>consignar el Número de Registro Único de Contribuyentes (RUC);</w:t>
       </w:r>
     </w:p>
-    <w:p>
+    <w:p ns2:paraId="5F51BCA5" ns2:textId="77777777">
       <w:pPr>
         <w:widowControl w:val="0"/>
         <w:spacing w:after="0" w:line="240" w:lineRule="auto"/>
@@ -4338,11 +4338,11 @@
           <w:rFonts w:ascii="Arial Narrow" w:eastAsia="Arial Narrow" w:hAnsi="Arial Narrow" w:cs="Arial Narrow"/>
           <w:kern w:val="0"/>
           <w:lang w:eastAsia="es-PE"/>
-          <w14:ligatures w14:val="none"/>
-        </w:rPr>
-      </w:pPr>
-    </w:p>
-    <w:p>
+          <ns2:ligatures ns2:val="none"/>
+        </w:rPr>
+      </w:pPr>
+    </w:p>
+    <w:p ns2:paraId="5DBEFF66" ns2:textId="77777777">
       <w:pPr>
         <w:widowControl w:val="0"/>
         <w:numPr>
@@ -4356,21 +4356,21 @@
           <w:rFonts w:ascii="Arial Narrow" w:eastAsia="Arial Narrow" w:hAnsi="Arial Narrow" w:cs="Arial Narrow"/>
           <w:kern w:val="0"/>
           <w:lang w:eastAsia="es-PE"/>
-          <w14:ligatures w14:val="none"/>
-        </w:rPr>
-      </w:pPr>
-      <w:r>
-        <w:rPr>
-          <w:rFonts w:ascii="Arial Narrow" w:eastAsia="Arial Narrow" w:hAnsi="Arial Narrow" w:cs="Arial Narrow"/>
-          <w:kern w:val="0"/>
-          <w:lang w:eastAsia="es-PE"/>
-          <w14:ligatures w14:val="none"/>
+          <ns2:ligatures ns2:val="none"/>
+        </w:rPr>
+      </w:pPr>
+      <w:r>
+        <w:rPr>
+          <w:rFonts w:ascii="Arial Narrow" w:eastAsia="Arial Narrow" w:hAnsi="Arial Narrow" w:cs="Arial Narrow"/>
+          <w:kern w:val="0"/>
+          <w:lang w:eastAsia="es-PE"/>
+          <ns2:ligatures ns2:val="none"/>
         </w:rPr>
         <w:t>fijar domicilio procesal para el procedimiento, de conformidad con el numeral 1 del artículo 442 del Código Procesal Civil; y,</w:t>
       </w:r>
       <w:bookmarkStart w:id="6" w:name="_Hlk136948279"/>
     </w:p>
-    <w:p>
+    <w:p ns2:paraId="0358D6C2" ns2:textId="77777777">
       <w:pPr>
         <w:widowControl w:val="0"/>
         <w:spacing w:after="0" w:line="240" w:lineRule="auto"/>
@@ -4380,11 +4380,11 @@
           <w:rFonts w:ascii="Arial Narrow" w:eastAsia="Arial Narrow" w:hAnsi="Arial Narrow" w:cs="Arial Narrow"/>
           <w:kern w:val="0"/>
           <w:lang w:eastAsia="es-PE"/>
-          <w14:ligatures w14:val="none"/>
-        </w:rPr>
-      </w:pPr>
-    </w:p>
-    <w:p>
+          <ns2:ligatures ns2:val="none"/>
+        </w:rPr>
+      </w:pPr>
+    </w:p>
+    <w:p ns2:paraId="023376C5" ns2:textId="77777777">
       <w:pPr>
         <w:widowControl w:val="0"/>
         <w:numPr>
@@ -4398,7 +4398,7 @@
           <w:rFonts w:ascii="Arial Narrow" w:eastAsia="Arial Narrow" w:hAnsi="Arial Narrow" w:cs="Arial Narrow"/>
           <w:kern w:val="0"/>
           <w:lang w:eastAsia="es-PE"/>
-          <w14:ligatures w14:val="none"/>
+          <ns2:ligatures ns2:val="none"/>
         </w:rPr>
       </w:pPr>
       <w:r>
@@ -4406,7 +4406,7 @@
           <w:rFonts w:ascii="Arial Narrow" w:eastAsia="Calibri" w:hAnsi="Arial Narrow" w:cs="Arial"/>
           <w:kern w:val="0"/>
           <w:lang w:eastAsia="es-PE"/>
-          <w14:ligatures w14:val="none"/>
+          <ns2:ligatures ns2:val="none"/>
         </w:rPr>
         <w:t>en caso califique como micro empresa o pequeña empresa, presentar los documentos que acrediten su volumen de ventas o ingresos brutos percibidos el año anterior relativo a todas sus actividades económicas y el número de trabajadores con el que cuenta</w:t>
       </w:r>
@@ -4417,7 +4417,7 @@
           <w:kern w:val="0"/>
           <w:vertAlign w:val="superscript"/>
           <w:lang w:eastAsia="es-PE"/>
-          <w14:ligatures w14:val="none"/>
+          <ns2:ligatures ns2:val="none"/>
         </w:rPr>
         <w:footnoteReference w:id="10"/>
       </w:r>
@@ -4426,7 +4426,7 @@
           <w:rFonts w:ascii="Arial Narrow" w:eastAsia="Calibri" w:hAnsi="Arial Narrow" w:cs="Arial"/>
           <w:kern w:val="0"/>
           <w:lang w:eastAsia="es-PE"/>
-          <w14:ligatures w14:val="none"/>
+          <ns2:ligatures ns2:val="none"/>
         </w:rPr>
         <w:t xml:space="preserve">. Ello, a fin de que la Comisión pueda merituar dicha documentación, conforme lo establece el artículo 110 del </w:t>
       </w:r>
@@ -4436,7 +4436,7 @@
           <w:spacing w:val="-2"/>
           <w:kern w:val="0"/>
           <w:lang w:eastAsia="es-PE"/>
-          <w14:ligatures w14:val="none"/>
+          <ns2:ligatures ns2:val="none"/>
         </w:rPr>
         <w:t>Código</w:t>
       </w:r>
@@ -4448,7 +4448,7 @@
           <w:kern w:val="0"/>
           <w:vertAlign w:val="superscript"/>
           <w:lang w:eastAsia="es-PE"/>
-          <w14:ligatures w14:val="none"/>
+          <ns2:ligatures ns2:val="none"/>
         </w:rPr>
         <w:footnoteReference w:id="11"/>
       </w:r>
@@ -4458,14 +4458,14 @@
           <w:spacing w:val="-2"/>
           <w:kern w:val="0"/>
           <w:lang w:eastAsia="es-PE"/>
-          <w14:ligatures w14:val="none"/>
+          <ns2:ligatures ns2:val="none"/>
         </w:rPr>
         <w:t>.</w:t>
       </w:r>
       <w:bookmarkEnd w:id="5"/>
       <w:bookmarkEnd w:id="6"/>
     </w:p>
-    <w:p>
+    <w:p ns2:paraId="0B601014" ns2:textId="77777777">
       <w:pPr>
         <w:widowControl w:val="0"/>
         <w:spacing w:after="0" w:line="240" w:lineRule="auto"/>
@@ -4474,7 +4474,7 @@
           <w:rFonts w:ascii="Arial Narrow" w:eastAsia="Arial Narrow" w:hAnsi="Arial Narrow" w:cs="Arial Narrow"/>
           <w:kern w:val="0"/>
           <w:lang w:eastAsia="es-PE"/>
-          <w14:ligatures w14:val="none"/>
+          <ns2:ligatures ns2:val="none"/>
         </w:rPr>
       </w:pPr>
     </w:p>
@@ -4486,218 +4486,29 @@
           <w:rFonts w:ascii="Arial Narrow" w:eastAsia="Times New Roman" w:hAnsi="Arial Narrow" w:cs="Arial"/>
           <w:kern w:val="0"/>
           <w:lang w:val="es-ES" w:eastAsia="es-ES"/>
-          <w14:ligatures w14:val="none"/>
-        </w:rPr>
-      </w:pPr>
-      <w:r>
-        <w:rPr>
-          <w:rFonts w:ascii="Arial Narrow" w:eastAsia="Times New Roman" w:hAnsi="Arial Narrow" w:cs="Arial"/>
-          <w:b/>
-          <w:bCs/>
-          <w:kern w:val="0"/>
-          <w:lang w:eastAsia="es-ES"/>
-          <w14:ligatures w14:val="none"/>
-        </w:rPr>
-        <w:t>QUINTO</w:t>
-      </w:r>
-      <w:r>
-        <w:rPr>
-          <w:rFonts w:ascii="Arial Narrow" w:eastAsia="Times New Roman" w:hAnsi="Arial Narrow" w:cs="Times New Roman"/>
-          <w:kern w:val="0"/>
-          <w:lang w:eastAsia="es-PE"/>
-          <w14:ligatures w14:val="none"/>
-        </w:rPr>
-        <w:t xml:space="preserve">: </w:t>
-      </w:r>
-      <w:r>
-        <w:rPr>
-          <w:rFonts w:ascii="Arial Narrow" w:eastAsia="Times New Roman" w:hAnsi="Arial Narrow" w:cs="Arial"/>
-          <w:kern w:val="0"/>
-          <w:lang w:val="es-ES" w:eastAsia="es-ES"/>
-          <w14:ligatures w14:val="none"/>
-        </w:rPr>
-        <w:t xml:space="preserve">correr traslado de la denuncia interpuesta </w:t>
-      </w:r>
-      <w:r>
-        <w:rPr>
-          <w:rFonts w:ascii="Arial Narrow" w:eastAsia="Arial Narrow" w:hAnsi="Arial Narrow" w:cs="Arial Narrow"/>
-          <w:bCs/>
-          <w:kern w:val="0"/>
-          <w:lang w:eastAsia="es-PE"/>
-          <w14:ligatures w14:val="none"/>
-        </w:rPr>
-        <w:t xml:space="preserve">el </w:t>
-      </w:r>
-      <w:r>
-        <w:rPr>
-          <w:rFonts w:ascii="Arial Narrow" w:eastAsia="Arial Narrow" w:hAnsi="Arial Narrow" w:cs="Arial Narrow"/>
-          <w:kern w:val="0"/>
-          <w:lang w:eastAsia="es-PE"/>
-          <w14:ligatures w14:val="none"/>
-        </w:rPr>
-        <w:t>10 de marzo</w:t>
-      </w:r>
-      <w:r>
-        <w:rPr>
-          <w:rFonts w:ascii="Arial Narrow" w:eastAsia="Arial Narrow" w:hAnsi="Arial Narrow" w:cs="Arial Narrow"/>
-          <w:kern w:val="0"/>
-          <w:lang w:eastAsia="es-PE"/>
-          <w14:ligatures w14:val="none"/>
-        </w:rPr>
-        <w:t xml:space="preserve"> de 202</w:t>
-      </w:r>
-      <w:r>
-        <w:rPr>
-          <w:rFonts w:ascii="Arial Narrow" w:eastAsia="Arial Narrow" w:hAnsi="Arial Narrow" w:cs="Arial Narrow"/>
-          <w:kern w:val="0"/>
-          <w:lang w:eastAsia="es-PE"/>
-          <w14:ligatures w14:val="none"/>
-        </w:rPr>
-        <w:t>5</w:t>
-      </w:r>
-      <w:r>
-        <w:rPr>
-          <w:rFonts w:ascii="Arial Narrow" w:eastAsia="Arial Narrow" w:hAnsi="Arial Narrow" w:cs="Arial Narrow"/>
-          <w:kern w:val="0"/>
-          <w:lang w:eastAsia="es-PE"/>
-          <w14:ligatures w14:val="none"/>
-        </w:rPr>
-        <w:t>, subsanado con el escrito del</w:t>
-      </w:r>
-      <w:r>
-        <w:rPr>
-          <w:rFonts w:ascii="Arial Narrow" w:eastAsia="Arial Narrow" w:hAnsi="Arial Narrow" w:cs="Arial Narrow"/>
-          <w:kern w:val="0"/>
-          <w:lang w:eastAsia="es-PE"/>
-          <w14:ligatures w14:val="none"/>
-        </w:rPr>
-        <w:t xml:space="preserve"> 4 y 7 de abril de 2025</w:t>
-      </w:r>
-      <w:r>
-        <w:rPr>
-          <w:rFonts w:ascii="Arial Narrow" w:eastAsia="Arial Narrow" w:hAnsi="Arial Narrow" w:cs="Arial Narrow"/>
-          <w:bCs/>
-          <w:kern w:val="0"/>
-          <w:lang w:eastAsia="es-PE"/>
-          <w14:ligatures w14:val="none"/>
-        </w:rPr>
-        <w:t>,</w:t>
-      </w:r>
-      <w:r>
-        <w:rPr>
-          <w:rFonts w:ascii="Arial Narrow" w:eastAsia="Times New Roman" w:hAnsi="Arial Narrow" w:cs="Arial"/>
-          <w:kern w:val="0"/>
-          <w:lang w:eastAsia="es-ES"/>
-          <w14:ligatures w14:val="none"/>
-        </w:rPr>
-        <w:t xml:space="preserve"> </w:t>
-      </w:r>
-      <w:r>
-        <w:rPr>
-          <w:rFonts w:ascii="Arial Narrow" w:eastAsia="Arial Narrow" w:hAnsi="Arial Narrow" w:cs="Arial Narrow"/>
-          <w:bCs/>
-          <w:kern w:val="0"/>
-          <w:lang w:eastAsia="es-PE"/>
-          <w14:ligatures w14:val="none"/>
-        </w:rPr>
-        <w:t>al Banco de Crédito del Perú S.A.</w:t>
-      </w:r>
-      <w:r>
-        <w:rPr>
-          <w:rFonts w:ascii="Arial Narrow" w:eastAsia="Arial Narrow" w:hAnsi="Arial Narrow" w:cs="Arial Narrow"/>
-          <w:bCs/>
-          <w:kern w:val="0"/>
-          <w:lang w:eastAsia="es-PE"/>
-          <w14:ligatures w14:val="none"/>
-        </w:rPr>
-        <w:t xml:space="preserve"> </w:t>
-      </w:r>
-      <w:r>
-        <w:rPr>
-          <w:rFonts w:ascii="Arial Narrow" w:eastAsia="Times New Roman" w:hAnsi="Arial Narrow" w:cs="Arial"/>
-          <w:kern w:val="0"/>
-          <w:lang w:val="es-ES" w:eastAsia="es-ES"/>
-          <w14:ligatures w14:val="none"/>
-        </w:rPr>
-        <w:t>con excepción del documento denominado “las declaraciones juradas mensuales (PDT-IGV Renta mensual) del Impuesto General a las Ventas (IGV) e Impuesto a la Renta (IR) en el cual constan los ingresos netos mensuales del ejercicio correspondiente al</w:t>
-      </w:r>
-      <w:r>
-        <w:rPr>
-          <w:rFonts w:ascii="Arial Narrow" w:eastAsia="Times New Roman" w:hAnsi="Arial Narrow" w:cs="Arial"/>
-          <w:kern w:val="0"/>
-          <w:lang w:val="es-ES" w:eastAsia="es-ES"/>
-          <w14:ligatures w14:val="none"/>
-        </w:rPr>
-        <w:t xml:space="preserve"> </w:t>
-      </w:r>
-      <w:r>
-        <w:rPr>
-          <w:rFonts w:ascii="Arial Narrow" w:eastAsia="Times New Roman" w:hAnsi="Arial Narrow" w:cs="Arial"/>
-          <w:kern w:val="0"/>
-          <w:lang w:val="es-ES" w:eastAsia="es-ES"/>
-          <w14:ligatures w14:val="none"/>
-        </w:rPr>
-        <w:t>202</w:t>
-      </w:r>
-      <w:r>
-        <w:rPr>
-          <w:rFonts w:ascii="Arial Narrow" w:eastAsia="Times New Roman" w:hAnsi="Arial Narrow" w:cs="Arial"/>
-          <w:kern w:val="0"/>
-          <w:lang w:val="es-ES" w:eastAsia="es-ES"/>
-          <w14:ligatures w14:val="none"/>
-        </w:rPr>
-        <w:t>4</w:t>
-      </w:r>
-      <w:r>
-        <w:rPr>
-          <w:rFonts w:ascii="Arial Narrow" w:eastAsia="Times New Roman" w:hAnsi="Arial Narrow" w:cs="Arial"/>
-          <w:kern w:val="0"/>
-          <w:lang w:val="es-ES" w:eastAsia="es-ES"/>
-          <w14:ligatures w14:val="none"/>
-        </w:rPr>
-        <w:t>”. Ello, para que, de conformidad con lo dispuesto por el artículo 26 del Decreto Legislativo 807, presente sus descargos en un plazo no mayor de cinco (5) días hábiles contado desde el día siguiente de la notificación de la presente resolución, vencido el cual, el Secretario</w:t>
-      </w:r>
-      <w:r>
-        <w:rPr>
-          <w:rFonts w:ascii="Arial Narrow" w:eastAsia="Times New Roman" w:hAnsi="Arial Narrow" w:cs="Arial"/>
-          <w:kern w:val="0"/>
-          <w:lang w:val="es-ES" w:eastAsia="es-ES"/>
-          <w14:ligatures w14:val="none"/>
-        </w:rPr>
-        <w:t xml:space="preserve"> </w:t>
-      </w:r>
-      <w:r>
-        <w:rPr>
-          <w:rFonts w:ascii="Arial Narrow" w:eastAsia="Times New Roman" w:hAnsi="Arial Narrow" w:cs="Arial"/>
-          <w:kern w:val="0"/>
-          <w:lang w:val="es-ES" w:eastAsia="es-ES"/>
-          <w14:ligatures w14:val="none"/>
-        </w:rPr>
-        <w:t>Técnico declarará en rebeldía al denunciado que no lo hubiera presentado. Debe precisarse que de conformidad con lo establecido por el numeral 233.1 del artículo 233 del Texto Único Ordenado de la Ley 27444, Ley del Procedimiento Administrativo General, las alegaciones y los hechos relevantes de la reclamación, salvo que hayan sido específicamente negadas en la contestación, se tendrán por aceptadas o meritadas como ciertas</w:t>
-      </w:r>
-      <w:r>
-        <w:rPr>
-          <w:rStyle w:val="Refdenotaalpie"/>
-          <w:rFonts w:ascii="Arial Narrow" w:eastAsia="Times New Roman" w:hAnsi="Arial Narrow" w:cs="Times New Roman"/>
-          <w:kern w:val="0"/>
-          <w:vertAlign w:val="superscript"/>
-          <w:lang w:eastAsia="es-PE"/>
-          <w14:ligatures w14:val="none"/>
-        </w:rPr>
-        <w:footnoteReference w:id="12"/>
-      </w:r>
-      <w:r>
-        <w:rPr>
-          <w:rFonts w:ascii="Arial Narrow" w:eastAsia="Times New Roman" w:hAnsi="Arial Narrow" w:cs="Arial"/>
-          <w:kern w:val="0"/>
-          <w:vertAlign w:val="superscript"/>
-          <w:lang w:val="es-ES" w:eastAsia="es-ES"/>
-          <w14:ligatures w14:val="none"/>
-        </w:rPr>
-        <w:t>.</w:t>
-      </w:r>
-    </w:p>
-    <w:p>
+          <ns2:ligatures ns2:val="none"/>
+        </w:rPr>
+      </w:pPr>
+      <w:r>
+        <w:rPr>
+          <w:rFonts w:ascii="Arial Narrow" w:hAnsi="Arial Narrow" w:cs="Arial Narrow"/>
+          <w:b w:val="1"/>
+          <w:bCs w:val="1"/>
+          <w:sz w:val="20"/>
+          <w:szCs w:val="20"/>
+        </w:rPr>
+        <w:t xml:space="preserve">QUINTO: </w:t>
+      </w:r>
+      <w:r>
+        <w:rPr>
+          <w:rFonts w:ascii="Arial Narrow" w:hAnsi="Arial Narrow" w:cs="Arial Narrow"/>
+          <w:sz w:val="20"/>
+          <w:szCs w:val="20"/>
+        </w:rPr>
+        <w:t xml:space="preserve">correr traslado de la presente resolución a Banco de Crédito del Perú S.A para que, de conformidad con lo dispuesto por el artículo 26° de la Ley sobre Facultades, Normas y Organización del Indecopi, aprobado por Decreto Legislativo N° 8079, presente sus descargos sobre la imputación de cargos realizada en un plazo no mayor a cinco (5) días hábiles contado a partir del día siguiente de la notificación de la presente resolución, vencido el cual, el Secretario Técnico declarará en rebeldía a los denunciados que no lo hubieran presentado. Debe precisarse que de conformidad con lo establecido por el artículo 223° del Texto Único Ordenado de la Ley N° 27444, Ley del Procedimiento Administrativo General, las alegaciones y los hechos relevantes de la reclamación, salvo que hayan sido específicamente negadas en la contestación, se tendrán por aceptadas o meritadas como ciertas.</w:t>
+      </w:r>
+    </w:p>
+    <w:p ns2:paraId="0DEA62AD" ns2:textId="77777777">
       <w:pPr>
         <w:spacing w:after="0" w:line="240" w:lineRule="auto"/>
         <w:jc w:val="both"/>
@@ -4708,11 +4519,11 @@
           <w:spacing w:val="-2"/>
           <w:kern w:val="0"/>
           <w:lang w:eastAsia="es-ES"/>
-          <w14:ligatures w14:val="none"/>
-        </w:rPr>
-      </w:pPr>
-    </w:p>
-    <w:p>
+          <ns2:ligatures ns2:val="none"/>
+        </w:rPr>
+      </w:pPr>
+    </w:p>
+    <w:p ns2:paraId="73D84051" ns2:textId="698CC542">
       <w:pPr>
         <w:spacing w:after="0" w:line="240" w:lineRule="auto"/>
         <w:contextualSpacing/>
@@ -4721,7 +4532,7 @@
           <w:rFonts w:ascii="Arial Narrow" w:eastAsia="Arial Narrow" w:hAnsi="Arial Narrow" w:cs="Arial Narrow"/>
           <w:kern w:val="0"/>
           <w:lang w:eastAsia="es-PE"/>
-          <w14:ligatures w14:val="none"/>
+          <ns2:ligatures ns2:val="none"/>
         </w:rPr>
       </w:pPr>
       <w:r>
@@ -4732,7 +4543,7 @@
           <w:spacing w:val="-2"/>
           <w:kern w:val="0"/>
           <w:lang w:eastAsia="es-ES"/>
-          <w14:ligatures w14:val="none"/>
+          <ns2:ligatures ns2:val="none"/>
         </w:rPr>
         <w:t>SEXTO</w:t>
       </w:r>
@@ -4742,7 +4553,7 @@
           <w:bCs/>
           <w:kern w:val="0"/>
           <w:lang w:val="es-ES" w:eastAsia="es-ES"/>
-          <w14:ligatures w14:val="none"/>
+          <ns2:ligatures ns2:val="none"/>
         </w:rPr>
         <w:t>:</w:t>
       </w:r>
@@ -4753,7 +4564,7 @@
           <w:bCs/>
           <w:kern w:val="0"/>
           <w:lang w:val="es-ES" w:eastAsia="es-ES"/>
-          <w14:ligatures w14:val="none"/>
+          <ns2:ligatures ns2:val="none"/>
         </w:rPr>
         <w:t xml:space="preserve"> </w:t>
       </w:r>
@@ -4762,7 +4573,7 @@
           <w:rFonts w:ascii="Arial Narrow" w:eastAsia="Times New Roman" w:hAnsi="Arial Narrow" w:cs="Arial"/>
           <w:kern w:val="0"/>
           <w:lang w:val="es-ES" w:eastAsia="es-ES"/>
-          <w14:ligatures w14:val="none"/>
+          <ns2:ligatures ns2:val="none"/>
         </w:rPr>
         <w:t xml:space="preserve">requerir </w:t>
       </w:r>
@@ -4771,7 +4582,7 @@
           <w:rFonts w:ascii="Arial Narrow" w:eastAsia="Times New Roman" w:hAnsi="Arial Narrow" w:cs="Arial"/>
           <w:kern w:val="0"/>
           <w:lang w:val="es-ES" w:eastAsia="es-ES"/>
-          <w14:ligatures w14:val="none"/>
+          <ns2:ligatures ns2:val="none"/>
         </w:rPr>
         <w:t xml:space="preserve">al </w:t>
       </w:r>
@@ -4781,7 +4592,7 @@
           <w:bCs/>
           <w:kern w:val="0"/>
           <w:lang w:eastAsia="es-PE"/>
-          <w14:ligatures w14:val="none"/>
+          <ns2:ligatures ns2:val="none"/>
         </w:rPr>
         <w:t>Banco de Crédito del Perú S.A.</w:t>
       </w:r>
@@ -4791,7 +4602,7 @@
           <w:bCs/>
           <w:kern w:val="0"/>
           <w:lang w:eastAsia="es-PE"/>
-          <w14:ligatures w14:val="none"/>
+          <ns2:ligatures ns2:val="none"/>
         </w:rPr>
         <w:t xml:space="preserve"> </w:t>
       </w:r>
@@ -4800,7 +4611,7 @@
           <w:rFonts w:ascii="Arial Narrow" w:eastAsia="Times New Roman" w:hAnsi="Arial Narrow" w:cs="Arial"/>
           <w:kern w:val="0"/>
           <w:lang w:val="es-ES" w:eastAsia="es-ES"/>
-          <w14:ligatures w14:val="none"/>
+          <ns2:ligatures ns2:val="none"/>
         </w:rPr>
         <w:t>que, en un plazo no mayor de cinco (5) días hábiles contado a partir del día siguiente de la notificación de la presente resolución, cumpla con lo siguiente</w:t>
       </w:r>
@@ -4810,7 +4621,7 @@
           <w:rFonts w:ascii="Arial Narrow" w:eastAsia="Times New Roman" w:hAnsi="Arial Narrow" w:cs="Arial"/>
           <w:kern w:val="0"/>
           <w:lang w:val="es-ES" w:eastAsia="es-ES"/>
-          <w14:ligatures w14:val="none"/>
+          <ns2:ligatures ns2:val="none"/>
         </w:rPr>
         <w:t xml:space="preserve">: </w:t>
       </w:r>
@@ -4820,7 +4631,7 @@
           <w:rFonts w:ascii="Arial Narrow" w:eastAsia="Times New Roman" w:hAnsi="Arial Narrow" w:cs="Times New Roman"/>
           <w:kern w:val="0"/>
           <w:lang w:val="es-ES" w:eastAsia="es-PE"/>
-          <w14:ligatures w14:val="none"/>
+          <ns2:ligatures ns2:val="none"/>
         </w:rPr>
         <w:t>(i) presentar una copia completa, legible y debidamente suscrita de la Póliza 24260 materia de denuncia, así como el cargo de remisión de la póliza; (ii) presentar copia del contrato de Crédito 100xxxxxx020 1197; (ii) presentar los medios probatorios que acrediten que consignó correctamente al titular de la Póliza 24260 del Seguro de Desgravamen</w:t>
       </w:r>
@@ -4829,12 +4640,12 @@
           <w:rFonts w:ascii="Arial Narrow" w:eastAsia="Times New Roman" w:hAnsi="Arial Narrow" w:cs="Times New Roman"/>
           <w:kern w:val="0"/>
           <w:lang w:val="es-ES" w:eastAsia="es-PE"/>
-          <w14:ligatures w14:val="none"/>
+          <ns2:ligatures ns2:val="none"/>
         </w:rPr>
         <w:t>.</w:t>
       </w:r>
     </w:p>
-    <w:p>
+    <w:p ns2:paraId="4A28497A" ns2:textId="77777777">
       <w:pPr>
         <w:spacing w:after="0" w:line="240" w:lineRule="auto"/>
         <w:contextualSpacing/>
@@ -4843,11 +4654,11 @@
           <w:rFonts w:ascii="Arial Narrow" w:eastAsia="Arial Narrow" w:hAnsi="Arial Narrow" w:cs="Arial Narrow"/>
           <w:kern w:val="0"/>
           <w:lang w:eastAsia="es-PE"/>
-          <w14:ligatures w14:val="none"/>
-        </w:rPr>
-      </w:pPr>
-    </w:p>
-    <w:p>
+          <ns2:ligatures ns2:val="none"/>
+        </w:rPr>
+      </w:pPr>
+    </w:p>
+    <w:p ns2:paraId="0697B673" ns2:textId="77777777">
       <w:pPr>
         <w:pBdr>
           <w:top w:val="nil"/>
@@ -4862,7 +4673,7 @@
           <w:rFonts w:ascii="Arial Narrow" w:eastAsia="Arial Narrow" w:hAnsi="Arial Narrow" w:cs="Arial Narrow"/>
           <w:kern w:val="0"/>
           <w:lang w:eastAsia="es-PE"/>
-          <w14:ligatures w14:val="none"/>
+          <ns2:ligatures ns2:val="none"/>
         </w:rPr>
       </w:pPr>
       <w:bookmarkStart w:id="8" w:name="_Hlk136949693"/>
@@ -4873,7 +4684,7 @@
           <w:bCs/>
           <w:kern w:val="0"/>
           <w:lang w:eastAsia="es-PE"/>
-          <w14:ligatures w14:val="none"/>
+          <ns2:ligatures ns2:val="none"/>
         </w:rPr>
         <w:t>SÉTIMO</w:t>
       </w:r>
@@ -4884,7 +4695,7 @@
           <w:bCs/>
           <w:kern w:val="0"/>
           <w:lang w:eastAsia="es-PE"/>
-          <w14:ligatures w14:val="none"/>
+          <ns2:ligatures ns2:val="none"/>
         </w:rPr>
         <w:t xml:space="preserve">: </w:t>
       </w:r>
@@ -4893,7 +4704,7 @@
           <w:rFonts w:ascii="Arial Narrow" w:eastAsia="Arial Narrow" w:hAnsi="Arial Narrow" w:cs="Arial Narrow"/>
           <w:kern w:val="0"/>
           <w:lang w:eastAsia="es-PE"/>
-          <w14:ligatures w14:val="none"/>
+          <ns2:ligatures ns2:val="none"/>
         </w:rPr>
         <w:t xml:space="preserve">informar a las partes que el artículo 110 de la Ley 29571, Código de Protección y Defensa del </w:t>
       </w:r>
@@ -4902,7 +4713,7 @@
           <w:rFonts w:ascii="Arial Narrow" w:eastAsia="Times New Roman" w:hAnsi="Arial Narrow" w:cs="Arial Narrow"/>
           <w:kern w:val="0"/>
           <w:lang w:eastAsia="es-PE"/>
-          <w14:ligatures w14:val="none"/>
+          <ns2:ligatures ns2:val="none"/>
         </w:rPr>
         <w:t>Consumidor</w:t>
       </w:r>
@@ -4913,7 +4724,7 @@
           <w:kern w:val="0"/>
           <w:vertAlign w:val="superscript"/>
           <w:lang w:eastAsia="es-PE"/>
-          <w14:ligatures w14:val="none"/>
+          <ns2:ligatures ns2:val="none"/>
         </w:rPr>
         <w:footnoteReference w:id="13"/>
       </w:r>
@@ -4922,7 +4733,7 @@
           <w:rFonts w:ascii="Arial Narrow" w:eastAsia="Arial Narrow" w:hAnsi="Arial Narrow" w:cs="Arial Narrow"/>
           <w:kern w:val="0"/>
           <w:lang w:eastAsia="es-PE"/>
-          <w14:ligatures w14:val="none"/>
+          <ns2:ligatures ns2:val="none"/>
         </w:rPr>
         <w:t xml:space="preserve">, faculta a la Comisión a calificar las infracciones de la referida norma como leves, graves o muy graves e imponer sanciones que van desde una amonestación hasta una multa por un máximo de 450 </w:t>
       </w:r>
@@ -4931,7 +4742,7 @@
           <w:rFonts w:ascii="Arial Narrow" w:eastAsia="Arial Narrow" w:hAnsi="Arial Narrow" w:cs="Arial Narrow"/>
           <w:kern w:val="0"/>
           <w:lang w:eastAsia="es-PE"/>
-          <w14:ligatures w14:val="none"/>
+          <ns2:ligatures ns2:val="none"/>
         </w:rPr>
         <w:lastRenderedPageBreak/>
         <w:t>Unidades Impositivas Tributarias, sin perjuicio de las medidas correctivas, reparadoras y complementarias, que puedan ordenarse de acuerdo a lo estipulado en los artículos 114, 115 y 116 de la referida norma</w:t>
@@ -4943,7 +4754,7 @@
           <w:kern w:val="0"/>
           <w:vertAlign w:val="superscript"/>
           <w:lang w:eastAsia="es-PE"/>
-          <w14:ligatures w14:val="none"/>
+          <ns2:ligatures ns2:val="none"/>
         </w:rPr>
         <w:footnoteReference w:id="14"/>
       </w:r>
@@ -4952,12 +4763,12 @@
           <w:rFonts w:ascii="Arial Narrow" w:eastAsia="Arial Narrow" w:hAnsi="Arial Narrow" w:cs="Arial Narrow"/>
           <w:kern w:val="0"/>
           <w:lang w:eastAsia="es-PE"/>
-          <w14:ligatures w14:val="none"/>
+          <ns2:ligatures ns2:val="none"/>
         </w:rPr>
         <w:t>.</w:t>
       </w:r>
     </w:p>
-    <w:p>
+    <w:p ns2:paraId="053F0730" ns2:textId="77777777">
       <w:pPr>
         <w:spacing w:after="0" w:line="240" w:lineRule="auto"/>
         <w:jc w:val="both"/>
@@ -4965,7 +4776,7 @@
           <w:rFonts w:ascii="Arial Narrow" w:eastAsia="Arial Narrow" w:hAnsi="Arial Narrow" w:cs="Arial"/>
           <w:kern w:val="0"/>
           <w:lang w:eastAsia="es-PE"/>
-          <w14:ligatures w14:val="none"/>
+          <ns2:ligatures ns2:val="none"/>
         </w:rPr>
       </w:pPr>
       <w:bookmarkStart w:id="10" w:name="_Hlk136948310"/>
@@ -4974,7 +4785,7 @@
           <w:rFonts w:ascii="Arial Narrow" w:eastAsia="Arial Narrow" w:hAnsi="Arial Narrow" w:cs="Arial"/>
           <w:kern w:val="0"/>
           <w:lang w:eastAsia="es-PE"/>
-          <w14:ligatures w14:val="none"/>
+          <ns2:ligatures ns2:val="none"/>
         </w:rPr>
         <w:lastRenderedPageBreak/>
         <w:t>Asimismo, se considera circunstancias atenuantes para la graduación de la sanción, el allanamiento de la denuncia o el reconocimiento de las pretensiones en ella contenidas, de acuerdo al artículo 112 del Código</w:t>
@@ -4986,7 +4797,7 @@
           <w:kern w:val="0"/>
           <w:vertAlign w:val="superscript"/>
           <w:lang w:eastAsia="es-PE"/>
-          <w14:ligatures w14:val="none"/>
+          <ns2:ligatures ns2:val="none"/>
         </w:rPr>
         <w:footnoteReference w:id="15"/>
       </w:r>
@@ -4995,13 +4806,13 @@
           <w:rFonts w:ascii="Arial Narrow" w:eastAsia="Arial Narrow" w:hAnsi="Arial Narrow" w:cs="Arial"/>
           <w:kern w:val="0"/>
           <w:lang w:eastAsia="es-PE"/>
-          <w14:ligatures w14:val="none"/>
+          <ns2:ligatures ns2:val="none"/>
         </w:rPr>
         <w:t>.</w:t>
       </w:r>
       <w:bookmarkEnd w:id="10"/>
     </w:p>
-    <w:p>
+    <w:p ns2:paraId="5E0372C2" ns2:textId="77777777">
       <w:pPr>
         <w:spacing w:after="0" w:line="240" w:lineRule="auto"/>
         <w:jc w:val="both"/>
@@ -5009,11 +4820,11 @@
           <w:rFonts w:ascii="Arial Narrow" w:eastAsia="Arial Narrow" w:hAnsi="Arial Narrow" w:cs="Arial"/>
           <w:kern w:val="0"/>
           <w:lang w:eastAsia="es-PE"/>
-          <w14:ligatures w14:val="none"/>
-        </w:rPr>
-      </w:pPr>
-    </w:p>
-    <w:p>
+          <ns2:ligatures ns2:val="none"/>
+        </w:rPr>
+      </w:pPr>
+    </w:p>
+    <w:p ns2:paraId="455670C4" ns2:textId="77777777">
       <w:pPr>
         <w:shd w:val="clear" w:color="auto" w:fill="FFFFFF"/>
         <w:spacing w:after="0" w:line="240" w:lineRule="auto"/>
@@ -5022,7 +4833,7 @@
           <w:rFonts w:ascii="Arial Narrow" w:eastAsia="Arial Narrow" w:hAnsi="Arial Narrow" w:cs="Arial Narrow"/>
           <w:kern w:val="0"/>
           <w:lang w:eastAsia="es-PE"/>
-          <w14:ligatures w14:val="none"/>
+          <ns2:ligatures ns2:val="none"/>
         </w:rPr>
       </w:pPr>
       <w:r>
@@ -5032,7 +4843,7 @@
           <w:bCs/>
           <w:kern w:val="0"/>
           <w:lang w:eastAsia="es-PE"/>
-          <w14:ligatures w14:val="none"/>
+          <ns2:ligatures ns2:val="none"/>
         </w:rPr>
         <w:t>OCTAVO</w:t>
       </w:r>
@@ -5043,7 +4854,7 @@
           <w:bCs/>
           <w:kern w:val="0"/>
           <w:lang w:eastAsia="es-PE"/>
-          <w14:ligatures w14:val="none"/>
+          <ns2:ligatures ns2:val="none"/>
         </w:rPr>
         <w:t>:</w:t>
       </w:r>
@@ -5052,7 +4863,7 @@
           <w:rFonts w:ascii="Arial Narrow" w:eastAsia="Arial Narrow" w:hAnsi="Arial Narrow" w:cs="Arial Narrow"/>
           <w:kern w:val="0"/>
           <w:lang w:eastAsia="es-PE"/>
-          <w14:ligatures w14:val="none"/>
+          <ns2:ligatures ns2:val="none"/>
         </w:rPr>
         <w:t xml:space="preserve"> informar a las partes que conforme a lo establecido en el artículo 39 del </w:t>
       </w:r>
@@ -5061,7 +4872,7 @@
           <w:rFonts w:ascii="Arial Narrow" w:eastAsia="Times New Roman" w:hAnsi="Arial Narrow" w:cs="Arial"/>
           <w:kern w:val="0"/>
           <w:lang w:eastAsia="es-ES"/>
-          <w14:ligatures w14:val="none"/>
+          <ns2:ligatures ns2:val="none"/>
         </w:rPr>
         <w:t>Decreto Legislativo 807</w:t>
       </w:r>
@@ -5070,12 +4881,12 @@
           <w:rFonts w:ascii="Arial Narrow" w:eastAsia="Arial Narrow" w:hAnsi="Arial Narrow" w:cs="Arial Narrow"/>
           <w:kern w:val="0"/>
           <w:lang w:eastAsia="es-PE"/>
-          <w14:ligatures w14:val="none"/>
+          <ns2:ligatures ns2:val="none"/>
         </w:rPr>
         <w:t>, los gastos por los peritajes realizados, actuación de pruebas, inspecciones y otros derivados de la tramitación del proceso serán de cargo de la parte que solicita la prueba, salvo pacto en contrario. En todos los casos, la resolución final determinará si los gastos deben ser asumidos por alguna de las partes, o reembolsados a la otra parte o al Indecopi, según sea el caso, de manera adicional a la sanción que haya podido imponerse.</w:t>
       </w:r>
     </w:p>
-    <w:p>
+    <w:p ns2:paraId="2030E573" ns2:textId="77777777">
       <w:pPr>
         <w:shd w:val="clear" w:color="auto" w:fill="FFFFFF"/>
         <w:spacing w:after="0" w:line="240" w:lineRule="auto"/>
@@ -5084,11 +4895,11 @@
           <w:rFonts w:ascii="Arial Narrow" w:eastAsia="Arial Narrow" w:hAnsi="Arial Narrow" w:cs="Arial Narrow"/>
           <w:kern w:val="0"/>
           <w:lang w:eastAsia="es-PE"/>
-          <w14:ligatures w14:val="none"/>
-        </w:rPr>
-      </w:pPr>
-    </w:p>
-    <w:p>
+          <ns2:ligatures ns2:val="none"/>
+        </w:rPr>
+      </w:pPr>
+    </w:p>
+    <w:p ns2:paraId="0EDF22E1" ns2:textId="77777777">
       <w:pPr>
         <w:suppressAutoHyphens/>
         <w:spacing w:after="0" w:line="240" w:lineRule="auto"/>
@@ -5098,7 +4909,7 @@
           <w:kern w:val="0"/>
           <w:u w:val="single"/>
           <w:lang w:eastAsia="es-PE"/>
-          <w14:ligatures w14:val="none"/>
+          <ns2:ligatures ns2:val="none"/>
         </w:rPr>
       </w:pPr>
       <w:r>
@@ -5108,7 +4919,7 @@
           <w:bCs/>
           <w:kern w:val="0"/>
           <w:lang w:eastAsia="es-PE"/>
-          <w14:ligatures w14:val="none"/>
+          <ns2:ligatures ns2:val="none"/>
         </w:rPr>
         <w:t>NOVENO</w:t>
       </w:r>
@@ -5119,7 +4930,7 @@
           <w:bCs/>
           <w:kern w:val="0"/>
           <w:lang w:eastAsia="es-PE"/>
-          <w14:ligatures w14:val="none"/>
+          <ns2:ligatures ns2:val="none"/>
         </w:rPr>
         <w:t xml:space="preserve">: </w:t>
       </w:r>
@@ -5128,7 +4939,7 @@
           <w:rFonts w:ascii="Arial Narrow" w:eastAsia="Times New Roman" w:hAnsi="Arial Narrow" w:cs="Arial"/>
           <w:kern w:val="0"/>
           <w:lang w:eastAsia="es-PE"/>
-          <w14:ligatures w14:val="none"/>
+          <ns2:ligatures ns2:val="none"/>
         </w:rPr>
         <w:t>comunicar a las partes que, de acuerdo a lo señalado por el artículo 29 del Decreto Legislativo 807</w:t>
       </w:r>
@@ -5139,7 +4950,7 @@
           <w:kern w:val="0"/>
           <w:vertAlign w:val="superscript"/>
           <w:lang w:eastAsia="es-PE"/>
-          <w14:ligatures w14:val="none"/>
+          <ns2:ligatures ns2:val="none"/>
         </w:rPr>
         <w:footnoteReference w:id="16"/>
       </w:r>
@@ -5148,7 +4959,7 @@
           <w:rFonts w:ascii="Arial Narrow" w:eastAsia="Times New Roman" w:hAnsi="Arial Narrow" w:cs="Arial"/>
           <w:kern w:val="0"/>
           <w:lang w:eastAsia="es-PE"/>
-          <w14:ligatures w14:val="none"/>
+          <ns2:ligatures ns2:val="none"/>
         </w:rPr>
         <w:t xml:space="preserve">, hasta antes de la emisión de la Resolución Final tienen la posibilidad de solicitar se les cite a una audiencia de conciliación. En caso deleguen a favor de una tercera persona su actuación en la diligencia programada, esta deberá presentar un poder especial con firma legalizada ante Notario Público, donde conste </w:t>
       </w:r>
@@ -5158,7 +4969,7 @@
           <w:kern w:val="0"/>
           <w:u w:val="single"/>
           <w:lang w:eastAsia="es-PE"/>
-          <w14:ligatures w14:val="none"/>
+          <ns2:ligatures ns2:val="none"/>
         </w:rPr>
         <w:t>expresamente su facultad para asistir y conciliar en su representación</w:t>
       </w:r>
@@ -5168,7 +4979,7 @@
           <w:bCs/>
           <w:kern w:val="0"/>
           <w:lang w:eastAsia="es-PE"/>
-          <w14:ligatures w14:val="none"/>
+          <ns2:ligatures ns2:val="none"/>
         </w:rPr>
         <w:t>.</w:t>
       </w:r>
@@ -5179,7 +4990,7 @@
           <w:bCs/>
           <w:kern w:val="0"/>
           <w:lang w:eastAsia="es-PE"/>
-          <w14:ligatures w14:val="none"/>
+          <ns2:ligatures ns2:val="none"/>
         </w:rPr>
         <w:t xml:space="preserve"> </w:t>
       </w:r>
@@ -5189,12 +5000,12 @@
           <w:kern w:val="0"/>
           <w:u w:val="single"/>
           <w:lang w:eastAsia="es-PE"/>
-          <w14:ligatures w14:val="none"/>
+          <ns2:ligatures ns2:val="none"/>
         </w:rPr>
         <w:t xml:space="preserve">Ello bajo apercibimiento de no realizar la audiencia de conciliación y levantar el acta de inasistencia correspondiente. </w:t>
       </w:r>
     </w:p>
-    <w:p>
+    <w:p ns2:paraId="2149CAC3" ns2:textId="77777777">
       <w:pPr>
         <w:shd w:val="clear" w:color="auto" w:fill="FFFFFF"/>
         <w:spacing w:after="0" w:line="240" w:lineRule="auto"/>
@@ -5205,11 +5016,11 @@
           <w:bCs/>
           <w:kern w:val="0"/>
           <w:lang w:eastAsia="es-PE"/>
-          <w14:ligatures w14:val="none"/>
-        </w:rPr>
-      </w:pPr>
-    </w:p>
-    <w:p>
+          <ns2:ligatures ns2:val="none"/>
+        </w:rPr>
+      </w:pPr>
+    </w:p>
+    <w:p ns2:paraId="26F45716" ns2:textId="77777777">
       <w:pPr>
         <w:shd w:val="clear" w:color="auto" w:fill="FFFFFF"/>
         <w:spacing w:after="0" w:line="240" w:lineRule="auto"/>
@@ -5218,7 +5029,7 @@
           <w:rFonts w:ascii="Arial Narrow" w:eastAsia="Arial Narrow" w:hAnsi="Arial Narrow" w:cs="Arial Narrow"/>
           <w:kern w:val="0"/>
           <w:lang w:eastAsia="es-PE"/>
-          <w14:ligatures w14:val="none"/>
+          <ns2:ligatures ns2:val="none"/>
         </w:rPr>
       </w:pPr>
       <w:r>
@@ -5228,7 +5039,7 @@
           <w:bCs/>
           <w:kern w:val="0"/>
           <w:lang w:eastAsia="es-PE"/>
-          <w14:ligatures w14:val="none"/>
+          <ns2:ligatures ns2:val="none"/>
         </w:rPr>
         <w:t xml:space="preserve">DÉCIMO: </w:t>
       </w:r>
@@ -5237,12 +5048,12 @@
           <w:rFonts w:ascii="Arial Narrow" w:eastAsia="Arial Narrow" w:hAnsi="Arial Narrow" w:cs="Arial Narrow"/>
           <w:kern w:val="0"/>
           <w:lang w:eastAsia="es-PE"/>
-          <w14:ligatures w14:val="none"/>
+          <ns2:ligatures ns2:val="none"/>
         </w:rPr>
         <w:t>poner en conocimiento de las partes que, antes de la emisión de la Resolución Final, tienen la posibilidad de formular su desistimiento o presentar el acuerdo arribado mediante la conciliación, mediación, transacción o cualquier otro que, de forma indubitable, deje constancia que se ha solucionado la controversia materia de denuncia.</w:t>
       </w:r>
     </w:p>
-    <w:p>
+    <w:p ns2:paraId="06BD9BF8" ns2:textId="77777777">
       <w:pPr>
         <w:shd w:val="clear" w:color="auto" w:fill="FFFFFF"/>
         <w:spacing w:after="0" w:line="240" w:lineRule="auto"/>
@@ -5251,11 +5062,11 @@
           <w:rFonts w:ascii="Arial Narrow" w:eastAsia="Arial Narrow" w:hAnsi="Arial Narrow" w:cs="Arial Narrow"/>
           <w:kern w:val="0"/>
           <w:lang w:eastAsia="es-PE"/>
-          <w14:ligatures w14:val="none"/>
-        </w:rPr>
-      </w:pPr>
-    </w:p>
-    <w:p>
+          <ns2:ligatures ns2:val="none"/>
+        </w:rPr>
+      </w:pPr>
+    </w:p>
+    <w:p ns2:paraId="33153CAE" ns2:textId="3A1A214E">
       <w:pPr>
         <w:shd w:val="clear" w:color="auto" w:fill="FFFFFF"/>
         <w:spacing w:after="0" w:line="240" w:lineRule="auto"/>
@@ -5263,7 +5074,7 @@
         <w:rPr>
           <w:rFonts w:ascii="Arial Narrow" w:eastAsia="Calibri" w:hAnsi="Arial Narrow" w:cs="Arial"/>
           <w:kern w:val="0"/>
-          <w14:ligatures w14:val="none"/>
+          <ns2:ligatures ns2:val="none"/>
         </w:rPr>
       </w:pPr>
       <w:r>
@@ -5273,7 +5084,7 @@
           <w:bCs/>
           <w:kern w:val="0"/>
           <w:lang w:eastAsia="es-PE"/>
-          <w14:ligatures w14:val="none"/>
+          <ns2:ligatures ns2:val="none"/>
         </w:rPr>
         <w:lastRenderedPageBreak/>
         <w:t xml:space="preserve">DÉCIMO PRIMERO: requerir a la [DENUNCIANTE] para que, dentro del plazo de cinco (5) días hábiles siguientes a la fecha en que reciban la notificación en su bandeja de correo electrónico, efectúen la confirmación de recepción de la notificación remitida por este despacho a su correo electrónico, de conformidad con el segundo párrafo del numeral 4 del artículo 20 del Texto Único Ordenado de la Ley del Procedimiento Administrativo General, aprobado mediante Decreto Supremo 006-2026-JUS, bajo apercibimiento de rehacer el acto de notificación y notificarle conforme al numeral 1 del artículo 20 del citado cuerpo normativo.</w:t>
@@ -5285,7 +5096,7 @@
           <w:bCs/>
           <w:kern w:val="0"/>
           <w:lang w:eastAsia="es-PE"/>
-          <w14:ligatures w14:val="none"/>
+          <ns2:ligatures ns2:val="none"/>
         </w:rPr>
         <w:t/>
       </w:r>
@@ -5296,7 +5107,7 @@
           <w:bCs/>
           <w:kern w:val="0"/>
           <w:lang w:eastAsia="es-PE"/>
-          <w14:ligatures w14:val="none"/>
+          <ns2:ligatures ns2:val="none"/>
         </w:rPr>
         <w:t/>
       </w:r>
@@ -5305,7 +5116,7 @@
           <w:rFonts w:ascii="Arial Narrow" w:eastAsia="Arial Narrow" w:hAnsi="Arial Narrow" w:cs="Arial Narrow"/>
           <w:kern w:val="0"/>
           <w:lang w:eastAsia="es-PE"/>
-          <w14:ligatures w14:val="none"/>
+          <ns2:ligatures ns2:val="none"/>
         </w:rPr>
         <w:t xml:space="preserve"/>
       </w:r>
@@ -5315,7 +5126,7 @@
           <w:color w:val="000000"/>
           <w:kern w:val="0"/>
           <w:lang w:eastAsia="es-PE"/>
-          <w14:ligatures w14:val="none"/>
+          <ns2:ligatures ns2:val="none"/>
         </w:rPr>
         <w:t/>
       </w:r>
@@ -5325,7 +5136,7 @@
           <w:color w:val="000000"/>
           <w:kern w:val="0"/>
           <w:lang w:eastAsia="es-PE"/>
-          <w14:ligatures w14:val="none"/>
+          <ns2:ligatures ns2:val="none"/>
         </w:rPr>
         <w:t xml:space="preserve"/>
       </w:r>
@@ -5334,7 +5145,7 @@
           <w:rFonts w:ascii="Arial Narrow" w:eastAsia="Arial Narrow" w:hAnsi="Arial Narrow" w:cs="Arial Narrow"/>
           <w:kern w:val="0"/>
           <w:lang w:val="es-ES" w:eastAsia="es-PE"/>
-          <w14:ligatures w14:val="none"/>
+          <ns2:ligatures ns2:val="none"/>
         </w:rPr>
         <w:t xml:space="preserve"/>
       </w:r>
@@ -5344,7 +5155,7 @@
           <w:bCs/>
           <w:kern w:val="0"/>
           <w:lang w:eastAsia="es-PE"/>
-          <w14:ligatures w14:val="none"/>
+          <ns2:ligatures ns2:val="none"/>
         </w:rPr>
         <w:t/>
       </w:r>
@@ -5362,7 +5173,7 @@
           <w:color w:val="000000"/>
           <w:kern w:val="0"/>
           <w:lang w:eastAsia="es-PE"/>
-          <w14:ligatures w14:val="none"/>
+          <ns2:ligatures ns2:val="none"/>
         </w:rPr>
         <w:t xml:space="preserve"/>
       </w:r>
@@ -5370,7 +5181,7 @@
         <w:rPr>
           <w:rFonts w:ascii="Arial Narrow" w:eastAsia="Calibri" w:hAnsi="Arial Narrow" w:cs="Arial"/>
           <w:kern w:val="0"/>
-          <w14:ligatures w14:val="none"/>
+          <ns2:ligatures ns2:val="none"/>
         </w:rPr>
         <w:t xml:space="preserve"/>
       </w:r>
@@ -5378,7 +5189,7 @@
         <w:rPr>
           <w:rFonts w:ascii="Arial Narrow" w:eastAsia="Calibri" w:hAnsi="Arial Narrow" w:cs="Arial"/>
           <w:kern w:val="0"/>
-          <w14:ligatures w14:val="none"/>
+          <ns2:ligatures ns2:val="none"/>
         </w:rPr>
         <w:t/>
       </w:r>
@@ -5386,7 +5197,7 @@
         <w:rPr>
           <w:rFonts w:ascii="Arial Narrow" w:eastAsia="Calibri" w:hAnsi="Arial Narrow" w:cs="Arial"/>
           <w:kern w:val="0"/>
-          <w14:ligatures w14:val="none"/>
+          <ns2:ligatures ns2:val="none"/>
         </w:rPr>
         <w:t xml:space="preserve"/>
       </w:r>
@@ -5394,7 +5205,7 @@
         <w:rPr>
           <w:rFonts w:ascii="Arial Narrow" w:eastAsia="Calibri" w:hAnsi="Arial Narrow" w:cs="Arial"/>
           <w:kern w:val="0"/>
-          <w14:ligatures w14:val="none"/>
+          <ns2:ligatures ns2:val="none"/>
         </w:rPr>
         <w:t/>
       </w:r>
@@ -5402,7 +5213,7 @@
         <w:rPr>
           <w:rFonts w:ascii="Arial Narrow" w:eastAsia="Calibri" w:hAnsi="Arial Narrow" w:cs="Arial"/>
           <w:kern w:val="0"/>
-          <w14:ligatures w14:val="none"/>
+          <ns2:ligatures ns2:val="none"/>
         </w:rPr>
         <w:t/>
       </w:r>
@@ -5410,7 +5221,7 @@
         <w:rPr>
           <w:rFonts w:ascii="Arial Narrow" w:eastAsia="Calibri" w:hAnsi="Arial Narrow" w:cs="Arial"/>
           <w:kern w:val="0"/>
-          <w14:ligatures w14:val="none"/>
+          <ns2:ligatures ns2:val="none"/>
         </w:rPr>
         <w:t/>
       </w:r>
@@ -5418,7 +5229,7 @@
         <w:rPr>
           <w:rFonts w:ascii="Arial Narrow" w:eastAsia="Calibri" w:hAnsi="Arial Narrow" w:cs="Arial"/>
           <w:kern w:val="0"/>
-          <w14:ligatures w14:val="none"/>
+          <ns2:ligatures ns2:val="none"/>
         </w:rPr>
         <w:t xml:space="preserve"/>
       </w:r>
@@ -5426,7 +5237,7 @@
         <w:rPr>
           <w:rFonts w:ascii="Arial Narrow" w:eastAsia="Calibri" w:hAnsi="Arial Narrow" w:cs="Arial"/>
           <w:kern w:val="0"/>
-          <w14:ligatures w14:val="none"/>
+          <ns2:ligatures ns2:val="none"/>
         </w:rPr>
         <w:t/>
       </w:r>
@@ -5434,7 +5245,7 @@
         <w:rPr>
           <w:rFonts w:ascii="Arial Narrow" w:eastAsia="Calibri" w:hAnsi="Arial Narrow" w:cs="Arial"/>
           <w:kern w:val="0"/>
-          <w14:ligatures w14:val="none"/>
+          <ns2:ligatures ns2:val="none"/>
         </w:rPr>
         <w:t xml:space="preserve"/>
       </w:r>
@@ -5443,7 +5254,7 @@
           <w:rFonts w:ascii="Arial Narrow" w:eastAsia="Calibri" w:hAnsi="Arial Narrow" w:cs="Arial"/>
           <w:bCs/>
           <w:kern w:val="0"/>
-          <w14:ligatures w14:val="none"/>
+          <ns2:ligatures ns2:val="none"/>
         </w:rPr>
         <w:t/>
       </w:r>
@@ -5459,12 +5270,12 @@
         <w:rPr>
           <w:rFonts w:ascii="Arial Narrow" w:eastAsia="Calibri" w:hAnsi="Arial Narrow" w:cs="Arial"/>
           <w:kern w:val="0"/>
-          <w14:ligatures w14:val="none"/>
+          <ns2:ligatures ns2:val="none"/>
         </w:rPr>
         <w:t/>
       </w:r>
     </w:p>
-    <w:p>
+    <w:p ns2:paraId="50C5B2E8" ns2:textId="77777777">
       <w:pPr>
         <w:shd w:val="clear" w:color="auto" w:fill="FFFFFF"/>
         <w:spacing w:after="0" w:line="240" w:lineRule="auto"/>
@@ -5474,12 +5285,12 @@
           <w:color w:val="000000"/>
           <w:kern w:val="0"/>
           <w:lang w:eastAsia="es-PE"/>
-          <w14:ligatures w14:val="none"/>
+          <ns2:ligatures ns2:val="none"/>
         </w:rPr>
       </w:pPr>
     </w:p>
     <w:bookmarkEnd w:id="8"/>
-    <w:p>
+    <w:p ns2:paraId="4B6D4400" ns2:textId="700806AD">
       <w:pPr>
         <w:suppressAutoHyphens/>
         <w:spacing w:after="0" w:line="240" w:lineRule="auto"/>
@@ -5495,7 +5306,7 @@
           <w:bCs/>
           <w:kern w:val="0"/>
           <w:lang w:eastAsia="es-PE"/>
-          <w14:ligatures w14:val="none"/>
+          <ns2:ligatures ns2:val="none"/>
         </w:rPr>
         <w:t xml:space="preserve">DÉCIMO </w:t>
       </w:r>
@@ -5506,7 +5317,7 @@
           <w:bCs/>
           <w:kern w:val="0"/>
           <w:lang w:eastAsia="es-PE"/>
-          <w14:ligatures w14:val="none"/>
+          <ns2:ligatures ns2:val="none"/>
         </w:rPr>
         <w:t>SEGUNDO</w:t>
       </w:r>
@@ -5517,7 +5328,7 @@
           <w:bCs/>
           <w:kern w:val="0"/>
           <w:lang w:eastAsia="es-PE"/>
-          <w14:ligatures w14:val="none"/>
+          <ns2:ligatures ns2:val="none"/>
         </w:rPr>
         <w:t>:</w:t>
       </w:r>
@@ -5526,7 +5337,7 @@
           <w:rFonts w:ascii="Arial Narrow" w:eastAsia="Arial Narrow" w:hAnsi="Arial Narrow" w:cs="Arial Narrow"/>
           <w:kern w:val="0"/>
           <w:lang w:eastAsia="es-PE"/>
-          <w14:ligatures w14:val="none"/>
+          <ns2:ligatures ns2:val="none"/>
         </w:rPr>
         <w:t xml:space="preserve"> </w:t>
       </w:r>
@@ -5536,7 +5347,7 @@
           <w:color w:val="000000"/>
           <w:kern w:val="0"/>
           <w:lang w:eastAsia="es-PE"/>
-          <w14:ligatures w14:val="none"/>
+          <ns2:ligatures ns2:val="none"/>
         </w:rPr>
         <w:t xml:space="preserve">requerir </w:t>
       </w:r>
@@ -5546,7 +5357,7 @@
           <w:color w:val="000000"/>
           <w:kern w:val="0"/>
           <w:lang w:eastAsia="es-PE"/>
-          <w14:ligatures w14:val="none"/>
+          <ns2:ligatures ns2:val="none"/>
         </w:rPr>
         <w:t xml:space="preserve">al </w:t>
       </w:r>
@@ -5556,7 +5367,7 @@
           <w:bCs/>
           <w:kern w:val="0"/>
           <w:lang w:eastAsia="es-PE"/>
-          <w14:ligatures w14:val="none"/>
+          <ns2:ligatures ns2:val="none"/>
         </w:rPr>
         <w:t xml:space="preserve">Banco de Crédito del Perú S.A. </w:t>
       </w:r>
@@ -5566,7 +5377,7 @@
           <w:kern w:val="0"/>
           <w:shd w:val="clear" w:color="auto" w:fill="FFFFFF"/>
           <w:lang w:eastAsia="es-PE"/>
-          <w14:ligatures w14:val="none"/>
+          <ns2:ligatures ns2:val="none"/>
         </w:rPr>
         <w:t xml:space="preserve">para que, </w:t>
       </w:r>
@@ -5574,12 +5385,12 @@
         <w:rPr>
           <w:rFonts w:ascii="Arial Narrow" w:eastAsia="Calibri" w:hAnsi="Arial Narrow"/>
           <w:kern w:val="0"/>
-          <w14:ligatures w14:val="none"/>
+          <ns2:ligatures ns2:val="none"/>
         </w:rPr>
         <w:t>efectúe el acuse de recibo mediante la confirmación de recepción de la notificación remitida por este despacho a su Casilla Electrónica, dentro de los cinco (5) primeros días hábiles siguientes a la fecha en que recibe la notificación.</w:t>
       </w:r>
     </w:p>
-    <w:p>
+    <w:p ns2:paraId="39D6860C" ns2:textId="77777777">
       <w:pPr>
         <w:shd w:val="clear" w:color="auto" w:fill="FFFFFF"/>
         <w:spacing w:after="0" w:line="240" w:lineRule="auto"/>
@@ -5587,11 +5398,11 @@
         <w:rPr>
           <w:rFonts w:ascii="Arial Narrow" w:eastAsia="Calibri" w:hAnsi="Arial Narrow" w:cs="Arial"/>
           <w:kern w:val="0"/>
-          <w14:ligatures w14:val="none"/>
-        </w:rPr>
-      </w:pPr>
-    </w:p>
-    <w:p>
+          <ns2:ligatures ns2:val="none"/>
+        </w:rPr>
+      </w:pPr>
+    </w:p>
+    <w:p ns2:paraId="75E15039" ns2:textId="77777777">
       <w:pPr>
         <w:shd w:val="clear" w:color="auto" w:fill="FFFFFF"/>
         <w:spacing w:after="0" w:line="240" w:lineRule="auto"/>
@@ -5601,11 +5412,11 @@
           <w:rFonts w:ascii="Arial Narrow" w:eastAsia="Times New Roman" w:hAnsi="Arial Narrow" w:cs="Segoe UI"/>
           <w:kern w:val="0"/>
           <w:lang w:eastAsia="es-PE"/>
-          <w14:ligatures w14:val="none"/>
-        </w:rPr>
-      </w:pPr>
-    </w:p>
-    <w:p>
+          <ns2:ligatures ns2:val="none"/>
+        </w:rPr>
+      </w:pPr>
+    </w:p>
+    <w:p ns2:paraId="5FCFA10D" ns2:textId="77777777">
       <w:pPr>
         <w:shd w:val="clear" w:color="auto" w:fill="FFFFFF"/>
         <w:spacing w:after="0" w:line="240" w:lineRule="auto"/>
@@ -5615,11 +5426,11 @@
           <w:rFonts w:ascii="Arial Narrow" w:eastAsia="Times New Roman" w:hAnsi="Arial Narrow" w:cs="Segoe UI"/>
           <w:kern w:val="0"/>
           <w:lang w:eastAsia="es-PE"/>
-          <w14:ligatures w14:val="none"/>
-        </w:rPr>
-      </w:pPr>
-    </w:p>
-    <w:p>
+          <ns2:ligatures ns2:val="none"/>
+        </w:rPr>
+      </w:pPr>
+    </w:p>
+    <w:p ns2:paraId="3B6263CA" ns2:textId="77777777">
       <w:pPr>
         <w:shd w:val="clear" w:color="auto" w:fill="FFFFFF"/>
         <w:spacing w:after="0" w:line="240" w:lineRule="auto"/>
@@ -5631,7 +5442,7 @@
           <w:sz w:val="18"/>
           <w:szCs w:val="18"/>
           <w:lang w:eastAsia="es-PE"/>
-          <w14:ligatures w14:val="none"/>
+          <ns2:ligatures ns2:val="none"/>
         </w:rPr>
       </w:pPr>
       <w:r>
@@ -5639,12 +5450,12 @@
           <w:rFonts w:ascii="Arial Narrow" w:eastAsia="Times New Roman" w:hAnsi="Arial Narrow" w:cs="Segoe UI"/>
           <w:kern w:val="0"/>
           <w:lang w:eastAsia="es-PE"/>
-          <w14:ligatures w14:val="none"/>
+          <ns2:ligatures ns2:val="none"/>
         </w:rPr>
         <w:t> </w:t>
       </w:r>
     </w:p>
-    <w:p>
+    <w:p ns2:paraId="489AFDB8" ns2:textId="77777777">
       <w:pPr>
         <w:shd w:val="clear" w:color="auto" w:fill="FFFFFF"/>
         <w:spacing w:after="0" w:line="240" w:lineRule="auto"/>
@@ -5656,7 +5467,7 @@
           <w:sz w:val="24"/>
           <w:szCs w:val="24"/>
           <w:lang w:eastAsia="es-PE"/>
-          <w14:ligatures w14:val="none"/>
+          <ns2:ligatures ns2:val="none"/>
         </w:rPr>
       </w:pPr>
       <w:r>
@@ -5669,12 +5480,12 @@
           <w:sz w:val="24"/>
           <w:szCs w:val="24"/>
           <w:lang w:eastAsia="es-PE"/>
-          <w14:ligatures w14:val="none"/>
+          <ns2:ligatures ns2:val="none"/>
         </w:rPr>
         <w:t>EVELING ROA QUISPE</w:t>
       </w:r>
     </w:p>
-    <w:p>
+    <w:p ns2:paraId="7D0464AA" ns2:textId="77777777">
       <w:pPr>
         <w:shd w:val="clear" w:color="auto" w:fill="FFFFFF"/>
         <w:spacing w:after="0" w:line="240" w:lineRule="auto"/>
@@ -5688,7 +5499,7 @@
           <w:sz w:val="24"/>
           <w:szCs w:val="24"/>
           <w:lang w:eastAsia="es-PE"/>
-          <w14:ligatures w14:val="none"/>
+          <ns2:ligatures ns2:val="none"/>
         </w:rPr>
       </w:pPr>
       <w:r>
@@ -5701,12 +5512,12 @@
           <w:sz w:val="24"/>
           <w:szCs w:val="24"/>
           <w:lang w:eastAsia="es-PE"/>
-          <w14:ligatures w14:val="none"/>
+          <ns2:ligatures ns2:val="none"/>
         </w:rPr>
         <w:t>Secretaria Técnica</w:t>
       </w:r>
     </w:p>
-    <w:p>
+    <w:p ns2:paraId="2C96D262" ns2:textId="77777777">
       <w:pPr>
         <w:shd w:val="clear" w:color="auto" w:fill="FFFFFF"/>
         <w:spacing w:after="0" w:line="240" w:lineRule="auto"/>
@@ -5720,7 +5531,7 @@
           <w:sz w:val="24"/>
           <w:szCs w:val="24"/>
           <w:lang w:eastAsia="es-PE"/>
-          <w14:ligatures w14:val="none"/>
+          <ns2:ligatures ns2:val="none"/>
         </w:rPr>
       </w:pPr>
       <w:r>
@@ -5733,7 +5544,7 @@
           <w:sz w:val="24"/>
           <w:szCs w:val="24"/>
           <w:lang w:eastAsia="es-PE"/>
-          <w14:ligatures w14:val="none"/>
+          <ns2:ligatures ns2:val="none"/>
         </w:rPr>
         <w:t>Comisión </w:t>
       </w:r>
@@ -5748,7 +5559,7 @@
           <w:szCs w:val="24"/>
           <w:shd w:val="clear" w:color="auto" w:fill="FFFFFF"/>
           <w:lang w:eastAsia="es-PE"/>
-          <w14:ligatures w14:val="none"/>
+          <ns2:ligatures ns2:val="none"/>
         </w:rPr>
         <w:t>de</w:t>
       </w:r>
@@ -5762,12 +5573,12 @@
           <w:sz w:val="24"/>
           <w:szCs w:val="24"/>
           <w:lang w:eastAsia="es-PE"/>
-          <w14:ligatures w14:val="none"/>
+          <ns2:ligatures ns2:val="none"/>
         </w:rPr>
         <w:t> Protección al Consumidor 1</w:t>
       </w:r>
     </w:p>
-    <w:p>
+    <w:p ns2:paraId="0742AE1D" ns2:textId="3DE4190B">
       <w:pPr>
         <w:spacing w:after="0" w:line="240" w:lineRule="auto"/>
         <w:jc w:val="both"/>
@@ -5781,7 +5592,7 @@
           <w:sz w:val="16"/>
           <w:szCs w:val="16"/>
           <w:lang w:val="es-ES" w:eastAsia="es-ES"/>
-          <w14:ligatures w14:val="none"/>
+          <ns2:ligatures ns2:val="none"/>
         </w:rPr>
         <w:t>LSM</w:t>
       </w:r>
@@ -5794,7 +5605,7 @@
           <w:sz w:val="16"/>
           <w:szCs w:val="16"/>
           <w:lang w:val="es-ES" w:eastAsia="es-ES"/>
-          <w14:ligatures w14:val="none"/>
+          <ns2:ligatures ns2:val="none"/>
         </w:rPr>
         <w:t>/</w:t>
       </w:r>
@@ -5807,14 +5618,14 @@
           <w:sz w:val="16"/>
           <w:szCs w:val="16"/>
           <w:lang w:val="es-ES" w:eastAsia="es-ES"/>
-          <w14:ligatures w14:val="none"/>
+          <ns2:ligatures ns2:val="none"/>
         </w:rPr>
         <w:t>DCE</w:t>
       </w:r>
     </w:p>
     <w:sectPr>
-      <w:headerReference w:type="default" r:id="rId7"/>
-      <w:footerReference w:type="default" r:id="rId8"/>
+      <w:headerReference w:type="default" ns3:id="rId7"/>
+      <w:footerReference w:type="default" ns3:id="rId8"/>
       <w:pgSz w:w="11906" w:h="16838"/>
       <w:pgMar w:top="1417" w:right="1701" w:bottom="1417" w:left="1701" w:header="709" w:footer="709" w:gutter="0"/>
       <w:pgNumType w:start="1"/>

--- a/plantillas_maestras/17_seguro_no_especificado/materia_general_asegurativa/1_ddo_banco_o_financiera/varon/TPL_0625_2025_SEGURO_NO_ESPECIFICADO_MATERIA_GENERAL_ASEGURATIVA_BANCO_VARON.docx
+++ b/plantillas_maestras/17_seguro_no_especificado/materia_general_asegurativa/1_ddo_banco_o_financiera/varon/TPL_0625_2025_SEGURO_NO_ESPECIFICADO_MATERIA_GENERAL_ASEGURATIVA_BANCO_VARON.docx
@@ -4505,7 +4505,7 @@
           <w:sz w:val="20"/>
           <w:szCs w:val="20"/>
         </w:rPr>
-        <w:t xml:space="preserve">correr traslado de la presente resolución a Banco de Crédito del Perú S.A para que, de conformidad con lo dispuesto por el artículo 26° de la Ley sobre Facultades, Normas y Organización del Indecopi, aprobado por Decreto Legislativo N° 8079, presente sus descargos sobre la imputación de cargos realizada en un plazo no mayor a cinco (5) días hábiles contado a partir del día siguiente de la notificación de la presente resolución, vencido el cual, el Secretario Técnico declarará en rebeldía a los denunciados que no lo hubieran presentado. Debe precisarse que de conformidad con lo establecido por el artículo 223° del Texto Único Ordenado de la Ley N° 27444, Ley del Procedimiento Administrativo General, las alegaciones y los hechos relevantes de la reclamación, salvo que hayan sido específicamente negadas en la contestación, se tendrán por aceptadas o meritadas como ciertas.</w:t>
+        <w:t xml:space="preserve">correr traslado de la presente resolución a Banco de Crédito del Perú S.A. para que, de conformidad con lo dispuesto por el artículo 26 de la Ley sobre Facultades, Normas y Organización del Indecopi, aprobada por Decreto Legislativo 807, presente sus descargos sobre la imputación de cargos realizada en un plazo no mayor a cinco (5) días hábiles contado a partir del día siguiente de la notificación de la presente resolución, vencido el cual, el Secretario Técnico declarará en rebeldía al denunciado que no lo hubiera presentado. Debe precisarse que de conformidad con lo establecido por el artículo 223 del Texto Único Ordenado de la Ley 27444, Ley del Procedimiento Administrativo General, las alegaciones y los hechos relevantes de la reclamación, salvo que hayan sido específicamente negadas en la contestación, se tendrán por aceptadas o merituadas como ciertas.</w:t>
       </w:r>
     </w:p>
     <w:p ns2:paraId="0DEA62AD" ns2:textId="77777777">

--- a/plantillas_maestras/17_seguro_no_especificado/materia_general_asegurativa/1_ddo_banco_o_financiera/varon/TPL_0625_2025_SEGURO_NO_ESPECIFICADO_MATERIA_GENERAL_ASEGURATIVA_BANCO_VARON.docx
+++ b/plantillas_maestras/17_seguro_no_especificado/materia_general_asegurativa/1_ddo_banco_o_financiera/varon/TPL_0625_2025_SEGURO_NO_ESPECIFICADO_MATERIA_GENERAL_ASEGURATIVA_BANCO_VARON.docx
@@ -590,61 +590,61 @@
           <w:lang w:eastAsia="es-PE"/>
           <ns2:ligatures ns2:val="none"/>
         </w:rPr>
-        <w:t>0</w:t>
-      </w:r>
-      <w:r>
-        <w:rPr>
-          <w:rFonts w:ascii="Arial Narrow" w:eastAsia="Arial Narrow" w:hAnsi="Arial Narrow" w:cs="Arial Narrow"/>
-          <w:kern w:val="0"/>
-          <w:lang w:eastAsia="es-PE"/>
-          <ns2:ligatures ns2:val="none"/>
-        </w:rPr>
-        <w:t>7</w:t>
-      </w:r>
-      <w:r>
-        <w:rPr>
-          <w:rFonts w:ascii="Arial Narrow" w:eastAsia="Arial Narrow" w:hAnsi="Arial Narrow" w:cs="Arial Narrow"/>
-          <w:kern w:val="0"/>
-          <w:lang w:eastAsia="es-PE"/>
-          <ns2:ligatures ns2:val="none"/>
-        </w:rPr>
-        <w:t xml:space="preserve"> de </w:t>
-      </w:r>
-      <w:r>
-        <w:rPr>
-          <w:rFonts w:ascii="Arial Narrow" w:eastAsia="Arial Narrow" w:hAnsi="Arial Narrow" w:cs="Arial Narrow"/>
-          <w:kern w:val="0"/>
-          <w:lang w:eastAsia="es-PE"/>
-          <ns2:ligatures ns2:val="none"/>
-        </w:rPr>
-        <w:t>mayo</w:t>
-      </w:r>
-      <w:r>
-        <w:rPr>
-          <w:rFonts w:ascii="Arial Narrow" w:eastAsia="Arial Narrow" w:hAnsi="Arial Narrow" w:cs="Arial Narrow"/>
-          <w:kern w:val="0"/>
-          <w:lang w:eastAsia="es-PE"/>
-          <ns2:ligatures ns2:val="none"/>
-        </w:rPr>
-        <w:t xml:space="preserve"> </w:t>
-      </w:r>
-      <w:r>
-        <w:rPr>
-          <w:rFonts w:ascii="Arial Narrow" w:eastAsia="Arial Narrow" w:hAnsi="Arial Narrow" w:cs="Arial Narrow"/>
-          <w:kern w:val="0"/>
-          <w:lang w:eastAsia="es-PE"/>
-          <ns2:ligatures ns2:val="none"/>
-        </w:rPr>
-        <w:t>de 202</w:t>
-      </w:r>
-      <w:r>
-        <w:rPr>
-          <w:rFonts w:ascii="Arial Narrow" w:eastAsia="Arial Narrow" w:hAnsi="Arial Narrow" w:cs="Arial Narrow"/>
-          <w:kern w:val="0"/>
-          <w:lang w:eastAsia="es-PE"/>
-          <ns2:ligatures ns2:val="none"/>
-        </w:rPr>
-        <w:t>5</w:t>
+        <w:t xml:space="preserve">07 de mayo de 2025</w:t>
+      </w:r>
+      <w:r>
+        <w:rPr>
+          <w:rFonts w:ascii="Arial Narrow" w:eastAsia="Arial Narrow" w:hAnsi="Arial Narrow" w:cs="Arial Narrow"/>
+          <w:kern w:val="0"/>
+          <w:lang w:eastAsia="es-PE"/>
+          <ns2:ligatures ns2:val="none"/>
+        </w:rPr>
+        <w:t xml:space="preserve"/>
+      </w:r>
+      <w:r>
+        <w:rPr>
+          <w:rFonts w:ascii="Arial Narrow" w:eastAsia="Arial Narrow" w:hAnsi="Arial Narrow" w:cs="Arial Narrow"/>
+          <w:kern w:val="0"/>
+          <w:lang w:eastAsia="es-PE"/>
+          <ns2:ligatures ns2:val="none"/>
+        </w:rPr>
+        <w:t xml:space="preserve"/>
+      </w:r>
+      <w:r>
+        <w:rPr>
+          <w:rFonts w:ascii="Arial Narrow" w:eastAsia="Arial Narrow" w:hAnsi="Arial Narrow" w:cs="Arial Narrow"/>
+          <w:kern w:val="0"/>
+          <w:lang w:eastAsia="es-PE"/>
+          <ns2:ligatures ns2:val="none"/>
+        </w:rPr>
+        <w:t xml:space="preserve"/>
+      </w:r>
+      <w:r>
+        <w:rPr>
+          <w:rFonts w:ascii="Arial Narrow" w:eastAsia="Arial Narrow" w:hAnsi="Arial Narrow" w:cs="Arial Narrow"/>
+          <w:kern w:val="0"/>
+          <w:lang w:eastAsia="es-PE"/>
+          <ns2:ligatures ns2:val="none"/>
+        </w:rPr>
+        <w:t xml:space="preserve"/>
+      </w:r>
+      <w:r>
+        <w:rPr>
+          <w:rFonts w:ascii="Arial Narrow" w:eastAsia="Arial Narrow" w:hAnsi="Arial Narrow" w:cs="Arial Narrow"/>
+          <w:kern w:val="0"/>
+          <w:lang w:eastAsia="es-PE"/>
+          <ns2:ligatures ns2:val="none"/>
+        </w:rPr>
+        <w:t xml:space="preserve"/>
+      </w:r>
+      <w:r>
+        <w:rPr>
+          <w:rFonts w:ascii="Arial Narrow" w:eastAsia="Arial Narrow" w:hAnsi="Arial Narrow" w:cs="Arial Narrow"/>
+          <w:kern w:val="0"/>
+          <w:lang w:eastAsia="es-PE"/>
+          <ns2:ligatures ns2:val="none"/>
+        </w:rPr>
+        <w:t xml:space="preserve"/>
       </w:r>
     </w:p>
     <w:p ns2:paraId="14D1E6C0" ns2:textId="77777777">
@@ -1080,7 +1080,7 @@
           <w:lang w:eastAsia="es-ES"/>
           <ns2:ligatures ns2:val="none"/>
         </w:rPr>
-        <w:t xml:space="preserve">El 15 de mayo de 2024, Pacífico le informó que el beneficio por la suma de S/ 8 165,82 correspondiente al Crédito 100xxxxxx406 había sido aprobado el 19 de abril de 2024. El 28 de mayo del 2024, el Pacífico le comunicó que el Crédito 100xxxxxx020 1197 no se encuentra cubierto bajo las condiciones del Seguro de Desgravamen, argumentando que el titular del crédito no era el señor [APELLIDO] , sino el señor [APELLIDO] , toda vez que se trataba de un crédito con certificado emitido de manera digital (desembolso por la web Mi Negocio).</w:t>
+        <w:t xml:space="preserve">El 15 de mayo de 2024, Pacífico le informó que el beneficio por la suma de S/ 8 165,82 correspondiente al Crédito 100xxxxxx406 había sido aprobado el 19 de abril de 2024. El 28 de mayo de 2024, el Pacífico le comunicó que el Crédito 100xxxxxx020 1197 no se encuentra cubierto bajo las condiciones del Seguro de Desgravamen, argumentando que el titular del crédito no era el señor [APELLIDO] , sino el señor [APELLIDO] , toda vez que se trataba de un crédito con certificado emitido de manera digital (desembolso por la web Mi Negocio).</w:t>
       </w:r>
       <w:r>
         <w:rPr>
@@ -4082,25 +4082,25 @@
           <w:lang w:eastAsia="es-PE"/>
           <ns2:ligatures ns2:val="none"/>
         </w:rPr>
-        <w:t>10 de marzo</w:t>
-      </w:r>
-      <w:r>
-        <w:rPr>
-          <w:rFonts w:ascii="Arial Narrow" w:eastAsia="Arial Narrow" w:hAnsi="Arial Narrow" w:cs="Arial Narrow"/>
-          <w:kern w:val="0"/>
-          <w:lang w:eastAsia="es-PE"/>
-          <ns2:ligatures ns2:val="none"/>
-        </w:rPr>
-        <w:t xml:space="preserve"> de 202</w:t>
-      </w:r>
-      <w:r>
-        <w:rPr>
-          <w:rFonts w:ascii="Arial Narrow" w:eastAsia="Arial Narrow" w:hAnsi="Arial Narrow" w:cs="Arial Narrow"/>
-          <w:kern w:val="0"/>
-          <w:lang w:eastAsia="es-PE"/>
-          <ns2:ligatures ns2:val="none"/>
-        </w:rPr>
-        <w:t>5</w:t>
+        <w:t xml:space="preserve">10 de marzo de 2025</w:t>
+      </w:r>
+      <w:r>
+        <w:rPr>
+          <w:rFonts w:ascii="Arial Narrow" w:eastAsia="Arial Narrow" w:hAnsi="Arial Narrow" w:cs="Arial Narrow"/>
+          <w:kern w:val="0"/>
+          <w:lang w:eastAsia="es-PE"/>
+          <ns2:ligatures ns2:val="none"/>
+        </w:rPr>
+        <w:t xml:space="preserve"/>
+      </w:r>
+      <w:r>
+        <w:rPr>
+          <w:rFonts w:ascii="Arial Narrow" w:eastAsia="Arial Narrow" w:hAnsi="Arial Narrow" w:cs="Arial Narrow"/>
+          <w:kern w:val="0"/>
+          <w:lang w:eastAsia="es-PE"/>
+          <ns2:ligatures ns2:val="none"/>
+        </w:rPr>
+        <w:t xml:space="preserve"/>
       </w:r>
       <w:r>
         <w:rPr>
@@ -5867,7 +5867,7 @@
           <w:sz w:val="16"/>
           <w:szCs w:val="16"/>
         </w:rPr>
-        <w:t>el 2 de setiembre del 2010 en el Diario Oficial El Peruano, vigente desde el 2 de octubre del 2010 y modificado por Decreto Legislativo 1308.</w:t>
+        <w:t xml:space="preserve">el 2 de setiembre de 2010 en el Diario Oficial El Peruano, vigente desde el 2 de octubre de 2010 y modificado por Decreto Legislativo 1308.</w:t>
       </w:r>
     </w:p>
     <w:p>
@@ -8262,7 +8262,7 @@
           <w:sz w:val="16"/>
           <w:szCs w:val="16"/>
         </w:rPr>
-        <w:t>LEY N</w:t>
+        <w:t xml:space="preserve">LEY </w:t>
       </w:r>
       <w:r>
         <w:rPr>
@@ -8272,7 +8272,7 @@
           <w:sz w:val="16"/>
           <w:szCs w:val="16"/>
         </w:rPr>
-        <w:t> 29571, CÓDIGO DE PROTECCIÓN Y DEFENSA DEL CONSUMIDOR.</w:t>
+        <w:t xml:space="preserve">29571, CÓDIGO DE PROTECCIÓN Y DEFENSA DEL CONSUMIDOR.</w:t>
       </w:r>
     </w:p>
     <w:p>

--- a/plantillas_maestras/17_seguro_no_especificado/materia_general_asegurativa/1_ddo_banco_o_financiera/varon/TPL_0625_2025_SEGURO_NO_ESPECIFICADO_MATERIA_GENERAL_ASEGURATIVA_BANCO_VARON.docx
+++ b/plantillas_maestras/17_seguro_no_especificado/materia_general_asegurativa/1_ddo_banco_o_financiera/varon/TPL_0625_2025_SEGURO_NO_ESPECIFICADO_MATERIA_GENERAL_ASEGURATIVA_BANCO_VARON.docx
@@ -1,8 +1,8 @@
 
 <file path=word/document.xml><?xml version="1.0" encoding="utf-8"?>
-<w:document xmlns:ns1="http://schemas.openxmlformats.org/markup-compatibility/2006" xmlns:ns2="http://schemas.microsoft.com/office/word/2010/wordml" xmlns:ns3="http://schemas.openxmlformats.org/officeDocument/2006/relationships" xmlns:w="http://schemas.openxmlformats.org/wordprocessingml/2006/main" ns1:Ignorable="w14 w15 w16se w16cid w16 w16cex w16sdtdh w16sdtfl w16du wp14">
+<w:document xmlns:mc="http://schemas.openxmlformats.org/markup-compatibility/2006" xmlns:r="http://schemas.openxmlformats.org/officeDocument/2006/relationships" xmlns:w="http://schemas.openxmlformats.org/wordprocessingml/2006/main" xmlns:w14="http://schemas.microsoft.com/office/word/2010/wordml" xmlns:w15="http://schemas.microsoft.com/office/word/2012/wordml" xmlns:w16="http://schemas.microsoft.com/office/word/2018/wordml" xmlns:w16cex="http://schemas.microsoft.com/office/word/2018/wordml/cex" xmlns:w16cid="http://schemas.microsoft.com/office/word/2016/wordml/cid" xmlns:w16du="http://schemas.microsoft.com/office/word/2023/wordml/word16du" xmlns:w16sdtdh="http://schemas.microsoft.com/office/word/2020/wordml/sdtdatahash" xmlns:w16se="http://schemas.microsoft.com/office/word/2015/wordml/symex" xmlns:wp14="http://schemas.microsoft.com/office/word/2010/wordprocessingDrawing" mc:Ignorable="w14 w15 w16se w16cid w16 w16cex w16sdtdh w16du wp14">
   <w:body>
-    <w:p ns2:paraId="6BE3A128" ns2:textId="00F168D7">
+    <w:p>
       <w:pPr>
         <w:tabs>
           <w:tab w:val="left" w:pos="1701"/>
@@ -14,16 +14,16 @@
           <w:b/>
           <w:kern w:val="0"/>
           <w:lang w:eastAsia="es-PE"/>
-          <ns2:ligatures ns2:val="none"/>
-        </w:rPr>
-      </w:pPr>
-      <w:r>
-        <w:rPr>
-          <w:rFonts w:ascii="Arial Narrow" w:eastAsia="Arial Narrow" w:hAnsi="Arial Narrow" w:cs="Arial Narrow"/>
-          <w:b/>
-          <w:kern w:val="0"/>
-          <w:lang w:eastAsia="es-PE"/>
-          <ns2:ligatures ns2:val="none"/>
+          <w14:ligatures w14:val="none"/>
+        </w:rPr>
+      </w:pPr>
+      <w:r>
+        <w:rPr>
+          <w:rFonts w:ascii="Arial Narrow" w:eastAsia="Arial Narrow" w:hAnsi="Arial Narrow" w:cs="Arial Narrow"/>
+          <w:b/>
+          <w:kern w:val="0"/>
+          <w:lang w:eastAsia="es-PE"/>
+          <w14:ligatures w14:val="none"/>
         </w:rPr>
         <w:t>EXPEDIENTE</w:t>
       </w:r>
@@ -33,7 +33,7 @@
           <w:b/>
           <w:kern w:val="0"/>
           <w:lang w:eastAsia="es-PE"/>
-          <ns2:ligatures ns2:val="none"/>
+          <w14:ligatures w14:val="none"/>
         </w:rPr>
         <w:t xml:space="preserve"> </w:t>
       </w:r>
@@ -43,7 +43,7 @@
           <w:b/>
           <w:kern w:val="0"/>
           <w:lang w:eastAsia="es-PE"/>
-          <ns2:ligatures ns2:val="none"/>
+          <w14:ligatures w14:val="none"/>
         </w:rPr>
         <w:tab/>
         <w:t>:</w:t>
@@ -54,7 +54,7 @@
           <w:b/>
           <w:kern w:val="0"/>
           <w:lang w:eastAsia="es-PE"/>
-          <ns2:ligatures ns2:val="none"/>
+          <w14:ligatures w14:val="none"/>
         </w:rPr>
         <w:tab/>
       </w:r>
@@ -64,7 +64,7 @@
           <w:b/>
           <w:kern w:val="0"/>
           <w:lang w:eastAsia="es-PE"/>
-          <ns2:ligatures ns2:val="none"/>
+          <w14:ligatures w14:val="none"/>
         </w:rPr>
         <w:t>0625-</w:t>
       </w:r>
@@ -74,7 +74,7 @@
           <w:b/>
           <w:kern w:val="0"/>
           <w:lang w:eastAsia="es-PE"/>
-          <ns2:ligatures ns2:val="none"/>
+          <w14:ligatures w14:val="none"/>
         </w:rPr>
         <w:t>202</w:t>
       </w:r>
@@ -84,7 +84,7 @@
           <w:b/>
           <w:kern w:val="0"/>
           <w:lang w:eastAsia="es-PE"/>
-          <ns2:ligatures ns2:val="none"/>
+          <w14:ligatures w14:val="none"/>
         </w:rPr>
         <w:t>5</w:t>
       </w:r>
@@ -94,12 +94,12 @@
           <w:b/>
           <w:kern w:val="0"/>
           <w:lang w:eastAsia="es-PE"/>
-          <ns2:ligatures ns2:val="none"/>
+          <w14:ligatures w14:val="none"/>
         </w:rPr>
         <w:t>/CC1</w:t>
       </w:r>
     </w:p>
-    <w:p ns2:paraId="1013C1EB" ns2:textId="7394512E">
+    <w:p>
       <w:pPr>
         <w:tabs>
           <w:tab w:val="left" w:pos="1701"/>
@@ -111,16 +111,16 @@
           <w:b/>
           <w:kern w:val="0"/>
           <w:lang w:eastAsia="es-PE"/>
-          <ns2:ligatures ns2:val="none"/>
-        </w:rPr>
-      </w:pPr>
-      <w:r>
-        <w:rPr>
-          <w:rFonts w:ascii="Arial Narrow" w:eastAsia="Arial Narrow" w:hAnsi="Arial Narrow" w:cs="Arial Narrow"/>
-          <w:b/>
-          <w:kern w:val="0"/>
-          <w:lang w:eastAsia="es-PE"/>
-          <ns2:ligatures ns2:val="none"/>
+          <w14:ligatures w14:val="none"/>
+        </w:rPr>
+      </w:pPr>
+      <w:r>
+        <w:rPr>
+          <w:rFonts w:ascii="Arial Narrow" w:eastAsia="Arial Narrow" w:hAnsi="Arial Narrow" w:cs="Arial Narrow"/>
+          <w:b/>
+          <w:kern w:val="0"/>
+          <w:lang w:eastAsia="es-PE"/>
+          <w14:ligatures w14:val="none"/>
         </w:rPr>
         <w:t xml:space="preserve">RESOLUCIÓN </w:t>
       </w:r>
@@ -130,7 +130,7 @@
           <w:b/>
           <w:kern w:val="0"/>
           <w:lang w:eastAsia="es-PE"/>
-          <ns2:ligatures ns2:val="none"/>
+          <w14:ligatures w14:val="none"/>
         </w:rPr>
         <w:tab/>
         <w:t>:</w:t>
@@ -141,7 +141,7 @@
           <w:b/>
           <w:kern w:val="0"/>
           <w:lang w:eastAsia="es-PE"/>
-          <ns2:ligatures ns2:val="none"/>
+          <w14:ligatures w14:val="none"/>
         </w:rPr>
         <w:tab/>
       </w:r>
@@ -151,7 +151,7 @@
           <w:b/>
           <w:kern w:val="0"/>
           <w:lang w:eastAsia="es-PE"/>
-          <ns2:ligatures ns2:val="none"/>
+          <w14:ligatures w14:val="none"/>
         </w:rPr>
         <w:t>012</w:t>
       </w:r>
@@ -161,7 +161,7 @@
           <w:b/>
           <w:kern w:val="0"/>
           <w:lang w:eastAsia="es-PE"/>
-          <ns2:ligatures ns2:val="none"/>
+          <w14:ligatures w14:val="none"/>
         </w:rPr>
         <w:t>4</w:t>
       </w:r>
@@ -171,7 +171,7 @@
           <w:b/>
           <w:kern w:val="0"/>
           <w:lang w:eastAsia="es-PE"/>
-          <ns2:ligatures ns2:val="none"/>
+          <w14:ligatures w14:val="none"/>
         </w:rPr>
         <w:t>-</w:t>
       </w:r>
@@ -181,7 +181,7 @@
           <w:b/>
           <w:kern w:val="0"/>
           <w:lang w:eastAsia="es-PE"/>
-          <ns2:ligatures ns2:val="none"/>
+          <w14:ligatures w14:val="none"/>
         </w:rPr>
         <w:t>202</w:t>
       </w:r>
@@ -191,7 +191,7 @@
           <w:b/>
           <w:kern w:val="0"/>
           <w:lang w:eastAsia="es-PE"/>
-          <ns2:ligatures ns2:val="none"/>
+          <w14:ligatures w14:val="none"/>
         </w:rPr>
         <w:t>5</w:t>
       </w:r>
@@ -201,7 +201,7 @@
           <w:b/>
           <w:kern w:val="0"/>
           <w:lang w:eastAsia="es-PE"/>
-          <ns2:ligatures ns2:val="none"/>
+          <w14:ligatures w14:val="none"/>
         </w:rPr>
         <w:t>/</w:t>
       </w:r>
@@ -211,7 +211,7 @@
           <w:b/>
           <w:kern w:val="0"/>
           <w:lang w:eastAsia="es-PE"/>
-          <ns2:ligatures ns2:val="none"/>
+          <w14:ligatures w14:val="none"/>
         </w:rPr>
         <w:t>CC1</w:t>
       </w:r>
@@ -221,7 +221,7 @@
           <w:b/>
           <w:kern w:val="0"/>
           <w:lang w:eastAsia="es-PE"/>
-          <ns2:ligatures ns2:val="none"/>
+          <w14:ligatures w14:val="none"/>
         </w:rPr>
         <w:t>-</w:t>
       </w:r>
@@ -231,12 +231,12 @@
           <w:b/>
           <w:kern w:val="0"/>
           <w:lang w:eastAsia="es-PE"/>
-          <ns2:ligatures ns2:val="none"/>
+          <w14:ligatures w14:val="none"/>
         </w:rPr>
         <w:t>ST</w:t>
       </w:r>
     </w:p>
-    <w:p ns2:paraId="4F2820C9" ns2:textId="08623247">
+    <w:p>
       <w:pPr>
         <w:tabs>
           <w:tab w:val="left" w:pos="1701"/>
@@ -250,82 +250,25 @@
           <w:b/>
           <w:kern w:val="0"/>
           <w:lang w:eastAsia="es-PE"/>
-          <ns2:ligatures ns2:val="none"/>
-        </w:rPr>
-      </w:pPr>
-      <w:r>
-        <w:rPr>
-          <w:rFonts w:ascii="Arial Narrow" w:eastAsia="Arial Narrow" w:hAnsi="Arial Narrow" w:cs="Arial Narrow"/>
-          <w:b/>
-          <w:kern w:val="0"/>
-          <w:lang w:eastAsia="es-PE"/>
-          <ns2:ligatures ns2:val="none"/>
-        </w:rPr>
-        <w:t xml:space="preserve">DENUNCIANTE:[DENUNCIANTE] ([APELLIDO])</w:t>
-      </w:r>
-      <w:r>
-        <w:rPr>
-          <w:rFonts w:ascii="Arial Narrow" w:eastAsia="Arial Narrow" w:hAnsi="Arial Narrow" w:cs="Arial Narrow"/>
-          <w:b/>
-          <w:kern w:val="0"/>
-          <w:lang w:eastAsia="es-PE"/>
-          <ns2:ligatures ns2:val="none"/>
-        </w:rPr>
+          <w14:ligatures w14:val="none"/>
+        </w:rPr>
+      </w:pPr>
+      <w:r>
+        <w:rPr>
+          <w:rFonts w:ascii="Arial Narrow" w:eastAsia="Arial Narrow" w:hAnsi="Arial Narrow" w:cs="Arial Narrow"/>
+          <w:b/>
+          <w:kern w:val="0"/>
+          <w:lang w:eastAsia="es-PE"/>
+          <w14:ligatures w14:val="none"/>
+        </w:rPr>
+        <w:t>DENUNCIANTE</w:t>
         <w:tab/>
-        <w:t/>
-      </w:r>
-      <w:r>
-        <w:rPr>
-          <w:rFonts w:ascii="Arial Narrow" w:eastAsia="Arial Narrow" w:hAnsi="Arial Narrow" w:cs="Arial Narrow"/>
-          <w:b/>
-          <w:kern w:val="0"/>
-          <w:lang w:eastAsia="es-PE"/>
-          <ns2:ligatures ns2:val="none"/>
-        </w:rPr>
+        <w:t>:</w:t>
         <w:tab/>
-      </w:r>
-      <w:r>
-        <w:rPr>
-          <w:rFonts w:ascii="Arial Narrow" w:eastAsia="Arial Narrow" w:hAnsi="Arial Narrow" w:cs="Arial Narrow"/>
-          <w:b/>
-          <w:kern w:val="0"/>
-          <w:lang w:eastAsia="es-PE"/>
-          <ns2:ligatures ns2:val="none"/>
-        </w:rPr>
-        <w:t/>
-      </w:r>
-      <w:r>
-        <w:rPr>
-          <w:rFonts w:ascii="Arial Narrow" w:eastAsia="Arial Narrow" w:hAnsi="Arial Narrow" w:cs="Arial Narrow"/>
-          <w:b/>
-          <w:kern w:val="0"/>
-          <w:lang w:eastAsia="es-PE"/>
-          <ns2:ligatures ns2:val="none"/>
-        </w:rPr>
-        <w:t xml:space="preserve"/>
-      </w:r>
-      <w:r>
-        <w:rPr>
-          <w:rFonts w:ascii="Arial Narrow" w:eastAsia="Arial Narrow" w:hAnsi="Arial Narrow" w:cs="Arial Narrow"/>
-          <w:b/>
-          <w:kern w:val="0"/>
-          <w:lang w:eastAsia="es-PE"/>
-          <ns2:ligatures ns2:val="none"/>
-        </w:rPr>
-        <w:t/>
-      </w:r>
-      <w:r>
-        <w:rPr>
-          <w:rFonts w:ascii="Arial Narrow" w:eastAsia="Arial Narrow" w:hAnsi="Arial Narrow" w:cs="Arial Narrow"/>
-          <w:b/>
-          <w:kern w:val="0"/>
-          <w:lang w:eastAsia="es-PE"/>
-          <ns2:ligatures ns2:val="none"/>
-        </w:rPr>
-        <w:t/>
-      </w:r>
-    </w:p>
-    <w:p ns2:paraId="517E9197" ns2:textId="39CE55CB">
+        <w:t xml:space="preserve">[DENUNCIANTE] ([APELLIDO])</w:t>
+      </w:r>
+    </w:p>
+    <w:p>
       <w:pPr>
         <w:tabs>
           <w:tab w:val="left" w:pos="1701"/>
@@ -339,16 +282,16 @@
           <w:b/>
           <w:kern w:val="0"/>
           <w:lang w:eastAsia="es-PE"/>
-          <ns2:ligatures ns2:val="none"/>
-        </w:rPr>
-      </w:pPr>
-      <w:r>
-        <w:rPr>
-          <w:rFonts w:ascii="Arial Narrow" w:eastAsia="Arial Narrow" w:hAnsi="Arial Narrow" w:cs="Arial Narrow"/>
-          <w:b/>
-          <w:kern w:val="0"/>
-          <w:lang w:eastAsia="es-PE"/>
-          <ns2:ligatures ns2:val="none"/>
+          <w14:ligatures w14:val="none"/>
+        </w:rPr>
+      </w:pPr>
+      <w:r>
+        <w:rPr>
+          <w:rFonts w:ascii="Arial Narrow" w:eastAsia="Arial Narrow" w:hAnsi="Arial Narrow" w:cs="Arial Narrow"/>
+          <w:b/>
+          <w:kern w:val="0"/>
+          <w:lang w:eastAsia="es-PE"/>
+          <w14:ligatures w14:val="none"/>
         </w:rPr>
         <w:t>DENUNCIADOS</w:t>
       </w:r>
@@ -358,7 +301,7 @@
           <w:b/>
           <w:kern w:val="0"/>
           <w:lang w:eastAsia="es-PE"/>
-          <ns2:ligatures ns2:val="none"/>
+          <w14:ligatures w14:val="none"/>
         </w:rPr>
         <w:tab/>
         <w:t>:</w:t>
@@ -369,7 +312,7 @@
           <w:b/>
           <w:kern w:val="0"/>
           <w:lang w:eastAsia="es-PE"/>
-          <ns2:ligatures ns2:val="none"/>
+          <w14:ligatures w14:val="none"/>
         </w:rPr>
         <w:tab/>
       </w:r>
@@ -379,7 +322,7 @@
           <w:b/>
           <w:kern w:val="0"/>
           <w:lang w:eastAsia="es-PE"/>
-          <ns2:ligatures ns2:val="none"/>
+          <w14:ligatures w14:val="none"/>
         </w:rPr>
         <w:t>BANCO DE CRÉDITO DEL PERÚ</w:t>
       </w:r>
@@ -389,7 +332,7 @@
           <w:b/>
           <w:kern w:val="0"/>
           <w:lang w:eastAsia="es-PE"/>
-          <ns2:ligatures ns2:val="none"/>
+          <w14:ligatures w14:val="none"/>
         </w:rPr>
         <w:t xml:space="preserve"> </w:t>
       </w:r>
@@ -399,7 +342,7 @@
           <w:b/>
           <w:kern w:val="0"/>
           <w:lang w:eastAsia="es-PE"/>
-          <ns2:ligatures ns2:val="none"/>
+          <w14:ligatures w14:val="none"/>
         </w:rPr>
         <w:t>S.A. (</w:t>
       </w:r>
@@ -409,7 +352,7 @@
           <w:b/>
           <w:kern w:val="0"/>
           <w:lang w:eastAsia="es-PE"/>
-          <ns2:ligatures ns2:val="none"/>
+          <w14:ligatures w14:val="none"/>
         </w:rPr>
         <w:t>BANCO</w:t>
       </w:r>
@@ -419,12 +362,12 @@
           <w:b/>
           <w:kern w:val="0"/>
           <w:lang w:eastAsia="es-PE"/>
-          <ns2:ligatures ns2:val="none"/>
+          <w14:ligatures w14:val="none"/>
         </w:rPr>
         <w:t>)</w:t>
       </w:r>
     </w:p>
-    <w:p ns2:paraId="7FA42E22" ns2:textId="77777777">
+    <w:p>
       <w:pPr>
         <w:tabs>
           <w:tab w:val="left" w:pos="1701"/>
@@ -437,16 +380,16 @@
           <w:b/>
           <w:kern w:val="0"/>
           <w:lang w:eastAsia="es-PE"/>
-          <ns2:ligatures ns2:val="none"/>
-        </w:rPr>
-      </w:pPr>
-      <w:r>
-        <w:rPr>
-          <w:rFonts w:ascii="Arial Narrow" w:eastAsia="Arial Narrow" w:hAnsi="Arial Narrow" w:cs="Arial Narrow"/>
-          <w:b/>
-          <w:kern w:val="0"/>
-          <w:lang w:eastAsia="es-PE"/>
-          <ns2:ligatures ns2:val="none"/>
+          <w14:ligatures w14:val="none"/>
+        </w:rPr>
+      </w:pPr>
+      <w:r>
+        <w:rPr>
+          <w:rFonts w:ascii="Arial Narrow" w:eastAsia="Arial Narrow" w:hAnsi="Arial Narrow" w:cs="Arial Narrow"/>
+          <w:b/>
+          <w:kern w:val="0"/>
+          <w:lang w:eastAsia="es-PE"/>
+          <w14:ligatures w14:val="none"/>
         </w:rPr>
         <w:t>MATERIAS</w:t>
       </w:r>
@@ -456,7 +399,7 @@
           <w:b/>
           <w:kern w:val="0"/>
           <w:lang w:eastAsia="es-PE"/>
-          <ns2:ligatures ns2:val="none"/>
+          <w14:ligatures w14:val="none"/>
         </w:rPr>
         <w:tab/>
         <w:t>:</w:t>
@@ -467,13 +410,13 @@
           <w:b/>
           <w:kern w:val="0"/>
           <w:lang w:eastAsia="es-PE"/>
-          <ns2:ligatures ns2:val="none"/>
+          <w14:ligatures w14:val="none"/>
         </w:rPr>
         <w:tab/>
         <w:t>CONFIDENCIALIDAD</w:t>
       </w:r>
     </w:p>
-    <w:p ns2:paraId="588ADE36" ns2:textId="77777777">
+    <w:p>
       <w:pPr>
         <w:tabs>
           <w:tab w:val="left" w:pos="1701"/>
@@ -486,16 +429,16 @@
           <w:b/>
           <w:kern w:val="0"/>
           <w:lang w:eastAsia="es-PE"/>
-          <ns2:ligatures ns2:val="none"/>
-        </w:rPr>
-      </w:pPr>
-      <w:r>
-        <w:rPr>
-          <w:rFonts w:ascii="Arial Narrow" w:eastAsia="Arial Narrow" w:hAnsi="Arial Narrow" w:cs="Arial Narrow"/>
-          <w:b/>
-          <w:kern w:val="0"/>
-          <w:lang w:eastAsia="es-PE"/>
-          <ns2:ligatures ns2:val="none"/>
+          <w14:ligatures w14:val="none"/>
+        </w:rPr>
+      </w:pPr>
+      <w:r>
+        <w:rPr>
+          <w:rFonts w:ascii="Arial Narrow" w:eastAsia="Arial Narrow" w:hAnsi="Arial Narrow" w:cs="Arial Narrow"/>
+          <w:b/>
+          <w:kern w:val="0"/>
+          <w:lang w:eastAsia="es-PE"/>
+          <w14:ligatures w14:val="none"/>
         </w:rPr>
         <w:tab/>
       </w:r>
@@ -505,13 +448,13 @@
           <w:b/>
           <w:kern w:val="0"/>
           <w:lang w:eastAsia="es-PE"/>
-          <ns2:ligatures ns2:val="none"/>
+          <w14:ligatures w14:val="none"/>
         </w:rPr>
         <w:tab/>
         <w:t>ADMISIÓN A TRÁMITE</w:t>
       </w:r>
     </w:p>
-    <w:p ns2:paraId="627BB43A" ns2:textId="77777777">
+    <w:p>
       <w:pPr>
         <w:tabs>
           <w:tab w:val="left" w:pos="1701"/>
@@ -525,16 +468,16 @@
           <w:b/>
           <w:kern w:val="0"/>
           <w:lang w:eastAsia="es-PE"/>
-          <ns2:ligatures ns2:val="none"/>
-        </w:rPr>
-      </w:pPr>
-      <w:r>
-        <w:rPr>
-          <w:rFonts w:ascii="Arial Narrow" w:eastAsia="Arial Narrow" w:hAnsi="Arial Narrow" w:cs="Arial Narrow"/>
-          <w:b/>
-          <w:kern w:val="0"/>
-          <w:lang w:eastAsia="es-PE"/>
-          <ns2:ligatures ns2:val="none"/>
+          <w14:ligatures w14:val="none"/>
+        </w:rPr>
+      </w:pPr>
+      <w:r>
+        <w:rPr>
+          <w:rFonts w:ascii="Arial Narrow" w:eastAsia="Arial Narrow" w:hAnsi="Arial Narrow" w:cs="Arial Narrow"/>
+          <w:b/>
+          <w:kern w:val="0"/>
+          <w:lang w:eastAsia="es-PE"/>
+          <w14:ligatures w14:val="none"/>
         </w:rPr>
         <w:tab/>
       </w:r>
@@ -544,42 +487,42 @@
           <w:b/>
           <w:kern w:val="0"/>
           <w:lang w:eastAsia="es-PE"/>
-          <ns2:ligatures ns2:val="none"/>
+          <w14:ligatures w14:val="none"/>
         </w:rPr>
         <w:tab/>
         <w:t>REQUERIMIENTO DE INFORMACIÓN</w:t>
       </w:r>
     </w:p>
-    <w:p ns2:paraId="3EBE0384" ns2:textId="77777777">
-      <w:pPr>
-        <w:spacing w:after="0" w:line="240" w:lineRule="auto"/>
-        <w:jc w:val="both"/>
-        <w:rPr>
-          <w:rFonts w:ascii="Arial Narrow" w:eastAsia="Arial Narrow" w:hAnsi="Arial Narrow" w:cs="Arial Narrow"/>
-          <w:b/>
-          <w:kern w:val="0"/>
-          <w:lang w:eastAsia="es-PE"/>
-          <ns2:ligatures ns2:val="none"/>
-        </w:rPr>
-      </w:pPr>
-    </w:p>
-    <w:p ns2:paraId="1A99AEC1" ns2:textId="2AD884D9">
-      <w:pPr>
-        <w:spacing w:after="0" w:line="240" w:lineRule="auto"/>
-        <w:jc w:val="both"/>
-        <w:rPr>
-          <w:rFonts w:ascii="Arial Narrow" w:eastAsia="Arial Narrow" w:hAnsi="Arial Narrow" w:cs="Arial Narrow"/>
-          <w:kern w:val="0"/>
-          <w:lang w:eastAsia="es-PE"/>
-          <ns2:ligatures ns2:val="none"/>
-        </w:rPr>
-      </w:pPr>
-      <w:r>
-        <w:rPr>
-          <w:rFonts w:ascii="Arial Narrow" w:eastAsia="Arial Narrow" w:hAnsi="Arial Narrow" w:cs="Arial Narrow"/>
-          <w:kern w:val="0"/>
-          <w:lang w:eastAsia="es-PE"/>
-          <ns2:ligatures ns2:val="none"/>
+    <w:p>
+      <w:pPr>
+        <w:spacing w:after="0" w:line="240" w:lineRule="auto"/>
+        <w:jc w:val="both"/>
+        <w:rPr>
+          <w:rFonts w:ascii="Arial Narrow" w:eastAsia="Arial Narrow" w:hAnsi="Arial Narrow" w:cs="Arial Narrow"/>
+          <w:b/>
+          <w:kern w:val="0"/>
+          <w:lang w:eastAsia="es-PE"/>
+          <w14:ligatures w14:val="none"/>
+        </w:rPr>
+      </w:pPr>
+    </w:p>
+    <w:p>
+      <w:pPr>
+        <w:spacing w:after="0" w:line="240" w:lineRule="auto"/>
+        <w:jc w:val="both"/>
+        <w:rPr>
+          <w:rFonts w:ascii="Arial Narrow" w:eastAsia="Arial Narrow" w:hAnsi="Arial Narrow" w:cs="Arial Narrow"/>
+          <w:kern w:val="0"/>
+          <w:lang w:eastAsia="es-PE"/>
+          <w14:ligatures w14:val="none"/>
+        </w:rPr>
+      </w:pPr>
+      <w:r>
+        <w:rPr>
+          <w:rFonts w:ascii="Arial Narrow" w:eastAsia="Arial Narrow" w:hAnsi="Arial Narrow" w:cs="Arial Narrow"/>
+          <w:kern w:val="0"/>
+          <w:lang w:eastAsia="es-PE"/>
+          <w14:ligatures w14:val="none"/>
         </w:rPr>
         <w:t xml:space="preserve">Lima, </w:t>
       </w:r>
@@ -588,7 +531,7 @@
           <w:rFonts w:ascii="Arial Narrow" w:eastAsia="Arial Narrow" w:hAnsi="Arial Narrow" w:cs="Arial Narrow"/>
           <w:kern w:val="0"/>
           <w:lang w:eastAsia="es-PE"/>
-          <ns2:ligatures ns2:val="none"/>
+          <w14:ligatures w14:val="none"/>
         </w:rPr>
         <w:t xml:space="preserve">07 de mayo de 2025</w:t>
       </w:r>
@@ -597,7 +540,7 @@
           <w:rFonts w:ascii="Arial Narrow" w:eastAsia="Arial Narrow" w:hAnsi="Arial Narrow" w:cs="Arial Narrow"/>
           <w:kern w:val="0"/>
           <w:lang w:eastAsia="es-PE"/>
-          <ns2:ligatures ns2:val="none"/>
+          <w14:ligatures w14:val="none"/>
         </w:rPr>
         <w:t xml:space="preserve"/>
       </w:r>
@@ -606,7 +549,7 @@
           <w:rFonts w:ascii="Arial Narrow" w:eastAsia="Arial Narrow" w:hAnsi="Arial Narrow" w:cs="Arial Narrow"/>
           <w:kern w:val="0"/>
           <w:lang w:eastAsia="es-PE"/>
-          <ns2:ligatures ns2:val="none"/>
+          <w14:ligatures w14:val="none"/>
         </w:rPr>
         <w:t xml:space="preserve"/>
       </w:r>
@@ -615,7 +558,7 @@
           <w:rFonts w:ascii="Arial Narrow" w:eastAsia="Arial Narrow" w:hAnsi="Arial Narrow" w:cs="Arial Narrow"/>
           <w:kern w:val="0"/>
           <w:lang w:eastAsia="es-PE"/>
-          <ns2:ligatures ns2:val="none"/>
+          <w14:ligatures w14:val="none"/>
         </w:rPr>
         <w:t xml:space="preserve"/>
       </w:r>
@@ -624,7 +567,7 @@
           <w:rFonts w:ascii="Arial Narrow" w:eastAsia="Arial Narrow" w:hAnsi="Arial Narrow" w:cs="Arial Narrow"/>
           <w:kern w:val="0"/>
           <w:lang w:eastAsia="es-PE"/>
-          <ns2:ligatures ns2:val="none"/>
+          <w14:ligatures w14:val="none"/>
         </w:rPr>
         <w:t xml:space="preserve"/>
       </w:r>
@@ -633,7 +576,7 @@
           <w:rFonts w:ascii="Arial Narrow" w:eastAsia="Arial Narrow" w:hAnsi="Arial Narrow" w:cs="Arial Narrow"/>
           <w:kern w:val="0"/>
           <w:lang w:eastAsia="es-PE"/>
-          <ns2:ligatures ns2:val="none"/>
+          <w14:ligatures w14:val="none"/>
         </w:rPr>
         <w:t xml:space="preserve"/>
       </w:r>
@@ -642,12 +585,12 @@
           <w:rFonts w:ascii="Arial Narrow" w:eastAsia="Arial Narrow" w:hAnsi="Arial Narrow" w:cs="Arial Narrow"/>
           <w:kern w:val="0"/>
           <w:lang w:eastAsia="es-PE"/>
-          <ns2:ligatures ns2:val="none"/>
+          <w14:ligatures w14:val="none"/>
         </w:rPr>
         <w:t xml:space="preserve"/>
       </w:r>
     </w:p>
-    <w:p ns2:paraId="14D1E6C0" ns2:textId="77777777">
+    <w:p>
       <w:pPr>
         <w:tabs>
           <w:tab w:val="left" w:pos="1014"/>
@@ -658,11 +601,11 @@
           <w:rFonts w:ascii="Arial Narrow" w:eastAsia="Arial Narrow" w:hAnsi="Arial Narrow" w:cs="Arial Narrow"/>
           <w:kern w:val="0"/>
           <w:lang w:eastAsia="es-PE"/>
-          <ns2:ligatures ns2:val="none"/>
-        </w:rPr>
-      </w:pPr>
-    </w:p>
-    <w:p ns2:paraId="538E15E9" ns2:textId="77777777">
+          <w14:ligatures w14:val="none"/>
+        </w:rPr>
+      </w:pPr>
+    </w:p>
+    <w:p>
       <w:pPr>
         <w:numPr>
           <w:ilvl w:val="0"/>
@@ -676,33 +619,33 @@
           <w:b/>
           <w:kern w:val="0"/>
           <w:lang w:eastAsia="es-PE"/>
-          <ns2:ligatures ns2:val="none"/>
-        </w:rPr>
-      </w:pPr>
-      <w:r>
-        <w:rPr>
-          <w:rFonts w:ascii="Arial Narrow" w:eastAsia="Arial Narrow" w:hAnsi="Arial Narrow" w:cs="Arial Narrow"/>
-          <w:b/>
-          <w:kern w:val="0"/>
-          <w:lang w:eastAsia="es-PE"/>
-          <ns2:ligatures ns2:val="none"/>
+          <w14:ligatures w14:val="none"/>
+        </w:rPr>
+      </w:pPr>
+      <w:r>
+        <w:rPr>
+          <w:rFonts w:ascii="Arial Narrow" w:eastAsia="Arial Narrow" w:hAnsi="Arial Narrow" w:cs="Arial Narrow"/>
+          <w:b/>
+          <w:kern w:val="0"/>
+          <w:lang w:eastAsia="es-PE"/>
+          <w14:ligatures w14:val="none"/>
         </w:rPr>
         <w:t>HECHOS</w:t>
       </w:r>
     </w:p>
-    <w:p ns2:paraId="0CEB7466" ns2:textId="77777777">
-      <w:pPr>
-        <w:spacing w:after="0" w:line="240" w:lineRule="auto"/>
-        <w:jc w:val="both"/>
-        <w:rPr>
-          <w:rFonts w:ascii="Arial Narrow" w:eastAsia="Arial Narrow" w:hAnsi="Arial Narrow" w:cs="Arial Narrow"/>
-          <w:kern w:val="0"/>
-          <w:lang w:eastAsia="es-PE"/>
-          <ns2:ligatures ns2:val="none"/>
-        </w:rPr>
-      </w:pPr>
-    </w:p>
-    <w:p ns2:paraId="3FDD1DFC" ns2:textId="1121DA5A">
+    <w:p>
+      <w:pPr>
+        <w:spacing w:after="0" w:line="240" w:lineRule="auto"/>
+        <w:jc w:val="both"/>
+        <w:rPr>
+          <w:rFonts w:ascii="Arial Narrow" w:eastAsia="Arial Narrow" w:hAnsi="Arial Narrow" w:cs="Arial Narrow"/>
+          <w:kern w:val="0"/>
+          <w:lang w:eastAsia="es-PE"/>
+          <w14:ligatures w14:val="none"/>
+        </w:rPr>
+      </w:pPr>
+    </w:p>
+    <w:p>
       <w:pPr>
         <w:numPr>
           <w:ilvl w:val="1"/>
@@ -716,15 +659,15 @@
           <w:rFonts w:ascii="Arial Narrow" w:eastAsia="Arial Narrow" w:hAnsi="Arial Narrow" w:cs="Arial Narrow"/>
           <w:kern w:val="0"/>
           <w:lang w:val="es-ES" w:eastAsia="es-PE"/>
-          <ns2:ligatures ns2:val="none"/>
-        </w:rPr>
-      </w:pPr>
-      <w:r>
-        <w:rPr>
-          <w:rFonts w:ascii="Arial Narrow" w:eastAsia="Arial Narrow" w:hAnsi="Arial Narrow" w:cs="Arial Narrow"/>
-          <w:kern w:val="0"/>
-          <w:lang w:eastAsia="es-PE"/>
-          <ns2:ligatures ns2:val="none"/>
+          <w14:ligatures w14:val="none"/>
+        </w:rPr>
+      </w:pPr>
+      <w:r>
+        <w:rPr>
+          <w:rFonts w:ascii="Arial Narrow" w:eastAsia="Arial Narrow" w:hAnsi="Arial Narrow" w:cs="Arial Narrow"/>
+          <w:kern w:val="0"/>
+          <w:lang w:eastAsia="es-PE"/>
+          <w14:ligatures w14:val="none"/>
         </w:rPr>
         <w:t xml:space="preserve">Mediante el escrito del 10 de marzo de 2025, subsanado con los escritos presentados el 4 y 7 de abril de 2025, el señor [APELLIDO] , en representación [APELLIDO], denunció al Banco por presuntas infracciones a la Ley 29571, Código de Protección y Defensa del Consumidor (en adelante, Código), señalando lo siguiente:</w:t>
       </w:r>
@@ -733,7 +676,7 @@
           <w:rFonts w:ascii="Arial Narrow" w:eastAsia="Arial Narrow" w:hAnsi="Arial Narrow" w:cs="Arial Narrow"/>
           <w:kern w:val="0"/>
           <w:lang w:val="es-ES" w:eastAsia="es-PE"/>
-          <ns2:ligatures ns2:val="none"/>
+          <w14:ligatures w14:val="none"/>
         </w:rPr>
         <w:t xml:space="preserve"/>
       </w:r>
@@ -742,7 +685,7 @@
           <w:rFonts w:ascii="Arial Narrow" w:eastAsia="Arial Narrow" w:hAnsi="Arial Narrow" w:cs="Arial Narrow"/>
           <w:kern w:val="0"/>
           <w:lang w:eastAsia="es-PE"/>
-          <ns2:ligatures ns2:val="none"/>
+          <w14:ligatures w14:val="none"/>
         </w:rPr>
         <w:t/>
       </w:r>
@@ -751,7 +694,7 @@
           <w:rFonts w:ascii="Arial Narrow" w:eastAsia="Arial Narrow" w:hAnsi="Arial Narrow" w:cs="Arial Narrow"/>
           <w:kern w:val="0"/>
           <w:lang w:eastAsia="es-PE"/>
-          <ns2:ligatures ns2:val="none"/>
+          <w14:ligatures w14:val="none"/>
         </w:rPr>
         <w:t xml:space="preserve"/>
       </w:r>
@@ -760,7 +703,7 @@
           <w:rFonts w:ascii="Arial Narrow" w:eastAsia="Arial Narrow" w:hAnsi="Arial Narrow" w:cs="Arial Narrow"/>
           <w:kern w:val="0"/>
           <w:lang w:eastAsia="es-PE"/>
-          <ns2:ligatures ns2:val="none"/>
+          <w14:ligatures w14:val="none"/>
         </w:rPr>
         <w:t/>
       </w:r>
@@ -769,7 +712,7 @@
           <w:rFonts w:ascii="Arial Narrow" w:eastAsia="Arial Narrow" w:hAnsi="Arial Narrow" w:cs="Arial Narrow"/>
           <w:kern w:val="0"/>
           <w:lang w:eastAsia="es-PE"/>
-          <ns2:ligatures ns2:val="none"/>
+          <w14:ligatures w14:val="none"/>
         </w:rPr>
         <w:t xml:space="preserve"/>
       </w:r>
@@ -778,7 +721,7 @@
           <w:rFonts w:ascii="Arial Narrow" w:eastAsia="Arial Narrow" w:hAnsi="Arial Narrow" w:cs="Arial Narrow"/>
           <w:kern w:val="0"/>
           <w:lang w:eastAsia="es-PE"/>
-          <ns2:ligatures ns2:val="none"/>
+          <w14:ligatures w14:val="none"/>
         </w:rPr>
         <w:t/>
       </w:r>
@@ -787,7 +730,7 @@
           <w:rFonts w:ascii="Arial Narrow" w:eastAsia="Arial Narrow" w:hAnsi="Arial Narrow" w:cs="Arial Narrow"/>
           <w:kern w:val="0"/>
           <w:lang w:eastAsia="es-PE"/>
-          <ns2:ligatures ns2:val="none"/>
+          <w14:ligatures w14:val="none"/>
         </w:rPr>
         <w:t xml:space="preserve"/>
       </w:r>
@@ -796,7 +739,7 @@
           <w:rFonts w:ascii="Arial Narrow" w:eastAsia="Arial Narrow" w:hAnsi="Arial Narrow" w:cs="Arial Narrow"/>
           <w:kern w:val="0"/>
           <w:lang w:eastAsia="es-PE"/>
-          <ns2:ligatures ns2:val="none"/>
+          <w14:ligatures w14:val="none"/>
         </w:rPr>
         <w:t xml:space="preserve"/>
       </w:r>
@@ -805,7 +748,7 @@
           <w:rFonts w:ascii="Arial Narrow" w:eastAsia="Arial Narrow" w:hAnsi="Arial Narrow" w:cs="Arial Narrow"/>
           <w:kern w:val="0"/>
           <w:lang w:eastAsia="es-PE"/>
-          <ns2:ligatures ns2:val="none"/>
+          <w14:ligatures w14:val="none"/>
         </w:rPr>
         <w:t/>
       </w:r>
@@ -814,7 +757,7 @@
           <w:rFonts w:ascii="Arial Narrow" w:eastAsia="Arial Narrow" w:hAnsi="Arial Narrow" w:cs="Arial Narrow"/>
           <w:kern w:val="0"/>
           <w:lang w:eastAsia="es-PE"/>
-          <ns2:ligatures ns2:val="none"/>
+          <w14:ligatures w14:val="none"/>
         </w:rPr>
         <w:t xml:space="preserve"/>
       </w:r>
@@ -823,7 +766,7 @@
           <w:rFonts w:ascii="Arial Narrow" w:eastAsia="Arial Narrow" w:hAnsi="Arial Narrow" w:cs="Arial Narrow"/>
           <w:kern w:val="0"/>
           <w:lang w:val="es-ES" w:eastAsia="es-PE"/>
-          <ns2:ligatures ns2:val="none"/>
+          <w14:ligatures w14:val="none"/>
         </w:rPr>
         <w:t xml:space="preserve"/>
       </w:r>
@@ -832,7 +775,7 @@
           <w:rFonts w:ascii="Arial Narrow" w:eastAsia="Arial Narrow" w:hAnsi="Arial Narrow" w:cs="Arial Narrow"/>
           <w:kern w:val="0"/>
           <w:lang w:val="es-ES" w:eastAsia="es-PE"/>
-          <ns2:ligatures ns2:val="none"/>
+          <w14:ligatures w14:val="none"/>
         </w:rPr>
         <w:t xml:space="preserve"/>
       </w:r>
@@ -841,7 +784,7 @@
           <w:rFonts w:ascii="Arial Narrow" w:eastAsia="Arial Narrow" w:hAnsi="Arial Narrow" w:cs="Arial Narrow"/>
           <w:kern w:val="0"/>
           <w:lang w:val="es-ES" w:eastAsia="es-PE"/>
-          <ns2:ligatures ns2:val="none"/>
+          <w14:ligatures w14:val="none"/>
         </w:rPr>
         <w:t xml:space="preserve"/>
       </w:r>
@@ -850,7 +793,7 @@
           <w:rFonts w:ascii="Arial Narrow" w:eastAsia="Arial Narrow" w:hAnsi="Arial Narrow" w:cs="Arial Narrow"/>
           <w:kern w:val="0"/>
           <w:lang w:val="es-ES" w:eastAsia="es-PE"/>
-          <ns2:ligatures ns2:val="none"/>
+          <w14:ligatures w14:val="none"/>
         </w:rPr>
         <w:t xml:space="preserve"/>
       </w:r>
@@ -859,7 +802,7 @@
           <w:rFonts w:ascii="Arial Narrow" w:eastAsia="Arial Narrow" w:hAnsi="Arial Narrow" w:cs="Arial Narrow"/>
           <w:kern w:val="0"/>
           <w:lang w:val="es-ES" w:eastAsia="es-PE"/>
-          <ns2:ligatures ns2:val="none"/>
+          <w14:ligatures w14:val="none"/>
         </w:rPr>
         <w:t/>
       </w:r>
@@ -870,7 +813,7 @@
           <w:kern w:val="0"/>
           <w:vertAlign w:val="superscript"/>
           <w:lang w:val="es-ES" w:eastAsia="es-PE"/>
-          <ns2:ligatures ns2:val="none"/>
+          <w14:ligatures w14:val="none"/>
         </w:rPr>
         <w:footnoteReference w:id="1"/>
       </w:r>
@@ -879,7 +822,7 @@
           <w:rFonts w:ascii="Arial Narrow" w:eastAsia="Arial Narrow" w:hAnsi="Arial Narrow" w:cs="Arial Narrow"/>
           <w:kern w:val="0"/>
           <w:lang w:val="es-ES" w:eastAsia="es-PE"/>
-          <ns2:ligatures ns2:val="none"/>
+          <w14:ligatures w14:val="none"/>
         </w:rPr>
         <w:t xml:space="preserve"/>
       </w:r>
@@ -889,12 +832,12 @@
           <w:bCs/>
           <w:kern w:val="0"/>
           <w:lang w:val="es-ES" w:eastAsia="es-PE"/>
-          <ns2:ligatures ns2:val="none"/>
+          <w14:ligatures w14:val="none"/>
         </w:rPr>
         <w:t/>
       </w:r>
     </w:p>
-    <w:p ns2:paraId="20ECCC0D" ns2:textId="77777777">
+    <w:p>
       <w:pPr>
         <w:pStyle w:val="Prrafodelista"/>
         <w:spacing w:after="0" w:line="240" w:lineRule="auto"/>
@@ -905,11 +848,11 @@
           <w:color w:val="000000"/>
           <w:kern w:val="0"/>
           <w:lang w:eastAsia="es-ES"/>
-          <ns2:ligatures ns2:val="none"/>
-        </w:rPr>
-      </w:pPr>
-    </w:p>
-    <w:p ns2:paraId="47C62FAB" ns2:textId="44562A29">
+          <w14:ligatures w14:val="none"/>
+        </w:rPr>
+      </w:pPr>
+    </w:p>
+    <w:p>
       <w:pPr>
         <w:pStyle w:val="Prrafodelista"/>
         <w:numPr>
@@ -924,7 +867,7 @@
           <w:color w:val="000000"/>
           <w:kern w:val="0"/>
           <w:lang w:eastAsia="es-ES"/>
-          <ns2:ligatures ns2:val="none"/>
+          <w14:ligatures w14:val="none"/>
         </w:rPr>
       </w:pPr>
       <w:r>
@@ -933,7 +876,7 @@
           <w:color w:val="000000"/>
           <w:kern w:val="0"/>
           <w:lang w:eastAsia="es-ES"/>
-          <ns2:ligatures ns2:val="none"/>
+          <w14:ligatures w14:val="none"/>
         </w:rPr>
         <w:t xml:space="preserve">El 27 de enero de 2023, el señor [APELLIDO] (en adelante, señor [APELLIDO] ), su padre y accionista [APELLIDO], adquirió el Crédito Negocio Activo Fijo 100xxxxxx197 del Banco equivalente a S/ 223 990,00 a veinticuatro (24) cuotas de S/ 10 984,70 incluido el pago del Seguro de Desgravamen de Pacífico Compañía de Seguros y Reaseguros S.A. (en adelante, Pacífico).</w:t>
       </w:r>
@@ -943,7 +886,7 @@
           <w:color w:val="000000"/>
           <w:kern w:val="0"/>
           <w:lang w:eastAsia="es-ES"/>
-          <ns2:ligatures ns2:val="none"/>
+          <w14:ligatures w14:val="none"/>
         </w:rPr>
         <w:t xml:space="preserve"/>
       </w:r>
@@ -953,7 +896,7 @@
           <w:color w:val="000000"/>
           <w:kern w:val="0"/>
           <w:lang w:eastAsia="es-ES"/>
-          <ns2:ligatures ns2:val="none"/>
+          <w14:ligatures w14:val="none"/>
         </w:rPr>
         <w:t xml:space="preserve"/>
       </w:r>
@@ -963,7 +906,7 @@
           <w:color w:val="000000"/>
           <w:kern w:val="0"/>
           <w:lang w:eastAsia="es-ES"/>
-          <ns2:ligatures ns2:val="none"/>
+          <w14:ligatures w14:val="none"/>
         </w:rPr>
         <w:t/>
       </w:r>
@@ -973,7 +916,7 @@
           <w:color w:val="000000"/>
           <w:kern w:val="0"/>
           <w:lang w:eastAsia="es-ES"/>
-          <ns2:ligatures ns2:val="none"/>
+          <w14:ligatures w14:val="none"/>
         </w:rPr>
         <w:t xml:space="preserve"/>
       </w:r>
@@ -983,7 +926,7 @@
           <w:color w:val="000000"/>
           <w:kern w:val="0"/>
           <w:lang w:eastAsia="es-ES"/>
-          <ns2:ligatures ns2:val="none"/>
+          <w14:ligatures w14:val="none"/>
         </w:rPr>
         <w:t xml:space="preserve"/>
       </w:r>
@@ -993,12 +936,12 @@
           <w:color w:val="000000"/>
           <w:kern w:val="0"/>
           <w:lang w:eastAsia="es-ES"/>
-          <ns2:ligatures ns2:val="none"/>
+          <w14:ligatures w14:val="none"/>
         </w:rPr>
         <w:t/>
       </w:r>
     </w:p>
-    <w:p ns2:paraId="7A98FC3A" ns2:textId="77777777">
+    <w:p>
       <w:pPr>
         <w:pStyle w:val="Prrafodelista"/>
         <w:spacing w:after="0" w:line="240" w:lineRule="auto"/>
@@ -1009,11 +952,11 @@
           <w:color w:val="000000"/>
           <w:kern w:val="0"/>
           <w:lang w:eastAsia="es-ES"/>
-          <ns2:ligatures ns2:val="none"/>
-        </w:rPr>
-      </w:pPr>
-    </w:p>
-    <w:p ns2:paraId="2FA39307" ns2:textId="155AAADC">
+          <w14:ligatures w14:val="none"/>
+        </w:rPr>
+      </w:pPr>
+    </w:p>
+    <w:p>
       <w:pPr>
         <w:pStyle w:val="Prrafodelista"/>
         <w:numPr>
@@ -1028,7 +971,7 @@
           <w:color w:val="000000"/>
           <w:kern w:val="0"/>
           <w:lang w:eastAsia="es-ES"/>
-          <ns2:ligatures ns2:val="none"/>
+          <w14:ligatures w14:val="none"/>
         </w:rPr>
       </w:pPr>
       <w:r>
@@ -1037,12 +980,12 @@
           <w:color w:val="000000"/>
           <w:kern w:val="0"/>
           <w:lang w:eastAsia="es-ES"/>
-          <ns2:ligatures ns2:val="none"/>
+          <w14:ligatures w14:val="none"/>
         </w:rPr>
         <w:t xml:space="preserve">Cuando el señor [APELLIDO] falleció, mantenía vigente los siguientes créditos con el Banco: (i) Crédito de Negocio Activo Fijo 100xxxxxx406, cubierto por la Póliza 24260 del Seguro de Desgravamen Crédito Negocio (en adelante, Seguro de Desgravamen, cuyo saldo insoluto a la fecha del fallecimiento del titular del Crédito era de S/ 8 165,82 ; y, (ii) Crédito de Negocio Activo Fijo 100xxxxxx197, cubierto por la misma Póliza del Seguro de Desgravamen, cuyo saldo insoluto a la fecha del fallecimiento del titular del Crédito era de S/ 182 906,67.</w:t>
       </w:r>
     </w:p>
-    <w:p ns2:paraId="2FD211CF" ns2:textId="77777777">
+    <w:p>
       <w:pPr>
         <w:pStyle w:val="Prrafodelista"/>
         <w:rPr>
@@ -1050,11 +993,11 @@
           <w:color w:val="000000"/>
           <w:kern w:val="0"/>
           <w:lang w:eastAsia="es-ES"/>
-          <ns2:ligatures ns2:val="none"/>
-        </w:rPr>
-      </w:pPr>
-    </w:p>
-    <w:p ns2:paraId="542F9E39" ns2:textId="3AB13181">
+          <w14:ligatures w14:val="none"/>
+        </w:rPr>
+      </w:pPr>
+    </w:p>
+    <w:p>
       <w:pPr>
         <w:pStyle w:val="Prrafodelista"/>
         <w:numPr>
@@ -1069,7 +1012,7 @@
           <w:color w:val="000000"/>
           <w:kern w:val="0"/>
           <w:lang w:eastAsia="es-ES"/>
-          <ns2:ligatures ns2:val="none"/>
+          <w14:ligatures w14:val="none"/>
         </w:rPr>
       </w:pPr>
       <w:r>
@@ -1078,7 +1021,7 @@
           <w:color w:val="000000"/>
           <w:kern w:val="0"/>
           <w:lang w:eastAsia="es-ES"/>
-          <ns2:ligatures ns2:val="none"/>
+          <w14:ligatures w14:val="none"/>
         </w:rPr>
         <w:t xml:space="preserve">El 15 de mayo de 2024, Pacífico le informó que el beneficio por la suma de S/ 8 165,82 correspondiente al Crédito 100xxxxxx406 había sido aprobado el 19 de abril de 2024. El 28 de mayo de 2024, el Pacífico le comunicó que el Crédito 100xxxxxx020 1197 no se encuentra cubierto bajo las condiciones del Seguro de Desgravamen, argumentando que el titular del crédito no era el señor [APELLIDO] , sino el señor [APELLIDO] , toda vez que se trataba de un crédito con certificado emitido de manera digital (desembolso por la web Mi Negocio).</w:t>
       </w:r>
@@ -1088,7 +1031,7 @@
           <w:color w:val="000000"/>
           <w:kern w:val="0"/>
           <w:lang w:eastAsia="es-ES"/>
-          <ns2:ligatures ns2:val="none"/>
+          <w14:ligatures w14:val="none"/>
         </w:rPr>
         <w:t xml:space="preserve"/>
       </w:r>
@@ -1098,7 +1041,7 @@
           <w:color w:val="000000"/>
           <w:kern w:val="0"/>
           <w:lang w:eastAsia="es-ES"/>
-          <ns2:ligatures ns2:val="none"/>
+          <w14:ligatures w14:val="none"/>
         </w:rPr>
         <w:t xml:space="preserve"/>
       </w:r>
@@ -1108,7 +1051,7 @@
           <w:color w:val="000000"/>
           <w:kern w:val="0"/>
           <w:lang w:eastAsia="es-ES"/>
-          <ns2:ligatures ns2:val="none"/>
+          <w14:ligatures w14:val="none"/>
         </w:rPr>
         <w:t/>
       </w:r>
@@ -1118,7 +1061,7 @@
           <w:color w:val="000000"/>
           <w:kern w:val="0"/>
           <w:lang w:eastAsia="es-ES"/>
-          <ns2:ligatures ns2:val="none"/>
+          <w14:ligatures w14:val="none"/>
         </w:rPr>
         <w:t xml:space="preserve"/>
       </w:r>
@@ -1128,7 +1071,7 @@
           <w:color w:val="000000"/>
           <w:kern w:val="0"/>
           <w:lang w:eastAsia="es-ES"/>
-          <ns2:ligatures ns2:val="none"/>
+          <w14:ligatures w14:val="none"/>
         </w:rPr>
         <w:t/>
       </w:r>
@@ -1138,7 +1081,7 @@
           <w:color w:val="000000"/>
           <w:kern w:val="0"/>
           <w:lang w:eastAsia="es-ES"/>
-          <ns2:ligatures ns2:val="none"/>
+          <w14:ligatures w14:val="none"/>
         </w:rPr>
         <w:t xml:space="preserve"/>
       </w:r>
@@ -1148,12 +1091,12 @@
           <w:color w:val="000000"/>
           <w:kern w:val="0"/>
           <w:lang w:eastAsia="es-ES"/>
-          <ns2:ligatures ns2:val="none"/>
+          <w14:ligatures w14:val="none"/>
         </w:rPr>
         <w:t/>
       </w:r>
     </w:p>
-    <w:p ns2:paraId="79132642" ns2:textId="77777777">
+    <w:p>
       <w:pPr>
         <w:spacing w:after="0" w:line="240" w:lineRule="auto"/>
         <w:jc w:val="both"/>
@@ -1162,11 +1105,11 @@
           <w:color w:val="000000"/>
           <w:kern w:val="0"/>
           <w:lang w:eastAsia="es-ES"/>
-          <ns2:ligatures ns2:val="none"/>
-        </w:rPr>
-      </w:pPr>
-    </w:p>
-    <w:p ns2:paraId="4B5698C5" ns2:textId="338AD36A">
+          <w14:ligatures w14:val="none"/>
+        </w:rPr>
+      </w:pPr>
+    </w:p>
+    <w:p>
       <w:pPr>
         <w:pStyle w:val="Prrafodelista"/>
         <w:numPr>
@@ -1181,7 +1124,7 @@
           <w:color w:val="000000"/>
           <w:kern w:val="0"/>
           <w:lang w:eastAsia="es-ES"/>
-          <ns2:ligatures ns2:val="none"/>
+          <w14:ligatures w14:val="none"/>
         </w:rPr>
       </w:pPr>
       <w:r>
@@ -1190,7 +1133,7 @@
           <w:color w:val="000000"/>
           <w:kern w:val="0"/>
           <w:lang w:eastAsia="es-ES"/>
-          <ns2:ligatures ns2:val="none"/>
+          <w14:ligatures w14:val="none"/>
         </w:rPr>
         <w:t xml:space="preserve">El 30 de mayo de 2024, el Banco abonó la suma de S/ 8 289,19 a la Cuenta Corriente 194xxxxxx018 [APELLIDO], por concepto de devolución de pagos posteriores a la fecha de siniestro del Crédito 100xxxxxx406.</w:t>
       </w:r>
@@ -1200,12 +1143,12 @@
           <w:color w:val="000000"/>
           <w:kern w:val="0"/>
           <w:lang w:eastAsia="es-ES"/>
-          <ns2:ligatures ns2:val="none"/>
+          <w14:ligatures w14:val="none"/>
         </w:rPr>
         <w:t/>
       </w:r>
     </w:p>
-    <w:p ns2:paraId="19DD7A48" ns2:textId="77777777">
+    <w:p>
       <w:pPr>
         <w:pStyle w:val="Prrafodelista"/>
         <w:rPr>
@@ -1213,11 +1156,11 @@
           <w:color w:val="000000"/>
           <w:kern w:val="0"/>
           <w:lang w:eastAsia="es-ES"/>
-          <ns2:ligatures ns2:val="none"/>
-        </w:rPr>
-      </w:pPr>
-    </w:p>
-    <w:p ns2:paraId="6EF075A0" ns2:textId="29DBB7A2">
+          <w14:ligatures w14:val="none"/>
+        </w:rPr>
+      </w:pPr>
+    </w:p>
+    <w:p>
       <w:pPr>
         <w:pStyle w:val="Prrafodelista"/>
         <w:numPr>
@@ -1232,7 +1175,7 @@
           <w:color w:val="000000"/>
           <w:kern w:val="0"/>
           <w:lang w:eastAsia="es-ES"/>
-          <ns2:ligatures ns2:val="none"/>
+          <w14:ligatures w14:val="none"/>
         </w:rPr>
       </w:pPr>
       <w:r>
@@ -1241,7 +1184,7 @@
           <w:color w:val="000000"/>
           <w:kern w:val="0"/>
           <w:lang w:eastAsia="es-ES"/>
-          <ns2:ligatures ns2:val="none"/>
+          <w14:ligatures w14:val="none"/>
         </w:rPr>
         <w:t xml:space="preserve">El 5 de noviembre de 2024, presentó el Reclamo C33786273 ante el Banco, solicitando que se haga responsable de la cancelación del crédito desembolsado en forma digital y realice el reintegro de los pagos realizados desde julio de 2023 hasta la fecha, toda vez que fue un error del Banco haber consignado como asegurado a alguien diferente al señor [APELLIDO] .</w:t>
       </w:r>
@@ -1251,7 +1194,7 @@
           <w:color w:val="000000"/>
           <w:kern w:val="0"/>
           <w:lang w:eastAsia="es-ES"/>
-          <ns2:ligatures ns2:val="none"/>
+          <w14:ligatures w14:val="none"/>
         </w:rPr>
         <w:t xml:space="preserve"/>
       </w:r>
@@ -1261,13 +1204,13 @@
           <w:color w:val="000000"/>
           <w:kern w:val="0"/>
           <w:lang w:eastAsia="es-ES"/>
-          <ns2:ligatures ns2:val="none"/>
+          <w14:ligatures w14:val="none"/>
         </w:rPr>
         <w:lastRenderedPageBreak/>
         <w:t/>
       </w:r>
     </w:p>
-    <w:p ns2:paraId="0879D750" ns2:textId="77777777">
+    <w:p>
       <w:pPr>
         <w:pStyle w:val="Prrafodelista"/>
         <w:rPr>
@@ -1275,11 +1218,11 @@
           <w:color w:val="000000"/>
           <w:kern w:val="0"/>
           <w:lang w:eastAsia="es-ES"/>
-          <ns2:ligatures ns2:val="none"/>
-        </w:rPr>
-      </w:pPr>
-    </w:p>
-    <w:p ns2:paraId="1501FDFF" ns2:textId="0B647C4F">
+          <w14:ligatures w14:val="none"/>
+        </w:rPr>
+      </w:pPr>
+    </w:p>
+    <w:p>
       <w:pPr>
         <w:pStyle w:val="Prrafodelista"/>
         <w:numPr>
@@ -1294,7 +1237,7 @@
           <w:color w:val="000000"/>
           <w:kern w:val="0"/>
           <w:lang w:eastAsia="es-ES"/>
-          <ns2:ligatures ns2:val="none"/>
+          <w14:ligatures w14:val="none"/>
         </w:rPr>
       </w:pPr>
       <w:r>
@@ -1303,7 +1246,7 @@
           <w:color w:val="000000"/>
           <w:kern w:val="0"/>
           <w:lang w:eastAsia="es-ES"/>
-          <ns2:ligatures ns2:val="none"/>
+          <w14:ligatures w14:val="none"/>
         </w:rPr>
         <w:t xml:space="preserve">El 26 de noviembre de 2024, en atención al reclamo presentado, el Banco le informó que el Crédito </w:t>
       </w:r>
@@ -1313,7 +1256,7 @@
           <w:color w:val="000000"/>
           <w:kern w:val="0"/>
           <w:lang w:eastAsia="es-ES"/>
-          <ns2:ligatures ns2:val="none"/>
+          <w14:ligatures w14:val="none"/>
         </w:rPr>
         <w:t>100-191-0030201197</w:t>
       </w:r>
@@ -1323,7 +1266,7 @@
           <w:color w:val="000000"/>
           <w:kern w:val="0"/>
           <w:lang w:eastAsia="es-ES"/>
-          <ns2:ligatures ns2:val="none"/>
+          <w14:ligatures w14:val="none"/>
         </w:rPr>
         <w:t xml:space="preserve"> </w:t>
       </w:r>
@@ -1333,7 +1276,7 @@
           <w:color w:val="000000"/>
           <w:kern w:val="0"/>
           <w:lang w:eastAsia="es-ES"/>
-          <ns2:ligatures ns2:val="none"/>
+          <w14:ligatures w14:val="none"/>
         </w:rPr>
         <w:t xml:space="preserve">está a nombre de Roger Rubio y es por </w:t>
       </w:r>
@@ -1343,7 +1286,7 @@
           <w:color w:val="000000"/>
           <w:kern w:val="0"/>
           <w:lang w:eastAsia="es-ES"/>
-          <ns2:ligatures ns2:val="none"/>
+          <w14:ligatures w14:val="none"/>
         </w:rPr>
         <w:t>ello</w:t>
       </w:r>
@@ -1353,7 +1296,7 @@
           <w:color w:val="000000"/>
           <w:kern w:val="0"/>
           <w:lang w:eastAsia="es-ES"/>
-          <ns2:ligatures ns2:val="none"/>
+          <w14:ligatures w14:val="none"/>
         </w:rPr>
         <w:t xml:space="preserve"> que este no se encuentra bajo las condiciones de la </w:t>
       </w:r>
@@ -1363,12 +1306,12 @@
           <w:color w:val="000000"/>
           <w:kern w:val="0"/>
           <w:lang w:eastAsia="es-ES"/>
-          <ns2:ligatures ns2:val="none"/>
+          <w14:ligatures w14:val="none"/>
         </w:rPr>
         <w:t>Póliza 24260.</w:t>
       </w:r>
     </w:p>
-    <w:p ns2:paraId="3CEDEA21" ns2:textId="77777777">
+    <w:p>
       <w:pPr>
         <w:spacing w:after="0" w:line="240" w:lineRule="auto"/>
         <w:jc w:val="both"/>
@@ -1377,11 +1320,11 @@
           <w:color w:val="000000"/>
           <w:kern w:val="0"/>
           <w:lang w:eastAsia="es-ES"/>
-          <ns2:ligatures ns2:val="none"/>
-        </w:rPr>
-      </w:pPr>
-    </w:p>
-    <w:p ns2:paraId="353992EB" ns2:textId="6FCB2490">
+          <w14:ligatures w14:val="none"/>
+        </w:rPr>
+      </w:pPr>
+    </w:p>
+    <w:p>
       <w:pPr>
         <w:pStyle w:val="Prrafodelista"/>
         <w:numPr>
@@ -1396,7 +1339,7 @@
           <w:color w:val="000000"/>
           <w:kern w:val="0"/>
           <w:lang w:eastAsia="es-ES"/>
-          <ns2:ligatures ns2:val="none"/>
+          <w14:ligatures w14:val="none"/>
         </w:rPr>
       </w:pPr>
       <w:r>
@@ -1404,7 +1347,7 @@
           <w:rFonts w:ascii="Arial Narrow" w:eastAsia="Arial Narrow" w:hAnsi="Arial Narrow" w:cs="Arial Narrow"/>
           <w:kern w:val="0"/>
           <w:lang w:val="es-ES" w:eastAsia="es-PE"/>
-          <ns2:ligatures ns2:val="none"/>
+          <w14:ligatures w14:val="none"/>
         </w:rPr>
         <w:t xml:space="preserve">La [APELLIDO] solicitó, en calidad de medidas correctivas, que el Banco cumpla con lo siguiente: (i) otorgar una devolución de diecinueve (19) cuotas, cada una de S/ 10 984,70; y, (ii) otorgar el Seguro de Desgravamen cuyo valor asciende a S/ 208 709,30 por el fallecimiento del titular del Crédito. Asimismo, requirió el reembolso de costos y costas del presente procedimiento. </w:t>
       </w:r>
@@ -1413,7 +1356,7 @@
           <w:rFonts w:ascii="Arial Narrow" w:eastAsia="Arial Narrow" w:hAnsi="Arial Narrow" w:cs="Arial Narrow"/>
           <w:kern w:val="0"/>
           <w:lang w:val="es-ES" w:eastAsia="es-PE"/>
-          <ns2:ligatures ns2:val="none"/>
+          <w14:ligatures w14:val="none"/>
         </w:rPr>
         <w:t xml:space="preserve"/>
       </w:r>
@@ -1422,7 +1365,7 @@
           <w:rFonts w:ascii="Arial Narrow" w:eastAsia="Arial Narrow" w:hAnsi="Arial Narrow" w:cs="Arial Narrow"/>
           <w:kern w:val="0"/>
           <w:lang w:eastAsia="es-PE"/>
-          <ns2:ligatures ns2:val="none"/>
+          <w14:ligatures w14:val="none"/>
         </w:rPr>
         <w:t xml:space="preserve"/>
       </w:r>
@@ -1431,7 +1374,7 @@
           <w:rFonts w:ascii="Arial Narrow" w:eastAsia="Arial Narrow" w:hAnsi="Arial Narrow" w:cs="Arial Narrow"/>
           <w:kern w:val="0"/>
           <w:lang w:eastAsia="es-PE"/>
-          <ns2:ligatures ns2:val="none"/>
+          <w14:ligatures w14:val="none"/>
         </w:rPr>
         <w:t/>
       </w:r>
@@ -1440,7 +1383,7 @@
           <w:rFonts w:ascii="Arial Narrow" w:eastAsia="Arial Narrow" w:hAnsi="Arial Narrow" w:cs="Arial Narrow"/>
           <w:kern w:val="0"/>
           <w:lang w:eastAsia="es-PE"/>
-          <ns2:ligatures ns2:val="none"/>
+          <w14:ligatures w14:val="none"/>
         </w:rPr>
         <w:t xml:space="preserve"/>
       </w:r>
@@ -1450,7 +1393,7 @@
           <w:color w:val="000000"/>
           <w:kern w:val="0"/>
           <w:lang w:eastAsia="es-ES"/>
-          <ns2:ligatures ns2:val="none"/>
+          <w14:ligatures w14:val="none"/>
         </w:rPr>
         <w:t/>
       </w:r>
@@ -1460,7 +1403,7 @@
           <w:color w:val="000000"/>
           <w:kern w:val="0"/>
           <w:lang w:eastAsia="es-ES"/>
-          <ns2:ligatures ns2:val="none"/>
+          <w14:ligatures w14:val="none"/>
         </w:rPr>
         <w:t xml:space="preserve"/>
       </w:r>
@@ -1470,7 +1413,7 @@
           <w:color w:val="000000"/>
           <w:kern w:val="0"/>
           <w:lang w:eastAsia="es-ES"/>
-          <ns2:ligatures ns2:val="none"/>
+          <w14:ligatures w14:val="none"/>
         </w:rPr>
         <w:t xml:space="preserve"/>
       </w:r>
@@ -1480,7 +1423,7 @@
           <w:color w:val="000000"/>
           <w:kern w:val="0"/>
           <w:lang w:eastAsia="es-ES"/>
-          <ns2:ligatures ns2:val="none"/>
+          <w14:ligatures w14:val="none"/>
         </w:rPr>
         <w:t xml:space="preserve"/>
       </w:r>
@@ -1490,7 +1433,7 @@
           <w:color w:val="000000"/>
           <w:kern w:val="0"/>
           <w:lang w:eastAsia="es-ES"/>
-          <ns2:ligatures ns2:val="none"/>
+          <w14:ligatures w14:val="none"/>
         </w:rPr>
         <w:t/>
       </w:r>
@@ -1500,7 +1443,7 @@
           <w:color w:val="000000"/>
           <w:kern w:val="0"/>
           <w:lang w:eastAsia="es-ES"/>
-          <ns2:ligatures ns2:val="none"/>
+          <w14:ligatures w14:val="none"/>
         </w:rPr>
         <w:t xml:space="preserve"/>
       </w:r>
@@ -1509,7 +1452,7 @@
           <w:rFonts w:ascii="Arial Narrow" w:eastAsia="Arial Narrow" w:hAnsi="Arial Narrow" w:cs="Arial Narrow"/>
           <w:kern w:val="0"/>
           <w:lang w:val="es-ES" w:eastAsia="es-PE"/>
-          <ns2:ligatures ns2:val="none"/>
+          <w14:ligatures w14:val="none"/>
         </w:rPr>
         <w:t/>
       </w:r>
@@ -1518,12 +1461,12 @@
           <w:rFonts w:ascii="Arial Narrow" w:eastAsia="Arial Narrow" w:hAnsi="Arial Narrow" w:cs="Arial Narrow"/>
           <w:kern w:val="0"/>
           <w:lang w:val="es-ES" w:eastAsia="es-PE"/>
-          <ns2:ligatures ns2:val="none"/>
+          <w14:ligatures w14:val="none"/>
         </w:rPr>
         <w:t xml:space="preserve"/>
       </w:r>
     </w:p>
-    <w:p ns2:paraId="5C40E8F0" ns2:textId="77777777">
+    <w:p>
       <w:pPr>
         <w:pStyle w:val="Prrafodelista"/>
         <w:spacing w:after="0" w:line="240" w:lineRule="auto"/>
@@ -1534,11 +1477,11 @@
           <w:color w:val="000000"/>
           <w:kern w:val="0"/>
           <w:lang w:eastAsia="es-ES"/>
-          <ns2:ligatures ns2:val="none"/>
-        </w:rPr>
-      </w:pPr>
-    </w:p>
-    <w:p ns2:paraId="25CD818C" ns2:textId="3AC4F303">
+          <w14:ligatures w14:val="none"/>
+        </w:rPr>
+      </w:pPr>
+    </w:p>
+    <w:p>
       <w:pPr>
         <w:pStyle w:val="Prrafodelista"/>
         <w:numPr>
@@ -1553,7 +1496,7 @@
           <w:color w:val="000000"/>
           <w:kern w:val="0"/>
           <w:lang w:eastAsia="es-ES"/>
-          <ns2:ligatures ns2:val="none"/>
+          <w14:ligatures w14:val="none"/>
         </w:rPr>
       </w:pPr>
       <w:r>
@@ -1574,7 +1517,7 @@
           <w:rFonts w:ascii="Arial Narrow" w:eastAsia="Arial Narrow" w:hAnsi="Arial Narrow" w:cs="Arial Narrow"/>
           <w:kern w:val="0"/>
           <w:lang w:val="es-ES" w:eastAsia="es-PE"/>
-          <ns2:ligatures ns2:val="none"/>
+          <w14:ligatures w14:val="none"/>
         </w:rPr>
         <w:t/>
       </w:r>
@@ -1585,7 +1528,7 @@
         <w:t/>
       </w:r>
     </w:p>
-    <w:p ns2:paraId="57EFAA5B" ns2:textId="77777777">
+    <w:p>
       <w:pPr>
         <w:pBdr>
           <w:top w:val="nil"/>
@@ -1602,11 +1545,11 @@
           <w:rFonts w:ascii="Arial Narrow" w:eastAsia="Arial Narrow" w:hAnsi="Arial Narrow" w:cs="Arial Narrow"/>
           <w:kern w:val="0"/>
           <w:lang w:eastAsia="es-PE"/>
-          <ns2:ligatures ns2:val="none"/>
-        </w:rPr>
-      </w:pPr>
-    </w:p>
-    <w:p ns2:paraId="20673E60" ns2:textId="77777777">
+          <w14:ligatures w14:val="none"/>
+        </w:rPr>
+      </w:pPr>
+    </w:p>
+    <w:p>
       <w:pPr>
         <w:numPr>
           <w:ilvl w:val="0"/>
@@ -1621,7 +1564,7 @@
           <w:b/>
           <w:kern w:val="0"/>
           <w:lang w:eastAsia="es-PE"/>
-          <ns2:ligatures ns2:val="none"/>
+          <w14:ligatures w14:val="none"/>
         </w:rPr>
       </w:pPr>
       <w:r>
@@ -1630,12 +1573,12 @@
           <w:b/>
           <w:kern w:val="0"/>
           <w:lang w:eastAsia="es-PE"/>
-          <ns2:ligatures ns2:val="none"/>
+          <w14:ligatures w14:val="none"/>
         </w:rPr>
         <w:t>DE LA CONFIDENCIALIDAD DE OFICIO</w:t>
       </w:r>
     </w:p>
-    <w:p ns2:paraId="33D0B022" ns2:textId="77777777">
+    <w:p>
       <w:pPr>
         <w:spacing w:after="0" w:line="240" w:lineRule="auto"/>
         <w:ind w:left="567"/>
@@ -1646,11 +1589,11 @@
           <w:b/>
           <w:kern w:val="0"/>
           <w:lang w:eastAsia="es-PE"/>
-          <ns2:ligatures ns2:val="none"/>
-        </w:rPr>
-      </w:pPr>
-    </w:p>
-    <w:p ns2:paraId="6801D839" ns2:textId="77777777">
+          <w14:ligatures w14:val="none"/>
+        </w:rPr>
+      </w:pPr>
+    </w:p>
+    <w:p>
       <w:pPr>
         <w:numPr>
           <w:ilvl w:val="1"/>
@@ -1664,7 +1607,7 @@
           <w:rFonts w:ascii="Arial Narrow" w:eastAsia="Times New Roman" w:hAnsi="Arial Narrow" w:cs="Times New Roman"/>
           <w:kern w:val="0"/>
           <w:lang w:eastAsia="es-PE"/>
-          <ns2:ligatures ns2:val="none"/>
+          <w14:ligatures w14:val="none"/>
         </w:rPr>
       </w:pPr>
       <w:r>
@@ -1672,7 +1615,7 @@
           <w:rFonts w:ascii="Arial Narrow" w:eastAsia="Times New Roman" w:hAnsi="Arial Narrow" w:cs="Times New Roman"/>
           <w:kern w:val="0"/>
           <w:lang w:eastAsia="es-PE"/>
-          <ns2:ligatures ns2:val="none"/>
+          <w14:ligatures w14:val="none"/>
         </w:rPr>
         <w:t>El numeral 2.1 del artículo 2 de la Directiva 001-2008-TRI-INDECOPI sobre confidencialidad de la información en los procedimientos seguidos por los órganos funcionales del Indecopi, modificada por la Directiva 002-2017-TRI-INDECOPI y 002-2022-TRI-INDECOPI (en adelante, la Directiva), señala que la Comisión podrá declarar la confidencialidad de aquella información presentada por una de las partes o un tercero, en el marco de un procedimiento seguido ante Indecopi, cuando su divulgación implique una afectación significativa para su titular o un tercero del que el aportante la hubiere recibido, u otorgue una ventaja significativa para un competidor del aportante de la información</w:t>
       </w:r>
@@ -1683,7 +1626,7 @@
           <w:kern w:val="0"/>
           <w:vertAlign w:val="superscript"/>
           <w:lang w:eastAsia="es-PE"/>
-          <ns2:ligatures ns2:val="none"/>
+          <w14:ligatures w14:val="none"/>
         </w:rPr>
         <w:footnoteReference w:id="2"/>
       </w:r>
@@ -1692,12 +1635,12 @@
           <w:rFonts w:ascii="Arial Narrow" w:eastAsia="Times New Roman" w:hAnsi="Arial Narrow" w:cs="Times New Roman"/>
           <w:kern w:val="0"/>
           <w:lang w:eastAsia="es-PE"/>
-          <ns2:ligatures ns2:val="none"/>
+          <w14:ligatures w14:val="none"/>
         </w:rPr>
         <w:t>.</w:t>
       </w:r>
     </w:p>
-    <w:p ns2:paraId="29D0F4AD" ns2:textId="77777777">
+    <w:p>
       <w:pPr>
         <w:spacing w:after="0" w:line="240" w:lineRule="auto"/>
         <w:ind w:left="567"/>
@@ -1707,11 +1650,11 @@
           <w:rFonts w:ascii="Arial Narrow" w:eastAsia="Times New Roman" w:hAnsi="Arial Narrow" w:cs="Times New Roman"/>
           <w:kern w:val="0"/>
           <w:lang w:eastAsia="es-PE"/>
-          <ns2:ligatures ns2:val="none"/>
-        </w:rPr>
-      </w:pPr>
-    </w:p>
-    <w:p ns2:paraId="50474EE3" ns2:textId="77777777">
+          <w14:ligatures w14:val="none"/>
+        </w:rPr>
+      </w:pPr>
+    </w:p>
+    <w:p>
       <w:pPr>
         <w:numPr>
           <w:ilvl w:val="1"/>
@@ -1725,7 +1668,7 @@
           <w:rFonts w:ascii="Arial Narrow" w:eastAsia="Times New Roman" w:hAnsi="Arial Narrow" w:cs="Times New Roman"/>
           <w:kern w:val="0"/>
           <w:lang w:eastAsia="es-PE"/>
-          <ns2:ligatures ns2:val="none"/>
+          <w14:ligatures w14:val="none"/>
         </w:rPr>
       </w:pPr>
       <w:r>
@@ -1733,12 +1676,12 @@
           <w:rFonts w:ascii="Arial Narrow" w:eastAsia="Times New Roman" w:hAnsi="Arial Narrow" w:cs="Times New Roman"/>
           <w:kern w:val="0"/>
           <w:lang w:eastAsia="es-PE"/>
-          <ns2:ligatures ns2:val="none"/>
+          <w14:ligatures w14:val="none"/>
         </w:rPr>
         <w:t>Asimismo, el literal d) del numeral 2.1 del artículo 2 de la Directiva señala que podrá ser confidencial la información declarada como reservada por ley, tales como la información proveniente de los datos personales, de terceras personas ajenas al procedimiento; y, la protegida por la regulación del secreto bancario, tributario, comercial, industrial, empresarial, tecnológico y bursátil.</w:t>
       </w:r>
     </w:p>
-    <w:p ns2:paraId="5AAA4397" ns2:textId="77777777">
+    <w:p>
       <w:pPr>
         <w:spacing w:after="0" w:line="240" w:lineRule="auto"/>
         <w:ind w:left="720"/>
@@ -1748,11 +1691,11 @@
           <w:rFonts w:ascii="Arial Narrow" w:eastAsia="Times New Roman" w:hAnsi="Arial Narrow" w:cs="Times New Roman"/>
           <w:kern w:val="0"/>
           <w:lang w:eastAsia="es-PE"/>
-          <ns2:ligatures ns2:val="none"/>
-        </w:rPr>
-      </w:pPr>
-    </w:p>
-    <w:p ns2:paraId="50EFCBA0" ns2:textId="77777777">
+          <w14:ligatures w14:val="none"/>
+        </w:rPr>
+      </w:pPr>
+    </w:p>
+    <w:p>
       <w:pPr>
         <w:numPr>
           <w:ilvl w:val="1"/>
@@ -1766,7 +1709,7 @@
           <w:rFonts w:ascii="Arial Narrow" w:eastAsia="Times New Roman" w:hAnsi="Arial Narrow" w:cs="Times New Roman"/>
           <w:kern w:val="0"/>
           <w:lang w:eastAsia="es-PE"/>
-          <ns2:ligatures ns2:val="none"/>
+          <w14:ligatures w14:val="none"/>
         </w:rPr>
       </w:pPr>
       <w:r>
@@ -1774,7 +1717,7 @@
           <w:rFonts w:ascii="Arial Narrow" w:eastAsia="Times New Roman" w:hAnsi="Arial Narrow" w:cs="Times New Roman"/>
           <w:kern w:val="0"/>
           <w:lang w:eastAsia="es-PE"/>
-          <ns2:ligatures ns2:val="none"/>
+          <w14:ligatures w14:val="none"/>
         </w:rPr>
         <w:t>Por otro lado, en el numeral 3.6 del artículo 3 de la Directiva establece que los órganos resolutivos del Indecopi podrán declarar la confidencialidad de la información de oficio mediante resolución debidamente motivada</w:t>
       </w:r>
@@ -1785,7 +1728,7 @@
           <w:kern w:val="0"/>
           <w:vertAlign w:val="superscript"/>
           <w:lang w:eastAsia="es-PE"/>
-          <ns2:ligatures ns2:val="none"/>
+          <w14:ligatures w14:val="none"/>
         </w:rPr>
         <w:footnoteReference w:id="3"/>
       </w:r>
@@ -1794,12 +1737,12 @@
           <w:rFonts w:ascii="Arial Narrow" w:eastAsia="Times New Roman" w:hAnsi="Arial Narrow" w:cs="Times New Roman"/>
           <w:kern w:val="0"/>
           <w:lang w:eastAsia="es-PE"/>
-          <ns2:ligatures ns2:val="none"/>
+          <w14:ligatures w14:val="none"/>
         </w:rPr>
         <w:t>, considerando lo establecido en el numeral 3.3, conforme lo siguiente:</w:t>
       </w:r>
     </w:p>
-    <w:p ns2:paraId="1A6395D0" ns2:textId="77777777">
+    <w:p>
       <w:pPr>
         <w:spacing w:after="0" w:line="240" w:lineRule="auto"/>
         <w:jc w:val="both"/>
@@ -1808,11 +1751,11 @@
           <w:kern w:val="0"/>
           <w:sz w:val="18"/>
           <w:szCs w:val="18"/>
-          <ns2:ligatures ns2:val="none"/>
-        </w:rPr>
-      </w:pPr>
-    </w:p>
-    <w:p ns2:paraId="79771A7C" ns2:textId="77777777">
+          <w14:ligatures w14:val="none"/>
+        </w:rPr>
+      </w:pPr>
+    </w:p>
+    <w:p>
       <w:pPr>
         <w:spacing w:after="0" w:line="240" w:lineRule="auto"/>
         <w:ind w:left="1701" w:hanging="567"/>
@@ -1824,7 +1767,7 @@
           <w:kern w:val="0"/>
           <w:sz w:val="18"/>
           <w:szCs w:val="18"/>
-          <ns2:ligatures ns2:val="none"/>
+          <w14:ligatures w14:val="none"/>
         </w:rPr>
       </w:pPr>
       <w:r>
@@ -1835,7 +1778,7 @@
           <w:kern w:val="0"/>
           <w:sz w:val="18"/>
           <w:szCs w:val="18"/>
-          <ns2:ligatures ns2:val="none"/>
+          <w14:ligatures w14:val="none"/>
         </w:rPr>
         <w:t xml:space="preserve">“3.3. </w:t>
       </w:r>
@@ -1847,13 +1790,13 @@
           <w:kern w:val="0"/>
           <w:sz w:val="18"/>
           <w:szCs w:val="18"/>
-          <ns2:ligatures ns2:val="none"/>
+          <w14:ligatures w14:val="none"/>
         </w:rPr>
         <w:tab/>
         <w:t>Al resolver respecto de la confidencialidad de la información, la autoridad competente deberá motivar su determinación al respecto, considerando:</w:t>
       </w:r>
     </w:p>
-    <w:p ns2:paraId="694003A7" ns2:textId="77777777">
+    <w:p>
       <w:pPr>
         <w:spacing w:after="0" w:line="240" w:lineRule="auto"/>
         <w:ind w:left="2268" w:hanging="567"/>
@@ -1863,7 +1806,7 @@
           <w:kern w:val="0"/>
           <w:sz w:val="18"/>
           <w:szCs w:val="18"/>
-          <ns2:ligatures ns2:val="none"/>
+          <w14:ligatures w14:val="none"/>
         </w:rPr>
       </w:pPr>
       <w:r>
@@ -1872,12 +1815,12 @@
           <w:kern w:val="0"/>
           <w:sz w:val="18"/>
           <w:szCs w:val="18"/>
-          <ns2:ligatures ns2:val="none"/>
+          <w14:ligatures w14:val="none"/>
         </w:rPr>
         <w:t>     </w:t>
       </w:r>
     </w:p>
-    <w:p ns2:paraId="57D8FA34" ns2:textId="77777777">
+    <w:p>
       <w:pPr>
         <w:spacing w:after="0" w:line="240" w:lineRule="auto"/>
         <w:ind w:left="2268" w:hanging="567"/>
@@ -1889,7 +1832,7 @@
           <w:kern w:val="0"/>
           <w:sz w:val="18"/>
           <w:szCs w:val="18"/>
-          <ns2:ligatures ns2:val="none"/>
+          <w14:ligatures w14:val="none"/>
         </w:rPr>
       </w:pPr>
       <w:r>
@@ -1900,7 +1843,7 @@
           <w:kern w:val="0"/>
           <w:sz w:val="18"/>
           <w:szCs w:val="18"/>
-          <ns2:ligatures ns2:val="none"/>
+          <w14:ligatures w14:val="none"/>
         </w:rPr>
         <w:t xml:space="preserve">a) </w:t>
       </w:r>
@@ -1912,13 +1855,13 @@
           <w:kern w:val="0"/>
           <w:sz w:val="18"/>
           <w:szCs w:val="18"/>
-          <ns2:ligatures ns2:val="none"/>
+          <w14:ligatures w14:val="none"/>
         </w:rPr>
         <w:tab/>
         <w:t>La pertinencia de la información para la evaluación o resolución de la materia controvertida en el procedimiento.</w:t>
       </w:r>
     </w:p>
-    <w:p ns2:paraId="3A03833E" ns2:textId="77777777">
+    <w:p>
       <w:pPr>
         <w:spacing w:after="0" w:line="240" w:lineRule="auto"/>
         <w:ind w:left="2268" w:hanging="567"/>
@@ -1930,11 +1873,11 @@
           <w:kern w:val="0"/>
           <w:sz w:val="18"/>
           <w:szCs w:val="18"/>
-          <ns2:ligatures ns2:val="none"/>
-        </w:rPr>
-      </w:pPr>
-    </w:p>
-    <w:p ns2:paraId="33CEC002" ns2:textId="77777777">
+          <w14:ligatures w14:val="none"/>
+        </w:rPr>
+      </w:pPr>
+    </w:p>
+    <w:p>
       <w:pPr>
         <w:spacing w:after="0" w:line="240" w:lineRule="auto"/>
         <w:ind w:left="2268" w:hanging="567"/>
@@ -1944,7 +1887,7 @@
           <w:kern w:val="0"/>
           <w:sz w:val="18"/>
           <w:szCs w:val="18"/>
-          <ns2:ligatures ns2:val="none"/>
+          <w14:ligatures w14:val="none"/>
         </w:rPr>
       </w:pPr>
       <w:r>
@@ -1955,7 +1898,7 @@
           <w:kern w:val="0"/>
           <w:sz w:val="18"/>
           <w:szCs w:val="18"/>
-          <ns2:ligatures ns2:val="none"/>
+          <w14:ligatures w14:val="none"/>
         </w:rPr>
         <w:t xml:space="preserve">b) </w:t>
       </w:r>
@@ -1967,7 +1910,7 @@
           <w:kern w:val="0"/>
           <w:sz w:val="18"/>
           <w:szCs w:val="18"/>
-          <ns2:ligatures ns2:val="none"/>
+          <w14:ligatures w14:val="none"/>
         </w:rPr>
         <w:tab/>
         <w:t>La no divulgación lícita previa de la información pues sólo podrá considerarse confidencial aquella información que haya sido mantenida con cuidado o celo dentro del propio ámbito de conocimiento, incluso evitando haber estado disponible de alguna forma para terceros</w:t>
@@ -1978,12 +1921,12 @@
           <w:kern w:val="0"/>
           <w:sz w:val="18"/>
           <w:szCs w:val="18"/>
-          <ns2:ligatures ns2:val="none"/>
+          <w14:ligatures w14:val="none"/>
         </w:rPr>
         <w:t>.</w:t>
       </w:r>
     </w:p>
-    <w:p ns2:paraId="1DA8E871" ns2:textId="77777777">
+    <w:p>
       <w:pPr>
         <w:spacing w:after="0" w:line="240" w:lineRule="auto"/>
         <w:ind w:left="2268" w:hanging="708"/>
@@ -1993,7 +1936,7 @@
           <w:kern w:val="0"/>
           <w:sz w:val="18"/>
           <w:szCs w:val="18"/>
-          <ns2:ligatures ns2:val="none"/>
+          <w14:ligatures w14:val="none"/>
         </w:rPr>
       </w:pPr>
       <w:r>
@@ -2002,7 +1945,7 @@
           <w:kern w:val="0"/>
           <w:sz w:val="18"/>
           <w:szCs w:val="18"/>
-          <ns2:ligatures ns2:val="none"/>
+          <w14:ligatures w14:val="none"/>
         </w:rPr>
         <w:t xml:space="preserve">    </w:t>
       </w:r>
@@ -2012,12 +1955,12 @@
           <w:kern w:val="0"/>
           <w:sz w:val="18"/>
           <w:szCs w:val="18"/>
-          <ns2:ligatures ns2:val="none"/>
+          <w14:ligatures w14:val="none"/>
         </w:rPr>
         <w:tab/>
       </w:r>
     </w:p>
-    <w:p ns2:paraId="73E9F71D" ns2:textId="77777777">
+    <w:p>
       <w:pPr>
         <w:spacing w:after="0" w:line="240" w:lineRule="auto"/>
         <w:ind w:left="2268"/>
@@ -2029,7 +1972,7 @@
           <w:kern w:val="0"/>
           <w:sz w:val="18"/>
           <w:szCs w:val="18"/>
-          <ns2:ligatures ns2:val="none"/>
+          <w14:ligatures w14:val="none"/>
         </w:rPr>
       </w:pPr>
       <w:r>
@@ -2040,12 +1983,12 @@
           <w:kern w:val="0"/>
           <w:sz w:val="18"/>
           <w:szCs w:val="18"/>
-          <ns2:ligatures ns2:val="none"/>
+          <w14:ligatures w14:val="none"/>
         </w:rPr>
         <w:t>No se considerará confidencial la información hecha pública por mandato legal o voluntariamente para generar transparencia en el mercado, ni aquella entregada previamente a entidades u organismos responsables para su divulgación.</w:t>
       </w:r>
     </w:p>
-    <w:p ns2:paraId="71B9F8FC" ns2:textId="77777777">
+    <w:p>
       <w:pPr>
         <w:spacing w:after="0" w:line="240" w:lineRule="auto"/>
         <w:ind w:left="2268"/>
@@ -2057,11 +2000,11 @@
           <w:kern w:val="0"/>
           <w:sz w:val="18"/>
           <w:szCs w:val="18"/>
-          <ns2:ligatures ns2:val="none"/>
-        </w:rPr>
-      </w:pPr>
-    </w:p>
-    <w:p ns2:paraId="0691D9A8" ns2:textId="77777777">
+          <w14:ligatures w14:val="none"/>
+        </w:rPr>
+      </w:pPr>
+    </w:p>
+    <w:p>
       <w:pPr>
         <w:spacing w:after="0" w:line="240" w:lineRule="auto"/>
         <w:ind w:left="2268" w:hanging="567"/>
@@ -2073,7 +2016,7 @@
           <w:kern w:val="0"/>
           <w:sz w:val="18"/>
           <w:szCs w:val="18"/>
-          <ns2:ligatures ns2:val="none"/>
+          <w14:ligatures w14:val="none"/>
         </w:rPr>
       </w:pPr>
       <w:r>
@@ -2084,7 +2027,7 @@
           <w:kern w:val="0"/>
           <w:sz w:val="18"/>
           <w:szCs w:val="18"/>
-          <ns2:ligatures ns2:val="none"/>
+          <w14:ligatures w14:val="none"/>
         </w:rPr>
         <w:t xml:space="preserve">     c) </w:t>
       </w:r>
@@ -2096,13 +2039,13 @@
           <w:kern w:val="0"/>
           <w:sz w:val="18"/>
           <w:szCs w:val="18"/>
-          <ns2:ligatures ns2:val="none"/>
+          <w14:ligatures w14:val="none"/>
         </w:rPr>
         <w:tab/>
         <w:t>La afectación que podría causar la divulgación de la información a su poseedor. La carga de la prueba recaerá sobre el potencial afectado.”</w:t>
       </w:r>
     </w:p>
-    <w:p ns2:paraId="2457AA1F" ns2:textId="77777777">
+    <w:p>
       <w:pPr>
         <w:spacing w:after="0" w:line="240" w:lineRule="auto"/>
         <w:ind w:left="567" w:hanging="567"/>
@@ -2111,11 +2054,11 @@
           <w:rFonts w:ascii="Arial Narrow" w:eastAsia="Times New Roman" w:hAnsi="Arial Narrow" w:cs="Times New Roman"/>
           <w:kern w:val="0"/>
           <w:lang w:eastAsia="es-PE"/>
-          <ns2:ligatures ns2:val="none"/>
-        </w:rPr>
-      </w:pPr>
-    </w:p>
-    <w:p ns2:paraId="5226218E" ns2:textId="77777777">
+          <w14:ligatures w14:val="none"/>
+        </w:rPr>
+      </w:pPr>
+    </w:p>
+    <w:p>
       <w:pPr>
         <w:spacing w:after="0" w:line="240" w:lineRule="auto"/>
         <w:ind w:left="567" w:hanging="567"/>
@@ -2127,7 +2070,7 @@
           <w:kern w:val="0"/>
           <w:u w:val="single"/>
           <w:lang w:eastAsia="es-PE"/>
-          <ns2:ligatures ns2:val="none"/>
+          <w14:ligatures w14:val="none"/>
         </w:rPr>
       </w:pPr>
       <w:r>
@@ -2138,7 +2081,7 @@
           <w:kern w:val="0"/>
           <w:u w:val="single"/>
           <w:lang w:eastAsia="es-PE"/>
-          <ns2:ligatures ns2:val="none"/>
+          <w14:ligatures w14:val="none"/>
         </w:rPr>
         <w:t>––</w:t>
       </w:r>
@@ -2150,13 +2093,13 @@
           <w:kern w:val="0"/>
           <w:u w:val="single"/>
           <w:lang w:eastAsia="es-PE"/>
-          <ns2:ligatures ns2:val="none"/>
+          <w14:ligatures w14:val="none"/>
         </w:rPr>
         <w:tab/>
         <w:t>Aplicación al caso concreto</w:t>
       </w:r>
     </w:p>
-    <w:p ns2:paraId="1BE22A91" ns2:textId="77777777">
+    <w:p>
       <w:pPr>
         <w:spacing w:after="0" w:line="240" w:lineRule="auto"/>
         <w:ind w:left="567" w:hanging="567"/>
@@ -2167,11 +2110,11 @@
           <w:sz w:val="24"/>
           <w:szCs w:val="24"/>
           <w:lang w:eastAsia="es-PE"/>
-          <ns2:ligatures ns2:val="none"/>
-        </w:rPr>
-      </w:pPr>
-    </w:p>
-    <w:p ns2:paraId="4E87B851" ns2:textId="1C19CA12">
+          <w14:ligatures w14:val="none"/>
+        </w:rPr>
+      </w:pPr>
+    </w:p>
+    <w:p>
       <w:pPr>
         <w:numPr>
           <w:ilvl w:val="1"/>
@@ -2185,7 +2128,7 @@
           <w:rFonts w:ascii="Arial Narrow" w:eastAsia="Times New Roman" w:hAnsi="Arial Narrow" w:cs="Times New Roman"/>
           <w:kern w:val="0"/>
           <w:lang w:eastAsia="es-PE"/>
-          <ns2:ligatures ns2:val="none"/>
+          <w14:ligatures w14:val="none"/>
         </w:rPr>
       </w:pPr>
       <w:r>
@@ -2193,7 +2136,7 @@
           <w:rFonts w:ascii="Arial Narrow" w:eastAsia="Times New Roman" w:hAnsi="Arial Narrow" w:cs="Times New Roman"/>
           <w:kern w:val="0"/>
           <w:lang w:eastAsia="es-PE"/>
-          <ns2:ligatures ns2:val="none"/>
+          <w14:ligatures w14:val="none"/>
         </w:rPr>
         <w:t xml:space="preserve">Por escrito del 4 y 7 de abril de 2025, la [APELLIDO] presentó las declaraciones mensuales (PDT-IGV Renta Mensual) del Impuesto General a las Ventas (IGV) e Impuesto a la Renta (IR) completas del ejercicio correspondiente al año 2024, el cual contiene información correspondiente a PDT-IGV Renta mensual, IGV, e IR; por lo que corresponde que la Secretaría Técnica -por delegación de facultades- evalúe su confidencialidad.</w:t>
       </w:r>
@@ -2202,7 +2145,7 @@
           <w:rFonts w:ascii="Arial Narrow" w:eastAsia="Times New Roman" w:hAnsi="Arial Narrow" w:cs="Times New Roman"/>
           <w:kern w:val="0"/>
           <w:lang w:eastAsia="es-PE"/>
-          <ns2:ligatures ns2:val="none"/>
+          <w14:ligatures w14:val="none"/>
         </w:rPr>
         <w:t xml:space="preserve"/>
       </w:r>
@@ -2211,7 +2154,7 @@
           <w:rFonts w:ascii="Arial Narrow" w:eastAsia="Times New Roman" w:hAnsi="Arial Narrow" w:cs="Times New Roman"/>
           <w:kern w:val="0"/>
           <w:lang w:eastAsia="es-PE"/>
-          <ns2:ligatures ns2:val="none"/>
+          <w14:ligatures w14:val="none"/>
         </w:rPr>
         <w:t/>
       </w:r>
@@ -2220,7 +2163,7 @@
           <w:rFonts w:ascii="Arial Narrow" w:eastAsia="Times New Roman" w:hAnsi="Arial Narrow" w:cs="Times New Roman"/>
           <w:kern w:val="0"/>
           <w:lang w:eastAsia="es-PE"/>
-          <ns2:ligatures ns2:val="none"/>
+          <w14:ligatures w14:val="none"/>
         </w:rPr>
         <w:t xml:space="preserve"/>
       </w:r>
@@ -2229,7 +2172,7 @@
           <w:rFonts w:ascii="Arial Narrow" w:eastAsia="Arial Narrow" w:hAnsi="Arial Narrow" w:cs="Arial Narrow"/>
           <w:kern w:val="0"/>
           <w:lang w:val="es-ES" w:eastAsia="es-PE"/>
-          <ns2:ligatures ns2:val="none"/>
+          <w14:ligatures w14:val="none"/>
         </w:rPr>
         <w:t/>
       </w:r>
@@ -2238,7 +2181,7 @@
           <w:rFonts w:ascii="Arial Narrow" w:eastAsia="Times New Roman" w:hAnsi="Arial Narrow" w:cs="Times New Roman"/>
           <w:kern w:val="0"/>
           <w:lang w:eastAsia="es-PE"/>
-          <ns2:ligatures ns2:val="none"/>
+          <w14:ligatures w14:val="none"/>
         </w:rPr>
         <w:t xml:space="preserve"/>
       </w:r>
@@ -2247,7 +2190,7 @@
           <w:rFonts w:ascii="Arial Narrow" w:eastAsia="Times New Roman" w:hAnsi="Arial Narrow" w:cs="Times New Roman"/>
           <w:kern w:val="0"/>
           <w:lang w:eastAsia="es-PE"/>
-          <ns2:ligatures ns2:val="none"/>
+          <w14:ligatures w14:val="none"/>
         </w:rPr>
         <w:t/>
       </w:r>
@@ -2256,7 +2199,7 @@
           <w:rFonts w:ascii="Arial Narrow" w:eastAsia="Times New Roman" w:hAnsi="Arial Narrow" w:cs="Times New Roman"/>
           <w:kern w:val="0"/>
           <w:lang w:eastAsia="es-PE"/>
-          <ns2:ligatures ns2:val="none"/>
+          <w14:ligatures w14:val="none"/>
         </w:rPr>
         <w:t/>
       </w:r>
@@ -2265,7 +2208,7 @@
           <w:rFonts w:ascii="Arial Narrow" w:eastAsia="Times New Roman" w:hAnsi="Arial Narrow" w:cs="Times New Roman"/>
           <w:kern w:val="0"/>
           <w:lang w:eastAsia="es-PE"/>
-          <ns2:ligatures ns2:val="none"/>
+          <w14:ligatures w14:val="none"/>
         </w:rPr>
         <w:t/>
       </w:r>
@@ -2273,7 +2216,7 @@
         <w:rPr>
           <w:rFonts w:ascii="Arial Narrow" w:eastAsia="Times New Roman" w:hAnsi="Arial Narrow" w:cs="Times New Roman"/>
           <w:kern w:val="0"/>
-          <ns2:ligatures ns2:val="none"/>
+          <w14:ligatures w14:val="none"/>
         </w:rPr>
         <w:t/>
       </w:r>
@@ -2281,7 +2224,7 @@
         <w:rPr>
           <w:rFonts w:ascii="Arial Narrow" w:eastAsia="Times New Roman" w:hAnsi="Arial Narrow" w:cs="Times New Roman"/>
           <w:kern w:val="0"/>
-          <ns2:ligatures ns2:val="none"/>
+          <w14:ligatures w14:val="none"/>
         </w:rPr>
         <w:t xml:space="preserve"/>
       </w:r>
@@ -2290,7 +2233,7 @@
           <w:rFonts w:ascii="Arial Narrow" w:eastAsia="Times New Roman" w:hAnsi="Arial Narrow" w:cs="Times New Roman"/>
           <w:kern w:val="0"/>
           <w:lang w:eastAsia="es-PE"/>
-          <ns2:ligatures ns2:val="none"/>
+          <w14:ligatures w14:val="none"/>
         </w:rPr>
         <w:t xml:space="preserve"/>
       </w:r>
@@ -2298,12 +2241,12 @@
         <w:rPr>
           <w:rFonts w:ascii="Arial Narrow" w:eastAsia="Times New Roman" w:hAnsi="Arial Narrow" w:cs="Times New Roman"/>
           <w:kern w:val="0"/>
-          <ns2:ligatures ns2:val="none"/>
+          <w14:ligatures w14:val="none"/>
         </w:rPr>
         <w:t/>
       </w:r>
     </w:p>
-    <w:p ns2:paraId="47B6EBBE" ns2:textId="77777777">
+    <w:p>
       <w:pPr>
         <w:spacing w:after="0" w:line="240" w:lineRule="auto"/>
         <w:ind w:left="567"/>
@@ -2313,11 +2256,11 @@
           <w:rFonts w:ascii="Arial Narrow" w:eastAsia="Times New Roman" w:hAnsi="Arial Narrow" w:cs="Times New Roman"/>
           <w:kern w:val="0"/>
           <w:lang w:eastAsia="es-PE"/>
-          <ns2:ligatures ns2:val="none"/>
-        </w:rPr>
-      </w:pPr>
-    </w:p>
-    <w:p ns2:paraId="4F7EBC94" ns2:textId="77777777">
+          <w14:ligatures w14:val="none"/>
+        </w:rPr>
+      </w:pPr>
+    </w:p>
+    <w:p>
       <w:pPr>
         <w:numPr>
           <w:ilvl w:val="1"/>
@@ -2331,14 +2274,14 @@
           <w:rFonts w:ascii="Arial Narrow" w:eastAsia="Times New Roman" w:hAnsi="Arial Narrow" w:cs="Times New Roman"/>
           <w:kern w:val="0"/>
           <w:lang w:eastAsia="es-PE"/>
-          <ns2:ligatures ns2:val="none"/>
+          <w14:ligatures w14:val="none"/>
         </w:rPr>
       </w:pPr>
       <w:r>
         <w:rPr>
           <w:rFonts w:ascii="Arial Narrow" w:eastAsia="Times New Roman" w:hAnsi="Arial Narrow" w:cs="Times New Roman"/>
           <w:kern w:val="0"/>
-          <ns2:ligatures ns2:val="none"/>
+          <w14:ligatures w14:val="none"/>
         </w:rPr>
         <w:t xml:space="preserve">Al respecto, </w:t>
       </w:r>
@@ -2347,7 +2290,7 @@
           <w:rFonts w:ascii="Arial Narrow" w:eastAsia="Times New Roman" w:hAnsi="Arial Narrow" w:cs="Times New Roman"/>
           <w:kern w:val="0"/>
           <w:lang w:eastAsia="es-PE"/>
-          <ns2:ligatures ns2:val="none"/>
+          <w14:ligatures w14:val="none"/>
         </w:rPr>
         <w:t>el artículo 85 del Texto Único Ordenado del Código Tributario (en adelante, el Código Tributario), aprobado mediante Decreto Supremo 133-2013-EF establece expresamente que la información sobre la cuantía, las fuentes de las rentas, los gastos, la base imponible o cualesquiera otros datos relativos a ellos, tiene carácter reservado.</w:t>
       </w:r>
@@ -2358,12 +2301,12 @@
           <w:kern w:val="0"/>
           <w:vertAlign w:val="superscript"/>
           <w:lang w:eastAsia="es-PE"/>
-          <ns2:ligatures ns2:val="none"/>
+          <w14:ligatures w14:val="none"/>
         </w:rPr>
         <w:footnoteReference w:id="4"/>
       </w:r>
     </w:p>
-    <w:p ns2:paraId="4C154A77" ns2:textId="77777777">
+    <w:p>
       <w:pPr>
         <w:spacing w:after="0" w:line="240" w:lineRule="auto"/>
         <w:jc w:val="both"/>
@@ -2371,11 +2314,11 @@
           <w:rFonts w:ascii="Arial Narrow" w:eastAsia="Times New Roman" w:hAnsi="Arial Narrow" w:cs="Times New Roman"/>
           <w:kern w:val="0"/>
           <w:lang w:eastAsia="es-PE"/>
-          <ns2:ligatures ns2:val="none"/>
-        </w:rPr>
-      </w:pPr>
-    </w:p>
-    <w:p ns2:paraId="67D682C2" ns2:textId="17FD5EFB">
+          <w14:ligatures w14:val="none"/>
+        </w:rPr>
+      </w:pPr>
+    </w:p>
+    <w:p>
       <w:pPr>
         <w:numPr>
           <w:ilvl w:val="1"/>
@@ -2389,7 +2332,7 @@
           <w:rFonts w:ascii="Arial Narrow" w:eastAsia="Times New Roman" w:hAnsi="Arial Narrow" w:cs="Times New Roman"/>
           <w:kern w:val="0"/>
           <w:lang w:eastAsia="es-PE"/>
-          <ns2:ligatures ns2:val="none"/>
+          <w14:ligatures w14:val="none"/>
         </w:rPr>
       </w:pPr>
       <w:r>
@@ -2397,7 +2340,7 @@
           <w:rFonts w:ascii="Arial Narrow" w:eastAsia="Times New Roman" w:hAnsi="Arial Narrow" w:cs="Times New Roman"/>
           <w:kern w:val="0"/>
           <w:lang w:eastAsia="es-PE"/>
-          <ns2:ligatures ns2:val="none"/>
+          <w14:ligatures w14:val="none"/>
         </w:rPr>
         <w:t xml:space="preserve">En atención a lo expuesto, de conformidad con lo establecido en la Directiva, la Secretaría Técnica considera que corresponde declarar de oficio la confidencialidad de las declaraciones mensuales (PDT-IGV Renta Mensual) del Impuesto General a las Ventas (IGV) e Impuesto a la Renta (IR) completas del ejercicio correspondiente al año 2024 [APELLIDO] que obra en las piezas 4 y 6 del expediente, precisándose que la confidencialidad declarada deberá mantenerse de forma permanente.</w:t>
       </w:r>
@@ -2406,7 +2349,7 @@
           <w:rFonts w:ascii="Arial Narrow" w:eastAsia="Times New Roman" w:hAnsi="Arial Narrow" w:cs="Times New Roman"/>
           <w:kern w:val="0"/>
           <w:lang w:eastAsia="es-PE"/>
-          <ns2:ligatures ns2:val="none"/>
+          <w14:ligatures w14:val="none"/>
         </w:rPr>
         <w:t/>
       </w:r>
@@ -2415,7 +2358,7 @@
           <w:rFonts w:ascii="Arial Narrow" w:eastAsia="Times New Roman" w:hAnsi="Arial Narrow" w:cs="Times New Roman"/>
           <w:kern w:val="0"/>
           <w:lang w:eastAsia="es-PE"/>
-          <ns2:ligatures ns2:val="none"/>
+          <w14:ligatures w14:val="none"/>
         </w:rPr>
         <w:t xml:space="preserve"/>
       </w:r>
@@ -2424,7 +2367,7 @@
           <w:rFonts w:ascii="Arial Narrow" w:eastAsia="Times New Roman" w:hAnsi="Arial Narrow" w:cs="Times New Roman"/>
           <w:kern w:val="0"/>
           <w:lang w:eastAsia="es-PE"/>
-          <ns2:ligatures ns2:val="none"/>
+          <w14:ligatures w14:val="none"/>
         </w:rPr>
         <w:t xml:space="preserve"/>
       </w:r>
@@ -2433,7 +2376,7 @@
           <w:rFonts w:ascii="Arial Narrow" w:eastAsia="Arial Narrow" w:hAnsi="Arial Narrow" w:cs="Arial Narrow"/>
           <w:kern w:val="0"/>
           <w:lang w:val="es-ES" w:eastAsia="es-PE"/>
-          <ns2:ligatures ns2:val="none"/>
+          <w14:ligatures w14:val="none"/>
         </w:rPr>
         <w:t xml:space="preserve"/>
       </w:r>
@@ -2442,7 +2385,7 @@
           <w:rFonts w:ascii="Arial Narrow" w:eastAsia="Times New Roman" w:hAnsi="Arial Narrow" w:cs="Times New Roman"/>
           <w:kern w:val="0"/>
           <w:lang w:eastAsia="es-PE"/>
-          <ns2:ligatures ns2:val="none"/>
+          <w14:ligatures w14:val="none"/>
         </w:rPr>
         <w:t/>
       </w:r>
@@ -2451,7 +2394,7 @@
           <w:rFonts w:ascii="Arial Narrow" w:eastAsia="Times New Roman" w:hAnsi="Arial Narrow" w:cs="Times New Roman"/>
           <w:kern w:val="0"/>
           <w:lang w:eastAsia="es-PE"/>
-          <ns2:ligatures ns2:val="none"/>
+          <w14:ligatures w14:val="none"/>
         </w:rPr>
         <w:t xml:space="preserve"/>
       </w:r>
@@ -2462,7 +2405,7 @@
           <w:bCs/>
           <w:kern w:val="0"/>
           <w:lang w:eastAsia="es-PE"/>
-          <ns2:ligatures ns2:val="none"/>
+          <w14:ligatures w14:val="none"/>
         </w:rPr>
         <w:t/>
       </w:r>
@@ -2473,7 +2416,7 @@
           <w:bCs/>
           <w:kern w:val="0"/>
           <w:lang w:eastAsia="es-PE"/>
-          <ns2:ligatures ns2:val="none"/>
+          <w14:ligatures w14:val="none"/>
         </w:rPr>
         <w:t xml:space="preserve"/>
       </w:r>
@@ -2484,7 +2427,7 @@
           <w:bCs/>
           <w:kern w:val="0"/>
           <w:lang w:eastAsia="es-PE"/>
-          <ns2:ligatures ns2:val="none"/>
+          <w14:ligatures w14:val="none"/>
         </w:rPr>
         <w:t/>
       </w:r>
@@ -2493,7 +2436,7 @@
           <w:rFonts w:ascii="Arial Narrow" w:eastAsia="Times New Roman" w:hAnsi="Arial Narrow" w:cs="Times New Roman"/>
           <w:kern w:val="0"/>
           <w:lang w:eastAsia="es-PE"/>
-          <ns2:ligatures ns2:val="none"/>
+          <w14:ligatures w14:val="none"/>
         </w:rPr>
         <w:t xml:space="preserve"/>
       </w:r>
@@ -2502,12 +2445,12 @@
           <w:rFonts w:ascii="Arial Narrow" w:eastAsia="Times New Roman" w:hAnsi="Arial Narrow" w:cs="Times New Roman"/>
           <w:kern w:val="0"/>
           <w:lang w:eastAsia="es-PE"/>
-          <ns2:ligatures ns2:val="none"/>
+          <w14:ligatures w14:val="none"/>
         </w:rPr>
         <w:t/>
       </w:r>
     </w:p>
-    <w:p ns2:paraId="2B6329EA" ns2:textId="77777777">
+    <w:p>
       <w:pPr>
         <w:spacing w:after="0" w:line="240" w:lineRule="auto"/>
         <w:ind w:left="567"/>
@@ -2517,11 +2460,11 @@
           <w:rFonts w:ascii="Arial Narrow" w:eastAsia="Times New Roman" w:hAnsi="Arial Narrow" w:cs="Times New Roman"/>
           <w:kern w:val="0"/>
           <w:lang w:eastAsia="es-PE"/>
-          <ns2:ligatures ns2:val="none"/>
-        </w:rPr>
-      </w:pPr>
-    </w:p>
-    <w:p ns2:paraId="164BBCE5" ns2:textId="77777777">
+          <w14:ligatures w14:val="none"/>
+        </w:rPr>
+      </w:pPr>
+    </w:p>
+    <w:p>
       <w:pPr>
         <w:numPr>
           <w:ilvl w:val="1"/>
@@ -2535,7 +2478,7 @@
           <w:rFonts w:ascii="Arial Narrow" w:eastAsia="Times New Roman" w:hAnsi="Arial Narrow" w:cs="Times New Roman"/>
           <w:kern w:val="0"/>
           <w:lang w:eastAsia="es-PE"/>
-          <ns2:ligatures ns2:val="none"/>
+          <w14:ligatures w14:val="none"/>
         </w:rPr>
       </w:pPr>
       <w:r>
@@ -2544,7 +2487,7 @@
           <w:kern w:val="0"/>
           <w:shd w:val="clear" w:color="auto" w:fill="FFFFFF"/>
           <w:lang w:eastAsia="es-PE"/>
-          <ns2:ligatures ns2:val="none"/>
+          <w14:ligatures w14:val="none"/>
         </w:rPr>
         <w:t>Es pertinente requerir a las partes del procedimiento guardar la reserva correspondiente de la información señalada precedentemente, ello en concordancia con el principio de buena fe procedimental</w:t>
       </w:r>
@@ -2556,7 +2499,7 @@
           <w:shd w:val="clear" w:color="auto" w:fill="FFFFFF"/>
           <w:vertAlign w:val="superscript"/>
           <w:lang w:eastAsia="es-PE"/>
-          <ns2:ligatures ns2:val="none"/>
+          <w14:ligatures w14:val="none"/>
         </w:rPr>
         <w:footnoteReference w:id="5"/>
       </w:r>
@@ -2566,7 +2509,7 @@
           <w:kern w:val="0"/>
           <w:shd w:val="clear" w:color="auto" w:fill="FFFFFF"/>
           <w:lang w:eastAsia="es-PE"/>
-          <ns2:ligatures ns2:val="none"/>
+          <w14:ligatures w14:val="none"/>
         </w:rPr>
         <w:t xml:space="preserve"> que rige los procedimientos administrativos.</w:t>
       </w:r>
@@ -2575,7 +2518,7 @@
           <w:rFonts w:ascii="Arial Narrow" w:eastAsia="Times New Roman" w:hAnsi="Arial Narrow" w:cs="Times New Roman"/>
           <w:kern w:val="0"/>
           <w:lang w:eastAsia="es-PE"/>
-          <ns2:ligatures ns2:val="none"/>
+          <w14:ligatures w14:val="none"/>
         </w:rPr>
         <w:tab/>
       </w:r>
@@ -2584,7 +2527,7 @@
           <w:rFonts w:ascii="Arial Narrow" w:eastAsia="Times New Roman" w:hAnsi="Arial Narrow" w:cs="Times New Roman"/>
           <w:kern w:val="0"/>
           <w:lang w:eastAsia="es-PE"/>
-          <ns2:ligatures ns2:val="none"/>
+          <w14:ligatures w14:val="none"/>
         </w:rPr>
         <w:tab/>
       </w:r>
@@ -2593,7 +2536,7 @@
           <w:rFonts w:ascii="Arial Narrow" w:eastAsia="Times New Roman" w:hAnsi="Arial Narrow" w:cs="Times New Roman"/>
           <w:kern w:val="0"/>
           <w:lang w:eastAsia="es-PE"/>
-          <ns2:ligatures ns2:val="none"/>
+          <w14:ligatures w14:val="none"/>
         </w:rPr>
         <w:tab/>
       </w:r>
@@ -2602,7 +2545,7 @@
           <w:rFonts w:ascii="Arial Narrow" w:eastAsia="Times New Roman" w:hAnsi="Arial Narrow" w:cs="Times New Roman"/>
           <w:kern w:val="0"/>
           <w:lang w:eastAsia="es-PE"/>
-          <ns2:ligatures ns2:val="none"/>
+          <w14:ligatures w14:val="none"/>
         </w:rPr>
         <w:tab/>
       </w:r>
@@ -2611,7 +2554,7 @@
           <w:rFonts w:ascii="Arial Narrow" w:eastAsia="Times New Roman" w:hAnsi="Arial Narrow" w:cs="Times New Roman"/>
           <w:kern w:val="0"/>
           <w:lang w:eastAsia="es-PE"/>
-          <ns2:ligatures ns2:val="none"/>
+          <w14:ligatures w14:val="none"/>
         </w:rPr>
         <w:tab/>
       </w:r>
@@ -2620,7 +2563,7 @@
           <w:rFonts w:ascii="Arial Narrow" w:eastAsia="Times New Roman" w:hAnsi="Arial Narrow" w:cs="Times New Roman"/>
           <w:kern w:val="0"/>
           <w:lang w:eastAsia="es-PE"/>
-          <ns2:ligatures ns2:val="none"/>
+          <w14:ligatures w14:val="none"/>
         </w:rPr>
         <w:tab/>
       </w:r>
@@ -2629,12 +2572,12 @@
           <w:rFonts w:ascii="Arial Narrow" w:eastAsia="Times New Roman" w:hAnsi="Arial Narrow" w:cs="Times New Roman"/>
           <w:kern w:val="0"/>
           <w:lang w:eastAsia="es-PE"/>
-          <ns2:ligatures ns2:val="none"/>
+          <w14:ligatures w14:val="none"/>
         </w:rPr>
         <w:tab/>
       </w:r>
     </w:p>
-    <w:p ns2:paraId="729A4A38" ns2:textId="77777777">
+    <w:p>
       <w:pPr>
         <w:numPr>
           <w:ilvl w:val="1"/>
@@ -2648,7 +2591,7 @@
           <w:rFonts w:ascii="Arial Narrow" w:eastAsia="Times New Roman" w:hAnsi="Arial Narrow" w:cs="Times New Roman"/>
           <w:kern w:val="0"/>
           <w:lang w:eastAsia="es-PE"/>
-          <ns2:ligatures ns2:val="none"/>
+          <w14:ligatures w14:val="none"/>
         </w:rPr>
       </w:pPr>
       <w:r>
@@ -2656,7 +2599,7 @@
           <w:rFonts w:ascii="Arial Narrow" w:eastAsia="Times New Roman" w:hAnsi="Arial Narrow" w:cs="Times New Roman"/>
           <w:kern w:val="0"/>
           <w:lang w:eastAsia="es-PE"/>
-          <ns2:ligatures ns2:val="none"/>
+          <w14:ligatures w14:val="none"/>
         </w:rPr>
         <w:t xml:space="preserve">Finalmente, en caso el titular de la información que fue declarada confidencial, a través de este pronunciamiento, presente de manera posterior un nuevo escrito o documento que contenga la misma información deberá cumplir con los requisitos establecidos en los numerales 5.11 y 5.12 de </w:t>
       </w:r>
@@ -2665,7 +2608,7 @@
           <w:rFonts w:ascii="Arial Narrow" w:eastAsia="Times New Roman" w:hAnsi="Arial Narrow" w:cs="Times New Roman"/>
           <w:kern w:val="0"/>
           <w:lang w:eastAsia="es-PE"/>
-          <ns2:ligatures ns2:val="none"/>
+          <w14:ligatures w14:val="none"/>
         </w:rPr>
         <w:lastRenderedPageBreak/>
         <w:t>la Directiva, bajo apercibimiento de incorporar al expediente principal dicha documentación en su integridad y trasladarla sin ninguna medida de seguridad en particular, de ser el caso</w:t>
@@ -2677,7 +2620,7 @@
           <w:kern w:val="0"/>
           <w:vertAlign w:val="superscript"/>
           <w:lang w:eastAsia="es-PE"/>
-          <ns2:ligatures ns2:val="none"/>
+          <w14:ligatures w14:val="none"/>
         </w:rPr>
         <w:footnoteReference w:id="6"/>
       </w:r>
@@ -2686,12 +2629,12 @@
           <w:rFonts w:ascii="Arial Narrow" w:eastAsia="Times New Roman" w:hAnsi="Arial Narrow" w:cs="Times New Roman"/>
           <w:kern w:val="0"/>
           <w:lang w:eastAsia="es-PE"/>
-          <ns2:ligatures ns2:val="none"/>
+          <w14:ligatures w14:val="none"/>
         </w:rPr>
         <w:t>.</w:t>
       </w:r>
     </w:p>
-    <w:p ns2:paraId="241E4CEB" ns2:textId="77777777">
+    <w:p>
       <w:pPr>
         <w:spacing w:after="0" w:line="240" w:lineRule="auto"/>
         <w:contextualSpacing/>
@@ -2700,11 +2643,11 @@
           <w:rFonts w:ascii="Arial Narrow" w:eastAsia="Times New Roman" w:hAnsi="Arial Narrow" w:cs="Times New Roman"/>
           <w:kern w:val="0"/>
           <w:lang w:eastAsia="es-PE"/>
-          <ns2:ligatures ns2:val="none"/>
-        </w:rPr>
-      </w:pPr>
-    </w:p>
-    <w:p ns2:paraId="39798F8A" ns2:textId="77777777">
+          <w14:ligatures w14:val="none"/>
+        </w:rPr>
+      </w:pPr>
+    </w:p>
+    <w:p>
       <w:pPr>
         <w:numPr>
           <w:ilvl w:val="0"/>
@@ -2726,33 +2669,33 @@
           <w:b/>
           <w:kern w:val="0"/>
           <w:lang w:eastAsia="es-PE"/>
-          <ns2:ligatures ns2:val="none"/>
-        </w:rPr>
-      </w:pPr>
-      <w:r>
-        <w:rPr>
-          <w:rFonts w:ascii="Arial Narrow" w:eastAsia="Arial Narrow" w:hAnsi="Arial Narrow" w:cs="Arial Narrow"/>
-          <w:b/>
-          <w:kern w:val="0"/>
-          <w:lang w:eastAsia="es-PE"/>
-          <ns2:ligatures ns2:val="none"/>
+          <w14:ligatures w14:val="none"/>
+        </w:rPr>
+      </w:pPr>
+      <w:r>
+        <w:rPr>
+          <w:rFonts w:ascii="Arial Narrow" w:eastAsia="Arial Narrow" w:hAnsi="Arial Narrow" w:cs="Arial Narrow"/>
+          <w:b/>
+          <w:kern w:val="0"/>
+          <w:lang w:eastAsia="es-PE"/>
+          <w14:ligatures w14:val="none"/>
         </w:rPr>
         <w:t>DE LA ADMISIÓN A TRÁMITE DE LA DENUNCIA</w:t>
       </w:r>
     </w:p>
-    <w:p ns2:paraId="07847581" ns2:textId="77777777">
-      <w:pPr>
-        <w:spacing w:after="0" w:line="240" w:lineRule="auto"/>
-        <w:jc w:val="both"/>
-        <w:rPr>
-          <w:rFonts w:ascii="Arial Narrow" w:eastAsia="Arial Narrow" w:hAnsi="Arial Narrow" w:cs="Arial Narrow"/>
-          <w:kern w:val="0"/>
-          <w:lang w:eastAsia="es-PE"/>
-          <ns2:ligatures ns2:val="none"/>
-        </w:rPr>
-      </w:pPr>
-    </w:p>
-    <w:p ns2:paraId="7F9C9D91" ns2:textId="5A616A02">
+    <w:p>
+      <w:pPr>
+        <w:spacing w:after="0" w:line="240" w:lineRule="auto"/>
+        <w:jc w:val="both"/>
+        <w:rPr>
+          <w:rFonts w:ascii="Arial Narrow" w:eastAsia="Arial Narrow" w:hAnsi="Arial Narrow" w:cs="Arial Narrow"/>
+          <w:kern w:val="0"/>
+          <w:lang w:eastAsia="es-PE"/>
+          <w14:ligatures w14:val="none"/>
+        </w:rPr>
+      </w:pPr>
+    </w:p>
+    <w:p>
       <w:pPr>
         <w:pStyle w:val="Prrafodelista"/>
         <w:numPr>
@@ -2768,7 +2711,7 @@
           <w:sz w:val="24"/>
           <w:szCs w:val="24"/>
           <w:lang w:eastAsia="es-PE"/>
-          <ns2:ligatures ns2:val="none"/>
+          <w14:ligatures w14:val="none"/>
         </w:rPr>
       </w:pPr>
       <w:bookmarkStart w:id="0" w:name="_heading=h.gjdgxs" w:colFirst="0" w:colLast="0"/>
@@ -2781,7 +2724,7 @@
           <w:rFonts w:ascii="Arial Narrow" w:eastAsia="Times New Roman" w:hAnsi="Arial Narrow" w:cs="Times New Roman"/>
           <w:kern w:val="0"/>
           <w:lang w:eastAsia="es-PE"/>
-          <ns2:ligatures ns2:val="none"/>
+          <w14:ligatures w14:val="none"/>
         </w:rPr>
         <w:t xml:space="preserve">La Secretaría Técnica de la Comisión de Protección al Consumidor 1 (en adelante, la Secretaría Técnica), en ejercicio de sus facultades, considera que el hecho consistente en que la entidad bancaria habría consignado de manera errónea como asegurado de la Póliza del Seguro de Desgravamen 24260 al señor [APELLIDO] , generando que no se obtenga la cobertura ante su fallecimiento; involucraría una presunta afectación a sus expectativas, quien no habría encontrado una correspondencia entre lo que esperaba recibir de parte del proveedor y lo que realmente recibió. Por consiguiente, corresponde calificar el hecho materia de denuncia como una presunta infracción al deber de idoneidad, tipificado en los artículos 18 y 19 del Código.</w:t>
       </w:r>
@@ -2798,7 +2741,7 @@
           <w:rFonts w:ascii="Arial Narrow" w:eastAsia="Times New Roman" w:hAnsi="Arial Narrow" w:cs="Times New Roman"/>
           <w:kern w:val="0"/>
           <w:lang w:eastAsia="es-PE"/>
-          <ns2:ligatures ns2:val="none"/>
+          <w14:ligatures w14:val="none"/>
         </w:rPr>
         <w:t xml:space="preserve"/>
       </w:r>
@@ -2807,7 +2750,7 @@
           <w:rFonts w:ascii="Arial Narrow" w:eastAsia="Times New Roman" w:hAnsi="Arial Narrow" w:cs="Times New Roman"/>
           <w:kern w:val="0"/>
           <w:lang w:eastAsia="es-PE"/>
-          <ns2:ligatures ns2:val="none"/>
+          <w14:ligatures w14:val="none"/>
         </w:rPr>
         <w:t/>
       </w:r>
@@ -2815,7 +2758,7 @@
         <w:rPr>
           <w:rFonts w:ascii="Arial Narrow" w:eastAsia="Arial Narrow" w:hAnsi="Arial Narrow" w:cs="Arial Narrow"/>
           <w:kern w:val="0"/>
-          <ns2:ligatures ns2:val="none"/>
+          <w14:ligatures w14:val="none"/>
         </w:rPr>
         <w:t/>
       </w:r>
@@ -2831,12 +2774,12 @@
         <w:rPr>
           <w:rFonts w:ascii="Arial Narrow" w:eastAsia="Arial Narrow" w:hAnsi="Arial Narrow" w:cs="Arial Narrow"/>
           <w:kern w:val="0"/>
-          <ns2:ligatures ns2:val="none"/>
+          <w14:ligatures w14:val="none"/>
         </w:rPr>
         <w:t/>
       </w:r>
     </w:p>
-    <w:p ns2:paraId="0278C41C" ns2:textId="77777777">
+    <w:p>
       <w:pPr>
         <w:pStyle w:val="Prrafodelista"/>
         <w:spacing w:after="0" w:line="240" w:lineRule="auto"/>
@@ -2848,11 +2791,11 @@
           <w:sz w:val="24"/>
           <w:szCs w:val="24"/>
           <w:lang w:eastAsia="es-PE"/>
-          <ns2:ligatures ns2:val="none"/>
-        </w:rPr>
-      </w:pPr>
-    </w:p>
-    <w:p ns2:paraId="33E501F0" ns2:textId="0DC5E3E2">
+          <w14:ligatures w14:val="none"/>
+        </w:rPr>
+      </w:pPr>
+    </w:p>
+    <w:p>
       <w:pPr>
         <w:pStyle w:val="Prrafodelista"/>
         <w:numPr>
@@ -2866,7 +2809,7 @@
           <w:rFonts w:ascii="Arial Narrow" w:eastAsia="Times New Roman" w:hAnsi="Arial Narrow" w:cs="Times New Roman"/>
           <w:kern w:val="0"/>
           <w:lang w:eastAsia="es-PE"/>
-          <ns2:ligatures ns2:val="none"/>
+          <w14:ligatures w14:val="none"/>
         </w:rPr>
       </w:pPr>
       <w:r>
@@ -2874,7 +2817,7 @@
           <w:rFonts w:ascii="Arial Narrow" w:eastAsia="Times New Roman" w:hAnsi="Arial Narrow" w:cs="Times New Roman"/>
           <w:kern w:val="0"/>
           <w:lang w:eastAsia="es-PE"/>
-          <ns2:ligatures ns2:val="none"/>
+          <w14:ligatures w14:val="none"/>
         </w:rPr>
         <w:t xml:space="preserve">Además, la Secretaría Técnica, en ejercicio de sus facultades, considera que el hecho consistente en que la entidad bancaria se habría negado injustificadamente a devolver a la parte denunciante los pagos realizados por Crédito 100xxxxxx020 1197 luego del fallecimiento del señor [APELLIDO] , alegando que no era titular del crédito; involucraría una presunta afectación a sus expectativas, quien no habría encontrado una correspondencia entre lo que esperaba recibir de parte del proveedor y lo que realmente recibió. Por consiguiente, corresponde calificar el hecho materia de denuncia como una presunta infracción al deber de idoneidad, tipificado en los artículos 18 y 19 del Código.</w:t>
       </w:r>
@@ -2883,7 +2826,7 @@
           <w:rFonts w:ascii="Arial Narrow" w:eastAsia="Times New Roman" w:hAnsi="Arial Narrow" w:cs="Times New Roman"/>
           <w:kern w:val="0"/>
           <w:lang w:eastAsia="es-PE"/>
-          <ns2:ligatures ns2:val="none"/>
+          <w14:ligatures w14:val="none"/>
         </w:rPr>
         <w:t xml:space="preserve"/>
       </w:r>
@@ -2892,7 +2835,7 @@
           <w:rFonts w:ascii="Arial Narrow" w:eastAsia="Times New Roman" w:hAnsi="Arial Narrow" w:cs="Times New Roman"/>
           <w:kern w:val="0"/>
           <w:lang w:eastAsia="es-PE"/>
-          <ns2:ligatures ns2:val="none"/>
+          <w14:ligatures w14:val="none"/>
         </w:rPr>
         <w:t/>
       </w:r>
@@ -2900,12 +2843,12 @@
         <w:rPr>
           <w:rFonts w:ascii="Arial Narrow" w:eastAsia="Arial Narrow" w:hAnsi="Arial Narrow" w:cs="Arial Narrow"/>
           <w:kern w:val="0"/>
-          <ns2:ligatures ns2:val="none"/>
+          <w14:ligatures w14:val="none"/>
         </w:rPr>
         <w:t/>
       </w:r>
     </w:p>
-    <w:p ns2:paraId="3655BD5C" ns2:textId="2CB141CA">
+    <w:p>
       <w:pPr>
         <w:spacing w:after="0" w:line="240" w:lineRule="auto"/>
         <w:jc w:val="both"/>
@@ -2915,14 +2858,14 @@
           <w:sz w:val="24"/>
           <w:szCs w:val="24"/>
           <w:lang w:eastAsia="es-PE"/>
-          <ns2:ligatures ns2:val="none"/>
+          <w14:ligatures w14:val="none"/>
         </w:rPr>
       </w:pPr>
     </w:p>
     <w:bookmarkEnd w:id="1"/>
     <w:bookmarkEnd w:id="2"/>
     <w:bookmarkEnd w:id="3"/>
-    <w:p ns2:paraId="124E4BAA" ns2:textId="77777777">
+    <w:p>
       <w:pPr>
         <w:pStyle w:val="Prrafodelista"/>
         <w:numPr>
@@ -2938,20 +2881,20 @@
           <w:sz w:val="24"/>
           <w:szCs w:val="24"/>
           <w:lang w:eastAsia="es-PE"/>
-          <ns2:ligatures ns2:val="none"/>
-        </w:rPr>
-      </w:pPr>
-      <w:r>
-        <w:rPr>
-          <w:rFonts w:ascii="Arial Narrow" w:eastAsia="Arial Narrow" w:hAnsi="Arial Narrow" w:cs="Arial Narrow"/>
-          <w:kern w:val="0"/>
-          <w:lang w:eastAsia="es-PE"/>
-          <ns2:ligatures ns2:val="none"/>
+          <w14:ligatures w14:val="none"/>
+        </w:rPr>
+      </w:pPr>
+      <w:r>
+        <w:rPr>
+          <w:rFonts w:ascii="Arial Narrow" w:eastAsia="Arial Narrow" w:hAnsi="Arial Narrow" w:cs="Arial Narrow"/>
+          <w:kern w:val="0"/>
+          <w:lang w:eastAsia="es-PE"/>
+          <w14:ligatures w14:val="none"/>
         </w:rPr>
         <w:t>En tanto la denuncia reúne los requisitos establecidos por la norma citada, corresponde admitirla a trámite.</w:t>
       </w:r>
     </w:p>
-    <w:p ns2:paraId="60B9790B" ns2:textId="77777777">
+    <w:p>
       <w:pPr>
         <w:pBdr>
           <w:top w:val="nil"/>
@@ -2966,11 +2909,11 @@
           <w:rFonts w:ascii="Arial Narrow" w:eastAsia="Arial Narrow" w:hAnsi="Arial Narrow" w:cs="Arial Narrow"/>
           <w:kern w:val="0"/>
           <w:lang w:eastAsia="es-PE"/>
-          <ns2:ligatures ns2:val="none"/>
-        </w:rPr>
-      </w:pPr>
-    </w:p>
-    <w:p ns2:paraId="4665955B" ns2:textId="77777777">
+          <w14:ligatures w14:val="none"/>
+        </w:rPr>
+      </w:pPr>
+    </w:p>
+    <w:p>
       <w:pPr>
         <w:numPr>
           <w:ilvl w:val="0"/>
@@ -2992,21 +2935,21 @@
           <w:b/>
           <w:kern w:val="0"/>
           <w:lang w:eastAsia="es-PE"/>
-          <ns2:ligatures ns2:val="none"/>
-        </w:rPr>
-      </w:pPr>
-      <w:r>
-        <w:rPr>
-          <w:rFonts w:ascii="Arial Narrow" w:eastAsia="Arial Narrow" w:hAnsi="Arial Narrow" w:cs="Arial Narrow"/>
-          <w:b/>
-          <w:kern w:val="0"/>
-          <w:lang w:eastAsia="es-PE"/>
-          <ns2:ligatures ns2:val="none"/>
+          <w14:ligatures w14:val="none"/>
+        </w:rPr>
+      </w:pPr>
+      <w:r>
+        <w:rPr>
+          <w:rFonts w:ascii="Arial Narrow" w:eastAsia="Arial Narrow" w:hAnsi="Arial Narrow" w:cs="Arial Narrow"/>
+          <w:b/>
+          <w:kern w:val="0"/>
+          <w:lang w:eastAsia="es-PE"/>
+          <w14:ligatures w14:val="none"/>
         </w:rPr>
         <w:t>REQUERIMIENTO DE INFORMACIÓN</w:t>
       </w:r>
     </w:p>
-    <w:p ns2:paraId="421F8F49" ns2:textId="77777777">
+    <w:p>
       <w:pPr>
         <w:pBdr>
           <w:top w:val="nil"/>
@@ -3023,11 +2966,11 @@
           <w:b/>
           <w:kern w:val="0"/>
           <w:lang w:eastAsia="es-PE"/>
-          <ns2:ligatures ns2:val="none"/>
-        </w:rPr>
-      </w:pPr>
-    </w:p>
-    <w:p ns2:paraId="4FC8CB72" ns2:textId="74976039">
+          <w14:ligatures w14:val="none"/>
+        </w:rPr>
+      </w:pPr>
+    </w:p>
+    <w:p>
       <w:pPr>
         <w:numPr>
           <w:ilvl w:val="0"/>
@@ -3041,15 +2984,15 @@
           <w:rFonts w:ascii="Arial Narrow" w:eastAsia="Arial Narrow" w:hAnsi="Arial Narrow" w:cs="Arial Narrow"/>
           <w:kern w:val="0"/>
           <w:lang w:eastAsia="es-PE"/>
-          <ns2:ligatures ns2:val="none"/>
-        </w:rPr>
-      </w:pPr>
-      <w:r>
-        <w:rPr>
-          <w:rFonts w:ascii="Arial Narrow" w:eastAsia="Arial Narrow" w:hAnsi="Arial Narrow" w:cs="Arial Narrow"/>
-          <w:kern w:val="0"/>
-          <w:lang w:eastAsia="es-PE"/>
-          <ns2:ligatures ns2:val="none"/>
+          <w14:ligatures w14:val="none"/>
+        </w:rPr>
+      </w:pPr>
+      <w:r>
+        <w:rPr>
+          <w:rFonts w:ascii="Arial Narrow" w:eastAsia="Arial Narrow" w:hAnsi="Arial Narrow" w:cs="Arial Narrow"/>
+          <w:kern w:val="0"/>
+          <w:lang w:eastAsia="es-PE"/>
+          <w14:ligatures w14:val="none"/>
         </w:rPr>
         <w:t>A efectos de tener mayores elementos de juicio que sirvan para la resolución definitiva del presente caso, la Secretaría Técnica, en ejercicio de las facultades que la ley le confiere</w:t>
       </w:r>
@@ -3060,7 +3003,7 @@
           <w:kern w:val="0"/>
           <w:vertAlign w:val="superscript"/>
           <w:lang w:eastAsia="es-PE"/>
-          <ns2:ligatures ns2:val="none"/>
+          <w14:ligatures w14:val="none"/>
         </w:rPr>
         <w:footnoteReference w:id="9"/>
       </w:r>
@@ -3069,7 +3012,7 @@
           <w:rFonts w:ascii="Arial Narrow" w:eastAsia="Arial Narrow" w:hAnsi="Arial Narrow" w:cs="Arial Narrow"/>
           <w:kern w:val="0"/>
           <w:lang w:eastAsia="es-PE"/>
-          <ns2:ligatures ns2:val="none"/>
+          <w14:ligatures w14:val="none"/>
         </w:rPr>
         <w:t xml:space="preserve">, conviene en requerir </w:t>
       </w:r>
@@ -3078,7 +3021,7 @@
           <w:rFonts w:ascii="Arial Narrow" w:eastAsia="Arial Narrow" w:hAnsi="Arial Narrow" w:cs="Arial Narrow"/>
           <w:kern w:val="0"/>
           <w:lang w:eastAsia="es-PE"/>
-          <ns2:ligatures ns2:val="none"/>
+          <w14:ligatures w14:val="none"/>
         </w:rPr>
         <w:t>que a Mapfre</w:t>
       </w:r>
@@ -3087,7 +3030,7 @@
           <w:rFonts w:ascii="Arial Narrow" w:eastAsia="Arial Narrow" w:hAnsi="Arial Narrow" w:cs="Arial Narrow"/>
           <w:kern w:val="0"/>
           <w:lang w:eastAsia="es-PE"/>
-          <ns2:ligatures ns2:val="none"/>
+          <w14:ligatures w14:val="none"/>
         </w:rPr>
         <w:t xml:space="preserve">, en un plazo no mayor de cinco (5) días hábiles contado a partir del día siguiente de la notificación de la presente resolución, cumpla </w:t>
       </w:r>
@@ -3097,7 +3040,7 @@
           <w:kern w:val="0"/>
           <w:shd w:val="clear" w:color="auto" w:fill="FFFFFF"/>
           <w:lang w:eastAsia="es-PE"/>
-          <ns2:ligatures ns2:val="none"/>
+          <w14:ligatures w14:val="none"/>
         </w:rPr>
         <w:t>con p</w:t>
       </w:r>
@@ -3106,7 +3049,7 @@
           <w:rFonts w:ascii="Arial Narrow" w:eastAsia="Arial Narrow" w:hAnsi="Arial Narrow" w:cs="Arial Narrow"/>
           <w:kern w:val="0"/>
           <w:lang w:eastAsia="es-PE"/>
-          <ns2:ligatures ns2:val="none"/>
+          <w14:ligatures w14:val="none"/>
         </w:rPr>
         <w:t xml:space="preserve">resentar </w:t>
       </w:r>
@@ -3115,7 +3058,7 @@
           <w:rFonts w:ascii="Arial Narrow" w:eastAsia="Times New Roman" w:hAnsi="Arial Narrow" w:cs="Times New Roman"/>
           <w:kern w:val="0"/>
           <w:lang w:eastAsia="es-PE"/>
-          <ns2:ligatures ns2:val="none"/>
+          <w14:ligatures w14:val="none"/>
         </w:rPr>
         <w:t>lo siguiente</w:t>
       </w:r>
@@ -3124,7 +3067,7 @@
           <w:rFonts w:ascii="Arial Narrow" w:eastAsia="Times New Roman" w:hAnsi="Arial Narrow" w:cs="Times New Roman"/>
           <w:kern w:val="0"/>
           <w:lang w:val="es-ES" w:eastAsia="es-PE"/>
-          <ns2:ligatures ns2:val="none"/>
+          <w14:ligatures w14:val="none"/>
         </w:rPr>
         <w:t xml:space="preserve">: </w:t>
       </w:r>
@@ -3133,7 +3076,7 @@
           <w:rFonts w:ascii="Arial Narrow" w:eastAsia="Times New Roman" w:hAnsi="Arial Narrow" w:cs="Times New Roman"/>
           <w:kern w:val="0"/>
           <w:lang w:val="es-ES" w:eastAsia="es-PE"/>
-          <ns2:ligatures ns2:val="none"/>
+          <w14:ligatures w14:val="none"/>
         </w:rPr>
         <w:t>(i) presentar una copia completa, legible y debidamente suscrita de la Póliza 24260 materia de denuncia, así como el cargo de remisión de la póliza; (ii) presentar copia del contrato de Crédito 100xxxxxx020 1197; (ii) presentar los medios probatorios que acrediten que consignó correctamente al titular de la Póliza 24260 del Seguro de Desgravamen</w:t>
       </w:r>
@@ -3143,12 +3086,12 @@
           <w:color w:val="000000"/>
           <w:kern w:val="0"/>
           <w:lang w:eastAsia="es-ES"/>
-          <ns2:ligatures ns2:val="none"/>
+          <w14:ligatures w14:val="none"/>
         </w:rPr>
         <w:t>.</w:t>
       </w:r>
     </w:p>
-    <w:p ns2:paraId="6531ABC7" ns2:textId="77777777">
+    <w:p>
       <w:pPr>
         <w:spacing w:after="0" w:line="240" w:lineRule="auto"/>
         <w:ind w:left="567"/>
@@ -3158,11 +3101,11 @@
           <w:rFonts w:ascii="Arial Narrow" w:eastAsia="Arial Narrow" w:hAnsi="Arial Narrow" w:cs="Arial Narrow"/>
           <w:kern w:val="0"/>
           <w:lang w:val="es-ES" w:eastAsia="es-PE"/>
-          <ns2:ligatures ns2:val="none"/>
-        </w:rPr>
-      </w:pPr>
-    </w:p>
-    <w:p ns2:paraId="3D97E98E" ns2:textId="77777777">
+          <w14:ligatures w14:val="none"/>
+        </w:rPr>
+      </w:pPr>
+    </w:p>
+    <w:p>
       <w:pPr>
         <w:numPr>
           <w:ilvl w:val="0"/>
@@ -3183,21 +3126,21 @@
           <w:b/>
           <w:kern w:val="0"/>
           <w:lang w:eastAsia="es-PE"/>
-          <ns2:ligatures ns2:val="none"/>
-        </w:rPr>
-      </w:pPr>
-      <w:r>
-        <w:rPr>
-          <w:rFonts w:ascii="Arial Narrow" w:eastAsia="Arial Narrow" w:hAnsi="Arial Narrow" w:cs="Arial Narrow"/>
-          <w:b/>
-          <w:kern w:val="0"/>
-          <w:lang w:eastAsia="es-PE"/>
-          <ns2:ligatures ns2:val="none"/>
+          <w14:ligatures w14:val="none"/>
+        </w:rPr>
+      </w:pPr>
+      <w:r>
+        <w:rPr>
+          <w:rFonts w:ascii="Arial Narrow" w:eastAsia="Arial Narrow" w:hAnsi="Arial Narrow" w:cs="Arial Narrow"/>
+          <w:b/>
+          <w:kern w:val="0"/>
+          <w:lang w:eastAsia="es-PE"/>
+          <w14:ligatures w14:val="none"/>
         </w:rPr>
         <w:t>RESOLUCIÓN DE LA SECRETARÍA TÉCNICA</w:t>
       </w:r>
     </w:p>
-    <w:p ns2:paraId="07E7B485" ns2:textId="77777777">
+    <w:p>
       <w:pPr>
         <w:pBdr>
           <w:top w:val="nil"/>
@@ -3214,11 +3157,11 @@
           <w:b/>
           <w:kern w:val="0"/>
           <w:lang w:eastAsia="es-PE"/>
-          <ns2:ligatures ns2:val="none"/>
-        </w:rPr>
-      </w:pPr>
-    </w:p>
-    <w:p ns2:paraId="5F05142D" ns2:textId="4CE871F1">
+          <w14:ligatures w14:val="none"/>
+        </w:rPr>
+      </w:pPr>
+    </w:p>
+    <w:p>
       <w:pPr>
         <w:tabs>
           <w:tab w:val="left" w:pos="5812"/>
@@ -3229,7 +3172,7 @@
           <w:rFonts w:ascii="Arial Narrow" w:eastAsia="Arial Narrow" w:hAnsi="Arial Narrow" w:cs="Arial Narrow"/>
           <w:kern w:val="0"/>
           <w:lang w:eastAsia="es-PE"/>
-          <ns2:ligatures ns2:val="none"/>
+          <w14:ligatures w14:val="none"/>
         </w:rPr>
       </w:pPr>
       <w:r>
@@ -3239,7 +3182,7 @@
           <w:bCs/>
           <w:kern w:val="0"/>
           <w:lang w:eastAsia="es-PE"/>
-          <ns2:ligatures ns2:val="none"/>
+          <w14:ligatures w14:val="none"/>
         </w:rPr>
         <w:lastRenderedPageBreak/>
         <w:t xml:space="preserve">PRIMERO: calificar, de oficio, como confidencial la información presentada por la [DENUNCIANTE] con su escrito del 4 y 7 de abril de 2025 la cual obra en las piezas 4 y 6 del expediente, referida a las declaraciones juradas mensuales (PDT-IGV Renta mensual) del Impuesto General a las Ventas (IGV) e Impuesto a la Renta (IR) en el cual consten los ingresos netos mensuales del ejercicio correspondiente al 2024; precisándose que la confidencialidad declarada deberá mantenerse permanentemente.</w:t>
@@ -3249,7 +3192,7 @@
           <w:rFonts w:ascii="Arial Narrow" w:eastAsia="Arial Narrow" w:hAnsi="Arial Narrow" w:cs="Arial Narrow"/>
           <w:kern w:val="0"/>
           <w:lang w:eastAsia="es-PE"/>
-          <ns2:ligatures ns2:val="none"/>
+          <w14:ligatures w14:val="none"/>
         </w:rPr>
         <w:t xml:space="preserve"/>
       </w:r>
@@ -3258,7 +3201,7 @@
           <w:rFonts w:ascii="Arial Narrow" w:eastAsia="Arial Narrow" w:hAnsi="Arial Narrow" w:cs="Arial Narrow"/>
           <w:kern w:val="0"/>
           <w:lang w:val="es-ES" w:eastAsia="es-PE"/>
-          <ns2:ligatures ns2:val="none"/>
+          <w14:ligatures w14:val="none"/>
         </w:rPr>
         <w:t/>
       </w:r>
@@ -3267,7 +3210,7 @@
           <w:rFonts w:ascii="Arial Narrow" w:eastAsia="Arial Narrow" w:hAnsi="Arial Narrow" w:cs="Arial Narrow"/>
           <w:kern w:val="0"/>
           <w:lang w:val="es-ES" w:eastAsia="es-PE"/>
-          <ns2:ligatures ns2:val="none"/>
+          <w14:ligatures w14:val="none"/>
         </w:rPr>
         <w:t xml:space="preserve"/>
       </w:r>
@@ -3277,7 +3220,7 @@
           <w:bCs/>
           <w:kern w:val="0"/>
           <w:lang w:eastAsia="es-PE"/>
-          <ns2:ligatures ns2:val="none"/>
+          <w14:ligatures w14:val="none"/>
         </w:rPr>
         <w:t/>
       </w:r>
@@ -3294,7 +3237,7 @@
           <w:rFonts w:ascii="Arial Narrow" w:eastAsia="Arial Narrow" w:hAnsi="Arial Narrow" w:cs="Arial Narrow"/>
           <w:kern w:val="0"/>
           <w:lang w:eastAsia="es-PE"/>
-          <ns2:ligatures ns2:val="none"/>
+          <w14:ligatures w14:val="none"/>
         </w:rPr>
         <w:t/>
       </w:r>
@@ -3303,7 +3246,7 @@
           <w:rFonts w:ascii="Arial Narrow" w:eastAsia="Arial Narrow" w:hAnsi="Arial Narrow" w:cs="Arial Narrow"/>
           <w:kern w:val="0"/>
           <w:lang w:eastAsia="es-PE"/>
-          <ns2:ligatures ns2:val="none"/>
+          <w14:ligatures w14:val="none"/>
         </w:rPr>
         <w:t xml:space="preserve"/>
       </w:r>
@@ -3312,7 +3255,7 @@
           <w:rFonts w:ascii="Arial Narrow" w:eastAsia="Arial Narrow" w:hAnsi="Arial Narrow" w:cs="Arial Narrow"/>
           <w:kern w:val="0"/>
           <w:lang w:eastAsia="es-PE"/>
-          <ns2:ligatures ns2:val="none"/>
+          <w14:ligatures w14:val="none"/>
         </w:rPr>
         <w:t xml:space="preserve"/>
       </w:r>
@@ -3321,7 +3264,7 @@
           <w:rFonts w:ascii="Arial Narrow" w:eastAsia="Arial Narrow" w:hAnsi="Arial Narrow" w:cs="Arial Narrow"/>
           <w:kern w:val="0"/>
           <w:lang w:eastAsia="es-PE"/>
-          <ns2:ligatures ns2:val="none"/>
+          <w14:ligatures w14:val="none"/>
         </w:rPr>
         <w:t xml:space="preserve"/>
       </w:r>
@@ -3330,7 +3273,7 @@
           <w:rFonts w:ascii="Arial Narrow" w:eastAsia="Arial Narrow" w:hAnsi="Arial Narrow" w:cs="Arial Narrow"/>
           <w:kern w:val="0"/>
           <w:lang w:eastAsia="es-PE"/>
-          <ns2:ligatures ns2:val="none"/>
+          <w14:ligatures w14:val="none"/>
         </w:rPr>
         <w:t/>
       </w:r>
@@ -3339,7 +3282,7 @@
           <w:rFonts w:ascii="Arial Narrow" w:eastAsia="Arial Narrow" w:hAnsi="Arial Narrow" w:cs="Arial Narrow"/>
           <w:kern w:val="0"/>
           <w:lang w:eastAsia="es-PE"/>
-          <ns2:ligatures ns2:val="none"/>
+          <w14:ligatures w14:val="none"/>
         </w:rPr>
         <w:t/>
       </w:r>
@@ -3348,7 +3291,7 @@
           <w:rFonts w:ascii="Arial Narrow" w:eastAsia="Arial Narrow" w:hAnsi="Arial Narrow" w:cs="Arial Narrow"/>
           <w:kern w:val="0"/>
           <w:lang w:eastAsia="es-PE"/>
-          <ns2:ligatures ns2:val="none"/>
+          <w14:ligatures w14:val="none"/>
         </w:rPr>
         <w:t xml:space="preserve"/>
       </w:r>
@@ -3359,7 +3302,7 @@
           <w:bCs/>
           <w:kern w:val="0"/>
           <w:lang w:eastAsia="es-PE"/>
-          <ns2:ligatures ns2:val="none"/>
+          <w14:ligatures w14:val="none"/>
         </w:rPr>
         <w:t xml:space="preserve"/>
       </w:r>
@@ -3370,7 +3313,7 @@
           <w:bCs/>
           <w:kern w:val="0"/>
           <w:lang w:eastAsia="es-PE"/>
-          <ns2:ligatures ns2:val="none"/>
+          <w14:ligatures w14:val="none"/>
         </w:rPr>
         <w:t/>
       </w:r>
@@ -3379,7 +3322,7 @@
           <w:rFonts w:ascii="Arial Narrow" w:eastAsia="Times New Roman" w:hAnsi="Arial Narrow" w:cs="Times New Roman"/>
           <w:kern w:val="0"/>
           <w:lang w:eastAsia="es-PE"/>
-          <ns2:ligatures ns2:val="none"/>
+          <w14:ligatures w14:val="none"/>
         </w:rPr>
         <w:t xml:space="preserve"/>
       </w:r>
@@ -3388,7 +3331,7 @@
           <w:rFonts w:ascii="Arial Narrow" w:eastAsia="Arial Narrow" w:hAnsi="Arial Narrow" w:cs="Arial Narrow"/>
           <w:kern w:val="0"/>
           <w:lang w:eastAsia="es-PE"/>
-          <ns2:ligatures ns2:val="none"/>
+          <w14:ligatures w14:val="none"/>
         </w:rPr>
         <w:t xml:space="preserve"/>
       </w:r>
@@ -3397,7 +3340,7 @@
           <w:rFonts w:ascii="Arial Narrow" w:eastAsia="Arial Narrow" w:hAnsi="Arial Narrow" w:cs="Arial Narrow"/>
           <w:kern w:val="0"/>
           <w:lang w:eastAsia="es-PE"/>
-          <ns2:ligatures ns2:val="none"/>
+          <w14:ligatures w14:val="none"/>
         </w:rPr>
         <w:t xml:space="preserve"/>
       </w:r>
@@ -3406,7 +3349,7 @@
           <w:rFonts w:ascii="Arial Narrow" w:eastAsia="Arial Narrow" w:hAnsi="Arial Narrow" w:cs="Arial Narrow"/>
           <w:kern w:val="0"/>
           <w:lang w:eastAsia="es-PE"/>
-          <ns2:ligatures ns2:val="none"/>
+          <w14:ligatures w14:val="none"/>
         </w:rPr>
         <w:t/>
       </w:r>
@@ -3415,7 +3358,7 @@
           <w:rFonts w:ascii="Arial Narrow" w:eastAsia="Arial Narrow" w:hAnsi="Arial Narrow" w:cs="Arial Narrow"/>
           <w:kern w:val="0"/>
           <w:lang w:eastAsia="es-PE"/>
-          <ns2:ligatures ns2:val="none"/>
+          <w14:ligatures w14:val="none"/>
         </w:rPr>
         <w:t/>
       </w:r>
@@ -3424,25 +3367,25 @@
           <w:rFonts w:ascii="Arial Narrow" w:eastAsia="Arial Narrow" w:hAnsi="Arial Narrow" w:cs="Arial Narrow"/>
           <w:kern w:val="0"/>
           <w:lang w:eastAsia="es-PE"/>
-          <ns2:ligatures ns2:val="none"/>
+          <w14:ligatures w14:val="none"/>
         </w:rPr>
         <w:t/>
       </w:r>
     </w:p>
-    <w:p ns2:paraId="60E3F596" ns2:textId="77777777">
-      <w:pPr>
-        <w:spacing w:after="0" w:line="240" w:lineRule="auto"/>
-        <w:jc w:val="both"/>
-        <w:rPr>
-          <w:rFonts w:ascii="Arial Narrow" w:eastAsia="Arial Narrow" w:hAnsi="Arial Narrow" w:cs="Arial Narrow"/>
-          <w:b/>
-          <w:kern w:val="0"/>
-          <w:lang w:eastAsia="es-PE"/>
-          <ns2:ligatures ns2:val="none"/>
-        </w:rPr>
-      </w:pPr>
-    </w:p>
-    <w:p ns2:paraId="2F4E36DC" ns2:textId="4354ABF7">
+    <w:p>
+      <w:pPr>
+        <w:spacing w:after="0" w:line="240" w:lineRule="auto"/>
+        <w:jc w:val="both"/>
+        <w:rPr>
+          <w:rFonts w:ascii="Arial Narrow" w:eastAsia="Arial Narrow" w:hAnsi="Arial Narrow" w:cs="Arial Narrow"/>
+          <w:b/>
+          <w:kern w:val="0"/>
+          <w:lang w:eastAsia="es-PE"/>
+          <w14:ligatures w14:val="none"/>
+        </w:rPr>
+      </w:pPr>
+    </w:p>
+    <w:p>
       <w:pPr>
         <w:spacing w:after="0" w:line="240" w:lineRule="auto"/>
         <w:jc w:val="both"/>
@@ -3451,16 +3394,16 @@
           <w:bCs/>
           <w:kern w:val="0"/>
           <w:lang w:eastAsia="es-PE"/>
-          <ns2:ligatures ns2:val="none"/>
-        </w:rPr>
-      </w:pPr>
-      <w:r>
-        <w:rPr>
-          <w:rFonts w:ascii="Arial Narrow" w:eastAsia="Arial Narrow" w:hAnsi="Arial Narrow" w:cs="Arial Narrow"/>
-          <w:b/>
-          <w:kern w:val="0"/>
-          <w:lang w:eastAsia="es-PE"/>
-          <ns2:ligatures ns2:val="none"/>
+          <w14:ligatures w14:val="none"/>
+        </w:rPr>
+      </w:pPr>
+      <w:r>
+        <w:rPr>
+          <w:rFonts w:ascii="Arial Narrow" w:eastAsia="Arial Narrow" w:hAnsi="Arial Narrow" w:cs="Arial Narrow"/>
+          <w:b/>
+          <w:kern w:val="0"/>
+          <w:lang w:eastAsia="es-PE"/>
+          <w14:ligatures w14:val="none"/>
         </w:rPr>
         <w:t xml:space="preserve">SEGUNDO: admitir a trámite la denuncia del 10 de marzo de 2025, subsanado con el escrito del 4 y 7 de abril de 2025, interpuesta por la [APELLIDO] S.A.C. contra el Banco de Crédito del Perú S.A., por lo siguiente: </w:t>
       </w:r>
@@ -3470,7 +3413,7 @@
           <w:bCs/>
           <w:kern w:val="0"/>
           <w:lang w:eastAsia="es-PE"/>
-          <ns2:ligatures ns2:val="none"/>
+          <w14:ligatures w14:val="none"/>
         </w:rPr>
         <w:t xml:space="preserve"/>
       </w:r>
@@ -3479,7 +3422,7 @@
           <w:rFonts w:ascii="Arial Narrow" w:eastAsia="Arial Narrow" w:hAnsi="Arial Narrow" w:cs="Arial Narrow"/>
           <w:kern w:val="0"/>
           <w:lang w:eastAsia="es-PE"/>
-          <ns2:ligatures ns2:val="none"/>
+          <w14:ligatures w14:val="none"/>
         </w:rPr>
         <w:t/>
       </w:r>
@@ -3488,7 +3431,7 @@
           <w:rFonts w:ascii="Arial Narrow" w:eastAsia="Arial Narrow" w:hAnsi="Arial Narrow" w:cs="Arial Narrow"/>
           <w:kern w:val="0"/>
           <w:lang w:eastAsia="es-PE"/>
-          <ns2:ligatures ns2:val="none"/>
+          <w14:ligatures w14:val="none"/>
         </w:rPr>
         <w:t xml:space="preserve"/>
       </w:r>
@@ -3497,7 +3440,7 @@
           <w:rFonts w:ascii="Arial Narrow" w:eastAsia="Arial Narrow" w:hAnsi="Arial Narrow" w:cs="Arial Narrow"/>
           <w:kern w:val="0"/>
           <w:lang w:eastAsia="es-PE"/>
-          <ns2:ligatures ns2:val="none"/>
+          <w14:ligatures w14:val="none"/>
         </w:rPr>
         <w:t/>
       </w:r>
@@ -3506,7 +3449,7 @@
           <w:rFonts w:ascii="Arial Narrow" w:eastAsia="Arial Narrow" w:hAnsi="Arial Narrow" w:cs="Arial Narrow"/>
           <w:kern w:val="0"/>
           <w:lang w:eastAsia="es-PE"/>
-          <ns2:ligatures ns2:val="none"/>
+          <w14:ligatures w14:val="none"/>
         </w:rPr>
         <w:t/>
       </w:r>
@@ -3515,7 +3458,7 @@
           <w:rFonts w:ascii="Arial Narrow" w:eastAsia="Arial Narrow" w:hAnsi="Arial Narrow" w:cs="Arial Narrow"/>
           <w:kern w:val="0"/>
           <w:lang w:eastAsia="es-PE"/>
-          <ns2:ligatures ns2:val="none"/>
+          <w14:ligatures w14:val="none"/>
         </w:rPr>
         <w:t xml:space="preserve"/>
       </w:r>
@@ -3524,7 +3467,7 @@
           <w:rFonts w:ascii="Arial Narrow" w:eastAsia="Arial Narrow" w:hAnsi="Arial Narrow" w:cs="Arial Narrow"/>
           <w:kern w:val="0"/>
           <w:lang w:eastAsia="es-PE"/>
-          <ns2:ligatures ns2:val="none"/>
+          <w14:ligatures w14:val="none"/>
         </w:rPr>
         <w:t/>
       </w:r>
@@ -3533,7 +3476,7 @@
           <w:rFonts w:ascii="Arial Narrow" w:eastAsia="Arial Narrow" w:hAnsi="Arial Narrow" w:cs="Arial Narrow"/>
           <w:kern w:val="0"/>
           <w:lang w:eastAsia="es-PE"/>
-          <ns2:ligatures ns2:val="none"/>
+          <w14:ligatures w14:val="none"/>
         </w:rPr>
         <w:t xml:space="preserve"/>
       </w:r>
@@ -3542,7 +3485,7 @@
           <w:rFonts w:ascii="Arial Narrow" w:eastAsia="Arial Narrow" w:hAnsi="Arial Narrow" w:cs="Arial Narrow"/>
           <w:kern w:val="0"/>
           <w:lang w:eastAsia="es-PE"/>
-          <ns2:ligatures ns2:val="none"/>
+          <w14:ligatures w14:val="none"/>
         </w:rPr>
         <w:t/>
       </w:r>
@@ -3551,7 +3494,7 @@
           <w:rFonts w:ascii="Arial Narrow" w:eastAsia="Arial Narrow" w:hAnsi="Arial Narrow" w:cs="Arial Narrow"/>
           <w:kern w:val="0"/>
           <w:lang w:eastAsia="es-PE"/>
-          <ns2:ligatures ns2:val="none"/>
+          <w14:ligatures w14:val="none"/>
         </w:rPr>
         <w:t xml:space="preserve"/>
       </w:r>
@@ -3561,7 +3504,7 @@
           <w:bCs/>
           <w:kern w:val="0"/>
           <w:lang w:eastAsia="es-PE"/>
-          <ns2:ligatures ns2:val="none"/>
+          <w14:ligatures w14:val="none"/>
         </w:rPr>
         <w:t/>
       </w:r>
@@ -3570,7 +3513,7 @@
           <w:rFonts w:ascii="Arial Narrow" w:eastAsia="Arial Narrow" w:hAnsi="Arial Narrow" w:cs="Arial Narrow"/>
           <w:kern w:val="0"/>
           <w:lang w:val="es-ES" w:eastAsia="es-PE"/>
-          <ns2:ligatures ns2:val="none"/>
+          <w14:ligatures w14:val="none"/>
         </w:rPr>
         <w:t xml:space="preserve"/>
       </w:r>
@@ -3579,7 +3522,7 @@
           <w:rFonts w:ascii="Arial Narrow" w:eastAsia="Arial Narrow" w:hAnsi="Arial Narrow" w:cs="Arial Narrow"/>
           <w:kern w:val="0"/>
           <w:lang w:val="es-ES" w:eastAsia="es-PE"/>
-          <ns2:ligatures ns2:val="none"/>
+          <w14:ligatures w14:val="none"/>
         </w:rPr>
         <w:t/>
       </w:r>
@@ -3588,7 +3531,7 @@
           <w:rFonts w:ascii="Arial Narrow" w:eastAsia="Arial Narrow" w:hAnsi="Arial Narrow" w:cs="Arial Narrow"/>
           <w:kern w:val="0"/>
           <w:lang w:val="es-ES" w:eastAsia="es-PE"/>
-          <ns2:ligatures ns2:val="none"/>
+          <w14:ligatures w14:val="none"/>
         </w:rPr>
         <w:t xml:space="preserve"/>
       </w:r>
@@ -3598,7 +3541,7 @@
           <w:bCs/>
           <w:kern w:val="0"/>
           <w:lang w:eastAsia="es-PE"/>
-          <ns2:ligatures ns2:val="none"/>
+          <w14:ligatures w14:val="none"/>
         </w:rPr>
         <w:t/>
       </w:r>
@@ -3616,7 +3559,7 @@
           <w:bCs/>
           <w:kern w:val="0"/>
           <w:lang w:eastAsia="es-PE"/>
-          <ns2:ligatures ns2:val="none"/>
+          <w14:ligatures w14:val="none"/>
         </w:rPr>
         <w:t/>
       </w:r>
@@ -3626,7 +3569,7 @@
           <w:bCs/>
           <w:kern w:val="0"/>
           <w:lang w:eastAsia="es-PE"/>
-          <ns2:ligatures ns2:val="none"/>
+          <w14:ligatures w14:val="none"/>
         </w:rPr>
         <w:t xml:space="preserve"/>
       </w:r>
@@ -3636,7 +3579,7 @@
           <w:bCs/>
           <w:kern w:val="0"/>
           <w:lang w:eastAsia="es-PE"/>
-          <ns2:ligatures ns2:val="none"/>
+          <w14:ligatures w14:val="none"/>
         </w:rPr>
         <w:t/>
       </w:r>
@@ -3646,7 +3589,7 @@
           <w:bCs/>
           <w:kern w:val="0"/>
           <w:lang w:eastAsia="es-PE"/>
-          <ns2:ligatures ns2:val="none"/>
+          <w14:ligatures w14:val="none"/>
         </w:rPr>
         <w:t xml:space="preserve"/>
       </w:r>
@@ -3656,7 +3599,7 @@
           <w:bCs/>
           <w:kern w:val="0"/>
           <w:lang w:eastAsia="es-PE"/>
-          <ns2:ligatures ns2:val="none"/>
+          <w14:ligatures w14:val="none"/>
         </w:rPr>
         <w:t/>
       </w:r>
@@ -3666,7 +3609,7 @@
           <w:bCs/>
           <w:kern w:val="0"/>
           <w:lang w:eastAsia="es-PE"/>
-          <ns2:ligatures ns2:val="none"/>
+          <w14:ligatures w14:val="none"/>
         </w:rPr>
         <w:t xml:space="preserve"/>
       </w:r>
@@ -3676,12 +3619,12 @@
           <w:bCs/>
           <w:kern w:val="0"/>
           <w:lang w:eastAsia="es-PE"/>
-          <ns2:ligatures ns2:val="none"/>
+          <w14:ligatures w14:val="none"/>
         </w:rPr>
         <w:t xml:space="preserve"/>
       </w:r>
     </w:p>
-    <w:p ns2:paraId="704169DE" ns2:textId="77777777">
+    <w:p>
       <w:pPr>
         <w:spacing w:after="0" w:line="240" w:lineRule="auto"/>
         <w:jc w:val="both"/>
@@ -3690,11 +3633,11 @@
           <w:bCs/>
           <w:kern w:val="0"/>
           <w:lang w:eastAsia="es-PE"/>
-          <ns2:ligatures ns2:val="none"/>
-        </w:rPr>
-      </w:pPr>
-    </w:p>
-    <w:p ns2:paraId="24516345" ns2:textId="662CC3C3">
+          <w14:ligatures w14:val="none"/>
+        </w:rPr>
+      </w:pPr>
+    </w:p>
+    <w:p>
       <w:pPr>
         <w:pStyle w:val="Prrafodelista"/>
         <w:numPr>
@@ -3709,7 +3652,7 @@
           <w:color w:val="000000"/>
           <w:kern w:val="0"/>
           <w:lang w:eastAsia="es-ES"/>
-          <ns2:ligatures ns2:val="none"/>
+          <w14:ligatures w14:val="none"/>
         </w:rPr>
       </w:pPr>
       <w:r>
@@ -3718,7 +3661,7 @@
           <w:bCs/>
           <w:kern w:val="0"/>
           <w:lang w:eastAsia="es-PE"/>
-          <ns2:ligatures ns2:val="none"/>
+          <w14:ligatures w14:val="none"/>
         </w:rPr>
         <w:t xml:space="preserve">Presunta infracción a los artículos 18 y 19 de la Ley 29571, Código de Protección y Defensa del Consumidor, en tanto la entidad bancaria habría consignado de manera errónea como asegurado de la Póliza del Seguro de Desgravamen 24260 al señor [APELLIDO] , generando que no se obtenga la cobertura ante su fallecimiento.</w:t>
       </w:r>
@@ -3727,7 +3670,7 @@
           <w:rFonts w:ascii="Arial Narrow" w:eastAsia="Arial Narrow" w:hAnsi="Arial Narrow" w:cs="Arial Narrow"/>
           <w:kern w:val="0"/>
           <w:lang w:eastAsia="es-PE"/>
-          <ns2:ligatures ns2:val="none"/>
+          <w14:ligatures w14:val="none"/>
         </w:rPr>
         <w:t xml:space="preserve"/>
       </w:r>
@@ -3735,7 +3678,7 @@
         <w:rPr>
           <w:rFonts w:ascii="Arial Narrow" w:eastAsia="Arial Narrow" w:hAnsi="Arial Narrow" w:cs="Arial Narrow"/>
           <w:kern w:val="0"/>
-          <ns2:ligatures ns2:val="none"/>
+          <w14:ligatures w14:val="none"/>
         </w:rPr>
         <w:t xml:space="preserve"/>
       </w:r>
@@ -3744,7 +3687,7 @@
           <w:rFonts w:ascii="Arial Narrow" w:eastAsia="Arial Narrow" w:hAnsi="Arial Narrow" w:cs="Arial Narrow"/>
           <w:kern w:val="0"/>
           <w:lang w:eastAsia="es-PE"/>
-          <ns2:ligatures ns2:val="none"/>
+          <w14:ligatures w14:val="none"/>
         </w:rPr>
         <w:t xml:space="preserve"/>
       </w:r>
@@ -3753,7 +3696,7 @@
           <w:rFonts w:ascii="Arial Narrow" w:eastAsia="Arial Narrow" w:hAnsi="Arial Narrow" w:cs="Arial Narrow"/>
           <w:kern w:val="0"/>
           <w:lang w:eastAsia="es-PE"/>
-          <ns2:ligatures ns2:val="none"/>
+          <w14:ligatures w14:val="none"/>
         </w:rPr>
         <w:t xml:space="preserve"/>
       </w:r>
@@ -3762,7 +3705,7 @@
           <w:rFonts w:ascii="Arial Narrow" w:eastAsia="Arial Narrow" w:hAnsi="Arial Narrow" w:cs="Arial Narrow"/>
           <w:kern w:val="0"/>
           <w:lang w:eastAsia="es-PE"/>
-          <ns2:ligatures ns2:val="none"/>
+          <w14:ligatures w14:val="none"/>
         </w:rPr>
         <w:t xml:space="preserve"/>
       </w:r>
@@ -3771,7 +3714,7 @@
           <w:rFonts w:ascii="Arial Narrow" w:eastAsia="Arial Narrow" w:hAnsi="Arial Narrow" w:cs="Arial Narrow"/>
           <w:kern w:val="0"/>
           <w:lang w:eastAsia="es-PE"/>
-          <ns2:ligatures ns2:val="none"/>
+          <w14:ligatures w14:val="none"/>
         </w:rPr>
         <w:t xml:space="preserve"/>
       </w:r>
@@ -3780,7 +3723,7 @@
           <w:rFonts w:ascii="Arial Narrow" w:eastAsia="Times New Roman" w:hAnsi="Arial Narrow" w:cs="Times New Roman"/>
           <w:kern w:val="0"/>
           <w:lang w:eastAsia="es-PE"/>
-          <ns2:ligatures ns2:val="none"/>
+          <w14:ligatures w14:val="none"/>
         </w:rPr>
         <w:t xml:space="preserve"/>
       </w:r>
@@ -3790,7 +3733,7 @@
           <w:color w:val="000000"/>
           <w:kern w:val="0"/>
           <w:lang w:eastAsia="es-ES"/>
-          <ns2:ligatures ns2:val="none"/>
+          <w14:ligatures w14:val="none"/>
         </w:rPr>
         <w:t xml:space="preserve"/>
       </w:r>
@@ -3800,7 +3743,7 @@
           <w:color w:val="000000"/>
           <w:kern w:val="0"/>
           <w:lang w:eastAsia="es-ES"/>
-          <ns2:ligatures ns2:val="none"/>
+          <w14:ligatures w14:val="none"/>
         </w:rPr>
         <w:t xml:space="preserve"/>
       </w:r>
@@ -3810,7 +3753,7 @@
           <w:color w:val="000000"/>
           <w:kern w:val="0"/>
           <w:lang w:eastAsia="es-ES"/>
-          <ns2:ligatures ns2:val="none"/>
+          <w14:ligatures w14:val="none"/>
         </w:rPr>
         <w:t/>
       </w:r>
@@ -3820,7 +3763,7 @@
           <w:color w:val="000000"/>
           <w:kern w:val="0"/>
           <w:lang w:eastAsia="es-ES"/>
-          <ns2:ligatures ns2:val="none"/>
+          <w14:ligatures w14:val="none"/>
         </w:rPr>
         <w:t xml:space="preserve"/>
       </w:r>
@@ -3830,7 +3773,7 @@
           <w:color w:val="000000"/>
           <w:kern w:val="0"/>
           <w:lang w:eastAsia="es-ES"/>
-          <ns2:ligatures ns2:val="none"/>
+          <w14:ligatures w14:val="none"/>
         </w:rPr>
         <w:t/>
       </w:r>
@@ -3839,12 +3782,12 @@
           <w:rFonts w:ascii="Arial Narrow" w:eastAsia="Times New Roman" w:hAnsi="Arial Narrow" w:cs="Times New Roman"/>
           <w:kern w:val="0"/>
           <w:lang w:eastAsia="es-PE"/>
-          <ns2:ligatures ns2:val="none"/>
+          <w14:ligatures w14:val="none"/>
         </w:rPr>
         <w:t/>
       </w:r>
     </w:p>
-    <w:p ns2:paraId="796B4C58" ns2:textId="77777777">
+    <w:p>
       <w:pPr>
         <w:pStyle w:val="Prrafodelista"/>
         <w:spacing w:after="0" w:line="240" w:lineRule="auto"/>
@@ -3855,11 +3798,11 @@
           <w:color w:val="000000"/>
           <w:kern w:val="0"/>
           <w:lang w:eastAsia="es-ES"/>
-          <ns2:ligatures ns2:val="none"/>
-        </w:rPr>
-      </w:pPr>
-    </w:p>
-    <w:p ns2:paraId="35DCBDAA" ns2:textId="2315FADD">
+          <w14:ligatures w14:val="none"/>
+        </w:rPr>
+      </w:pPr>
+    </w:p>
+    <w:p>
       <w:pPr>
         <w:pStyle w:val="Prrafodelista"/>
         <w:numPr>
@@ -3874,7 +3817,7 @@
           <w:color w:val="000000"/>
           <w:kern w:val="0"/>
           <w:lang w:eastAsia="es-ES"/>
-          <ns2:ligatures ns2:val="none"/>
+          <w14:ligatures w14:val="none"/>
         </w:rPr>
       </w:pPr>
       <w:r>
@@ -3883,7 +3826,7 @@
           <w:bCs/>
           <w:kern w:val="0"/>
           <w:lang w:eastAsia="es-PE"/>
-          <ns2:ligatures ns2:val="none"/>
+          <w14:ligatures w14:val="none"/>
         </w:rPr>
         <w:t xml:space="preserve">Presunta infracción a los artículos 18 y 19 de la Ley 29571, Código de Protección y Defensa del Consumidor, en tanto la entidad bancaria se habría negado injustificadamente a devolver a la parte denunciante los pagos realizados por Crédito 100xxxxxx020 1197 luego del fallecimiento del señor [APELLIDO] , alegando que no era titular del crédito.</w:t>
       </w:r>
@@ -3892,7 +3835,7 @@
           <w:rFonts w:ascii="Arial Narrow" w:eastAsia="Arial Narrow" w:hAnsi="Arial Narrow" w:cs="Arial Narrow"/>
           <w:kern w:val="0"/>
           <w:lang w:eastAsia="es-PE"/>
-          <ns2:ligatures ns2:val="none"/>
+          <w14:ligatures w14:val="none"/>
         </w:rPr>
         <w:t xml:space="preserve"/>
       </w:r>
@@ -3900,7 +3843,7 @@
         <w:rPr>
           <w:rFonts w:ascii="Arial Narrow" w:eastAsia="Arial Narrow" w:hAnsi="Arial Narrow" w:cs="Arial Narrow"/>
           <w:kern w:val="0"/>
-          <ns2:ligatures ns2:val="none"/>
+          <w14:ligatures w14:val="none"/>
         </w:rPr>
         <w:t xml:space="preserve"/>
       </w:r>
@@ -3909,7 +3852,7 @@
           <w:rFonts w:ascii="Arial Narrow" w:eastAsia="Arial Narrow" w:hAnsi="Arial Narrow" w:cs="Arial Narrow"/>
           <w:kern w:val="0"/>
           <w:lang w:eastAsia="es-PE"/>
-          <ns2:ligatures ns2:val="none"/>
+          <w14:ligatures w14:val="none"/>
         </w:rPr>
         <w:t xml:space="preserve"/>
       </w:r>
@@ -3918,7 +3861,7 @@
           <w:rFonts w:ascii="Arial Narrow" w:eastAsia="Arial Narrow" w:hAnsi="Arial Narrow" w:cs="Arial Narrow"/>
           <w:kern w:val="0"/>
           <w:lang w:eastAsia="es-PE"/>
-          <ns2:ligatures ns2:val="none"/>
+          <w14:ligatures w14:val="none"/>
         </w:rPr>
         <w:t xml:space="preserve"/>
       </w:r>
@@ -3927,7 +3870,7 @@
           <w:rFonts w:ascii="Arial Narrow" w:eastAsia="Arial Narrow" w:hAnsi="Arial Narrow" w:cs="Arial Narrow"/>
           <w:kern w:val="0"/>
           <w:lang w:eastAsia="es-PE"/>
-          <ns2:ligatures ns2:val="none"/>
+          <w14:ligatures w14:val="none"/>
         </w:rPr>
         <w:t xml:space="preserve"/>
       </w:r>
@@ -3936,7 +3879,7 @@
           <w:rFonts w:ascii="Arial Narrow" w:eastAsia="Arial Narrow" w:hAnsi="Arial Narrow" w:cs="Arial Narrow"/>
           <w:kern w:val="0"/>
           <w:lang w:eastAsia="es-PE"/>
-          <ns2:ligatures ns2:val="none"/>
+          <w14:ligatures w14:val="none"/>
         </w:rPr>
         <w:t/>
       </w:r>
@@ -3945,7 +3888,7 @@
           <w:rFonts w:ascii="Arial Narrow" w:eastAsia="Arial Narrow" w:hAnsi="Arial Narrow" w:cs="Arial Narrow"/>
           <w:kern w:val="0"/>
           <w:lang w:eastAsia="es-PE"/>
-          <ns2:ligatures ns2:val="none"/>
+          <w14:ligatures w14:val="none"/>
         </w:rPr>
         <w:t xml:space="preserve"/>
       </w:r>
@@ -3954,7 +3897,7 @@
           <w:rFonts w:ascii="Arial Narrow" w:eastAsia="Times New Roman" w:hAnsi="Arial Narrow" w:cs="Times New Roman"/>
           <w:kern w:val="0"/>
           <w:lang w:eastAsia="es-PE"/>
-          <ns2:ligatures ns2:val="none"/>
+          <w14:ligatures w14:val="none"/>
         </w:rPr>
         <w:t xml:space="preserve"/>
       </w:r>
@@ -3963,7 +3906,7 @@
           <w:rFonts w:ascii="Arial Narrow" w:eastAsia="Times New Roman" w:hAnsi="Arial Narrow" w:cs="Times New Roman"/>
           <w:kern w:val="0"/>
           <w:lang w:eastAsia="es-PE"/>
-          <ns2:ligatures ns2:val="none"/>
+          <w14:ligatures w14:val="none"/>
         </w:rPr>
         <w:t xml:space="preserve"/>
       </w:r>
@@ -3972,7 +3915,7 @@
           <w:rFonts w:ascii="Arial Narrow" w:eastAsia="Times New Roman" w:hAnsi="Arial Narrow" w:cs="Times New Roman"/>
           <w:kern w:val="0"/>
           <w:lang w:eastAsia="es-PE"/>
-          <ns2:ligatures ns2:val="none"/>
+          <w14:ligatures w14:val="none"/>
         </w:rPr>
         <w:t xml:space="preserve"/>
       </w:r>
@@ -3981,7 +3924,7 @@
           <w:rFonts w:ascii="Arial Narrow" w:eastAsia="Times New Roman" w:hAnsi="Arial Narrow" w:cs="Times New Roman"/>
           <w:kern w:val="0"/>
           <w:lang w:eastAsia="es-PE"/>
-          <ns2:ligatures ns2:val="none"/>
+          <w14:ligatures w14:val="none"/>
         </w:rPr>
         <w:t/>
       </w:r>
@@ -3991,7 +3934,7 @@
           <w:color w:val="000000"/>
           <w:kern w:val="0"/>
           <w:lang w:eastAsia="es-ES"/>
-          <ns2:ligatures ns2:val="none"/>
+          <w14:ligatures w14:val="none"/>
         </w:rPr>
         <w:t xml:space="preserve"/>
       </w:r>
@@ -3999,7 +3942,7 @@
         <w:rPr>
           <w:rFonts w:ascii="Arial Narrow" w:eastAsia="Arial Narrow" w:hAnsi="Arial Narrow" w:cs="Arial Narrow"/>
           <w:kern w:val="0"/>
-          <ns2:ligatures ns2:val="none"/>
+          <w14:ligatures w14:val="none"/>
         </w:rPr>
         <w:t xml:space="preserve"/>
       </w:r>
@@ -4009,7 +3952,7 @@
           <w:color w:val="000000"/>
           <w:kern w:val="0"/>
           <w:lang w:eastAsia="es-ES"/>
-          <ns2:ligatures ns2:val="none"/>
+          <w14:ligatures w14:val="none"/>
         </w:rPr>
         <w:t/>
       </w:r>
@@ -4018,7 +3961,7 @@
           <w:rFonts w:ascii="Arial Narrow" w:eastAsia="Times New Roman" w:hAnsi="Arial Narrow" w:cs="Times New Roman"/>
           <w:kern w:val="0"/>
           <w:lang w:eastAsia="es-PE"/>
-          <ns2:ligatures ns2:val="none"/>
+          <w14:ligatures w14:val="none"/>
         </w:rPr>
         <w:t/>
       </w:r>
@@ -4027,41 +3970,41 @@
           <w:rFonts w:ascii="Arial Narrow" w:eastAsia="Times New Roman" w:hAnsi="Arial Narrow" w:cs="Times New Roman"/>
           <w:kern w:val="0"/>
           <w:lang w:eastAsia="es-PE"/>
-          <ns2:ligatures ns2:val="none"/>
+          <w14:ligatures w14:val="none"/>
         </w:rPr>
         <w:t/>
       </w:r>
     </w:p>
-    <w:p ns2:paraId="615A177F" ns2:textId="77777777">
-      <w:pPr>
-        <w:spacing w:after="0" w:line="240" w:lineRule="auto"/>
-        <w:jc w:val="both"/>
-        <w:rPr>
-          <w:rFonts w:ascii="Arial Narrow" w:eastAsia="Arial Narrow" w:hAnsi="Arial Narrow" w:cs="Arial Narrow"/>
-          <w:kern w:val="0"/>
-          <w:lang w:eastAsia="es-PE"/>
-          <ns2:ligatures ns2:val="none"/>
-        </w:rPr>
-      </w:pPr>
-    </w:p>
-    <w:p ns2:paraId="58443D46" ns2:textId="6FE21F3C">
-      <w:pPr>
-        <w:spacing w:after="0" w:line="240" w:lineRule="auto"/>
-        <w:jc w:val="both"/>
-        <w:rPr>
-          <w:rFonts w:ascii="Arial Narrow" w:eastAsia="Arial Narrow" w:hAnsi="Arial Narrow" w:cs="Arial Narrow"/>
-          <w:kern w:val="0"/>
-          <w:lang w:eastAsia="es-PE"/>
-          <ns2:ligatures ns2:val="none"/>
-        </w:rPr>
-      </w:pPr>
-      <w:r>
-        <w:rPr>
-          <w:rFonts w:ascii="Arial Narrow" w:eastAsia="Arial Narrow" w:hAnsi="Arial Narrow" w:cs="Arial Narrow"/>
-          <w:b/>
-          <w:kern w:val="0"/>
-          <w:lang w:eastAsia="es-PE"/>
-          <ns2:ligatures ns2:val="none"/>
+    <w:p>
+      <w:pPr>
+        <w:spacing w:after="0" w:line="240" w:lineRule="auto"/>
+        <w:jc w:val="both"/>
+        <w:rPr>
+          <w:rFonts w:ascii="Arial Narrow" w:eastAsia="Arial Narrow" w:hAnsi="Arial Narrow" w:cs="Arial Narrow"/>
+          <w:kern w:val="0"/>
+          <w:lang w:eastAsia="es-PE"/>
+          <w14:ligatures w14:val="none"/>
+        </w:rPr>
+      </w:pPr>
+    </w:p>
+    <w:p>
+      <w:pPr>
+        <w:spacing w:after="0" w:line="240" w:lineRule="auto"/>
+        <w:jc w:val="both"/>
+        <w:rPr>
+          <w:rFonts w:ascii="Arial Narrow" w:eastAsia="Arial Narrow" w:hAnsi="Arial Narrow" w:cs="Arial Narrow"/>
+          <w:kern w:val="0"/>
+          <w:lang w:eastAsia="es-PE"/>
+          <w14:ligatures w14:val="none"/>
+        </w:rPr>
+      </w:pPr>
+      <w:r>
+        <w:rPr>
+          <w:rFonts w:ascii="Arial Narrow" w:eastAsia="Arial Narrow" w:hAnsi="Arial Narrow" w:cs="Arial Narrow"/>
+          <w:b/>
+          <w:kern w:val="0"/>
+          <w:lang w:eastAsia="es-PE"/>
+          <w14:ligatures w14:val="none"/>
         </w:rPr>
         <w:t xml:space="preserve">TERCERO: </w:t>
       </w:r>
@@ -4070,7 +4013,7 @@
           <w:rFonts w:ascii="Arial Narrow" w:eastAsia="Times New Roman" w:hAnsi="Arial Narrow" w:cs="Times New Roman"/>
           <w:kern w:val="0"/>
           <w:lang w:eastAsia="es-PE"/>
-          <ns2:ligatures ns2:val="none"/>
+          <w14:ligatures w14:val="none"/>
         </w:rPr>
         <w:t xml:space="preserve">tener por ofrecidos los medios probatorios presentados en el escrito de denuncia del </w:t>
       </w:r>
@@ -4080,7 +4023,7 @@
           <w:rFonts w:ascii="Arial Narrow" w:eastAsia="Arial Narrow" w:hAnsi="Arial Narrow" w:cs="Arial Narrow"/>
           <w:kern w:val="0"/>
           <w:lang w:eastAsia="es-PE"/>
-          <ns2:ligatures ns2:val="none"/>
+          <w14:ligatures w14:val="none"/>
         </w:rPr>
         <w:t xml:space="preserve">10 de marzo de 2025</w:t>
       </w:r>
@@ -4089,7 +4032,7 @@
           <w:rFonts w:ascii="Arial Narrow" w:eastAsia="Arial Narrow" w:hAnsi="Arial Narrow" w:cs="Arial Narrow"/>
           <w:kern w:val="0"/>
           <w:lang w:eastAsia="es-PE"/>
-          <ns2:ligatures ns2:val="none"/>
+          <w14:ligatures w14:val="none"/>
         </w:rPr>
         <w:t xml:space="preserve"/>
       </w:r>
@@ -4098,7 +4041,7 @@
           <w:rFonts w:ascii="Arial Narrow" w:eastAsia="Arial Narrow" w:hAnsi="Arial Narrow" w:cs="Arial Narrow"/>
           <w:kern w:val="0"/>
           <w:lang w:eastAsia="es-PE"/>
-          <ns2:ligatures ns2:val="none"/>
+          <w14:ligatures w14:val="none"/>
         </w:rPr>
         <w:t xml:space="preserve"/>
       </w:r>
@@ -4107,7 +4050,7 @@
           <w:rFonts w:ascii="Arial Narrow" w:eastAsia="Arial Narrow" w:hAnsi="Arial Narrow" w:cs="Arial Narrow"/>
           <w:kern w:val="0"/>
           <w:lang w:eastAsia="es-PE"/>
-          <ns2:ligatures ns2:val="none"/>
+          <w14:ligatures w14:val="none"/>
         </w:rPr>
         <w:t>, subsanado con el escrito del</w:t>
       </w:r>
@@ -4116,24 +4059,24 @@
           <w:rFonts w:ascii="Arial Narrow" w:eastAsia="Arial Narrow" w:hAnsi="Arial Narrow" w:cs="Arial Narrow"/>
           <w:kern w:val="0"/>
           <w:lang w:eastAsia="es-PE"/>
-          <ns2:ligatures ns2:val="none"/>
+          <w14:ligatures w14:val="none"/>
         </w:rPr>
         <w:t xml:space="preserve"> 4 y 7 de abril de 2025.</w:t>
       </w:r>
     </w:p>
-    <w:p ns2:paraId="4CEF93F9" ns2:textId="77777777">
-      <w:pPr>
-        <w:spacing w:after="0" w:line="240" w:lineRule="auto"/>
-        <w:jc w:val="both"/>
-        <w:rPr>
-          <w:rFonts w:ascii="Arial Narrow" w:eastAsia="Arial Narrow" w:hAnsi="Arial Narrow" w:cs="Arial Narrow"/>
-          <w:kern w:val="0"/>
-          <w:lang w:eastAsia="es-PE"/>
-          <ns2:ligatures ns2:val="none"/>
-        </w:rPr>
-      </w:pPr>
-    </w:p>
-    <w:p ns2:paraId="1E0CA6BA" ns2:textId="7FD93068">
+    <w:p>
+      <w:pPr>
+        <w:spacing w:after="0" w:line="240" w:lineRule="auto"/>
+        <w:jc w:val="both"/>
+        <w:rPr>
+          <w:rFonts w:ascii="Arial Narrow" w:eastAsia="Arial Narrow" w:hAnsi="Arial Narrow" w:cs="Arial Narrow"/>
+          <w:kern w:val="0"/>
+          <w:lang w:eastAsia="es-PE"/>
+          <w14:ligatures w14:val="none"/>
+        </w:rPr>
+      </w:pPr>
+    </w:p>
+    <w:p>
       <w:pPr>
         <w:spacing w:after="0" w:line="240" w:lineRule="auto"/>
         <w:jc w:val="both"/>
@@ -4141,7 +4084,7 @@
           <w:rFonts w:ascii="Arial Narrow" w:eastAsia="Times New Roman" w:hAnsi="Arial Narrow" w:cs="Times New Roman"/>
           <w:kern w:val="0"/>
           <w:lang w:eastAsia="es-PE"/>
-          <ns2:ligatures ns2:val="none"/>
+          <w14:ligatures w14:val="none"/>
         </w:rPr>
       </w:pPr>
       <w:r>
@@ -4151,7 +4094,7 @@
           <w:bCs/>
           <w:kern w:val="0"/>
           <w:lang w:eastAsia="es-PE"/>
-          <ns2:ligatures ns2:val="none"/>
+          <w14:ligatures w14:val="none"/>
         </w:rPr>
         <w:t>CUARTO</w:t>
       </w:r>
@@ -4160,7 +4103,7 @@
           <w:rFonts w:ascii="Arial Narrow" w:eastAsia="Times New Roman" w:hAnsi="Arial Narrow" w:cs="Times New Roman"/>
           <w:kern w:val="0"/>
           <w:lang w:eastAsia="es-PE"/>
-          <ns2:ligatures ns2:val="none"/>
+          <w14:ligatures w14:val="none"/>
         </w:rPr>
         <w:t>: requerir a</w:t>
       </w:r>
@@ -4169,7 +4112,7 @@
           <w:rFonts w:ascii="Arial Narrow" w:eastAsia="Times New Roman" w:hAnsi="Arial Narrow" w:cs="Times New Roman"/>
           <w:kern w:val="0"/>
           <w:lang w:eastAsia="es-PE"/>
-          <ns2:ligatures ns2:val="none"/>
+          <w14:ligatures w14:val="none"/>
         </w:rPr>
         <w:t>l</w:t>
       </w:r>
@@ -4178,7 +4121,7 @@
           <w:rFonts w:ascii="Arial Narrow" w:eastAsia="Times New Roman" w:hAnsi="Arial Narrow" w:cs="Times New Roman"/>
           <w:kern w:val="0"/>
           <w:lang w:eastAsia="es-PE"/>
-          <ns2:ligatures ns2:val="none"/>
+          <w14:ligatures w14:val="none"/>
         </w:rPr>
         <w:t xml:space="preserve"> </w:t>
       </w:r>
@@ -4188,7 +4131,7 @@
           <w:bCs/>
           <w:kern w:val="0"/>
           <w:lang w:eastAsia="es-PE"/>
-          <ns2:ligatures ns2:val="none"/>
+          <w14:ligatures w14:val="none"/>
         </w:rPr>
         <w:t xml:space="preserve">Banco de Crédito del Perú S.A. </w:t>
       </w:r>
@@ -4197,13 +4140,13 @@
           <w:rFonts w:ascii="Arial Narrow" w:eastAsia="Times New Roman" w:hAnsi="Arial Narrow" w:cs="Times New Roman"/>
           <w:kern w:val="0"/>
           <w:lang w:eastAsia="es-PE"/>
-          <ns2:ligatures ns2:val="none"/>
+          <w14:ligatures w14:val="none"/>
         </w:rPr>
         <w:t xml:space="preserve">que cumpla con lo siguiente: </w:t>
       </w:r>
     </w:p>
     <w:bookmarkEnd w:id="4"/>
-    <w:p ns2:paraId="6664FD4B" ns2:textId="77777777">
+    <w:p>
       <w:pPr>
         <w:autoSpaceDE w:val="0"/>
         <w:autoSpaceDN w:val="0"/>
@@ -4214,11 +4157,11 @@
           <w:rFonts w:ascii="Arial Narrow" w:eastAsia="Times New Roman" w:hAnsi="Arial Narrow" w:cs="Times New Roman"/>
           <w:kern w:val="0"/>
           <w:lang w:eastAsia="es-PE"/>
-          <ns2:ligatures ns2:val="none"/>
-        </w:rPr>
-      </w:pPr>
-    </w:p>
-    <w:p ns2:paraId="4B560A46" ns2:textId="77777777">
+          <w14:ligatures w14:val="none"/>
+        </w:rPr>
+      </w:pPr>
+    </w:p>
+    <w:p>
       <w:pPr>
         <w:widowControl w:val="0"/>
         <w:numPr>
@@ -4232,20 +4175,20 @@
           <w:rFonts w:ascii="Arial Narrow" w:eastAsia="Arial Narrow" w:hAnsi="Arial Narrow" w:cs="Arial Narrow"/>
           <w:kern w:val="0"/>
           <w:lang w:eastAsia="es-PE"/>
-          <ns2:ligatures ns2:val="none"/>
-        </w:rPr>
-      </w:pPr>
-      <w:r>
-        <w:rPr>
-          <w:rFonts w:ascii="Arial Narrow" w:eastAsia="Arial Narrow" w:hAnsi="Arial Narrow" w:cs="Arial Narrow"/>
-          <w:kern w:val="0"/>
-          <w:lang w:eastAsia="es-PE"/>
-          <ns2:ligatures ns2:val="none"/>
+          <w14:ligatures w14:val="none"/>
+        </w:rPr>
+      </w:pPr>
+      <w:r>
+        <w:rPr>
+          <w:rFonts w:ascii="Arial Narrow" w:eastAsia="Arial Narrow" w:hAnsi="Arial Narrow" w:cs="Arial Narrow"/>
+          <w:kern w:val="0"/>
+          <w:lang w:eastAsia="es-PE"/>
+          <w14:ligatures w14:val="none"/>
         </w:rPr>
         <w:t xml:space="preserve">Presentar documentos que acrediten su inscripción en los Registros Públicos o una declaración jurada que indique que cuenta con dicha inscripción; </w:t>
       </w:r>
     </w:p>
-    <w:p ns2:paraId="3ED50C13" ns2:textId="77777777">
+    <w:p>
       <w:pPr>
         <w:widowControl w:val="0"/>
         <w:spacing w:after="0" w:line="240" w:lineRule="auto"/>
@@ -4255,11 +4198,11 @@
           <w:rFonts w:ascii="Arial Narrow" w:eastAsia="Arial Narrow" w:hAnsi="Arial Narrow" w:cs="Arial Narrow"/>
           <w:kern w:val="0"/>
           <w:lang w:eastAsia="es-PE"/>
-          <ns2:ligatures ns2:val="none"/>
-        </w:rPr>
-      </w:pPr>
-    </w:p>
-    <w:p ns2:paraId="0E3D1D48" ns2:textId="77777777">
+          <w14:ligatures w14:val="none"/>
+        </w:rPr>
+      </w:pPr>
+    </w:p>
+    <w:p>
       <w:pPr>
         <w:widowControl w:val="0"/>
         <w:numPr>
@@ -4273,21 +4216,21 @@
           <w:rFonts w:ascii="Arial Narrow" w:eastAsia="Arial Narrow" w:hAnsi="Arial Narrow" w:cs="Arial Narrow"/>
           <w:kern w:val="0"/>
           <w:lang w:eastAsia="es-PE"/>
-          <ns2:ligatures ns2:val="none"/>
-        </w:rPr>
-      </w:pPr>
-      <w:r>
-        <w:rPr>
-          <w:rFonts w:ascii="Arial Narrow" w:eastAsia="Arial Narrow" w:hAnsi="Arial Narrow" w:cs="Arial Narrow"/>
-          <w:kern w:val="0"/>
-          <w:lang w:eastAsia="es-PE"/>
-          <ns2:ligatures ns2:val="none"/>
+          <w14:ligatures w14:val="none"/>
+        </w:rPr>
+      </w:pPr>
+      <w:r>
+        <w:rPr>
+          <w:rFonts w:ascii="Arial Narrow" w:eastAsia="Arial Narrow" w:hAnsi="Arial Narrow" w:cs="Arial Narrow"/>
+          <w:kern w:val="0"/>
+          <w:lang w:eastAsia="es-PE"/>
+          <w14:ligatures w14:val="none"/>
         </w:rPr>
         <w:t>presentar copia simple de las facultades de representación de su representante legal en el presente procedimiento o la declaración jurada que indique que cuenta con dichas facultades y que estas se encuentran vigentes;</w:t>
       </w:r>
       <w:bookmarkStart w:id="5" w:name="_Hlk136949140"/>
     </w:p>
-    <w:p ns2:paraId="5999079B" ns2:textId="77777777">
+    <w:p>
       <w:pPr>
         <w:widowControl w:val="0"/>
         <w:spacing w:after="0" w:line="240" w:lineRule="auto"/>
@@ -4297,11 +4240,11 @@
           <w:rFonts w:ascii="Arial Narrow" w:eastAsia="Arial Narrow" w:hAnsi="Arial Narrow" w:cs="Arial Narrow"/>
           <w:kern w:val="0"/>
           <w:lang w:eastAsia="es-PE"/>
-          <ns2:ligatures ns2:val="none"/>
-        </w:rPr>
-      </w:pPr>
-    </w:p>
-    <w:p ns2:paraId="5EC5A4D7" ns2:textId="77777777">
+          <w14:ligatures w14:val="none"/>
+        </w:rPr>
+      </w:pPr>
+    </w:p>
+    <w:p>
       <w:pPr>
         <w:widowControl w:val="0"/>
         <w:numPr>
@@ -4315,20 +4258,20 @@
           <w:rFonts w:ascii="Arial Narrow" w:eastAsia="Arial Narrow" w:hAnsi="Arial Narrow" w:cs="Arial Narrow"/>
           <w:kern w:val="0"/>
           <w:lang w:eastAsia="es-PE"/>
-          <ns2:ligatures ns2:val="none"/>
-        </w:rPr>
-      </w:pPr>
-      <w:r>
-        <w:rPr>
-          <w:rFonts w:ascii="Arial Narrow" w:eastAsia="Arial Narrow" w:hAnsi="Arial Narrow" w:cs="Arial Narrow"/>
-          <w:kern w:val="0"/>
-          <w:lang w:eastAsia="es-PE"/>
-          <ns2:ligatures ns2:val="none"/>
+          <w14:ligatures w14:val="none"/>
+        </w:rPr>
+      </w:pPr>
+      <w:r>
+        <w:rPr>
+          <w:rFonts w:ascii="Arial Narrow" w:eastAsia="Arial Narrow" w:hAnsi="Arial Narrow" w:cs="Arial Narrow"/>
+          <w:kern w:val="0"/>
+          <w:lang w:eastAsia="es-PE"/>
+          <w14:ligatures w14:val="none"/>
         </w:rPr>
         <w:t>consignar el Número de Registro Único de Contribuyentes (RUC);</w:t>
       </w:r>
     </w:p>
-    <w:p ns2:paraId="5F51BCA5" ns2:textId="77777777">
+    <w:p>
       <w:pPr>
         <w:widowControl w:val="0"/>
         <w:spacing w:after="0" w:line="240" w:lineRule="auto"/>
@@ -4338,11 +4281,11 @@
           <w:rFonts w:ascii="Arial Narrow" w:eastAsia="Arial Narrow" w:hAnsi="Arial Narrow" w:cs="Arial Narrow"/>
           <w:kern w:val="0"/>
           <w:lang w:eastAsia="es-PE"/>
-          <ns2:ligatures ns2:val="none"/>
-        </w:rPr>
-      </w:pPr>
-    </w:p>
-    <w:p ns2:paraId="5DBEFF66" ns2:textId="77777777">
+          <w14:ligatures w14:val="none"/>
+        </w:rPr>
+      </w:pPr>
+    </w:p>
+    <w:p>
       <w:pPr>
         <w:widowControl w:val="0"/>
         <w:numPr>
@@ -4356,21 +4299,21 @@
           <w:rFonts w:ascii="Arial Narrow" w:eastAsia="Arial Narrow" w:hAnsi="Arial Narrow" w:cs="Arial Narrow"/>
           <w:kern w:val="0"/>
           <w:lang w:eastAsia="es-PE"/>
-          <ns2:ligatures ns2:val="none"/>
-        </w:rPr>
-      </w:pPr>
-      <w:r>
-        <w:rPr>
-          <w:rFonts w:ascii="Arial Narrow" w:eastAsia="Arial Narrow" w:hAnsi="Arial Narrow" w:cs="Arial Narrow"/>
-          <w:kern w:val="0"/>
-          <w:lang w:eastAsia="es-PE"/>
-          <ns2:ligatures ns2:val="none"/>
+          <w14:ligatures w14:val="none"/>
+        </w:rPr>
+      </w:pPr>
+      <w:r>
+        <w:rPr>
+          <w:rFonts w:ascii="Arial Narrow" w:eastAsia="Arial Narrow" w:hAnsi="Arial Narrow" w:cs="Arial Narrow"/>
+          <w:kern w:val="0"/>
+          <w:lang w:eastAsia="es-PE"/>
+          <w14:ligatures w14:val="none"/>
         </w:rPr>
         <w:t>fijar domicilio procesal para el procedimiento, de conformidad con el numeral 1 del artículo 442 del Código Procesal Civil; y,</w:t>
       </w:r>
       <w:bookmarkStart w:id="6" w:name="_Hlk136948279"/>
     </w:p>
-    <w:p ns2:paraId="0358D6C2" ns2:textId="77777777">
+    <w:p>
       <w:pPr>
         <w:widowControl w:val="0"/>
         <w:spacing w:after="0" w:line="240" w:lineRule="auto"/>
@@ -4380,11 +4323,11 @@
           <w:rFonts w:ascii="Arial Narrow" w:eastAsia="Arial Narrow" w:hAnsi="Arial Narrow" w:cs="Arial Narrow"/>
           <w:kern w:val="0"/>
           <w:lang w:eastAsia="es-PE"/>
-          <ns2:ligatures ns2:val="none"/>
-        </w:rPr>
-      </w:pPr>
-    </w:p>
-    <w:p ns2:paraId="023376C5" ns2:textId="77777777">
+          <w14:ligatures w14:val="none"/>
+        </w:rPr>
+      </w:pPr>
+    </w:p>
+    <w:p>
       <w:pPr>
         <w:widowControl w:val="0"/>
         <w:numPr>
@@ -4398,7 +4341,7 @@
           <w:rFonts w:ascii="Arial Narrow" w:eastAsia="Arial Narrow" w:hAnsi="Arial Narrow" w:cs="Arial Narrow"/>
           <w:kern w:val="0"/>
           <w:lang w:eastAsia="es-PE"/>
-          <ns2:ligatures ns2:val="none"/>
+          <w14:ligatures w14:val="none"/>
         </w:rPr>
       </w:pPr>
       <w:r>
@@ -4406,7 +4349,7 @@
           <w:rFonts w:ascii="Arial Narrow" w:eastAsia="Calibri" w:hAnsi="Arial Narrow" w:cs="Arial"/>
           <w:kern w:val="0"/>
           <w:lang w:eastAsia="es-PE"/>
-          <ns2:ligatures ns2:val="none"/>
+          <w14:ligatures w14:val="none"/>
         </w:rPr>
         <w:t>en caso califique como micro empresa o pequeña empresa, presentar los documentos que acrediten su volumen de ventas o ingresos brutos percibidos el año anterior relativo a todas sus actividades económicas y el número de trabajadores con el que cuenta</w:t>
       </w:r>
@@ -4417,7 +4360,7 @@
           <w:kern w:val="0"/>
           <w:vertAlign w:val="superscript"/>
           <w:lang w:eastAsia="es-PE"/>
-          <ns2:ligatures ns2:val="none"/>
+          <w14:ligatures w14:val="none"/>
         </w:rPr>
         <w:footnoteReference w:id="10"/>
       </w:r>
@@ -4426,7 +4369,7 @@
           <w:rFonts w:ascii="Arial Narrow" w:eastAsia="Calibri" w:hAnsi="Arial Narrow" w:cs="Arial"/>
           <w:kern w:val="0"/>
           <w:lang w:eastAsia="es-PE"/>
-          <ns2:ligatures ns2:val="none"/>
+          <w14:ligatures w14:val="none"/>
         </w:rPr>
         <w:t xml:space="preserve">. Ello, a fin de que la Comisión pueda merituar dicha documentación, conforme lo establece el artículo 110 del </w:t>
       </w:r>
@@ -4436,7 +4379,7 @@
           <w:spacing w:val="-2"/>
           <w:kern w:val="0"/>
           <w:lang w:eastAsia="es-PE"/>
-          <ns2:ligatures ns2:val="none"/>
+          <w14:ligatures w14:val="none"/>
         </w:rPr>
         <w:t>Código</w:t>
       </w:r>
@@ -4448,7 +4391,7 @@
           <w:kern w:val="0"/>
           <w:vertAlign w:val="superscript"/>
           <w:lang w:eastAsia="es-PE"/>
-          <ns2:ligatures ns2:val="none"/>
+          <w14:ligatures w14:val="none"/>
         </w:rPr>
         <w:footnoteReference w:id="11"/>
       </w:r>
@@ -4458,14 +4401,14 @@
           <w:spacing w:val="-2"/>
           <w:kern w:val="0"/>
           <w:lang w:eastAsia="es-PE"/>
-          <ns2:ligatures ns2:val="none"/>
+          <w14:ligatures w14:val="none"/>
         </w:rPr>
         <w:t>.</w:t>
       </w:r>
       <w:bookmarkEnd w:id="5"/>
       <w:bookmarkEnd w:id="6"/>
     </w:p>
-    <w:p ns2:paraId="0B601014" ns2:textId="77777777">
+    <w:p>
       <w:pPr>
         <w:widowControl w:val="0"/>
         <w:spacing w:after="0" w:line="240" w:lineRule="auto"/>
@@ -4474,7 +4417,7 @@
           <w:rFonts w:ascii="Arial Narrow" w:eastAsia="Arial Narrow" w:hAnsi="Arial Narrow" w:cs="Arial Narrow"/>
           <w:kern w:val="0"/>
           <w:lang w:eastAsia="es-PE"/>
-          <ns2:ligatures ns2:val="none"/>
+          <w14:ligatures w14:val="none"/>
         </w:rPr>
       </w:pPr>
     </w:p>
@@ -4486,7 +4429,7 @@
           <w:rFonts w:ascii="Arial Narrow" w:eastAsia="Times New Roman" w:hAnsi="Arial Narrow" w:cs="Arial"/>
           <w:kern w:val="0"/>
           <w:lang w:val="es-ES" w:eastAsia="es-ES"/>
-          <ns2:ligatures ns2:val="none"/>
+          <w14:ligatures w14:val="none"/>
         </w:rPr>
       </w:pPr>
       <w:r>
@@ -4505,10 +4448,48 @@
           <w:sz w:val="20"/>
           <w:szCs w:val="20"/>
         </w:rPr>
-        <w:t xml:space="preserve">correr traslado de la presente resolución a Banco de Crédito del Perú S.A. para que, de conformidad con lo dispuesto por el artículo 26 de la Ley sobre Facultades, Normas y Organización del Indecopi, aprobada por Decreto Legislativo 807, presente sus descargos sobre la imputación de cargos realizada en un plazo no mayor a cinco (5) días hábiles contado a partir del día siguiente de la notificación de la presente resolución, vencido el cual, el Secretario Técnico declarará en rebeldía al denunciado que no lo hubiera presentado. Debe precisarse que de conformidad con lo establecido por el artículo 223 del Texto Único Ordenado de la Ley 27444, Ley del Procedimiento Administrativo General, las alegaciones y los hechos relevantes de la reclamación, salvo que hayan sido específicamente negadas en la contestación, se tendrán por aceptadas o merituadas como ciertas.</w:t>
-      </w:r>
-    </w:p>
-    <w:p ns2:paraId="0DEA62AD" ns2:textId="77777777">
+        <w:t xml:space="preserve">correr traslado de la presente resolución a Banco de Crédito del Perú S.A. para que, de conformidad con lo dispuesto por el artículo 26 de la Ley sobre Facultades, Normas y Organización del Indecopi, aprobada por Decreto Legislativo 807</w:t>
+      </w:r>
+      <w:r>
+        <w:rPr>
+          <w:rStyle w:val="Refdenotaalpie"/>
+          <w:rFonts w:ascii="Arial Narrow" w:eastAsia="Arial Narrow" w:hAnsi="Arial Narrow" w:cs="Arial Narrow"/>
+          <w:kern w:val="0"/>
+          <w:vertAlign w:val="superscript"/>
+          <w:lang w:val="es-ES" w:eastAsia="es-PE"/>
+          <w14:ligatures w14:val="none"/>
+        </w:rPr>
+        <w:footnoteReference w:id="18"/>
+      </w:r>
+      <w:r>
+        <w:rPr>
+          <w:rFonts w:ascii="Arial Narrow" w:hAnsi="Arial Narrow" w:cs="Arial Narrow"/>
+          <w:sz w:val="20"/>
+          <w:szCs w:val="20"/>
+        </w:rPr>
+        <w:t xml:space="preserve">, presente sus descargos sobre la imputación de cargos realizada en un plazo no mayor a cinco (5) días hábiles contado a partir del día siguiente de la notificación de la presente resolución, vencido el cual, el Secretario Técnico declarará en rebeldía al denunciado que no lo hubiera presentado. Debe precisarse que de conformidad con lo establecido por el artículo 223 del Texto Único Ordenado de la Ley 27444, Ley del Procedimiento Administrativo General</w:t>
+      </w:r>
+      <w:r>
+        <w:rPr>
+          <w:rStyle w:val="Refdenotaalpie"/>
+          <w:rFonts w:ascii="Arial Narrow" w:eastAsia="Arial Narrow" w:hAnsi="Arial Narrow" w:cs="Arial Narrow"/>
+          <w:kern w:val="0"/>
+          <w:vertAlign w:val="superscript"/>
+          <w:lang w:val="es-ES" w:eastAsia="es-PE"/>
+          <w14:ligatures w14:val="none"/>
+        </w:rPr>
+        <w:footnoteReference w:id="19"/>
+      </w:r>
+      <w:r>
+        <w:rPr>
+          <w:rFonts w:ascii="Arial Narrow" w:hAnsi="Arial Narrow" w:cs="Arial Narrow"/>
+          <w:sz w:val="20"/>
+          <w:szCs w:val="20"/>
+        </w:rPr>
+        <w:t xml:space="preserve">, las alegaciones y los hechos relevantes de la reclamación, salvo que hayan sido específicamente negadas en la contestación, se tendrán por aceptadas o merituadas como ciertas.</w:t>
+      </w:r>
+    </w:p>
+    <w:p>
       <w:pPr>
         <w:spacing w:after="0" w:line="240" w:lineRule="auto"/>
         <w:jc w:val="both"/>
@@ -4519,11 +4500,11 @@
           <w:spacing w:val="-2"/>
           <w:kern w:val="0"/>
           <w:lang w:eastAsia="es-ES"/>
-          <ns2:ligatures ns2:val="none"/>
-        </w:rPr>
-      </w:pPr>
-    </w:p>
-    <w:p ns2:paraId="73D84051" ns2:textId="698CC542">
+          <w14:ligatures w14:val="none"/>
+        </w:rPr>
+      </w:pPr>
+    </w:p>
+    <w:p>
       <w:pPr>
         <w:spacing w:after="0" w:line="240" w:lineRule="auto"/>
         <w:contextualSpacing/>
@@ -4532,7 +4513,7 @@
           <w:rFonts w:ascii="Arial Narrow" w:eastAsia="Arial Narrow" w:hAnsi="Arial Narrow" w:cs="Arial Narrow"/>
           <w:kern w:val="0"/>
           <w:lang w:eastAsia="es-PE"/>
-          <ns2:ligatures ns2:val="none"/>
+          <w14:ligatures w14:val="none"/>
         </w:rPr>
       </w:pPr>
       <w:r>
@@ -4543,7 +4524,7 @@
           <w:spacing w:val="-2"/>
           <w:kern w:val="0"/>
           <w:lang w:eastAsia="es-ES"/>
-          <ns2:ligatures ns2:val="none"/>
+          <w14:ligatures w14:val="none"/>
         </w:rPr>
         <w:t>SEXTO</w:t>
       </w:r>
@@ -4553,7 +4534,7 @@
           <w:bCs/>
           <w:kern w:val="0"/>
           <w:lang w:val="es-ES" w:eastAsia="es-ES"/>
-          <ns2:ligatures ns2:val="none"/>
+          <w14:ligatures w14:val="none"/>
         </w:rPr>
         <w:t>:</w:t>
       </w:r>
@@ -4564,7 +4545,7 @@
           <w:bCs/>
           <w:kern w:val="0"/>
           <w:lang w:val="es-ES" w:eastAsia="es-ES"/>
-          <ns2:ligatures ns2:val="none"/>
+          <w14:ligatures w14:val="none"/>
         </w:rPr>
         <w:t xml:space="preserve"> </w:t>
       </w:r>
@@ -4573,7 +4554,7 @@
           <w:rFonts w:ascii="Arial Narrow" w:eastAsia="Times New Roman" w:hAnsi="Arial Narrow" w:cs="Arial"/>
           <w:kern w:val="0"/>
           <w:lang w:val="es-ES" w:eastAsia="es-ES"/>
-          <ns2:ligatures ns2:val="none"/>
+          <w14:ligatures w14:val="none"/>
         </w:rPr>
         <w:t xml:space="preserve">requerir </w:t>
       </w:r>
@@ -4582,7 +4563,7 @@
           <w:rFonts w:ascii="Arial Narrow" w:eastAsia="Times New Roman" w:hAnsi="Arial Narrow" w:cs="Arial"/>
           <w:kern w:val="0"/>
           <w:lang w:val="es-ES" w:eastAsia="es-ES"/>
-          <ns2:ligatures ns2:val="none"/>
+          <w14:ligatures w14:val="none"/>
         </w:rPr>
         <w:t xml:space="preserve">al </w:t>
       </w:r>
@@ -4592,7 +4573,7 @@
           <w:bCs/>
           <w:kern w:val="0"/>
           <w:lang w:eastAsia="es-PE"/>
-          <ns2:ligatures ns2:val="none"/>
+          <w14:ligatures w14:val="none"/>
         </w:rPr>
         <w:t>Banco de Crédito del Perú S.A.</w:t>
       </w:r>
@@ -4602,7 +4583,7 @@
           <w:bCs/>
           <w:kern w:val="0"/>
           <w:lang w:eastAsia="es-PE"/>
-          <ns2:ligatures ns2:val="none"/>
+          <w14:ligatures w14:val="none"/>
         </w:rPr>
         <w:t xml:space="preserve"> </w:t>
       </w:r>
@@ -4611,7 +4592,7 @@
           <w:rFonts w:ascii="Arial Narrow" w:eastAsia="Times New Roman" w:hAnsi="Arial Narrow" w:cs="Arial"/>
           <w:kern w:val="0"/>
           <w:lang w:val="es-ES" w:eastAsia="es-ES"/>
-          <ns2:ligatures ns2:val="none"/>
+          <w14:ligatures w14:val="none"/>
         </w:rPr>
         <w:t>que, en un plazo no mayor de cinco (5) días hábiles contado a partir del día siguiente de la notificación de la presente resolución, cumpla con lo siguiente</w:t>
       </w:r>
@@ -4621,7 +4602,7 @@
           <w:rFonts w:ascii="Arial Narrow" w:eastAsia="Times New Roman" w:hAnsi="Arial Narrow" w:cs="Arial"/>
           <w:kern w:val="0"/>
           <w:lang w:val="es-ES" w:eastAsia="es-ES"/>
-          <ns2:ligatures ns2:val="none"/>
+          <w14:ligatures w14:val="none"/>
         </w:rPr>
         <w:t xml:space="preserve">: </w:t>
       </w:r>
@@ -4631,7 +4612,7 @@
           <w:rFonts w:ascii="Arial Narrow" w:eastAsia="Times New Roman" w:hAnsi="Arial Narrow" w:cs="Times New Roman"/>
           <w:kern w:val="0"/>
           <w:lang w:val="es-ES" w:eastAsia="es-PE"/>
-          <ns2:ligatures ns2:val="none"/>
+          <w14:ligatures w14:val="none"/>
         </w:rPr>
         <w:t>(i) presentar una copia completa, legible y debidamente suscrita de la Póliza 24260 materia de denuncia, así como el cargo de remisión de la póliza; (ii) presentar copia del contrato de Crédito 100xxxxxx020 1197; (ii) presentar los medios probatorios que acrediten que consignó correctamente al titular de la Póliza 24260 del Seguro de Desgravamen</w:t>
       </w:r>
@@ -4640,12 +4621,12 @@
           <w:rFonts w:ascii="Arial Narrow" w:eastAsia="Times New Roman" w:hAnsi="Arial Narrow" w:cs="Times New Roman"/>
           <w:kern w:val="0"/>
           <w:lang w:val="es-ES" w:eastAsia="es-PE"/>
-          <ns2:ligatures ns2:val="none"/>
+          <w14:ligatures w14:val="none"/>
         </w:rPr>
         <w:t>.</w:t>
       </w:r>
     </w:p>
-    <w:p ns2:paraId="4A28497A" ns2:textId="77777777">
+    <w:p>
       <w:pPr>
         <w:spacing w:after="0" w:line="240" w:lineRule="auto"/>
         <w:contextualSpacing/>
@@ -4654,11 +4635,11 @@
           <w:rFonts w:ascii="Arial Narrow" w:eastAsia="Arial Narrow" w:hAnsi="Arial Narrow" w:cs="Arial Narrow"/>
           <w:kern w:val="0"/>
           <w:lang w:eastAsia="es-PE"/>
-          <ns2:ligatures ns2:val="none"/>
-        </w:rPr>
-      </w:pPr>
-    </w:p>
-    <w:p ns2:paraId="0697B673" ns2:textId="77777777">
+          <w14:ligatures w14:val="none"/>
+        </w:rPr>
+      </w:pPr>
+    </w:p>
+    <w:p>
       <w:pPr>
         <w:pBdr>
           <w:top w:val="nil"/>
@@ -4673,7 +4654,7 @@
           <w:rFonts w:ascii="Arial Narrow" w:eastAsia="Arial Narrow" w:hAnsi="Arial Narrow" w:cs="Arial Narrow"/>
           <w:kern w:val="0"/>
           <w:lang w:eastAsia="es-PE"/>
-          <ns2:ligatures ns2:val="none"/>
+          <w14:ligatures w14:val="none"/>
         </w:rPr>
       </w:pPr>
       <w:bookmarkStart w:id="8" w:name="_Hlk136949693"/>
@@ -4684,7 +4665,7 @@
           <w:bCs/>
           <w:kern w:val="0"/>
           <w:lang w:eastAsia="es-PE"/>
-          <ns2:ligatures ns2:val="none"/>
+          <w14:ligatures w14:val="none"/>
         </w:rPr>
         <w:t>SÉTIMO</w:t>
       </w:r>
@@ -4695,7 +4676,7 @@
           <w:bCs/>
           <w:kern w:val="0"/>
           <w:lang w:eastAsia="es-PE"/>
-          <ns2:ligatures ns2:val="none"/>
+          <w14:ligatures w14:val="none"/>
         </w:rPr>
         <w:t xml:space="preserve">: </w:t>
       </w:r>
@@ -4704,7 +4685,7 @@
           <w:rFonts w:ascii="Arial Narrow" w:eastAsia="Arial Narrow" w:hAnsi="Arial Narrow" w:cs="Arial Narrow"/>
           <w:kern w:val="0"/>
           <w:lang w:eastAsia="es-PE"/>
-          <ns2:ligatures ns2:val="none"/>
+          <w14:ligatures w14:val="none"/>
         </w:rPr>
         <w:t xml:space="preserve">informar a las partes que el artículo 110 de la Ley 29571, Código de Protección y Defensa del </w:t>
       </w:r>
@@ -4713,7 +4694,7 @@
           <w:rFonts w:ascii="Arial Narrow" w:eastAsia="Times New Roman" w:hAnsi="Arial Narrow" w:cs="Arial Narrow"/>
           <w:kern w:val="0"/>
           <w:lang w:eastAsia="es-PE"/>
-          <ns2:ligatures ns2:val="none"/>
+          <w14:ligatures w14:val="none"/>
         </w:rPr>
         <w:t>Consumidor</w:t>
       </w:r>
@@ -4724,7 +4705,7 @@
           <w:kern w:val="0"/>
           <w:vertAlign w:val="superscript"/>
           <w:lang w:eastAsia="es-PE"/>
-          <ns2:ligatures ns2:val="none"/>
+          <w14:ligatures w14:val="none"/>
         </w:rPr>
         <w:footnoteReference w:id="13"/>
       </w:r>
@@ -4733,7 +4714,7 @@
           <w:rFonts w:ascii="Arial Narrow" w:eastAsia="Arial Narrow" w:hAnsi="Arial Narrow" w:cs="Arial Narrow"/>
           <w:kern w:val="0"/>
           <w:lang w:eastAsia="es-PE"/>
-          <ns2:ligatures ns2:val="none"/>
+          <w14:ligatures w14:val="none"/>
         </w:rPr>
         <w:t xml:space="preserve">, faculta a la Comisión a calificar las infracciones de la referida norma como leves, graves o muy graves e imponer sanciones que van desde una amonestación hasta una multa por un máximo de 450 </w:t>
       </w:r>
@@ -4742,7 +4723,7 @@
           <w:rFonts w:ascii="Arial Narrow" w:eastAsia="Arial Narrow" w:hAnsi="Arial Narrow" w:cs="Arial Narrow"/>
           <w:kern w:val="0"/>
           <w:lang w:eastAsia="es-PE"/>
-          <ns2:ligatures ns2:val="none"/>
+          <w14:ligatures w14:val="none"/>
         </w:rPr>
         <w:lastRenderedPageBreak/>
         <w:t>Unidades Impositivas Tributarias, sin perjuicio de las medidas correctivas, reparadoras y complementarias, que puedan ordenarse de acuerdo a lo estipulado en los artículos 114, 115 y 116 de la referida norma</w:t>
@@ -4754,7 +4735,7 @@
           <w:kern w:val="0"/>
           <w:vertAlign w:val="superscript"/>
           <w:lang w:eastAsia="es-PE"/>
-          <ns2:ligatures ns2:val="none"/>
+          <w14:ligatures w14:val="none"/>
         </w:rPr>
         <w:footnoteReference w:id="14"/>
       </w:r>
@@ -4763,12 +4744,12 @@
           <w:rFonts w:ascii="Arial Narrow" w:eastAsia="Arial Narrow" w:hAnsi="Arial Narrow" w:cs="Arial Narrow"/>
           <w:kern w:val="0"/>
           <w:lang w:eastAsia="es-PE"/>
-          <ns2:ligatures ns2:val="none"/>
+          <w14:ligatures w14:val="none"/>
         </w:rPr>
         <w:t>.</w:t>
       </w:r>
     </w:p>
-    <w:p ns2:paraId="053F0730" ns2:textId="77777777">
+    <w:p>
       <w:pPr>
         <w:spacing w:after="0" w:line="240" w:lineRule="auto"/>
         <w:jc w:val="both"/>
@@ -4776,7 +4757,7 @@
           <w:rFonts w:ascii="Arial Narrow" w:eastAsia="Arial Narrow" w:hAnsi="Arial Narrow" w:cs="Arial"/>
           <w:kern w:val="0"/>
           <w:lang w:eastAsia="es-PE"/>
-          <ns2:ligatures ns2:val="none"/>
+          <w14:ligatures w14:val="none"/>
         </w:rPr>
       </w:pPr>
       <w:bookmarkStart w:id="10" w:name="_Hlk136948310"/>
@@ -4785,7 +4766,7 @@
           <w:rFonts w:ascii="Arial Narrow" w:eastAsia="Arial Narrow" w:hAnsi="Arial Narrow" w:cs="Arial"/>
           <w:kern w:val="0"/>
           <w:lang w:eastAsia="es-PE"/>
-          <ns2:ligatures ns2:val="none"/>
+          <w14:ligatures w14:val="none"/>
         </w:rPr>
         <w:lastRenderedPageBreak/>
         <w:t>Asimismo, se considera circunstancias atenuantes para la graduación de la sanción, el allanamiento de la denuncia o el reconocimiento de las pretensiones en ella contenidas, de acuerdo al artículo 112 del Código</w:t>
@@ -4797,7 +4778,7 @@
           <w:kern w:val="0"/>
           <w:vertAlign w:val="superscript"/>
           <w:lang w:eastAsia="es-PE"/>
-          <ns2:ligatures ns2:val="none"/>
+          <w14:ligatures w14:val="none"/>
         </w:rPr>
         <w:footnoteReference w:id="15"/>
       </w:r>
@@ -4806,13 +4787,13 @@
           <w:rFonts w:ascii="Arial Narrow" w:eastAsia="Arial Narrow" w:hAnsi="Arial Narrow" w:cs="Arial"/>
           <w:kern w:val="0"/>
           <w:lang w:eastAsia="es-PE"/>
-          <ns2:ligatures ns2:val="none"/>
+          <w14:ligatures w14:val="none"/>
         </w:rPr>
         <w:t>.</w:t>
       </w:r>
       <w:bookmarkEnd w:id="10"/>
     </w:p>
-    <w:p ns2:paraId="5E0372C2" ns2:textId="77777777">
+    <w:p>
       <w:pPr>
         <w:spacing w:after="0" w:line="240" w:lineRule="auto"/>
         <w:jc w:val="both"/>
@@ -4820,11 +4801,11 @@
           <w:rFonts w:ascii="Arial Narrow" w:eastAsia="Arial Narrow" w:hAnsi="Arial Narrow" w:cs="Arial"/>
           <w:kern w:val="0"/>
           <w:lang w:eastAsia="es-PE"/>
-          <ns2:ligatures ns2:val="none"/>
-        </w:rPr>
-      </w:pPr>
-    </w:p>
-    <w:p ns2:paraId="455670C4" ns2:textId="77777777">
+          <w14:ligatures w14:val="none"/>
+        </w:rPr>
+      </w:pPr>
+    </w:p>
+    <w:p>
       <w:pPr>
         <w:shd w:val="clear" w:color="auto" w:fill="FFFFFF"/>
         <w:spacing w:after="0" w:line="240" w:lineRule="auto"/>
@@ -4833,7 +4814,7 @@
           <w:rFonts w:ascii="Arial Narrow" w:eastAsia="Arial Narrow" w:hAnsi="Arial Narrow" w:cs="Arial Narrow"/>
           <w:kern w:val="0"/>
           <w:lang w:eastAsia="es-PE"/>
-          <ns2:ligatures ns2:val="none"/>
+          <w14:ligatures w14:val="none"/>
         </w:rPr>
       </w:pPr>
       <w:r>
@@ -4843,7 +4824,7 @@
           <w:bCs/>
           <w:kern w:val="0"/>
           <w:lang w:eastAsia="es-PE"/>
-          <ns2:ligatures ns2:val="none"/>
+          <w14:ligatures w14:val="none"/>
         </w:rPr>
         <w:t>OCTAVO</w:t>
       </w:r>
@@ -4854,7 +4835,7 @@
           <w:bCs/>
           <w:kern w:val="0"/>
           <w:lang w:eastAsia="es-PE"/>
-          <ns2:ligatures ns2:val="none"/>
+          <w14:ligatures w14:val="none"/>
         </w:rPr>
         <w:t>:</w:t>
       </w:r>
@@ -4863,7 +4844,7 @@
           <w:rFonts w:ascii="Arial Narrow" w:eastAsia="Arial Narrow" w:hAnsi="Arial Narrow" w:cs="Arial Narrow"/>
           <w:kern w:val="0"/>
           <w:lang w:eastAsia="es-PE"/>
-          <ns2:ligatures ns2:val="none"/>
+          <w14:ligatures w14:val="none"/>
         </w:rPr>
         <w:t xml:space="preserve"> informar a las partes que conforme a lo establecido en el artículo 39 del </w:t>
       </w:r>
@@ -4872,7 +4853,7 @@
           <w:rFonts w:ascii="Arial Narrow" w:eastAsia="Times New Roman" w:hAnsi="Arial Narrow" w:cs="Arial"/>
           <w:kern w:val="0"/>
           <w:lang w:eastAsia="es-ES"/>
-          <ns2:ligatures ns2:val="none"/>
+          <w14:ligatures w14:val="none"/>
         </w:rPr>
         <w:t>Decreto Legislativo 807</w:t>
       </w:r>
@@ -4881,12 +4862,12 @@
           <w:rFonts w:ascii="Arial Narrow" w:eastAsia="Arial Narrow" w:hAnsi="Arial Narrow" w:cs="Arial Narrow"/>
           <w:kern w:val="0"/>
           <w:lang w:eastAsia="es-PE"/>
-          <ns2:ligatures ns2:val="none"/>
+          <w14:ligatures w14:val="none"/>
         </w:rPr>
         <w:t>, los gastos por los peritajes realizados, actuación de pruebas, inspecciones y otros derivados de la tramitación del proceso serán de cargo de la parte que solicita la prueba, salvo pacto en contrario. En todos los casos, la resolución final determinará si los gastos deben ser asumidos por alguna de las partes, o reembolsados a la otra parte o al Indecopi, según sea el caso, de manera adicional a la sanción que haya podido imponerse.</w:t>
       </w:r>
     </w:p>
-    <w:p ns2:paraId="2030E573" ns2:textId="77777777">
+    <w:p>
       <w:pPr>
         <w:shd w:val="clear" w:color="auto" w:fill="FFFFFF"/>
         <w:spacing w:after="0" w:line="240" w:lineRule="auto"/>
@@ -4895,11 +4876,11 @@
           <w:rFonts w:ascii="Arial Narrow" w:eastAsia="Arial Narrow" w:hAnsi="Arial Narrow" w:cs="Arial Narrow"/>
           <w:kern w:val="0"/>
           <w:lang w:eastAsia="es-PE"/>
-          <ns2:ligatures ns2:val="none"/>
-        </w:rPr>
-      </w:pPr>
-    </w:p>
-    <w:p ns2:paraId="0EDF22E1" ns2:textId="77777777">
+          <w14:ligatures w14:val="none"/>
+        </w:rPr>
+      </w:pPr>
+    </w:p>
+    <w:p>
       <w:pPr>
         <w:suppressAutoHyphens/>
         <w:spacing w:after="0" w:line="240" w:lineRule="auto"/>
@@ -4909,7 +4890,7 @@
           <w:kern w:val="0"/>
           <w:u w:val="single"/>
           <w:lang w:eastAsia="es-PE"/>
-          <ns2:ligatures ns2:val="none"/>
+          <w14:ligatures w14:val="none"/>
         </w:rPr>
       </w:pPr>
       <w:r>
@@ -4919,7 +4900,7 @@
           <w:bCs/>
           <w:kern w:val="0"/>
           <w:lang w:eastAsia="es-PE"/>
-          <ns2:ligatures ns2:val="none"/>
+          <w14:ligatures w14:val="none"/>
         </w:rPr>
         <w:t>NOVENO</w:t>
       </w:r>
@@ -4930,7 +4911,7 @@
           <w:bCs/>
           <w:kern w:val="0"/>
           <w:lang w:eastAsia="es-PE"/>
-          <ns2:ligatures ns2:val="none"/>
+          <w14:ligatures w14:val="none"/>
         </w:rPr>
         <w:t xml:space="preserve">: </w:t>
       </w:r>
@@ -4939,7 +4920,7 @@
           <w:rFonts w:ascii="Arial Narrow" w:eastAsia="Times New Roman" w:hAnsi="Arial Narrow" w:cs="Arial"/>
           <w:kern w:val="0"/>
           <w:lang w:eastAsia="es-PE"/>
-          <ns2:ligatures ns2:val="none"/>
+          <w14:ligatures w14:val="none"/>
         </w:rPr>
         <w:t>comunicar a las partes que, de acuerdo a lo señalado por el artículo 29 del Decreto Legislativo 807</w:t>
       </w:r>
@@ -4950,7 +4931,7 @@
           <w:kern w:val="0"/>
           <w:vertAlign w:val="superscript"/>
           <w:lang w:eastAsia="es-PE"/>
-          <ns2:ligatures ns2:val="none"/>
+          <w14:ligatures w14:val="none"/>
         </w:rPr>
         <w:footnoteReference w:id="16"/>
       </w:r>
@@ -4959,7 +4940,7 @@
           <w:rFonts w:ascii="Arial Narrow" w:eastAsia="Times New Roman" w:hAnsi="Arial Narrow" w:cs="Arial"/>
           <w:kern w:val="0"/>
           <w:lang w:eastAsia="es-PE"/>
-          <ns2:ligatures ns2:val="none"/>
+          <w14:ligatures w14:val="none"/>
         </w:rPr>
         <w:t xml:space="preserve">, hasta antes de la emisión de la Resolución Final tienen la posibilidad de solicitar se les cite a una audiencia de conciliación. En caso deleguen a favor de una tercera persona su actuación en la diligencia programada, esta deberá presentar un poder especial con firma legalizada ante Notario Público, donde conste </w:t>
       </w:r>
@@ -4969,7 +4950,7 @@
           <w:kern w:val="0"/>
           <w:u w:val="single"/>
           <w:lang w:eastAsia="es-PE"/>
-          <ns2:ligatures ns2:val="none"/>
+          <w14:ligatures w14:val="none"/>
         </w:rPr>
         <w:t>expresamente su facultad para asistir y conciliar en su representación</w:t>
       </w:r>
@@ -4979,7 +4960,7 @@
           <w:bCs/>
           <w:kern w:val="0"/>
           <w:lang w:eastAsia="es-PE"/>
-          <ns2:ligatures ns2:val="none"/>
+          <w14:ligatures w14:val="none"/>
         </w:rPr>
         <w:t>.</w:t>
       </w:r>
@@ -4990,7 +4971,7 @@
           <w:bCs/>
           <w:kern w:val="0"/>
           <w:lang w:eastAsia="es-PE"/>
-          <ns2:ligatures ns2:val="none"/>
+          <w14:ligatures w14:val="none"/>
         </w:rPr>
         <w:t xml:space="preserve"> </w:t>
       </w:r>
@@ -5000,12 +4981,12 @@
           <w:kern w:val="0"/>
           <w:u w:val="single"/>
           <w:lang w:eastAsia="es-PE"/>
-          <ns2:ligatures ns2:val="none"/>
+          <w14:ligatures w14:val="none"/>
         </w:rPr>
         <w:t xml:space="preserve">Ello bajo apercibimiento de no realizar la audiencia de conciliación y levantar el acta de inasistencia correspondiente. </w:t>
       </w:r>
     </w:p>
-    <w:p ns2:paraId="2149CAC3" ns2:textId="77777777">
+    <w:p>
       <w:pPr>
         <w:shd w:val="clear" w:color="auto" w:fill="FFFFFF"/>
         <w:spacing w:after="0" w:line="240" w:lineRule="auto"/>
@@ -5016,11 +4997,11 @@
           <w:bCs/>
           <w:kern w:val="0"/>
           <w:lang w:eastAsia="es-PE"/>
-          <ns2:ligatures ns2:val="none"/>
-        </w:rPr>
-      </w:pPr>
-    </w:p>
-    <w:p ns2:paraId="26F45716" ns2:textId="77777777">
+          <w14:ligatures w14:val="none"/>
+        </w:rPr>
+      </w:pPr>
+    </w:p>
+    <w:p>
       <w:pPr>
         <w:shd w:val="clear" w:color="auto" w:fill="FFFFFF"/>
         <w:spacing w:after="0" w:line="240" w:lineRule="auto"/>
@@ -5029,7 +5010,7 @@
           <w:rFonts w:ascii="Arial Narrow" w:eastAsia="Arial Narrow" w:hAnsi="Arial Narrow" w:cs="Arial Narrow"/>
           <w:kern w:val="0"/>
           <w:lang w:eastAsia="es-PE"/>
-          <ns2:ligatures ns2:val="none"/>
+          <w14:ligatures w14:val="none"/>
         </w:rPr>
       </w:pPr>
       <w:r>
@@ -5039,7 +5020,7 @@
           <w:bCs/>
           <w:kern w:val="0"/>
           <w:lang w:eastAsia="es-PE"/>
-          <ns2:ligatures ns2:val="none"/>
+          <w14:ligatures w14:val="none"/>
         </w:rPr>
         <w:t xml:space="preserve">DÉCIMO: </w:t>
       </w:r>
@@ -5048,12 +5029,12 @@
           <w:rFonts w:ascii="Arial Narrow" w:eastAsia="Arial Narrow" w:hAnsi="Arial Narrow" w:cs="Arial Narrow"/>
           <w:kern w:val="0"/>
           <w:lang w:eastAsia="es-PE"/>
-          <ns2:ligatures ns2:val="none"/>
+          <w14:ligatures w14:val="none"/>
         </w:rPr>
         <w:t>poner en conocimiento de las partes que, antes de la emisión de la Resolución Final, tienen la posibilidad de formular su desistimiento o presentar el acuerdo arribado mediante la conciliación, mediación, transacción o cualquier otro que, de forma indubitable, deje constancia que se ha solucionado la controversia materia de denuncia.</w:t>
       </w:r>
     </w:p>
-    <w:p ns2:paraId="06BD9BF8" ns2:textId="77777777">
+    <w:p>
       <w:pPr>
         <w:shd w:val="clear" w:color="auto" w:fill="FFFFFF"/>
         <w:spacing w:after="0" w:line="240" w:lineRule="auto"/>
@@ -5062,11 +5043,11 @@
           <w:rFonts w:ascii="Arial Narrow" w:eastAsia="Arial Narrow" w:hAnsi="Arial Narrow" w:cs="Arial Narrow"/>
           <w:kern w:val="0"/>
           <w:lang w:eastAsia="es-PE"/>
-          <ns2:ligatures ns2:val="none"/>
-        </w:rPr>
-      </w:pPr>
-    </w:p>
-    <w:p ns2:paraId="33153CAE" ns2:textId="3A1A214E">
+          <w14:ligatures w14:val="none"/>
+        </w:rPr>
+      </w:pPr>
+    </w:p>
+    <w:p>
       <w:pPr>
         <w:shd w:val="clear" w:color="auto" w:fill="FFFFFF"/>
         <w:spacing w:after="0" w:line="240" w:lineRule="auto"/>
@@ -5074,7 +5055,7 @@
         <w:rPr>
           <w:rFonts w:ascii="Arial Narrow" w:eastAsia="Calibri" w:hAnsi="Arial Narrow" w:cs="Arial"/>
           <w:kern w:val="0"/>
-          <ns2:ligatures ns2:val="none"/>
+          <w14:ligatures w14:val="none"/>
         </w:rPr>
       </w:pPr>
       <w:r>
@@ -5084,7 +5065,7 @@
           <w:bCs/>
           <w:kern w:val="0"/>
           <w:lang w:eastAsia="es-PE"/>
-          <ns2:ligatures ns2:val="none"/>
+          <w14:ligatures w14:val="none"/>
         </w:rPr>
         <w:lastRenderedPageBreak/>
         <w:t xml:space="preserve">DÉCIMO PRIMERO: requerir a la [DENUNCIANTE] para que, dentro del plazo de cinco (5) días hábiles siguientes a la fecha en que reciban la notificación en su bandeja de correo electrónico, efectúen la confirmación de recepción de la notificación remitida por este despacho a su correo electrónico, de conformidad con el segundo párrafo del numeral 4 del artículo 20 del Texto Único Ordenado de la Ley del Procedimiento Administrativo General, aprobado mediante Decreto Supremo 006-2026-JUS, bajo apercibimiento de rehacer el acto de notificación y notificarle conforme al numeral 1 del artículo 20 del citado cuerpo normativo.</w:t>
@@ -5096,7 +5077,7 @@
           <w:bCs/>
           <w:kern w:val="0"/>
           <w:lang w:eastAsia="es-PE"/>
-          <ns2:ligatures ns2:val="none"/>
+          <w14:ligatures w14:val="none"/>
         </w:rPr>
         <w:t/>
       </w:r>
@@ -5107,7 +5088,7 @@
           <w:bCs/>
           <w:kern w:val="0"/>
           <w:lang w:eastAsia="es-PE"/>
-          <ns2:ligatures ns2:val="none"/>
+          <w14:ligatures w14:val="none"/>
         </w:rPr>
         <w:t/>
       </w:r>
@@ -5116,7 +5097,7 @@
           <w:rFonts w:ascii="Arial Narrow" w:eastAsia="Arial Narrow" w:hAnsi="Arial Narrow" w:cs="Arial Narrow"/>
           <w:kern w:val="0"/>
           <w:lang w:eastAsia="es-PE"/>
-          <ns2:ligatures ns2:val="none"/>
+          <w14:ligatures w14:val="none"/>
         </w:rPr>
         <w:t xml:space="preserve"/>
       </w:r>
@@ -5126,7 +5107,7 @@
           <w:color w:val="000000"/>
           <w:kern w:val="0"/>
           <w:lang w:eastAsia="es-PE"/>
-          <ns2:ligatures ns2:val="none"/>
+          <w14:ligatures w14:val="none"/>
         </w:rPr>
         <w:t/>
       </w:r>
@@ -5136,7 +5117,7 @@
           <w:color w:val="000000"/>
           <w:kern w:val="0"/>
           <w:lang w:eastAsia="es-PE"/>
-          <ns2:ligatures ns2:val="none"/>
+          <w14:ligatures w14:val="none"/>
         </w:rPr>
         <w:t xml:space="preserve"/>
       </w:r>
@@ -5145,7 +5126,7 @@
           <w:rFonts w:ascii="Arial Narrow" w:eastAsia="Arial Narrow" w:hAnsi="Arial Narrow" w:cs="Arial Narrow"/>
           <w:kern w:val="0"/>
           <w:lang w:val="es-ES" w:eastAsia="es-PE"/>
-          <ns2:ligatures ns2:val="none"/>
+          <w14:ligatures w14:val="none"/>
         </w:rPr>
         <w:t xml:space="preserve"/>
       </w:r>
@@ -5155,7 +5136,7 @@
           <w:bCs/>
           <w:kern w:val="0"/>
           <w:lang w:eastAsia="es-PE"/>
-          <ns2:ligatures ns2:val="none"/>
+          <w14:ligatures w14:val="none"/>
         </w:rPr>
         <w:t/>
       </w:r>
@@ -5173,7 +5154,7 @@
           <w:color w:val="000000"/>
           <w:kern w:val="0"/>
           <w:lang w:eastAsia="es-PE"/>
-          <ns2:ligatures ns2:val="none"/>
+          <w14:ligatures w14:val="none"/>
         </w:rPr>
         <w:t xml:space="preserve"/>
       </w:r>
@@ -5181,7 +5162,7 @@
         <w:rPr>
           <w:rFonts w:ascii="Arial Narrow" w:eastAsia="Calibri" w:hAnsi="Arial Narrow" w:cs="Arial"/>
           <w:kern w:val="0"/>
-          <ns2:ligatures ns2:val="none"/>
+          <w14:ligatures w14:val="none"/>
         </w:rPr>
         <w:t xml:space="preserve"/>
       </w:r>
@@ -5189,7 +5170,7 @@
         <w:rPr>
           <w:rFonts w:ascii="Arial Narrow" w:eastAsia="Calibri" w:hAnsi="Arial Narrow" w:cs="Arial"/>
           <w:kern w:val="0"/>
-          <ns2:ligatures ns2:val="none"/>
+          <w14:ligatures w14:val="none"/>
         </w:rPr>
         <w:t/>
       </w:r>
@@ -5197,7 +5178,7 @@
         <w:rPr>
           <w:rFonts w:ascii="Arial Narrow" w:eastAsia="Calibri" w:hAnsi="Arial Narrow" w:cs="Arial"/>
           <w:kern w:val="0"/>
-          <ns2:ligatures ns2:val="none"/>
+          <w14:ligatures w14:val="none"/>
         </w:rPr>
         <w:t xml:space="preserve"/>
       </w:r>
@@ -5205,7 +5186,7 @@
         <w:rPr>
           <w:rFonts w:ascii="Arial Narrow" w:eastAsia="Calibri" w:hAnsi="Arial Narrow" w:cs="Arial"/>
           <w:kern w:val="0"/>
-          <ns2:ligatures ns2:val="none"/>
+          <w14:ligatures w14:val="none"/>
         </w:rPr>
         <w:t/>
       </w:r>
@@ -5213,7 +5194,7 @@
         <w:rPr>
           <w:rFonts w:ascii="Arial Narrow" w:eastAsia="Calibri" w:hAnsi="Arial Narrow" w:cs="Arial"/>
           <w:kern w:val="0"/>
-          <ns2:ligatures ns2:val="none"/>
+          <w14:ligatures w14:val="none"/>
         </w:rPr>
         <w:t/>
       </w:r>
@@ -5221,7 +5202,7 @@
         <w:rPr>
           <w:rFonts w:ascii="Arial Narrow" w:eastAsia="Calibri" w:hAnsi="Arial Narrow" w:cs="Arial"/>
           <w:kern w:val="0"/>
-          <ns2:ligatures ns2:val="none"/>
+          <w14:ligatures w14:val="none"/>
         </w:rPr>
         <w:t/>
       </w:r>
@@ -5229,7 +5210,7 @@
         <w:rPr>
           <w:rFonts w:ascii="Arial Narrow" w:eastAsia="Calibri" w:hAnsi="Arial Narrow" w:cs="Arial"/>
           <w:kern w:val="0"/>
-          <ns2:ligatures ns2:val="none"/>
+          <w14:ligatures w14:val="none"/>
         </w:rPr>
         <w:t xml:space="preserve"/>
       </w:r>
@@ -5237,7 +5218,7 @@
         <w:rPr>
           <w:rFonts w:ascii="Arial Narrow" w:eastAsia="Calibri" w:hAnsi="Arial Narrow" w:cs="Arial"/>
           <w:kern w:val="0"/>
-          <ns2:ligatures ns2:val="none"/>
+          <w14:ligatures w14:val="none"/>
         </w:rPr>
         <w:t/>
       </w:r>
@@ -5245,7 +5226,7 @@
         <w:rPr>
           <w:rFonts w:ascii="Arial Narrow" w:eastAsia="Calibri" w:hAnsi="Arial Narrow" w:cs="Arial"/>
           <w:kern w:val="0"/>
-          <ns2:ligatures ns2:val="none"/>
+          <w14:ligatures w14:val="none"/>
         </w:rPr>
         <w:t xml:space="preserve"/>
       </w:r>
@@ -5254,7 +5235,7 @@
           <w:rFonts w:ascii="Arial Narrow" w:eastAsia="Calibri" w:hAnsi="Arial Narrow" w:cs="Arial"/>
           <w:bCs/>
           <w:kern w:val="0"/>
-          <ns2:ligatures ns2:val="none"/>
+          <w14:ligatures w14:val="none"/>
         </w:rPr>
         <w:t/>
       </w:r>
@@ -5270,12 +5251,12 @@
         <w:rPr>
           <w:rFonts w:ascii="Arial Narrow" w:eastAsia="Calibri" w:hAnsi="Arial Narrow" w:cs="Arial"/>
           <w:kern w:val="0"/>
-          <ns2:ligatures ns2:val="none"/>
+          <w14:ligatures w14:val="none"/>
         </w:rPr>
         <w:t/>
       </w:r>
     </w:p>
-    <w:p ns2:paraId="50C5B2E8" ns2:textId="77777777">
+    <w:p>
       <w:pPr>
         <w:shd w:val="clear" w:color="auto" w:fill="FFFFFF"/>
         <w:spacing w:after="0" w:line="240" w:lineRule="auto"/>
@@ -5285,12 +5266,12 @@
           <w:color w:val="000000"/>
           <w:kern w:val="0"/>
           <w:lang w:eastAsia="es-PE"/>
-          <ns2:ligatures ns2:val="none"/>
+          <w14:ligatures w14:val="none"/>
         </w:rPr>
       </w:pPr>
     </w:p>
     <w:bookmarkEnd w:id="8"/>
-    <w:p ns2:paraId="4B6D4400" ns2:textId="700806AD">
+    <w:p>
       <w:pPr>
         <w:suppressAutoHyphens/>
         <w:spacing w:after="0" w:line="240" w:lineRule="auto"/>
@@ -5306,7 +5287,7 @@
           <w:bCs/>
           <w:kern w:val="0"/>
           <w:lang w:eastAsia="es-PE"/>
-          <ns2:ligatures ns2:val="none"/>
+          <w14:ligatures w14:val="none"/>
         </w:rPr>
         <w:t xml:space="preserve">DÉCIMO </w:t>
       </w:r>
@@ -5317,7 +5298,7 @@
           <w:bCs/>
           <w:kern w:val="0"/>
           <w:lang w:eastAsia="es-PE"/>
-          <ns2:ligatures ns2:val="none"/>
+          <w14:ligatures w14:val="none"/>
         </w:rPr>
         <w:t>SEGUNDO</w:t>
       </w:r>
@@ -5328,7 +5309,7 @@
           <w:bCs/>
           <w:kern w:val="0"/>
           <w:lang w:eastAsia="es-PE"/>
-          <ns2:ligatures ns2:val="none"/>
+          <w14:ligatures w14:val="none"/>
         </w:rPr>
         <w:t>:</w:t>
       </w:r>
@@ -5337,7 +5318,7 @@
           <w:rFonts w:ascii="Arial Narrow" w:eastAsia="Arial Narrow" w:hAnsi="Arial Narrow" w:cs="Arial Narrow"/>
           <w:kern w:val="0"/>
           <w:lang w:eastAsia="es-PE"/>
-          <ns2:ligatures ns2:val="none"/>
+          <w14:ligatures w14:val="none"/>
         </w:rPr>
         <w:t xml:space="preserve"> </w:t>
       </w:r>
@@ -5347,7 +5328,7 @@
           <w:color w:val="000000"/>
           <w:kern w:val="0"/>
           <w:lang w:eastAsia="es-PE"/>
-          <ns2:ligatures ns2:val="none"/>
+          <w14:ligatures w14:val="none"/>
         </w:rPr>
         <w:t xml:space="preserve">requerir </w:t>
       </w:r>
@@ -5357,7 +5338,7 @@
           <w:color w:val="000000"/>
           <w:kern w:val="0"/>
           <w:lang w:eastAsia="es-PE"/>
-          <ns2:ligatures ns2:val="none"/>
+          <w14:ligatures w14:val="none"/>
         </w:rPr>
         <w:t xml:space="preserve">al </w:t>
       </w:r>
@@ -5367,7 +5348,7 @@
           <w:bCs/>
           <w:kern w:val="0"/>
           <w:lang w:eastAsia="es-PE"/>
-          <ns2:ligatures ns2:val="none"/>
+          <w14:ligatures w14:val="none"/>
         </w:rPr>
         <w:t xml:space="preserve">Banco de Crédito del Perú S.A. </w:t>
       </w:r>
@@ -5377,7 +5358,7 @@
           <w:kern w:val="0"/>
           <w:shd w:val="clear" w:color="auto" w:fill="FFFFFF"/>
           <w:lang w:eastAsia="es-PE"/>
-          <ns2:ligatures ns2:val="none"/>
+          <w14:ligatures w14:val="none"/>
         </w:rPr>
         <w:t xml:space="preserve">para que, </w:t>
       </w:r>
@@ -5385,12 +5366,12 @@
         <w:rPr>
           <w:rFonts w:ascii="Arial Narrow" w:eastAsia="Calibri" w:hAnsi="Arial Narrow"/>
           <w:kern w:val="0"/>
-          <ns2:ligatures ns2:val="none"/>
+          <w14:ligatures w14:val="none"/>
         </w:rPr>
         <w:t>efectúe el acuse de recibo mediante la confirmación de recepción de la notificación remitida por este despacho a su Casilla Electrónica, dentro de los cinco (5) primeros días hábiles siguientes a la fecha en que recibe la notificación.</w:t>
       </w:r>
     </w:p>
-    <w:p ns2:paraId="39D6860C" ns2:textId="77777777">
+    <w:p>
       <w:pPr>
         <w:shd w:val="clear" w:color="auto" w:fill="FFFFFF"/>
         <w:spacing w:after="0" w:line="240" w:lineRule="auto"/>
@@ -5398,11 +5379,11 @@
         <w:rPr>
           <w:rFonts w:ascii="Arial Narrow" w:eastAsia="Calibri" w:hAnsi="Arial Narrow" w:cs="Arial"/>
           <w:kern w:val="0"/>
-          <ns2:ligatures ns2:val="none"/>
-        </w:rPr>
-      </w:pPr>
-    </w:p>
-    <w:p ns2:paraId="75E15039" ns2:textId="77777777">
+          <w14:ligatures w14:val="none"/>
+        </w:rPr>
+      </w:pPr>
+    </w:p>
+    <w:p>
       <w:pPr>
         <w:shd w:val="clear" w:color="auto" w:fill="FFFFFF"/>
         <w:spacing w:after="0" w:line="240" w:lineRule="auto"/>
@@ -5412,11 +5393,11 @@
           <w:rFonts w:ascii="Arial Narrow" w:eastAsia="Times New Roman" w:hAnsi="Arial Narrow" w:cs="Segoe UI"/>
           <w:kern w:val="0"/>
           <w:lang w:eastAsia="es-PE"/>
-          <ns2:ligatures ns2:val="none"/>
-        </w:rPr>
-      </w:pPr>
-    </w:p>
-    <w:p ns2:paraId="5FCFA10D" ns2:textId="77777777">
+          <w14:ligatures w14:val="none"/>
+        </w:rPr>
+      </w:pPr>
+    </w:p>
+    <w:p>
       <w:pPr>
         <w:shd w:val="clear" w:color="auto" w:fill="FFFFFF"/>
         <w:spacing w:after="0" w:line="240" w:lineRule="auto"/>
@@ -5426,11 +5407,11 @@
           <w:rFonts w:ascii="Arial Narrow" w:eastAsia="Times New Roman" w:hAnsi="Arial Narrow" w:cs="Segoe UI"/>
           <w:kern w:val="0"/>
           <w:lang w:eastAsia="es-PE"/>
-          <ns2:ligatures ns2:val="none"/>
-        </w:rPr>
-      </w:pPr>
-    </w:p>
-    <w:p ns2:paraId="3B6263CA" ns2:textId="77777777">
+          <w14:ligatures w14:val="none"/>
+        </w:rPr>
+      </w:pPr>
+    </w:p>
+    <w:p>
       <w:pPr>
         <w:shd w:val="clear" w:color="auto" w:fill="FFFFFF"/>
         <w:spacing w:after="0" w:line="240" w:lineRule="auto"/>
@@ -5442,7 +5423,7 @@
           <w:sz w:val="18"/>
           <w:szCs w:val="18"/>
           <w:lang w:eastAsia="es-PE"/>
-          <ns2:ligatures ns2:val="none"/>
+          <w14:ligatures w14:val="none"/>
         </w:rPr>
       </w:pPr>
       <w:r>
@@ -5450,12 +5431,12 @@
           <w:rFonts w:ascii="Arial Narrow" w:eastAsia="Times New Roman" w:hAnsi="Arial Narrow" w:cs="Segoe UI"/>
           <w:kern w:val="0"/>
           <w:lang w:eastAsia="es-PE"/>
-          <ns2:ligatures ns2:val="none"/>
+          <w14:ligatures w14:val="none"/>
         </w:rPr>
         <w:t> </w:t>
       </w:r>
     </w:p>
-    <w:p ns2:paraId="489AFDB8" ns2:textId="77777777">
+    <w:p>
       <w:pPr>
         <w:shd w:val="clear" w:color="auto" w:fill="FFFFFF"/>
         <w:spacing w:after="0" w:line="240" w:lineRule="auto"/>
@@ -5467,7 +5448,7 @@
           <w:sz w:val="24"/>
           <w:szCs w:val="24"/>
           <w:lang w:eastAsia="es-PE"/>
-          <ns2:ligatures ns2:val="none"/>
+          <w14:ligatures w14:val="none"/>
         </w:rPr>
       </w:pPr>
       <w:r>
@@ -5480,12 +5461,12 @@
           <w:sz w:val="24"/>
           <w:szCs w:val="24"/>
           <w:lang w:eastAsia="es-PE"/>
-          <ns2:ligatures ns2:val="none"/>
+          <w14:ligatures w14:val="none"/>
         </w:rPr>
         <w:t>EVELING ROA QUISPE</w:t>
       </w:r>
     </w:p>
-    <w:p ns2:paraId="7D0464AA" ns2:textId="77777777">
+    <w:p>
       <w:pPr>
         <w:shd w:val="clear" w:color="auto" w:fill="FFFFFF"/>
         <w:spacing w:after="0" w:line="240" w:lineRule="auto"/>
@@ -5499,7 +5480,7 @@
           <w:sz w:val="24"/>
           <w:szCs w:val="24"/>
           <w:lang w:eastAsia="es-PE"/>
-          <ns2:ligatures ns2:val="none"/>
+          <w14:ligatures w14:val="none"/>
         </w:rPr>
       </w:pPr>
       <w:r>
@@ -5512,12 +5493,12 @@
           <w:sz w:val="24"/>
           <w:szCs w:val="24"/>
           <w:lang w:eastAsia="es-PE"/>
-          <ns2:ligatures ns2:val="none"/>
+          <w14:ligatures w14:val="none"/>
         </w:rPr>
         <w:t>Secretaria Técnica</w:t>
       </w:r>
     </w:p>
-    <w:p ns2:paraId="2C96D262" ns2:textId="77777777">
+    <w:p>
       <w:pPr>
         <w:shd w:val="clear" w:color="auto" w:fill="FFFFFF"/>
         <w:spacing w:after="0" w:line="240" w:lineRule="auto"/>
@@ -5531,7 +5512,7 @@
           <w:sz w:val="24"/>
           <w:szCs w:val="24"/>
           <w:lang w:eastAsia="es-PE"/>
-          <ns2:ligatures ns2:val="none"/>
+          <w14:ligatures w14:val="none"/>
         </w:rPr>
       </w:pPr>
       <w:r>
@@ -5544,7 +5525,7 @@
           <w:sz w:val="24"/>
           <w:szCs w:val="24"/>
           <w:lang w:eastAsia="es-PE"/>
-          <ns2:ligatures ns2:val="none"/>
+          <w14:ligatures w14:val="none"/>
         </w:rPr>
         <w:t>Comisión </w:t>
       </w:r>
@@ -5559,7 +5540,7 @@
           <w:szCs w:val="24"/>
           <w:shd w:val="clear" w:color="auto" w:fill="FFFFFF"/>
           <w:lang w:eastAsia="es-PE"/>
-          <ns2:ligatures ns2:val="none"/>
+          <w14:ligatures w14:val="none"/>
         </w:rPr>
         <w:t>de</w:t>
       </w:r>
@@ -5573,12 +5554,12 @@
           <w:sz w:val="24"/>
           <w:szCs w:val="24"/>
           <w:lang w:eastAsia="es-PE"/>
-          <ns2:ligatures ns2:val="none"/>
+          <w14:ligatures w14:val="none"/>
         </w:rPr>
         <w:t> Protección al Consumidor 1</w:t>
       </w:r>
     </w:p>
-    <w:p ns2:paraId="0742AE1D" ns2:textId="3DE4190B">
+    <w:p>
       <w:pPr>
         <w:spacing w:after="0" w:line="240" w:lineRule="auto"/>
         <w:jc w:val="both"/>
@@ -5592,7 +5573,7 @@
           <w:sz w:val="16"/>
           <w:szCs w:val="16"/>
           <w:lang w:val="es-ES" w:eastAsia="es-ES"/>
-          <ns2:ligatures ns2:val="none"/>
+          <w14:ligatures w14:val="none"/>
         </w:rPr>
         <w:t>LSM</w:t>
       </w:r>
@@ -5605,7 +5586,7 @@
           <w:sz w:val="16"/>
           <w:szCs w:val="16"/>
           <w:lang w:val="es-ES" w:eastAsia="es-ES"/>
-          <ns2:ligatures ns2:val="none"/>
+          <w14:ligatures w14:val="none"/>
         </w:rPr>
         <w:t>/</w:t>
       </w:r>
@@ -5618,14 +5599,14 @@
           <w:sz w:val="16"/>
           <w:szCs w:val="16"/>
           <w:lang w:val="es-ES" w:eastAsia="es-ES"/>
-          <ns2:ligatures ns2:val="none"/>
+          <w14:ligatures w14:val="none"/>
         </w:rPr>
         <w:t>DCE</w:t>
       </w:r>
     </w:p>
     <w:sectPr>
-      <w:headerReference w:type="default" ns3:id="rId7"/>
-      <w:footerReference w:type="default" ns3:id="rId8"/>
+      <w:headerReference w:type="default" r:id="rId7"/>
+      <w:footerReference w:type="default" r:id="rId8"/>
       <w:pgSz w:w="11906" w:h="16838"/>
       <w:pgMar w:top="1417" w:right="1701" w:bottom="1417" w:left="1701" w:header="709" w:footer="709" w:gutter="0"/>
       <w:pgNumType w:start="1"/>
@@ -5636,7 +5617,7 @@
 </file>
 
 <file path=word/endnotes.xml><?xml version="1.0" encoding="utf-8"?>
-<w:endnotes xmlns:wpc="http://schemas.microsoft.com/office/word/2010/wordprocessingCanvas" xmlns:cx="http://schemas.microsoft.com/office/drawing/2014/chartex" xmlns:cx1="http://schemas.microsoft.com/office/drawing/2015/9/8/chartex" xmlns:cx2="http://schemas.microsoft.com/office/drawing/2015/10/21/chartex" xmlns:cx3="http://schemas.microsoft.com/office/drawing/2016/5/9/chartex" xmlns:cx4="http://schemas.microsoft.com/office/drawing/2016/5/10/chartex" xmlns:cx5="http://schemas.microsoft.com/office/drawing/2016/5/11/chartex" xmlns:cx6="http://schemas.microsoft.com/office/drawing/2016/5/12/chartex" xmlns:cx7="http://schemas.microsoft.com/office/drawing/2016/5/13/chartex" xmlns:cx8="http://schemas.microsoft.com/office/drawing/2016/5/14/chartex" xmlns:mc="http://schemas.openxmlformats.org/markup-compatibility/2006" xmlns:aink="http://schemas.microsoft.com/office/drawing/2016/ink" xmlns:am3d="http://schemas.microsoft.com/office/drawing/2017/model3d" xmlns:o="urn:schemas-microsoft-com:office:office" xmlns:oel="http://schemas.microsoft.com/office/2019/extlst" xmlns:r="http://schemas.openxmlformats.org/officeDocument/2006/relationships" xmlns:m="http://schemas.openxmlformats.org/officeDocument/2006/math" xmlns:v="urn:schemas-microsoft-com:vml" xmlns:wp14="http://schemas.microsoft.com/office/word/2010/wordprocessingDrawing" xmlns:wp="http://schemas.openxmlformats.org/drawingml/2006/wordprocessingDrawing" xmlns:w10="urn:schemas-microsoft-com:office:word" xmlns:w="http://schemas.openxmlformats.org/wordprocessingml/2006/main" xmlns:w14="http://schemas.microsoft.com/office/word/2010/wordml" xmlns:w15="http://schemas.microsoft.com/office/word/2012/wordml" xmlns:w16cex="http://schemas.microsoft.com/office/word/2018/wordml/cex" xmlns:w16cid="http://schemas.microsoft.com/office/word/2016/wordml/cid" xmlns:w16="http://schemas.microsoft.com/office/word/2018/wordml" xmlns:w16du="http://schemas.microsoft.com/office/word/2023/wordml/word16du" xmlns:w16sdtdh="http://schemas.microsoft.com/office/word/2020/wordml/sdtdatahash" xmlns:w16sdtfl="http://schemas.microsoft.com/office/word/2024/wordml/sdtformatlock" xmlns:w16se="http://schemas.microsoft.com/office/word/2015/wordml/symex" xmlns:wpg="http://schemas.microsoft.com/office/word/2010/wordprocessingGroup" xmlns:wpi="http://schemas.microsoft.com/office/word/2010/wordprocessingInk" xmlns:wne="http://schemas.microsoft.com/office/word/2006/wordml" xmlns:wps="http://schemas.microsoft.com/office/word/2010/wordprocessingShape" mc:Ignorable="w14 w15 w16se w16cid w16 w16cex w16sdtdh w16sdtfl w16du wp14">
+<w:endnotes xmlns:mc="http://schemas.openxmlformats.org/markup-compatibility/2006" xmlns:r="http://schemas.openxmlformats.org/officeDocument/2006/relationships" xmlns:w="http://schemas.openxmlformats.org/wordprocessingml/2006/main" xmlns:w14="http://schemas.microsoft.com/office/word/2010/wordml" xmlns:w15="http://schemas.microsoft.com/office/word/2012/wordml" xmlns:w16="http://schemas.microsoft.com/office/word/2018/wordml" xmlns:w16cex="http://schemas.microsoft.com/office/word/2018/wordml/cex" xmlns:w16cid="http://schemas.microsoft.com/office/word/2016/wordml/cid" xmlns:w16du="http://schemas.microsoft.com/office/word/2023/wordml/word16du" xmlns:w16sdtdh="http://schemas.microsoft.com/office/word/2020/wordml/sdtdatahash" xmlns:w16se="http://schemas.microsoft.com/office/word/2015/wordml/symex" xmlns:wp14="http://schemas.microsoft.com/office/word/2010/wordprocessingDrawing" mc:Ignorable="w14 w15 w16se w16cid w16 w16cex w16sdtdh w16du wp14">
   <w:endnote w:type="separator" w:id="-1">
     <w:p>
       <w:pPr>
@@ -5661,7 +5642,7 @@
 </file>
 
 <file path=word/footer1.xml><?xml version="1.0" encoding="utf-8"?>
-<w:ftr xmlns:wpc="http://schemas.microsoft.com/office/word/2010/wordprocessingCanvas" xmlns:cx="http://schemas.microsoft.com/office/drawing/2014/chartex" xmlns:cx1="http://schemas.microsoft.com/office/drawing/2015/9/8/chartex" xmlns:cx2="http://schemas.microsoft.com/office/drawing/2015/10/21/chartex" xmlns:cx3="http://schemas.microsoft.com/office/drawing/2016/5/9/chartex" xmlns:cx4="http://schemas.microsoft.com/office/drawing/2016/5/10/chartex" xmlns:cx5="http://schemas.microsoft.com/office/drawing/2016/5/11/chartex" xmlns:cx6="http://schemas.microsoft.com/office/drawing/2016/5/12/chartex" xmlns:cx7="http://schemas.microsoft.com/office/drawing/2016/5/13/chartex" xmlns:cx8="http://schemas.microsoft.com/office/drawing/2016/5/14/chartex" xmlns:mc="http://schemas.openxmlformats.org/markup-compatibility/2006" xmlns:aink="http://schemas.microsoft.com/office/drawing/2016/ink" xmlns:am3d="http://schemas.microsoft.com/office/drawing/2017/model3d" xmlns:o="urn:schemas-microsoft-com:office:office" xmlns:oel="http://schemas.microsoft.com/office/2019/extlst" xmlns:r="http://schemas.openxmlformats.org/officeDocument/2006/relationships" xmlns:m="http://schemas.openxmlformats.org/officeDocument/2006/math" xmlns:v="urn:schemas-microsoft-com:vml" xmlns:wp14="http://schemas.microsoft.com/office/word/2010/wordprocessingDrawing" xmlns:wp="http://schemas.openxmlformats.org/drawingml/2006/wordprocessingDrawing" xmlns:w10="urn:schemas-microsoft-com:office:word" xmlns:w="http://schemas.openxmlformats.org/wordprocessingml/2006/main" xmlns:w14="http://schemas.microsoft.com/office/word/2010/wordml" xmlns:w15="http://schemas.microsoft.com/office/word/2012/wordml" xmlns:w16cex="http://schemas.microsoft.com/office/word/2018/wordml/cex" xmlns:w16cid="http://schemas.microsoft.com/office/word/2016/wordml/cid" xmlns:w16="http://schemas.microsoft.com/office/word/2018/wordml" xmlns:w16du="http://schemas.microsoft.com/office/word/2023/wordml/word16du" xmlns:w16sdtdh="http://schemas.microsoft.com/office/word/2020/wordml/sdtdatahash" xmlns:w16sdtfl="http://schemas.microsoft.com/office/word/2024/wordml/sdtformatlock" xmlns:w16se="http://schemas.microsoft.com/office/word/2015/wordml/symex" xmlns:wpg="http://schemas.microsoft.com/office/word/2010/wordprocessingGroup" xmlns:wpi="http://schemas.microsoft.com/office/word/2010/wordprocessingInk" xmlns:wne="http://schemas.microsoft.com/office/word/2006/wordml" xmlns:wps="http://schemas.microsoft.com/office/word/2010/wordprocessingShape" mc:Ignorable="w14 w15 w16se w16cid w16 w16cex w16sdtdh w16sdtfl w16du wp14">
+<w:ftr xmlns:mc="http://schemas.openxmlformats.org/markup-compatibility/2006" xmlns:r="http://schemas.openxmlformats.org/officeDocument/2006/relationships" xmlns:w="http://schemas.openxmlformats.org/wordprocessingml/2006/main" xmlns:w14="http://schemas.microsoft.com/office/word/2010/wordml" xmlns:w15="http://schemas.microsoft.com/office/word/2012/wordml" xmlns:w16="http://schemas.microsoft.com/office/word/2018/wordml" xmlns:w16cex="http://schemas.microsoft.com/office/word/2018/wordml/cex" xmlns:w16cid="http://schemas.microsoft.com/office/word/2016/wordml/cid" xmlns:w16du="http://schemas.microsoft.com/office/word/2023/wordml/word16du" xmlns:w16sdtdh="http://schemas.microsoft.com/office/word/2020/wordml/sdtdatahash" xmlns:w16se="http://schemas.microsoft.com/office/word/2015/wordml/symex" xmlns:wp14="http://schemas.microsoft.com/office/word/2010/wordprocessingDrawing" mc:Ignorable="w14 w15 w16se w16cid w16 w16cex w16sdtdh w16du wp14">
   <w:p>
     <w:pPr>
       <w:pBdr>
@@ -5792,7 +5773,7 @@
 </file>
 
 <file path=word/footnotes.xml><?xml version="1.0" encoding="utf-8"?>
-<w:footnotes xmlns:wpc="http://schemas.microsoft.com/office/word/2010/wordprocessingCanvas" xmlns:cx="http://schemas.microsoft.com/office/drawing/2014/chartex" xmlns:cx1="http://schemas.microsoft.com/office/drawing/2015/9/8/chartex" xmlns:cx2="http://schemas.microsoft.com/office/drawing/2015/10/21/chartex" xmlns:cx3="http://schemas.microsoft.com/office/drawing/2016/5/9/chartex" xmlns:cx4="http://schemas.microsoft.com/office/drawing/2016/5/10/chartex" xmlns:cx5="http://schemas.microsoft.com/office/drawing/2016/5/11/chartex" xmlns:cx6="http://schemas.microsoft.com/office/drawing/2016/5/12/chartex" xmlns:cx7="http://schemas.microsoft.com/office/drawing/2016/5/13/chartex" xmlns:cx8="http://schemas.microsoft.com/office/drawing/2016/5/14/chartex" xmlns:mc="http://schemas.openxmlformats.org/markup-compatibility/2006" xmlns:aink="http://schemas.microsoft.com/office/drawing/2016/ink" xmlns:am3d="http://schemas.microsoft.com/office/drawing/2017/model3d" xmlns:o="urn:schemas-microsoft-com:office:office" xmlns:oel="http://schemas.microsoft.com/office/2019/extlst" xmlns:r="http://schemas.openxmlformats.org/officeDocument/2006/relationships" xmlns:m="http://schemas.openxmlformats.org/officeDocument/2006/math" xmlns:v="urn:schemas-microsoft-com:vml" xmlns:wp14="http://schemas.microsoft.com/office/word/2010/wordprocessingDrawing" xmlns:wp="http://schemas.openxmlformats.org/drawingml/2006/wordprocessingDrawing" xmlns:w10="urn:schemas-microsoft-com:office:word" xmlns:w="http://schemas.openxmlformats.org/wordprocessingml/2006/main" xmlns:w14="http://schemas.microsoft.com/office/word/2010/wordml" xmlns:w15="http://schemas.microsoft.com/office/word/2012/wordml" xmlns:w16cex="http://schemas.microsoft.com/office/word/2018/wordml/cex" xmlns:w16cid="http://schemas.microsoft.com/office/word/2016/wordml/cid" xmlns:w16="http://schemas.microsoft.com/office/word/2018/wordml" xmlns:w16du="http://schemas.microsoft.com/office/word/2023/wordml/word16du" xmlns:w16sdtdh="http://schemas.microsoft.com/office/word/2020/wordml/sdtdatahash" xmlns:w16sdtfl="http://schemas.microsoft.com/office/word/2024/wordml/sdtformatlock" xmlns:w16se="http://schemas.microsoft.com/office/word/2015/wordml/symex" xmlns:wpg="http://schemas.microsoft.com/office/word/2010/wordprocessingGroup" xmlns:wpi="http://schemas.microsoft.com/office/word/2010/wordprocessingInk" xmlns:wne="http://schemas.microsoft.com/office/word/2006/wordml" xmlns:wps="http://schemas.microsoft.com/office/word/2010/wordprocessingShape" mc:Ignorable="w14 w15 w16se w16cid w16 w16cex w16sdtdh w16sdtfl w16du wp14">
+<w:footnotes xmlns:mc="http://schemas.openxmlformats.org/markup-compatibility/2006" xmlns:r="http://schemas.openxmlformats.org/officeDocument/2006/relationships" xmlns:w="http://schemas.openxmlformats.org/wordprocessingml/2006/main" xmlns:w14="http://schemas.microsoft.com/office/word/2010/wordml" xmlns:w15="http://schemas.microsoft.com/office/word/2012/wordml" xmlns:w16="http://schemas.microsoft.com/office/word/2018/wordml" xmlns:w16cex="http://schemas.microsoft.com/office/word/2018/wordml/cex" xmlns:w16cid="http://schemas.microsoft.com/office/word/2016/wordml/cid" xmlns:w16du="http://schemas.microsoft.com/office/word/2023/wordml/word16du" xmlns:w16sdtdh="http://schemas.microsoft.com/office/word/2020/wordml/sdtdatahash" xmlns:w16se="http://schemas.microsoft.com/office/word/2015/wordml/symex" xmlns:wp14="http://schemas.microsoft.com/office/word/2010/wordprocessingDrawing" mc:Ignorable="w14 w15 w16se w16cid w16 w16cex w16sdtdh w16du wp14">
   <w:footnote w:type="separator" w:id="-1">
     <w:p>
       <w:pPr>
@@ -8391,65 +8372,40 @@
       </w:pPr>
     </w:p>
   </w:footnote>
-  <w:footnote w:id="12">
+  <w:footnote w:id="18">
     <w:p>
       <w:pPr>
         <w:pStyle w:val="Textonotapie"/>
         <w:ind w:left="567" w:hanging="567"/>
         <w:jc w:val="both"/>
-        <w:rPr>
-          <w:rFonts w:ascii="Arial Narrow" w:eastAsia="Arial Narrow" w:hAnsi="Arial Narrow" w:cs="Arial"/>
+      </w:pPr>
+      <w:r>
+        <w:rPr>
+          <w:rStyle w:val="Refdenotaalpie"/>
+          <w:rFonts w:ascii="Arial Narrow" w:hAnsi="Arial Narrow" w:cs="Arial"/>
+          <w:sz w:val="16"/>
+          <w:szCs w:val="14"/>
+          <w:vertAlign w:val="superscript"/>
+        </w:rPr>
+        <w:footnoteRef/>
+      </w:r>
+      <w:r>
+        <w:rPr>
+          <w:rFonts w:ascii="Arial Narrow" w:hAnsi="Arial Narrow" w:cs="Arial"/>
+          <w:sz w:val="16"/>
+          <w:szCs w:val="16"/>
+        </w:rPr>
+        <w:tab/>
+      </w:r>
+      <w:r>
+        <w:rPr>
+          <w:rFonts w:ascii="Arial Narrow" w:hAnsi="Arial Narrow" w:cs="Arial"/>
           <w:b/>
           <w:bCs/>
           <w:sz w:val="16"/>
           <w:szCs w:val="16"/>
         </w:rPr>
-      </w:pPr>
-      <w:r>
-        <w:rPr>
-          <w:rStyle w:val="Refdenotaalpie"/>
-          <w:rFonts w:ascii="Arial Narrow" w:eastAsia="Arial Narrow" w:hAnsi="Arial Narrow" w:cs="Arial"/>
-          <w:sz w:val="16"/>
-          <w:szCs w:val="16"/>
-          <w:vertAlign w:val="superscript"/>
-        </w:rPr>
-        <w:footnoteRef/>
-      </w:r>
-      <w:r>
-        <w:rPr>
-          <w:rFonts w:ascii="Arial Narrow" w:eastAsia="Arial Narrow" w:hAnsi="Arial Narrow" w:cs="Arial"/>
-          <w:b/>
-          <w:bCs/>
-          <w:sz w:val="16"/>
-          <w:szCs w:val="16"/>
-        </w:rPr>
-        <w:t xml:space="preserve"> </w:t>
-      </w:r>
-      <w:r>
-        <w:rPr>
-          <w:rFonts w:ascii="Arial Narrow" w:hAnsi="Arial Narrow" w:cs="Arial"/>
-          <w:sz w:val="16"/>
-          <w:szCs w:val="16"/>
-        </w:rPr>
-        <w:t xml:space="preserve"> </w:t>
-      </w:r>
-      <w:r>
-        <w:rPr>
-          <w:rFonts w:ascii="Arial Narrow" w:hAnsi="Arial Narrow" w:cs="Arial"/>
-          <w:sz w:val="16"/>
-          <w:szCs w:val="16"/>
-        </w:rPr>
-        <w:tab/>
-      </w:r>
-      <w:r>
-        <w:rPr>
-          <w:rFonts w:ascii="Arial Narrow" w:eastAsia="Arial Narrow" w:hAnsi="Arial Narrow" w:cs="Arial"/>
-          <w:b/>
-          <w:bCs/>
-          <w:sz w:val="16"/>
-          <w:szCs w:val="16"/>
-        </w:rPr>
-        <w:t>TEXTO ÚNICO ORDENADO DE LA LEY 27444, LEY DE PROCEDIMIENTO ADMINISTRATIVO GENERAL, aprobado por el Decreto Supremo 006-2026-JUS</w:t>
+        <w:t xml:space="preserve">DECRETO LEGISLATIVO 807, LEY SOBRE FACULTADES, NORMAS Y ORGANIZACIÓN DEL INDECOPI, publicado el 18 de abril de 1996</w:t>
       </w:r>
     </w:p>
     <w:p>
@@ -8457,20 +8413,61 @@
         <w:pStyle w:val="Textonotapie"/>
         <w:ind w:left="567" w:hanging="567"/>
         <w:jc w:val="both"/>
-        <w:rPr>
-          <w:rFonts w:ascii="Arial Narrow" w:eastAsia="Arial Narrow" w:hAnsi="Arial Narrow" w:cs="Arial"/>
+      </w:pPr>
+      <w:r>
+        <w:rPr>
+          <w:rFonts w:ascii="Arial Narrow" w:hAnsi="Arial Narrow" w:cs="Arial"/>
+          <w:sz w:val="16"/>
+          <w:szCs w:val="16"/>
+        </w:rPr>
+        <w:tab/>
+      </w:r>
+      <w:r>
+        <w:rPr>
+          <w:rFonts w:ascii="Arial Narrow" w:hAnsi="Arial Narrow" w:cs="Arial"/>
           <w:b/>
           <w:bCs/>
           <w:sz w:val="16"/>
           <w:szCs w:val="16"/>
         </w:rPr>
-      </w:pPr>
-    </w:p>
+        <w:t xml:space="preserve">Artículo 26.-</w:t>
+      </w:r>
+      <w:r>
+        <w:rPr>
+          <w:rFonts w:ascii="Arial Narrow" w:hAnsi="Arial Narrow" w:cs="Arial"/>
+          <w:sz w:val="16"/>
+          <w:szCs w:val="16"/>
+        </w:rPr>
+        <w:t xml:space="preserve"> Una vez admitida a trámite la denuncia, se correrá traslado de la misma al denunciado, a fin de que éste presente su descargo. El plazo para la presentación del descargo será de cinco (5) días contados desde la notificación, vencido el cual, el Secretario Técnico declarará en rebeldía al denunciado que no lo hubiera presentado.</w:t>
+      </w:r>
+    </w:p>
+  </w:footnote>
+  <w:footnote w:id="19">
     <w:p>
       <w:pPr>
         <w:pStyle w:val="Textonotapie"/>
-        <w:ind w:firstLine="567"/>
-        <w:jc w:val="both"/>
+        <w:ind w:left="567" w:hanging="567"/>
+        <w:jc w:val="both"/>
+      </w:pPr>
+      <w:r>
+        <w:rPr>
+          <w:rStyle w:val="Refdenotaalpie"/>
+          <w:rFonts w:ascii="Arial Narrow" w:hAnsi="Arial Narrow" w:cs="Arial"/>
+          <w:sz w:val="16"/>
+          <w:szCs w:val="14"/>
+          <w:vertAlign w:val="superscript"/>
+        </w:rPr>
+        <w:footnoteRef/>
+      </w:r>
+      <w:r>
+        <w:rPr>
+          <w:rFonts w:ascii="Arial Narrow" w:hAnsi="Arial Narrow" w:cs="Arial"/>
+          <w:sz w:val="16"/>
+          <w:szCs w:val="16"/>
+        </w:rPr>
+        <w:tab/>
+      </w:r>
+      <w:r>
         <w:rPr>
           <w:rFonts w:ascii="Arial Narrow" w:hAnsi="Arial Narrow" w:cs="Arial"/>
           <w:b/>
@@ -8478,56 +8475,55 @@
           <w:sz w:val="16"/>
           <w:szCs w:val="16"/>
         </w:rPr>
-      </w:pPr>
-      <w:r>
-        <w:rPr>
-          <w:rFonts w:ascii="Arial Narrow" w:eastAsia="Arial Narrow" w:hAnsi="Arial Narrow" w:cs="Arial"/>
+        <w:t xml:space="preserve">DECRETO SUPREMO 006-2026-JUS, TEXTO ÚNICO ORDENADO DE LA LEY 27444, LEY DEL PROCEDIMIENTO ADMINISTRATIVO GENERAL, publicado el 30 de abril de 2026</w:t>
+      </w:r>
+    </w:p>
+    <w:p>
+      <w:pPr>
+        <w:pStyle w:val="Textonotapie"/>
+        <w:ind w:left="567" w:hanging="567"/>
+        <w:jc w:val="both"/>
+      </w:pPr>
+      <w:r>
+        <w:rPr>
+          <w:rFonts w:ascii="Arial Narrow" w:hAnsi="Arial Narrow" w:cs="Arial"/>
+          <w:sz w:val="16"/>
+          <w:szCs w:val="16"/>
+        </w:rPr>
+        <w:tab/>
+      </w:r>
+      <w:r>
+        <w:rPr>
+          <w:rFonts w:ascii="Arial Narrow" w:hAnsi="Arial Narrow" w:cs="Arial"/>
           <w:b/>
           <w:bCs/>
           <w:sz w:val="16"/>
           <w:szCs w:val="16"/>
         </w:rPr>
-        <w:t>233.- Contestación de la reclamación</w:t>
+        <w:t xml:space="preserve">Artículo 223.- Contestación de la reclamación</w:t>
       </w:r>
     </w:p>
     <w:p>
       <w:pPr>
         <w:pStyle w:val="Textonotapie"/>
-        <w:ind w:firstLine="567"/>
-        <w:jc w:val="both"/>
-        <w:rPr>
-          <w:rFonts w:ascii="Arial Narrow" w:eastAsia="Arial Narrow" w:hAnsi="Arial Narrow" w:cs="Arial"/>
-          <w:sz w:val="16"/>
-          <w:szCs w:val="16"/>
-        </w:rPr>
-      </w:pPr>
-      <w:r>
-        <w:rPr>
-          <w:rFonts w:ascii="Arial Narrow" w:eastAsia="Arial Narrow" w:hAnsi="Arial Narrow" w:cs="Arial"/>
-          <w:sz w:val="16"/>
-          <w:szCs w:val="16"/>
-        </w:rPr>
-        <w:t>233.1 “(…) Las alegaciones y los hechos relevantes de la reclamación, salvo que hayan sido específicamente negadas en la contestación,</w:t>
-      </w:r>
-    </w:p>
-    <w:p>
-      <w:pPr>
-        <w:pStyle w:val="Textonotapie"/>
-        <w:ind w:firstLine="567"/>
-        <w:jc w:val="both"/>
-        <w:rPr>
-          <w:rFonts w:ascii="Arial Narrow" w:eastAsia="Arial Narrow" w:hAnsi="Arial Narrow" w:cs="Arial"/>
-          <w:sz w:val="16"/>
-          <w:szCs w:val="16"/>
-        </w:rPr>
-      </w:pPr>
-      <w:r>
-        <w:rPr>
-          <w:rFonts w:ascii="Arial Narrow" w:eastAsia="Arial Narrow" w:hAnsi="Arial Narrow" w:cs="Arial"/>
-          <w:sz w:val="16"/>
-          <w:szCs w:val="16"/>
-        </w:rPr>
-        <w:t>se tendrán por aceptadas o merituadas como ciertas”.</w:t>
+        <w:ind w:left="567" w:hanging="567"/>
+        <w:jc w:val="both"/>
+      </w:pPr>
+      <w:r>
+        <w:rPr>
+          <w:rFonts w:ascii="Arial Narrow" w:hAnsi="Arial Narrow" w:cs="Arial"/>
+          <w:sz w:val="16"/>
+          <w:szCs w:val="16"/>
+        </w:rPr>
+        <w:tab/>
+      </w:r>
+      <w:r>
+        <w:rPr>
+          <w:rFonts w:ascii="Arial Narrow" w:hAnsi="Arial Narrow" w:cs="Arial"/>
+          <w:sz w:val="16"/>
+          <w:szCs w:val="16"/>
+        </w:rPr>
+        <w:t xml:space="preserve">223.1 El reclamado deberá presentar la contestación de la reclamación dentro de los quince (15) días posteriores a la notificación de ésta; vencido este plazo, la Administración declarará en rebeldía al reclamado que no la hubiera presentado. La contestación deberá contener los requisitos de los escritos previstos en el artículo 113 de la presente Ley, así como la absolución de todos los asuntos controvertidos de hecho y de derecho, Las alegaciones y los hechos relevantes de la reclamación, salvo que hayan sido específicamente negadas en la contestación, se tendrán por aceptadas o merituadas como ciertas.</w:t>
       </w:r>
     </w:p>
   </w:footnote>
@@ -10112,11 +10108,151 @@
       </w:r>
     </w:p>
   </w:footnote>
+  <w:footnote w:id="12">
+    <w:p>
+      <w:pPr>
+        <w:pStyle w:val="Textonotapie"/>
+        <w:ind w:left="567" w:hanging="567"/>
+        <w:jc w:val="both"/>
+        <w:rPr>
+          <w:rFonts w:ascii="Arial Narrow" w:eastAsia="Arial Narrow" w:hAnsi="Arial Narrow" w:cs="Arial"/>
+          <w:b/>
+          <w:bCs/>
+          <w:sz w:val="16"/>
+          <w:szCs w:val="16"/>
+        </w:rPr>
+      </w:pPr>
+      <w:r>
+        <w:rPr>
+          <w:rStyle w:val="Refdenotaalpie"/>
+          <w:rFonts w:ascii="Arial Narrow" w:eastAsia="Arial Narrow" w:hAnsi="Arial Narrow" w:cs="Arial"/>
+          <w:sz w:val="16"/>
+          <w:szCs w:val="16"/>
+          <w:vertAlign w:val="superscript"/>
+        </w:rPr>
+        <w:footnoteRef/>
+      </w:r>
+      <w:r>
+        <w:rPr>
+          <w:rFonts w:ascii="Arial Narrow" w:eastAsia="Arial Narrow" w:hAnsi="Arial Narrow" w:cs="Arial"/>
+          <w:b/>
+          <w:bCs/>
+          <w:sz w:val="16"/>
+          <w:szCs w:val="16"/>
+        </w:rPr>
+        <w:t xml:space="preserve"> </w:t>
+      </w:r>
+      <w:r>
+        <w:rPr>
+          <w:rFonts w:ascii="Arial Narrow" w:hAnsi="Arial Narrow" w:cs="Arial"/>
+          <w:sz w:val="16"/>
+          <w:szCs w:val="16"/>
+        </w:rPr>
+        <w:t xml:space="preserve"> </w:t>
+      </w:r>
+      <w:r>
+        <w:rPr>
+          <w:rFonts w:ascii="Arial Narrow" w:hAnsi="Arial Narrow" w:cs="Arial"/>
+          <w:sz w:val="16"/>
+          <w:szCs w:val="16"/>
+        </w:rPr>
+        <w:tab/>
+      </w:r>
+      <w:r>
+        <w:rPr>
+          <w:rFonts w:ascii="Arial Narrow" w:eastAsia="Arial Narrow" w:hAnsi="Arial Narrow" w:cs="Arial"/>
+          <w:b/>
+          <w:bCs/>
+          <w:sz w:val="16"/>
+          <w:szCs w:val="16"/>
+        </w:rPr>
+        <w:t>TEXTO ÚNICO ORDENADO DE LA LEY 27444, LEY DE PROCEDIMIENTO ADMINISTRATIVO GENERAL, aprobado por el Decreto Supremo 006-2026-JUS</w:t>
+      </w:r>
+    </w:p>
+    <w:p>
+      <w:pPr>
+        <w:pStyle w:val="Textonotapie"/>
+        <w:ind w:left="567" w:hanging="567"/>
+        <w:jc w:val="both"/>
+        <w:rPr>
+          <w:rFonts w:ascii="Arial Narrow" w:eastAsia="Arial Narrow" w:hAnsi="Arial Narrow" w:cs="Arial"/>
+          <w:b/>
+          <w:bCs/>
+          <w:sz w:val="16"/>
+          <w:szCs w:val="16"/>
+        </w:rPr>
+      </w:pPr>
+    </w:p>
+    <w:p>
+      <w:pPr>
+        <w:pStyle w:val="Textonotapie"/>
+        <w:ind w:firstLine="567"/>
+        <w:jc w:val="both"/>
+        <w:rPr>
+          <w:rFonts w:ascii="Arial Narrow" w:hAnsi="Arial Narrow" w:cs="Arial"/>
+          <w:b/>
+          <w:bCs/>
+          <w:sz w:val="16"/>
+          <w:szCs w:val="16"/>
+        </w:rPr>
+      </w:pPr>
+      <w:r>
+        <w:rPr>
+          <w:rFonts w:ascii="Arial Narrow" w:eastAsia="Arial Narrow" w:hAnsi="Arial Narrow" w:cs="Arial"/>
+          <w:b/>
+          <w:bCs/>
+          <w:sz w:val="16"/>
+          <w:szCs w:val="16"/>
+        </w:rPr>
+        <w:t>233.- Contestación de la reclamación</w:t>
+      </w:r>
+    </w:p>
+    <w:p>
+      <w:pPr>
+        <w:pStyle w:val="Textonotapie"/>
+        <w:ind w:firstLine="567"/>
+        <w:jc w:val="both"/>
+        <w:rPr>
+          <w:rFonts w:ascii="Arial Narrow" w:eastAsia="Arial Narrow" w:hAnsi="Arial Narrow" w:cs="Arial"/>
+          <w:sz w:val="16"/>
+          <w:szCs w:val="16"/>
+        </w:rPr>
+      </w:pPr>
+      <w:r>
+        <w:rPr>
+          <w:rFonts w:ascii="Arial Narrow" w:eastAsia="Arial Narrow" w:hAnsi="Arial Narrow" w:cs="Arial"/>
+          <w:sz w:val="16"/>
+          <w:szCs w:val="16"/>
+        </w:rPr>
+        <w:t>233.1 “(…) Las alegaciones y los hechos relevantes de la reclamación, salvo que hayan sido específicamente negadas en la contestación,</w:t>
+      </w:r>
+    </w:p>
+    <w:p>
+      <w:pPr>
+        <w:pStyle w:val="Textonotapie"/>
+        <w:ind w:firstLine="567"/>
+        <w:jc w:val="both"/>
+        <w:rPr>
+          <w:rFonts w:ascii="Arial Narrow" w:eastAsia="Arial Narrow" w:hAnsi="Arial Narrow" w:cs="Arial"/>
+          <w:sz w:val="16"/>
+          <w:szCs w:val="16"/>
+        </w:rPr>
+      </w:pPr>
+      <w:r>
+        <w:rPr>
+          <w:rFonts w:ascii="Arial Narrow" w:eastAsia="Arial Narrow" w:hAnsi="Arial Narrow" w:cs="Arial"/>
+          <w:sz w:val="16"/>
+          <w:szCs w:val="16"/>
+        </w:rPr>
+        <w:t>se tendrán por aceptadas o merituadas como ciertas”.</w:t>
+      </w:r>
+    </w:p>
+  </w:footnote>
 </w:footnotes>
 </file>
 
 <file path=word/header1.xml><?xml version="1.0" encoding="utf-8"?>
-<w:hdr xmlns:wpc="http://schemas.microsoft.com/office/word/2010/wordprocessingCanvas" xmlns:cx="http://schemas.microsoft.com/office/drawing/2014/chartex" xmlns:cx1="http://schemas.microsoft.com/office/drawing/2015/9/8/chartex" xmlns:cx2="http://schemas.microsoft.com/office/drawing/2015/10/21/chartex" xmlns:cx3="http://schemas.microsoft.com/office/drawing/2016/5/9/chartex" xmlns:cx4="http://schemas.microsoft.com/office/drawing/2016/5/10/chartex" xmlns:cx5="http://schemas.microsoft.com/office/drawing/2016/5/11/chartex" xmlns:cx6="http://schemas.microsoft.com/office/drawing/2016/5/12/chartex" xmlns:cx7="http://schemas.microsoft.com/office/drawing/2016/5/13/chartex" xmlns:cx8="http://schemas.microsoft.com/office/drawing/2016/5/14/chartex" xmlns:mc="http://schemas.openxmlformats.org/markup-compatibility/2006" xmlns:aink="http://schemas.microsoft.com/office/drawing/2016/ink" xmlns:am3d="http://schemas.microsoft.com/office/drawing/2017/model3d" xmlns:o="urn:schemas-microsoft-com:office:office" xmlns:oel="http://schemas.microsoft.com/office/2019/extlst" xmlns:r="http://schemas.openxmlformats.org/officeDocument/2006/relationships" xmlns:m="http://schemas.openxmlformats.org/officeDocument/2006/math" xmlns:v="urn:schemas-microsoft-com:vml" xmlns:wp14="http://schemas.microsoft.com/office/word/2010/wordprocessingDrawing" xmlns:wp="http://schemas.openxmlformats.org/drawingml/2006/wordprocessingDrawing" xmlns:w10="urn:schemas-microsoft-com:office:word" xmlns:w="http://schemas.openxmlformats.org/wordprocessingml/2006/main" xmlns:w14="http://schemas.microsoft.com/office/word/2010/wordml" xmlns:w15="http://schemas.microsoft.com/office/word/2012/wordml" xmlns:w16cex="http://schemas.microsoft.com/office/word/2018/wordml/cex" xmlns:w16cid="http://schemas.microsoft.com/office/word/2016/wordml/cid" xmlns:w16="http://schemas.microsoft.com/office/word/2018/wordml" xmlns:w16du="http://schemas.microsoft.com/office/word/2023/wordml/word16du" xmlns:w16sdtdh="http://schemas.microsoft.com/office/word/2020/wordml/sdtdatahash" xmlns:w16sdtfl="http://schemas.microsoft.com/office/word/2024/wordml/sdtformatlock" xmlns:w16se="http://schemas.microsoft.com/office/word/2015/wordml/symex" xmlns:wpg="http://schemas.microsoft.com/office/word/2010/wordprocessingGroup" xmlns:wpi="http://schemas.microsoft.com/office/word/2010/wordprocessingInk" xmlns:wne="http://schemas.microsoft.com/office/word/2006/wordml" xmlns:wps="http://schemas.microsoft.com/office/word/2010/wordprocessingShape" mc:Ignorable="w14 w15 w16se w16cid w16 w16cex w16sdtdh w16sdtfl w16du wp14">
+<w:hdr xmlns:a="http://schemas.openxmlformats.org/drawingml/2006/main" xmlns:mc="http://schemas.openxmlformats.org/markup-compatibility/2006" xmlns:pic="http://schemas.openxmlformats.org/drawingml/2006/picture" xmlns:r="http://schemas.openxmlformats.org/officeDocument/2006/relationships" xmlns:w="http://schemas.openxmlformats.org/wordprocessingml/2006/main" xmlns:w14="http://schemas.microsoft.com/office/word/2010/wordml" xmlns:w15="http://schemas.microsoft.com/office/word/2012/wordml" xmlns:w16="http://schemas.microsoft.com/office/word/2018/wordml" xmlns:w16cex="http://schemas.microsoft.com/office/word/2018/wordml/cex" xmlns:w16cid="http://schemas.microsoft.com/office/word/2016/wordml/cid" xmlns:w16du="http://schemas.microsoft.com/office/word/2023/wordml/word16du" xmlns:w16sdtdh="http://schemas.microsoft.com/office/word/2020/wordml/sdtdatahash" xmlns:w16se="http://schemas.microsoft.com/office/word/2015/wordml/symex" xmlns:wp="http://schemas.openxmlformats.org/drawingml/2006/wordprocessingDrawing" xmlns:wp14="http://schemas.microsoft.com/office/word/2010/wordprocessingDrawing" mc:Ignorable="w14 w15 w16se w16cid w16 w16cex w16sdtdh w16du wp14">
   <w:tbl>
     <w:tblPr>
       <w:tblStyle w:val="1"/>

--- a/plantillas_maestras/17_seguro_no_especificado/materia_general_asegurativa/1_ddo_banco_o_financiera/varon/TPL_0625_2025_SEGURO_NO_ESPECIFICADO_MATERIA_GENERAL_ASEGURATIVA_BANCO_VARON.docx
+++ b/plantillas_maestras/17_seguro_no_especificado/materia_general_asegurativa/1_ddo_banco_o_financiera/varon/TPL_0625_2025_SEGURO_NO_ESPECIFICADO_MATERIA_GENERAL_ASEGURATIVA_BANCO_VARON.docx
@@ -13,15 +13,19 @@
           <w:rFonts w:ascii="Arial Narrow" w:eastAsia="Arial Narrow" w:hAnsi="Arial Narrow" w:cs="Arial Narrow"/>
           <w:b/>
           <w:kern w:val="0"/>
-          <w:lang w:eastAsia="es-PE"/>
-          <w14:ligatures w14:val="none"/>
-        </w:rPr>
-      </w:pPr>
-      <w:r>
-        <w:rPr>
-          <w:rFonts w:ascii="Arial Narrow" w:eastAsia="Arial Narrow" w:hAnsi="Arial Narrow" w:cs="Arial Narrow"/>
-          <w:b/>
-          <w:kern w:val="0"/>
+          <w:sz w:val="22"/>
+          <w:szCs w:val="22"/>
+          <w:lang w:eastAsia="es-PE"/>
+          <w14:ligatures w14:val="none"/>
+        </w:rPr>
+      </w:pPr>
+      <w:r>
+        <w:rPr>
+          <w:rFonts w:ascii="Arial Narrow" w:eastAsia="Arial Narrow" w:hAnsi="Arial Narrow" w:cs="Arial Narrow"/>
+          <w:b/>
+          <w:kern w:val="0"/>
+          <w:sz w:val="22"/>
+          <w:szCs w:val="22"/>
           <w:lang w:eastAsia="es-PE"/>
           <w14:ligatures w14:val="none"/>
         </w:rPr>
@@ -32,6 +36,8 @@
           <w:rFonts w:ascii="Arial Narrow" w:eastAsia="Arial Narrow" w:hAnsi="Arial Narrow" w:cs="Arial Narrow"/>
           <w:b/>
           <w:kern w:val="0"/>
+          <w:sz w:val="22"/>
+          <w:szCs w:val="22"/>
           <w:lang w:eastAsia="es-PE"/>
           <w14:ligatures w14:val="none"/>
         </w:rPr>
@@ -42,6 +48,8 @@
           <w:rFonts w:ascii="Arial Narrow" w:eastAsia="Arial Narrow" w:hAnsi="Arial Narrow" w:cs="Arial Narrow"/>
           <w:b/>
           <w:kern w:val="0"/>
+          <w:sz w:val="22"/>
+          <w:szCs w:val="22"/>
           <w:lang w:eastAsia="es-PE"/>
           <w14:ligatures w14:val="none"/>
         </w:rPr>
@@ -53,6 +61,8 @@
           <w:rFonts w:ascii="Arial Narrow" w:eastAsia="Arial Narrow" w:hAnsi="Arial Narrow" w:cs="Arial Narrow"/>
           <w:b/>
           <w:kern w:val="0"/>
+          <w:sz w:val="22"/>
+          <w:szCs w:val="22"/>
           <w:lang w:eastAsia="es-PE"/>
           <w14:ligatures w14:val="none"/>
         </w:rPr>
@@ -63,6 +73,8 @@
           <w:rFonts w:ascii="Arial Narrow" w:eastAsia="Arial Narrow" w:hAnsi="Arial Narrow" w:cs="Arial Narrow"/>
           <w:b/>
           <w:kern w:val="0"/>
+          <w:sz w:val="22"/>
+          <w:szCs w:val="22"/>
           <w:lang w:eastAsia="es-PE"/>
           <w14:ligatures w14:val="none"/>
         </w:rPr>
@@ -73,6 +85,8 @@
           <w:rFonts w:ascii="Arial Narrow" w:eastAsia="Arial Narrow" w:hAnsi="Arial Narrow" w:cs="Arial Narrow"/>
           <w:b/>
           <w:kern w:val="0"/>
+          <w:sz w:val="22"/>
+          <w:szCs w:val="22"/>
           <w:lang w:eastAsia="es-PE"/>
           <w14:ligatures w14:val="none"/>
         </w:rPr>
@@ -83,6 +97,8 @@
           <w:rFonts w:ascii="Arial Narrow" w:eastAsia="Arial Narrow" w:hAnsi="Arial Narrow" w:cs="Arial Narrow"/>
           <w:b/>
           <w:kern w:val="0"/>
+          <w:sz w:val="22"/>
+          <w:szCs w:val="22"/>
           <w:lang w:eastAsia="es-PE"/>
           <w14:ligatures w14:val="none"/>
         </w:rPr>
@@ -93,6 +109,8 @@
           <w:rFonts w:ascii="Arial Narrow" w:eastAsia="Arial Narrow" w:hAnsi="Arial Narrow" w:cs="Arial Narrow"/>
           <w:b/>
           <w:kern w:val="0"/>
+          <w:sz w:val="22"/>
+          <w:szCs w:val="22"/>
           <w:lang w:eastAsia="es-PE"/>
           <w14:ligatures w14:val="none"/>
         </w:rPr>
@@ -110,15 +128,19 @@
           <w:rFonts w:ascii="Arial Narrow" w:eastAsia="Arial Narrow" w:hAnsi="Arial Narrow" w:cs="Arial Narrow"/>
           <w:b/>
           <w:kern w:val="0"/>
-          <w:lang w:eastAsia="es-PE"/>
-          <w14:ligatures w14:val="none"/>
-        </w:rPr>
-      </w:pPr>
-      <w:r>
-        <w:rPr>
-          <w:rFonts w:ascii="Arial Narrow" w:eastAsia="Arial Narrow" w:hAnsi="Arial Narrow" w:cs="Arial Narrow"/>
-          <w:b/>
-          <w:kern w:val="0"/>
+          <w:sz w:val="22"/>
+          <w:szCs w:val="22"/>
+          <w:lang w:eastAsia="es-PE"/>
+          <w14:ligatures w14:val="none"/>
+        </w:rPr>
+      </w:pPr>
+      <w:r>
+        <w:rPr>
+          <w:rFonts w:ascii="Arial Narrow" w:eastAsia="Arial Narrow" w:hAnsi="Arial Narrow" w:cs="Arial Narrow"/>
+          <w:b/>
+          <w:kern w:val="0"/>
+          <w:sz w:val="22"/>
+          <w:szCs w:val="22"/>
           <w:lang w:eastAsia="es-PE"/>
           <w14:ligatures w14:val="none"/>
         </w:rPr>
@@ -129,6 +151,8 @@
           <w:rFonts w:ascii="Arial Narrow" w:eastAsia="Arial Narrow" w:hAnsi="Arial Narrow" w:cs="Arial Narrow"/>
           <w:b/>
           <w:kern w:val="0"/>
+          <w:sz w:val="22"/>
+          <w:szCs w:val="22"/>
           <w:lang w:eastAsia="es-PE"/>
           <w14:ligatures w14:val="none"/>
         </w:rPr>
@@ -140,6 +164,8 @@
           <w:rFonts w:ascii="Arial Narrow" w:eastAsia="Arial Narrow" w:hAnsi="Arial Narrow" w:cs="Arial Narrow"/>
           <w:b/>
           <w:kern w:val="0"/>
+          <w:sz w:val="22"/>
+          <w:szCs w:val="22"/>
           <w:lang w:eastAsia="es-PE"/>
           <w14:ligatures w14:val="none"/>
         </w:rPr>
@@ -150,6 +176,8 @@
           <w:rFonts w:ascii="Arial Narrow" w:eastAsia="Arial Narrow" w:hAnsi="Arial Narrow" w:cs="Arial Narrow"/>
           <w:b/>
           <w:kern w:val="0"/>
+          <w:sz w:val="22"/>
+          <w:szCs w:val="22"/>
           <w:lang w:eastAsia="es-PE"/>
           <w14:ligatures w14:val="none"/>
         </w:rPr>
@@ -160,6 +188,8 @@
           <w:rFonts w:ascii="Arial Narrow" w:eastAsia="Arial Narrow" w:hAnsi="Arial Narrow" w:cs="Arial Narrow"/>
           <w:b/>
           <w:kern w:val="0"/>
+          <w:sz w:val="22"/>
+          <w:szCs w:val="22"/>
           <w:lang w:eastAsia="es-PE"/>
           <w14:ligatures w14:val="none"/>
         </w:rPr>
@@ -170,6 +200,8 @@
           <w:rFonts w:ascii="Arial Narrow" w:eastAsia="Arial Narrow" w:hAnsi="Arial Narrow" w:cs="Arial Narrow"/>
           <w:b/>
           <w:kern w:val="0"/>
+          <w:sz w:val="22"/>
+          <w:szCs w:val="22"/>
           <w:lang w:eastAsia="es-PE"/>
           <w14:ligatures w14:val="none"/>
         </w:rPr>
@@ -180,6 +212,8 @@
           <w:rFonts w:ascii="Arial Narrow" w:eastAsia="Arial Narrow" w:hAnsi="Arial Narrow" w:cs="Arial Narrow"/>
           <w:b/>
           <w:kern w:val="0"/>
+          <w:sz w:val="22"/>
+          <w:szCs w:val="22"/>
           <w:lang w:eastAsia="es-PE"/>
           <w14:ligatures w14:val="none"/>
         </w:rPr>
@@ -190,6 +224,8 @@
           <w:rFonts w:ascii="Arial Narrow" w:eastAsia="Arial Narrow" w:hAnsi="Arial Narrow" w:cs="Arial Narrow"/>
           <w:b/>
           <w:kern w:val="0"/>
+          <w:sz w:val="22"/>
+          <w:szCs w:val="22"/>
           <w:lang w:eastAsia="es-PE"/>
           <w14:ligatures w14:val="none"/>
         </w:rPr>
@@ -200,6 +236,8 @@
           <w:rFonts w:ascii="Arial Narrow" w:eastAsia="Arial Narrow" w:hAnsi="Arial Narrow" w:cs="Arial Narrow"/>
           <w:b/>
           <w:kern w:val="0"/>
+          <w:sz w:val="22"/>
+          <w:szCs w:val="22"/>
           <w:lang w:eastAsia="es-PE"/>
           <w14:ligatures w14:val="none"/>
         </w:rPr>
@@ -210,6 +248,8 @@
           <w:rFonts w:ascii="Arial Narrow" w:eastAsia="Arial Narrow" w:hAnsi="Arial Narrow" w:cs="Arial Narrow"/>
           <w:b/>
           <w:kern w:val="0"/>
+          <w:sz w:val="22"/>
+          <w:szCs w:val="22"/>
           <w:lang w:eastAsia="es-PE"/>
           <w14:ligatures w14:val="none"/>
         </w:rPr>
@@ -220,6 +260,8 @@
           <w:rFonts w:ascii="Arial Narrow" w:eastAsia="Arial Narrow" w:hAnsi="Arial Narrow" w:cs="Arial Narrow"/>
           <w:b/>
           <w:kern w:val="0"/>
+          <w:sz w:val="22"/>
+          <w:szCs w:val="22"/>
           <w:lang w:eastAsia="es-PE"/>
           <w14:ligatures w14:val="none"/>
         </w:rPr>
@@ -230,6 +272,8 @@
           <w:rFonts w:ascii="Arial Narrow" w:eastAsia="Arial Narrow" w:hAnsi="Arial Narrow" w:cs="Arial Narrow"/>
           <w:b/>
           <w:kern w:val="0"/>
+          <w:sz w:val="22"/>
+          <w:szCs w:val="22"/>
           <w:lang w:eastAsia="es-PE"/>
           <w14:ligatures w14:val="none"/>
         </w:rPr>
@@ -249,15 +293,19 @@
           <w:rFonts w:ascii="Arial Narrow" w:eastAsia="Arial Narrow" w:hAnsi="Arial Narrow" w:cs="Arial Narrow"/>
           <w:b/>
           <w:kern w:val="0"/>
-          <w:lang w:eastAsia="es-PE"/>
-          <w14:ligatures w14:val="none"/>
-        </w:rPr>
-      </w:pPr>
-      <w:r>
-        <w:rPr>
-          <w:rFonts w:ascii="Arial Narrow" w:eastAsia="Arial Narrow" w:hAnsi="Arial Narrow" w:cs="Arial Narrow"/>
-          <w:b/>
-          <w:kern w:val="0"/>
+          <w:sz w:val="22"/>
+          <w:szCs w:val="22"/>
+          <w:lang w:eastAsia="es-PE"/>
+          <w14:ligatures w14:val="none"/>
+        </w:rPr>
+      </w:pPr>
+      <w:r>
+        <w:rPr>
+          <w:rFonts w:ascii="Arial Narrow" w:eastAsia="Arial Narrow" w:hAnsi="Arial Narrow" w:cs="Arial Narrow"/>
+          <w:b/>
+          <w:kern w:val="0"/>
+          <w:sz w:val="22"/>
+          <w:szCs w:val="22"/>
           <w:lang w:eastAsia="es-PE"/>
           <w14:ligatures w14:val="none"/>
         </w:rPr>
@@ -281,15 +329,19 @@
           <w:rFonts w:ascii="Arial Narrow" w:eastAsia="Arial Narrow" w:hAnsi="Arial Narrow" w:cs="Arial Narrow"/>
           <w:b/>
           <w:kern w:val="0"/>
-          <w:lang w:eastAsia="es-PE"/>
-          <w14:ligatures w14:val="none"/>
-        </w:rPr>
-      </w:pPr>
-      <w:r>
-        <w:rPr>
-          <w:rFonts w:ascii="Arial Narrow" w:eastAsia="Arial Narrow" w:hAnsi="Arial Narrow" w:cs="Arial Narrow"/>
-          <w:b/>
-          <w:kern w:val="0"/>
+          <w:sz w:val="22"/>
+          <w:szCs w:val="22"/>
+          <w:lang w:eastAsia="es-PE"/>
+          <w14:ligatures w14:val="none"/>
+        </w:rPr>
+      </w:pPr>
+      <w:r>
+        <w:rPr>
+          <w:rFonts w:ascii="Arial Narrow" w:eastAsia="Arial Narrow" w:hAnsi="Arial Narrow" w:cs="Arial Narrow"/>
+          <w:b/>
+          <w:kern w:val="0"/>
+          <w:sz w:val="22"/>
+          <w:szCs w:val="22"/>
           <w:lang w:eastAsia="es-PE"/>
           <w14:ligatures w14:val="none"/>
         </w:rPr>
@@ -300,6 +352,8 @@
           <w:rFonts w:ascii="Arial Narrow" w:eastAsia="Arial Narrow" w:hAnsi="Arial Narrow" w:cs="Arial Narrow"/>
           <w:b/>
           <w:kern w:val="0"/>
+          <w:sz w:val="22"/>
+          <w:szCs w:val="22"/>
           <w:lang w:eastAsia="es-PE"/>
           <w14:ligatures w14:val="none"/>
         </w:rPr>
@@ -311,6 +365,8 @@
           <w:rFonts w:ascii="Arial Narrow" w:eastAsia="Arial Narrow" w:hAnsi="Arial Narrow" w:cs="Arial Narrow"/>
           <w:b/>
           <w:kern w:val="0"/>
+          <w:sz w:val="22"/>
+          <w:szCs w:val="22"/>
           <w:lang w:eastAsia="es-PE"/>
           <w14:ligatures w14:val="none"/>
         </w:rPr>
@@ -321,6 +377,8 @@
           <w:rFonts w:ascii="Arial Narrow" w:eastAsia="Arial Narrow" w:hAnsi="Arial Narrow" w:cs="Arial Narrow"/>
           <w:b/>
           <w:kern w:val="0"/>
+          <w:sz w:val="22"/>
+          <w:szCs w:val="22"/>
           <w:lang w:eastAsia="es-PE"/>
           <w14:ligatures w14:val="none"/>
         </w:rPr>
@@ -331,6 +389,8 @@
           <w:rFonts w:ascii="Arial Narrow" w:eastAsia="Arial Narrow" w:hAnsi="Arial Narrow" w:cs="Arial Narrow"/>
           <w:b/>
           <w:kern w:val="0"/>
+          <w:sz w:val="22"/>
+          <w:szCs w:val="22"/>
           <w:lang w:eastAsia="es-PE"/>
           <w14:ligatures w14:val="none"/>
         </w:rPr>
@@ -341,6 +401,8 @@
           <w:rFonts w:ascii="Arial Narrow" w:eastAsia="Arial Narrow" w:hAnsi="Arial Narrow" w:cs="Arial Narrow"/>
           <w:b/>
           <w:kern w:val="0"/>
+          <w:sz w:val="22"/>
+          <w:szCs w:val="22"/>
           <w:lang w:eastAsia="es-PE"/>
           <w14:ligatures w14:val="none"/>
         </w:rPr>
@@ -351,6 +413,8 @@
           <w:rFonts w:ascii="Arial Narrow" w:eastAsia="Arial Narrow" w:hAnsi="Arial Narrow" w:cs="Arial Narrow"/>
           <w:b/>
           <w:kern w:val="0"/>
+          <w:sz w:val="22"/>
+          <w:szCs w:val="22"/>
           <w:lang w:eastAsia="es-PE"/>
           <w14:ligatures w14:val="none"/>
         </w:rPr>
@@ -361,6 +425,8 @@
           <w:rFonts w:ascii="Arial Narrow" w:eastAsia="Arial Narrow" w:hAnsi="Arial Narrow" w:cs="Arial Narrow"/>
           <w:b/>
           <w:kern w:val="0"/>
+          <w:sz w:val="22"/>
+          <w:szCs w:val="22"/>
           <w:lang w:eastAsia="es-PE"/>
           <w14:ligatures w14:val="none"/>
         </w:rPr>
@@ -379,15 +445,19 @@
           <w:rFonts w:ascii="Arial Narrow" w:eastAsia="Arial Narrow" w:hAnsi="Arial Narrow" w:cs="Arial Narrow"/>
           <w:b/>
           <w:kern w:val="0"/>
-          <w:lang w:eastAsia="es-PE"/>
-          <w14:ligatures w14:val="none"/>
-        </w:rPr>
-      </w:pPr>
-      <w:r>
-        <w:rPr>
-          <w:rFonts w:ascii="Arial Narrow" w:eastAsia="Arial Narrow" w:hAnsi="Arial Narrow" w:cs="Arial Narrow"/>
-          <w:b/>
-          <w:kern w:val="0"/>
+          <w:sz w:val="22"/>
+          <w:szCs w:val="22"/>
+          <w:lang w:eastAsia="es-PE"/>
+          <w14:ligatures w14:val="none"/>
+        </w:rPr>
+      </w:pPr>
+      <w:r>
+        <w:rPr>
+          <w:rFonts w:ascii="Arial Narrow" w:eastAsia="Arial Narrow" w:hAnsi="Arial Narrow" w:cs="Arial Narrow"/>
+          <w:b/>
+          <w:kern w:val="0"/>
+          <w:sz w:val="22"/>
+          <w:szCs w:val="22"/>
           <w:lang w:eastAsia="es-PE"/>
           <w14:ligatures w14:val="none"/>
         </w:rPr>
@@ -398,6 +468,8 @@
           <w:rFonts w:ascii="Arial Narrow" w:eastAsia="Arial Narrow" w:hAnsi="Arial Narrow" w:cs="Arial Narrow"/>
           <w:b/>
           <w:kern w:val="0"/>
+          <w:sz w:val="22"/>
+          <w:szCs w:val="22"/>
           <w:lang w:eastAsia="es-PE"/>
           <w14:ligatures w14:val="none"/>
         </w:rPr>
@@ -409,6 +481,8 @@
           <w:rFonts w:ascii="Arial Narrow" w:eastAsia="Arial Narrow" w:hAnsi="Arial Narrow" w:cs="Arial Narrow"/>
           <w:b/>
           <w:kern w:val="0"/>
+          <w:sz w:val="22"/>
+          <w:szCs w:val="22"/>
           <w:lang w:eastAsia="es-PE"/>
           <w14:ligatures w14:val="none"/>
         </w:rPr>
@@ -428,15 +502,19 @@
           <w:rFonts w:ascii="Arial Narrow" w:eastAsia="Arial Narrow" w:hAnsi="Arial Narrow" w:cs="Arial Narrow"/>
           <w:b/>
           <w:kern w:val="0"/>
-          <w:lang w:eastAsia="es-PE"/>
-          <w14:ligatures w14:val="none"/>
-        </w:rPr>
-      </w:pPr>
-      <w:r>
-        <w:rPr>
-          <w:rFonts w:ascii="Arial Narrow" w:eastAsia="Arial Narrow" w:hAnsi="Arial Narrow" w:cs="Arial Narrow"/>
-          <w:b/>
-          <w:kern w:val="0"/>
+          <w:sz w:val="22"/>
+          <w:szCs w:val="22"/>
+          <w:lang w:eastAsia="es-PE"/>
+          <w14:ligatures w14:val="none"/>
+        </w:rPr>
+      </w:pPr>
+      <w:r>
+        <w:rPr>
+          <w:rFonts w:ascii="Arial Narrow" w:eastAsia="Arial Narrow" w:hAnsi="Arial Narrow" w:cs="Arial Narrow"/>
+          <w:b/>
+          <w:kern w:val="0"/>
+          <w:sz w:val="22"/>
+          <w:szCs w:val="22"/>
           <w:lang w:eastAsia="es-PE"/>
           <w14:ligatures w14:val="none"/>
         </w:rPr>
@@ -447,6 +525,8 @@
           <w:rFonts w:ascii="Arial Narrow" w:eastAsia="Arial Narrow" w:hAnsi="Arial Narrow" w:cs="Arial Narrow"/>
           <w:b/>
           <w:kern w:val="0"/>
+          <w:sz w:val="22"/>
+          <w:szCs w:val="22"/>
           <w:lang w:eastAsia="es-PE"/>
           <w14:ligatures w14:val="none"/>
         </w:rPr>
@@ -467,15 +547,19 @@
           <w:rFonts w:ascii="Arial Narrow" w:eastAsia="Arial Narrow" w:hAnsi="Arial Narrow" w:cs="Arial Narrow"/>
           <w:b/>
           <w:kern w:val="0"/>
-          <w:lang w:eastAsia="es-PE"/>
-          <w14:ligatures w14:val="none"/>
-        </w:rPr>
-      </w:pPr>
-      <w:r>
-        <w:rPr>
-          <w:rFonts w:ascii="Arial Narrow" w:eastAsia="Arial Narrow" w:hAnsi="Arial Narrow" w:cs="Arial Narrow"/>
-          <w:b/>
-          <w:kern w:val="0"/>
+          <w:sz w:val="22"/>
+          <w:szCs w:val="22"/>
+          <w:lang w:eastAsia="es-PE"/>
+          <w14:ligatures w14:val="none"/>
+        </w:rPr>
+      </w:pPr>
+      <w:r>
+        <w:rPr>
+          <w:rFonts w:ascii="Arial Narrow" w:eastAsia="Arial Narrow" w:hAnsi="Arial Narrow" w:cs="Arial Narrow"/>
+          <w:b/>
+          <w:kern w:val="0"/>
+          <w:sz w:val="22"/>
+          <w:szCs w:val="22"/>
           <w:lang w:eastAsia="es-PE"/>
           <w14:ligatures w14:val="none"/>
         </w:rPr>
@@ -486,6 +570,8 @@
           <w:rFonts w:ascii="Arial Narrow" w:eastAsia="Arial Narrow" w:hAnsi="Arial Narrow" w:cs="Arial Narrow"/>
           <w:b/>
           <w:kern w:val="0"/>
+          <w:sz w:val="22"/>
+          <w:szCs w:val="22"/>
           <w:lang w:eastAsia="es-PE"/>
           <w14:ligatures w14:val="none"/>
         </w:rPr>
@@ -501,26 +587,32 @@
           <w:rFonts w:ascii="Arial Narrow" w:eastAsia="Arial Narrow" w:hAnsi="Arial Narrow" w:cs="Arial Narrow"/>
           <w:b/>
           <w:kern w:val="0"/>
-          <w:lang w:eastAsia="es-PE"/>
-          <w14:ligatures w14:val="none"/>
-        </w:rPr>
-      </w:pPr>
-    </w:p>
-    <w:p>
-      <w:pPr>
-        <w:spacing w:after="0" w:line="240" w:lineRule="auto"/>
-        <w:jc w:val="both"/>
-        <w:rPr>
-          <w:rFonts w:ascii="Arial Narrow" w:eastAsia="Arial Narrow" w:hAnsi="Arial Narrow" w:cs="Arial Narrow"/>
-          <w:kern w:val="0"/>
-          <w:lang w:eastAsia="es-PE"/>
-          <w14:ligatures w14:val="none"/>
-        </w:rPr>
-      </w:pPr>
-      <w:r>
-        <w:rPr>
-          <w:rFonts w:ascii="Arial Narrow" w:eastAsia="Arial Narrow" w:hAnsi="Arial Narrow" w:cs="Arial Narrow"/>
-          <w:kern w:val="0"/>
+          <w:sz w:val="22"/>
+          <w:szCs w:val="22"/>
+          <w:lang w:eastAsia="es-PE"/>
+          <w14:ligatures w14:val="none"/>
+        </w:rPr>
+      </w:pPr>
+    </w:p>
+    <w:p>
+      <w:pPr>
+        <w:spacing w:after="0" w:line="240" w:lineRule="auto"/>
+        <w:jc w:val="both"/>
+        <w:rPr>
+          <w:rFonts w:ascii="Arial Narrow" w:eastAsia="Arial Narrow" w:hAnsi="Arial Narrow" w:cs="Arial Narrow"/>
+          <w:kern w:val="0"/>
+          <w:sz w:val="22"/>
+          <w:szCs w:val="22"/>
+          <w:lang w:eastAsia="es-PE"/>
+          <w14:ligatures w14:val="none"/>
+        </w:rPr>
+      </w:pPr>
+      <w:r>
+        <w:rPr>
+          <w:rFonts w:ascii="Arial Narrow" w:eastAsia="Arial Narrow" w:hAnsi="Arial Narrow" w:cs="Arial Narrow"/>
+          <w:kern w:val="0"/>
+          <w:sz w:val="22"/>
+          <w:szCs w:val="22"/>
           <w:lang w:eastAsia="es-PE"/>
           <w14:ligatures w14:val="none"/>
         </w:rPr>
@@ -530,6 +622,8 @@
         <w:rPr>
           <w:rFonts w:ascii="Arial Narrow" w:eastAsia="Arial Narrow" w:hAnsi="Arial Narrow" w:cs="Arial Narrow"/>
           <w:kern w:val="0"/>
+          <w:sz w:val="22"/>
+          <w:szCs w:val="22"/>
           <w:lang w:eastAsia="es-PE"/>
           <w14:ligatures w14:val="none"/>
         </w:rPr>
@@ -539,6 +633,8 @@
         <w:rPr>
           <w:rFonts w:ascii="Arial Narrow" w:eastAsia="Arial Narrow" w:hAnsi="Arial Narrow" w:cs="Arial Narrow"/>
           <w:kern w:val="0"/>
+          <w:sz w:val="22"/>
+          <w:szCs w:val="22"/>
           <w:lang w:eastAsia="es-PE"/>
           <w14:ligatures w14:val="none"/>
         </w:rPr>
@@ -548,6 +644,8 @@
         <w:rPr>
           <w:rFonts w:ascii="Arial Narrow" w:eastAsia="Arial Narrow" w:hAnsi="Arial Narrow" w:cs="Arial Narrow"/>
           <w:kern w:val="0"/>
+          <w:sz w:val="22"/>
+          <w:szCs w:val="22"/>
           <w:lang w:eastAsia="es-PE"/>
           <w14:ligatures w14:val="none"/>
         </w:rPr>
@@ -557,6 +655,8 @@
         <w:rPr>
           <w:rFonts w:ascii="Arial Narrow" w:eastAsia="Arial Narrow" w:hAnsi="Arial Narrow" w:cs="Arial Narrow"/>
           <w:kern w:val="0"/>
+          <w:sz w:val="22"/>
+          <w:szCs w:val="22"/>
           <w:lang w:eastAsia="es-PE"/>
           <w14:ligatures w14:val="none"/>
         </w:rPr>
@@ -566,6 +666,8 @@
         <w:rPr>
           <w:rFonts w:ascii="Arial Narrow" w:eastAsia="Arial Narrow" w:hAnsi="Arial Narrow" w:cs="Arial Narrow"/>
           <w:kern w:val="0"/>
+          <w:sz w:val="22"/>
+          <w:szCs w:val="22"/>
           <w:lang w:eastAsia="es-PE"/>
           <w14:ligatures w14:val="none"/>
         </w:rPr>
@@ -575,6 +677,8 @@
         <w:rPr>
           <w:rFonts w:ascii="Arial Narrow" w:eastAsia="Arial Narrow" w:hAnsi="Arial Narrow" w:cs="Arial Narrow"/>
           <w:kern w:val="0"/>
+          <w:sz w:val="22"/>
+          <w:szCs w:val="22"/>
           <w:lang w:eastAsia="es-PE"/>
           <w14:ligatures w14:val="none"/>
         </w:rPr>
@@ -584,6 +688,8 @@
         <w:rPr>
           <w:rFonts w:ascii="Arial Narrow" w:eastAsia="Arial Narrow" w:hAnsi="Arial Narrow" w:cs="Arial Narrow"/>
           <w:kern w:val="0"/>
+          <w:sz w:val="22"/>
+          <w:szCs w:val="22"/>
           <w:lang w:eastAsia="es-PE"/>
           <w14:ligatures w14:val="none"/>
         </w:rPr>
@@ -600,6 +706,8 @@
         <w:rPr>
           <w:rFonts w:ascii="Arial Narrow" w:eastAsia="Arial Narrow" w:hAnsi="Arial Narrow" w:cs="Arial Narrow"/>
           <w:kern w:val="0"/>
+          <w:sz w:val="22"/>
+          <w:szCs w:val="22"/>
           <w:lang w:eastAsia="es-PE"/>
           <w14:ligatures w14:val="none"/>
         </w:rPr>
@@ -618,15 +726,19 @@
           <w:rFonts w:ascii="Arial Narrow" w:eastAsia="Arial Narrow" w:hAnsi="Arial Narrow" w:cs="Arial Narrow"/>
           <w:b/>
           <w:kern w:val="0"/>
-          <w:lang w:eastAsia="es-PE"/>
-          <w14:ligatures w14:val="none"/>
-        </w:rPr>
-      </w:pPr>
-      <w:r>
-        <w:rPr>
-          <w:rFonts w:ascii="Arial Narrow" w:eastAsia="Arial Narrow" w:hAnsi="Arial Narrow" w:cs="Arial Narrow"/>
-          <w:b/>
-          <w:kern w:val="0"/>
+          <w:sz w:val="22"/>
+          <w:szCs w:val="22"/>
+          <w:lang w:eastAsia="es-PE"/>
+          <w14:ligatures w14:val="none"/>
+        </w:rPr>
+      </w:pPr>
+      <w:r>
+        <w:rPr>
+          <w:rFonts w:ascii="Arial Narrow" w:eastAsia="Arial Narrow" w:hAnsi="Arial Narrow" w:cs="Arial Narrow"/>
+          <w:b/>
+          <w:kern w:val="0"/>
+          <w:sz w:val="22"/>
+          <w:szCs w:val="22"/>
           <w:lang w:eastAsia="es-PE"/>
           <w14:ligatures w14:val="none"/>
         </w:rPr>
@@ -640,6 +752,8 @@
         <w:rPr>
           <w:rFonts w:ascii="Arial Narrow" w:eastAsia="Arial Narrow" w:hAnsi="Arial Narrow" w:cs="Arial Narrow"/>
           <w:kern w:val="0"/>
+          <w:sz w:val="22"/>
+          <w:szCs w:val="22"/>
           <w:lang w:eastAsia="es-PE"/>
           <w14:ligatures w14:val="none"/>
         </w:rPr>
@@ -658,6 +772,8 @@
         <w:rPr>
           <w:rFonts w:ascii="Arial Narrow" w:eastAsia="Arial Narrow" w:hAnsi="Arial Narrow" w:cs="Arial Narrow"/>
           <w:kern w:val="0"/>
+          <w:sz w:val="22"/>
+          <w:szCs w:val="22"/>
           <w:lang w:val="es-ES" w:eastAsia="es-PE"/>
           <w14:ligatures w14:val="none"/>
         </w:rPr>
@@ -666,6 +782,8 @@
         <w:rPr>
           <w:rFonts w:ascii="Arial Narrow" w:eastAsia="Arial Narrow" w:hAnsi="Arial Narrow" w:cs="Arial Narrow"/>
           <w:kern w:val="0"/>
+          <w:sz w:val="22"/>
+          <w:szCs w:val="22"/>
           <w:lang w:eastAsia="es-PE"/>
           <w14:ligatures w14:val="none"/>
         </w:rPr>
@@ -675,6 +793,8 @@
         <w:rPr>
           <w:rFonts w:ascii="Arial Narrow" w:eastAsia="Arial Narrow" w:hAnsi="Arial Narrow" w:cs="Arial Narrow"/>
           <w:kern w:val="0"/>
+          <w:sz w:val="22"/>
+          <w:szCs w:val="22"/>
           <w:lang w:val="es-ES" w:eastAsia="es-PE"/>
           <w14:ligatures w14:val="none"/>
         </w:rPr>
@@ -684,6 +804,8 @@
         <w:rPr>
           <w:rFonts w:ascii="Arial Narrow" w:eastAsia="Arial Narrow" w:hAnsi="Arial Narrow" w:cs="Arial Narrow"/>
           <w:kern w:val="0"/>
+          <w:sz w:val="22"/>
+          <w:szCs w:val="22"/>
           <w:lang w:eastAsia="es-PE"/>
           <w14:ligatures w14:val="none"/>
         </w:rPr>
@@ -693,6 +815,8 @@
         <w:rPr>
           <w:rFonts w:ascii="Arial Narrow" w:eastAsia="Arial Narrow" w:hAnsi="Arial Narrow" w:cs="Arial Narrow"/>
           <w:kern w:val="0"/>
+          <w:sz w:val="22"/>
+          <w:szCs w:val="22"/>
           <w:lang w:eastAsia="es-PE"/>
           <w14:ligatures w14:val="none"/>
         </w:rPr>
@@ -702,6 +826,8 @@
         <w:rPr>
           <w:rFonts w:ascii="Arial Narrow" w:eastAsia="Arial Narrow" w:hAnsi="Arial Narrow" w:cs="Arial Narrow"/>
           <w:kern w:val="0"/>
+          <w:sz w:val="22"/>
+          <w:szCs w:val="22"/>
           <w:lang w:eastAsia="es-PE"/>
           <w14:ligatures w14:val="none"/>
         </w:rPr>
@@ -711,6 +837,8 @@
         <w:rPr>
           <w:rFonts w:ascii="Arial Narrow" w:eastAsia="Arial Narrow" w:hAnsi="Arial Narrow" w:cs="Arial Narrow"/>
           <w:kern w:val="0"/>
+          <w:sz w:val="22"/>
+          <w:szCs w:val="22"/>
           <w:lang w:eastAsia="es-PE"/>
           <w14:ligatures w14:val="none"/>
         </w:rPr>
@@ -720,6 +848,8 @@
         <w:rPr>
           <w:rFonts w:ascii="Arial Narrow" w:eastAsia="Arial Narrow" w:hAnsi="Arial Narrow" w:cs="Arial Narrow"/>
           <w:kern w:val="0"/>
+          <w:sz w:val="22"/>
+          <w:szCs w:val="22"/>
           <w:lang w:eastAsia="es-PE"/>
           <w14:ligatures w14:val="none"/>
         </w:rPr>
@@ -729,6 +859,8 @@
         <w:rPr>
           <w:rFonts w:ascii="Arial Narrow" w:eastAsia="Arial Narrow" w:hAnsi="Arial Narrow" w:cs="Arial Narrow"/>
           <w:kern w:val="0"/>
+          <w:sz w:val="22"/>
+          <w:szCs w:val="22"/>
           <w:lang w:eastAsia="es-PE"/>
           <w14:ligatures w14:val="none"/>
         </w:rPr>
@@ -738,6 +870,8 @@
         <w:rPr>
           <w:rFonts w:ascii="Arial Narrow" w:eastAsia="Arial Narrow" w:hAnsi="Arial Narrow" w:cs="Arial Narrow"/>
           <w:kern w:val="0"/>
+          <w:sz w:val="22"/>
+          <w:szCs w:val="22"/>
           <w:lang w:eastAsia="es-PE"/>
           <w14:ligatures w14:val="none"/>
         </w:rPr>
@@ -747,6 +881,8 @@
         <w:rPr>
           <w:rFonts w:ascii="Arial Narrow" w:eastAsia="Arial Narrow" w:hAnsi="Arial Narrow" w:cs="Arial Narrow"/>
           <w:kern w:val="0"/>
+          <w:sz w:val="22"/>
+          <w:szCs w:val="22"/>
           <w:lang w:eastAsia="es-PE"/>
           <w14:ligatures w14:val="none"/>
         </w:rPr>
@@ -756,6 +892,8 @@
         <w:rPr>
           <w:rFonts w:ascii="Arial Narrow" w:eastAsia="Arial Narrow" w:hAnsi="Arial Narrow" w:cs="Arial Narrow"/>
           <w:kern w:val="0"/>
+          <w:sz w:val="22"/>
+          <w:szCs w:val="22"/>
           <w:lang w:eastAsia="es-PE"/>
           <w14:ligatures w14:val="none"/>
         </w:rPr>
@@ -765,6 +903,8 @@
         <w:rPr>
           <w:rFonts w:ascii="Arial Narrow" w:eastAsia="Arial Narrow" w:hAnsi="Arial Narrow" w:cs="Arial Narrow"/>
           <w:kern w:val="0"/>
+          <w:sz w:val="22"/>
+          <w:szCs w:val="22"/>
           <w:lang w:val="es-ES" w:eastAsia="es-PE"/>
           <w14:ligatures w14:val="none"/>
         </w:rPr>
@@ -774,6 +914,8 @@
         <w:rPr>
           <w:rFonts w:ascii="Arial Narrow" w:eastAsia="Arial Narrow" w:hAnsi="Arial Narrow" w:cs="Arial Narrow"/>
           <w:kern w:val="0"/>
+          <w:sz w:val="22"/>
+          <w:szCs w:val="22"/>
           <w:lang w:val="es-ES" w:eastAsia="es-PE"/>
           <w14:ligatures w14:val="none"/>
         </w:rPr>
@@ -783,6 +925,8 @@
         <w:rPr>
           <w:rFonts w:ascii="Arial Narrow" w:eastAsia="Arial Narrow" w:hAnsi="Arial Narrow" w:cs="Arial Narrow"/>
           <w:kern w:val="0"/>
+          <w:sz w:val="22"/>
+          <w:szCs w:val="22"/>
           <w:lang w:val="es-ES" w:eastAsia="es-PE"/>
           <w14:ligatures w14:val="none"/>
         </w:rPr>
@@ -792,6 +936,8 @@
         <w:rPr>
           <w:rFonts w:ascii="Arial Narrow" w:eastAsia="Arial Narrow" w:hAnsi="Arial Narrow" w:cs="Arial Narrow"/>
           <w:kern w:val="0"/>
+          <w:sz w:val="22"/>
+          <w:szCs w:val="22"/>
           <w:lang w:val="es-ES" w:eastAsia="es-PE"/>
           <w14:ligatures w14:val="none"/>
         </w:rPr>
@@ -801,6 +947,8 @@
         <w:rPr>
           <w:rFonts w:ascii="Arial Narrow" w:eastAsia="Arial Narrow" w:hAnsi="Arial Narrow" w:cs="Arial Narrow"/>
           <w:kern w:val="0"/>
+          <w:sz w:val="22"/>
+          <w:szCs w:val="22"/>
           <w:lang w:val="es-ES" w:eastAsia="es-PE"/>
           <w14:ligatures w14:val="none"/>
         </w:rPr>
@@ -811,6 +959,8 @@
           <w:rStyle w:val="Refdenotaalpie"/>
           <w:rFonts w:ascii="Arial Narrow" w:eastAsia="Arial Narrow" w:hAnsi="Arial Narrow" w:cs="Arial Narrow"/>
           <w:kern w:val="0"/>
+          <w:sz w:val="22"/>
+          <w:szCs w:val="22"/>
           <w:vertAlign w:val="superscript"/>
           <w:lang w:val="es-ES" w:eastAsia="es-PE"/>
           <w14:ligatures w14:val="none"/>
@@ -821,6 +971,8 @@
         <w:rPr>
           <w:rFonts w:ascii="Arial Narrow" w:eastAsia="Arial Narrow" w:hAnsi="Arial Narrow" w:cs="Arial Narrow"/>
           <w:kern w:val="0"/>
+          <w:sz w:val="22"/>
+          <w:szCs w:val="22"/>
           <w:lang w:val="es-ES" w:eastAsia="es-PE"/>
           <w14:ligatures w14:val="none"/>
         </w:rPr>
@@ -831,6 +983,8 @@
           <w:rFonts w:ascii="Arial Narrow" w:eastAsia="Arial Narrow" w:hAnsi="Arial Narrow" w:cs="Arial Narrow"/>
           <w:bCs/>
           <w:kern w:val="0"/>
+          <w:sz w:val="22"/>
+          <w:szCs w:val="22"/>
           <w:lang w:val="es-ES" w:eastAsia="es-PE"/>
           <w14:ligatures w14:val="none"/>
         </w:rPr>
@@ -844,9 +998,11 @@
         <w:ind w:left="1430"/>
         <w:jc w:val="both"/>
         <w:rPr>
-          <w:rFonts w:ascii="Arial Narrow" w:eastAsia="Times New Roman" w:hAnsi="Arial Narrow" w:cs="Arial"/>
+          <w:rFonts w:ascii="Arial Narrow" w:eastAsia="Arial Narrow" w:hAnsi="Arial Narrow" w:cs="Arial Narrow"/>
           <w:color w:val="000000"/>
           <w:kern w:val="0"/>
+          <w:sz w:val="22"/>
+          <w:szCs w:val="22"/>
           <w:lang w:eastAsia="es-ES"/>
           <w14:ligatures w14:val="none"/>
         </w:rPr>
@@ -863,18 +1019,22 @@
         <w:ind w:left="1134" w:hanging="567"/>
         <w:jc w:val="both"/>
         <w:rPr>
-          <w:rFonts w:ascii="Arial Narrow" w:eastAsia="Times New Roman" w:hAnsi="Arial Narrow" w:cs="Arial"/>
+          <w:rFonts w:ascii="Arial Narrow" w:eastAsia="Arial Narrow" w:hAnsi="Arial Narrow" w:cs="Arial Narrow"/>
           <w:color w:val="000000"/>
           <w:kern w:val="0"/>
+          <w:sz w:val="22"/>
+          <w:szCs w:val="22"/>
           <w:lang w:eastAsia="es-ES"/>
           <w14:ligatures w14:val="none"/>
         </w:rPr>
       </w:pPr>
       <w:r>
         <w:rPr>
-          <w:rFonts w:ascii="Arial Narrow" w:eastAsia="Times New Roman" w:hAnsi="Arial Narrow" w:cs="Arial"/>
+          <w:rFonts w:ascii="Arial Narrow" w:eastAsia="Arial Narrow" w:hAnsi="Arial Narrow" w:cs="Arial Narrow"/>
           <w:color w:val="000000"/>
           <w:kern w:val="0"/>
+          <w:sz w:val="22"/>
+          <w:szCs w:val="22"/>
           <w:lang w:eastAsia="es-ES"/>
           <w14:ligatures w14:val="none"/>
         </w:rPr>
@@ -882,9 +1042,11 @@
       </w:r>
       <w:r>
         <w:rPr>
-          <w:rFonts w:ascii="Arial Narrow" w:eastAsia="Times New Roman" w:hAnsi="Arial Narrow" w:cs="Arial"/>
+          <w:rFonts w:ascii="Arial Narrow" w:eastAsia="Arial Narrow" w:hAnsi="Arial Narrow" w:cs="Arial Narrow"/>
           <w:color w:val="000000"/>
           <w:kern w:val="0"/>
+          <w:sz w:val="22"/>
+          <w:szCs w:val="22"/>
           <w:lang w:eastAsia="es-ES"/>
           <w14:ligatures w14:val="none"/>
         </w:rPr>
@@ -892,9 +1054,11 @@
       </w:r>
       <w:r>
         <w:rPr>
-          <w:rFonts w:ascii="Arial Narrow" w:eastAsia="Times New Roman" w:hAnsi="Arial Narrow" w:cs="Arial"/>
+          <w:rFonts w:ascii="Arial Narrow" w:eastAsia="Arial Narrow" w:hAnsi="Arial Narrow" w:cs="Arial Narrow"/>
           <w:color w:val="000000"/>
           <w:kern w:val="0"/>
+          <w:sz w:val="22"/>
+          <w:szCs w:val="22"/>
           <w:lang w:eastAsia="es-ES"/>
           <w14:ligatures w14:val="none"/>
         </w:rPr>
@@ -902,9 +1066,11 @@
       </w:r>
       <w:r>
         <w:rPr>
-          <w:rFonts w:ascii="Arial Narrow" w:eastAsia="Times New Roman" w:hAnsi="Arial Narrow" w:cs="Arial"/>
+          <w:rFonts w:ascii="Arial Narrow" w:eastAsia="Arial Narrow" w:hAnsi="Arial Narrow" w:cs="Arial Narrow"/>
           <w:color w:val="000000"/>
           <w:kern w:val="0"/>
+          <w:sz w:val="22"/>
+          <w:szCs w:val="22"/>
           <w:lang w:eastAsia="es-ES"/>
           <w14:ligatures w14:val="none"/>
         </w:rPr>
@@ -912,9 +1078,11 @@
       </w:r>
       <w:r>
         <w:rPr>
-          <w:rFonts w:ascii="Arial Narrow" w:eastAsia="Times New Roman" w:hAnsi="Arial Narrow" w:cs="Arial"/>
+          <w:rFonts w:ascii="Arial Narrow" w:eastAsia="Arial Narrow" w:hAnsi="Arial Narrow" w:cs="Arial Narrow"/>
           <w:color w:val="000000"/>
           <w:kern w:val="0"/>
+          <w:sz w:val="22"/>
+          <w:szCs w:val="22"/>
           <w:lang w:eastAsia="es-ES"/>
           <w14:ligatures w14:val="none"/>
         </w:rPr>
@@ -922,9 +1090,11 @@
       </w:r>
       <w:r>
         <w:rPr>
-          <w:rFonts w:ascii="Arial Narrow" w:eastAsia="Times New Roman" w:hAnsi="Arial Narrow" w:cs="Arial"/>
+          <w:rFonts w:ascii="Arial Narrow" w:eastAsia="Arial Narrow" w:hAnsi="Arial Narrow" w:cs="Arial Narrow"/>
           <w:color w:val="000000"/>
           <w:kern w:val="0"/>
+          <w:sz w:val="22"/>
+          <w:szCs w:val="22"/>
           <w:lang w:eastAsia="es-ES"/>
           <w14:ligatures w14:val="none"/>
         </w:rPr>
@@ -932,9 +1102,11 @@
       </w:r>
       <w:r>
         <w:rPr>
-          <w:rFonts w:ascii="Arial Narrow" w:eastAsia="Times New Roman" w:hAnsi="Arial Narrow" w:cs="Arial"/>
+          <w:rFonts w:ascii="Arial Narrow" w:eastAsia="Arial Narrow" w:hAnsi="Arial Narrow" w:cs="Arial Narrow"/>
           <w:color w:val="000000"/>
           <w:kern w:val="0"/>
+          <w:sz w:val="22"/>
+          <w:szCs w:val="22"/>
           <w:lang w:eastAsia="es-ES"/>
           <w14:ligatures w14:val="none"/>
         </w:rPr>
@@ -948,9 +1120,11 @@
         <w:ind w:left="1134"/>
         <w:jc w:val="both"/>
         <w:rPr>
-          <w:rFonts w:ascii="Arial Narrow" w:eastAsia="Times New Roman" w:hAnsi="Arial Narrow" w:cs="Arial"/>
+          <w:rFonts w:ascii="Arial Narrow" w:eastAsia="Arial Narrow" w:hAnsi="Arial Narrow" w:cs="Arial Narrow"/>
           <w:color w:val="000000"/>
           <w:kern w:val="0"/>
+          <w:sz w:val="22"/>
+          <w:szCs w:val="22"/>
           <w:lang w:eastAsia="es-ES"/>
           <w14:ligatures w14:val="none"/>
         </w:rPr>
@@ -967,18 +1141,22 @@
         <w:ind w:left="1134" w:hanging="567"/>
         <w:jc w:val="both"/>
         <w:rPr>
-          <w:rFonts w:ascii="Arial Narrow" w:eastAsia="Times New Roman" w:hAnsi="Arial Narrow" w:cs="Arial"/>
+          <w:rFonts w:ascii="Arial Narrow" w:eastAsia="Arial Narrow" w:hAnsi="Arial Narrow" w:cs="Arial Narrow"/>
           <w:color w:val="000000"/>
           <w:kern w:val="0"/>
+          <w:sz w:val="22"/>
+          <w:szCs w:val="22"/>
           <w:lang w:eastAsia="es-ES"/>
           <w14:ligatures w14:val="none"/>
         </w:rPr>
       </w:pPr>
       <w:r>
         <w:rPr>
-          <w:rFonts w:ascii="Arial Narrow" w:eastAsia="Times New Roman" w:hAnsi="Arial Narrow" w:cs="Arial"/>
+          <w:rFonts w:ascii="Arial Narrow" w:eastAsia="Arial Narrow" w:hAnsi="Arial Narrow" w:cs="Arial Narrow"/>
           <w:color w:val="000000"/>
           <w:kern w:val="0"/>
+          <w:sz w:val="22"/>
+          <w:szCs w:val="22"/>
           <w:lang w:eastAsia="es-ES"/>
           <w14:ligatures w14:val="none"/>
         </w:rPr>
@@ -989,9 +1167,11 @@
       <w:pPr>
         <w:pStyle w:val="Prrafodelista"/>
         <w:rPr>
-          <w:rFonts w:ascii="Arial Narrow" w:eastAsia="Times New Roman" w:hAnsi="Arial Narrow" w:cs="Arial"/>
+          <w:rFonts w:ascii="Arial Narrow" w:eastAsia="Arial Narrow" w:hAnsi="Arial Narrow" w:cs="Arial Narrow"/>
           <w:color w:val="000000"/>
           <w:kern w:val="0"/>
+          <w:sz w:val="22"/>
+          <w:szCs w:val="22"/>
           <w:lang w:eastAsia="es-ES"/>
           <w14:ligatures w14:val="none"/>
         </w:rPr>
@@ -1008,18 +1188,22 @@
         <w:ind w:left="1134" w:hanging="567"/>
         <w:jc w:val="both"/>
         <w:rPr>
-          <w:rFonts w:ascii="Arial Narrow" w:eastAsia="Times New Roman" w:hAnsi="Arial Narrow" w:cs="Arial"/>
+          <w:rFonts w:ascii="Arial Narrow" w:eastAsia="Arial Narrow" w:hAnsi="Arial Narrow" w:cs="Arial Narrow"/>
           <w:color w:val="000000"/>
           <w:kern w:val="0"/>
+          <w:sz w:val="22"/>
+          <w:szCs w:val="22"/>
           <w:lang w:eastAsia="es-ES"/>
           <w14:ligatures w14:val="none"/>
         </w:rPr>
       </w:pPr>
       <w:r>
         <w:rPr>
-          <w:rFonts w:ascii="Arial Narrow" w:eastAsia="Times New Roman" w:hAnsi="Arial Narrow" w:cs="Arial"/>
+          <w:rFonts w:ascii="Arial Narrow" w:eastAsia="Arial Narrow" w:hAnsi="Arial Narrow" w:cs="Arial Narrow"/>
           <w:color w:val="000000"/>
           <w:kern w:val="0"/>
+          <w:sz w:val="22"/>
+          <w:szCs w:val="22"/>
           <w:lang w:eastAsia="es-ES"/>
           <w14:ligatures w14:val="none"/>
         </w:rPr>
@@ -1027,9 +1211,11 @@
       </w:r>
       <w:r>
         <w:rPr>
-          <w:rFonts w:ascii="Arial Narrow" w:eastAsia="Times New Roman" w:hAnsi="Arial Narrow" w:cs="Arial"/>
+          <w:rFonts w:ascii="Arial Narrow" w:eastAsia="Arial Narrow" w:hAnsi="Arial Narrow" w:cs="Arial Narrow"/>
           <w:color w:val="000000"/>
           <w:kern w:val="0"/>
+          <w:sz w:val="22"/>
+          <w:szCs w:val="22"/>
           <w:lang w:eastAsia="es-ES"/>
           <w14:ligatures w14:val="none"/>
         </w:rPr>
@@ -1037,9 +1223,11 @@
       </w:r>
       <w:r>
         <w:rPr>
-          <w:rFonts w:ascii="Arial Narrow" w:eastAsia="Times New Roman" w:hAnsi="Arial Narrow" w:cs="Arial"/>
+          <w:rFonts w:ascii="Arial Narrow" w:eastAsia="Arial Narrow" w:hAnsi="Arial Narrow" w:cs="Arial Narrow"/>
           <w:color w:val="000000"/>
           <w:kern w:val="0"/>
+          <w:sz w:val="22"/>
+          <w:szCs w:val="22"/>
           <w:lang w:eastAsia="es-ES"/>
           <w14:ligatures w14:val="none"/>
         </w:rPr>
@@ -1047,9 +1235,11 @@
       </w:r>
       <w:r>
         <w:rPr>
-          <w:rFonts w:ascii="Arial Narrow" w:eastAsia="Times New Roman" w:hAnsi="Arial Narrow" w:cs="Arial"/>
+          <w:rFonts w:ascii="Arial Narrow" w:eastAsia="Arial Narrow" w:hAnsi="Arial Narrow" w:cs="Arial Narrow"/>
           <w:color w:val="000000"/>
           <w:kern w:val="0"/>
+          <w:sz w:val="22"/>
+          <w:szCs w:val="22"/>
           <w:lang w:eastAsia="es-ES"/>
           <w14:ligatures w14:val="none"/>
         </w:rPr>
@@ -1057,9 +1247,11 @@
       </w:r>
       <w:r>
         <w:rPr>
-          <w:rFonts w:ascii="Arial Narrow" w:eastAsia="Times New Roman" w:hAnsi="Arial Narrow" w:cs="Arial"/>
+          <w:rFonts w:ascii="Arial Narrow" w:eastAsia="Arial Narrow" w:hAnsi="Arial Narrow" w:cs="Arial Narrow"/>
           <w:color w:val="000000"/>
           <w:kern w:val="0"/>
+          <w:sz w:val="22"/>
+          <w:szCs w:val="22"/>
           <w:lang w:eastAsia="es-ES"/>
           <w14:ligatures w14:val="none"/>
         </w:rPr>
@@ -1067,9 +1259,11 @@
       </w:r>
       <w:r>
         <w:rPr>
-          <w:rFonts w:ascii="Arial Narrow" w:eastAsia="Times New Roman" w:hAnsi="Arial Narrow" w:cs="Arial"/>
+          <w:rFonts w:ascii="Arial Narrow" w:eastAsia="Arial Narrow" w:hAnsi="Arial Narrow" w:cs="Arial Narrow"/>
           <w:color w:val="000000"/>
           <w:kern w:val="0"/>
+          <w:sz w:val="22"/>
+          <w:szCs w:val="22"/>
           <w:lang w:eastAsia="es-ES"/>
           <w14:ligatures w14:val="none"/>
         </w:rPr>
@@ -1077,9 +1271,11 @@
       </w:r>
       <w:r>
         <w:rPr>
-          <w:rFonts w:ascii="Arial Narrow" w:eastAsia="Times New Roman" w:hAnsi="Arial Narrow" w:cs="Arial"/>
+          <w:rFonts w:ascii="Arial Narrow" w:eastAsia="Arial Narrow" w:hAnsi="Arial Narrow" w:cs="Arial Narrow"/>
           <w:color w:val="000000"/>
           <w:kern w:val="0"/>
+          <w:sz w:val="22"/>
+          <w:szCs w:val="22"/>
           <w:lang w:eastAsia="es-ES"/>
           <w14:ligatures w14:val="none"/>
         </w:rPr>
@@ -1087,9 +1283,11 @@
       </w:r>
       <w:r>
         <w:rPr>
-          <w:rFonts w:ascii="Arial Narrow" w:eastAsia="Times New Roman" w:hAnsi="Arial Narrow" w:cs="Arial"/>
+          <w:rFonts w:ascii="Arial Narrow" w:eastAsia="Arial Narrow" w:hAnsi="Arial Narrow" w:cs="Arial Narrow"/>
           <w:color w:val="000000"/>
           <w:kern w:val="0"/>
+          <w:sz w:val="22"/>
+          <w:szCs w:val="22"/>
           <w:lang w:eastAsia="es-ES"/>
           <w14:ligatures w14:val="none"/>
         </w:rPr>
@@ -1101,9 +1299,11 @@
         <w:spacing w:after="0" w:line="240" w:lineRule="auto"/>
         <w:jc w:val="both"/>
         <w:rPr>
-          <w:rFonts w:ascii="Arial Narrow" w:eastAsia="Times New Roman" w:hAnsi="Arial Narrow" w:cs="Arial"/>
+          <w:rFonts w:ascii="Arial Narrow" w:eastAsia="Arial Narrow" w:hAnsi="Arial Narrow" w:cs="Arial Narrow"/>
           <w:color w:val="000000"/>
           <w:kern w:val="0"/>
+          <w:sz w:val="22"/>
+          <w:szCs w:val="22"/>
           <w:lang w:eastAsia="es-ES"/>
           <w14:ligatures w14:val="none"/>
         </w:rPr>
@@ -1120,18 +1320,22 @@
         <w:ind w:left="1134" w:hanging="567"/>
         <w:jc w:val="both"/>
         <w:rPr>
-          <w:rFonts w:ascii="Arial Narrow" w:eastAsia="Times New Roman" w:hAnsi="Arial Narrow" w:cs="Arial"/>
+          <w:rFonts w:ascii="Arial Narrow" w:eastAsia="Arial Narrow" w:hAnsi="Arial Narrow" w:cs="Arial Narrow"/>
           <w:color w:val="000000"/>
           <w:kern w:val="0"/>
+          <w:sz w:val="22"/>
+          <w:szCs w:val="22"/>
           <w:lang w:eastAsia="es-ES"/>
           <w14:ligatures w14:val="none"/>
         </w:rPr>
       </w:pPr>
       <w:r>
         <w:rPr>
-          <w:rFonts w:ascii="Arial Narrow" w:eastAsia="Times New Roman" w:hAnsi="Arial Narrow" w:cs="Arial"/>
+          <w:rFonts w:ascii="Arial Narrow" w:eastAsia="Arial Narrow" w:hAnsi="Arial Narrow" w:cs="Arial Narrow"/>
           <w:color w:val="000000"/>
           <w:kern w:val="0"/>
+          <w:sz w:val="22"/>
+          <w:szCs w:val="22"/>
           <w:lang w:eastAsia="es-ES"/>
           <w14:ligatures w14:val="none"/>
         </w:rPr>
@@ -1139,9 +1343,11 @@
       </w:r>
       <w:r>
         <w:rPr>
-          <w:rFonts w:ascii="Arial Narrow" w:eastAsia="Times New Roman" w:hAnsi="Arial Narrow" w:cs="Arial"/>
+          <w:rFonts w:ascii="Arial Narrow" w:eastAsia="Arial Narrow" w:hAnsi="Arial Narrow" w:cs="Arial Narrow"/>
           <w:color w:val="000000"/>
           <w:kern w:val="0"/>
+          <w:sz w:val="22"/>
+          <w:szCs w:val="22"/>
           <w:lang w:eastAsia="es-ES"/>
           <w14:ligatures w14:val="none"/>
         </w:rPr>
@@ -1152,9 +1358,11 @@
       <w:pPr>
         <w:pStyle w:val="Prrafodelista"/>
         <w:rPr>
-          <w:rFonts w:ascii="Arial Narrow" w:eastAsia="Times New Roman" w:hAnsi="Arial Narrow" w:cs="Arial"/>
+          <w:rFonts w:ascii="Arial Narrow" w:eastAsia="Arial Narrow" w:hAnsi="Arial Narrow" w:cs="Arial Narrow"/>
           <w:color w:val="000000"/>
           <w:kern w:val="0"/>
+          <w:sz w:val="22"/>
+          <w:szCs w:val="22"/>
           <w:lang w:eastAsia="es-ES"/>
           <w14:ligatures w14:val="none"/>
         </w:rPr>
@@ -1171,18 +1379,22 @@
         <w:ind w:left="1134" w:hanging="567"/>
         <w:jc w:val="both"/>
         <w:rPr>
-          <w:rFonts w:ascii="Arial Narrow" w:eastAsia="Times New Roman" w:hAnsi="Arial Narrow" w:cs="Arial"/>
+          <w:rFonts w:ascii="Arial Narrow" w:eastAsia="Arial Narrow" w:hAnsi="Arial Narrow" w:cs="Arial Narrow"/>
           <w:color w:val="000000"/>
           <w:kern w:val="0"/>
+          <w:sz w:val="22"/>
+          <w:szCs w:val="22"/>
           <w:lang w:eastAsia="es-ES"/>
           <w14:ligatures w14:val="none"/>
         </w:rPr>
       </w:pPr>
       <w:r>
         <w:rPr>
-          <w:rFonts w:ascii="Arial Narrow" w:eastAsia="Times New Roman" w:hAnsi="Arial Narrow" w:cs="Arial"/>
+          <w:rFonts w:ascii="Arial Narrow" w:eastAsia="Arial Narrow" w:hAnsi="Arial Narrow" w:cs="Arial Narrow"/>
           <w:color w:val="000000"/>
           <w:kern w:val="0"/>
+          <w:sz w:val="22"/>
+          <w:szCs w:val="22"/>
           <w:lang w:eastAsia="es-ES"/>
           <w14:ligatures w14:val="none"/>
         </w:rPr>
@@ -1190,9 +1402,11 @@
       </w:r>
       <w:r>
         <w:rPr>
-          <w:rFonts w:ascii="Arial Narrow" w:eastAsia="Times New Roman" w:hAnsi="Arial Narrow" w:cs="Arial"/>
+          <w:rFonts w:ascii="Arial Narrow" w:eastAsia="Arial Narrow" w:hAnsi="Arial Narrow" w:cs="Arial Narrow"/>
           <w:color w:val="000000"/>
           <w:kern w:val="0"/>
+          <w:sz w:val="22"/>
+          <w:szCs w:val="22"/>
           <w:lang w:eastAsia="es-ES"/>
           <w14:ligatures w14:val="none"/>
         </w:rPr>
@@ -1200,9 +1414,11 @@
       </w:r>
       <w:r>
         <w:rPr>
-          <w:rFonts w:ascii="Arial Narrow" w:eastAsia="Times New Roman" w:hAnsi="Arial Narrow" w:cs="Arial"/>
+          <w:rFonts w:ascii="Arial Narrow" w:eastAsia="Arial Narrow" w:hAnsi="Arial Narrow" w:cs="Arial Narrow"/>
           <w:color w:val="000000"/>
           <w:kern w:val="0"/>
+          <w:sz w:val="22"/>
+          <w:szCs w:val="22"/>
           <w:lang w:eastAsia="es-ES"/>
           <w14:ligatures w14:val="none"/>
         </w:rPr>
@@ -1214,9 +1430,11 @@
       <w:pPr>
         <w:pStyle w:val="Prrafodelista"/>
         <w:rPr>
-          <w:rFonts w:ascii="Arial Narrow" w:eastAsia="Times New Roman" w:hAnsi="Arial Narrow" w:cs="Arial"/>
+          <w:rFonts w:ascii="Arial Narrow" w:eastAsia="Arial Narrow" w:hAnsi="Arial Narrow" w:cs="Arial Narrow"/>
           <w:color w:val="000000"/>
           <w:kern w:val="0"/>
+          <w:sz w:val="22"/>
+          <w:szCs w:val="22"/>
           <w:lang w:eastAsia="es-ES"/>
           <w14:ligatures w14:val="none"/>
         </w:rPr>
@@ -1233,18 +1451,22 @@
         <w:ind w:left="1134" w:hanging="567"/>
         <w:jc w:val="both"/>
         <w:rPr>
-          <w:rFonts w:ascii="Arial Narrow" w:eastAsia="Times New Roman" w:hAnsi="Arial Narrow" w:cs="Arial"/>
+          <w:rFonts w:ascii="Arial Narrow" w:eastAsia="Arial Narrow" w:hAnsi="Arial Narrow" w:cs="Arial Narrow"/>
           <w:color w:val="000000"/>
           <w:kern w:val="0"/>
+          <w:sz w:val="22"/>
+          <w:szCs w:val="22"/>
           <w:lang w:eastAsia="es-ES"/>
           <w14:ligatures w14:val="none"/>
         </w:rPr>
       </w:pPr>
       <w:r>
         <w:rPr>
-          <w:rFonts w:ascii="Arial Narrow" w:eastAsia="Times New Roman" w:hAnsi="Arial Narrow" w:cs="Arial"/>
+          <w:rFonts w:ascii="Arial Narrow" w:eastAsia="Arial Narrow" w:hAnsi="Arial Narrow" w:cs="Arial Narrow"/>
           <w:color w:val="000000"/>
           <w:kern w:val="0"/>
+          <w:sz w:val="22"/>
+          <w:szCs w:val="22"/>
           <w:lang w:eastAsia="es-ES"/>
           <w14:ligatures w14:val="none"/>
         </w:rPr>
@@ -1252,9 +1474,11 @@
       </w:r>
       <w:r>
         <w:rPr>
-          <w:rFonts w:ascii="Arial Narrow" w:eastAsia="Times New Roman" w:hAnsi="Arial Narrow" w:cs="Arial"/>
+          <w:rFonts w:ascii="Arial Narrow" w:eastAsia="Arial Narrow" w:hAnsi="Arial Narrow" w:cs="Arial Narrow"/>
           <w:color w:val="000000"/>
           <w:kern w:val="0"/>
+          <w:sz w:val="22"/>
+          <w:szCs w:val="22"/>
           <w:lang w:eastAsia="es-ES"/>
           <w14:ligatures w14:val="none"/>
         </w:rPr>
@@ -1262,9 +1486,11 @@
       </w:r>
       <w:r>
         <w:rPr>
-          <w:rFonts w:ascii="Arial Narrow" w:eastAsia="Times New Roman" w:hAnsi="Arial Narrow" w:cs="Arial"/>
+          <w:rFonts w:ascii="Arial Narrow" w:eastAsia="Arial Narrow" w:hAnsi="Arial Narrow" w:cs="Arial Narrow"/>
           <w:color w:val="000000"/>
           <w:kern w:val="0"/>
+          <w:sz w:val="22"/>
+          <w:szCs w:val="22"/>
           <w:lang w:eastAsia="es-ES"/>
           <w14:ligatures w14:val="none"/>
         </w:rPr>
@@ -1272,9 +1498,11 @@
       </w:r>
       <w:r>
         <w:rPr>
-          <w:rFonts w:ascii="Arial Narrow" w:eastAsia="Times New Roman" w:hAnsi="Arial Narrow" w:cs="Arial"/>
+          <w:rFonts w:ascii="Arial Narrow" w:eastAsia="Arial Narrow" w:hAnsi="Arial Narrow" w:cs="Arial Narrow"/>
           <w:color w:val="000000"/>
           <w:kern w:val="0"/>
+          <w:sz w:val="22"/>
+          <w:szCs w:val="22"/>
           <w:lang w:eastAsia="es-ES"/>
           <w14:ligatures w14:val="none"/>
         </w:rPr>
@@ -1282,9 +1510,11 @@
       </w:r>
       <w:r>
         <w:rPr>
-          <w:rFonts w:ascii="Arial Narrow" w:eastAsia="Times New Roman" w:hAnsi="Arial Narrow" w:cs="Arial"/>
+          <w:rFonts w:ascii="Arial Narrow" w:eastAsia="Arial Narrow" w:hAnsi="Arial Narrow" w:cs="Arial Narrow"/>
           <w:color w:val="000000"/>
           <w:kern w:val="0"/>
+          <w:sz w:val="22"/>
+          <w:szCs w:val="22"/>
           <w:lang w:eastAsia="es-ES"/>
           <w14:ligatures w14:val="none"/>
         </w:rPr>
@@ -1292,9 +1522,11 @@
       </w:r>
       <w:r>
         <w:rPr>
-          <w:rFonts w:ascii="Arial Narrow" w:eastAsia="Times New Roman" w:hAnsi="Arial Narrow" w:cs="Arial"/>
+          <w:rFonts w:ascii="Arial Narrow" w:eastAsia="Arial Narrow" w:hAnsi="Arial Narrow" w:cs="Arial Narrow"/>
           <w:color w:val="000000"/>
           <w:kern w:val="0"/>
+          <w:sz w:val="22"/>
+          <w:szCs w:val="22"/>
           <w:lang w:eastAsia="es-ES"/>
           <w14:ligatures w14:val="none"/>
         </w:rPr>
@@ -1302,9 +1534,11 @@
       </w:r>
       <w:r>
         <w:rPr>
-          <w:rFonts w:ascii="Arial Narrow" w:eastAsia="Times New Roman" w:hAnsi="Arial Narrow" w:cs="Arial"/>
+          <w:rFonts w:ascii="Arial Narrow" w:eastAsia="Arial Narrow" w:hAnsi="Arial Narrow" w:cs="Arial Narrow"/>
           <w:color w:val="000000"/>
           <w:kern w:val="0"/>
+          <w:sz w:val="22"/>
+          <w:szCs w:val="22"/>
           <w:lang w:eastAsia="es-ES"/>
           <w14:ligatures w14:val="none"/>
         </w:rPr>
@@ -1316,9 +1550,11 @@
         <w:spacing w:after="0" w:line="240" w:lineRule="auto"/>
         <w:jc w:val="both"/>
         <w:rPr>
-          <w:rFonts w:ascii="Arial Narrow" w:eastAsia="Times New Roman" w:hAnsi="Arial Narrow" w:cs="Arial"/>
+          <w:rFonts w:ascii="Arial Narrow" w:eastAsia="Arial Narrow" w:hAnsi="Arial Narrow" w:cs="Arial Narrow"/>
           <w:color w:val="000000"/>
           <w:kern w:val="0"/>
+          <w:sz w:val="22"/>
+          <w:szCs w:val="22"/>
           <w:lang w:eastAsia="es-ES"/>
           <w14:ligatures w14:val="none"/>
         </w:rPr>
@@ -1335,9 +1571,11 @@
         <w:ind w:left="567" w:hanging="567"/>
         <w:jc w:val="both"/>
         <w:rPr>
-          <w:rFonts w:ascii="Arial Narrow" w:eastAsia="Times New Roman" w:hAnsi="Arial Narrow" w:cs="Arial"/>
+          <w:rFonts w:ascii="Arial Narrow" w:eastAsia="Arial Narrow" w:hAnsi="Arial Narrow" w:cs="Arial Narrow"/>
           <w:color w:val="000000"/>
           <w:kern w:val="0"/>
+          <w:sz w:val="22"/>
+          <w:szCs w:val="22"/>
           <w:lang w:eastAsia="es-ES"/>
           <w14:ligatures w14:val="none"/>
         </w:rPr>
@@ -1346,6 +1584,8 @@
         <w:rPr>
           <w:rFonts w:ascii="Arial Narrow" w:eastAsia="Arial Narrow" w:hAnsi="Arial Narrow" w:cs="Arial Narrow"/>
           <w:kern w:val="0"/>
+          <w:sz w:val="22"/>
+          <w:szCs w:val="22"/>
           <w:lang w:val="es-ES" w:eastAsia="es-PE"/>
           <w14:ligatures w14:val="none"/>
         </w:rPr>
@@ -1355,6 +1595,8 @@
         <w:rPr>
           <w:rFonts w:ascii="Arial Narrow" w:eastAsia="Arial Narrow" w:hAnsi="Arial Narrow" w:cs="Arial Narrow"/>
           <w:kern w:val="0"/>
+          <w:sz w:val="22"/>
+          <w:szCs w:val="22"/>
           <w:lang w:val="es-ES" w:eastAsia="es-PE"/>
           <w14:ligatures w14:val="none"/>
         </w:rPr>
@@ -1364,6 +1606,8 @@
         <w:rPr>
           <w:rFonts w:ascii="Arial Narrow" w:eastAsia="Arial Narrow" w:hAnsi="Arial Narrow" w:cs="Arial Narrow"/>
           <w:kern w:val="0"/>
+          <w:sz w:val="22"/>
+          <w:szCs w:val="22"/>
           <w:lang w:eastAsia="es-PE"/>
           <w14:ligatures w14:val="none"/>
         </w:rPr>
@@ -1373,6 +1617,8 @@
         <w:rPr>
           <w:rFonts w:ascii="Arial Narrow" w:eastAsia="Arial Narrow" w:hAnsi="Arial Narrow" w:cs="Arial Narrow"/>
           <w:kern w:val="0"/>
+          <w:sz w:val="22"/>
+          <w:szCs w:val="22"/>
           <w:lang w:eastAsia="es-PE"/>
           <w14:ligatures w14:val="none"/>
         </w:rPr>
@@ -1382,6 +1628,8 @@
         <w:rPr>
           <w:rFonts w:ascii="Arial Narrow" w:eastAsia="Arial Narrow" w:hAnsi="Arial Narrow" w:cs="Arial Narrow"/>
           <w:kern w:val="0"/>
+          <w:sz w:val="22"/>
+          <w:szCs w:val="22"/>
           <w:lang w:eastAsia="es-PE"/>
           <w14:ligatures w14:val="none"/>
         </w:rPr>
@@ -1389,9 +1637,11 @@
       </w:r>
       <w:r>
         <w:rPr>
-          <w:rFonts w:ascii="Arial Narrow" w:eastAsia="Times New Roman" w:hAnsi="Arial Narrow" w:cs="Arial"/>
+          <w:rFonts w:ascii="Arial Narrow" w:eastAsia="Arial Narrow" w:hAnsi="Arial Narrow" w:cs="Arial Narrow"/>
           <w:color w:val="000000"/>
           <w:kern w:val="0"/>
+          <w:sz w:val="22"/>
+          <w:szCs w:val="22"/>
           <w:lang w:eastAsia="es-ES"/>
           <w14:ligatures w14:val="none"/>
         </w:rPr>
@@ -1399,9 +1649,11 @@
       </w:r>
       <w:r>
         <w:rPr>
-          <w:rFonts w:ascii="Arial Narrow" w:eastAsia="Times New Roman" w:hAnsi="Arial Narrow" w:cs="Arial"/>
+          <w:rFonts w:ascii="Arial Narrow" w:eastAsia="Arial Narrow" w:hAnsi="Arial Narrow" w:cs="Arial Narrow"/>
           <w:color w:val="000000"/>
           <w:kern w:val="0"/>
+          <w:sz w:val="22"/>
+          <w:szCs w:val="22"/>
           <w:lang w:eastAsia="es-ES"/>
           <w14:ligatures w14:val="none"/>
         </w:rPr>
@@ -1409,9 +1661,11 @@
       </w:r>
       <w:r>
         <w:rPr>
-          <w:rFonts w:ascii="Arial Narrow" w:eastAsia="Times New Roman" w:hAnsi="Arial Narrow" w:cs="Arial"/>
+          <w:rFonts w:ascii="Arial Narrow" w:eastAsia="Arial Narrow" w:hAnsi="Arial Narrow" w:cs="Arial Narrow"/>
           <w:color w:val="000000"/>
           <w:kern w:val="0"/>
+          <w:sz w:val="22"/>
+          <w:szCs w:val="22"/>
           <w:lang w:eastAsia="es-ES"/>
           <w14:ligatures w14:val="none"/>
         </w:rPr>
@@ -1419,9 +1673,11 @@
       </w:r>
       <w:r>
         <w:rPr>
-          <w:rFonts w:ascii="Arial Narrow" w:eastAsia="Times New Roman" w:hAnsi="Arial Narrow" w:cs="Arial"/>
+          <w:rFonts w:ascii="Arial Narrow" w:eastAsia="Arial Narrow" w:hAnsi="Arial Narrow" w:cs="Arial Narrow"/>
           <w:color w:val="000000"/>
           <w:kern w:val="0"/>
+          <w:sz w:val="22"/>
+          <w:szCs w:val="22"/>
           <w:lang w:eastAsia="es-ES"/>
           <w14:ligatures w14:val="none"/>
         </w:rPr>
@@ -1429,9 +1685,11 @@
       </w:r>
       <w:r>
         <w:rPr>
-          <w:rFonts w:ascii="Arial Narrow" w:eastAsia="Times New Roman" w:hAnsi="Arial Narrow" w:cs="Arial"/>
+          <w:rFonts w:ascii="Arial Narrow" w:eastAsia="Arial Narrow" w:hAnsi="Arial Narrow" w:cs="Arial Narrow"/>
           <w:color w:val="000000"/>
           <w:kern w:val="0"/>
+          <w:sz w:val="22"/>
+          <w:szCs w:val="22"/>
           <w:lang w:eastAsia="es-ES"/>
           <w14:ligatures w14:val="none"/>
         </w:rPr>
@@ -1439,9 +1697,11 @@
       </w:r>
       <w:r>
         <w:rPr>
-          <w:rFonts w:ascii="Arial Narrow" w:eastAsia="Times New Roman" w:hAnsi="Arial Narrow" w:cs="Arial"/>
+          <w:rFonts w:ascii="Arial Narrow" w:eastAsia="Arial Narrow" w:hAnsi="Arial Narrow" w:cs="Arial Narrow"/>
           <w:color w:val="000000"/>
           <w:kern w:val="0"/>
+          <w:sz w:val="22"/>
+          <w:szCs w:val="22"/>
           <w:lang w:eastAsia="es-ES"/>
           <w14:ligatures w14:val="none"/>
         </w:rPr>
@@ -1451,6 +1711,8 @@
         <w:rPr>
           <w:rFonts w:ascii="Arial Narrow" w:eastAsia="Arial Narrow" w:hAnsi="Arial Narrow" w:cs="Arial Narrow"/>
           <w:kern w:val="0"/>
+          <w:sz w:val="22"/>
+          <w:szCs w:val="22"/>
           <w:lang w:val="es-ES" w:eastAsia="es-PE"/>
           <w14:ligatures w14:val="none"/>
         </w:rPr>
@@ -1460,6 +1722,8 @@
         <w:rPr>
           <w:rFonts w:ascii="Arial Narrow" w:eastAsia="Arial Narrow" w:hAnsi="Arial Narrow" w:cs="Arial Narrow"/>
           <w:kern w:val="0"/>
+          <w:sz w:val="22"/>
+          <w:szCs w:val="22"/>
           <w:lang w:val="es-ES" w:eastAsia="es-PE"/>
           <w14:ligatures w14:val="none"/>
         </w:rPr>
@@ -1473,9 +1737,11 @@
         <w:ind w:left="567"/>
         <w:jc w:val="both"/>
         <w:rPr>
-          <w:rFonts w:ascii="Arial Narrow" w:eastAsia="Times New Roman" w:hAnsi="Arial Narrow" w:cs="Arial"/>
+          <w:rFonts w:ascii="Arial Narrow" w:eastAsia="Arial Narrow" w:hAnsi="Arial Narrow" w:cs="Arial Narrow"/>
           <w:color w:val="000000"/>
           <w:kern w:val="0"/>
+          <w:sz w:val="22"/>
+          <w:szCs w:val="22"/>
           <w:lang w:eastAsia="es-ES"/>
           <w14:ligatures w14:val="none"/>
         </w:rPr>
@@ -1492,22 +1758,28 @@
         <w:ind w:left="567" w:hanging="567"/>
         <w:jc w:val="both"/>
         <w:rPr>
-          <w:rFonts w:ascii="Arial Narrow" w:eastAsia="Times New Roman" w:hAnsi="Arial Narrow" w:cs="Arial"/>
+          <w:rFonts w:ascii="Arial Narrow" w:eastAsia="Arial Narrow" w:hAnsi="Arial Narrow" w:cs="Arial Narrow"/>
           <w:color w:val="000000"/>
           <w:kern w:val="0"/>
+          <w:sz w:val="22"/>
+          <w:szCs w:val="22"/>
           <w:lang w:eastAsia="es-ES"/>
           <w14:ligatures w14:val="none"/>
         </w:rPr>
       </w:pPr>
       <w:r>
         <w:rPr>
-          <w:rFonts w:ascii="Arial Narrow" w:hAnsi="Arial Narrow"/>
+          <w:rFonts w:ascii="Arial Narrow" w:eastAsia="Arial Narrow" w:hAnsi="Arial Narrow" w:cs="Arial Narrow"/>
+          <w:sz w:val="22"/>
+          <w:szCs w:val="22"/>
         </w:rPr>
         <w:t xml:space="preserve">El 19 de julio de 2023, el Pleno de la Comisión de Protección al Consumidor 1 (en adelante, Comisión) acordó delegar a la Secretaría Técnica de la Comisión de Protección al Consumidor 1 (en adelante, la Secretaría Técnica) la facultad de calificar y declarar la confidencialidad de la información solicitada a pedido de parte o de oficio, en el marco de la tramitación de los procedimientos de protección al consumidor, en primera y segunda instancia administrativa. En ese sentido, corresponde emitir un pronunciamiento respecto a la confidencialidad de la documentación presentada por la [APELLIDO].</w:t>
       </w:r>
       <w:r>
         <w:rPr>
-          <w:rFonts w:ascii="Arial Narrow" w:hAnsi="Arial Narrow"/>
+          <w:rFonts w:ascii="Arial Narrow" w:eastAsia="Arial Narrow" w:hAnsi="Arial Narrow" w:cs="Arial Narrow"/>
+          <w:sz w:val="22"/>
+          <w:szCs w:val="22"/>
           <w:lang w:val="es-ES" w:eastAsia="es-ES"/>
         </w:rPr>
         <w:t xml:space="preserve"/>
@@ -1516,6 +1788,8 @@
         <w:rPr>
           <w:rFonts w:ascii="Arial Narrow" w:eastAsia="Arial Narrow" w:hAnsi="Arial Narrow" w:cs="Arial Narrow"/>
           <w:kern w:val="0"/>
+          <w:sz w:val="22"/>
+          <w:szCs w:val="22"/>
           <w:lang w:val="es-ES" w:eastAsia="es-PE"/>
           <w14:ligatures w14:val="none"/>
         </w:rPr>
@@ -1523,7 +1797,9 @@
       </w:r>
       <w:r>
         <w:rPr>
-          <w:rFonts w:ascii="Arial Narrow" w:hAnsi="Arial Narrow"/>
+          <w:rFonts w:ascii="Arial Narrow" w:eastAsia="Arial Narrow" w:hAnsi="Arial Narrow" w:cs="Arial Narrow"/>
+          <w:sz w:val="22"/>
+          <w:szCs w:val="22"/>
         </w:rPr>
         <w:t/>
       </w:r>
@@ -1544,6 +1820,8 @@
         <w:rPr>
           <w:rFonts w:ascii="Arial Narrow" w:eastAsia="Arial Narrow" w:hAnsi="Arial Narrow" w:cs="Arial Narrow"/>
           <w:kern w:val="0"/>
+          <w:sz w:val="22"/>
+          <w:szCs w:val="22"/>
           <w:lang w:eastAsia="es-PE"/>
           <w14:ligatures w14:val="none"/>
         </w:rPr>
@@ -1560,18 +1838,22 @@
         <w:contextualSpacing/>
         <w:jc w:val="both"/>
         <w:rPr>
-          <w:rFonts w:ascii="Arial Narrow" w:eastAsia="Arial" w:hAnsi="Arial Narrow" w:cs="Arial"/>
-          <w:b/>
-          <w:kern w:val="0"/>
-          <w:lang w:eastAsia="es-PE"/>
-          <w14:ligatures w14:val="none"/>
-        </w:rPr>
-      </w:pPr>
-      <w:r>
-        <w:rPr>
-          <w:rFonts w:ascii="Arial Narrow" w:eastAsia="Arial" w:hAnsi="Arial Narrow" w:cs="Arial"/>
-          <w:b/>
-          <w:kern w:val="0"/>
+          <w:rFonts w:ascii="Arial Narrow" w:eastAsia="Arial Narrow" w:hAnsi="Arial Narrow" w:cs="Arial Narrow"/>
+          <w:b/>
+          <w:kern w:val="0"/>
+          <w:sz w:val="22"/>
+          <w:szCs w:val="22"/>
+          <w:lang w:eastAsia="es-PE"/>
+          <w14:ligatures w14:val="none"/>
+        </w:rPr>
+      </w:pPr>
+      <w:r>
+        <w:rPr>
+          <w:rFonts w:ascii="Arial Narrow" w:eastAsia="Arial Narrow" w:hAnsi="Arial Narrow" w:cs="Arial Narrow"/>
+          <w:b/>
+          <w:kern w:val="0"/>
+          <w:sz w:val="22"/>
+          <w:szCs w:val="22"/>
           <w:lang w:eastAsia="es-PE"/>
           <w14:ligatures w14:val="none"/>
         </w:rPr>
@@ -1585,9 +1867,11 @@
         <w:contextualSpacing/>
         <w:jc w:val="both"/>
         <w:rPr>
-          <w:rFonts w:ascii="Arial Narrow" w:eastAsia="Arial" w:hAnsi="Arial Narrow" w:cs="Arial"/>
-          <w:b/>
-          <w:kern w:val="0"/>
+          <w:rFonts w:ascii="Arial Narrow" w:eastAsia="Arial Narrow" w:hAnsi="Arial Narrow" w:cs="Arial Narrow"/>
+          <w:b/>
+          <w:kern w:val="0"/>
+          <w:sz w:val="22"/>
+          <w:szCs w:val="22"/>
           <w:lang w:eastAsia="es-PE"/>
           <w14:ligatures w14:val="none"/>
         </w:rPr>
@@ -1604,16 +1888,20 @@
         <w:contextualSpacing/>
         <w:jc w:val="both"/>
         <w:rPr>
-          <w:rFonts w:ascii="Arial Narrow" w:eastAsia="Times New Roman" w:hAnsi="Arial Narrow" w:cs="Times New Roman"/>
-          <w:kern w:val="0"/>
-          <w:lang w:eastAsia="es-PE"/>
-          <w14:ligatures w14:val="none"/>
-        </w:rPr>
-      </w:pPr>
-      <w:r>
-        <w:rPr>
-          <w:rFonts w:ascii="Arial Narrow" w:eastAsia="Times New Roman" w:hAnsi="Arial Narrow" w:cs="Times New Roman"/>
-          <w:kern w:val="0"/>
+          <w:rFonts w:ascii="Arial Narrow" w:eastAsia="Arial Narrow" w:hAnsi="Arial Narrow" w:cs="Arial Narrow"/>
+          <w:kern w:val="0"/>
+          <w:sz w:val="22"/>
+          <w:szCs w:val="22"/>
+          <w:lang w:eastAsia="es-PE"/>
+          <w14:ligatures w14:val="none"/>
+        </w:rPr>
+      </w:pPr>
+      <w:r>
+        <w:rPr>
+          <w:rFonts w:ascii="Arial Narrow" w:eastAsia="Arial Narrow" w:hAnsi="Arial Narrow" w:cs="Arial Narrow"/>
+          <w:kern w:val="0"/>
+          <w:sz w:val="22"/>
+          <w:szCs w:val="22"/>
           <w:lang w:eastAsia="es-PE"/>
           <w14:ligatures w14:val="none"/>
         </w:rPr>
@@ -1622,8 +1910,10 @@
       <w:r>
         <w:rPr>
           <w:rStyle w:val="Refdenotaalpie"/>
-          <w:rFonts w:ascii="Arial Narrow" w:eastAsia="Times New Roman" w:hAnsi="Arial Narrow" w:cs="Times New Roman"/>
-          <w:kern w:val="0"/>
+          <w:rFonts w:ascii="Arial Narrow" w:eastAsia="Arial Narrow" w:hAnsi="Arial Narrow" w:cs="Arial Narrow"/>
+          <w:kern w:val="0"/>
+          <w:sz w:val="22"/>
+          <w:szCs w:val="22"/>
           <w:vertAlign w:val="superscript"/>
           <w:lang w:eastAsia="es-PE"/>
           <w14:ligatures w14:val="none"/>
@@ -1632,8 +1922,10 @@
       </w:r>
       <w:r>
         <w:rPr>
-          <w:rFonts w:ascii="Arial Narrow" w:eastAsia="Times New Roman" w:hAnsi="Arial Narrow" w:cs="Times New Roman"/>
-          <w:kern w:val="0"/>
+          <w:rFonts w:ascii="Arial Narrow" w:eastAsia="Arial Narrow" w:hAnsi="Arial Narrow" w:cs="Arial Narrow"/>
+          <w:kern w:val="0"/>
+          <w:sz w:val="22"/>
+          <w:szCs w:val="22"/>
           <w:lang w:eastAsia="es-PE"/>
           <w14:ligatures w14:val="none"/>
         </w:rPr>
@@ -1647,8 +1939,10 @@
         <w:contextualSpacing/>
         <w:jc w:val="both"/>
         <w:rPr>
-          <w:rFonts w:ascii="Arial Narrow" w:eastAsia="Times New Roman" w:hAnsi="Arial Narrow" w:cs="Times New Roman"/>
-          <w:kern w:val="0"/>
+          <w:rFonts w:ascii="Arial Narrow" w:eastAsia="Arial Narrow" w:hAnsi="Arial Narrow" w:cs="Arial Narrow"/>
+          <w:kern w:val="0"/>
+          <w:sz w:val="22"/>
+          <w:szCs w:val="22"/>
           <w:lang w:eastAsia="es-PE"/>
           <w14:ligatures w14:val="none"/>
         </w:rPr>
@@ -1665,16 +1959,20 @@
         <w:contextualSpacing/>
         <w:jc w:val="both"/>
         <w:rPr>
-          <w:rFonts w:ascii="Arial Narrow" w:eastAsia="Times New Roman" w:hAnsi="Arial Narrow" w:cs="Times New Roman"/>
-          <w:kern w:val="0"/>
-          <w:lang w:eastAsia="es-PE"/>
-          <w14:ligatures w14:val="none"/>
-        </w:rPr>
-      </w:pPr>
-      <w:r>
-        <w:rPr>
-          <w:rFonts w:ascii="Arial Narrow" w:eastAsia="Times New Roman" w:hAnsi="Arial Narrow" w:cs="Times New Roman"/>
-          <w:kern w:val="0"/>
+          <w:rFonts w:ascii="Arial Narrow" w:eastAsia="Arial Narrow" w:hAnsi="Arial Narrow" w:cs="Arial Narrow"/>
+          <w:kern w:val="0"/>
+          <w:sz w:val="22"/>
+          <w:szCs w:val="22"/>
+          <w:lang w:eastAsia="es-PE"/>
+          <w14:ligatures w14:val="none"/>
+        </w:rPr>
+      </w:pPr>
+      <w:r>
+        <w:rPr>
+          <w:rFonts w:ascii="Arial Narrow" w:eastAsia="Arial Narrow" w:hAnsi="Arial Narrow" w:cs="Arial Narrow"/>
+          <w:kern w:val="0"/>
+          <w:sz w:val="22"/>
+          <w:szCs w:val="22"/>
           <w:lang w:eastAsia="es-PE"/>
           <w14:ligatures w14:val="none"/>
         </w:rPr>
@@ -1688,8 +1986,10 @@
         <w:contextualSpacing/>
         <w:jc w:val="both"/>
         <w:rPr>
-          <w:rFonts w:ascii="Arial Narrow" w:eastAsia="Times New Roman" w:hAnsi="Arial Narrow" w:cs="Times New Roman"/>
-          <w:kern w:val="0"/>
+          <w:rFonts w:ascii="Arial Narrow" w:eastAsia="Arial Narrow" w:hAnsi="Arial Narrow" w:cs="Arial Narrow"/>
+          <w:kern w:val="0"/>
+          <w:sz w:val="22"/>
+          <w:szCs w:val="22"/>
           <w:lang w:eastAsia="es-PE"/>
           <w14:ligatures w14:val="none"/>
         </w:rPr>
@@ -1706,16 +2006,20 @@
         <w:contextualSpacing/>
         <w:jc w:val="both"/>
         <w:rPr>
-          <w:rFonts w:ascii="Arial Narrow" w:eastAsia="Times New Roman" w:hAnsi="Arial Narrow" w:cs="Times New Roman"/>
-          <w:kern w:val="0"/>
-          <w:lang w:eastAsia="es-PE"/>
-          <w14:ligatures w14:val="none"/>
-        </w:rPr>
-      </w:pPr>
-      <w:r>
-        <w:rPr>
-          <w:rFonts w:ascii="Arial Narrow" w:eastAsia="Times New Roman" w:hAnsi="Arial Narrow" w:cs="Times New Roman"/>
-          <w:kern w:val="0"/>
+          <w:rFonts w:ascii="Arial Narrow" w:eastAsia="Arial Narrow" w:hAnsi="Arial Narrow" w:cs="Arial Narrow"/>
+          <w:kern w:val="0"/>
+          <w:sz w:val="22"/>
+          <w:szCs w:val="22"/>
+          <w:lang w:eastAsia="es-PE"/>
+          <w14:ligatures w14:val="none"/>
+        </w:rPr>
+      </w:pPr>
+      <w:r>
+        <w:rPr>
+          <w:rFonts w:ascii="Arial Narrow" w:eastAsia="Arial Narrow" w:hAnsi="Arial Narrow" w:cs="Arial Narrow"/>
+          <w:kern w:val="0"/>
+          <w:sz w:val="22"/>
+          <w:szCs w:val="22"/>
           <w:lang w:eastAsia="es-PE"/>
           <w14:ligatures w14:val="none"/>
         </w:rPr>
@@ -1724,8 +2028,10 @@
       <w:r>
         <w:rPr>
           <w:rStyle w:val="Refdenotaalpie"/>
-          <w:rFonts w:ascii="Arial Narrow" w:eastAsia="Times New Roman" w:hAnsi="Arial Narrow" w:cs="Times New Roman"/>
-          <w:kern w:val="0"/>
+          <w:rFonts w:ascii="Arial Narrow" w:eastAsia="Arial Narrow" w:hAnsi="Arial Narrow" w:cs="Arial Narrow"/>
+          <w:kern w:val="0"/>
+          <w:sz w:val="22"/>
+          <w:szCs w:val="22"/>
           <w:vertAlign w:val="superscript"/>
           <w:lang w:eastAsia="es-PE"/>
           <w14:ligatures w14:val="none"/>
@@ -1734,8 +2040,10 @@
       </w:r>
       <w:r>
         <w:rPr>
-          <w:rFonts w:ascii="Arial Narrow" w:eastAsia="Times New Roman" w:hAnsi="Arial Narrow" w:cs="Times New Roman"/>
-          <w:kern w:val="0"/>
+          <w:rFonts w:ascii="Arial Narrow" w:eastAsia="Arial Narrow" w:hAnsi="Arial Narrow" w:cs="Arial Narrow"/>
+          <w:kern w:val="0"/>
+          <w:sz w:val="22"/>
+          <w:szCs w:val="22"/>
           <w:lang w:eastAsia="es-PE"/>
           <w14:ligatures w14:val="none"/>
         </w:rPr>
@@ -1747,11 +2055,11 @@
         <w:spacing w:after="0" w:line="240" w:lineRule="auto"/>
         <w:jc w:val="both"/>
         <w:rPr>
-          <w:rFonts w:ascii="Arial Narrow" w:eastAsia="Calibri" w:hAnsi="Arial Narrow" w:cs="Arial"/>
-          <w:kern w:val="0"/>
-          <w:sz w:val="18"/>
-          <w:szCs w:val="18"/>
-          <w14:ligatures w14:val="none"/>
+          <w:rFonts w:ascii="Arial Narrow" w:eastAsia="Arial Narrow" w:hAnsi="Arial Narrow" w:cs="Arial Narrow"/>
+          <w:kern w:val="0"/>
+          <w14:ligatures w14:val="none"/>
+          <w:sz w:val="22"/>
+          <w:szCs w:val="22"/>
         </w:rPr>
       </w:pPr>
     </w:p>
@@ -1761,36 +2069,36 @@
         <w:ind w:left="1701" w:hanging="567"/>
         <w:jc w:val="both"/>
         <w:rPr>
-          <w:rFonts w:ascii="Arial Narrow" w:eastAsia="Calibri" w:hAnsi="Arial Narrow" w:cs="Times New Roman"/>
+          <w:rFonts w:ascii="Arial Narrow" w:eastAsia="Arial Narrow" w:hAnsi="Arial Narrow" w:cs="Arial Narrow"/>
           <w:i/>
           <w:iCs/>
           <w:kern w:val="0"/>
-          <w:sz w:val="18"/>
-          <w:szCs w:val="18"/>
-          <w14:ligatures w14:val="none"/>
-        </w:rPr>
-      </w:pPr>
-      <w:r>
-        <w:rPr>
-          <w:rFonts w:ascii="Arial Narrow" w:eastAsia="Calibri" w:hAnsi="Arial Narrow" w:cs="Arial"/>
+          <w14:ligatures w14:val="none"/>
+          <w:sz w:val="22"/>
+          <w:szCs w:val="22"/>
+        </w:rPr>
+      </w:pPr>
+      <w:r>
+        <w:rPr>
+          <w:rFonts w:ascii="Arial Narrow" w:eastAsia="Arial Narrow" w:hAnsi="Arial Narrow" w:cs="Arial Narrow"/>
           <w:i/>
           <w:iCs/>
           <w:kern w:val="0"/>
-          <w:sz w:val="18"/>
-          <w:szCs w:val="18"/>
-          <w14:ligatures w14:val="none"/>
+          <w14:ligatures w14:val="none"/>
+          <w:sz w:val="22"/>
+          <w:szCs w:val="22"/>
         </w:rPr>
         <w:t xml:space="preserve">“3.3. </w:t>
       </w:r>
       <w:r>
         <w:rPr>
-          <w:rFonts w:ascii="Arial Narrow" w:eastAsia="Calibri" w:hAnsi="Arial Narrow" w:cs="Arial"/>
+          <w:rFonts w:ascii="Arial Narrow" w:eastAsia="Arial Narrow" w:hAnsi="Arial Narrow" w:cs="Arial Narrow"/>
           <w:i/>
           <w:iCs/>
           <w:kern w:val="0"/>
-          <w:sz w:val="18"/>
-          <w:szCs w:val="18"/>
-          <w14:ligatures w14:val="none"/>
+          <w14:ligatures w14:val="none"/>
+          <w:sz w:val="22"/>
+          <w:szCs w:val="22"/>
         </w:rPr>
         <w:tab/>
         <w:t>Al resolver respecto de la confidencialidad de la información, la autoridad competente deberá motivar su determinación al respecto, considerando:</w:t>
@@ -1802,20 +2110,20 @@
         <w:ind w:left="2268" w:hanging="567"/>
         <w:jc w:val="both"/>
         <w:rPr>
-          <w:rFonts w:ascii="Arial Narrow" w:eastAsia="Calibri" w:hAnsi="Arial Narrow" w:cs="Arial"/>
-          <w:kern w:val="0"/>
-          <w:sz w:val="18"/>
-          <w:szCs w:val="18"/>
-          <w14:ligatures w14:val="none"/>
-        </w:rPr>
-      </w:pPr>
-      <w:r>
-        <w:rPr>
-          <w:rFonts w:ascii="Arial Narrow" w:eastAsia="Calibri" w:hAnsi="Arial Narrow" w:cs="Arial"/>
-          <w:kern w:val="0"/>
-          <w:sz w:val="18"/>
-          <w:szCs w:val="18"/>
-          <w14:ligatures w14:val="none"/>
+          <w:rFonts w:ascii="Arial Narrow" w:eastAsia="Arial Narrow" w:hAnsi="Arial Narrow" w:cs="Arial Narrow"/>
+          <w:kern w:val="0"/>
+          <w14:ligatures w14:val="none"/>
+          <w:sz w:val="22"/>
+          <w:szCs w:val="22"/>
+        </w:rPr>
+      </w:pPr>
+      <w:r>
+        <w:rPr>
+          <w:rFonts w:ascii="Arial Narrow" w:eastAsia="Arial Narrow" w:hAnsi="Arial Narrow" w:cs="Arial Narrow"/>
+          <w:kern w:val="0"/>
+          <w14:ligatures w14:val="none"/>
+          <w:sz w:val="22"/>
+          <w:szCs w:val="22"/>
         </w:rPr>
         <w:t>     </w:t>
       </w:r>
@@ -1826,36 +2134,36 @@
         <w:ind w:left="2268" w:hanging="567"/>
         <w:jc w:val="both"/>
         <w:rPr>
-          <w:rFonts w:ascii="Arial Narrow" w:eastAsia="Calibri" w:hAnsi="Arial Narrow" w:cs="Times New Roman"/>
+          <w:rFonts w:ascii="Arial Narrow" w:eastAsia="Arial Narrow" w:hAnsi="Arial Narrow" w:cs="Arial Narrow"/>
           <w:i/>
           <w:iCs/>
           <w:kern w:val="0"/>
-          <w:sz w:val="18"/>
-          <w:szCs w:val="18"/>
-          <w14:ligatures w14:val="none"/>
-        </w:rPr>
-      </w:pPr>
-      <w:r>
-        <w:rPr>
-          <w:rFonts w:ascii="Arial Narrow" w:eastAsia="Calibri" w:hAnsi="Arial Narrow" w:cs="Arial"/>
+          <w14:ligatures w14:val="none"/>
+          <w:sz w:val="22"/>
+          <w:szCs w:val="22"/>
+        </w:rPr>
+      </w:pPr>
+      <w:r>
+        <w:rPr>
+          <w:rFonts w:ascii="Arial Narrow" w:eastAsia="Arial Narrow" w:hAnsi="Arial Narrow" w:cs="Arial Narrow"/>
           <w:i/>
           <w:iCs/>
           <w:kern w:val="0"/>
-          <w:sz w:val="18"/>
-          <w:szCs w:val="18"/>
-          <w14:ligatures w14:val="none"/>
+          <w14:ligatures w14:val="none"/>
+          <w:sz w:val="22"/>
+          <w:szCs w:val="22"/>
         </w:rPr>
         <w:t xml:space="preserve">a) </w:t>
       </w:r>
       <w:r>
         <w:rPr>
-          <w:rFonts w:ascii="Arial Narrow" w:eastAsia="Calibri" w:hAnsi="Arial Narrow" w:cs="Arial"/>
+          <w:rFonts w:ascii="Arial Narrow" w:eastAsia="Arial Narrow" w:hAnsi="Arial Narrow" w:cs="Arial Narrow"/>
           <w:i/>
           <w:iCs/>
           <w:kern w:val="0"/>
-          <w:sz w:val="18"/>
-          <w:szCs w:val="18"/>
-          <w14:ligatures w14:val="none"/>
+          <w14:ligatures w14:val="none"/>
+          <w:sz w:val="22"/>
+          <w:szCs w:val="22"/>
         </w:rPr>
         <w:tab/>
         <w:t>La pertinencia de la información para la evaluación o resolución de la materia controvertida en el procedimiento.</w:t>
@@ -1867,13 +2175,13 @@
         <w:ind w:left="2268" w:hanging="567"/>
         <w:jc w:val="both"/>
         <w:rPr>
-          <w:rFonts w:ascii="Arial Narrow" w:eastAsia="Calibri" w:hAnsi="Arial Narrow" w:cs="Arial"/>
+          <w:rFonts w:ascii="Arial Narrow" w:eastAsia="Arial Narrow" w:hAnsi="Arial Narrow" w:cs="Arial Narrow"/>
           <w:i/>
           <w:iCs/>
           <w:kern w:val="0"/>
-          <w:sz w:val="18"/>
-          <w:szCs w:val="18"/>
-          <w14:ligatures w14:val="none"/>
+          <w14:ligatures w14:val="none"/>
+          <w:sz w:val="22"/>
+          <w:szCs w:val="22"/>
         </w:rPr>
       </w:pPr>
     </w:p>
@@ -1883,45 +2191,45 @@
         <w:ind w:left="2268" w:hanging="567"/>
         <w:jc w:val="both"/>
         <w:rPr>
-          <w:rFonts w:ascii="Arial Narrow" w:eastAsia="Calibri" w:hAnsi="Arial Narrow" w:cs="Times New Roman"/>
-          <w:kern w:val="0"/>
-          <w:sz w:val="18"/>
-          <w:szCs w:val="18"/>
-          <w14:ligatures w14:val="none"/>
-        </w:rPr>
-      </w:pPr>
-      <w:r>
-        <w:rPr>
-          <w:rFonts w:ascii="Arial Narrow" w:eastAsia="Calibri" w:hAnsi="Arial Narrow" w:cs="Arial"/>
+          <w:rFonts w:ascii="Arial Narrow" w:eastAsia="Arial Narrow" w:hAnsi="Arial Narrow" w:cs="Arial Narrow"/>
+          <w:kern w:val="0"/>
+          <w14:ligatures w14:val="none"/>
+          <w:sz w:val="22"/>
+          <w:szCs w:val="22"/>
+        </w:rPr>
+      </w:pPr>
+      <w:r>
+        <w:rPr>
+          <w:rFonts w:ascii="Arial Narrow" w:eastAsia="Arial Narrow" w:hAnsi="Arial Narrow" w:cs="Arial Narrow"/>
           <w:i/>
           <w:iCs/>
           <w:kern w:val="0"/>
-          <w:sz w:val="18"/>
-          <w:szCs w:val="18"/>
-          <w14:ligatures w14:val="none"/>
+          <w14:ligatures w14:val="none"/>
+          <w:sz w:val="22"/>
+          <w:szCs w:val="22"/>
         </w:rPr>
         <w:t xml:space="preserve">b) </w:t>
       </w:r>
       <w:r>
         <w:rPr>
-          <w:rFonts w:ascii="Arial Narrow" w:eastAsia="Calibri" w:hAnsi="Arial Narrow" w:cs="Arial"/>
+          <w:rFonts w:ascii="Arial Narrow" w:eastAsia="Arial Narrow" w:hAnsi="Arial Narrow" w:cs="Arial Narrow"/>
           <w:i/>
           <w:iCs/>
           <w:kern w:val="0"/>
-          <w:sz w:val="18"/>
-          <w:szCs w:val="18"/>
-          <w14:ligatures w14:val="none"/>
+          <w14:ligatures w14:val="none"/>
+          <w:sz w:val="22"/>
+          <w:szCs w:val="22"/>
         </w:rPr>
         <w:tab/>
         <w:t>La no divulgación lícita previa de la información pues sólo podrá considerarse confidencial aquella información que haya sido mantenida con cuidado o celo dentro del propio ámbito de conocimiento, incluso evitando haber estado disponible de alguna forma para terceros</w:t>
       </w:r>
       <w:r>
         <w:rPr>
-          <w:rFonts w:ascii="Arial Narrow" w:eastAsia="Calibri" w:hAnsi="Arial Narrow" w:cs="Arial"/>
-          <w:kern w:val="0"/>
-          <w:sz w:val="18"/>
-          <w:szCs w:val="18"/>
-          <w14:ligatures w14:val="none"/>
+          <w:rFonts w:ascii="Arial Narrow" w:eastAsia="Arial Narrow" w:hAnsi="Arial Narrow" w:cs="Arial Narrow"/>
+          <w:kern w:val="0"/>
+          <w14:ligatures w14:val="none"/>
+          <w:sz w:val="22"/>
+          <w:szCs w:val="22"/>
         </w:rPr>
         <w:t>.</w:t>
       </w:r>
@@ -1932,30 +2240,30 @@
         <w:ind w:left="2268" w:hanging="708"/>
         <w:jc w:val="both"/>
         <w:rPr>
-          <w:rFonts w:ascii="Arial Narrow" w:eastAsia="Calibri" w:hAnsi="Arial Narrow" w:cs="Arial"/>
-          <w:kern w:val="0"/>
-          <w:sz w:val="18"/>
-          <w:szCs w:val="18"/>
-          <w14:ligatures w14:val="none"/>
-        </w:rPr>
-      </w:pPr>
-      <w:r>
-        <w:rPr>
-          <w:rFonts w:ascii="Arial Narrow" w:eastAsia="Calibri" w:hAnsi="Arial Narrow" w:cs="Arial"/>
-          <w:kern w:val="0"/>
-          <w:sz w:val="18"/>
-          <w:szCs w:val="18"/>
-          <w14:ligatures w14:val="none"/>
+          <w:rFonts w:ascii="Arial Narrow" w:eastAsia="Arial Narrow" w:hAnsi="Arial Narrow" w:cs="Arial Narrow"/>
+          <w:kern w:val="0"/>
+          <w14:ligatures w14:val="none"/>
+          <w:sz w:val="22"/>
+          <w:szCs w:val="22"/>
+        </w:rPr>
+      </w:pPr>
+      <w:r>
+        <w:rPr>
+          <w:rFonts w:ascii="Arial Narrow" w:eastAsia="Arial Narrow" w:hAnsi="Arial Narrow" w:cs="Arial Narrow"/>
+          <w:kern w:val="0"/>
+          <w14:ligatures w14:val="none"/>
+          <w:sz w:val="22"/>
+          <w:szCs w:val="22"/>
         </w:rPr>
         <w:t xml:space="preserve">    </w:t>
       </w:r>
       <w:r>
         <w:rPr>
-          <w:rFonts w:ascii="Arial Narrow" w:eastAsia="Calibri" w:hAnsi="Arial Narrow" w:cs="Arial"/>
-          <w:kern w:val="0"/>
-          <w:sz w:val="18"/>
-          <w:szCs w:val="18"/>
-          <w14:ligatures w14:val="none"/>
+          <w:rFonts w:ascii="Arial Narrow" w:eastAsia="Arial Narrow" w:hAnsi="Arial Narrow" w:cs="Arial Narrow"/>
+          <w:kern w:val="0"/>
+          <w14:ligatures w14:val="none"/>
+          <w:sz w:val="22"/>
+          <w:szCs w:val="22"/>
         </w:rPr>
         <w:tab/>
       </w:r>
@@ -1966,24 +2274,24 @@
         <w:ind w:left="2268"/>
         <w:jc w:val="both"/>
         <w:rPr>
-          <w:rFonts w:ascii="Arial Narrow" w:eastAsia="Calibri" w:hAnsi="Arial Narrow" w:cs="Arial"/>
+          <w:rFonts w:ascii="Arial Narrow" w:eastAsia="Arial Narrow" w:hAnsi="Arial Narrow" w:cs="Arial Narrow"/>
           <w:i/>
           <w:iCs/>
           <w:kern w:val="0"/>
-          <w:sz w:val="18"/>
-          <w:szCs w:val="18"/>
-          <w14:ligatures w14:val="none"/>
-        </w:rPr>
-      </w:pPr>
-      <w:r>
-        <w:rPr>
-          <w:rFonts w:ascii="Arial Narrow" w:eastAsia="Calibri" w:hAnsi="Arial Narrow" w:cs="Arial"/>
+          <w14:ligatures w14:val="none"/>
+          <w:sz w:val="22"/>
+          <w:szCs w:val="22"/>
+        </w:rPr>
+      </w:pPr>
+      <w:r>
+        <w:rPr>
+          <w:rFonts w:ascii="Arial Narrow" w:eastAsia="Arial Narrow" w:hAnsi="Arial Narrow" w:cs="Arial Narrow"/>
           <w:i/>
           <w:iCs/>
           <w:kern w:val="0"/>
-          <w:sz w:val="18"/>
-          <w:szCs w:val="18"/>
-          <w14:ligatures w14:val="none"/>
+          <w14:ligatures w14:val="none"/>
+          <w:sz w:val="22"/>
+          <w:szCs w:val="22"/>
         </w:rPr>
         <w:t>No se considerará confidencial la información hecha pública por mandato legal o voluntariamente para generar transparencia en el mercado, ni aquella entregada previamente a entidades u organismos responsables para su divulgación.</w:t>
       </w:r>
@@ -1994,13 +2302,13 @@
         <w:ind w:left="2268"/>
         <w:jc w:val="both"/>
         <w:rPr>
-          <w:rFonts w:ascii="Arial Narrow" w:eastAsia="Calibri" w:hAnsi="Arial Narrow" w:cs="Times New Roman"/>
+          <w:rFonts w:ascii="Arial Narrow" w:eastAsia="Arial Narrow" w:hAnsi="Arial Narrow" w:cs="Arial Narrow"/>
           <w:i/>
           <w:iCs/>
           <w:kern w:val="0"/>
-          <w:sz w:val="18"/>
-          <w:szCs w:val="18"/>
-          <w14:ligatures w14:val="none"/>
+          <w14:ligatures w14:val="none"/>
+          <w:sz w:val="22"/>
+          <w:szCs w:val="22"/>
         </w:rPr>
       </w:pPr>
     </w:p>
@@ -2010,36 +2318,36 @@
         <w:ind w:left="2268" w:hanging="567"/>
         <w:jc w:val="both"/>
         <w:rPr>
-          <w:rFonts w:ascii="Arial Narrow" w:eastAsia="Calibri" w:hAnsi="Arial Narrow" w:cs="Times New Roman"/>
+          <w:rFonts w:ascii="Arial Narrow" w:eastAsia="Arial Narrow" w:hAnsi="Arial Narrow" w:cs="Arial Narrow"/>
           <w:i/>
           <w:iCs/>
           <w:kern w:val="0"/>
-          <w:sz w:val="18"/>
-          <w:szCs w:val="18"/>
-          <w14:ligatures w14:val="none"/>
-        </w:rPr>
-      </w:pPr>
-      <w:r>
-        <w:rPr>
-          <w:rFonts w:ascii="Arial Narrow" w:eastAsia="Calibri" w:hAnsi="Arial Narrow" w:cs="Arial"/>
+          <w14:ligatures w14:val="none"/>
+          <w:sz w:val="22"/>
+          <w:szCs w:val="22"/>
+        </w:rPr>
+      </w:pPr>
+      <w:r>
+        <w:rPr>
+          <w:rFonts w:ascii="Arial Narrow" w:eastAsia="Arial Narrow" w:hAnsi="Arial Narrow" w:cs="Arial Narrow"/>
           <w:i/>
           <w:iCs/>
           <w:kern w:val="0"/>
-          <w:sz w:val="18"/>
-          <w:szCs w:val="18"/>
-          <w14:ligatures w14:val="none"/>
+          <w14:ligatures w14:val="none"/>
+          <w:sz w:val="22"/>
+          <w:szCs w:val="22"/>
         </w:rPr>
         <w:t xml:space="preserve">     c) </w:t>
       </w:r>
       <w:r>
         <w:rPr>
-          <w:rFonts w:ascii="Arial Narrow" w:eastAsia="Calibri" w:hAnsi="Arial Narrow" w:cs="Arial"/>
+          <w:rFonts w:ascii="Arial Narrow" w:eastAsia="Arial Narrow" w:hAnsi="Arial Narrow" w:cs="Arial Narrow"/>
           <w:i/>
           <w:iCs/>
           <w:kern w:val="0"/>
-          <w:sz w:val="18"/>
-          <w:szCs w:val="18"/>
-          <w14:ligatures w14:val="none"/>
+          <w14:ligatures w14:val="none"/>
+          <w:sz w:val="22"/>
+          <w:szCs w:val="22"/>
         </w:rPr>
         <w:tab/>
         <w:t>La afectación que podría causar la divulgación de la información a su poseedor. La carga de la prueba recaerá sobre el potencial afectado.”</w:t>
@@ -2051,8 +2359,10 @@
         <w:ind w:left="567" w:hanging="567"/>
         <w:jc w:val="both"/>
         <w:rPr>
-          <w:rFonts w:ascii="Arial Narrow" w:eastAsia="Times New Roman" w:hAnsi="Arial Narrow" w:cs="Times New Roman"/>
-          <w:kern w:val="0"/>
+          <w:rFonts w:ascii="Arial Narrow" w:eastAsia="Arial Narrow" w:hAnsi="Arial Narrow" w:cs="Arial Narrow"/>
+          <w:kern w:val="0"/>
+          <w:sz w:val="22"/>
+          <w:szCs w:val="22"/>
           <w:lang w:eastAsia="es-PE"/>
           <w14:ligatures w14:val="none"/>
         </w:rPr>
@@ -2064,10 +2374,12 @@
         <w:ind w:left="567" w:hanging="567"/>
         <w:jc w:val="both"/>
         <w:rPr>
-          <w:rFonts w:ascii="Arial Narrow" w:eastAsia="Times New Roman" w:hAnsi="Arial Narrow" w:cs="Times New Roman"/>
+          <w:rFonts w:ascii="Arial Narrow" w:eastAsia="Arial Narrow" w:hAnsi="Arial Narrow" w:cs="Arial Narrow"/>
           <w:b/>
           <w:bCs/>
           <w:kern w:val="0"/>
+          <w:sz w:val="22"/>
+          <w:szCs w:val="22"/>
           <w:u w:val="single"/>
           <w:lang w:eastAsia="es-PE"/>
           <w14:ligatures w14:val="none"/>
@@ -2075,10 +2387,12 @@
       </w:pPr>
       <w:r>
         <w:rPr>
-          <w:rFonts w:ascii="Arial Narrow" w:eastAsia="Times New Roman" w:hAnsi="Arial Narrow" w:cs="Times New Roman"/>
+          <w:rFonts w:ascii="Arial Narrow" w:eastAsia="Arial Narrow" w:hAnsi="Arial Narrow" w:cs="Arial Narrow"/>
           <w:b/>
           <w:bCs/>
           <w:kern w:val="0"/>
+          <w:sz w:val="22"/>
+          <w:szCs w:val="22"/>
           <w:u w:val="single"/>
           <w:lang w:eastAsia="es-PE"/>
           <w14:ligatures w14:val="none"/>
@@ -2087,10 +2401,12 @@
       </w:r>
       <w:r>
         <w:rPr>
-          <w:rFonts w:ascii="Arial Narrow" w:eastAsia="Times New Roman" w:hAnsi="Arial Narrow" w:cs="Times New Roman"/>
+          <w:rFonts w:ascii="Arial Narrow" w:eastAsia="Arial Narrow" w:hAnsi="Arial Narrow" w:cs="Arial Narrow"/>
           <w:b/>
           <w:bCs/>
           <w:kern w:val="0"/>
+          <w:sz w:val="22"/>
+          <w:szCs w:val="22"/>
           <w:u w:val="single"/>
           <w:lang w:eastAsia="es-PE"/>
           <w14:ligatures w14:val="none"/>
@@ -2105,10 +2421,10 @@
         <w:ind w:left="567" w:hanging="567"/>
         <w:jc w:val="both"/>
         <w:rPr>
-          <w:rFonts w:ascii="Arial Narrow" w:eastAsia="Times New Roman" w:hAnsi="Arial Narrow" w:cs="Times New Roman"/>
-          <w:kern w:val="0"/>
-          <w:sz w:val="24"/>
-          <w:szCs w:val="24"/>
+          <w:rFonts w:ascii="Arial Narrow" w:eastAsia="Arial Narrow" w:hAnsi="Arial Narrow" w:cs="Arial Narrow"/>
+          <w:kern w:val="0"/>
+          <w:sz w:val="22"/>
+          <w:szCs w:val="22"/>
           <w:lang w:eastAsia="es-PE"/>
           <w14:ligatures w14:val="none"/>
         </w:rPr>
@@ -2125,16 +2441,20 @@
         <w:contextualSpacing/>
         <w:jc w:val="both"/>
         <w:rPr>
-          <w:rFonts w:ascii="Arial Narrow" w:eastAsia="Times New Roman" w:hAnsi="Arial Narrow" w:cs="Times New Roman"/>
-          <w:kern w:val="0"/>
-          <w:lang w:eastAsia="es-PE"/>
-          <w14:ligatures w14:val="none"/>
-        </w:rPr>
-      </w:pPr>
-      <w:r>
-        <w:rPr>
-          <w:rFonts w:ascii="Arial Narrow" w:eastAsia="Times New Roman" w:hAnsi="Arial Narrow" w:cs="Times New Roman"/>
-          <w:kern w:val="0"/>
+          <w:rFonts w:ascii="Arial Narrow" w:eastAsia="Arial Narrow" w:hAnsi="Arial Narrow" w:cs="Arial Narrow"/>
+          <w:kern w:val="0"/>
+          <w:sz w:val="22"/>
+          <w:szCs w:val="22"/>
+          <w:lang w:eastAsia="es-PE"/>
+          <w14:ligatures w14:val="none"/>
+        </w:rPr>
+      </w:pPr>
+      <w:r>
+        <w:rPr>
+          <w:rFonts w:ascii="Arial Narrow" w:eastAsia="Arial Narrow" w:hAnsi="Arial Narrow" w:cs="Arial Narrow"/>
+          <w:kern w:val="0"/>
+          <w:sz w:val="22"/>
+          <w:szCs w:val="22"/>
           <w:lang w:eastAsia="es-PE"/>
           <w14:ligatures w14:val="none"/>
         </w:rPr>
@@ -2142,8 +2462,10 @@
       </w:r>
       <w:r>
         <w:rPr>
-          <w:rFonts w:ascii="Arial Narrow" w:eastAsia="Times New Roman" w:hAnsi="Arial Narrow" w:cs="Times New Roman"/>
-          <w:kern w:val="0"/>
+          <w:rFonts w:ascii="Arial Narrow" w:eastAsia="Arial Narrow" w:hAnsi="Arial Narrow" w:cs="Arial Narrow"/>
+          <w:kern w:val="0"/>
+          <w:sz w:val="22"/>
+          <w:szCs w:val="22"/>
           <w:lang w:eastAsia="es-PE"/>
           <w14:ligatures w14:val="none"/>
         </w:rPr>
@@ -2151,8 +2473,10 @@
       </w:r>
       <w:r>
         <w:rPr>
-          <w:rFonts w:ascii="Arial Narrow" w:eastAsia="Times New Roman" w:hAnsi="Arial Narrow" w:cs="Times New Roman"/>
-          <w:kern w:val="0"/>
+          <w:rFonts w:ascii="Arial Narrow" w:eastAsia="Arial Narrow" w:hAnsi="Arial Narrow" w:cs="Arial Narrow"/>
+          <w:kern w:val="0"/>
+          <w:sz w:val="22"/>
+          <w:szCs w:val="22"/>
           <w:lang w:eastAsia="es-PE"/>
           <w14:ligatures w14:val="none"/>
         </w:rPr>
@@ -2160,8 +2484,10 @@
       </w:r>
       <w:r>
         <w:rPr>
-          <w:rFonts w:ascii="Arial Narrow" w:eastAsia="Times New Roman" w:hAnsi="Arial Narrow" w:cs="Times New Roman"/>
-          <w:kern w:val="0"/>
+          <w:rFonts w:ascii="Arial Narrow" w:eastAsia="Arial Narrow" w:hAnsi="Arial Narrow" w:cs="Arial Narrow"/>
+          <w:kern w:val="0"/>
+          <w:sz w:val="22"/>
+          <w:szCs w:val="22"/>
           <w:lang w:eastAsia="es-PE"/>
           <w14:ligatures w14:val="none"/>
         </w:rPr>
@@ -2171,6 +2497,8 @@
         <w:rPr>
           <w:rFonts w:ascii="Arial Narrow" w:eastAsia="Arial Narrow" w:hAnsi="Arial Narrow" w:cs="Arial Narrow"/>
           <w:kern w:val="0"/>
+          <w:sz w:val="22"/>
+          <w:szCs w:val="22"/>
           <w:lang w:val="es-ES" w:eastAsia="es-PE"/>
           <w14:ligatures w14:val="none"/>
         </w:rPr>
@@ -2178,8 +2506,10 @@
       </w:r>
       <w:r>
         <w:rPr>
-          <w:rFonts w:ascii="Arial Narrow" w:eastAsia="Times New Roman" w:hAnsi="Arial Narrow" w:cs="Times New Roman"/>
-          <w:kern w:val="0"/>
+          <w:rFonts w:ascii="Arial Narrow" w:eastAsia="Arial Narrow" w:hAnsi="Arial Narrow" w:cs="Arial Narrow"/>
+          <w:kern w:val="0"/>
+          <w:sz w:val="22"/>
+          <w:szCs w:val="22"/>
           <w:lang w:eastAsia="es-PE"/>
           <w14:ligatures w14:val="none"/>
         </w:rPr>
@@ -2187,8 +2517,10 @@
       </w:r>
       <w:r>
         <w:rPr>
-          <w:rFonts w:ascii="Arial Narrow" w:eastAsia="Times New Roman" w:hAnsi="Arial Narrow" w:cs="Times New Roman"/>
-          <w:kern w:val="0"/>
+          <w:rFonts w:ascii="Arial Narrow" w:eastAsia="Arial Narrow" w:hAnsi="Arial Narrow" w:cs="Arial Narrow"/>
+          <w:kern w:val="0"/>
+          <w:sz w:val="22"/>
+          <w:szCs w:val="22"/>
           <w:lang w:eastAsia="es-PE"/>
           <w14:ligatures w14:val="none"/>
         </w:rPr>
@@ -2196,8 +2528,10 @@
       </w:r>
       <w:r>
         <w:rPr>
-          <w:rFonts w:ascii="Arial Narrow" w:eastAsia="Times New Roman" w:hAnsi="Arial Narrow" w:cs="Times New Roman"/>
-          <w:kern w:val="0"/>
+          <w:rFonts w:ascii="Arial Narrow" w:eastAsia="Arial Narrow" w:hAnsi="Arial Narrow" w:cs="Arial Narrow"/>
+          <w:kern w:val="0"/>
+          <w:sz w:val="22"/>
+          <w:szCs w:val="22"/>
           <w:lang w:eastAsia="es-PE"/>
           <w14:ligatures w14:val="none"/>
         </w:rPr>
@@ -2205,8 +2539,10 @@
       </w:r>
       <w:r>
         <w:rPr>
-          <w:rFonts w:ascii="Arial Narrow" w:eastAsia="Times New Roman" w:hAnsi="Arial Narrow" w:cs="Times New Roman"/>
-          <w:kern w:val="0"/>
+          <w:rFonts w:ascii="Arial Narrow" w:eastAsia="Arial Narrow" w:hAnsi="Arial Narrow" w:cs="Arial Narrow"/>
+          <w:kern w:val="0"/>
+          <w:sz w:val="22"/>
+          <w:szCs w:val="22"/>
           <w:lang w:eastAsia="es-PE"/>
           <w14:ligatures w14:val="none"/>
         </w:rPr>
@@ -2214,24 +2550,30 @@
       </w:r>
       <w:r>
         <w:rPr>
-          <w:rFonts w:ascii="Arial Narrow" w:eastAsia="Times New Roman" w:hAnsi="Arial Narrow" w:cs="Times New Roman"/>
-          <w:kern w:val="0"/>
-          <w14:ligatures w14:val="none"/>
+          <w:rFonts w:ascii="Arial Narrow" w:eastAsia="Arial Narrow" w:hAnsi="Arial Narrow" w:cs="Arial Narrow"/>
+          <w:kern w:val="0"/>
+          <w14:ligatures w14:val="none"/>
+          <w:sz w:val="22"/>
+          <w:szCs w:val="22"/>
         </w:rPr>
         <w:t/>
       </w:r>
       <w:r>
         <w:rPr>
-          <w:rFonts w:ascii="Arial Narrow" w:eastAsia="Times New Roman" w:hAnsi="Arial Narrow" w:cs="Times New Roman"/>
-          <w:kern w:val="0"/>
-          <w14:ligatures w14:val="none"/>
+          <w:rFonts w:ascii="Arial Narrow" w:eastAsia="Arial Narrow" w:hAnsi="Arial Narrow" w:cs="Arial Narrow"/>
+          <w:kern w:val="0"/>
+          <w14:ligatures w14:val="none"/>
+          <w:sz w:val="22"/>
+          <w:szCs w:val="22"/>
         </w:rPr>
         <w:t xml:space="preserve"/>
       </w:r>
       <w:r>
         <w:rPr>
-          <w:rFonts w:ascii="Arial Narrow" w:eastAsia="Times New Roman" w:hAnsi="Arial Narrow" w:cs="Times New Roman"/>
-          <w:kern w:val="0"/>
+          <w:rFonts w:ascii="Arial Narrow" w:eastAsia="Arial Narrow" w:hAnsi="Arial Narrow" w:cs="Arial Narrow"/>
+          <w:kern w:val="0"/>
+          <w:sz w:val="22"/>
+          <w:szCs w:val="22"/>
           <w:lang w:eastAsia="es-PE"/>
           <w14:ligatures w14:val="none"/>
         </w:rPr>
@@ -2239,9 +2581,11 @@
       </w:r>
       <w:r>
         <w:rPr>
-          <w:rFonts w:ascii="Arial Narrow" w:eastAsia="Times New Roman" w:hAnsi="Arial Narrow" w:cs="Times New Roman"/>
-          <w:kern w:val="0"/>
-          <w14:ligatures w14:val="none"/>
+          <w:rFonts w:ascii="Arial Narrow" w:eastAsia="Arial Narrow" w:hAnsi="Arial Narrow" w:cs="Arial Narrow"/>
+          <w:kern w:val="0"/>
+          <w14:ligatures w14:val="none"/>
+          <w:sz w:val="22"/>
+          <w:szCs w:val="22"/>
         </w:rPr>
         <w:t/>
       </w:r>
@@ -2253,8 +2597,10 @@
         <w:contextualSpacing/>
         <w:jc w:val="both"/>
         <w:rPr>
-          <w:rFonts w:ascii="Arial Narrow" w:eastAsia="Times New Roman" w:hAnsi="Arial Narrow" w:cs="Times New Roman"/>
-          <w:kern w:val="0"/>
+          <w:rFonts w:ascii="Arial Narrow" w:eastAsia="Arial Narrow" w:hAnsi="Arial Narrow" w:cs="Arial Narrow"/>
+          <w:kern w:val="0"/>
+          <w:sz w:val="22"/>
+          <w:szCs w:val="22"/>
           <w:lang w:eastAsia="es-PE"/>
           <w14:ligatures w14:val="none"/>
         </w:rPr>
@@ -2271,24 +2617,30 @@
         <w:contextualSpacing/>
         <w:jc w:val="both"/>
         <w:rPr>
-          <w:rFonts w:ascii="Arial Narrow" w:eastAsia="Times New Roman" w:hAnsi="Arial Narrow" w:cs="Times New Roman"/>
-          <w:kern w:val="0"/>
-          <w:lang w:eastAsia="es-PE"/>
-          <w14:ligatures w14:val="none"/>
-        </w:rPr>
-      </w:pPr>
-      <w:r>
-        <w:rPr>
-          <w:rFonts w:ascii="Arial Narrow" w:eastAsia="Times New Roman" w:hAnsi="Arial Narrow" w:cs="Times New Roman"/>
-          <w:kern w:val="0"/>
-          <w14:ligatures w14:val="none"/>
+          <w:rFonts w:ascii="Arial Narrow" w:eastAsia="Arial Narrow" w:hAnsi="Arial Narrow" w:cs="Arial Narrow"/>
+          <w:kern w:val="0"/>
+          <w:sz w:val="22"/>
+          <w:szCs w:val="22"/>
+          <w:lang w:eastAsia="es-PE"/>
+          <w14:ligatures w14:val="none"/>
+        </w:rPr>
+      </w:pPr>
+      <w:r>
+        <w:rPr>
+          <w:rFonts w:ascii="Arial Narrow" w:eastAsia="Arial Narrow" w:hAnsi="Arial Narrow" w:cs="Arial Narrow"/>
+          <w:kern w:val="0"/>
+          <w14:ligatures w14:val="none"/>
+          <w:sz w:val="22"/>
+          <w:szCs w:val="22"/>
         </w:rPr>
         <w:t xml:space="preserve">Al respecto, </w:t>
       </w:r>
       <w:r>
         <w:rPr>
-          <w:rFonts w:ascii="Arial Narrow" w:eastAsia="Times New Roman" w:hAnsi="Arial Narrow" w:cs="Times New Roman"/>
-          <w:kern w:val="0"/>
+          <w:rFonts w:ascii="Arial Narrow" w:eastAsia="Arial Narrow" w:hAnsi="Arial Narrow" w:cs="Arial Narrow"/>
+          <w:kern w:val="0"/>
+          <w:sz w:val="22"/>
+          <w:szCs w:val="22"/>
           <w:lang w:eastAsia="es-PE"/>
           <w14:ligatures w14:val="none"/>
         </w:rPr>
@@ -2297,8 +2649,10 @@
       <w:r>
         <w:rPr>
           <w:rStyle w:val="Refdenotaalpie"/>
-          <w:rFonts w:ascii="Arial Narrow" w:eastAsia="Times New Roman" w:hAnsi="Arial Narrow" w:cs="Times New Roman"/>
-          <w:kern w:val="0"/>
+          <w:rFonts w:ascii="Arial Narrow" w:eastAsia="Arial Narrow" w:hAnsi="Arial Narrow" w:cs="Arial Narrow"/>
+          <w:kern w:val="0"/>
+          <w:sz w:val="22"/>
+          <w:szCs w:val="22"/>
           <w:vertAlign w:val="superscript"/>
           <w:lang w:eastAsia="es-PE"/>
           <w14:ligatures w14:val="none"/>
@@ -2311,8 +2665,10 @@
         <w:spacing w:after="0" w:line="240" w:lineRule="auto"/>
         <w:jc w:val="both"/>
         <w:rPr>
-          <w:rFonts w:ascii="Arial Narrow" w:eastAsia="Times New Roman" w:hAnsi="Arial Narrow" w:cs="Times New Roman"/>
-          <w:kern w:val="0"/>
+          <w:rFonts w:ascii="Arial Narrow" w:eastAsia="Arial Narrow" w:hAnsi="Arial Narrow" w:cs="Arial Narrow"/>
+          <w:kern w:val="0"/>
+          <w:sz w:val="22"/>
+          <w:szCs w:val="22"/>
           <w:lang w:eastAsia="es-PE"/>
           <w14:ligatures w14:val="none"/>
         </w:rPr>
@@ -2329,16 +2685,20 @@
         <w:contextualSpacing/>
         <w:jc w:val="both"/>
         <w:rPr>
-          <w:rFonts w:ascii="Arial Narrow" w:eastAsia="Times New Roman" w:hAnsi="Arial Narrow" w:cs="Times New Roman"/>
-          <w:kern w:val="0"/>
-          <w:lang w:eastAsia="es-PE"/>
-          <w14:ligatures w14:val="none"/>
-        </w:rPr>
-      </w:pPr>
-      <w:r>
-        <w:rPr>
-          <w:rFonts w:ascii="Arial Narrow" w:eastAsia="Times New Roman" w:hAnsi="Arial Narrow" w:cs="Times New Roman"/>
-          <w:kern w:val="0"/>
+          <w:rFonts w:ascii="Arial Narrow" w:eastAsia="Arial Narrow" w:hAnsi="Arial Narrow" w:cs="Arial Narrow"/>
+          <w:kern w:val="0"/>
+          <w:sz w:val="22"/>
+          <w:szCs w:val="22"/>
+          <w:lang w:eastAsia="es-PE"/>
+          <w14:ligatures w14:val="none"/>
+        </w:rPr>
+      </w:pPr>
+      <w:r>
+        <w:rPr>
+          <w:rFonts w:ascii="Arial Narrow" w:eastAsia="Arial Narrow" w:hAnsi="Arial Narrow" w:cs="Arial Narrow"/>
+          <w:kern w:val="0"/>
+          <w:sz w:val="22"/>
+          <w:szCs w:val="22"/>
           <w:lang w:eastAsia="es-PE"/>
           <w14:ligatures w14:val="none"/>
         </w:rPr>
@@ -2346,8 +2706,10 @@
       </w:r>
       <w:r>
         <w:rPr>
-          <w:rFonts w:ascii="Arial Narrow" w:eastAsia="Times New Roman" w:hAnsi="Arial Narrow" w:cs="Times New Roman"/>
-          <w:kern w:val="0"/>
+          <w:rFonts w:ascii="Arial Narrow" w:eastAsia="Arial Narrow" w:hAnsi="Arial Narrow" w:cs="Arial Narrow"/>
+          <w:kern w:val="0"/>
+          <w:sz w:val="22"/>
+          <w:szCs w:val="22"/>
           <w:lang w:eastAsia="es-PE"/>
           <w14:ligatures w14:val="none"/>
         </w:rPr>
@@ -2355,8 +2717,10 @@
       </w:r>
       <w:r>
         <w:rPr>
-          <w:rFonts w:ascii="Arial Narrow" w:eastAsia="Times New Roman" w:hAnsi="Arial Narrow" w:cs="Times New Roman"/>
-          <w:kern w:val="0"/>
+          <w:rFonts w:ascii="Arial Narrow" w:eastAsia="Arial Narrow" w:hAnsi="Arial Narrow" w:cs="Arial Narrow"/>
+          <w:kern w:val="0"/>
+          <w:sz w:val="22"/>
+          <w:szCs w:val="22"/>
           <w:lang w:eastAsia="es-PE"/>
           <w14:ligatures w14:val="none"/>
         </w:rPr>
@@ -2364,8 +2728,10 @@
       </w:r>
       <w:r>
         <w:rPr>
-          <w:rFonts w:ascii="Arial Narrow" w:eastAsia="Times New Roman" w:hAnsi="Arial Narrow" w:cs="Times New Roman"/>
-          <w:kern w:val="0"/>
+          <w:rFonts w:ascii="Arial Narrow" w:eastAsia="Arial Narrow" w:hAnsi="Arial Narrow" w:cs="Arial Narrow"/>
+          <w:kern w:val="0"/>
+          <w:sz w:val="22"/>
+          <w:szCs w:val="22"/>
           <w:lang w:eastAsia="es-PE"/>
           <w14:ligatures w14:val="none"/>
         </w:rPr>
@@ -2375,6 +2741,8 @@
         <w:rPr>
           <w:rFonts w:ascii="Arial Narrow" w:eastAsia="Arial Narrow" w:hAnsi="Arial Narrow" w:cs="Arial Narrow"/>
           <w:kern w:val="0"/>
+          <w:sz w:val="22"/>
+          <w:szCs w:val="22"/>
           <w:lang w:val="es-ES" w:eastAsia="es-PE"/>
           <w14:ligatures w14:val="none"/>
         </w:rPr>
@@ -2382,8 +2750,10 @@
       </w:r>
       <w:r>
         <w:rPr>
-          <w:rFonts w:ascii="Arial Narrow" w:eastAsia="Times New Roman" w:hAnsi="Arial Narrow" w:cs="Times New Roman"/>
-          <w:kern w:val="0"/>
+          <w:rFonts w:ascii="Arial Narrow" w:eastAsia="Arial Narrow" w:hAnsi="Arial Narrow" w:cs="Arial Narrow"/>
+          <w:kern w:val="0"/>
+          <w:sz w:val="22"/>
+          <w:szCs w:val="22"/>
           <w:lang w:eastAsia="es-PE"/>
           <w14:ligatures w14:val="none"/>
         </w:rPr>
@@ -2391,8 +2761,10 @@
       </w:r>
       <w:r>
         <w:rPr>
-          <w:rFonts w:ascii="Arial Narrow" w:eastAsia="Times New Roman" w:hAnsi="Arial Narrow" w:cs="Times New Roman"/>
-          <w:kern w:val="0"/>
+          <w:rFonts w:ascii="Arial Narrow" w:eastAsia="Arial Narrow" w:hAnsi="Arial Narrow" w:cs="Arial Narrow"/>
+          <w:kern w:val="0"/>
+          <w:sz w:val="22"/>
+          <w:szCs w:val="22"/>
           <w:lang w:eastAsia="es-PE"/>
           <w14:ligatures w14:val="none"/>
         </w:rPr>
@@ -2400,10 +2772,12 @@
       </w:r>
       <w:r>
         <w:rPr>
-          <w:rFonts w:ascii="Arial Narrow" w:eastAsia="Times New Roman" w:hAnsi="Arial Narrow" w:cs="Times New Roman"/>
+          <w:rFonts w:ascii="Arial Narrow" w:eastAsia="Arial Narrow" w:hAnsi="Arial Narrow" w:cs="Arial Narrow"/>
           <w:b/>
           <w:bCs/>
           <w:kern w:val="0"/>
+          <w:sz w:val="22"/>
+          <w:szCs w:val="22"/>
           <w:lang w:eastAsia="es-PE"/>
           <w14:ligatures w14:val="none"/>
         </w:rPr>
@@ -2411,10 +2785,12 @@
       </w:r>
       <w:r>
         <w:rPr>
-          <w:rFonts w:ascii="Arial Narrow" w:eastAsia="Times New Roman" w:hAnsi="Arial Narrow" w:cs="Times New Roman"/>
+          <w:rFonts w:ascii="Arial Narrow" w:eastAsia="Arial Narrow" w:hAnsi="Arial Narrow" w:cs="Arial Narrow"/>
           <w:b/>
           <w:bCs/>
           <w:kern w:val="0"/>
+          <w:sz w:val="22"/>
+          <w:szCs w:val="22"/>
           <w:lang w:eastAsia="es-PE"/>
           <w14:ligatures w14:val="none"/>
         </w:rPr>
@@ -2422,10 +2798,12 @@
       </w:r>
       <w:r>
         <w:rPr>
-          <w:rFonts w:ascii="Arial Narrow" w:eastAsia="Times New Roman" w:hAnsi="Arial Narrow" w:cs="Times New Roman"/>
+          <w:rFonts w:ascii="Arial Narrow" w:eastAsia="Arial Narrow" w:hAnsi="Arial Narrow" w:cs="Arial Narrow"/>
           <w:b/>
           <w:bCs/>
           <w:kern w:val="0"/>
+          <w:sz w:val="22"/>
+          <w:szCs w:val="22"/>
           <w:lang w:eastAsia="es-PE"/>
           <w14:ligatures w14:val="none"/>
         </w:rPr>
@@ -2433,8 +2811,10 @@
       </w:r>
       <w:r>
         <w:rPr>
-          <w:rFonts w:ascii="Arial Narrow" w:eastAsia="Times New Roman" w:hAnsi="Arial Narrow" w:cs="Times New Roman"/>
-          <w:kern w:val="0"/>
+          <w:rFonts w:ascii="Arial Narrow" w:eastAsia="Arial Narrow" w:hAnsi="Arial Narrow" w:cs="Arial Narrow"/>
+          <w:kern w:val="0"/>
+          <w:sz w:val="22"/>
+          <w:szCs w:val="22"/>
           <w:lang w:eastAsia="es-PE"/>
           <w14:ligatures w14:val="none"/>
         </w:rPr>
@@ -2442,8 +2822,10 @@
       </w:r>
       <w:r>
         <w:rPr>
-          <w:rFonts w:ascii="Arial Narrow" w:eastAsia="Times New Roman" w:hAnsi="Arial Narrow" w:cs="Times New Roman"/>
-          <w:kern w:val="0"/>
+          <w:rFonts w:ascii="Arial Narrow" w:eastAsia="Arial Narrow" w:hAnsi="Arial Narrow" w:cs="Arial Narrow"/>
+          <w:kern w:val="0"/>
+          <w:sz w:val="22"/>
+          <w:szCs w:val="22"/>
           <w:lang w:eastAsia="es-PE"/>
           <w14:ligatures w14:val="none"/>
         </w:rPr>
@@ -2457,8 +2839,10 @@
         <w:contextualSpacing/>
         <w:jc w:val="both"/>
         <w:rPr>
-          <w:rFonts w:ascii="Arial Narrow" w:eastAsia="Times New Roman" w:hAnsi="Arial Narrow" w:cs="Times New Roman"/>
-          <w:kern w:val="0"/>
+          <w:rFonts w:ascii="Arial Narrow" w:eastAsia="Arial Narrow" w:hAnsi="Arial Narrow" w:cs="Arial Narrow"/>
+          <w:kern w:val="0"/>
+          <w:sz w:val="22"/>
+          <w:szCs w:val="22"/>
           <w:lang w:eastAsia="es-PE"/>
           <w14:ligatures w14:val="none"/>
         </w:rPr>
@@ -2475,16 +2859,20 @@
         <w:contextualSpacing/>
         <w:jc w:val="both"/>
         <w:rPr>
-          <w:rFonts w:ascii="Arial Narrow" w:eastAsia="Times New Roman" w:hAnsi="Arial Narrow" w:cs="Times New Roman"/>
-          <w:kern w:val="0"/>
-          <w:lang w:eastAsia="es-PE"/>
-          <w14:ligatures w14:val="none"/>
-        </w:rPr>
-      </w:pPr>
-      <w:r>
-        <w:rPr>
-          <w:rFonts w:ascii="Arial Narrow" w:eastAsia="Times New Roman" w:hAnsi="Arial Narrow" w:cs="Times New Roman"/>
-          <w:kern w:val="0"/>
+          <w:rFonts w:ascii="Arial Narrow" w:eastAsia="Arial Narrow" w:hAnsi="Arial Narrow" w:cs="Arial Narrow"/>
+          <w:kern w:val="0"/>
+          <w:sz w:val="22"/>
+          <w:szCs w:val="22"/>
+          <w:lang w:eastAsia="es-PE"/>
+          <w14:ligatures w14:val="none"/>
+        </w:rPr>
+      </w:pPr>
+      <w:r>
+        <w:rPr>
+          <w:rFonts w:ascii="Arial Narrow" w:eastAsia="Arial Narrow" w:hAnsi="Arial Narrow" w:cs="Arial Narrow"/>
+          <w:kern w:val="0"/>
+          <w:sz w:val="22"/>
+          <w:szCs w:val="22"/>
           <w:shd w:val="clear" w:color="auto" w:fill="FFFFFF"/>
           <w:lang w:eastAsia="es-PE"/>
           <w14:ligatures w14:val="none"/>
@@ -2494,8 +2882,10 @@
       <w:r>
         <w:rPr>
           <w:rStyle w:val="Refdenotaalpie"/>
-          <w:rFonts w:ascii="Arial Narrow" w:eastAsia="Times New Roman" w:hAnsi="Arial Narrow" w:cs="Times New Roman"/>
-          <w:kern w:val="0"/>
+          <w:rFonts w:ascii="Arial Narrow" w:eastAsia="Arial Narrow" w:hAnsi="Arial Narrow" w:cs="Arial Narrow"/>
+          <w:kern w:val="0"/>
+          <w:sz w:val="22"/>
+          <w:szCs w:val="22"/>
           <w:shd w:val="clear" w:color="auto" w:fill="FFFFFF"/>
           <w:vertAlign w:val="superscript"/>
           <w:lang w:eastAsia="es-PE"/>
@@ -2505,8 +2895,10 @@
       </w:r>
       <w:r>
         <w:rPr>
-          <w:rFonts w:ascii="Arial Narrow" w:eastAsia="Times New Roman" w:hAnsi="Arial Narrow" w:cs="Times New Roman"/>
-          <w:kern w:val="0"/>
+          <w:rFonts w:ascii="Arial Narrow" w:eastAsia="Arial Narrow" w:hAnsi="Arial Narrow" w:cs="Arial Narrow"/>
+          <w:kern w:val="0"/>
+          <w:sz w:val="22"/>
+          <w:szCs w:val="22"/>
           <w:shd w:val="clear" w:color="auto" w:fill="FFFFFF"/>
           <w:lang w:eastAsia="es-PE"/>
           <w14:ligatures w14:val="none"/>
@@ -2515,8 +2907,10 @@
       </w:r>
       <w:r>
         <w:rPr>
-          <w:rFonts w:ascii="Arial Narrow" w:eastAsia="Times New Roman" w:hAnsi="Arial Narrow" w:cs="Times New Roman"/>
-          <w:kern w:val="0"/>
+          <w:rFonts w:ascii="Arial Narrow" w:eastAsia="Arial Narrow" w:hAnsi="Arial Narrow" w:cs="Arial Narrow"/>
+          <w:kern w:val="0"/>
+          <w:sz w:val="22"/>
+          <w:szCs w:val="22"/>
           <w:lang w:eastAsia="es-PE"/>
           <w14:ligatures w14:val="none"/>
         </w:rPr>
@@ -2524,8 +2918,10 @@
       </w:r>
       <w:r>
         <w:rPr>
-          <w:rFonts w:ascii="Arial Narrow" w:eastAsia="Times New Roman" w:hAnsi="Arial Narrow" w:cs="Times New Roman"/>
-          <w:kern w:val="0"/>
+          <w:rFonts w:ascii="Arial Narrow" w:eastAsia="Arial Narrow" w:hAnsi="Arial Narrow" w:cs="Arial Narrow"/>
+          <w:kern w:val="0"/>
+          <w:sz w:val="22"/>
+          <w:szCs w:val="22"/>
           <w:lang w:eastAsia="es-PE"/>
           <w14:ligatures w14:val="none"/>
         </w:rPr>
@@ -2533,8 +2929,10 @@
       </w:r>
       <w:r>
         <w:rPr>
-          <w:rFonts w:ascii="Arial Narrow" w:eastAsia="Times New Roman" w:hAnsi="Arial Narrow" w:cs="Times New Roman"/>
-          <w:kern w:val="0"/>
+          <w:rFonts w:ascii="Arial Narrow" w:eastAsia="Arial Narrow" w:hAnsi="Arial Narrow" w:cs="Arial Narrow"/>
+          <w:kern w:val="0"/>
+          <w:sz w:val="22"/>
+          <w:szCs w:val="22"/>
           <w:lang w:eastAsia="es-PE"/>
           <w14:ligatures w14:val="none"/>
         </w:rPr>
@@ -2542,8 +2940,10 @@
       </w:r>
       <w:r>
         <w:rPr>
-          <w:rFonts w:ascii="Arial Narrow" w:eastAsia="Times New Roman" w:hAnsi="Arial Narrow" w:cs="Times New Roman"/>
-          <w:kern w:val="0"/>
+          <w:rFonts w:ascii="Arial Narrow" w:eastAsia="Arial Narrow" w:hAnsi="Arial Narrow" w:cs="Arial Narrow"/>
+          <w:kern w:val="0"/>
+          <w:sz w:val="22"/>
+          <w:szCs w:val="22"/>
           <w:lang w:eastAsia="es-PE"/>
           <w14:ligatures w14:val="none"/>
         </w:rPr>
@@ -2551,8 +2951,10 @@
       </w:r>
       <w:r>
         <w:rPr>
-          <w:rFonts w:ascii="Arial Narrow" w:eastAsia="Times New Roman" w:hAnsi="Arial Narrow" w:cs="Times New Roman"/>
-          <w:kern w:val="0"/>
+          <w:rFonts w:ascii="Arial Narrow" w:eastAsia="Arial Narrow" w:hAnsi="Arial Narrow" w:cs="Arial Narrow"/>
+          <w:kern w:val="0"/>
+          <w:sz w:val="22"/>
+          <w:szCs w:val="22"/>
           <w:lang w:eastAsia="es-PE"/>
           <w14:ligatures w14:val="none"/>
         </w:rPr>
@@ -2560,8 +2962,10 @@
       </w:r>
       <w:r>
         <w:rPr>
-          <w:rFonts w:ascii="Arial Narrow" w:eastAsia="Times New Roman" w:hAnsi="Arial Narrow" w:cs="Times New Roman"/>
-          <w:kern w:val="0"/>
+          <w:rFonts w:ascii="Arial Narrow" w:eastAsia="Arial Narrow" w:hAnsi="Arial Narrow" w:cs="Arial Narrow"/>
+          <w:kern w:val="0"/>
+          <w:sz w:val="22"/>
+          <w:szCs w:val="22"/>
           <w:lang w:eastAsia="es-PE"/>
           <w14:ligatures w14:val="none"/>
         </w:rPr>
@@ -2569,8 +2973,10 @@
       </w:r>
       <w:r>
         <w:rPr>
-          <w:rFonts w:ascii="Arial Narrow" w:eastAsia="Times New Roman" w:hAnsi="Arial Narrow" w:cs="Times New Roman"/>
-          <w:kern w:val="0"/>
+          <w:rFonts w:ascii="Arial Narrow" w:eastAsia="Arial Narrow" w:hAnsi="Arial Narrow" w:cs="Arial Narrow"/>
+          <w:kern w:val="0"/>
+          <w:sz w:val="22"/>
+          <w:szCs w:val="22"/>
           <w:lang w:eastAsia="es-PE"/>
           <w14:ligatures w14:val="none"/>
         </w:rPr>
@@ -2588,16 +2994,20 @@
         <w:contextualSpacing/>
         <w:jc w:val="both"/>
         <w:rPr>
-          <w:rFonts w:ascii="Arial Narrow" w:eastAsia="Times New Roman" w:hAnsi="Arial Narrow" w:cs="Times New Roman"/>
-          <w:kern w:val="0"/>
-          <w:lang w:eastAsia="es-PE"/>
-          <w14:ligatures w14:val="none"/>
-        </w:rPr>
-      </w:pPr>
-      <w:r>
-        <w:rPr>
-          <w:rFonts w:ascii="Arial Narrow" w:eastAsia="Times New Roman" w:hAnsi="Arial Narrow" w:cs="Times New Roman"/>
-          <w:kern w:val="0"/>
+          <w:rFonts w:ascii="Arial Narrow" w:eastAsia="Arial Narrow" w:hAnsi="Arial Narrow" w:cs="Arial Narrow"/>
+          <w:kern w:val="0"/>
+          <w:sz w:val="22"/>
+          <w:szCs w:val="22"/>
+          <w:lang w:eastAsia="es-PE"/>
+          <w14:ligatures w14:val="none"/>
+        </w:rPr>
+      </w:pPr>
+      <w:r>
+        <w:rPr>
+          <w:rFonts w:ascii="Arial Narrow" w:eastAsia="Arial Narrow" w:hAnsi="Arial Narrow" w:cs="Arial Narrow"/>
+          <w:kern w:val="0"/>
+          <w:sz w:val="22"/>
+          <w:szCs w:val="22"/>
           <w:lang w:eastAsia="es-PE"/>
           <w14:ligatures w14:val="none"/>
         </w:rPr>
@@ -2605,8 +3015,10 @@
       </w:r>
       <w:r>
         <w:rPr>
-          <w:rFonts w:ascii="Arial Narrow" w:eastAsia="Times New Roman" w:hAnsi="Arial Narrow" w:cs="Times New Roman"/>
-          <w:kern w:val="0"/>
+          <w:rFonts w:ascii="Arial Narrow" w:eastAsia="Arial Narrow" w:hAnsi="Arial Narrow" w:cs="Arial Narrow"/>
+          <w:kern w:val="0"/>
+          <w:sz w:val="22"/>
+          <w:szCs w:val="22"/>
           <w:lang w:eastAsia="es-PE"/>
           <w14:ligatures w14:val="none"/>
         </w:rPr>
@@ -2616,8 +3028,10 @@
       <w:r>
         <w:rPr>
           <w:rStyle w:val="Refdenotaalpie"/>
-          <w:rFonts w:ascii="Arial Narrow" w:eastAsia="Times New Roman" w:hAnsi="Arial Narrow" w:cs="Times New Roman"/>
-          <w:kern w:val="0"/>
+          <w:rFonts w:ascii="Arial Narrow" w:eastAsia="Arial Narrow" w:hAnsi="Arial Narrow" w:cs="Arial Narrow"/>
+          <w:kern w:val="0"/>
+          <w:sz w:val="22"/>
+          <w:szCs w:val="22"/>
           <w:vertAlign w:val="superscript"/>
           <w:lang w:eastAsia="es-PE"/>
           <w14:ligatures w14:val="none"/>
@@ -2626,8 +3040,10 @@
       </w:r>
       <w:r>
         <w:rPr>
-          <w:rFonts w:ascii="Arial Narrow" w:eastAsia="Times New Roman" w:hAnsi="Arial Narrow" w:cs="Times New Roman"/>
-          <w:kern w:val="0"/>
+          <w:rFonts w:ascii="Arial Narrow" w:eastAsia="Arial Narrow" w:hAnsi="Arial Narrow" w:cs="Arial Narrow"/>
+          <w:kern w:val="0"/>
+          <w:sz w:val="22"/>
+          <w:szCs w:val="22"/>
           <w:lang w:eastAsia="es-PE"/>
           <w14:ligatures w14:val="none"/>
         </w:rPr>
@@ -2640,8 +3056,10 @@
         <w:contextualSpacing/>
         <w:jc w:val="both"/>
         <w:rPr>
-          <w:rFonts w:ascii="Arial Narrow" w:eastAsia="Times New Roman" w:hAnsi="Arial Narrow" w:cs="Times New Roman"/>
-          <w:kern w:val="0"/>
+          <w:rFonts w:ascii="Arial Narrow" w:eastAsia="Arial Narrow" w:hAnsi="Arial Narrow" w:cs="Arial Narrow"/>
+          <w:kern w:val="0"/>
+          <w:sz w:val="22"/>
+          <w:szCs w:val="22"/>
           <w:lang w:eastAsia="es-PE"/>
           <w14:ligatures w14:val="none"/>
         </w:rPr>
@@ -2668,15 +3086,19 @@
           <w:rFonts w:ascii="Arial Narrow" w:eastAsia="Arial Narrow" w:hAnsi="Arial Narrow" w:cs="Arial Narrow"/>
           <w:b/>
           <w:kern w:val="0"/>
-          <w:lang w:eastAsia="es-PE"/>
-          <w14:ligatures w14:val="none"/>
-        </w:rPr>
-      </w:pPr>
-      <w:r>
-        <w:rPr>
-          <w:rFonts w:ascii="Arial Narrow" w:eastAsia="Arial Narrow" w:hAnsi="Arial Narrow" w:cs="Arial Narrow"/>
-          <w:b/>
-          <w:kern w:val="0"/>
+          <w:sz w:val="22"/>
+          <w:szCs w:val="22"/>
+          <w:lang w:eastAsia="es-PE"/>
+          <w14:ligatures w14:val="none"/>
+        </w:rPr>
+      </w:pPr>
+      <w:r>
+        <w:rPr>
+          <w:rFonts w:ascii="Arial Narrow" w:eastAsia="Arial Narrow" w:hAnsi="Arial Narrow" w:cs="Arial Narrow"/>
+          <w:b/>
+          <w:kern w:val="0"/>
+          <w:sz w:val="22"/>
+          <w:szCs w:val="22"/>
           <w:lang w:eastAsia="es-PE"/>
           <w14:ligatures w14:val="none"/>
         </w:rPr>
@@ -2690,6 +3112,8 @@
         <w:rPr>
           <w:rFonts w:ascii="Arial Narrow" w:eastAsia="Arial Narrow" w:hAnsi="Arial Narrow" w:cs="Arial Narrow"/>
           <w:kern w:val="0"/>
+          <w:sz w:val="22"/>
+          <w:szCs w:val="22"/>
           <w:lang w:eastAsia="es-PE"/>
           <w14:ligatures w14:val="none"/>
         </w:rPr>
@@ -2706,10 +3130,10 @@
         <w:ind w:left="567" w:hanging="567"/>
         <w:jc w:val="both"/>
         <w:rPr>
-          <w:rFonts w:ascii="Arial Narrow" w:eastAsia="Aptos" w:hAnsi="Arial Narrow" w:cs="Times New Roman"/>
-          <w:kern w:val="0"/>
-          <w:sz w:val="24"/>
-          <w:szCs w:val="24"/>
+          <w:rFonts w:ascii="Arial Narrow" w:eastAsia="Arial Narrow" w:hAnsi="Arial Narrow" w:cs="Arial Narrow"/>
+          <w:kern w:val="0"/>
+          <w:sz w:val="22"/>
+          <w:szCs w:val="22"/>
           <w:lang w:eastAsia="es-PE"/>
           <w14:ligatures w14:val="none"/>
         </w:rPr>
@@ -2721,8 +3145,10 @@
       <w:bookmarkEnd w:id="0"/>
       <w:r>
         <w:rPr>
-          <w:rFonts w:ascii="Arial Narrow" w:eastAsia="Times New Roman" w:hAnsi="Arial Narrow" w:cs="Times New Roman"/>
-          <w:kern w:val="0"/>
+          <w:rFonts w:ascii="Arial Narrow" w:eastAsia="Arial Narrow" w:hAnsi="Arial Narrow" w:cs="Arial Narrow"/>
+          <w:kern w:val="0"/>
+          <w:sz w:val="22"/>
+          <w:szCs w:val="22"/>
           <w:lang w:eastAsia="es-PE"/>
           <w14:ligatures w14:val="none"/>
         </w:rPr>
@@ -2731,6 +3157,9 @@
       <w:r>
         <w:rPr>
           <w:rStyle w:val="Refdenotaalpie"/>
+          <w:rFonts w:ascii="Arial Narrow" w:eastAsia="Arial Narrow" w:hAnsi="Arial Narrow" w:cs="Arial Narrow"/>
+          <w:sz w:val="22"/>
+          <w:szCs w:val="22"/>
           <w:vertAlign w:val="superscript"/>
           <w:lang w:eastAsia="es-PE"/>
         </w:rPr>
@@ -2738,8 +3167,10 @@
       </w:r>
       <w:r>
         <w:rPr>
-          <w:rFonts w:ascii="Arial Narrow" w:eastAsia="Times New Roman" w:hAnsi="Arial Narrow" w:cs="Times New Roman"/>
-          <w:kern w:val="0"/>
+          <w:rFonts w:ascii="Arial Narrow" w:eastAsia="Arial Narrow" w:hAnsi="Arial Narrow" w:cs="Arial Narrow"/>
+          <w:kern w:val="0"/>
+          <w:sz w:val="22"/>
+          <w:szCs w:val="22"/>
           <w:lang w:eastAsia="es-PE"/>
           <w14:ligatures w14:val="none"/>
         </w:rPr>
@@ -2747,8 +3178,10 @@
       </w:r>
       <w:r>
         <w:rPr>
-          <w:rFonts w:ascii="Arial Narrow" w:eastAsia="Times New Roman" w:hAnsi="Arial Narrow" w:cs="Times New Roman"/>
-          <w:kern w:val="0"/>
+          <w:rFonts w:ascii="Arial Narrow" w:eastAsia="Arial Narrow" w:hAnsi="Arial Narrow" w:cs="Arial Narrow"/>
+          <w:kern w:val="0"/>
+          <w:sz w:val="22"/>
+          <w:szCs w:val="22"/>
           <w:lang w:eastAsia="es-PE"/>
           <w14:ligatures w14:val="none"/>
         </w:rPr>
@@ -2759,13 +3192,17 @@
           <w:rFonts w:ascii="Arial Narrow" w:eastAsia="Arial Narrow" w:hAnsi="Arial Narrow" w:cs="Arial Narrow"/>
           <w:kern w:val="0"/>
           <w14:ligatures w14:val="none"/>
+          <w:sz w:val="22"/>
+          <w:szCs w:val="22"/>
         </w:rPr>
         <w:t/>
       </w:r>
       <w:r>
         <w:rPr>
           <w:rStyle w:val="Refdenotaalpie"/>
-          <w:rFonts w:ascii="Arial Narrow" w:eastAsia="Aptos" w:hAnsi="Arial Narrow"/>
+          <w:rFonts w:ascii="Arial Narrow" w:eastAsia="Arial Narrow" w:hAnsi="Arial Narrow" w:cs="Arial Narrow"/>
+          <w:sz w:val="22"/>
+          <w:szCs w:val="22"/>
           <w:vertAlign w:val="superscript"/>
         </w:rPr>
         <w:footnoteReference w:id="8"/>
@@ -2775,6 +3212,8 @@
           <w:rFonts w:ascii="Arial Narrow" w:eastAsia="Arial Narrow" w:hAnsi="Arial Narrow" w:cs="Arial Narrow"/>
           <w:kern w:val="0"/>
           <w14:ligatures w14:val="none"/>
+          <w:sz w:val="22"/>
+          <w:szCs w:val="22"/>
         </w:rPr>
         <w:t/>
       </w:r>
@@ -2786,10 +3225,10 @@
         <w:ind w:left="567"/>
         <w:jc w:val="both"/>
         <w:rPr>
-          <w:rFonts w:ascii="Arial Narrow" w:eastAsia="Aptos" w:hAnsi="Arial Narrow" w:cs="Times New Roman"/>
-          <w:kern w:val="0"/>
-          <w:sz w:val="24"/>
-          <w:szCs w:val="24"/>
+          <w:rFonts w:ascii="Arial Narrow" w:eastAsia="Arial Narrow" w:hAnsi="Arial Narrow" w:cs="Arial Narrow"/>
+          <w:kern w:val="0"/>
+          <w:sz w:val="22"/>
+          <w:szCs w:val="22"/>
           <w:lang w:eastAsia="es-PE"/>
           <w14:ligatures w14:val="none"/>
         </w:rPr>
@@ -2806,16 +3245,20 @@
         <w:ind w:left="567" w:hanging="567"/>
         <w:jc w:val="both"/>
         <w:rPr>
-          <w:rFonts w:ascii="Arial Narrow" w:eastAsia="Times New Roman" w:hAnsi="Arial Narrow" w:cs="Times New Roman"/>
-          <w:kern w:val="0"/>
-          <w:lang w:eastAsia="es-PE"/>
-          <w14:ligatures w14:val="none"/>
-        </w:rPr>
-      </w:pPr>
-      <w:r>
-        <w:rPr>
-          <w:rFonts w:ascii="Arial Narrow" w:eastAsia="Times New Roman" w:hAnsi="Arial Narrow" w:cs="Times New Roman"/>
-          <w:kern w:val="0"/>
+          <w:rFonts w:ascii="Arial Narrow" w:eastAsia="Arial Narrow" w:hAnsi="Arial Narrow" w:cs="Arial Narrow"/>
+          <w:kern w:val="0"/>
+          <w:sz w:val="22"/>
+          <w:szCs w:val="22"/>
+          <w:lang w:eastAsia="es-PE"/>
+          <w14:ligatures w14:val="none"/>
+        </w:rPr>
+      </w:pPr>
+      <w:r>
+        <w:rPr>
+          <w:rFonts w:ascii="Arial Narrow" w:eastAsia="Arial Narrow" w:hAnsi="Arial Narrow" w:cs="Arial Narrow"/>
+          <w:kern w:val="0"/>
+          <w:sz w:val="22"/>
+          <w:szCs w:val="22"/>
           <w:lang w:eastAsia="es-PE"/>
           <w14:ligatures w14:val="none"/>
         </w:rPr>
@@ -2823,8 +3266,10 @@
       </w:r>
       <w:r>
         <w:rPr>
-          <w:rFonts w:ascii="Arial Narrow" w:eastAsia="Times New Roman" w:hAnsi="Arial Narrow" w:cs="Times New Roman"/>
-          <w:kern w:val="0"/>
+          <w:rFonts w:ascii="Arial Narrow" w:eastAsia="Arial Narrow" w:hAnsi="Arial Narrow" w:cs="Arial Narrow"/>
+          <w:kern w:val="0"/>
+          <w:sz w:val="22"/>
+          <w:szCs w:val="22"/>
           <w:lang w:eastAsia="es-PE"/>
           <w14:ligatures w14:val="none"/>
         </w:rPr>
@@ -2832,8 +3277,10 @@
       </w:r>
       <w:r>
         <w:rPr>
-          <w:rFonts w:ascii="Arial Narrow" w:eastAsia="Times New Roman" w:hAnsi="Arial Narrow" w:cs="Times New Roman"/>
-          <w:kern w:val="0"/>
+          <w:rFonts w:ascii="Arial Narrow" w:eastAsia="Arial Narrow" w:hAnsi="Arial Narrow" w:cs="Arial Narrow"/>
+          <w:kern w:val="0"/>
+          <w:sz w:val="22"/>
+          <w:szCs w:val="22"/>
           <w:lang w:eastAsia="es-PE"/>
           <w14:ligatures w14:val="none"/>
         </w:rPr>
@@ -2844,6 +3291,8 @@
           <w:rFonts w:ascii="Arial Narrow" w:eastAsia="Arial Narrow" w:hAnsi="Arial Narrow" w:cs="Arial Narrow"/>
           <w:kern w:val="0"/>
           <w14:ligatures w14:val="none"/>
+          <w:sz w:val="22"/>
+          <w:szCs w:val="22"/>
         </w:rPr>
         <w:t/>
       </w:r>
@@ -2853,10 +3302,10 @@
         <w:spacing w:after="0" w:line="240" w:lineRule="auto"/>
         <w:jc w:val="both"/>
         <w:rPr>
-          <w:rFonts w:ascii="Arial Narrow" w:eastAsia="Aptos" w:hAnsi="Arial Narrow" w:cs="Times New Roman"/>
-          <w:kern w:val="0"/>
-          <w:sz w:val="24"/>
-          <w:szCs w:val="24"/>
+          <w:rFonts w:ascii="Arial Narrow" w:eastAsia="Arial Narrow" w:hAnsi="Arial Narrow" w:cs="Arial Narrow"/>
+          <w:kern w:val="0"/>
+          <w:sz w:val="22"/>
+          <w:szCs w:val="22"/>
           <w:lang w:eastAsia="es-PE"/>
           <w14:ligatures w14:val="none"/>
         </w:rPr>
@@ -2876,18 +3325,20 @@
         <w:ind w:left="567" w:hanging="567"/>
         <w:jc w:val="both"/>
         <w:rPr>
-          <w:rFonts w:ascii="Arial Narrow" w:eastAsia="Aptos" w:hAnsi="Arial Narrow" w:cs="Times New Roman"/>
-          <w:kern w:val="0"/>
-          <w:sz w:val="24"/>
-          <w:szCs w:val="24"/>
-          <w:lang w:eastAsia="es-PE"/>
-          <w14:ligatures w14:val="none"/>
-        </w:rPr>
-      </w:pPr>
-      <w:r>
-        <w:rPr>
-          <w:rFonts w:ascii="Arial Narrow" w:eastAsia="Arial Narrow" w:hAnsi="Arial Narrow" w:cs="Arial Narrow"/>
-          <w:kern w:val="0"/>
+          <w:rFonts w:ascii="Arial Narrow" w:eastAsia="Arial Narrow" w:hAnsi="Arial Narrow" w:cs="Arial Narrow"/>
+          <w:kern w:val="0"/>
+          <w:sz w:val="22"/>
+          <w:szCs w:val="22"/>
+          <w:lang w:eastAsia="es-PE"/>
+          <w14:ligatures w14:val="none"/>
+        </w:rPr>
+      </w:pPr>
+      <w:r>
+        <w:rPr>
+          <w:rFonts w:ascii="Arial Narrow" w:eastAsia="Arial Narrow" w:hAnsi="Arial Narrow" w:cs="Arial Narrow"/>
+          <w:kern w:val="0"/>
+          <w:sz w:val="22"/>
+          <w:szCs w:val="22"/>
           <w:lang w:eastAsia="es-PE"/>
           <w14:ligatures w14:val="none"/>
         </w:rPr>
@@ -2908,6 +3359,8 @@
         <w:rPr>
           <w:rFonts w:ascii="Arial Narrow" w:eastAsia="Arial Narrow" w:hAnsi="Arial Narrow" w:cs="Arial Narrow"/>
           <w:kern w:val="0"/>
+          <w:sz w:val="22"/>
+          <w:szCs w:val="22"/>
           <w:lang w:eastAsia="es-PE"/>
           <w14:ligatures w14:val="none"/>
         </w:rPr>
@@ -2934,15 +3387,19 @@
           <w:rFonts w:ascii="Arial Narrow" w:eastAsia="Arial Narrow" w:hAnsi="Arial Narrow" w:cs="Arial Narrow"/>
           <w:b/>
           <w:kern w:val="0"/>
-          <w:lang w:eastAsia="es-PE"/>
-          <w14:ligatures w14:val="none"/>
-        </w:rPr>
-      </w:pPr>
-      <w:r>
-        <w:rPr>
-          <w:rFonts w:ascii="Arial Narrow" w:eastAsia="Arial Narrow" w:hAnsi="Arial Narrow" w:cs="Arial Narrow"/>
-          <w:b/>
-          <w:kern w:val="0"/>
+          <w:sz w:val="22"/>
+          <w:szCs w:val="22"/>
+          <w:lang w:eastAsia="es-PE"/>
+          <w14:ligatures w14:val="none"/>
+        </w:rPr>
+      </w:pPr>
+      <w:r>
+        <w:rPr>
+          <w:rFonts w:ascii="Arial Narrow" w:eastAsia="Arial Narrow" w:hAnsi="Arial Narrow" w:cs="Arial Narrow"/>
+          <w:b/>
+          <w:kern w:val="0"/>
+          <w:sz w:val="22"/>
+          <w:szCs w:val="22"/>
           <w:lang w:eastAsia="es-PE"/>
           <w14:ligatures w14:val="none"/>
         </w:rPr>
@@ -2965,6 +3422,8 @@
           <w:rFonts w:ascii="Arial Narrow" w:eastAsia="Arial Narrow" w:hAnsi="Arial Narrow" w:cs="Arial Narrow"/>
           <w:b/>
           <w:kern w:val="0"/>
+          <w:sz w:val="22"/>
+          <w:szCs w:val="22"/>
           <w:lang w:eastAsia="es-PE"/>
           <w14:ligatures w14:val="none"/>
         </w:rPr>
@@ -2983,14 +3442,18 @@
         <w:rPr>
           <w:rFonts w:ascii="Arial Narrow" w:eastAsia="Arial Narrow" w:hAnsi="Arial Narrow" w:cs="Arial Narrow"/>
           <w:kern w:val="0"/>
-          <w:lang w:eastAsia="es-PE"/>
-          <w14:ligatures w14:val="none"/>
-        </w:rPr>
-      </w:pPr>
-      <w:r>
-        <w:rPr>
-          <w:rFonts w:ascii="Arial Narrow" w:eastAsia="Arial Narrow" w:hAnsi="Arial Narrow" w:cs="Arial Narrow"/>
-          <w:kern w:val="0"/>
+          <w:sz w:val="22"/>
+          <w:szCs w:val="22"/>
+          <w:lang w:eastAsia="es-PE"/>
+          <w14:ligatures w14:val="none"/>
+        </w:rPr>
+      </w:pPr>
+      <w:r>
+        <w:rPr>
+          <w:rFonts w:ascii="Arial Narrow" w:eastAsia="Arial Narrow" w:hAnsi="Arial Narrow" w:cs="Arial Narrow"/>
+          <w:kern w:val="0"/>
+          <w:sz w:val="22"/>
+          <w:szCs w:val="22"/>
           <w:lang w:eastAsia="es-PE"/>
           <w14:ligatures w14:val="none"/>
         </w:rPr>
@@ -3001,6 +3464,8 @@
           <w:rStyle w:val="Refdenotaalpie"/>
           <w:rFonts w:ascii="Arial Narrow" w:eastAsia="Arial Narrow" w:hAnsi="Arial Narrow" w:cs="Arial Narrow"/>
           <w:kern w:val="0"/>
+          <w:sz w:val="22"/>
+          <w:szCs w:val="22"/>
           <w:vertAlign w:val="superscript"/>
           <w:lang w:eastAsia="es-PE"/>
           <w14:ligatures w14:val="none"/>
@@ -3011,6 +3476,8 @@
         <w:rPr>
           <w:rFonts w:ascii="Arial Narrow" w:eastAsia="Arial Narrow" w:hAnsi="Arial Narrow" w:cs="Arial Narrow"/>
           <w:kern w:val="0"/>
+          <w:sz w:val="22"/>
+          <w:szCs w:val="22"/>
           <w:lang w:eastAsia="es-PE"/>
           <w14:ligatures w14:val="none"/>
         </w:rPr>
@@ -3020,6 +3487,8 @@
         <w:rPr>
           <w:rFonts w:ascii="Arial Narrow" w:eastAsia="Arial Narrow" w:hAnsi="Arial Narrow" w:cs="Arial Narrow"/>
           <w:kern w:val="0"/>
+          <w:sz w:val="22"/>
+          <w:szCs w:val="22"/>
           <w:lang w:eastAsia="es-PE"/>
           <w14:ligatures w14:val="none"/>
         </w:rPr>
@@ -3029,6 +3498,8 @@
         <w:rPr>
           <w:rFonts w:ascii="Arial Narrow" w:eastAsia="Arial Narrow" w:hAnsi="Arial Narrow" w:cs="Arial Narrow"/>
           <w:kern w:val="0"/>
+          <w:sz w:val="22"/>
+          <w:szCs w:val="22"/>
           <w:lang w:eastAsia="es-PE"/>
           <w14:ligatures w14:val="none"/>
         </w:rPr>
@@ -3036,8 +3507,10 @@
       </w:r>
       <w:r>
         <w:rPr>
-          <w:rFonts w:ascii="Arial Narrow" w:eastAsia="Times New Roman" w:hAnsi="Arial Narrow" w:cs="Times New Roman"/>
-          <w:kern w:val="0"/>
+          <w:rFonts w:ascii="Arial Narrow" w:eastAsia="Arial Narrow" w:hAnsi="Arial Narrow" w:cs="Arial Narrow"/>
+          <w:kern w:val="0"/>
+          <w:sz w:val="22"/>
+          <w:szCs w:val="22"/>
           <w:shd w:val="clear" w:color="auto" w:fill="FFFFFF"/>
           <w:lang w:eastAsia="es-PE"/>
           <w14:ligatures w14:val="none"/>
@@ -3048,6 +3521,8 @@
         <w:rPr>
           <w:rFonts w:ascii="Arial Narrow" w:eastAsia="Arial Narrow" w:hAnsi="Arial Narrow" w:cs="Arial Narrow"/>
           <w:kern w:val="0"/>
+          <w:sz w:val="22"/>
+          <w:szCs w:val="22"/>
           <w:lang w:eastAsia="es-PE"/>
           <w14:ligatures w14:val="none"/>
         </w:rPr>
@@ -3055,8 +3530,10 @@
       </w:r>
       <w:r>
         <w:rPr>
-          <w:rFonts w:ascii="Arial Narrow" w:eastAsia="Times New Roman" w:hAnsi="Arial Narrow" w:cs="Times New Roman"/>
-          <w:kern w:val="0"/>
+          <w:rFonts w:ascii="Arial Narrow" w:eastAsia="Arial Narrow" w:hAnsi="Arial Narrow" w:cs="Arial Narrow"/>
+          <w:kern w:val="0"/>
+          <w:sz w:val="22"/>
+          <w:szCs w:val="22"/>
           <w:lang w:eastAsia="es-PE"/>
           <w14:ligatures w14:val="none"/>
         </w:rPr>
@@ -3064,8 +3541,10 @@
       </w:r>
       <w:r>
         <w:rPr>
-          <w:rFonts w:ascii="Arial Narrow" w:eastAsia="Times New Roman" w:hAnsi="Arial Narrow" w:cs="Times New Roman"/>
-          <w:kern w:val="0"/>
+          <w:rFonts w:ascii="Arial Narrow" w:eastAsia="Arial Narrow" w:hAnsi="Arial Narrow" w:cs="Arial Narrow"/>
+          <w:kern w:val="0"/>
+          <w:sz w:val="22"/>
+          <w:szCs w:val="22"/>
           <w:lang w:val="es-ES" w:eastAsia="es-PE"/>
           <w14:ligatures w14:val="none"/>
         </w:rPr>
@@ -3073,8 +3552,10 @@
       </w:r>
       <w:r>
         <w:rPr>
-          <w:rFonts w:ascii="Arial Narrow" w:eastAsia="Times New Roman" w:hAnsi="Arial Narrow" w:cs="Times New Roman"/>
-          <w:kern w:val="0"/>
+          <w:rFonts w:ascii="Arial Narrow" w:eastAsia="Arial Narrow" w:hAnsi="Arial Narrow" w:cs="Arial Narrow"/>
+          <w:kern w:val="0"/>
+          <w:sz w:val="22"/>
+          <w:szCs w:val="22"/>
           <w:lang w:val="es-ES" w:eastAsia="es-PE"/>
           <w14:ligatures w14:val="none"/>
         </w:rPr>
@@ -3082,9 +3563,11 @@
       </w:r>
       <w:r>
         <w:rPr>
-          <w:rFonts w:ascii="Arial Narrow" w:eastAsia="Times New Roman" w:hAnsi="Arial Narrow" w:cs="Arial"/>
+          <w:rFonts w:ascii="Arial Narrow" w:eastAsia="Arial Narrow" w:hAnsi="Arial Narrow" w:cs="Arial Narrow"/>
           <w:color w:val="000000"/>
           <w:kern w:val="0"/>
+          <w:sz w:val="22"/>
+          <w:szCs w:val="22"/>
           <w:lang w:eastAsia="es-ES"/>
           <w14:ligatures w14:val="none"/>
         </w:rPr>
@@ -3100,6 +3583,8 @@
         <w:rPr>
           <w:rFonts w:ascii="Arial Narrow" w:eastAsia="Arial Narrow" w:hAnsi="Arial Narrow" w:cs="Arial Narrow"/>
           <w:kern w:val="0"/>
+          <w:sz w:val="22"/>
+          <w:szCs w:val="22"/>
           <w:lang w:val="es-ES" w:eastAsia="es-PE"/>
           <w14:ligatures w14:val="none"/>
         </w:rPr>
@@ -3125,15 +3610,19 @@
           <w:rFonts w:ascii="Arial Narrow" w:eastAsia="Arial Narrow" w:hAnsi="Arial Narrow" w:cs="Arial Narrow"/>
           <w:b/>
           <w:kern w:val="0"/>
-          <w:lang w:eastAsia="es-PE"/>
-          <w14:ligatures w14:val="none"/>
-        </w:rPr>
-      </w:pPr>
-      <w:r>
-        <w:rPr>
-          <w:rFonts w:ascii="Arial Narrow" w:eastAsia="Arial Narrow" w:hAnsi="Arial Narrow" w:cs="Arial Narrow"/>
-          <w:b/>
-          <w:kern w:val="0"/>
+          <w:sz w:val="22"/>
+          <w:szCs w:val="22"/>
+          <w:lang w:eastAsia="es-PE"/>
+          <w14:ligatures w14:val="none"/>
+        </w:rPr>
+      </w:pPr>
+      <w:r>
+        <w:rPr>
+          <w:rFonts w:ascii="Arial Narrow" w:eastAsia="Arial Narrow" w:hAnsi="Arial Narrow" w:cs="Arial Narrow"/>
+          <w:b/>
+          <w:kern w:val="0"/>
+          <w:sz w:val="22"/>
+          <w:szCs w:val="22"/>
           <w:lang w:eastAsia="es-PE"/>
           <w14:ligatures w14:val="none"/>
         </w:rPr>
@@ -3156,6 +3645,8 @@
           <w:rFonts w:ascii="Arial Narrow" w:eastAsia="Arial Narrow" w:hAnsi="Arial Narrow" w:cs="Arial Narrow"/>
           <w:b/>
           <w:kern w:val="0"/>
+          <w:sz w:val="22"/>
+          <w:szCs w:val="22"/>
           <w:lang w:eastAsia="es-PE"/>
           <w14:ligatures w14:val="none"/>
         </w:rPr>
@@ -3171,6 +3662,8 @@
         <w:rPr>
           <w:rFonts w:ascii="Arial Narrow" w:eastAsia="Arial Narrow" w:hAnsi="Arial Narrow" w:cs="Arial Narrow"/>
           <w:kern w:val="0"/>
+          <w:sz w:val="22"/>
+          <w:szCs w:val="22"/>
           <w:lang w:eastAsia="es-PE"/>
           <w14:ligatures w14:val="none"/>
         </w:rPr>
@@ -3181,6 +3674,8 @@
           <w:b/>
           <w:bCs/>
           <w:kern w:val="0"/>
+          <w:sz w:val="22"/>
+          <w:szCs w:val="22"/>
           <w:lang w:eastAsia="es-PE"/>
           <w14:ligatures w14:val="none"/>
         </w:rPr>
@@ -3191,6 +3686,8 @@
         <w:rPr>
           <w:rFonts w:ascii="Arial Narrow" w:eastAsia="Arial Narrow" w:hAnsi="Arial Narrow" w:cs="Arial Narrow"/>
           <w:kern w:val="0"/>
+          <w:sz w:val="22"/>
+          <w:szCs w:val="22"/>
           <w:lang w:eastAsia="es-PE"/>
           <w14:ligatures w14:val="none"/>
         </w:rPr>
@@ -3200,6 +3697,8 @@
         <w:rPr>
           <w:rFonts w:ascii="Arial Narrow" w:eastAsia="Arial Narrow" w:hAnsi="Arial Narrow" w:cs="Arial Narrow"/>
           <w:kern w:val="0"/>
+          <w:sz w:val="22"/>
+          <w:szCs w:val="22"/>
           <w:lang w:val="es-ES" w:eastAsia="es-PE"/>
           <w14:ligatures w14:val="none"/>
         </w:rPr>
@@ -3209,6 +3708,8 @@
         <w:rPr>
           <w:rFonts w:ascii="Arial Narrow" w:eastAsia="Arial Narrow" w:hAnsi="Arial Narrow" w:cs="Arial Narrow"/>
           <w:kern w:val="0"/>
+          <w:sz w:val="22"/>
+          <w:szCs w:val="22"/>
           <w:lang w:val="es-ES" w:eastAsia="es-PE"/>
           <w14:ligatures w14:val="none"/>
         </w:rPr>
@@ -3219,6 +3720,8 @@
           <w:rFonts w:ascii="Arial Narrow" w:eastAsia="Arial Narrow" w:hAnsi="Arial Narrow" w:cs="Arial Narrow"/>
           <w:bCs/>
           <w:kern w:val="0"/>
+          <w:sz w:val="22"/>
+          <w:szCs w:val="22"/>
           <w:lang w:eastAsia="es-PE"/>
           <w14:ligatures w14:val="none"/>
         </w:rPr>
@@ -3226,9 +3729,11 @@
       </w:r>
       <w:r>
         <w:rPr>
-          <w:rFonts w:ascii="Arial Narrow" w:eastAsia="Calibri" w:hAnsi="Arial Narrow" w:cs="Arial"/>
+          <w:rFonts w:ascii="Arial Narrow" w:eastAsia="Arial Narrow" w:hAnsi="Arial Narrow" w:cs="Arial Narrow"/>
           <w:bCs/>
           <w:spacing w:val="-3"/>
+          <w:sz w:val="22"/>
+          <w:szCs w:val="22"/>
         </w:rPr>
         <w:t xml:space="preserve"/>
       </w:r>
@@ -3236,6 +3741,8 @@
         <w:rPr>
           <w:rFonts w:ascii="Arial Narrow" w:eastAsia="Arial Narrow" w:hAnsi="Arial Narrow" w:cs="Arial Narrow"/>
           <w:kern w:val="0"/>
+          <w:sz w:val="22"/>
+          <w:szCs w:val="22"/>
           <w:lang w:eastAsia="es-PE"/>
           <w14:ligatures w14:val="none"/>
         </w:rPr>
@@ -3245,6 +3752,8 @@
         <w:rPr>
           <w:rFonts w:ascii="Arial Narrow" w:eastAsia="Arial Narrow" w:hAnsi="Arial Narrow" w:cs="Arial Narrow"/>
           <w:kern w:val="0"/>
+          <w:sz w:val="22"/>
+          <w:szCs w:val="22"/>
           <w:lang w:eastAsia="es-PE"/>
           <w14:ligatures w14:val="none"/>
         </w:rPr>
@@ -3254,6 +3763,8 @@
         <w:rPr>
           <w:rFonts w:ascii="Arial Narrow" w:eastAsia="Arial Narrow" w:hAnsi="Arial Narrow" w:cs="Arial Narrow"/>
           <w:kern w:val="0"/>
+          <w:sz w:val="22"/>
+          <w:szCs w:val="22"/>
           <w:lang w:eastAsia="es-PE"/>
           <w14:ligatures w14:val="none"/>
         </w:rPr>
@@ -3263,6 +3774,8 @@
         <w:rPr>
           <w:rFonts w:ascii="Arial Narrow" w:eastAsia="Arial Narrow" w:hAnsi="Arial Narrow" w:cs="Arial Narrow"/>
           <w:kern w:val="0"/>
+          <w:sz w:val="22"/>
+          <w:szCs w:val="22"/>
           <w:lang w:eastAsia="es-PE"/>
           <w14:ligatures w14:val="none"/>
         </w:rPr>
@@ -3272,6 +3785,8 @@
         <w:rPr>
           <w:rFonts w:ascii="Arial Narrow" w:eastAsia="Arial Narrow" w:hAnsi="Arial Narrow" w:cs="Arial Narrow"/>
           <w:kern w:val="0"/>
+          <w:sz w:val="22"/>
+          <w:szCs w:val="22"/>
           <w:lang w:eastAsia="es-PE"/>
           <w14:ligatures w14:val="none"/>
         </w:rPr>
@@ -3281,6 +3796,8 @@
         <w:rPr>
           <w:rFonts w:ascii="Arial Narrow" w:eastAsia="Arial Narrow" w:hAnsi="Arial Narrow" w:cs="Arial Narrow"/>
           <w:kern w:val="0"/>
+          <w:sz w:val="22"/>
+          <w:szCs w:val="22"/>
           <w:lang w:eastAsia="es-PE"/>
           <w14:ligatures w14:val="none"/>
         </w:rPr>
@@ -3290,6 +3807,8 @@
         <w:rPr>
           <w:rFonts w:ascii="Arial Narrow" w:eastAsia="Arial Narrow" w:hAnsi="Arial Narrow" w:cs="Arial Narrow"/>
           <w:kern w:val="0"/>
+          <w:sz w:val="22"/>
+          <w:szCs w:val="22"/>
           <w:lang w:eastAsia="es-PE"/>
           <w14:ligatures w14:val="none"/>
         </w:rPr>
@@ -3301,6 +3820,8 @@
           <w:b/>
           <w:bCs/>
           <w:kern w:val="0"/>
+          <w:sz w:val="22"/>
+          <w:szCs w:val="22"/>
           <w:lang w:eastAsia="es-PE"/>
           <w14:ligatures w14:val="none"/>
         </w:rPr>
@@ -3312,6 +3833,8 @@
           <w:b/>
           <w:bCs/>
           <w:kern w:val="0"/>
+          <w:sz w:val="22"/>
+          <w:szCs w:val="22"/>
           <w:lang w:eastAsia="es-PE"/>
           <w14:ligatures w14:val="none"/>
         </w:rPr>
@@ -3319,8 +3842,10 @@
       </w:r>
       <w:r>
         <w:rPr>
-          <w:rFonts w:ascii="Arial Narrow" w:eastAsia="Times New Roman" w:hAnsi="Arial Narrow" w:cs="Times New Roman"/>
-          <w:kern w:val="0"/>
+          <w:rFonts w:ascii="Arial Narrow" w:eastAsia="Arial Narrow" w:hAnsi="Arial Narrow" w:cs="Arial Narrow"/>
+          <w:kern w:val="0"/>
+          <w:sz w:val="22"/>
+          <w:szCs w:val="22"/>
           <w:lang w:eastAsia="es-PE"/>
           <w14:ligatures w14:val="none"/>
         </w:rPr>
@@ -3330,6 +3855,8 @@
         <w:rPr>
           <w:rFonts w:ascii="Arial Narrow" w:eastAsia="Arial Narrow" w:hAnsi="Arial Narrow" w:cs="Arial Narrow"/>
           <w:kern w:val="0"/>
+          <w:sz w:val="22"/>
+          <w:szCs w:val="22"/>
           <w:lang w:eastAsia="es-PE"/>
           <w14:ligatures w14:val="none"/>
         </w:rPr>
@@ -3339,6 +3866,8 @@
         <w:rPr>
           <w:rFonts w:ascii="Arial Narrow" w:eastAsia="Arial Narrow" w:hAnsi="Arial Narrow" w:cs="Arial Narrow"/>
           <w:kern w:val="0"/>
+          <w:sz w:val="22"/>
+          <w:szCs w:val="22"/>
           <w:lang w:eastAsia="es-PE"/>
           <w14:ligatures w14:val="none"/>
         </w:rPr>
@@ -3348,6 +3877,8 @@
         <w:rPr>
           <w:rFonts w:ascii="Arial Narrow" w:eastAsia="Arial Narrow" w:hAnsi="Arial Narrow" w:cs="Arial Narrow"/>
           <w:kern w:val="0"/>
+          <w:sz w:val="22"/>
+          <w:szCs w:val="22"/>
           <w:lang w:eastAsia="es-PE"/>
           <w14:ligatures w14:val="none"/>
         </w:rPr>
@@ -3357,6 +3888,8 @@
         <w:rPr>
           <w:rFonts w:ascii="Arial Narrow" w:eastAsia="Arial Narrow" w:hAnsi="Arial Narrow" w:cs="Arial Narrow"/>
           <w:kern w:val="0"/>
+          <w:sz w:val="22"/>
+          <w:szCs w:val="22"/>
           <w:lang w:eastAsia="es-PE"/>
           <w14:ligatures w14:val="none"/>
         </w:rPr>
@@ -3366,6 +3899,8 @@
         <w:rPr>
           <w:rFonts w:ascii="Arial Narrow" w:eastAsia="Arial Narrow" w:hAnsi="Arial Narrow" w:cs="Arial Narrow"/>
           <w:kern w:val="0"/>
+          <w:sz w:val="22"/>
+          <w:szCs w:val="22"/>
           <w:lang w:eastAsia="es-PE"/>
           <w14:ligatures w14:val="none"/>
         </w:rPr>
@@ -3380,6 +3915,8 @@
           <w:rFonts w:ascii="Arial Narrow" w:eastAsia="Arial Narrow" w:hAnsi="Arial Narrow" w:cs="Arial Narrow"/>
           <w:b/>
           <w:kern w:val="0"/>
+          <w:sz w:val="22"/>
+          <w:szCs w:val="22"/>
           <w:lang w:eastAsia="es-PE"/>
           <w14:ligatures w14:val="none"/>
         </w:rPr>
@@ -3393,15 +3930,19 @@
           <w:rFonts w:ascii="Arial Narrow" w:eastAsia="Arial Narrow" w:hAnsi="Arial Narrow" w:cs="Arial Narrow"/>
           <w:bCs/>
           <w:kern w:val="0"/>
-          <w:lang w:eastAsia="es-PE"/>
-          <w14:ligatures w14:val="none"/>
-        </w:rPr>
-      </w:pPr>
-      <w:r>
-        <w:rPr>
-          <w:rFonts w:ascii="Arial Narrow" w:eastAsia="Arial Narrow" w:hAnsi="Arial Narrow" w:cs="Arial Narrow"/>
-          <w:b/>
-          <w:kern w:val="0"/>
+          <w:sz w:val="22"/>
+          <w:szCs w:val="22"/>
+          <w:lang w:eastAsia="es-PE"/>
+          <w14:ligatures w14:val="none"/>
+        </w:rPr>
+      </w:pPr>
+      <w:r>
+        <w:rPr>
+          <w:rFonts w:ascii="Arial Narrow" w:eastAsia="Arial Narrow" w:hAnsi="Arial Narrow" w:cs="Arial Narrow"/>
+          <w:b/>
+          <w:kern w:val="0"/>
+          <w:sz w:val="22"/>
+          <w:szCs w:val="22"/>
           <w:lang w:eastAsia="es-PE"/>
           <w14:ligatures w14:val="none"/>
         </w:rPr>
@@ -3412,6 +3953,8 @@
           <w:rFonts w:ascii="Arial Narrow" w:eastAsia="Arial Narrow" w:hAnsi="Arial Narrow" w:cs="Arial Narrow"/>
           <w:bCs/>
           <w:kern w:val="0"/>
+          <w:sz w:val="22"/>
+          <w:szCs w:val="22"/>
           <w:lang w:eastAsia="es-PE"/>
           <w14:ligatures w14:val="none"/>
         </w:rPr>
@@ -3421,6 +3964,8 @@
         <w:rPr>
           <w:rFonts w:ascii="Arial Narrow" w:eastAsia="Arial Narrow" w:hAnsi="Arial Narrow" w:cs="Arial Narrow"/>
           <w:kern w:val="0"/>
+          <w:sz w:val="22"/>
+          <w:szCs w:val="22"/>
           <w:lang w:eastAsia="es-PE"/>
           <w14:ligatures w14:val="none"/>
         </w:rPr>
@@ -3430,6 +3975,8 @@
         <w:rPr>
           <w:rFonts w:ascii="Arial Narrow" w:eastAsia="Arial Narrow" w:hAnsi="Arial Narrow" w:cs="Arial Narrow"/>
           <w:kern w:val="0"/>
+          <w:sz w:val="22"/>
+          <w:szCs w:val="22"/>
           <w:lang w:eastAsia="es-PE"/>
           <w14:ligatures w14:val="none"/>
         </w:rPr>
@@ -3439,6 +3986,8 @@
         <w:rPr>
           <w:rFonts w:ascii="Arial Narrow" w:eastAsia="Arial Narrow" w:hAnsi="Arial Narrow" w:cs="Arial Narrow"/>
           <w:kern w:val="0"/>
+          <w:sz w:val="22"/>
+          <w:szCs w:val="22"/>
           <w:lang w:eastAsia="es-PE"/>
           <w14:ligatures w14:val="none"/>
         </w:rPr>
@@ -3448,6 +3997,8 @@
         <w:rPr>
           <w:rFonts w:ascii="Arial Narrow" w:eastAsia="Arial Narrow" w:hAnsi="Arial Narrow" w:cs="Arial Narrow"/>
           <w:kern w:val="0"/>
+          <w:sz w:val="22"/>
+          <w:szCs w:val="22"/>
           <w:lang w:eastAsia="es-PE"/>
           <w14:ligatures w14:val="none"/>
         </w:rPr>
@@ -3457,6 +4008,8 @@
         <w:rPr>
           <w:rFonts w:ascii="Arial Narrow" w:eastAsia="Arial Narrow" w:hAnsi="Arial Narrow" w:cs="Arial Narrow"/>
           <w:kern w:val="0"/>
+          <w:sz w:val="22"/>
+          <w:szCs w:val="22"/>
           <w:lang w:eastAsia="es-PE"/>
           <w14:ligatures w14:val="none"/>
         </w:rPr>
@@ -3466,6 +4019,8 @@
         <w:rPr>
           <w:rFonts w:ascii="Arial Narrow" w:eastAsia="Arial Narrow" w:hAnsi="Arial Narrow" w:cs="Arial Narrow"/>
           <w:kern w:val="0"/>
+          <w:sz w:val="22"/>
+          <w:szCs w:val="22"/>
           <w:lang w:eastAsia="es-PE"/>
           <w14:ligatures w14:val="none"/>
         </w:rPr>
@@ -3475,6 +4030,8 @@
         <w:rPr>
           <w:rFonts w:ascii="Arial Narrow" w:eastAsia="Arial Narrow" w:hAnsi="Arial Narrow" w:cs="Arial Narrow"/>
           <w:kern w:val="0"/>
+          <w:sz w:val="22"/>
+          <w:szCs w:val="22"/>
           <w:lang w:eastAsia="es-PE"/>
           <w14:ligatures w14:val="none"/>
         </w:rPr>
@@ -3484,6 +4041,8 @@
         <w:rPr>
           <w:rFonts w:ascii="Arial Narrow" w:eastAsia="Arial Narrow" w:hAnsi="Arial Narrow" w:cs="Arial Narrow"/>
           <w:kern w:val="0"/>
+          <w:sz w:val="22"/>
+          <w:szCs w:val="22"/>
           <w:lang w:eastAsia="es-PE"/>
           <w14:ligatures w14:val="none"/>
         </w:rPr>
@@ -3493,6 +4052,8 @@
         <w:rPr>
           <w:rFonts w:ascii="Arial Narrow" w:eastAsia="Arial Narrow" w:hAnsi="Arial Narrow" w:cs="Arial Narrow"/>
           <w:kern w:val="0"/>
+          <w:sz w:val="22"/>
+          <w:szCs w:val="22"/>
           <w:lang w:eastAsia="es-PE"/>
           <w14:ligatures w14:val="none"/>
         </w:rPr>
@@ -3503,6 +4064,8 @@
           <w:rFonts w:ascii="Arial Narrow" w:eastAsia="Arial Narrow" w:hAnsi="Arial Narrow" w:cs="Arial Narrow"/>
           <w:bCs/>
           <w:kern w:val="0"/>
+          <w:sz w:val="22"/>
+          <w:szCs w:val="22"/>
           <w:lang w:eastAsia="es-PE"/>
           <w14:ligatures w14:val="none"/>
         </w:rPr>
@@ -3512,6 +4075,8 @@
         <w:rPr>
           <w:rFonts w:ascii="Arial Narrow" w:eastAsia="Arial Narrow" w:hAnsi="Arial Narrow" w:cs="Arial Narrow"/>
           <w:kern w:val="0"/>
+          <w:sz w:val="22"/>
+          <w:szCs w:val="22"/>
           <w:lang w:val="es-ES" w:eastAsia="es-PE"/>
           <w14:ligatures w14:val="none"/>
         </w:rPr>
@@ -3521,6 +4086,8 @@
         <w:rPr>
           <w:rFonts w:ascii="Arial Narrow" w:eastAsia="Arial Narrow" w:hAnsi="Arial Narrow" w:cs="Arial Narrow"/>
           <w:kern w:val="0"/>
+          <w:sz w:val="22"/>
+          <w:szCs w:val="22"/>
           <w:lang w:val="es-ES" w:eastAsia="es-PE"/>
           <w14:ligatures w14:val="none"/>
         </w:rPr>
@@ -3530,6 +4097,8 @@
         <w:rPr>
           <w:rFonts w:ascii="Arial Narrow" w:eastAsia="Arial Narrow" w:hAnsi="Arial Narrow" w:cs="Arial Narrow"/>
           <w:kern w:val="0"/>
+          <w:sz w:val="22"/>
+          <w:szCs w:val="22"/>
           <w:lang w:val="es-ES" w:eastAsia="es-PE"/>
           <w14:ligatures w14:val="none"/>
         </w:rPr>
@@ -3540,6 +4109,8 @@
           <w:rFonts w:ascii="Arial Narrow" w:eastAsia="Arial Narrow" w:hAnsi="Arial Narrow" w:cs="Arial Narrow"/>
           <w:bCs/>
           <w:kern w:val="0"/>
+          <w:sz w:val="22"/>
+          <w:szCs w:val="22"/>
           <w:lang w:eastAsia="es-PE"/>
           <w14:ligatures w14:val="none"/>
         </w:rPr>
@@ -3547,9 +4118,11 @@
       </w:r>
       <w:r>
         <w:rPr>
-          <w:rFonts w:ascii="Arial Narrow" w:eastAsia="Calibri" w:hAnsi="Arial Narrow" w:cs="Arial"/>
+          <w:rFonts w:ascii="Arial Narrow" w:eastAsia="Arial Narrow" w:hAnsi="Arial Narrow" w:cs="Arial Narrow"/>
           <w:bCs/>
           <w:spacing w:val="-3"/>
+          <w:sz w:val="22"/>
+          <w:szCs w:val="22"/>
         </w:rPr>
         <w:t xml:space="preserve"/>
       </w:r>
@@ -3558,6 +4131,8 @@
           <w:rFonts w:ascii="Arial Narrow" w:eastAsia="Arial Narrow" w:hAnsi="Arial Narrow" w:cs="Arial Narrow"/>
           <w:bCs/>
           <w:kern w:val="0"/>
+          <w:sz w:val="22"/>
+          <w:szCs w:val="22"/>
           <w:lang w:eastAsia="es-PE"/>
           <w14:ligatures w14:val="none"/>
         </w:rPr>
@@ -3568,6 +4143,8 @@
           <w:rFonts w:ascii="Arial Narrow" w:eastAsia="Arial Narrow" w:hAnsi="Arial Narrow" w:cs="Arial Narrow"/>
           <w:bCs/>
           <w:kern w:val="0"/>
+          <w:sz w:val="22"/>
+          <w:szCs w:val="22"/>
           <w:lang w:eastAsia="es-PE"/>
           <w14:ligatures w14:val="none"/>
         </w:rPr>
@@ -3578,6 +4155,8 @@
           <w:rFonts w:ascii="Arial Narrow" w:eastAsia="Arial Narrow" w:hAnsi="Arial Narrow" w:cs="Arial Narrow"/>
           <w:bCs/>
           <w:kern w:val="0"/>
+          <w:sz w:val="22"/>
+          <w:szCs w:val="22"/>
           <w:lang w:eastAsia="es-PE"/>
           <w14:ligatures w14:val="none"/>
         </w:rPr>
@@ -3588,6 +4167,8 @@
           <w:rFonts w:ascii="Arial Narrow" w:eastAsia="Arial Narrow" w:hAnsi="Arial Narrow" w:cs="Arial Narrow"/>
           <w:bCs/>
           <w:kern w:val="0"/>
+          <w:sz w:val="22"/>
+          <w:szCs w:val="22"/>
           <w:lang w:eastAsia="es-PE"/>
           <w14:ligatures w14:val="none"/>
         </w:rPr>
@@ -3598,6 +4179,8 @@
           <w:rFonts w:ascii="Arial Narrow" w:eastAsia="Arial Narrow" w:hAnsi="Arial Narrow" w:cs="Arial Narrow"/>
           <w:bCs/>
           <w:kern w:val="0"/>
+          <w:sz w:val="22"/>
+          <w:szCs w:val="22"/>
           <w:lang w:eastAsia="es-PE"/>
           <w14:ligatures w14:val="none"/>
         </w:rPr>
@@ -3608,6 +4191,8 @@
           <w:rFonts w:ascii="Arial Narrow" w:eastAsia="Arial Narrow" w:hAnsi="Arial Narrow" w:cs="Arial Narrow"/>
           <w:bCs/>
           <w:kern w:val="0"/>
+          <w:sz w:val="22"/>
+          <w:szCs w:val="22"/>
           <w:lang w:eastAsia="es-PE"/>
           <w14:ligatures w14:val="none"/>
         </w:rPr>
@@ -3618,6 +4203,8 @@
           <w:rFonts w:ascii="Arial Narrow" w:eastAsia="Arial Narrow" w:hAnsi="Arial Narrow" w:cs="Arial Narrow"/>
           <w:bCs/>
           <w:kern w:val="0"/>
+          <w:sz w:val="22"/>
+          <w:szCs w:val="22"/>
           <w:lang w:eastAsia="es-PE"/>
           <w14:ligatures w14:val="none"/>
         </w:rPr>
@@ -3632,6 +4219,8 @@
           <w:rFonts w:ascii="Arial Narrow" w:eastAsia="Arial Narrow" w:hAnsi="Arial Narrow" w:cs="Arial Narrow"/>
           <w:bCs/>
           <w:kern w:val="0"/>
+          <w:sz w:val="22"/>
+          <w:szCs w:val="22"/>
           <w:lang w:eastAsia="es-PE"/>
           <w14:ligatures w14:val="none"/>
         </w:rPr>
@@ -3648,9 +4237,11 @@
         <w:ind w:left="567" w:hanging="567"/>
         <w:jc w:val="both"/>
         <w:rPr>
-          <w:rFonts w:ascii="Arial Narrow" w:eastAsia="Times New Roman" w:hAnsi="Arial Narrow" w:cs="Arial"/>
+          <w:rFonts w:ascii="Arial Narrow" w:eastAsia="Arial Narrow" w:hAnsi="Arial Narrow" w:cs="Arial Narrow"/>
           <w:color w:val="000000"/>
           <w:kern w:val="0"/>
+          <w:sz w:val="22"/>
+          <w:szCs w:val="22"/>
           <w:lang w:eastAsia="es-ES"/>
           <w14:ligatures w14:val="none"/>
         </w:rPr>
@@ -3660,6 +4251,8 @@
           <w:rFonts w:ascii="Arial Narrow" w:eastAsia="Arial Narrow" w:hAnsi="Arial Narrow" w:cs="Arial Narrow"/>
           <w:bCs/>
           <w:kern w:val="0"/>
+          <w:sz w:val="22"/>
+          <w:szCs w:val="22"/>
           <w:lang w:eastAsia="es-PE"/>
           <w14:ligatures w14:val="none"/>
         </w:rPr>
@@ -3669,6 +4262,8 @@
         <w:rPr>
           <w:rFonts w:ascii="Arial Narrow" w:eastAsia="Arial Narrow" w:hAnsi="Arial Narrow" w:cs="Arial Narrow"/>
           <w:kern w:val="0"/>
+          <w:sz w:val="22"/>
+          <w:szCs w:val="22"/>
           <w:lang w:eastAsia="es-PE"/>
           <w14:ligatures w14:val="none"/>
         </w:rPr>
@@ -3679,6 +4274,8 @@
           <w:rFonts w:ascii="Arial Narrow" w:eastAsia="Arial Narrow" w:hAnsi="Arial Narrow" w:cs="Arial Narrow"/>
           <w:kern w:val="0"/>
           <w14:ligatures w14:val="none"/>
+          <w:sz w:val="22"/>
+          <w:szCs w:val="22"/>
         </w:rPr>
         <w:t xml:space="preserve"/>
       </w:r>
@@ -3686,6 +4283,8 @@
         <w:rPr>
           <w:rFonts w:ascii="Arial Narrow" w:eastAsia="Arial Narrow" w:hAnsi="Arial Narrow" w:cs="Arial Narrow"/>
           <w:kern w:val="0"/>
+          <w:sz w:val="22"/>
+          <w:szCs w:val="22"/>
           <w:lang w:eastAsia="es-PE"/>
           <w14:ligatures w14:val="none"/>
         </w:rPr>
@@ -3695,6 +4294,8 @@
         <w:rPr>
           <w:rFonts w:ascii="Arial Narrow" w:eastAsia="Arial Narrow" w:hAnsi="Arial Narrow" w:cs="Arial Narrow"/>
           <w:kern w:val="0"/>
+          <w:sz w:val="22"/>
+          <w:szCs w:val="22"/>
           <w:lang w:eastAsia="es-PE"/>
           <w14:ligatures w14:val="none"/>
         </w:rPr>
@@ -3704,6 +4305,8 @@
         <w:rPr>
           <w:rFonts w:ascii="Arial Narrow" w:eastAsia="Arial Narrow" w:hAnsi="Arial Narrow" w:cs="Arial Narrow"/>
           <w:kern w:val="0"/>
+          <w:sz w:val="22"/>
+          <w:szCs w:val="22"/>
           <w:lang w:eastAsia="es-PE"/>
           <w14:ligatures w14:val="none"/>
         </w:rPr>
@@ -3713,6 +4316,8 @@
         <w:rPr>
           <w:rFonts w:ascii="Arial Narrow" w:eastAsia="Arial Narrow" w:hAnsi="Arial Narrow" w:cs="Arial Narrow"/>
           <w:kern w:val="0"/>
+          <w:sz w:val="22"/>
+          <w:szCs w:val="22"/>
           <w:lang w:eastAsia="es-PE"/>
           <w14:ligatures w14:val="none"/>
         </w:rPr>
@@ -3720,8 +4325,10 @@
       </w:r>
       <w:r>
         <w:rPr>
-          <w:rFonts w:ascii="Arial Narrow" w:eastAsia="Times New Roman" w:hAnsi="Arial Narrow" w:cs="Times New Roman"/>
-          <w:kern w:val="0"/>
+          <w:rFonts w:ascii="Arial Narrow" w:eastAsia="Arial Narrow" w:hAnsi="Arial Narrow" w:cs="Arial Narrow"/>
+          <w:kern w:val="0"/>
+          <w:sz w:val="22"/>
+          <w:szCs w:val="22"/>
           <w:lang w:eastAsia="es-PE"/>
           <w14:ligatures w14:val="none"/>
         </w:rPr>
@@ -3729,9 +4336,11 @@
       </w:r>
       <w:r>
         <w:rPr>
-          <w:rFonts w:ascii="Arial Narrow" w:eastAsia="Times New Roman" w:hAnsi="Arial Narrow" w:cs="Arial"/>
+          <w:rFonts w:ascii="Arial Narrow" w:eastAsia="Arial Narrow" w:hAnsi="Arial Narrow" w:cs="Arial Narrow"/>
           <w:color w:val="000000"/>
           <w:kern w:val="0"/>
+          <w:sz w:val="22"/>
+          <w:szCs w:val="22"/>
           <w:lang w:eastAsia="es-ES"/>
           <w14:ligatures w14:val="none"/>
         </w:rPr>
@@ -3739,9 +4348,11 @@
       </w:r>
       <w:r>
         <w:rPr>
-          <w:rFonts w:ascii="Arial Narrow" w:eastAsia="Times New Roman" w:hAnsi="Arial Narrow" w:cs="Arial"/>
+          <w:rFonts w:ascii="Arial Narrow" w:eastAsia="Arial Narrow" w:hAnsi="Arial Narrow" w:cs="Arial Narrow"/>
           <w:color w:val="000000"/>
           <w:kern w:val="0"/>
+          <w:sz w:val="22"/>
+          <w:szCs w:val="22"/>
           <w:lang w:eastAsia="es-ES"/>
           <w14:ligatures w14:val="none"/>
         </w:rPr>
@@ -3749,9 +4360,11 @@
       </w:r>
       <w:r>
         <w:rPr>
-          <w:rFonts w:ascii="Arial Narrow" w:eastAsia="Times New Roman" w:hAnsi="Arial Narrow" w:cs="Arial"/>
+          <w:rFonts w:ascii="Arial Narrow" w:eastAsia="Arial Narrow" w:hAnsi="Arial Narrow" w:cs="Arial Narrow"/>
           <w:color w:val="000000"/>
           <w:kern w:val="0"/>
+          <w:sz w:val="22"/>
+          <w:szCs w:val="22"/>
           <w:lang w:eastAsia="es-ES"/>
           <w14:ligatures w14:val="none"/>
         </w:rPr>
@@ -3759,9 +4372,11 @@
       </w:r>
       <w:r>
         <w:rPr>
-          <w:rFonts w:ascii="Arial Narrow" w:eastAsia="Times New Roman" w:hAnsi="Arial Narrow" w:cs="Arial"/>
+          <w:rFonts w:ascii="Arial Narrow" w:eastAsia="Arial Narrow" w:hAnsi="Arial Narrow" w:cs="Arial Narrow"/>
           <w:color w:val="000000"/>
           <w:kern w:val="0"/>
+          <w:sz w:val="22"/>
+          <w:szCs w:val="22"/>
           <w:lang w:eastAsia="es-ES"/>
           <w14:ligatures w14:val="none"/>
         </w:rPr>
@@ -3769,9 +4384,11 @@
       </w:r>
       <w:r>
         <w:rPr>
-          <w:rFonts w:ascii="Arial Narrow" w:eastAsia="Times New Roman" w:hAnsi="Arial Narrow" w:cs="Arial"/>
+          <w:rFonts w:ascii="Arial Narrow" w:eastAsia="Arial Narrow" w:hAnsi="Arial Narrow" w:cs="Arial Narrow"/>
           <w:color w:val="000000"/>
           <w:kern w:val="0"/>
+          <w:sz w:val="22"/>
+          <w:szCs w:val="22"/>
           <w:lang w:eastAsia="es-ES"/>
           <w14:ligatures w14:val="none"/>
         </w:rPr>
@@ -3779,8 +4396,10 @@
       </w:r>
       <w:r>
         <w:rPr>
-          <w:rFonts w:ascii="Arial Narrow" w:eastAsia="Times New Roman" w:hAnsi="Arial Narrow" w:cs="Times New Roman"/>
-          <w:kern w:val="0"/>
+          <w:rFonts w:ascii="Arial Narrow" w:eastAsia="Arial Narrow" w:hAnsi="Arial Narrow" w:cs="Arial Narrow"/>
+          <w:kern w:val="0"/>
+          <w:sz w:val="22"/>
+          <w:szCs w:val="22"/>
           <w:lang w:eastAsia="es-PE"/>
           <w14:ligatures w14:val="none"/>
         </w:rPr>
@@ -3794,9 +4413,11 @@
         <w:ind w:left="567"/>
         <w:jc w:val="both"/>
         <w:rPr>
-          <w:rFonts w:ascii="Arial Narrow" w:eastAsia="Times New Roman" w:hAnsi="Arial Narrow" w:cs="Arial"/>
+          <w:rFonts w:ascii="Arial Narrow" w:eastAsia="Arial Narrow" w:hAnsi="Arial Narrow" w:cs="Arial Narrow"/>
           <w:color w:val="000000"/>
           <w:kern w:val="0"/>
+          <w:sz w:val="22"/>
+          <w:szCs w:val="22"/>
           <w:lang w:eastAsia="es-ES"/>
           <w14:ligatures w14:val="none"/>
         </w:rPr>
@@ -3813,9 +4434,11 @@
         <w:ind w:left="567" w:hanging="567"/>
         <w:jc w:val="both"/>
         <w:rPr>
-          <w:rFonts w:ascii="Arial Narrow" w:eastAsia="Times New Roman" w:hAnsi="Arial Narrow" w:cs="Arial"/>
+          <w:rFonts w:ascii="Arial Narrow" w:eastAsia="Arial Narrow" w:hAnsi="Arial Narrow" w:cs="Arial Narrow"/>
           <w:color w:val="000000"/>
           <w:kern w:val="0"/>
+          <w:sz w:val="22"/>
+          <w:szCs w:val="22"/>
           <w:lang w:eastAsia="es-ES"/>
           <w14:ligatures w14:val="none"/>
         </w:rPr>
@@ -3825,6 +4448,8 @@
           <w:rFonts w:ascii="Arial Narrow" w:eastAsia="Arial Narrow" w:hAnsi="Arial Narrow" w:cs="Arial Narrow"/>
           <w:bCs/>
           <w:kern w:val="0"/>
+          <w:sz w:val="22"/>
+          <w:szCs w:val="22"/>
           <w:lang w:eastAsia="es-PE"/>
           <w14:ligatures w14:val="none"/>
         </w:rPr>
@@ -3834,6 +4459,8 @@
         <w:rPr>
           <w:rFonts w:ascii="Arial Narrow" w:eastAsia="Arial Narrow" w:hAnsi="Arial Narrow" w:cs="Arial Narrow"/>
           <w:kern w:val="0"/>
+          <w:sz w:val="22"/>
+          <w:szCs w:val="22"/>
           <w:lang w:eastAsia="es-PE"/>
           <w14:ligatures w14:val="none"/>
         </w:rPr>
@@ -3844,6 +4471,8 @@
           <w:rFonts w:ascii="Arial Narrow" w:eastAsia="Arial Narrow" w:hAnsi="Arial Narrow" w:cs="Arial Narrow"/>
           <w:kern w:val="0"/>
           <w14:ligatures w14:val="none"/>
+          <w:sz w:val="22"/>
+          <w:szCs w:val="22"/>
         </w:rPr>
         <w:t xml:space="preserve"/>
       </w:r>
@@ -3851,6 +4480,8 @@
         <w:rPr>
           <w:rFonts w:ascii="Arial Narrow" w:eastAsia="Arial Narrow" w:hAnsi="Arial Narrow" w:cs="Arial Narrow"/>
           <w:kern w:val="0"/>
+          <w:sz w:val="22"/>
+          <w:szCs w:val="22"/>
           <w:lang w:eastAsia="es-PE"/>
           <w14:ligatures w14:val="none"/>
         </w:rPr>
@@ -3860,6 +4491,8 @@
         <w:rPr>
           <w:rFonts w:ascii="Arial Narrow" w:eastAsia="Arial Narrow" w:hAnsi="Arial Narrow" w:cs="Arial Narrow"/>
           <w:kern w:val="0"/>
+          <w:sz w:val="22"/>
+          <w:szCs w:val="22"/>
           <w:lang w:eastAsia="es-PE"/>
           <w14:ligatures w14:val="none"/>
         </w:rPr>
@@ -3869,6 +4502,8 @@
         <w:rPr>
           <w:rFonts w:ascii="Arial Narrow" w:eastAsia="Arial Narrow" w:hAnsi="Arial Narrow" w:cs="Arial Narrow"/>
           <w:kern w:val="0"/>
+          <w:sz w:val="22"/>
+          <w:szCs w:val="22"/>
           <w:lang w:eastAsia="es-PE"/>
           <w14:ligatures w14:val="none"/>
         </w:rPr>
@@ -3878,6 +4513,8 @@
         <w:rPr>
           <w:rFonts w:ascii="Arial Narrow" w:eastAsia="Arial Narrow" w:hAnsi="Arial Narrow" w:cs="Arial Narrow"/>
           <w:kern w:val="0"/>
+          <w:sz w:val="22"/>
+          <w:szCs w:val="22"/>
           <w:lang w:eastAsia="es-PE"/>
           <w14:ligatures w14:val="none"/>
         </w:rPr>
@@ -3887,6 +4524,8 @@
         <w:rPr>
           <w:rFonts w:ascii="Arial Narrow" w:eastAsia="Arial Narrow" w:hAnsi="Arial Narrow" w:cs="Arial Narrow"/>
           <w:kern w:val="0"/>
+          <w:sz w:val="22"/>
+          <w:szCs w:val="22"/>
           <w:lang w:eastAsia="es-PE"/>
           <w14:ligatures w14:val="none"/>
         </w:rPr>
@@ -3894,8 +4533,10 @@
       </w:r>
       <w:r>
         <w:rPr>
-          <w:rFonts w:ascii="Arial Narrow" w:eastAsia="Times New Roman" w:hAnsi="Arial Narrow" w:cs="Times New Roman"/>
-          <w:kern w:val="0"/>
+          <w:rFonts w:ascii="Arial Narrow" w:eastAsia="Arial Narrow" w:hAnsi="Arial Narrow" w:cs="Arial Narrow"/>
+          <w:kern w:val="0"/>
+          <w:sz w:val="22"/>
+          <w:szCs w:val="22"/>
           <w:lang w:eastAsia="es-PE"/>
           <w14:ligatures w14:val="none"/>
         </w:rPr>
@@ -3903,8 +4544,10 @@
       </w:r>
       <w:r>
         <w:rPr>
-          <w:rFonts w:ascii="Arial Narrow" w:eastAsia="Times New Roman" w:hAnsi="Arial Narrow" w:cs="Times New Roman"/>
-          <w:kern w:val="0"/>
+          <w:rFonts w:ascii="Arial Narrow" w:eastAsia="Arial Narrow" w:hAnsi="Arial Narrow" w:cs="Arial Narrow"/>
+          <w:kern w:val="0"/>
+          <w:sz w:val="22"/>
+          <w:szCs w:val="22"/>
           <w:lang w:eastAsia="es-PE"/>
           <w14:ligatures w14:val="none"/>
         </w:rPr>
@@ -3912,8 +4555,10 @@
       </w:r>
       <w:r>
         <w:rPr>
-          <w:rFonts w:ascii="Arial Narrow" w:eastAsia="Times New Roman" w:hAnsi="Arial Narrow" w:cs="Times New Roman"/>
-          <w:kern w:val="0"/>
+          <w:rFonts w:ascii="Arial Narrow" w:eastAsia="Arial Narrow" w:hAnsi="Arial Narrow" w:cs="Arial Narrow"/>
+          <w:kern w:val="0"/>
+          <w:sz w:val="22"/>
+          <w:szCs w:val="22"/>
           <w:lang w:eastAsia="es-PE"/>
           <w14:ligatures w14:val="none"/>
         </w:rPr>
@@ -3921,8 +4566,10 @@
       </w:r>
       <w:r>
         <w:rPr>
-          <w:rFonts w:ascii="Arial Narrow" w:eastAsia="Times New Roman" w:hAnsi="Arial Narrow" w:cs="Times New Roman"/>
-          <w:kern w:val="0"/>
+          <w:rFonts w:ascii="Arial Narrow" w:eastAsia="Arial Narrow" w:hAnsi="Arial Narrow" w:cs="Arial Narrow"/>
+          <w:kern w:val="0"/>
+          <w:sz w:val="22"/>
+          <w:szCs w:val="22"/>
           <w:lang w:eastAsia="es-PE"/>
           <w14:ligatures w14:val="none"/>
         </w:rPr>
@@ -3930,9 +4577,11 @@
       </w:r>
       <w:r>
         <w:rPr>
-          <w:rFonts w:ascii="Arial Narrow" w:eastAsia="Times New Roman" w:hAnsi="Arial Narrow" w:cs="Arial"/>
+          <w:rFonts w:ascii="Arial Narrow" w:eastAsia="Arial Narrow" w:hAnsi="Arial Narrow" w:cs="Arial Narrow"/>
           <w:color w:val="000000"/>
           <w:kern w:val="0"/>
+          <w:sz w:val="22"/>
+          <w:szCs w:val="22"/>
           <w:lang w:eastAsia="es-ES"/>
           <w14:ligatures w14:val="none"/>
         </w:rPr>
@@ -3943,14 +4592,18 @@
           <w:rFonts w:ascii="Arial Narrow" w:eastAsia="Arial Narrow" w:hAnsi="Arial Narrow" w:cs="Arial Narrow"/>
           <w:kern w:val="0"/>
           <w14:ligatures w14:val="none"/>
+          <w:sz w:val="22"/>
+          <w:szCs w:val="22"/>
         </w:rPr>
         <w:t xml:space="preserve"/>
       </w:r>
       <w:r>
         <w:rPr>
-          <w:rFonts w:ascii="Arial Narrow" w:eastAsia="Times New Roman" w:hAnsi="Arial Narrow" w:cs="Arial"/>
+          <w:rFonts w:ascii="Arial Narrow" w:eastAsia="Arial Narrow" w:hAnsi="Arial Narrow" w:cs="Arial Narrow"/>
           <w:color w:val="000000"/>
           <w:kern w:val="0"/>
+          <w:sz w:val="22"/>
+          <w:szCs w:val="22"/>
           <w:lang w:eastAsia="es-ES"/>
           <w14:ligatures w14:val="none"/>
         </w:rPr>
@@ -3958,8 +4611,10 @@
       </w:r>
       <w:r>
         <w:rPr>
-          <w:rFonts w:ascii="Arial Narrow" w:eastAsia="Times New Roman" w:hAnsi="Arial Narrow" w:cs="Times New Roman"/>
-          <w:kern w:val="0"/>
+          <w:rFonts w:ascii="Arial Narrow" w:eastAsia="Arial Narrow" w:hAnsi="Arial Narrow" w:cs="Arial Narrow"/>
+          <w:kern w:val="0"/>
+          <w:sz w:val="22"/>
+          <w:szCs w:val="22"/>
           <w:lang w:eastAsia="es-PE"/>
           <w14:ligatures w14:val="none"/>
         </w:rPr>
@@ -3967,8 +4622,10 @@
       </w:r>
       <w:r>
         <w:rPr>
-          <w:rFonts w:ascii="Arial Narrow" w:eastAsia="Times New Roman" w:hAnsi="Arial Narrow" w:cs="Times New Roman"/>
-          <w:kern w:val="0"/>
+          <w:rFonts w:ascii="Arial Narrow" w:eastAsia="Arial Narrow" w:hAnsi="Arial Narrow" w:cs="Arial Narrow"/>
+          <w:kern w:val="0"/>
+          <w:sz w:val="22"/>
+          <w:szCs w:val="22"/>
           <w:lang w:eastAsia="es-PE"/>
           <w14:ligatures w14:val="none"/>
         </w:rPr>
@@ -3982,27 +4639,33 @@
         <w:rPr>
           <w:rFonts w:ascii="Arial Narrow" w:eastAsia="Arial Narrow" w:hAnsi="Arial Narrow" w:cs="Arial Narrow"/>
           <w:kern w:val="0"/>
-          <w:lang w:eastAsia="es-PE"/>
-          <w14:ligatures w14:val="none"/>
-        </w:rPr>
-      </w:pPr>
-    </w:p>
-    <w:p>
-      <w:pPr>
-        <w:spacing w:after="0" w:line="240" w:lineRule="auto"/>
-        <w:jc w:val="both"/>
-        <w:rPr>
-          <w:rFonts w:ascii="Arial Narrow" w:eastAsia="Arial Narrow" w:hAnsi="Arial Narrow" w:cs="Arial Narrow"/>
-          <w:kern w:val="0"/>
-          <w:lang w:eastAsia="es-PE"/>
-          <w14:ligatures w14:val="none"/>
-        </w:rPr>
-      </w:pPr>
-      <w:r>
-        <w:rPr>
-          <w:rFonts w:ascii="Arial Narrow" w:eastAsia="Arial Narrow" w:hAnsi="Arial Narrow" w:cs="Arial Narrow"/>
-          <w:b/>
-          <w:kern w:val="0"/>
+          <w:sz w:val="22"/>
+          <w:szCs w:val="22"/>
+          <w:lang w:eastAsia="es-PE"/>
+          <w14:ligatures w14:val="none"/>
+        </w:rPr>
+      </w:pPr>
+    </w:p>
+    <w:p>
+      <w:pPr>
+        <w:spacing w:after="0" w:line="240" w:lineRule="auto"/>
+        <w:jc w:val="both"/>
+        <w:rPr>
+          <w:rFonts w:ascii="Arial Narrow" w:eastAsia="Arial Narrow" w:hAnsi="Arial Narrow" w:cs="Arial Narrow"/>
+          <w:kern w:val="0"/>
+          <w:sz w:val="22"/>
+          <w:szCs w:val="22"/>
+          <w:lang w:eastAsia="es-PE"/>
+          <w14:ligatures w14:val="none"/>
+        </w:rPr>
+      </w:pPr>
+      <w:r>
+        <w:rPr>
+          <w:rFonts w:ascii="Arial Narrow" w:eastAsia="Arial Narrow" w:hAnsi="Arial Narrow" w:cs="Arial Narrow"/>
+          <w:b/>
+          <w:kern w:val="0"/>
+          <w:sz w:val="22"/>
+          <w:szCs w:val="22"/>
           <w:lang w:eastAsia="es-PE"/>
           <w14:ligatures w14:val="none"/>
         </w:rPr>
@@ -4010,8 +4673,10 @@
       </w:r>
       <w:r>
         <w:rPr>
-          <w:rFonts w:ascii="Arial Narrow" w:eastAsia="Times New Roman" w:hAnsi="Arial Narrow" w:cs="Times New Roman"/>
-          <w:kern w:val="0"/>
+          <w:rFonts w:ascii="Arial Narrow" w:eastAsia="Arial Narrow" w:hAnsi="Arial Narrow" w:cs="Arial Narrow"/>
+          <w:kern w:val="0"/>
+          <w:sz w:val="22"/>
+          <w:szCs w:val="22"/>
           <w:lang w:eastAsia="es-PE"/>
           <w14:ligatures w14:val="none"/>
         </w:rPr>
@@ -4022,6 +4687,8 @@
         <w:rPr>
           <w:rFonts w:ascii="Arial Narrow" w:eastAsia="Arial Narrow" w:hAnsi="Arial Narrow" w:cs="Arial Narrow"/>
           <w:kern w:val="0"/>
+          <w:sz w:val="22"/>
+          <w:szCs w:val="22"/>
           <w:lang w:eastAsia="es-PE"/>
           <w14:ligatures w14:val="none"/>
         </w:rPr>
@@ -4031,6 +4698,8 @@
         <w:rPr>
           <w:rFonts w:ascii="Arial Narrow" w:eastAsia="Arial Narrow" w:hAnsi="Arial Narrow" w:cs="Arial Narrow"/>
           <w:kern w:val="0"/>
+          <w:sz w:val="22"/>
+          <w:szCs w:val="22"/>
           <w:lang w:eastAsia="es-PE"/>
           <w14:ligatures w14:val="none"/>
         </w:rPr>
@@ -4040,6 +4709,8 @@
         <w:rPr>
           <w:rFonts w:ascii="Arial Narrow" w:eastAsia="Arial Narrow" w:hAnsi="Arial Narrow" w:cs="Arial Narrow"/>
           <w:kern w:val="0"/>
+          <w:sz w:val="22"/>
+          <w:szCs w:val="22"/>
           <w:lang w:eastAsia="es-PE"/>
           <w14:ligatures w14:val="none"/>
         </w:rPr>
@@ -4049,6 +4720,8 @@
         <w:rPr>
           <w:rFonts w:ascii="Arial Narrow" w:eastAsia="Arial Narrow" w:hAnsi="Arial Narrow" w:cs="Arial Narrow"/>
           <w:kern w:val="0"/>
+          <w:sz w:val="22"/>
+          <w:szCs w:val="22"/>
           <w:lang w:eastAsia="es-PE"/>
           <w14:ligatures w14:val="none"/>
         </w:rPr>
@@ -4058,6 +4731,8 @@
         <w:rPr>
           <w:rFonts w:ascii="Arial Narrow" w:eastAsia="Arial Narrow" w:hAnsi="Arial Narrow" w:cs="Arial Narrow"/>
           <w:kern w:val="0"/>
+          <w:sz w:val="22"/>
+          <w:szCs w:val="22"/>
           <w:lang w:eastAsia="es-PE"/>
           <w14:ligatures w14:val="none"/>
         </w:rPr>
@@ -4071,28 +4746,34 @@
         <w:rPr>
           <w:rFonts w:ascii="Arial Narrow" w:eastAsia="Arial Narrow" w:hAnsi="Arial Narrow" w:cs="Arial Narrow"/>
           <w:kern w:val="0"/>
-          <w:lang w:eastAsia="es-PE"/>
-          <w14:ligatures w14:val="none"/>
-        </w:rPr>
-      </w:pPr>
-    </w:p>
-    <w:p>
-      <w:pPr>
-        <w:spacing w:after="0" w:line="240" w:lineRule="auto"/>
-        <w:jc w:val="both"/>
-        <w:rPr>
-          <w:rFonts w:ascii="Arial Narrow" w:eastAsia="Times New Roman" w:hAnsi="Arial Narrow" w:cs="Times New Roman"/>
-          <w:kern w:val="0"/>
-          <w:lang w:eastAsia="es-PE"/>
-          <w14:ligatures w14:val="none"/>
-        </w:rPr>
-      </w:pPr>
-      <w:r>
-        <w:rPr>
-          <w:rFonts w:ascii="Arial Narrow" w:eastAsia="Times New Roman" w:hAnsi="Arial Narrow" w:cs="Times New Roman"/>
+          <w:sz w:val="22"/>
+          <w:szCs w:val="22"/>
+          <w:lang w:eastAsia="es-PE"/>
+          <w14:ligatures w14:val="none"/>
+        </w:rPr>
+      </w:pPr>
+    </w:p>
+    <w:p>
+      <w:pPr>
+        <w:spacing w:after="0" w:line="240" w:lineRule="auto"/>
+        <w:jc w:val="both"/>
+        <w:rPr>
+          <w:rFonts w:ascii="Arial Narrow" w:eastAsia="Arial Narrow" w:hAnsi="Arial Narrow" w:cs="Arial Narrow"/>
+          <w:kern w:val="0"/>
+          <w:sz w:val="22"/>
+          <w:szCs w:val="22"/>
+          <w:lang w:eastAsia="es-PE"/>
+          <w14:ligatures w14:val="none"/>
+        </w:rPr>
+      </w:pPr>
+      <w:r>
+        <w:rPr>
+          <w:rFonts w:ascii="Arial Narrow" w:eastAsia="Arial Narrow" w:hAnsi="Arial Narrow" w:cs="Arial Narrow"/>
           <w:b/>
           <w:bCs/>
           <w:kern w:val="0"/>
+          <w:sz w:val="22"/>
+          <w:szCs w:val="22"/>
           <w:lang w:eastAsia="es-PE"/>
           <w14:ligatures w14:val="none"/>
         </w:rPr>
@@ -4100,8 +4781,10 @@
       </w:r>
       <w:r>
         <w:rPr>
-          <w:rFonts w:ascii="Arial Narrow" w:eastAsia="Times New Roman" w:hAnsi="Arial Narrow" w:cs="Times New Roman"/>
-          <w:kern w:val="0"/>
+          <w:rFonts w:ascii="Arial Narrow" w:eastAsia="Arial Narrow" w:hAnsi="Arial Narrow" w:cs="Arial Narrow"/>
+          <w:kern w:val="0"/>
+          <w:sz w:val="22"/>
+          <w:szCs w:val="22"/>
           <w:lang w:eastAsia="es-PE"/>
           <w14:ligatures w14:val="none"/>
         </w:rPr>
@@ -4109,8 +4792,10 @@
       </w:r>
       <w:r>
         <w:rPr>
-          <w:rFonts w:ascii="Arial Narrow" w:eastAsia="Times New Roman" w:hAnsi="Arial Narrow" w:cs="Times New Roman"/>
-          <w:kern w:val="0"/>
+          <w:rFonts w:ascii="Arial Narrow" w:eastAsia="Arial Narrow" w:hAnsi="Arial Narrow" w:cs="Arial Narrow"/>
+          <w:kern w:val="0"/>
+          <w:sz w:val="22"/>
+          <w:szCs w:val="22"/>
           <w:lang w:eastAsia="es-PE"/>
           <w14:ligatures w14:val="none"/>
         </w:rPr>
@@ -4118,8 +4803,10 @@
       </w:r>
       <w:r>
         <w:rPr>
-          <w:rFonts w:ascii="Arial Narrow" w:eastAsia="Times New Roman" w:hAnsi="Arial Narrow" w:cs="Times New Roman"/>
-          <w:kern w:val="0"/>
+          <w:rFonts w:ascii="Arial Narrow" w:eastAsia="Arial Narrow" w:hAnsi="Arial Narrow" w:cs="Arial Narrow"/>
+          <w:kern w:val="0"/>
+          <w:sz w:val="22"/>
+          <w:szCs w:val="22"/>
           <w:lang w:eastAsia="es-PE"/>
           <w14:ligatures w14:val="none"/>
         </w:rPr>
@@ -4130,6 +4817,8 @@
           <w:rFonts w:ascii="Arial Narrow" w:eastAsia="Arial Narrow" w:hAnsi="Arial Narrow" w:cs="Arial Narrow"/>
           <w:bCs/>
           <w:kern w:val="0"/>
+          <w:sz w:val="22"/>
+          <w:szCs w:val="22"/>
           <w:lang w:eastAsia="es-PE"/>
           <w14:ligatures w14:val="none"/>
         </w:rPr>
@@ -4137,8 +4826,10 @@
       </w:r>
       <w:r>
         <w:rPr>
-          <w:rFonts w:ascii="Arial Narrow" w:eastAsia="Times New Roman" w:hAnsi="Arial Narrow" w:cs="Times New Roman"/>
-          <w:kern w:val="0"/>
+          <w:rFonts w:ascii="Arial Narrow" w:eastAsia="Arial Narrow" w:hAnsi="Arial Narrow" w:cs="Arial Narrow"/>
+          <w:kern w:val="0"/>
+          <w:sz w:val="22"/>
+          <w:szCs w:val="22"/>
           <w:lang w:eastAsia="es-PE"/>
           <w14:ligatures w14:val="none"/>
         </w:rPr>
@@ -4154,8 +4845,10 @@
         <w:spacing w:after="0" w:line="240" w:lineRule="auto"/>
         <w:jc w:val="both"/>
         <w:rPr>
-          <w:rFonts w:ascii="Arial Narrow" w:eastAsia="Times New Roman" w:hAnsi="Arial Narrow" w:cs="Times New Roman"/>
-          <w:kern w:val="0"/>
+          <w:rFonts w:ascii="Arial Narrow" w:eastAsia="Arial Narrow" w:hAnsi="Arial Narrow" w:cs="Arial Narrow"/>
+          <w:kern w:val="0"/>
+          <w:sz w:val="22"/>
+          <w:szCs w:val="22"/>
           <w:lang w:eastAsia="es-PE"/>
           <w14:ligatures w14:val="none"/>
         </w:rPr>
@@ -4174,14 +4867,18 @@
         <w:rPr>
           <w:rFonts w:ascii="Arial Narrow" w:eastAsia="Arial Narrow" w:hAnsi="Arial Narrow" w:cs="Arial Narrow"/>
           <w:kern w:val="0"/>
-          <w:lang w:eastAsia="es-PE"/>
-          <w14:ligatures w14:val="none"/>
-        </w:rPr>
-      </w:pPr>
-      <w:r>
-        <w:rPr>
-          <w:rFonts w:ascii="Arial Narrow" w:eastAsia="Arial Narrow" w:hAnsi="Arial Narrow" w:cs="Arial Narrow"/>
-          <w:kern w:val="0"/>
+          <w:sz w:val="22"/>
+          <w:szCs w:val="22"/>
+          <w:lang w:eastAsia="es-PE"/>
+          <w14:ligatures w14:val="none"/>
+        </w:rPr>
+      </w:pPr>
+      <w:r>
+        <w:rPr>
+          <w:rFonts w:ascii="Arial Narrow" w:eastAsia="Arial Narrow" w:hAnsi="Arial Narrow" w:cs="Arial Narrow"/>
+          <w:kern w:val="0"/>
+          <w:sz w:val="22"/>
+          <w:szCs w:val="22"/>
           <w:lang w:eastAsia="es-PE"/>
           <w14:ligatures w14:val="none"/>
         </w:rPr>
@@ -4197,6 +4894,8 @@
         <w:rPr>
           <w:rFonts w:ascii="Arial Narrow" w:eastAsia="Arial Narrow" w:hAnsi="Arial Narrow" w:cs="Arial Narrow"/>
           <w:kern w:val="0"/>
+          <w:sz w:val="22"/>
+          <w:szCs w:val="22"/>
           <w:lang w:eastAsia="es-PE"/>
           <w14:ligatures w14:val="none"/>
         </w:rPr>
@@ -4215,14 +4914,18 @@
         <w:rPr>
           <w:rFonts w:ascii="Arial Narrow" w:eastAsia="Arial Narrow" w:hAnsi="Arial Narrow" w:cs="Arial Narrow"/>
           <w:kern w:val="0"/>
-          <w:lang w:eastAsia="es-PE"/>
-          <w14:ligatures w14:val="none"/>
-        </w:rPr>
-      </w:pPr>
-      <w:r>
-        <w:rPr>
-          <w:rFonts w:ascii="Arial Narrow" w:eastAsia="Arial Narrow" w:hAnsi="Arial Narrow" w:cs="Arial Narrow"/>
-          <w:kern w:val="0"/>
+          <w:sz w:val="22"/>
+          <w:szCs w:val="22"/>
+          <w:lang w:eastAsia="es-PE"/>
+          <w14:ligatures w14:val="none"/>
+        </w:rPr>
+      </w:pPr>
+      <w:r>
+        <w:rPr>
+          <w:rFonts w:ascii="Arial Narrow" w:eastAsia="Arial Narrow" w:hAnsi="Arial Narrow" w:cs="Arial Narrow"/>
+          <w:kern w:val="0"/>
+          <w:sz w:val="22"/>
+          <w:szCs w:val="22"/>
           <w:lang w:eastAsia="es-PE"/>
           <w14:ligatures w14:val="none"/>
         </w:rPr>
@@ -4239,6 +4942,8 @@
         <w:rPr>
           <w:rFonts w:ascii="Arial Narrow" w:eastAsia="Arial Narrow" w:hAnsi="Arial Narrow" w:cs="Arial Narrow"/>
           <w:kern w:val="0"/>
+          <w:sz w:val="22"/>
+          <w:szCs w:val="22"/>
           <w:lang w:eastAsia="es-PE"/>
           <w14:ligatures w14:val="none"/>
         </w:rPr>
@@ -4257,14 +4962,18 @@
         <w:rPr>
           <w:rFonts w:ascii="Arial Narrow" w:eastAsia="Arial Narrow" w:hAnsi="Arial Narrow" w:cs="Arial Narrow"/>
           <w:kern w:val="0"/>
-          <w:lang w:eastAsia="es-PE"/>
-          <w14:ligatures w14:val="none"/>
-        </w:rPr>
-      </w:pPr>
-      <w:r>
-        <w:rPr>
-          <w:rFonts w:ascii="Arial Narrow" w:eastAsia="Arial Narrow" w:hAnsi="Arial Narrow" w:cs="Arial Narrow"/>
-          <w:kern w:val="0"/>
+          <w:sz w:val="22"/>
+          <w:szCs w:val="22"/>
+          <w:lang w:eastAsia="es-PE"/>
+          <w14:ligatures w14:val="none"/>
+        </w:rPr>
+      </w:pPr>
+      <w:r>
+        <w:rPr>
+          <w:rFonts w:ascii="Arial Narrow" w:eastAsia="Arial Narrow" w:hAnsi="Arial Narrow" w:cs="Arial Narrow"/>
+          <w:kern w:val="0"/>
+          <w:sz w:val="22"/>
+          <w:szCs w:val="22"/>
           <w:lang w:eastAsia="es-PE"/>
           <w14:ligatures w14:val="none"/>
         </w:rPr>
@@ -4280,6 +4989,8 @@
         <w:rPr>
           <w:rFonts w:ascii="Arial Narrow" w:eastAsia="Arial Narrow" w:hAnsi="Arial Narrow" w:cs="Arial Narrow"/>
           <w:kern w:val="0"/>
+          <w:sz w:val="22"/>
+          <w:szCs w:val="22"/>
           <w:lang w:eastAsia="es-PE"/>
           <w14:ligatures w14:val="none"/>
         </w:rPr>
@@ -4298,14 +5009,18 @@
         <w:rPr>
           <w:rFonts w:ascii="Arial Narrow" w:eastAsia="Arial Narrow" w:hAnsi="Arial Narrow" w:cs="Arial Narrow"/>
           <w:kern w:val="0"/>
-          <w:lang w:eastAsia="es-PE"/>
-          <w14:ligatures w14:val="none"/>
-        </w:rPr>
-      </w:pPr>
-      <w:r>
-        <w:rPr>
-          <w:rFonts w:ascii="Arial Narrow" w:eastAsia="Arial Narrow" w:hAnsi="Arial Narrow" w:cs="Arial Narrow"/>
-          <w:kern w:val="0"/>
+          <w:sz w:val="22"/>
+          <w:szCs w:val="22"/>
+          <w:lang w:eastAsia="es-PE"/>
+          <w14:ligatures w14:val="none"/>
+        </w:rPr>
+      </w:pPr>
+      <w:r>
+        <w:rPr>
+          <w:rFonts w:ascii="Arial Narrow" w:eastAsia="Arial Narrow" w:hAnsi="Arial Narrow" w:cs="Arial Narrow"/>
+          <w:kern w:val="0"/>
+          <w:sz w:val="22"/>
+          <w:szCs w:val="22"/>
           <w:lang w:eastAsia="es-PE"/>
           <w14:ligatures w14:val="none"/>
         </w:rPr>
@@ -4322,6 +5037,8 @@
         <w:rPr>
           <w:rFonts w:ascii="Arial Narrow" w:eastAsia="Arial Narrow" w:hAnsi="Arial Narrow" w:cs="Arial Narrow"/>
           <w:kern w:val="0"/>
+          <w:sz w:val="22"/>
+          <w:szCs w:val="22"/>
           <w:lang w:eastAsia="es-PE"/>
           <w14:ligatures w14:val="none"/>
         </w:rPr>
@@ -4340,14 +5057,18 @@
         <w:rPr>
           <w:rFonts w:ascii="Arial Narrow" w:eastAsia="Arial Narrow" w:hAnsi="Arial Narrow" w:cs="Arial Narrow"/>
           <w:kern w:val="0"/>
-          <w:lang w:eastAsia="es-PE"/>
-          <w14:ligatures w14:val="none"/>
-        </w:rPr>
-      </w:pPr>
-      <w:r>
-        <w:rPr>
-          <w:rFonts w:ascii="Arial Narrow" w:eastAsia="Calibri" w:hAnsi="Arial Narrow" w:cs="Arial"/>
-          <w:kern w:val="0"/>
+          <w:sz w:val="22"/>
+          <w:szCs w:val="22"/>
+          <w:lang w:eastAsia="es-PE"/>
+          <w14:ligatures w14:val="none"/>
+        </w:rPr>
+      </w:pPr>
+      <w:r>
+        <w:rPr>
+          <w:rFonts w:ascii="Arial Narrow" w:eastAsia="Arial Narrow" w:hAnsi="Arial Narrow" w:cs="Arial Narrow"/>
+          <w:kern w:val="0"/>
+          <w:sz w:val="22"/>
+          <w:szCs w:val="22"/>
           <w:lang w:eastAsia="es-PE"/>
           <w14:ligatures w14:val="none"/>
         </w:rPr>
@@ -4356,8 +5077,10 @@
       <w:r>
         <w:rPr>
           <w:rStyle w:val="Refdenotaalpie"/>
-          <w:rFonts w:ascii="Arial Narrow" w:eastAsia="Calibri" w:hAnsi="Arial Narrow" w:cs="Arial"/>
-          <w:kern w:val="0"/>
+          <w:rFonts w:ascii="Arial Narrow" w:eastAsia="Arial Narrow" w:hAnsi="Arial Narrow" w:cs="Arial Narrow"/>
+          <w:kern w:val="0"/>
+          <w:sz w:val="22"/>
+          <w:szCs w:val="22"/>
           <w:vertAlign w:val="superscript"/>
           <w:lang w:eastAsia="es-PE"/>
           <w14:ligatures w14:val="none"/>
@@ -4366,8 +5089,10 @@
       </w:r>
       <w:r>
         <w:rPr>
-          <w:rFonts w:ascii="Arial Narrow" w:eastAsia="Calibri" w:hAnsi="Arial Narrow" w:cs="Arial"/>
-          <w:kern w:val="0"/>
+          <w:rFonts w:ascii="Arial Narrow" w:eastAsia="Arial Narrow" w:hAnsi="Arial Narrow" w:cs="Arial Narrow"/>
+          <w:kern w:val="0"/>
+          <w:sz w:val="22"/>
+          <w:szCs w:val="22"/>
           <w:lang w:eastAsia="es-PE"/>
           <w14:ligatures w14:val="none"/>
         </w:rPr>
@@ -4375,9 +5100,11 @@
       </w:r>
       <w:r>
         <w:rPr>
-          <w:rFonts w:ascii="Arial Narrow" w:eastAsia="Calibri" w:hAnsi="Arial Narrow" w:cs="Arial"/>
+          <w:rFonts w:ascii="Arial Narrow" w:eastAsia="Arial Narrow" w:hAnsi="Arial Narrow" w:cs="Arial Narrow"/>
           <w:spacing w:val="-2"/>
           <w:kern w:val="0"/>
+          <w:sz w:val="22"/>
+          <w:szCs w:val="22"/>
           <w:lang w:eastAsia="es-PE"/>
           <w14:ligatures w14:val="none"/>
         </w:rPr>
@@ -4386,9 +5113,11 @@
       <w:r>
         <w:rPr>
           <w:rStyle w:val="Refdenotaalpie"/>
-          <w:rFonts w:ascii="Arial Narrow" w:eastAsia="Times New Roman" w:hAnsi="Arial Narrow" w:cs="Arial"/>
+          <w:rFonts w:ascii="Arial Narrow" w:eastAsia="Arial Narrow" w:hAnsi="Arial Narrow" w:cs="Arial Narrow"/>
           <w:spacing w:val="-2"/>
           <w:kern w:val="0"/>
+          <w:sz w:val="22"/>
+          <w:szCs w:val="22"/>
           <w:vertAlign w:val="superscript"/>
           <w:lang w:eastAsia="es-PE"/>
           <w14:ligatures w14:val="none"/>
@@ -4397,9 +5126,11 @@
       </w:r>
       <w:r>
         <w:rPr>
-          <w:rFonts w:ascii="Arial Narrow" w:eastAsia="Calibri" w:hAnsi="Arial Narrow" w:cs="Arial"/>
+          <w:rFonts w:ascii="Arial Narrow" w:eastAsia="Arial Narrow" w:hAnsi="Arial Narrow" w:cs="Arial Narrow"/>
           <w:spacing w:val="-2"/>
           <w:kern w:val="0"/>
+          <w:sz w:val="22"/>
+          <w:szCs w:val="22"/>
           <w:lang w:eastAsia="es-PE"/>
           <w14:ligatures w14:val="none"/>
         </w:rPr>
@@ -4416,37 +5147,41 @@
         <w:rPr>
           <w:rFonts w:ascii="Arial Narrow" w:eastAsia="Arial Narrow" w:hAnsi="Arial Narrow" w:cs="Arial Narrow"/>
           <w:kern w:val="0"/>
-          <w:lang w:eastAsia="es-PE"/>
-          <w14:ligatures w14:val="none"/>
-        </w:rPr>
-      </w:pPr>
-    </w:p>
-    <w:p>
-      <w:pPr>
-        <w:spacing w:after="0" w:line="240" w:lineRule="auto"/>
-        <w:jc w:val="both"/>
-        <w:rPr>
-          <w:rFonts w:ascii="Arial Narrow" w:eastAsia="Times New Roman" w:hAnsi="Arial Narrow" w:cs="Arial"/>
-          <w:kern w:val="0"/>
+          <w:sz w:val="22"/>
+          <w:szCs w:val="22"/>
+          <w:lang w:eastAsia="es-PE"/>
+          <w14:ligatures w14:val="none"/>
+        </w:rPr>
+      </w:pPr>
+    </w:p>
+    <w:p>
+      <w:pPr>
+        <w:spacing w:after="0" w:line="240" w:lineRule="auto"/>
+        <w:jc w:val="both"/>
+        <w:rPr>
+          <w:rFonts w:ascii="Arial Narrow" w:eastAsia="Arial Narrow" w:hAnsi="Arial Narrow" w:cs="Arial Narrow"/>
+          <w:kern w:val="0"/>
+          <w:sz w:val="22"/>
+          <w:szCs w:val="22"/>
           <w:lang w:val="es-ES" w:eastAsia="es-ES"/>
           <w14:ligatures w14:val="none"/>
         </w:rPr>
       </w:pPr>
       <w:r>
         <w:rPr>
-          <w:rFonts w:ascii="Arial Narrow" w:hAnsi="Arial Narrow" w:cs="Arial Narrow"/>
+          <w:rFonts w:ascii="Arial Narrow" w:eastAsia="Arial Narrow" w:hAnsi="Arial Narrow" w:cs="Arial Narrow"/>
           <w:b w:val="1"/>
           <w:bCs w:val="1"/>
-          <w:sz w:val="20"/>
-          <w:szCs w:val="20"/>
+          <w:sz w:val="22"/>
+          <w:szCs w:val="22"/>
         </w:rPr>
         <w:t xml:space="preserve">QUINTO: </w:t>
       </w:r>
       <w:r>
         <w:rPr>
-          <w:rFonts w:ascii="Arial Narrow" w:hAnsi="Arial Narrow" w:cs="Arial Narrow"/>
-          <w:sz w:val="20"/>
-          <w:szCs w:val="20"/>
+          <w:rFonts w:ascii="Arial Narrow" w:eastAsia="Arial Narrow" w:hAnsi="Arial Narrow" w:cs="Arial Narrow"/>
+          <w:sz w:val="22"/>
+          <w:szCs w:val="22"/>
         </w:rPr>
         <w:t xml:space="preserve">correr traslado de la presente resolución a Banco de Crédito del Perú S.A. para que, de conformidad con lo dispuesto por el artículo 26 de la Ley sobre Facultades, Normas y Organización del Indecopi, aprobada por Decreto Legislativo 807</w:t>
       </w:r>
@@ -4455,6 +5190,8 @@
           <w:rStyle w:val="Refdenotaalpie"/>
           <w:rFonts w:ascii="Arial Narrow" w:eastAsia="Arial Narrow" w:hAnsi="Arial Narrow" w:cs="Arial Narrow"/>
           <w:kern w:val="0"/>
+          <w:sz w:val="22"/>
+          <w:szCs w:val="22"/>
           <w:vertAlign w:val="superscript"/>
           <w:lang w:val="es-ES" w:eastAsia="es-PE"/>
           <w14:ligatures w14:val="none"/>
@@ -4463,9 +5200,9 @@
       </w:r>
       <w:r>
         <w:rPr>
-          <w:rFonts w:ascii="Arial Narrow" w:hAnsi="Arial Narrow" w:cs="Arial Narrow"/>
-          <w:sz w:val="20"/>
-          <w:szCs w:val="20"/>
+          <w:rFonts w:ascii="Arial Narrow" w:eastAsia="Arial Narrow" w:hAnsi="Arial Narrow" w:cs="Arial Narrow"/>
+          <w:sz w:val="22"/>
+          <w:szCs w:val="22"/>
         </w:rPr>
         <w:t xml:space="preserve">, presente sus descargos sobre la imputación de cargos realizada en un plazo no mayor a cinco (5) días hábiles contado a partir del día siguiente de la notificación de la presente resolución, vencido el cual, el Secretario Técnico declarará en rebeldía al denunciado que no lo hubiera presentado. Debe precisarse que de conformidad con lo establecido por el artículo 223 del Texto Único Ordenado de la Ley 27444, Ley del Procedimiento Administrativo General</w:t>
       </w:r>
@@ -4474,6 +5211,8 @@
           <w:rStyle w:val="Refdenotaalpie"/>
           <w:rFonts w:ascii="Arial Narrow" w:eastAsia="Arial Narrow" w:hAnsi="Arial Narrow" w:cs="Arial Narrow"/>
           <w:kern w:val="0"/>
+          <w:sz w:val="22"/>
+          <w:szCs w:val="22"/>
           <w:vertAlign w:val="superscript"/>
           <w:lang w:val="es-ES" w:eastAsia="es-PE"/>
           <w14:ligatures w14:val="none"/>
@@ -4482,9 +5221,9 @@
       </w:r>
       <w:r>
         <w:rPr>
-          <w:rFonts w:ascii="Arial Narrow" w:hAnsi="Arial Narrow" w:cs="Arial Narrow"/>
-          <w:sz w:val="20"/>
-          <w:szCs w:val="20"/>
+          <w:rFonts w:ascii="Arial Narrow" w:eastAsia="Arial Narrow" w:hAnsi="Arial Narrow" w:cs="Arial Narrow"/>
+          <w:sz w:val="22"/>
+          <w:szCs w:val="22"/>
         </w:rPr>
         <w:t xml:space="preserve">, las alegaciones y los hechos relevantes de la reclamación, salvo que hayan sido específicamente negadas en la contestación, se tendrán por aceptadas o merituadas como ciertas.</w:t>
       </w:r>
@@ -4494,11 +5233,13 @@
         <w:spacing w:after="0" w:line="240" w:lineRule="auto"/>
         <w:jc w:val="both"/>
         <w:rPr>
-          <w:rFonts w:ascii="Arial Narrow" w:eastAsia="Times New Roman" w:hAnsi="Arial Narrow" w:cs="Arial"/>
+          <w:rFonts w:ascii="Arial Narrow" w:eastAsia="Arial Narrow" w:hAnsi="Arial Narrow" w:cs="Arial Narrow"/>
           <w:b/>
           <w:bCs/>
           <w:spacing w:val="-2"/>
           <w:kern w:val="0"/>
+          <w:sz w:val="22"/>
+          <w:szCs w:val="22"/>
           <w:lang w:eastAsia="es-ES"/>
           <w14:ligatures w14:val="none"/>
         </w:rPr>
@@ -4512,17 +5253,21 @@
         <w:rPr>
           <w:rFonts w:ascii="Arial Narrow" w:eastAsia="Arial Narrow" w:hAnsi="Arial Narrow" w:cs="Arial Narrow"/>
           <w:kern w:val="0"/>
-          <w:lang w:eastAsia="es-PE"/>
-          <w14:ligatures w14:val="none"/>
-        </w:rPr>
-      </w:pPr>
-      <w:r>
-        <w:rPr>
-          <w:rFonts w:ascii="Arial Narrow" w:eastAsia="Times New Roman" w:hAnsi="Arial Narrow" w:cs="Arial"/>
+          <w:sz w:val="22"/>
+          <w:szCs w:val="22"/>
+          <w:lang w:eastAsia="es-PE"/>
+          <w14:ligatures w14:val="none"/>
+        </w:rPr>
+      </w:pPr>
+      <w:r>
+        <w:rPr>
+          <w:rFonts w:ascii="Arial Narrow" w:eastAsia="Arial Narrow" w:hAnsi="Arial Narrow" w:cs="Arial Narrow"/>
           <w:b/>
           <w:bCs/>
           <w:spacing w:val="-2"/>
           <w:kern w:val="0"/>
+          <w:sz w:val="22"/>
+          <w:szCs w:val="22"/>
           <w:lang w:eastAsia="es-ES"/>
           <w14:ligatures w14:val="none"/>
         </w:rPr>
@@ -4530,9 +5275,11 @@
       </w:r>
       <w:r>
         <w:rPr>
-          <w:rFonts w:ascii="Arial Narrow" w:eastAsia="Times New Roman" w:hAnsi="Arial Narrow" w:cs="Arial"/>
+          <w:rFonts w:ascii="Arial Narrow" w:eastAsia="Arial Narrow" w:hAnsi="Arial Narrow" w:cs="Arial Narrow"/>
           <w:bCs/>
           <w:kern w:val="0"/>
+          <w:sz w:val="22"/>
+          <w:szCs w:val="22"/>
           <w:lang w:val="es-ES" w:eastAsia="es-ES"/>
           <w14:ligatures w14:val="none"/>
         </w:rPr>
@@ -4540,10 +5287,12 @@
       </w:r>
       <w:r>
         <w:rPr>
-          <w:rFonts w:ascii="Arial Narrow" w:eastAsia="Times New Roman" w:hAnsi="Arial Narrow" w:cs="Arial"/>
+          <w:rFonts w:ascii="Arial Narrow" w:eastAsia="Arial Narrow" w:hAnsi="Arial Narrow" w:cs="Arial Narrow"/>
           <w:b/>
           <w:bCs/>
           <w:kern w:val="0"/>
+          <w:sz w:val="22"/>
+          <w:szCs w:val="22"/>
           <w:lang w:val="es-ES" w:eastAsia="es-ES"/>
           <w14:ligatures w14:val="none"/>
         </w:rPr>
@@ -4551,8 +5300,10 @@
       </w:r>
       <w:r>
         <w:rPr>
-          <w:rFonts w:ascii="Arial Narrow" w:eastAsia="Times New Roman" w:hAnsi="Arial Narrow" w:cs="Arial"/>
-          <w:kern w:val="0"/>
+          <w:rFonts w:ascii="Arial Narrow" w:eastAsia="Arial Narrow" w:hAnsi="Arial Narrow" w:cs="Arial Narrow"/>
+          <w:kern w:val="0"/>
+          <w:sz w:val="22"/>
+          <w:szCs w:val="22"/>
           <w:lang w:val="es-ES" w:eastAsia="es-ES"/>
           <w14:ligatures w14:val="none"/>
         </w:rPr>
@@ -4560,8 +5311,10 @@
       </w:r>
       <w:r>
         <w:rPr>
-          <w:rFonts w:ascii="Arial Narrow" w:eastAsia="Times New Roman" w:hAnsi="Arial Narrow" w:cs="Arial"/>
-          <w:kern w:val="0"/>
+          <w:rFonts w:ascii="Arial Narrow" w:eastAsia="Arial Narrow" w:hAnsi="Arial Narrow" w:cs="Arial Narrow"/>
+          <w:kern w:val="0"/>
+          <w:sz w:val="22"/>
+          <w:szCs w:val="22"/>
           <w:lang w:val="es-ES" w:eastAsia="es-ES"/>
           <w14:ligatures w14:val="none"/>
         </w:rPr>
@@ -4572,6 +5325,8 @@
           <w:rFonts w:ascii="Arial Narrow" w:eastAsia="Arial Narrow" w:hAnsi="Arial Narrow" w:cs="Arial Narrow"/>
           <w:bCs/>
           <w:kern w:val="0"/>
+          <w:sz w:val="22"/>
+          <w:szCs w:val="22"/>
           <w:lang w:eastAsia="es-PE"/>
           <w14:ligatures w14:val="none"/>
         </w:rPr>
@@ -4582,6 +5337,8 @@
           <w:rFonts w:ascii="Arial Narrow" w:eastAsia="Arial Narrow" w:hAnsi="Arial Narrow" w:cs="Arial Narrow"/>
           <w:bCs/>
           <w:kern w:val="0"/>
+          <w:sz w:val="22"/>
+          <w:szCs w:val="22"/>
           <w:lang w:eastAsia="es-PE"/>
           <w14:ligatures w14:val="none"/>
         </w:rPr>
@@ -4589,8 +5346,10 @@
       </w:r>
       <w:r>
         <w:rPr>
-          <w:rFonts w:ascii="Arial Narrow" w:eastAsia="Times New Roman" w:hAnsi="Arial Narrow" w:cs="Arial"/>
-          <w:kern w:val="0"/>
+          <w:rFonts w:ascii="Arial Narrow" w:eastAsia="Arial Narrow" w:hAnsi="Arial Narrow" w:cs="Arial Narrow"/>
+          <w:kern w:val="0"/>
+          <w:sz w:val="22"/>
+          <w:szCs w:val="22"/>
           <w:lang w:val="es-ES" w:eastAsia="es-ES"/>
           <w14:ligatures w14:val="none"/>
         </w:rPr>
@@ -4599,8 +5358,10 @@
       <w:bookmarkStart w:id="7" w:name="_Hlk175325665"/>
       <w:r>
         <w:rPr>
-          <w:rFonts w:ascii="Arial Narrow" w:eastAsia="Times New Roman" w:hAnsi="Arial Narrow" w:cs="Arial"/>
-          <w:kern w:val="0"/>
+          <w:rFonts w:ascii="Arial Narrow" w:eastAsia="Arial Narrow" w:hAnsi="Arial Narrow" w:cs="Arial Narrow"/>
+          <w:kern w:val="0"/>
+          <w:sz w:val="22"/>
+          <w:szCs w:val="22"/>
           <w:lang w:val="es-ES" w:eastAsia="es-ES"/>
           <w14:ligatures w14:val="none"/>
         </w:rPr>
@@ -4609,8 +5370,10 @@
       <w:bookmarkEnd w:id="7"/>
       <w:r>
         <w:rPr>
-          <w:rFonts w:ascii="Arial Narrow" w:eastAsia="Times New Roman" w:hAnsi="Arial Narrow" w:cs="Times New Roman"/>
-          <w:kern w:val="0"/>
+          <w:rFonts w:ascii="Arial Narrow" w:eastAsia="Arial Narrow" w:hAnsi="Arial Narrow" w:cs="Arial Narrow"/>
+          <w:kern w:val="0"/>
+          <w:sz w:val="22"/>
+          <w:szCs w:val="22"/>
           <w:lang w:val="es-ES" w:eastAsia="es-PE"/>
           <w14:ligatures w14:val="none"/>
         </w:rPr>
@@ -4618,8 +5381,10 @@
       </w:r>
       <w:r>
         <w:rPr>
-          <w:rFonts w:ascii="Arial Narrow" w:eastAsia="Times New Roman" w:hAnsi="Arial Narrow" w:cs="Times New Roman"/>
-          <w:kern w:val="0"/>
+          <w:rFonts w:ascii="Arial Narrow" w:eastAsia="Arial Narrow" w:hAnsi="Arial Narrow" w:cs="Arial Narrow"/>
+          <w:kern w:val="0"/>
+          <w:sz w:val="22"/>
+          <w:szCs w:val="22"/>
           <w:lang w:val="es-ES" w:eastAsia="es-PE"/>
           <w14:ligatures w14:val="none"/>
         </w:rPr>
@@ -4634,6 +5399,8 @@
         <w:rPr>
           <w:rFonts w:ascii="Arial Narrow" w:eastAsia="Arial Narrow" w:hAnsi="Arial Narrow" w:cs="Arial Narrow"/>
           <w:kern w:val="0"/>
+          <w:sz w:val="22"/>
+          <w:szCs w:val="22"/>
           <w:lang w:eastAsia="es-PE"/>
           <w14:ligatures w14:val="none"/>
         </w:rPr>
@@ -4653,6 +5420,8 @@
         <w:rPr>
           <w:rFonts w:ascii="Arial Narrow" w:eastAsia="Arial Narrow" w:hAnsi="Arial Narrow" w:cs="Arial Narrow"/>
           <w:kern w:val="0"/>
+          <w:sz w:val="22"/>
+          <w:szCs w:val="22"/>
           <w:lang w:eastAsia="es-PE"/>
           <w14:ligatures w14:val="none"/>
         </w:rPr>
@@ -4664,6 +5433,8 @@
           <w:b/>
           <w:bCs/>
           <w:kern w:val="0"/>
+          <w:sz w:val="22"/>
+          <w:szCs w:val="22"/>
           <w:lang w:eastAsia="es-PE"/>
           <w14:ligatures w14:val="none"/>
         </w:rPr>
@@ -4675,6 +5446,8 @@
           <w:b/>
           <w:bCs/>
           <w:kern w:val="0"/>
+          <w:sz w:val="22"/>
+          <w:szCs w:val="22"/>
           <w:lang w:eastAsia="es-PE"/>
           <w14:ligatures w14:val="none"/>
         </w:rPr>
@@ -4684,6 +5457,8 @@
         <w:rPr>
           <w:rFonts w:ascii="Arial Narrow" w:eastAsia="Arial Narrow" w:hAnsi="Arial Narrow" w:cs="Arial Narrow"/>
           <w:kern w:val="0"/>
+          <w:sz w:val="22"/>
+          <w:szCs w:val="22"/>
           <w:lang w:eastAsia="es-PE"/>
           <w14:ligatures w14:val="none"/>
         </w:rPr>
@@ -4691,8 +5466,10 @@
       </w:r>
       <w:r>
         <w:rPr>
-          <w:rFonts w:ascii="Arial Narrow" w:eastAsia="Times New Roman" w:hAnsi="Arial Narrow" w:cs="Arial Narrow"/>
-          <w:kern w:val="0"/>
+          <w:rFonts w:ascii="Arial Narrow" w:eastAsia="Arial Narrow" w:hAnsi="Arial Narrow" w:cs="Arial Narrow"/>
+          <w:kern w:val="0"/>
+          <w:sz w:val="22"/>
+          <w:szCs w:val="22"/>
           <w:lang w:eastAsia="es-PE"/>
           <w14:ligatures w14:val="none"/>
         </w:rPr>
@@ -4701,8 +5478,10 @@
       <w:r>
         <w:rPr>
           <w:rStyle w:val="Refdenotaalpie"/>
-          <w:rFonts w:ascii="Arial Narrow" w:eastAsia="Times New Roman" w:hAnsi="Arial Narrow" w:cs="Times New Roman"/>
-          <w:kern w:val="0"/>
+          <w:rFonts w:ascii="Arial Narrow" w:eastAsia="Arial Narrow" w:hAnsi="Arial Narrow" w:cs="Arial Narrow"/>
+          <w:kern w:val="0"/>
+          <w:sz w:val="22"/>
+          <w:szCs w:val="22"/>
           <w:vertAlign w:val="superscript"/>
           <w:lang w:eastAsia="es-PE"/>
           <w14:ligatures w14:val="none"/>
@@ -4713,6 +5492,8 @@
         <w:rPr>
           <w:rFonts w:ascii="Arial Narrow" w:eastAsia="Arial Narrow" w:hAnsi="Arial Narrow" w:cs="Arial Narrow"/>
           <w:kern w:val="0"/>
+          <w:sz w:val="22"/>
+          <w:szCs w:val="22"/>
           <w:lang w:eastAsia="es-PE"/>
           <w14:ligatures w14:val="none"/>
         </w:rPr>
@@ -4722,6 +5503,8 @@
         <w:rPr>
           <w:rFonts w:ascii="Arial Narrow" w:eastAsia="Arial Narrow" w:hAnsi="Arial Narrow" w:cs="Arial Narrow"/>
           <w:kern w:val="0"/>
+          <w:sz w:val="22"/>
+          <w:szCs w:val="22"/>
           <w:lang w:eastAsia="es-PE"/>
           <w14:ligatures w14:val="none"/>
         </w:rPr>
@@ -4733,6 +5516,8 @@
           <w:rStyle w:val="Refdenotaalpie"/>
           <w:rFonts w:ascii="Arial Narrow" w:eastAsia="Arial Narrow" w:hAnsi="Arial Narrow" w:cs="Arial Narrow"/>
           <w:kern w:val="0"/>
+          <w:sz w:val="22"/>
+          <w:szCs w:val="22"/>
           <w:vertAlign w:val="superscript"/>
           <w:lang w:eastAsia="es-PE"/>
           <w14:ligatures w14:val="none"/>
@@ -4743,6 +5528,8 @@
         <w:rPr>
           <w:rFonts w:ascii="Arial Narrow" w:eastAsia="Arial Narrow" w:hAnsi="Arial Narrow" w:cs="Arial Narrow"/>
           <w:kern w:val="0"/>
+          <w:sz w:val="22"/>
+          <w:szCs w:val="22"/>
           <w:lang w:eastAsia="es-PE"/>
           <w14:ligatures w14:val="none"/>
         </w:rPr>
@@ -4754,8 +5541,10 @@
         <w:spacing w:after="0" w:line="240" w:lineRule="auto"/>
         <w:jc w:val="both"/>
         <w:rPr>
-          <w:rFonts w:ascii="Arial Narrow" w:eastAsia="Arial Narrow" w:hAnsi="Arial Narrow" w:cs="Arial"/>
-          <w:kern w:val="0"/>
+          <w:rFonts w:ascii="Arial Narrow" w:eastAsia="Arial Narrow" w:hAnsi="Arial Narrow" w:cs="Arial Narrow"/>
+          <w:kern w:val="0"/>
+          <w:sz w:val="22"/>
+          <w:szCs w:val="22"/>
           <w:lang w:eastAsia="es-PE"/>
           <w14:ligatures w14:val="none"/>
         </w:rPr>
@@ -4763,8 +5552,10 @@
       <w:bookmarkStart w:id="10" w:name="_Hlk136948310"/>
       <w:r>
         <w:rPr>
-          <w:rFonts w:ascii="Arial Narrow" w:eastAsia="Arial Narrow" w:hAnsi="Arial Narrow" w:cs="Arial"/>
-          <w:kern w:val="0"/>
+          <w:rFonts w:ascii="Arial Narrow" w:eastAsia="Arial Narrow" w:hAnsi="Arial Narrow" w:cs="Arial Narrow"/>
+          <w:kern w:val="0"/>
+          <w:sz w:val="22"/>
+          <w:szCs w:val="22"/>
           <w:lang w:eastAsia="es-PE"/>
           <w14:ligatures w14:val="none"/>
         </w:rPr>
@@ -4774,8 +5565,10 @@
       <w:r>
         <w:rPr>
           <w:rStyle w:val="Refdenotaalpie"/>
-          <w:rFonts w:ascii="Arial Narrow" w:eastAsia="Arial Narrow" w:hAnsi="Arial Narrow" w:cs="Arial"/>
-          <w:kern w:val="0"/>
+          <w:rFonts w:ascii="Arial Narrow" w:eastAsia="Arial Narrow" w:hAnsi="Arial Narrow" w:cs="Arial Narrow"/>
+          <w:kern w:val="0"/>
+          <w:sz w:val="22"/>
+          <w:szCs w:val="22"/>
           <w:vertAlign w:val="superscript"/>
           <w:lang w:eastAsia="es-PE"/>
           <w14:ligatures w14:val="none"/>
@@ -4784,8 +5577,10 @@
       </w:r>
       <w:r>
         <w:rPr>
-          <w:rFonts w:ascii="Arial Narrow" w:eastAsia="Arial Narrow" w:hAnsi="Arial Narrow" w:cs="Arial"/>
-          <w:kern w:val="0"/>
+          <w:rFonts w:ascii="Arial Narrow" w:eastAsia="Arial Narrow" w:hAnsi="Arial Narrow" w:cs="Arial Narrow"/>
+          <w:kern w:val="0"/>
+          <w:sz w:val="22"/>
+          <w:szCs w:val="22"/>
           <w:lang w:eastAsia="es-PE"/>
           <w14:ligatures w14:val="none"/>
         </w:rPr>
@@ -4798,8 +5593,10 @@
         <w:spacing w:after="0" w:line="240" w:lineRule="auto"/>
         <w:jc w:val="both"/>
         <w:rPr>
-          <w:rFonts w:ascii="Arial Narrow" w:eastAsia="Arial Narrow" w:hAnsi="Arial Narrow" w:cs="Arial"/>
-          <w:kern w:val="0"/>
+          <w:rFonts w:ascii="Arial Narrow" w:eastAsia="Arial Narrow" w:hAnsi="Arial Narrow" w:cs="Arial Narrow"/>
+          <w:kern w:val="0"/>
+          <w:sz w:val="22"/>
+          <w:szCs w:val="22"/>
           <w:lang w:eastAsia="es-PE"/>
           <w14:ligatures w14:val="none"/>
         </w:rPr>
@@ -4813,6 +5610,8 @@
         <w:rPr>
           <w:rFonts w:ascii="Arial Narrow" w:eastAsia="Arial Narrow" w:hAnsi="Arial Narrow" w:cs="Arial Narrow"/>
           <w:kern w:val="0"/>
+          <w:sz w:val="22"/>
+          <w:szCs w:val="22"/>
           <w:lang w:eastAsia="es-PE"/>
           <w14:ligatures w14:val="none"/>
         </w:rPr>
@@ -4823,6 +5622,8 @@
           <w:b/>
           <w:bCs/>
           <w:kern w:val="0"/>
+          <w:sz w:val="22"/>
+          <w:szCs w:val="22"/>
           <w:lang w:eastAsia="es-PE"/>
           <w14:ligatures w14:val="none"/>
         </w:rPr>
@@ -4834,6 +5635,8 @@
           <w:b/>
           <w:bCs/>
           <w:kern w:val="0"/>
+          <w:sz w:val="22"/>
+          <w:szCs w:val="22"/>
           <w:lang w:eastAsia="es-PE"/>
           <w14:ligatures w14:val="none"/>
         </w:rPr>
@@ -4843,6 +5646,8 @@
         <w:rPr>
           <w:rFonts w:ascii="Arial Narrow" w:eastAsia="Arial Narrow" w:hAnsi="Arial Narrow" w:cs="Arial Narrow"/>
           <w:kern w:val="0"/>
+          <w:sz w:val="22"/>
+          <w:szCs w:val="22"/>
           <w:lang w:eastAsia="es-PE"/>
           <w14:ligatures w14:val="none"/>
         </w:rPr>
@@ -4850,8 +5655,10 @@
       </w:r>
       <w:r>
         <w:rPr>
-          <w:rFonts w:ascii="Arial Narrow" w:eastAsia="Times New Roman" w:hAnsi="Arial Narrow" w:cs="Arial"/>
-          <w:kern w:val="0"/>
+          <w:rFonts w:ascii="Arial Narrow" w:eastAsia="Arial Narrow" w:hAnsi="Arial Narrow" w:cs="Arial Narrow"/>
+          <w:kern w:val="0"/>
+          <w:sz w:val="22"/>
+          <w:szCs w:val="22"/>
           <w:lang w:eastAsia="es-ES"/>
           <w14:ligatures w14:val="none"/>
         </w:rPr>
@@ -4861,6 +5668,8 @@
         <w:rPr>
           <w:rFonts w:ascii="Arial Narrow" w:eastAsia="Arial Narrow" w:hAnsi="Arial Narrow" w:cs="Arial Narrow"/>
           <w:kern w:val="0"/>
+          <w:sz w:val="22"/>
+          <w:szCs w:val="22"/>
           <w:lang w:eastAsia="es-PE"/>
           <w14:ligatures w14:val="none"/>
         </w:rPr>
@@ -4875,6 +5684,8 @@
         <w:rPr>
           <w:rFonts w:ascii="Arial Narrow" w:eastAsia="Arial Narrow" w:hAnsi="Arial Narrow" w:cs="Arial Narrow"/>
           <w:kern w:val="0"/>
+          <w:sz w:val="22"/>
+          <w:szCs w:val="22"/>
           <w:lang w:eastAsia="es-PE"/>
           <w14:ligatures w14:val="none"/>
         </w:rPr>
@@ -4886,8 +5697,10 @@
         <w:spacing w:after="0" w:line="240" w:lineRule="auto"/>
         <w:jc w:val="both"/>
         <w:rPr>
-          <w:rFonts w:ascii="Arial Narrow" w:eastAsia="Times New Roman" w:hAnsi="Arial Narrow" w:cs="Arial"/>
-          <w:kern w:val="0"/>
+          <w:rFonts w:ascii="Arial Narrow" w:eastAsia="Arial Narrow" w:hAnsi="Arial Narrow" w:cs="Arial Narrow"/>
+          <w:kern w:val="0"/>
+          <w:sz w:val="22"/>
+          <w:szCs w:val="22"/>
           <w:u w:val="single"/>
           <w:lang w:eastAsia="es-PE"/>
           <w14:ligatures w14:val="none"/>
@@ -4899,6 +5712,8 @@
           <w:b/>
           <w:bCs/>
           <w:kern w:val="0"/>
+          <w:sz w:val="22"/>
+          <w:szCs w:val="22"/>
           <w:lang w:eastAsia="es-PE"/>
           <w14:ligatures w14:val="none"/>
         </w:rPr>
@@ -4910,6 +5725,8 @@
           <w:b/>
           <w:bCs/>
           <w:kern w:val="0"/>
+          <w:sz w:val="22"/>
+          <w:szCs w:val="22"/>
           <w:lang w:eastAsia="es-PE"/>
           <w14:ligatures w14:val="none"/>
         </w:rPr>
@@ -4917,8 +5734,10 @@
       </w:r>
       <w:r>
         <w:rPr>
-          <w:rFonts w:ascii="Arial Narrow" w:eastAsia="Times New Roman" w:hAnsi="Arial Narrow" w:cs="Arial"/>
-          <w:kern w:val="0"/>
+          <w:rFonts w:ascii="Arial Narrow" w:eastAsia="Arial Narrow" w:hAnsi="Arial Narrow" w:cs="Arial Narrow"/>
+          <w:kern w:val="0"/>
+          <w:sz w:val="22"/>
+          <w:szCs w:val="22"/>
           <w:lang w:eastAsia="es-PE"/>
           <w14:ligatures w14:val="none"/>
         </w:rPr>
@@ -4927,8 +5746,10 @@
       <w:r>
         <w:rPr>
           <w:rStyle w:val="Refdenotaalpie"/>
-          <w:rFonts w:ascii="Arial Narrow" w:eastAsia="Times New Roman" w:hAnsi="Arial Narrow" w:cs="Arial"/>
-          <w:kern w:val="0"/>
+          <w:rFonts w:ascii="Arial Narrow" w:eastAsia="Arial Narrow" w:hAnsi="Arial Narrow" w:cs="Arial Narrow"/>
+          <w:kern w:val="0"/>
+          <w:sz w:val="22"/>
+          <w:szCs w:val="22"/>
           <w:vertAlign w:val="superscript"/>
           <w:lang w:eastAsia="es-PE"/>
           <w14:ligatures w14:val="none"/>
@@ -4937,8 +5758,10 @@
       </w:r>
       <w:r>
         <w:rPr>
-          <w:rFonts w:ascii="Arial Narrow" w:eastAsia="Times New Roman" w:hAnsi="Arial Narrow" w:cs="Arial"/>
-          <w:kern w:val="0"/>
+          <w:rFonts w:ascii="Arial Narrow" w:eastAsia="Arial Narrow" w:hAnsi="Arial Narrow" w:cs="Arial Narrow"/>
+          <w:kern w:val="0"/>
+          <w:sz w:val="22"/>
+          <w:szCs w:val="22"/>
           <w:lang w:eastAsia="es-PE"/>
           <w14:ligatures w14:val="none"/>
         </w:rPr>
@@ -4946,8 +5769,10 @@
       </w:r>
       <w:r>
         <w:rPr>
-          <w:rFonts w:ascii="Arial Narrow" w:eastAsia="Times New Roman" w:hAnsi="Arial Narrow" w:cs="Arial"/>
-          <w:kern w:val="0"/>
+          <w:rFonts w:ascii="Arial Narrow" w:eastAsia="Arial Narrow" w:hAnsi="Arial Narrow" w:cs="Arial Narrow"/>
+          <w:kern w:val="0"/>
+          <w:sz w:val="22"/>
+          <w:szCs w:val="22"/>
           <w:u w:val="single"/>
           <w:lang w:eastAsia="es-PE"/>
           <w14:ligatures w14:val="none"/>
@@ -4956,9 +5781,11 @@
       </w:r>
       <w:r>
         <w:rPr>
-          <w:rFonts w:ascii="Arial Narrow" w:eastAsia="Times New Roman" w:hAnsi="Arial Narrow" w:cs="Arial"/>
+          <w:rFonts w:ascii="Arial Narrow" w:eastAsia="Arial Narrow" w:hAnsi="Arial Narrow" w:cs="Arial Narrow"/>
           <w:bCs/>
           <w:kern w:val="0"/>
+          <w:sz w:val="22"/>
+          <w:szCs w:val="22"/>
           <w:lang w:eastAsia="es-PE"/>
           <w14:ligatures w14:val="none"/>
         </w:rPr>
@@ -4966,10 +5793,12 @@
       </w:r>
       <w:r>
         <w:rPr>
-          <w:rFonts w:ascii="Arial Narrow" w:eastAsia="Times New Roman" w:hAnsi="Arial Narrow" w:cs="Arial"/>
+          <w:rFonts w:ascii="Arial Narrow" w:eastAsia="Arial Narrow" w:hAnsi="Arial Narrow" w:cs="Arial Narrow"/>
           <w:b/>
           <w:bCs/>
           <w:kern w:val="0"/>
+          <w:sz w:val="22"/>
+          <w:szCs w:val="22"/>
           <w:lang w:eastAsia="es-PE"/>
           <w14:ligatures w14:val="none"/>
         </w:rPr>
@@ -4977,8 +5806,10 @@
       </w:r>
       <w:r>
         <w:rPr>
-          <w:rFonts w:ascii="Arial Narrow" w:eastAsia="Times New Roman" w:hAnsi="Arial Narrow" w:cs="Arial"/>
-          <w:kern w:val="0"/>
+          <w:rFonts w:ascii="Arial Narrow" w:eastAsia="Arial Narrow" w:hAnsi="Arial Narrow" w:cs="Arial Narrow"/>
+          <w:kern w:val="0"/>
+          <w:sz w:val="22"/>
+          <w:szCs w:val="22"/>
           <w:u w:val="single"/>
           <w:lang w:eastAsia="es-PE"/>
           <w14:ligatures w14:val="none"/>
@@ -4996,6 +5827,8 @@
           <w:b/>
           <w:bCs/>
           <w:kern w:val="0"/>
+          <w:sz w:val="22"/>
+          <w:szCs w:val="22"/>
           <w:lang w:eastAsia="es-PE"/>
           <w14:ligatures w14:val="none"/>
         </w:rPr>
@@ -5009,6 +5842,8 @@
         <w:rPr>
           <w:rFonts w:ascii="Arial Narrow" w:eastAsia="Arial Narrow" w:hAnsi="Arial Narrow" w:cs="Arial Narrow"/>
           <w:kern w:val="0"/>
+          <w:sz w:val="22"/>
+          <w:szCs w:val="22"/>
           <w:lang w:eastAsia="es-PE"/>
           <w14:ligatures w14:val="none"/>
         </w:rPr>
@@ -5019,6 +5854,8 @@
           <w:b/>
           <w:bCs/>
           <w:kern w:val="0"/>
+          <w:sz w:val="22"/>
+          <w:szCs w:val="22"/>
           <w:lang w:eastAsia="es-PE"/>
           <w14:ligatures w14:val="none"/>
         </w:rPr>
@@ -5028,6 +5865,8 @@
         <w:rPr>
           <w:rFonts w:ascii="Arial Narrow" w:eastAsia="Arial Narrow" w:hAnsi="Arial Narrow" w:cs="Arial Narrow"/>
           <w:kern w:val="0"/>
+          <w:sz w:val="22"/>
+          <w:szCs w:val="22"/>
           <w:lang w:eastAsia="es-PE"/>
           <w14:ligatures w14:val="none"/>
         </w:rPr>
@@ -5042,6 +5881,8 @@
         <w:rPr>
           <w:rFonts w:ascii="Arial Narrow" w:eastAsia="Arial Narrow" w:hAnsi="Arial Narrow" w:cs="Arial Narrow"/>
           <w:kern w:val="0"/>
+          <w:sz w:val="22"/>
+          <w:szCs w:val="22"/>
           <w:lang w:eastAsia="es-PE"/>
           <w14:ligatures w14:val="none"/>
         </w:rPr>
@@ -5053,9 +5894,11 @@
         <w:spacing w:after="0" w:line="240" w:lineRule="auto"/>
         <w:jc w:val="both"/>
         <w:rPr>
-          <w:rFonts w:ascii="Arial Narrow" w:eastAsia="Calibri" w:hAnsi="Arial Narrow" w:cs="Arial"/>
-          <w:kern w:val="0"/>
-          <w14:ligatures w14:val="none"/>
+          <w:rFonts w:ascii="Arial Narrow" w:eastAsia="Arial Narrow" w:hAnsi="Arial Narrow" w:cs="Arial Narrow"/>
+          <w:kern w:val="0"/>
+          <w14:ligatures w14:val="none"/>
+          <w:sz w:val="22"/>
+          <w:szCs w:val="22"/>
         </w:rPr>
       </w:pPr>
       <w:r>
@@ -5064,22 +5907,286 @@
           <w:b/>
           <w:bCs/>
           <w:kern w:val="0"/>
+          <w:sz w:val="22"/>
+          <w:szCs w:val="22"/>
           <w:lang w:eastAsia="es-PE"/>
           <w14:ligatures w14:val="none"/>
         </w:rPr>
         <w:lastRenderedPageBreak/>
-        <w:t xml:space="preserve">DÉCIMO PRIMERO: requerir a la [DENUNCIANTE] para que, dentro del plazo de cinco (5) días hábiles siguientes a la fecha en que reciban la notificación en su bandeja de correo electrónico, efectúen la confirmación de recepción de la notificación remitida por este despacho a su correo electrónico, de conformidad con el segundo párrafo del numeral 4 del artículo 20 del Texto Único Ordenado de la Ley del Procedimiento Administrativo General, aprobado mediante Decreto Supremo 006-2026-JUS, bajo apercibimiento de rehacer el acto de notificación y notificarle conforme al numeral 1 del artículo 20 del citado cuerpo normativo.</w:t>
-      </w:r>
+        <w:t xml:space="preserve">DÉCIMO PRIMERO: </w:t>
+      </w:r>
+      <w:r>
+        <w:rPr>
+          <w:rFonts w:ascii="Arial Narrow" w:eastAsia="Arial Narrow" w:hAnsi="Arial Narrow" w:cs="Arial Narrow"/>
+          <w:kern w:val="0"/>
+          <w:sz w:val="22"/>
+          <w:szCs w:val="22"/>
+          <w:lang w:eastAsia="es-PE"/>
+          <w14:ligatures w14:val="none"/>
+        </w:rPr>
+        <w:t xml:space="preserve">requerir a la [DENUNCIANTE] para que, dentro del plazo de cinco (5) días hábiles siguientes a la fecha en que reciban la notificación en su bandeja de correo electrónico, efectúen la confirmación de recepción de la notificación remitida por este despacho a su correo electrónico, de conformidad con el segundo párrafo del numeral 4 del artículo 20 del Texto Único Ordenado de la Ley del Procedimiento Administrativo General, aprobado mediante Decreto Supremo 006-2026-JUS, bajo apercibimiento de rehacer el acto de notificación y notificarle conforme al numeral 1 del artículo 20 del citado cuerpo normativo.</w:t>
+      </w:r>
+      <w:r>
+        <w:rPr>
+          <w:rFonts w:ascii="Arial Narrow" w:eastAsia="Arial Narrow" w:hAnsi="Arial Narrow" w:cs="Arial Narrow"/>
+          <w:kern w:val="0"/>
+          <w:sz w:val="22"/>
+          <w:szCs w:val="22"/>
+          <w:lang w:eastAsia="es-PE"/>
+          <w14:ligatures w14:val="none"/>
+        </w:rPr>
+        <w:t/>
+      </w:r>
+      <w:r>
+        <w:rPr>
+          <w:rFonts w:ascii="Arial Narrow" w:eastAsia="Arial Narrow" w:hAnsi="Arial Narrow" w:cs="Arial Narrow"/>
+          <w:kern w:val="0"/>
+          <w:sz w:val="22"/>
+          <w:szCs w:val="22"/>
+          <w:lang w:eastAsia="es-PE"/>
+          <w14:ligatures w14:val="none"/>
+        </w:rPr>
+        <w:t/>
+      </w:r>
+      <w:r>
+        <w:rPr>
+          <w:rFonts w:ascii="Arial Narrow" w:eastAsia="Arial Narrow" w:hAnsi="Arial Narrow" w:cs="Arial Narrow"/>
+          <w:kern w:val="0"/>
+          <w:sz w:val="22"/>
+          <w:szCs w:val="22"/>
+          <w:lang w:eastAsia="es-PE"/>
+          <w14:ligatures w14:val="none"/>
+        </w:rPr>
+        <w:t xml:space="preserve"/>
+      </w:r>
+      <w:r>
+        <w:rPr>
+          <w:rFonts w:ascii="Arial Narrow" w:eastAsia="Arial Narrow" w:hAnsi="Arial Narrow" w:cs="Arial Narrow"/>
+          <w:color w:val="000000"/>
+          <w:kern w:val="0"/>
+          <w:sz w:val="22"/>
+          <w:szCs w:val="22"/>
+          <w:lang w:eastAsia="es-PE"/>
+          <w14:ligatures w14:val="none"/>
+        </w:rPr>
+        <w:t/>
+      </w:r>
+      <w:r>
+        <w:rPr>
+          <w:rFonts w:ascii="Arial Narrow" w:eastAsia="Arial Narrow" w:hAnsi="Arial Narrow" w:cs="Arial Narrow"/>
+          <w:color w:val="000000"/>
+          <w:kern w:val="0"/>
+          <w:sz w:val="22"/>
+          <w:szCs w:val="22"/>
+          <w:lang w:eastAsia="es-PE"/>
+          <w14:ligatures w14:val="none"/>
+        </w:rPr>
+        <w:t xml:space="preserve"/>
+      </w:r>
+      <w:r>
+        <w:rPr>
+          <w:rFonts w:ascii="Arial Narrow" w:eastAsia="Arial Narrow" w:hAnsi="Arial Narrow" w:cs="Arial Narrow"/>
+          <w:kern w:val="0"/>
+          <w:sz w:val="22"/>
+          <w:szCs w:val="22"/>
+          <w:lang w:val="es-ES" w:eastAsia="es-PE"/>
+          <w14:ligatures w14:val="none"/>
+        </w:rPr>
+        <w:t xml:space="preserve"/>
+      </w:r>
+      <w:r>
+        <w:rPr>
+          <w:rFonts w:ascii="Arial Narrow" w:eastAsia="Arial Narrow" w:hAnsi="Arial Narrow" w:cs="Arial Narrow"/>
+          <w:kern w:val="0"/>
+          <w:sz w:val="22"/>
+          <w:szCs w:val="22"/>
+          <w:lang w:eastAsia="es-PE"/>
+          <w14:ligatures w14:val="none"/>
+        </w:rPr>
+        <w:t/>
+      </w:r>
+      <w:r>
+        <w:rPr>
+          <w:rFonts w:ascii="Arial Narrow" w:eastAsia="Arial Narrow" w:hAnsi="Arial Narrow" w:cs="Arial Narrow"/>
+          <w:spacing w:val="-3"/>
+          <w:sz w:val="22"/>
+          <w:szCs w:val="22"/>
+        </w:rPr>
+        <w:t xml:space="preserve"/>
+      </w:r>
+      <w:r>
+        <w:rPr>
+          <w:rFonts w:ascii="Arial Narrow" w:eastAsia="Arial Narrow" w:hAnsi="Arial Narrow" w:cs="Arial Narrow"/>
+          <w:color w:val="000000"/>
+          <w:kern w:val="0"/>
+          <w:sz w:val="22"/>
+          <w:szCs w:val="22"/>
+          <w:lang w:eastAsia="es-PE"/>
+          <w14:ligatures w14:val="none"/>
+        </w:rPr>
+        <w:t xml:space="preserve"/>
+      </w:r>
+      <w:r>
+        <w:rPr>
+          <w:rFonts w:ascii="Arial Narrow" w:eastAsia="Arial Narrow" w:hAnsi="Arial Narrow" w:cs="Arial Narrow"/>
+          <w:kern w:val="0"/>
+          <w14:ligatures w14:val="none"/>
+          <w:sz w:val="22"/>
+          <w:szCs w:val="22"/>
+        </w:rPr>
+        <w:t xml:space="preserve"/>
+      </w:r>
+      <w:r>
+        <w:rPr>
+          <w:rFonts w:ascii="Arial Narrow" w:eastAsia="Arial Narrow" w:hAnsi="Arial Narrow" w:cs="Arial Narrow"/>
+          <w:kern w:val="0"/>
+          <w14:ligatures w14:val="none"/>
+          <w:sz w:val="22"/>
+          <w:szCs w:val="22"/>
+        </w:rPr>
+        <w:t/>
+      </w:r>
+      <w:r>
+        <w:rPr>
+          <w:rFonts w:ascii="Arial Narrow" w:eastAsia="Arial Narrow" w:hAnsi="Arial Narrow" w:cs="Arial Narrow"/>
+          <w:kern w:val="0"/>
+          <w14:ligatures w14:val="none"/>
+          <w:sz w:val="22"/>
+          <w:szCs w:val="22"/>
+        </w:rPr>
+        <w:t xml:space="preserve"/>
+      </w:r>
+      <w:r>
+        <w:rPr>
+          <w:rFonts w:ascii="Arial Narrow" w:eastAsia="Arial Narrow" w:hAnsi="Arial Narrow" w:cs="Arial Narrow"/>
+          <w:kern w:val="0"/>
+          <w14:ligatures w14:val="none"/>
+          <w:sz w:val="22"/>
+          <w:szCs w:val="22"/>
+        </w:rPr>
+        <w:t/>
+      </w:r>
+      <w:r>
+        <w:rPr>
+          <w:rFonts w:ascii="Arial Narrow" w:eastAsia="Arial Narrow" w:hAnsi="Arial Narrow" w:cs="Arial Narrow"/>
+          <w:kern w:val="0"/>
+          <w14:ligatures w14:val="none"/>
+          <w:sz w:val="22"/>
+          <w:szCs w:val="22"/>
+        </w:rPr>
+        <w:t/>
+      </w:r>
+      <w:r>
+        <w:rPr>
+          <w:rFonts w:ascii="Arial Narrow" w:eastAsia="Arial Narrow" w:hAnsi="Arial Narrow" w:cs="Arial Narrow"/>
+          <w:kern w:val="0"/>
+          <w14:ligatures w14:val="none"/>
+          <w:sz w:val="22"/>
+          <w:szCs w:val="22"/>
+        </w:rPr>
+        <w:t/>
+      </w:r>
+      <w:r>
+        <w:rPr>
+          <w:rFonts w:ascii="Arial Narrow" w:eastAsia="Arial Narrow" w:hAnsi="Arial Narrow" w:cs="Arial Narrow"/>
+          <w:kern w:val="0"/>
+          <w14:ligatures w14:val="none"/>
+          <w:sz w:val="22"/>
+          <w:szCs w:val="22"/>
+        </w:rPr>
+        <w:t xml:space="preserve"/>
+      </w:r>
+      <w:r>
+        <w:rPr>
+          <w:rFonts w:ascii="Arial Narrow" w:eastAsia="Arial Narrow" w:hAnsi="Arial Narrow" w:cs="Arial Narrow"/>
+          <w:kern w:val="0"/>
+          <w14:ligatures w14:val="none"/>
+          <w:sz w:val="22"/>
+          <w:szCs w:val="22"/>
+        </w:rPr>
+        <w:t/>
+      </w:r>
+      <w:r>
+        <w:rPr>
+          <w:rFonts w:ascii="Arial Narrow" w:eastAsia="Arial Narrow" w:hAnsi="Arial Narrow" w:cs="Arial Narrow"/>
+          <w:kern w:val="0"/>
+          <w14:ligatures w14:val="none"/>
+          <w:sz w:val="22"/>
+          <w:szCs w:val="22"/>
+        </w:rPr>
+        <w:t xml:space="preserve"/>
+      </w:r>
+      <w:r>
+        <w:rPr>
+          <w:rFonts w:ascii="Arial Narrow" w:eastAsia="Arial Narrow" w:hAnsi="Arial Narrow" w:cs="Arial Narrow"/>
+          <w:kern w:val="0"/>
+          <w14:ligatures w14:val="none"/>
+          <w:sz w:val="22"/>
+          <w:szCs w:val="22"/>
+        </w:rPr>
+        <w:t/>
+      </w:r>
+      <w:r>
+        <w:rPr>
+          <w:rStyle w:val="Refdenotaalpie"/>
+          <w:rFonts w:ascii="Arial Narrow" w:eastAsia="Arial Narrow" w:hAnsi="Arial Narrow" w:cs="Arial Narrow"/>
+          <w:sz w:val="22"/>
+          <w:szCs w:val="22"/>
+          <w:vertAlign w:val="superscript"/>
+        </w:rPr>
+        <w:footnoteReference w:id="17"/>
+      </w:r>
+      <w:r>
+        <w:rPr>
+          <w:rFonts w:ascii="Arial Narrow" w:eastAsia="Arial Narrow" w:hAnsi="Arial Narrow" w:cs="Arial Narrow"/>
+          <w:kern w:val="0"/>
+          <w14:ligatures w14:val="none"/>
+          <w:sz w:val="22"/>
+          <w:szCs w:val="22"/>
+        </w:rPr>
+        <w:t/>
+      </w:r>
+    </w:p>
+    <w:p>
+      <w:pPr>
+        <w:shd w:val="clear" w:color="auto" w:fill="FFFFFF"/>
+        <w:spacing w:after="0" w:line="240" w:lineRule="auto"/>
+        <w:jc w:val="both"/>
+        <w:rPr>
+          <w:rFonts w:ascii="Arial Narrow" w:eastAsia="Arial Narrow" w:hAnsi="Arial Narrow" w:cs="Arial Narrow"/>
+          <w:color w:val="000000"/>
+          <w:kern w:val="0"/>
+          <w:sz w:val="22"/>
+          <w:szCs w:val="22"/>
+          <w:lang w:eastAsia="es-PE"/>
+          <w14:ligatures w14:val="none"/>
+        </w:rPr>
+      </w:pPr>
+    </w:p>
+    <w:bookmarkEnd w:id="8"/>
+    <w:p>
+      <w:pPr>
+        <w:suppressAutoHyphens/>
+        <w:spacing w:after="0" w:line="240" w:lineRule="auto"/>
+        <w:jc w:val="both"/>
+        <w:rPr>
+          <w:rFonts w:ascii="Arial Narrow" w:eastAsia="Arial Narrow" w:hAnsi="Arial Narrow" w:cs="Arial Narrow"/>
+          <w:sz w:val="22"/>
+          <w:szCs w:val="22"/>
+        </w:rPr>
+      </w:pPr>
       <w:r>
         <w:rPr>
           <w:rFonts w:ascii="Arial Narrow" w:eastAsia="Arial Narrow" w:hAnsi="Arial Narrow" w:cs="Arial Narrow"/>
           <w:b/>
           <w:bCs/>
           <w:kern w:val="0"/>
-          <w:lang w:eastAsia="es-PE"/>
-          <w14:ligatures w14:val="none"/>
-        </w:rPr>
-        <w:t/>
+          <w:sz w:val="22"/>
+          <w:szCs w:val="22"/>
+          <w:lang w:eastAsia="es-PE"/>
+          <w14:ligatures w14:val="none"/>
+        </w:rPr>
+        <w:t xml:space="preserve">DÉCIMO </w:t>
       </w:r>
       <w:r>
         <w:rPr>
@@ -5087,173 +6194,93 @@
           <w:b/>
           <w:bCs/>
           <w:kern w:val="0"/>
-          <w:lang w:eastAsia="es-PE"/>
-          <w14:ligatures w14:val="none"/>
-        </w:rPr>
-        <w:t/>
-      </w:r>
-      <w:r>
-        <w:rPr>
-          <w:rFonts w:ascii="Arial Narrow" w:eastAsia="Arial Narrow" w:hAnsi="Arial Narrow" w:cs="Arial Narrow"/>
-          <w:kern w:val="0"/>
-          <w:lang w:eastAsia="es-PE"/>
-          <w14:ligatures w14:val="none"/>
-        </w:rPr>
-        <w:t xml:space="preserve"/>
-      </w:r>
-      <w:r>
-        <w:rPr>
-          <w:rFonts w:ascii="Arial Narrow" w:eastAsia="Times New Roman" w:hAnsi="Arial Narrow" w:cs="Times New Roman"/>
+          <w:sz w:val="22"/>
+          <w:szCs w:val="22"/>
+          <w:lang w:eastAsia="es-PE"/>
+          <w14:ligatures w14:val="none"/>
+        </w:rPr>
+        <w:t>SEGUNDO</w:t>
+      </w:r>
+      <w:r>
+        <w:rPr>
+          <w:rFonts w:ascii="Arial Narrow" w:eastAsia="Arial Narrow" w:hAnsi="Arial Narrow" w:cs="Arial Narrow"/>
+          <w:b/>
+          <w:bCs/>
+          <w:kern w:val="0"/>
+          <w:sz w:val="22"/>
+          <w:szCs w:val="22"/>
+          <w:lang w:eastAsia="es-PE"/>
+          <w14:ligatures w14:val="none"/>
+        </w:rPr>
+        <w:t>:</w:t>
+      </w:r>
+      <w:r>
+        <w:rPr>
+          <w:rFonts w:ascii="Arial Narrow" w:eastAsia="Arial Narrow" w:hAnsi="Arial Narrow" w:cs="Arial Narrow"/>
+          <w:kern w:val="0"/>
+          <w:sz w:val="22"/>
+          <w:szCs w:val="22"/>
+          <w:lang w:eastAsia="es-PE"/>
+          <w14:ligatures w14:val="none"/>
+        </w:rPr>
+        <w:t xml:space="preserve"> </w:t>
+      </w:r>
+      <w:r>
+        <w:rPr>
+          <w:rFonts w:ascii="Arial Narrow" w:eastAsia="Arial Narrow" w:hAnsi="Arial Narrow" w:cs="Arial Narrow"/>
           <w:color w:val="000000"/>
           <w:kern w:val="0"/>
-          <w:lang w:eastAsia="es-PE"/>
-          <w14:ligatures w14:val="none"/>
-        </w:rPr>
-        <w:t/>
-      </w:r>
-      <w:r>
-        <w:rPr>
-          <w:rFonts w:ascii="Arial Narrow" w:eastAsia="Times New Roman" w:hAnsi="Arial Narrow" w:cs="Times New Roman"/>
+          <w:sz w:val="22"/>
+          <w:szCs w:val="22"/>
+          <w:lang w:eastAsia="es-PE"/>
+          <w14:ligatures w14:val="none"/>
+        </w:rPr>
+        <w:t xml:space="preserve">requerir </w:t>
+      </w:r>
+      <w:r>
+        <w:rPr>
+          <w:rFonts w:ascii="Arial Narrow" w:eastAsia="Arial Narrow" w:hAnsi="Arial Narrow" w:cs="Arial Narrow"/>
           <w:color w:val="000000"/>
           <w:kern w:val="0"/>
-          <w:lang w:eastAsia="es-PE"/>
-          <w14:ligatures w14:val="none"/>
-        </w:rPr>
-        <w:t xml:space="preserve"/>
-      </w:r>
-      <w:r>
-        <w:rPr>
-          <w:rFonts w:ascii="Arial Narrow" w:eastAsia="Arial Narrow" w:hAnsi="Arial Narrow" w:cs="Arial Narrow"/>
-          <w:kern w:val="0"/>
-          <w:lang w:val="es-ES" w:eastAsia="es-PE"/>
-          <w14:ligatures w14:val="none"/>
-        </w:rPr>
-        <w:t xml:space="preserve"/>
-      </w:r>
-      <w:r>
-        <w:rPr>
-          <w:rFonts w:ascii="Arial Narrow" w:eastAsia="Arial Narrow" w:hAnsi="Arial Narrow" w:cs="Arial Narrow"/>
-          <w:bCs/>
-          <w:kern w:val="0"/>
-          <w:lang w:eastAsia="es-PE"/>
-          <w14:ligatures w14:val="none"/>
-        </w:rPr>
-        <w:t/>
-      </w:r>
-      <w:r>
-        <w:rPr>
-          <w:rFonts w:ascii="Arial Narrow" w:eastAsia="Calibri" w:hAnsi="Arial Narrow" w:cs="Arial"/>
-          <w:bCs/>
-          <w:spacing w:val="-3"/>
-        </w:rPr>
-        <w:t xml:space="preserve"/>
-      </w:r>
-      <w:r>
-        <w:rPr>
-          <w:rFonts w:ascii="Arial Narrow" w:eastAsia="Times New Roman" w:hAnsi="Arial Narrow" w:cs="Times New Roman"/>
-          <w:color w:val="000000"/>
-          <w:kern w:val="0"/>
-          <w:lang w:eastAsia="es-PE"/>
-          <w14:ligatures w14:val="none"/>
-        </w:rPr>
-        <w:t xml:space="preserve"/>
-      </w:r>
-      <w:r>
-        <w:rPr>
-          <w:rFonts w:ascii="Arial Narrow" w:eastAsia="Calibri" w:hAnsi="Arial Narrow" w:cs="Arial"/>
-          <w:kern w:val="0"/>
-          <w14:ligatures w14:val="none"/>
-        </w:rPr>
-        <w:t xml:space="preserve"/>
-      </w:r>
-      <w:r>
-        <w:rPr>
-          <w:rFonts w:ascii="Arial Narrow" w:eastAsia="Calibri" w:hAnsi="Arial Narrow" w:cs="Arial"/>
-          <w:kern w:val="0"/>
-          <w14:ligatures w14:val="none"/>
-        </w:rPr>
-        <w:t/>
-      </w:r>
-      <w:r>
-        <w:rPr>
-          <w:rFonts w:ascii="Arial Narrow" w:eastAsia="Calibri" w:hAnsi="Arial Narrow" w:cs="Arial"/>
-          <w:kern w:val="0"/>
-          <w14:ligatures w14:val="none"/>
-        </w:rPr>
-        <w:t xml:space="preserve"/>
-      </w:r>
-      <w:r>
-        <w:rPr>
-          <w:rFonts w:ascii="Arial Narrow" w:eastAsia="Calibri" w:hAnsi="Arial Narrow" w:cs="Arial"/>
-          <w:kern w:val="0"/>
-          <w14:ligatures w14:val="none"/>
-        </w:rPr>
-        <w:t/>
-      </w:r>
-      <w:r>
-        <w:rPr>
-          <w:rFonts w:ascii="Arial Narrow" w:eastAsia="Calibri" w:hAnsi="Arial Narrow" w:cs="Arial"/>
-          <w:kern w:val="0"/>
-          <w14:ligatures w14:val="none"/>
-        </w:rPr>
-        <w:t/>
-      </w:r>
-      <w:r>
-        <w:rPr>
-          <w:rFonts w:ascii="Arial Narrow" w:eastAsia="Calibri" w:hAnsi="Arial Narrow" w:cs="Arial"/>
-          <w:kern w:val="0"/>
-          <w14:ligatures w14:val="none"/>
-        </w:rPr>
-        <w:t/>
-      </w:r>
-      <w:r>
-        <w:rPr>
-          <w:rFonts w:ascii="Arial Narrow" w:eastAsia="Calibri" w:hAnsi="Arial Narrow" w:cs="Arial"/>
-          <w:kern w:val="0"/>
-          <w14:ligatures w14:val="none"/>
-        </w:rPr>
-        <w:t xml:space="preserve"/>
-      </w:r>
-      <w:r>
-        <w:rPr>
-          <w:rFonts w:ascii="Arial Narrow" w:eastAsia="Calibri" w:hAnsi="Arial Narrow" w:cs="Arial"/>
-          <w:kern w:val="0"/>
-          <w14:ligatures w14:val="none"/>
-        </w:rPr>
-        <w:t/>
-      </w:r>
-      <w:r>
-        <w:rPr>
-          <w:rFonts w:ascii="Arial Narrow" w:eastAsia="Calibri" w:hAnsi="Arial Narrow" w:cs="Arial"/>
-          <w:kern w:val="0"/>
-          <w14:ligatures w14:val="none"/>
-        </w:rPr>
-        <w:t xml:space="preserve"/>
-      </w:r>
-      <w:r>
-        <w:rPr>
-          <w:rFonts w:ascii="Arial Narrow" w:eastAsia="Calibri" w:hAnsi="Arial Narrow" w:cs="Arial"/>
-          <w:bCs/>
-          <w:kern w:val="0"/>
-          <w14:ligatures w14:val="none"/>
-        </w:rPr>
-        <w:t/>
-      </w:r>
-      <w:r>
-        <w:rPr>
-          <w:rStyle w:val="Refdenotaalpie"/>
-          <w:rFonts w:ascii="Arial Narrow" w:eastAsia="Calibri" w:hAnsi="Arial Narrow" w:cs="Times New Roman"/>
-          <w:vertAlign w:val="superscript"/>
-        </w:rPr>
-        <w:footnoteReference w:id="17"/>
-      </w:r>
-      <w:r>
-        <w:rPr>
-          <w:rFonts w:ascii="Arial Narrow" w:eastAsia="Calibri" w:hAnsi="Arial Narrow" w:cs="Arial"/>
-          <w:kern w:val="0"/>
-          <w14:ligatures w14:val="none"/>
-        </w:rPr>
-        <w:t/>
+          <w:sz w:val="22"/>
+          <w:szCs w:val="22"/>
+          <w:lang w:eastAsia="es-PE"/>
+          <w14:ligatures w14:val="none"/>
+        </w:rPr>
+        <w:t xml:space="preserve">al </w:t>
+      </w:r>
+      <w:r>
+        <w:rPr>
+          <w:rFonts w:ascii="Arial Narrow" w:eastAsia="Arial Narrow" w:hAnsi="Arial Narrow" w:cs="Arial Narrow"/>
+          <w:kern w:val="0"/>
+          <w:sz w:val="22"/>
+          <w:szCs w:val="22"/>
+          <w:lang w:eastAsia="es-PE"/>
+          <w14:ligatures w14:val="none"/>
+        </w:rPr>
+        <w:t xml:space="preserve">Banco de Crédito del Perú S.A. </w:t>
+      </w:r>
+      <w:r>
+        <w:rPr>
+          <w:rFonts w:ascii="Arial Narrow" w:eastAsia="Arial Narrow" w:hAnsi="Arial Narrow" w:cs="Arial Narrow"/>
+          <w:kern w:val="0"/>
+          <w:sz w:val="22"/>
+          <w:szCs w:val="22"/>
+          <w:shd w:val="clear" w:color="auto" w:fill="FFFFFF"/>
+          <w:lang w:eastAsia="es-PE"/>
+          <w14:ligatures w14:val="none"/>
+        </w:rPr>
+        <w:t xml:space="preserve">para que, </w:t>
+      </w:r>
+      <w:r>
+        <w:rPr>
+          <w:rFonts w:ascii="Arial Narrow" w:eastAsia="Arial Narrow" w:hAnsi="Arial Narrow" w:cs="Arial Narrow"/>
+          <w:kern w:val="0"/>
+          <w14:ligatures w14:val="none"/>
+          <w:sz w:val="22"/>
+          <w:szCs w:val="22"/>
+        </w:rPr>
+        <w:t>efectúe el acuse de recibo mediante la confirmación de recepción de la notificación remitida por este despacho a su Casilla Electrónica, dentro de los cinco (5) primeros días hábiles siguientes a la fecha en que recibe la notificación.</w:t>
       </w:r>
     </w:p>
     <w:p>
@@ -5262,124 +6289,11 @@
         <w:spacing w:after="0" w:line="240" w:lineRule="auto"/>
         <w:jc w:val="both"/>
         <w:rPr>
-          <w:rFonts w:ascii="Arial Narrow" w:eastAsia="Times New Roman" w:hAnsi="Arial Narrow" w:cs="Times New Roman"/>
-          <w:color w:val="000000"/>
-          <w:kern w:val="0"/>
-          <w:lang w:eastAsia="es-PE"/>
-          <w14:ligatures w14:val="none"/>
-        </w:rPr>
-      </w:pPr>
-    </w:p>
-    <w:bookmarkEnd w:id="8"/>
-    <w:p>
-      <w:pPr>
-        <w:suppressAutoHyphens/>
-        <w:spacing w:after="0" w:line="240" w:lineRule="auto"/>
-        <w:jc w:val="both"/>
-        <w:rPr>
-          <w:rFonts w:ascii="Arial Narrow" w:hAnsi="Arial Narrow" w:cs="Arial"/>
-        </w:rPr>
-      </w:pPr>
-      <w:r>
-        <w:rPr>
-          <w:rFonts w:ascii="Arial Narrow" w:eastAsia="Arial Narrow" w:hAnsi="Arial Narrow" w:cs="Arial Narrow"/>
-          <w:b/>
-          <w:bCs/>
-          <w:kern w:val="0"/>
-          <w:lang w:eastAsia="es-PE"/>
-          <w14:ligatures w14:val="none"/>
-        </w:rPr>
-        <w:t xml:space="preserve">DÉCIMO </w:t>
-      </w:r>
-      <w:r>
-        <w:rPr>
-          <w:rFonts w:ascii="Arial Narrow" w:eastAsia="Arial Narrow" w:hAnsi="Arial Narrow" w:cs="Arial Narrow"/>
-          <w:b/>
-          <w:bCs/>
-          <w:kern w:val="0"/>
-          <w:lang w:eastAsia="es-PE"/>
-          <w14:ligatures w14:val="none"/>
-        </w:rPr>
-        <w:t>SEGUNDO</w:t>
-      </w:r>
-      <w:r>
-        <w:rPr>
-          <w:rFonts w:ascii="Arial Narrow" w:eastAsia="Arial Narrow" w:hAnsi="Arial Narrow" w:cs="Arial Narrow"/>
-          <w:b/>
-          <w:bCs/>
-          <w:kern w:val="0"/>
-          <w:lang w:eastAsia="es-PE"/>
-          <w14:ligatures w14:val="none"/>
-        </w:rPr>
-        <w:t>:</w:t>
-      </w:r>
-      <w:r>
-        <w:rPr>
-          <w:rFonts w:ascii="Arial Narrow" w:eastAsia="Arial Narrow" w:hAnsi="Arial Narrow" w:cs="Arial Narrow"/>
-          <w:kern w:val="0"/>
-          <w:lang w:eastAsia="es-PE"/>
-          <w14:ligatures w14:val="none"/>
-        </w:rPr>
-        <w:t xml:space="preserve"> </w:t>
-      </w:r>
-      <w:r>
-        <w:rPr>
-          <w:rFonts w:ascii="Arial Narrow" w:eastAsia="Times New Roman" w:hAnsi="Arial Narrow" w:cs="Times New Roman"/>
-          <w:color w:val="000000"/>
-          <w:kern w:val="0"/>
-          <w:lang w:eastAsia="es-PE"/>
-          <w14:ligatures w14:val="none"/>
-        </w:rPr>
-        <w:t xml:space="preserve">requerir </w:t>
-      </w:r>
-      <w:r>
-        <w:rPr>
-          <w:rFonts w:ascii="Arial Narrow" w:eastAsia="Times New Roman" w:hAnsi="Arial Narrow" w:cs="Times New Roman"/>
-          <w:color w:val="000000"/>
-          <w:kern w:val="0"/>
-          <w:lang w:eastAsia="es-PE"/>
-          <w14:ligatures w14:val="none"/>
-        </w:rPr>
-        <w:t xml:space="preserve">al </w:t>
-      </w:r>
-      <w:r>
-        <w:rPr>
-          <w:rFonts w:ascii="Arial Narrow" w:eastAsia="Arial Narrow" w:hAnsi="Arial Narrow" w:cs="Arial Narrow"/>
-          <w:bCs/>
-          <w:kern w:val="0"/>
-          <w:lang w:eastAsia="es-PE"/>
-          <w14:ligatures w14:val="none"/>
-        </w:rPr>
-        <w:t xml:space="preserve">Banco de Crédito del Perú S.A. </w:t>
-      </w:r>
-      <w:r>
-        <w:rPr>
-          <w:rFonts w:ascii="Arial Narrow" w:eastAsia="Times New Roman" w:hAnsi="Arial Narrow" w:cs="Times New Roman"/>
-          <w:kern w:val="0"/>
-          <w:shd w:val="clear" w:color="auto" w:fill="FFFFFF"/>
-          <w:lang w:eastAsia="es-PE"/>
-          <w14:ligatures w14:val="none"/>
-        </w:rPr>
-        <w:t xml:space="preserve">para que, </w:t>
-      </w:r>
-      <w:r>
-        <w:rPr>
-          <w:rFonts w:ascii="Arial Narrow" w:eastAsia="Calibri" w:hAnsi="Arial Narrow"/>
-          <w:kern w:val="0"/>
-          <w14:ligatures w14:val="none"/>
-        </w:rPr>
-        <w:t>efectúe el acuse de recibo mediante la confirmación de recepción de la notificación remitida por este despacho a su Casilla Electrónica, dentro de los cinco (5) primeros días hábiles siguientes a la fecha en que recibe la notificación.</w:t>
-      </w:r>
-    </w:p>
-    <w:p>
-      <w:pPr>
-        <w:shd w:val="clear" w:color="auto" w:fill="FFFFFF"/>
-        <w:spacing w:after="0" w:line="240" w:lineRule="auto"/>
-        <w:jc w:val="both"/>
-        <w:rPr>
-          <w:rFonts w:ascii="Arial Narrow" w:eastAsia="Calibri" w:hAnsi="Arial Narrow" w:cs="Arial"/>
-          <w:kern w:val="0"/>
-          <w14:ligatures w14:val="none"/>
+          <w:rFonts w:ascii="Arial Narrow" w:eastAsia="Arial Narrow" w:hAnsi="Arial Narrow" w:cs="Arial Narrow"/>
+          <w:kern w:val="0"/>
+          <w14:ligatures w14:val="none"/>
+          <w:sz w:val="22"/>
+          <w:szCs w:val="22"/>
         </w:rPr>
       </w:pPr>
     </w:p>
@@ -5390,8 +6304,10 @@
         <w:jc w:val="center"/>
         <w:textAlignment w:val="baseline"/>
         <w:rPr>
-          <w:rFonts w:ascii="Arial Narrow" w:eastAsia="Times New Roman" w:hAnsi="Arial Narrow" w:cs="Segoe UI"/>
-          <w:kern w:val="0"/>
+          <w:rFonts w:ascii="Arial Narrow" w:eastAsia="Arial Narrow" w:hAnsi="Arial Narrow" w:cs="Arial Narrow"/>
+          <w:kern w:val="0"/>
+          <w:sz w:val="22"/>
+          <w:szCs w:val="22"/>
           <w:lang w:eastAsia="es-PE"/>
           <w14:ligatures w14:val="none"/>
         </w:rPr>
@@ -5404,8 +6320,10 @@
         <w:jc w:val="center"/>
         <w:textAlignment w:val="baseline"/>
         <w:rPr>
-          <w:rFonts w:ascii="Arial Narrow" w:eastAsia="Times New Roman" w:hAnsi="Arial Narrow" w:cs="Segoe UI"/>
-          <w:kern w:val="0"/>
+          <w:rFonts w:ascii="Arial Narrow" w:eastAsia="Arial Narrow" w:hAnsi="Arial Narrow" w:cs="Arial Narrow"/>
+          <w:kern w:val="0"/>
+          <w:sz w:val="22"/>
+          <w:szCs w:val="22"/>
           <w:lang w:eastAsia="es-PE"/>
           <w14:ligatures w14:val="none"/>
         </w:rPr>
@@ -5418,18 +6336,20 @@
         <w:jc w:val="center"/>
         <w:textAlignment w:val="baseline"/>
         <w:rPr>
-          <w:rFonts w:ascii="Arial Narrow" w:eastAsia="Times New Roman" w:hAnsi="Arial Narrow" w:cs="Segoe UI"/>
-          <w:kern w:val="0"/>
-          <w:sz w:val="18"/>
-          <w:szCs w:val="18"/>
-          <w:lang w:eastAsia="es-PE"/>
-          <w14:ligatures w14:val="none"/>
-        </w:rPr>
-      </w:pPr>
-      <w:r>
-        <w:rPr>
-          <w:rFonts w:ascii="Arial Narrow" w:eastAsia="Times New Roman" w:hAnsi="Arial Narrow" w:cs="Segoe UI"/>
-          <w:kern w:val="0"/>
+          <w:rFonts w:ascii="Arial Narrow" w:eastAsia="Arial Narrow" w:hAnsi="Arial Narrow" w:cs="Arial Narrow"/>
+          <w:kern w:val="0"/>
+          <w:sz w:val="22"/>
+          <w:szCs w:val="22"/>
+          <w:lang w:eastAsia="es-PE"/>
+          <w14:ligatures w14:val="none"/>
+        </w:rPr>
+      </w:pPr>
+      <w:r>
+        <w:rPr>
+          <w:rFonts w:ascii="Arial Narrow" w:eastAsia="Arial Narrow" w:hAnsi="Arial Narrow" w:cs="Arial Narrow"/>
+          <w:kern w:val="0"/>
+          <w:sz w:val="22"/>
+          <w:szCs w:val="22"/>
           <w:lang w:eastAsia="es-PE"/>
           <w14:ligatures w14:val="none"/>
         </w:rPr>
@@ -5442,24 +6362,24 @@
         <w:spacing w:after="0" w:line="240" w:lineRule="auto"/>
         <w:jc w:val="center"/>
         <w:rPr>
-          <w:rFonts w:ascii="Arial Narrow" w:eastAsia="Times New Roman" w:hAnsi="Arial Narrow" w:cs="Times New Roman"/>
+          <w:rFonts w:ascii="Arial Narrow" w:eastAsia="Arial Narrow" w:hAnsi="Arial Narrow" w:cs="Arial Narrow"/>
           <w:color w:val="000000"/>
           <w:kern w:val="0"/>
-          <w:sz w:val="24"/>
-          <w:szCs w:val="24"/>
-          <w:lang w:eastAsia="es-PE"/>
-          <w14:ligatures w14:val="none"/>
-        </w:rPr>
-      </w:pPr>
-      <w:r>
-        <w:rPr>
-          <w:rFonts w:ascii="Arial Narrow" w:eastAsia="Times New Roman" w:hAnsi="Arial Narrow" w:cs="Arial"/>
+          <w:sz w:val="22"/>
+          <w:szCs w:val="22"/>
+          <w:lang w:eastAsia="es-PE"/>
+          <w14:ligatures w14:val="none"/>
+        </w:rPr>
+      </w:pPr>
+      <w:r>
+        <w:rPr>
+          <w:rFonts w:ascii="Arial Narrow" w:eastAsia="Arial Narrow" w:hAnsi="Arial Narrow" w:cs="Arial Narrow"/>
           <w:b/>
           <w:bCs/>
           <w:color w:val="000000"/>
           <w:kern w:val="0"/>
-          <w:sz w:val="24"/>
-          <w:szCs w:val="24"/>
+          <w:sz w:val="22"/>
+          <w:szCs w:val="22"/>
           <w:lang w:eastAsia="es-PE"/>
           <w14:ligatures w14:val="none"/>
         </w:rPr>
@@ -5472,26 +6392,26 @@
         <w:spacing w:after="0" w:line="240" w:lineRule="auto"/>
         <w:jc w:val="center"/>
         <w:rPr>
-          <w:rFonts w:ascii="Arial Narrow" w:eastAsia="Times New Roman" w:hAnsi="Arial Narrow" w:cs="Times New Roman"/>
+          <w:rFonts w:ascii="Arial Narrow" w:eastAsia="Arial Narrow" w:hAnsi="Arial Narrow" w:cs="Arial Narrow"/>
           <w:b/>
           <w:bCs/>
           <w:color w:val="000000"/>
           <w:kern w:val="0"/>
-          <w:sz w:val="24"/>
-          <w:szCs w:val="24"/>
-          <w:lang w:eastAsia="es-PE"/>
-          <w14:ligatures w14:val="none"/>
-        </w:rPr>
-      </w:pPr>
-      <w:r>
-        <w:rPr>
-          <w:rFonts w:ascii="Arial Narrow" w:eastAsia="Times New Roman" w:hAnsi="Arial Narrow" w:cs="Arial"/>
+          <w:sz w:val="22"/>
+          <w:szCs w:val="22"/>
+          <w:lang w:eastAsia="es-PE"/>
+          <w14:ligatures w14:val="none"/>
+        </w:rPr>
+      </w:pPr>
+      <w:r>
+        <w:rPr>
+          <w:rFonts w:ascii="Arial Narrow" w:eastAsia="Arial Narrow" w:hAnsi="Arial Narrow" w:cs="Arial Narrow"/>
           <w:b/>
           <w:bCs/>
           <w:color w:val="000000"/>
           <w:kern w:val="0"/>
-          <w:sz w:val="24"/>
-          <w:szCs w:val="24"/>
+          <w:sz w:val="22"/>
+          <w:szCs w:val="22"/>
           <w:lang w:eastAsia="es-PE"/>
           <w14:ligatures w14:val="none"/>
         </w:rPr>
@@ -5504,26 +6424,26 @@
         <w:spacing w:after="0" w:line="240" w:lineRule="auto"/>
         <w:jc w:val="center"/>
         <w:rPr>
-          <w:rFonts w:ascii="Arial Narrow" w:eastAsia="Times New Roman" w:hAnsi="Arial Narrow" w:cs="Arial"/>
+          <w:rFonts w:ascii="Arial Narrow" w:eastAsia="Arial Narrow" w:hAnsi="Arial Narrow" w:cs="Arial Narrow"/>
           <w:b/>
           <w:bCs/>
           <w:color w:val="000000"/>
           <w:kern w:val="0"/>
-          <w:sz w:val="24"/>
-          <w:szCs w:val="24"/>
-          <w:lang w:eastAsia="es-PE"/>
-          <w14:ligatures w14:val="none"/>
-        </w:rPr>
-      </w:pPr>
-      <w:r>
-        <w:rPr>
-          <w:rFonts w:ascii="Arial Narrow" w:eastAsia="Times New Roman" w:hAnsi="Arial Narrow" w:cs="Arial"/>
+          <w:sz w:val="22"/>
+          <w:szCs w:val="22"/>
+          <w:lang w:eastAsia="es-PE"/>
+          <w14:ligatures w14:val="none"/>
+        </w:rPr>
+      </w:pPr>
+      <w:r>
+        <w:rPr>
+          <w:rFonts w:ascii="Arial Narrow" w:eastAsia="Arial Narrow" w:hAnsi="Arial Narrow" w:cs="Arial Narrow"/>
           <w:b/>
           <w:bCs/>
           <w:color w:val="000000"/>
           <w:kern w:val="0"/>
-          <w:sz w:val="24"/>
-          <w:szCs w:val="24"/>
+          <w:sz w:val="22"/>
+          <w:szCs w:val="22"/>
           <w:lang w:eastAsia="es-PE"/>
           <w14:ligatures w14:val="none"/>
         </w:rPr>
@@ -5531,13 +6451,13 @@
       </w:r>
       <w:r>
         <w:rPr>
-          <w:rFonts w:ascii="Arial Narrow" w:eastAsia="Times New Roman" w:hAnsi="Arial Narrow" w:cs="Arial"/>
+          <w:rFonts w:ascii="Arial Narrow" w:eastAsia="Arial Narrow" w:hAnsi="Arial Narrow" w:cs="Arial Narrow"/>
           <w:b/>
           <w:bCs/>
           <w:color w:val="000000"/>
           <w:kern w:val="0"/>
-          <w:sz w:val="24"/>
-          <w:szCs w:val="24"/>
+          <w:sz w:val="22"/>
+          <w:szCs w:val="22"/>
           <w:shd w:val="clear" w:color="auto" w:fill="FFFFFF"/>
           <w:lang w:eastAsia="es-PE"/>
           <w14:ligatures w14:val="none"/>
@@ -5546,13 +6466,13 @@
       </w:r>
       <w:r>
         <w:rPr>
-          <w:rFonts w:ascii="Arial Narrow" w:eastAsia="Times New Roman" w:hAnsi="Arial Narrow" w:cs="Arial"/>
+          <w:rFonts w:ascii="Arial Narrow" w:eastAsia="Arial Narrow" w:hAnsi="Arial Narrow" w:cs="Arial Narrow"/>
           <w:b/>
           <w:bCs/>
           <w:color w:val="000000"/>
           <w:kern w:val="0"/>
-          <w:sz w:val="24"/>
-          <w:szCs w:val="24"/>
+          <w:sz w:val="22"/>
+          <w:szCs w:val="22"/>
           <w:lang w:eastAsia="es-PE"/>
           <w14:ligatures w14:val="none"/>
         </w:rPr>
@@ -5563,10 +6483,15 @@
       <w:pPr>
         <w:spacing w:after="0" w:line="240" w:lineRule="auto"/>
         <w:jc w:val="both"/>
-      </w:pPr>
-      <w:r>
-        <w:rPr>
-          <w:rFonts w:ascii="Arial Narrow" w:eastAsia="Times New Roman" w:hAnsi="Arial Narrow" w:cs="Arial"/>
+        <w:rPr>
+          <w:rFonts w:ascii="Arial Narrow" w:eastAsia="Arial Narrow" w:hAnsi="Arial Narrow" w:cs="Arial Narrow"/>
+          <w:sz w:val="16"/>
+          <w:szCs w:val="16"/>
+        </w:rPr>
+      </w:pPr>
+      <w:r>
+        <w:rPr>
+          <w:rFonts w:ascii="Arial Narrow" w:eastAsia="Arial Narrow" w:hAnsi="Arial Narrow" w:cs="Arial Narrow"/>
           <w:iCs/>
           <w:spacing w:val="-2"/>
           <w:kern w:val="0"/>
@@ -5579,7 +6504,7 @@
       </w:r>
       <w:r>
         <w:rPr>
-          <w:rFonts w:ascii="Arial Narrow" w:eastAsia="Times New Roman" w:hAnsi="Arial Narrow" w:cs="Arial"/>
+          <w:rFonts w:ascii="Arial Narrow" w:eastAsia="Arial Narrow" w:hAnsi="Arial Narrow" w:cs="Arial Narrow"/>
           <w:iCs/>
           <w:spacing w:val="-2"/>
           <w:kern w:val="0"/>
@@ -5592,7 +6517,7 @@
       </w:r>
       <w:r>
         <w:rPr>
-          <w:rFonts w:ascii="Arial Narrow" w:eastAsia="Times New Roman" w:hAnsi="Arial Narrow" w:cs="Arial"/>
+          <w:rFonts w:ascii="Arial Narrow" w:eastAsia="Arial Narrow" w:hAnsi="Arial Narrow" w:cs="Arial Narrow"/>
           <w:iCs/>
           <w:spacing w:val="-2"/>
           <w:kern w:val="0"/>
@@ -5801,7 +6726,7 @@
         <w:ind w:left="567" w:hanging="567"/>
         <w:jc w:val="both"/>
         <w:rPr>
-          <w:rFonts w:ascii="Arial Narrow" w:hAnsi="Arial Narrow" w:cs="Arial"/>
+          <w:rFonts w:ascii="Arial Narrow" w:eastAsia="Arial Narrow" w:hAnsi="Arial Narrow" w:cs="Arial Narrow"/>
           <w:sz w:val="16"/>
           <w:szCs w:val="16"/>
         </w:rPr>
@@ -5809,16 +6734,16 @@
       <w:r>
         <w:rPr>
           <w:rStyle w:val="Refdenotaalpie"/>
-          <w:rFonts w:ascii="Arial Narrow" w:hAnsi="Arial Narrow" w:cs="Arial"/>
-          <w:sz w:val="16"/>
-          <w:szCs w:val="14"/>
+          <w:rFonts w:ascii="Arial Narrow" w:eastAsia="Arial Narrow" w:hAnsi="Arial Narrow" w:cs="Arial Narrow"/>
+          <w:sz w:val="16"/>
+          <w:szCs w:val="16"/>
           <w:vertAlign w:val="superscript"/>
         </w:rPr>
         <w:footnoteRef/>
       </w:r>
       <w:r>
         <w:rPr>
-          <w:rFonts w:ascii="Arial Narrow" w:hAnsi="Arial Narrow" w:cs="Arial"/>
+          <w:rFonts w:ascii="Arial Narrow" w:eastAsia="Arial Narrow" w:hAnsi="Arial Narrow" w:cs="Arial Narrow"/>
           <w:sz w:val="16"/>
           <w:szCs w:val="16"/>
         </w:rPr>
@@ -5826,7 +6751,7 @@
       </w:r>
       <w:r>
         <w:rPr>
-          <w:rFonts w:ascii="Arial Narrow" w:hAnsi="Arial Narrow" w:cs="Arial"/>
+          <w:rFonts w:ascii="Arial Narrow" w:eastAsia="Arial Narrow" w:hAnsi="Arial Narrow" w:cs="Arial Narrow"/>
           <w:sz w:val="16"/>
           <w:szCs w:val="16"/>
         </w:rPr>
@@ -5835,7 +6760,7 @@
       </w:r>
       <w:r>
         <w:rPr>
-          <w:rFonts w:ascii="Arial Narrow" w:hAnsi="Arial Narrow" w:cs="Arial"/>
+          <w:rFonts w:ascii="Arial Narrow" w:eastAsia="Arial Narrow" w:hAnsi="Arial Narrow" w:cs="Arial Narrow"/>
           <w:b/>
           <w:sz w:val="16"/>
           <w:szCs w:val="16"/>
@@ -5844,7 +6769,7 @@
       </w:r>
       <w:r>
         <w:rPr>
-          <w:rFonts w:ascii="Arial Narrow" w:hAnsi="Arial Narrow" w:cs="Arial"/>
+          <w:rFonts w:ascii="Arial Narrow" w:eastAsia="Arial Narrow" w:hAnsi="Arial Narrow" w:cs="Arial Narrow"/>
           <w:sz w:val="16"/>
           <w:szCs w:val="16"/>
         </w:rPr>
@@ -5857,7 +6782,7 @@
         <w:ind w:left="567" w:hanging="567"/>
         <w:jc w:val="both"/>
         <w:rPr>
-          <w:rFonts w:ascii="Arial Narrow" w:hAnsi="Arial Narrow" w:cs="Arial"/>
+          <w:rFonts w:ascii="Arial Narrow" w:eastAsia="Arial Narrow" w:hAnsi="Arial Narrow" w:cs="Arial Narrow"/>
           <w:sz w:val="16"/>
           <w:szCs w:val="16"/>
         </w:rPr>
@@ -5871,7 +6796,7 @@
         <w:ind w:left="570" w:hanging="570"/>
         <w:jc w:val="both"/>
         <w:rPr>
-          <w:rFonts w:ascii="Arial Narrow" w:hAnsi="Arial Narrow"/>
+          <w:rFonts w:ascii="Arial Narrow" w:eastAsia="Arial Narrow" w:hAnsi="Arial Narrow" w:cs="Arial Narrow"/>
           <w:sz w:val="16"/>
           <w:szCs w:val="16"/>
         </w:rPr>
@@ -5879,7 +6804,7 @@
       <w:r>
         <w:rPr>
           <w:rStyle w:val="Refdenotaalpie"/>
-          <w:rFonts w:ascii="Arial Narrow" w:hAnsi="Arial Narrow"/>
+          <w:rFonts w:ascii="Arial Narrow" w:eastAsia="Arial Narrow" w:hAnsi="Arial Narrow" w:cs="Arial Narrow"/>
           <w:sz w:val="16"/>
           <w:szCs w:val="16"/>
           <w:vertAlign w:val="superscript"/>
@@ -5888,7 +6813,7 @@
       </w:r>
       <w:r>
         <w:rPr>
-          <w:rFonts w:ascii="Arial Narrow" w:hAnsi="Arial Narrow"/>
+          <w:rFonts w:ascii="Arial Narrow" w:eastAsia="Arial Narrow" w:hAnsi="Arial Narrow" w:cs="Arial Narrow"/>
           <w:sz w:val="16"/>
           <w:szCs w:val="16"/>
         </w:rPr>
@@ -5896,7 +6821,7 @@
       </w:r>
       <w:r>
         <w:rPr>
-          <w:rFonts w:ascii="Arial Narrow" w:hAnsi="Arial Narrow"/>
+          <w:rFonts w:ascii="Arial Narrow" w:eastAsia="Arial Narrow" w:hAnsi="Arial Narrow" w:cs="Arial Narrow"/>
           <w:sz w:val="16"/>
           <w:szCs w:val="16"/>
         </w:rPr>
@@ -5904,7 +6829,7 @@
       </w:r>
       <w:r>
         <w:rPr>
-          <w:rFonts w:ascii="Arial Narrow" w:hAnsi="Arial Narrow"/>
+          <w:rFonts w:ascii="Arial Narrow" w:eastAsia="Arial Narrow" w:hAnsi="Arial Narrow" w:cs="Arial Narrow"/>
           <w:b/>
           <w:sz w:val="16"/>
           <w:szCs w:val="16"/>
@@ -5918,14 +6843,14 @@
         <w:ind w:left="1134" w:hanging="570"/>
         <w:jc w:val="both"/>
         <w:rPr>
-          <w:rFonts w:ascii="Arial Narrow" w:hAnsi="Arial Narrow"/>
-          <w:sz w:val="16"/>
-          <w:szCs w:val="16"/>
-        </w:rPr>
-      </w:pPr>
-      <w:r>
-        <w:rPr>
-          <w:rFonts w:ascii="Arial Narrow" w:hAnsi="Arial Narrow"/>
+          <w:rFonts w:ascii="Arial Narrow" w:eastAsia="Arial Narrow" w:hAnsi="Arial Narrow" w:cs="Arial Narrow"/>
+          <w:sz w:val="16"/>
+          <w:szCs w:val="16"/>
+        </w:rPr>
+      </w:pPr>
+      <w:r>
+        <w:rPr>
+          <w:rFonts w:ascii="Arial Narrow" w:eastAsia="Arial Narrow" w:hAnsi="Arial Narrow" w:cs="Arial Narrow"/>
           <w:b/>
           <w:sz w:val="16"/>
           <w:szCs w:val="16"/>
@@ -5934,7 +6859,7 @@
       </w:r>
       <w:r>
         <w:rPr>
-          <w:rFonts w:ascii="Arial Narrow" w:hAnsi="Arial Narrow"/>
+          <w:rFonts w:ascii="Arial Narrow" w:eastAsia="Arial Narrow" w:hAnsi="Arial Narrow" w:cs="Arial Narrow"/>
           <w:b/>
           <w:sz w:val="16"/>
           <w:szCs w:val="16"/>
@@ -5949,14 +6874,14 @@
         <w:ind w:left="1134" w:hanging="570"/>
         <w:jc w:val="both"/>
         <w:rPr>
-          <w:rFonts w:ascii="Arial Narrow" w:hAnsi="Arial Narrow"/>
-          <w:sz w:val="16"/>
-          <w:szCs w:val="16"/>
-        </w:rPr>
-      </w:pPr>
-      <w:r>
-        <w:rPr>
-          <w:rFonts w:ascii="Arial Narrow" w:hAnsi="Arial Narrow"/>
+          <w:rFonts w:ascii="Arial Narrow" w:eastAsia="Arial Narrow" w:hAnsi="Arial Narrow" w:cs="Arial Narrow"/>
+          <w:sz w:val="16"/>
+          <w:szCs w:val="16"/>
+        </w:rPr>
+      </w:pPr>
+      <w:r>
+        <w:rPr>
+          <w:rFonts w:ascii="Arial Narrow" w:eastAsia="Arial Narrow" w:hAnsi="Arial Narrow" w:cs="Arial Narrow"/>
           <w:sz w:val="16"/>
           <w:szCs w:val="16"/>
         </w:rPr>
@@ -5969,14 +6894,14 @@
         <w:ind w:left="1701" w:right="4" w:hanging="567"/>
         <w:jc w:val="both"/>
         <w:rPr>
-          <w:rFonts w:ascii="Arial Narrow" w:hAnsi="Arial Narrow" w:cs="Arial"/>
-          <w:sz w:val="16"/>
-          <w:szCs w:val="16"/>
-        </w:rPr>
-      </w:pPr>
-      <w:r>
-        <w:rPr>
-          <w:rFonts w:ascii="Arial Narrow" w:hAnsi="Arial Narrow" w:cs="Arial"/>
+          <w:rFonts w:ascii="Arial Narrow" w:eastAsia="Arial Narrow" w:hAnsi="Arial Narrow" w:cs="Arial Narrow"/>
+          <w:sz w:val="16"/>
+          <w:szCs w:val="16"/>
+        </w:rPr>
+      </w:pPr>
+      <w:r>
+        <w:rPr>
+          <w:rFonts w:ascii="Arial Narrow" w:eastAsia="Arial Narrow" w:hAnsi="Arial Narrow" w:cs="Arial Narrow"/>
           <w:sz w:val="16"/>
           <w:szCs w:val="16"/>
         </w:rPr>
@@ -5984,7 +6909,7 @@
       </w:r>
       <w:r>
         <w:rPr>
-          <w:rFonts w:ascii="Arial Narrow" w:hAnsi="Arial Narrow" w:cs="Arial"/>
+          <w:rFonts w:ascii="Arial Narrow" w:eastAsia="Arial Narrow" w:hAnsi="Arial Narrow" w:cs="Arial Narrow"/>
           <w:b/>
           <w:sz w:val="16"/>
           <w:szCs w:val="16"/>
@@ -5993,7 +6918,7 @@
       </w:r>
       <w:r>
         <w:rPr>
-          <w:rFonts w:ascii="Arial Narrow" w:hAnsi="Arial Narrow" w:cs="Arial"/>
+          <w:rFonts w:ascii="Arial Narrow" w:eastAsia="Arial Narrow" w:hAnsi="Arial Narrow" w:cs="Arial Narrow"/>
           <w:b/>
           <w:sz w:val="16"/>
           <w:szCs w:val="16"/>
@@ -6008,7 +6933,7 @@
         <w:ind w:right="4"/>
         <w:jc w:val="both"/>
         <w:rPr>
-          <w:rFonts w:ascii="Arial Narrow" w:hAnsi="Arial Narrow" w:cs="Arial"/>
+          <w:rFonts w:ascii="Arial Narrow" w:eastAsia="Arial Narrow" w:hAnsi="Arial Narrow" w:cs="Arial Narrow"/>
           <w:sz w:val="16"/>
           <w:szCs w:val="16"/>
         </w:rPr>
@@ -6021,14 +6946,14 @@
         <w:ind w:left="2268" w:hanging="567"/>
         <w:jc w:val="both"/>
         <w:rPr>
-          <w:rFonts w:ascii="Arial Narrow" w:hAnsi="Arial Narrow" w:cs="Arial"/>
-          <w:sz w:val="16"/>
-          <w:szCs w:val="16"/>
-        </w:rPr>
-      </w:pPr>
-      <w:r>
-        <w:rPr>
-          <w:rFonts w:ascii="Arial Narrow" w:hAnsi="Arial Narrow" w:cs="Arial"/>
+          <w:rFonts w:ascii="Arial Narrow" w:eastAsia="Arial Narrow" w:hAnsi="Arial Narrow" w:cs="Arial Narrow"/>
+          <w:sz w:val="16"/>
+          <w:szCs w:val="16"/>
+        </w:rPr>
+      </w:pPr>
+      <w:r>
+        <w:rPr>
+          <w:rFonts w:ascii="Arial Narrow" w:eastAsia="Arial Narrow" w:hAnsi="Arial Narrow" w:cs="Arial Narrow"/>
           <w:sz w:val="16"/>
           <w:szCs w:val="16"/>
         </w:rPr>
@@ -6036,7 +6961,7 @@
       </w:r>
       <w:r>
         <w:rPr>
-          <w:rFonts w:ascii="Arial Narrow" w:hAnsi="Arial Narrow" w:cs="Arial"/>
+          <w:rFonts w:ascii="Arial Narrow" w:eastAsia="Arial Narrow" w:hAnsi="Arial Narrow" w:cs="Arial Narrow"/>
           <w:sz w:val="16"/>
           <w:szCs w:val="16"/>
         </w:rPr>
@@ -6051,7 +6976,7 @@
         <w:ind w:left="2268" w:hanging="567"/>
         <w:jc w:val="both"/>
         <w:rPr>
-          <w:rFonts w:ascii="Arial Narrow" w:hAnsi="Arial Narrow" w:cs="Arial"/>
+          <w:rFonts w:ascii="Arial Narrow" w:eastAsia="Arial Narrow" w:hAnsi="Arial Narrow" w:cs="Arial Narrow"/>
           <w:sz w:val="16"/>
           <w:szCs w:val="16"/>
         </w:rPr>
@@ -6064,7 +6989,7 @@
         <w:ind w:left="2268" w:hanging="567"/>
         <w:jc w:val="both"/>
         <w:rPr>
-          <w:rFonts w:ascii="Arial Narrow" w:hAnsi="Arial Narrow" w:cs="Arial"/>
+          <w:rFonts w:ascii="Arial Narrow" w:eastAsia="Arial Narrow" w:hAnsi="Arial Narrow" w:cs="Arial Narrow"/>
           <w:sz w:val="16"/>
           <w:szCs w:val="16"/>
         </w:rPr>
@@ -6077,14 +7002,14 @@
         <w:ind w:left="2268"/>
         <w:jc w:val="both"/>
         <w:rPr>
-          <w:rFonts w:ascii="Arial Narrow" w:hAnsi="Arial Narrow" w:cs="Arial"/>
-          <w:sz w:val="16"/>
-          <w:szCs w:val="16"/>
-        </w:rPr>
-      </w:pPr>
-      <w:r>
-        <w:rPr>
-          <w:rFonts w:ascii="Arial Narrow" w:hAnsi="Arial Narrow" w:cs="Arial"/>
+          <w:rFonts w:ascii="Arial Narrow" w:eastAsia="Arial Narrow" w:hAnsi="Arial Narrow" w:cs="Arial Narrow"/>
+          <w:sz w:val="16"/>
+          <w:szCs w:val="16"/>
+        </w:rPr>
+      </w:pPr>
+      <w:r>
+        <w:rPr>
+          <w:rFonts w:ascii="Arial Narrow" w:eastAsia="Arial Narrow" w:hAnsi="Arial Narrow" w:cs="Arial Narrow"/>
           <w:sz w:val="16"/>
           <w:szCs w:val="16"/>
         </w:rPr>
@@ -6098,7 +7023,7 @@
         <w:ind w:left="2268"/>
         <w:jc w:val="both"/>
         <w:rPr>
-          <w:rFonts w:ascii="Arial Narrow" w:hAnsi="Arial Narrow"/>
+          <w:rFonts w:ascii="Arial Narrow" w:eastAsia="Arial Narrow" w:hAnsi="Arial Narrow" w:cs="Arial Narrow"/>
           <w:sz w:val="16"/>
           <w:szCs w:val="16"/>
         </w:rPr>
@@ -6111,14 +7036,14 @@
         <w:ind w:left="2835" w:hanging="567"/>
         <w:jc w:val="both"/>
         <w:rPr>
-          <w:rFonts w:ascii="Arial Narrow" w:hAnsi="Arial Narrow"/>
-          <w:sz w:val="16"/>
-          <w:szCs w:val="16"/>
-        </w:rPr>
-      </w:pPr>
-      <w:r>
-        <w:rPr>
-          <w:rFonts w:ascii="Arial Narrow" w:hAnsi="Arial Narrow" w:cs="Arial"/>
+          <w:rFonts w:ascii="Arial Narrow" w:eastAsia="Arial Narrow" w:hAnsi="Arial Narrow" w:cs="Arial Narrow"/>
+          <w:sz w:val="16"/>
+          <w:szCs w:val="16"/>
+        </w:rPr>
+      </w:pPr>
+      <w:r>
+        <w:rPr>
+          <w:rFonts w:ascii="Arial Narrow" w:eastAsia="Arial Narrow" w:hAnsi="Arial Narrow" w:cs="Arial Narrow"/>
           <w:sz w:val="16"/>
           <w:szCs w:val="16"/>
         </w:rPr>
@@ -6126,7 +7051,7 @@
       </w:r>
       <w:r>
         <w:rPr>
-          <w:rFonts w:ascii="Arial Narrow" w:hAnsi="Arial Narrow" w:cs="Arial"/>
+          <w:rFonts w:ascii="Arial Narrow" w:eastAsia="Arial Narrow" w:hAnsi="Arial Narrow" w:cs="Arial Narrow"/>
           <w:sz w:val="16"/>
           <w:szCs w:val="16"/>
         </w:rPr>
@@ -6141,14 +7066,14 @@
         <w:ind w:left="2835" w:hanging="567"/>
         <w:jc w:val="both"/>
         <w:rPr>
-          <w:rFonts w:ascii="Arial Narrow" w:hAnsi="Arial Narrow"/>
-          <w:sz w:val="16"/>
-          <w:szCs w:val="16"/>
-        </w:rPr>
-      </w:pPr>
-      <w:r>
-        <w:rPr>
-          <w:rFonts w:ascii="Arial Narrow" w:hAnsi="Arial Narrow" w:cs="Arial"/>
+          <w:rFonts w:ascii="Arial Narrow" w:eastAsia="Arial Narrow" w:hAnsi="Arial Narrow" w:cs="Arial Narrow"/>
+          <w:sz w:val="16"/>
+          <w:szCs w:val="16"/>
+        </w:rPr>
+      </w:pPr>
+      <w:r>
+        <w:rPr>
+          <w:rFonts w:ascii="Arial Narrow" w:eastAsia="Arial Narrow" w:hAnsi="Arial Narrow" w:cs="Arial Narrow"/>
           <w:sz w:val="16"/>
           <w:szCs w:val="16"/>
         </w:rPr>
@@ -6156,7 +7081,7 @@
       </w:r>
       <w:r>
         <w:rPr>
-          <w:rFonts w:ascii="Arial Narrow" w:hAnsi="Arial Narrow" w:cs="Arial"/>
+          <w:rFonts w:ascii="Arial Narrow" w:eastAsia="Arial Narrow" w:hAnsi="Arial Narrow" w:cs="Arial Narrow"/>
           <w:sz w:val="16"/>
           <w:szCs w:val="16"/>
         </w:rPr>
@@ -6171,7 +7096,7 @@
         <w:ind w:left="2268"/>
         <w:jc w:val="both"/>
         <w:rPr>
-          <w:rFonts w:ascii="Arial Narrow" w:hAnsi="Arial Narrow" w:cs="Arial"/>
+          <w:rFonts w:ascii="Arial Narrow" w:eastAsia="Arial Narrow" w:hAnsi="Arial Narrow" w:cs="Arial Narrow"/>
           <w:sz w:val="16"/>
           <w:szCs w:val="16"/>
         </w:rPr>
@@ -6184,14 +7109,14 @@
         <w:ind w:left="2835" w:hanging="567"/>
         <w:jc w:val="both"/>
         <w:rPr>
-          <w:rFonts w:ascii="Arial Narrow" w:hAnsi="Arial Narrow"/>
-          <w:sz w:val="16"/>
-          <w:szCs w:val="16"/>
-        </w:rPr>
-      </w:pPr>
-      <w:r>
-        <w:rPr>
-          <w:rFonts w:ascii="Arial Narrow" w:hAnsi="Arial Narrow" w:cs="Arial"/>
+          <w:rFonts w:ascii="Arial Narrow" w:eastAsia="Arial Narrow" w:hAnsi="Arial Narrow" w:cs="Arial Narrow"/>
+          <w:sz w:val="16"/>
+          <w:szCs w:val="16"/>
+        </w:rPr>
+      </w:pPr>
+      <w:r>
+        <w:rPr>
+          <w:rFonts w:ascii="Arial Narrow" w:eastAsia="Arial Narrow" w:hAnsi="Arial Narrow" w:cs="Arial Narrow"/>
           <w:sz w:val="16"/>
           <w:szCs w:val="16"/>
         </w:rPr>
@@ -6199,7 +7124,7 @@
       </w:r>
       <w:r>
         <w:rPr>
-          <w:rFonts w:ascii="Arial Narrow" w:hAnsi="Arial Narrow" w:cs="Arial"/>
+          <w:rFonts w:ascii="Arial Narrow" w:eastAsia="Arial Narrow" w:hAnsi="Arial Narrow" w:cs="Arial Narrow"/>
           <w:sz w:val="16"/>
           <w:szCs w:val="16"/>
         </w:rPr>
@@ -6214,7 +7139,7 @@
         <w:ind w:left="2268"/>
         <w:jc w:val="both"/>
         <w:rPr>
-          <w:rFonts w:ascii="Arial Narrow" w:hAnsi="Arial Narrow" w:cs="Arial"/>
+          <w:rFonts w:ascii="Arial Narrow" w:eastAsia="Arial Narrow" w:hAnsi="Arial Narrow" w:cs="Arial Narrow"/>
           <w:sz w:val="16"/>
           <w:szCs w:val="16"/>
         </w:rPr>
@@ -6227,14 +7152,14 @@
         <w:ind w:left="2835" w:hanging="567"/>
         <w:jc w:val="both"/>
         <w:rPr>
-          <w:rFonts w:ascii="Arial Narrow" w:hAnsi="Arial Narrow"/>
-          <w:sz w:val="16"/>
-          <w:szCs w:val="16"/>
-        </w:rPr>
-      </w:pPr>
-      <w:r>
-        <w:rPr>
-          <w:rFonts w:ascii="Arial Narrow" w:hAnsi="Arial Narrow" w:cs="Arial"/>
+          <w:rFonts w:ascii="Arial Narrow" w:eastAsia="Arial Narrow" w:hAnsi="Arial Narrow" w:cs="Arial Narrow"/>
+          <w:sz w:val="16"/>
+          <w:szCs w:val="16"/>
+        </w:rPr>
+      </w:pPr>
+      <w:r>
+        <w:rPr>
+          <w:rFonts w:ascii="Arial Narrow" w:eastAsia="Arial Narrow" w:hAnsi="Arial Narrow" w:cs="Arial Narrow"/>
           <w:sz w:val="16"/>
           <w:szCs w:val="16"/>
         </w:rPr>
@@ -6242,7 +7167,7 @@
       </w:r>
       <w:r>
         <w:rPr>
-          <w:rFonts w:ascii="Arial Narrow" w:hAnsi="Arial Narrow" w:cs="Arial"/>
+          <w:rFonts w:ascii="Arial Narrow" w:eastAsia="Arial Narrow" w:hAnsi="Arial Narrow" w:cs="Arial Narrow"/>
           <w:sz w:val="16"/>
           <w:szCs w:val="16"/>
         </w:rPr>
@@ -6257,7 +7182,7 @@
         <w:ind w:left="2835"/>
         <w:jc w:val="both"/>
         <w:rPr>
-          <w:rFonts w:ascii="Arial Narrow" w:hAnsi="Arial Narrow" w:cs="Arial"/>
+          <w:rFonts w:ascii="Arial Narrow" w:eastAsia="Arial Narrow" w:hAnsi="Arial Narrow" w:cs="Arial Narrow"/>
           <w:sz w:val="16"/>
           <w:szCs w:val="16"/>
         </w:rPr>
@@ -6270,14 +7195,14 @@
         <w:ind w:left="2835"/>
         <w:jc w:val="both"/>
         <w:rPr>
-          <w:rFonts w:ascii="Arial Narrow" w:hAnsi="Arial Narrow" w:cs="Arial"/>
-          <w:sz w:val="16"/>
-          <w:szCs w:val="16"/>
-        </w:rPr>
-      </w:pPr>
-      <w:r>
-        <w:rPr>
-          <w:rFonts w:ascii="Arial Narrow" w:hAnsi="Arial Narrow" w:cs="Arial"/>
+          <w:rFonts w:ascii="Arial Narrow" w:eastAsia="Arial Narrow" w:hAnsi="Arial Narrow" w:cs="Arial Narrow"/>
+          <w:sz w:val="16"/>
+          <w:szCs w:val="16"/>
+        </w:rPr>
+      </w:pPr>
+      <w:r>
+        <w:rPr>
+          <w:rFonts w:ascii="Arial Narrow" w:eastAsia="Arial Narrow" w:hAnsi="Arial Narrow" w:cs="Arial Narrow"/>
           <w:sz w:val="16"/>
           <w:szCs w:val="16"/>
         </w:rPr>
@@ -6291,7 +7216,7 @@
         <w:ind w:left="2835"/>
         <w:jc w:val="both"/>
         <w:rPr>
-          <w:rFonts w:ascii="Arial Narrow" w:hAnsi="Arial Narrow"/>
+          <w:rFonts w:ascii="Arial Narrow" w:eastAsia="Arial Narrow" w:hAnsi="Arial Narrow" w:cs="Arial Narrow"/>
           <w:sz w:val="16"/>
           <w:szCs w:val="16"/>
         </w:rPr>
@@ -6304,14 +7229,14 @@
         <w:ind w:left="2835"/>
         <w:jc w:val="both"/>
         <w:rPr>
-          <w:rFonts w:ascii="Arial Narrow" w:hAnsi="Arial Narrow"/>
-          <w:sz w:val="16"/>
-          <w:szCs w:val="16"/>
-        </w:rPr>
-      </w:pPr>
-      <w:r>
-        <w:rPr>
-          <w:rFonts w:ascii="Arial Narrow" w:hAnsi="Arial Narrow" w:cs="Arial"/>
+          <w:rFonts w:ascii="Arial Narrow" w:eastAsia="Arial Narrow" w:hAnsi="Arial Narrow" w:cs="Arial Narrow"/>
+          <w:sz w:val="16"/>
+          <w:szCs w:val="16"/>
+        </w:rPr>
+      </w:pPr>
+      <w:r>
+        <w:rPr>
+          <w:rFonts w:ascii="Arial Narrow" w:eastAsia="Arial Narrow" w:hAnsi="Arial Narrow" w:cs="Arial Narrow"/>
           <w:b/>
           <w:bCs/>
           <w:sz w:val="16"/>
@@ -6321,7 +7246,7 @@
       </w:r>
       <w:r>
         <w:rPr>
-          <w:rFonts w:ascii="Arial Narrow" w:hAnsi="Arial Narrow" w:cs="Arial"/>
+          <w:rFonts w:ascii="Arial Narrow" w:eastAsia="Arial Narrow" w:hAnsi="Arial Narrow" w:cs="Arial Narrow"/>
           <w:sz w:val="16"/>
           <w:szCs w:val="16"/>
         </w:rPr>
@@ -6335,14 +7260,14 @@
         <w:ind w:left="2835"/>
         <w:jc w:val="both"/>
         <w:rPr>
-          <w:rFonts w:ascii="Arial Narrow" w:hAnsi="Arial Narrow"/>
-          <w:sz w:val="16"/>
-          <w:szCs w:val="16"/>
-        </w:rPr>
-      </w:pPr>
-      <w:r>
-        <w:rPr>
-          <w:rFonts w:ascii="Arial Narrow" w:hAnsi="Arial Narrow" w:cs="Arial"/>
+          <w:rFonts w:ascii="Arial Narrow" w:eastAsia="Arial Narrow" w:hAnsi="Arial Narrow" w:cs="Arial Narrow"/>
+          <w:sz w:val="16"/>
+          <w:szCs w:val="16"/>
+        </w:rPr>
+      </w:pPr>
+      <w:r>
+        <w:rPr>
+          <w:rFonts w:ascii="Arial Narrow" w:eastAsia="Arial Narrow" w:hAnsi="Arial Narrow" w:cs="Arial Narrow"/>
           <w:b/>
           <w:bCs/>
           <w:sz w:val="16"/>
@@ -6352,7 +7277,7 @@
       </w:r>
       <w:r>
         <w:rPr>
-          <w:rFonts w:ascii="Arial Narrow" w:hAnsi="Arial Narrow" w:cs="Arial"/>
+          <w:rFonts w:ascii="Arial Narrow" w:eastAsia="Arial Narrow" w:hAnsi="Arial Narrow" w:cs="Arial Narrow"/>
           <w:sz w:val="16"/>
           <w:szCs w:val="16"/>
         </w:rPr>
@@ -6366,14 +7291,14 @@
         <w:ind w:left="2835"/>
         <w:jc w:val="both"/>
         <w:rPr>
-          <w:rFonts w:ascii="Arial Narrow" w:hAnsi="Arial Narrow"/>
-          <w:sz w:val="16"/>
-          <w:szCs w:val="16"/>
-        </w:rPr>
-      </w:pPr>
-      <w:r>
-        <w:rPr>
-          <w:rFonts w:ascii="Arial Narrow" w:hAnsi="Arial Narrow" w:cs="Arial"/>
+          <w:rFonts w:ascii="Arial Narrow" w:eastAsia="Arial Narrow" w:hAnsi="Arial Narrow" w:cs="Arial Narrow"/>
+          <w:sz w:val="16"/>
+          <w:szCs w:val="16"/>
+        </w:rPr>
+      </w:pPr>
+      <w:r>
+        <w:rPr>
+          <w:rFonts w:ascii="Arial Narrow" w:eastAsia="Arial Narrow" w:hAnsi="Arial Narrow" w:cs="Arial Narrow"/>
           <w:b/>
           <w:bCs/>
           <w:sz w:val="16"/>
@@ -6383,7 +7308,7 @@
       </w:r>
       <w:r>
         <w:rPr>
-          <w:rFonts w:ascii="Arial Narrow" w:hAnsi="Arial Narrow" w:cs="Arial"/>
+          <w:rFonts w:ascii="Arial Narrow" w:eastAsia="Arial Narrow" w:hAnsi="Arial Narrow" w:cs="Arial Narrow"/>
           <w:sz w:val="16"/>
           <w:szCs w:val="16"/>
         </w:rPr>
@@ -6397,14 +7322,14 @@
         <w:ind w:left="3402" w:hanging="567"/>
         <w:jc w:val="both"/>
         <w:rPr>
-          <w:rFonts w:ascii="Arial Narrow" w:hAnsi="Arial Narrow"/>
-          <w:sz w:val="16"/>
-          <w:szCs w:val="16"/>
-        </w:rPr>
-      </w:pPr>
-      <w:r>
-        <w:rPr>
-          <w:rFonts w:ascii="Arial Narrow" w:hAnsi="Arial Narrow" w:cs="Arial"/>
+          <w:rFonts w:ascii="Arial Narrow" w:eastAsia="Arial Narrow" w:hAnsi="Arial Narrow" w:cs="Arial Narrow"/>
+          <w:sz w:val="16"/>
+          <w:szCs w:val="16"/>
+        </w:rPr>
+      </w:pPr>
+      <w:r>
+        <w:rPr>
+          <w:rFonts w:ascii="Arial Narrow" w:eastAsia="Arial Narrow" w:hAnsi="Arial Narrow" w:cs="Arial Narrow"/>
           <w:sz w:val="16"/>
           <w:szCs w:val="16"/>
         </w:rPr>
@@ -6412,7 +7337,7 @@
       </w:r>
       <w:r>
         <w:rPr>
-          <w:rFonts w:ascii="Arial Narrow" w:hAnsi="Arial Narrow" w:cs="Arial"/>
+          <w:rFonts w:ascii="Arial Narrow" w:eastAsia="Arial Narrow" w:hAnsi="Arial Narrow" w:cs="Arial Narrow"/>
           <w:sz w:val="16"/>
           <w:szCs w:val="16"/>
         </w:rPr>
@@ -6427,14 +7352,14 @@
         <w:ind w:left="3402" w:hanging="567"/>
         <w:jc w:val="both"/>
         <w:rPr>
-          <w:rFonts w:ascii="Arial Narrow" w:hAnsi="Arial Narrow"/>
-          <w:sz w:val="16"/>
-          <w:szCs w:val="16"/>
-        </w:rPr>
-      </w:pPr>
-      <w:r>
-        <w:rPr>
-          <w:rFonts w:ascii="Arial Narrow" w:hAnsi="Arial Narrow" w:cs="Arial"/>
+          <w:rFonts w:ascii="Arial Narrow" w:eastAsia="Arial Narrow" w:hAnsi="Arial Narrow" w:cs="Arial Narrow"/>
+          <w:sz w:val="16"/>
+          <w:szCs w:val="16"/>
+        </w:rPr>
+      </w:pPr>
+      <w:r>
+        <w:rPr>
+          <w:rFonts w:ascii="Arial Narrow" w:eastAsia="Arial Narrow" w:hAnsi="Arial Narrow" w:cs="Arial Narrow"/>
           <w:sz w:val="16"/>
           <w:szCs w:val="16"/>
         </w:rPr>
@@ -6442,7 +7367,7 @@
       </w:r>
       <w:r>
         <w:rPr>
-          <w:rFonts w:ascii="Arial Narrow" w:hAnsi="Arial Narrow" w:cs="Arial"/>
+          <w:rFonts w:ascii="Arial Narrow" w:eastAsia="Arial Narrow" w:hAnsi="Arial Narrow" w:cs="Arial Narrow"/>
           <w:sz w:val="16"/>
           <w:szCs w:val="16"/>
         </w:rPr>
@@ -6457,14 +7382,14 @@
         <w:ind w:left="3402" w:hanging="567"/>
         <w:jc w:val="both"/>
         <w:rPr>
-          <w:rFonts w:ascii="Arial Narrow" w:hAnsi="Arial Narrow" w:cs="Arial"/>
-          <w:sz w:val="16"/>
-          <w:szCs w:val="16"/>
-        </w:rPr>
-      </w:pPr>
-      <w:r>
-        <w:rPr>
-          <w:rFonts w:ascii="Arial Narrow" w:hAnsi="Arial Narrow" w:cs="Arial"/>
+          <w:rFonts w:ascii="Arial Narrow" w:eastAsia="Arial Narrow" w:hAnsi="Arial Narrow" w:cs="Arial Narrow"/>
+          <w:sz w:val="16"/>
+          <w:szCs w:val="16"/>
+        </w:rPr>
+      </w:pPr>
+      <w:r>
+        <w:rPr>
+          <w:rFonts w:ascii="Arial Narrow" w:eastAsia="Arial Narrow" w:hAnsi="Arial Narrow" w:cs="Arial Narrow"/>
           <w:sz w:val="16"/>
           <w:szCs w:val="16"/>
         </w:rPr>
@@ -6472,7 +7397,7 @@
       </w:r>
       <w:r>
         <w:rPr>
-          <w:rFonts w:ascii="Arial Narrow" w:hAnsi="Arial Narrow" w:cs="Arial"/>
+          <w:rFonts w:ascii="Arial Narrow" w:eastAsia="Arial Narrow" w:hAnsi="Arial Narrow" w:cs="Arial Narrow"/>
           <w:sz w:val="16"/>
           <w:szCs w:val="16"/>
         </w:rPr>
@@ -6487,7 +7412,7 @@
         <w:ind w:left="3402" w:hanging="567"/>
         <w:jc w:val="both"/>
         <w:rPr>
-          <w:rFonts w:ascii="Arial Narrow" w:hAnsi="Arial Narrow"/>
+          <w:rFonts w:ascii="Arial Narrow" w:eastAsia="Arial Narrow" w:hAnsi="Arial Narrow" w:cs="Arial Narrow"/>
           <w:sz w:val="16"/>
           <w:szCs w:val="16"/>
         </w:rPr>
@@ -6500,14 +7425,14 @@
         <w:ind w:left="2835"/>
         <w:jc w:val="both"/>
         <w:rPr>
-          <w:rFonts w:ascii="Arial Narrow" w:hAnsi="Arial Narrow" w:cs="Arial"/>
-          <w:sz w:val="16"/>
-          <w:szCs w:val="16"/>
-        </w:rPr>
-      </w:pPr>
-      <w:r>
-        <w:rPr>
-          <w:rFonts w:ascii="Arial Narrow" w:hAnsi="Arial Narrow" w:cs="Arial"/>
+          <w:rFonts w:ascii="Arial Narrow" w:eastAsia="Arial Narrow" w:hAnsi="Arial Narrow" w:cs="Arial Narrow"/>
+          <w:sz w:val="16"/>
+          <w:szCs w:val="16"/>
+        </w:rPr>
+      </w:pPr>
+      <w:r>
+        <w:rPr>
+          <w:rFonts w:ascii="Arial Narrow" w:eastAsia="Arial Narrow" w:hAnsi="Arial Narrow" w:cs="Arial Narrow"/>
           <w:sz w:val="16"/>
           <w:szCs w:val="16"/>
         </w:rPr>
@@ -6521,7 +7446,7 @@
         <w:ind w:left="2835"/>
         <w:jc w:val="both"/>
         <w:rPr>
-          <w:rFonts w:ascii="Arial Narrow" w:hAnsi="Arial Narrow"/>
+          <w:rFonts w:ascii="Arial Narrow" w:eastAsia="Arial Narrow" w:hAnsi="Arial Narrow" w:cs="Arial Narrow"/>
           <w:sz w:val="16"/>
           <w:szCs w:val="16"/>
         </w:rPr>
@@ -6533,14 +7458,14 @@
         <w:ind w:left="1701" w:hanging="567"/>
         <w:jc w:val="both"/>
         <w:rPr>
-          <w:rFonts w:ascii="Arial Narrow" w:hAnsi="Arial Narrow" w:cs="Arial"/>
-          <w:sz w:val="16"/>
-          <w:szCs w:val="16"/>
-        </w:rPr>
-      </w:pPr>
-      <w:r>
-        <w:rPr>
-          <w:rFonts w:ascii="Arial Narrow" w:hAnsi="Arial Narrow" w:cs="Arial"/>
+          <w:rFonts w:ascii="Arial Narrow" w:eastAsia="Arial Narrow" w:hAnsi="Arial Narrow" w:cs="Arial Narrow"/>
+          <w:sz w:val="16"/>
+          <w:szCs w:val="16"/>
+        </w:rPr>
+      </w:pPr>
+      <w:r>
+        <w:rPr>
+          <w:rFonts w:ascii="Arial Narrow" w:eastAsia="Arial Narrow" w:hAnsi="Arial Narrow" w:cs="Arial Narrow"/>
           <w:sz w:val="16"/>
           <w:szCs w:val="16"/>
         </w:rPr>
@@ -6548,7 +7473,7 @@
       </w:r>
       <w:r>
         <w:rPr>
-          <w:rFonts w:ascii="Arial Narrow" w:hAnsi="Arial Narrow" w:cs="Arial"/>
+          <w:rFonts w:ascii="Arial Narrow" w:eastAsia="Arial Narrow" w:hAnsi="Arial Narrow" w:cs="Arial Narrow"/>
           <w:sz w:val="16"/>
           <w:szCs w:val="16"/>
         </w:rPr>
@@ -6559,9 +7484,10 @@
     <w:p>
       <w:pPr>
         <w:spacing w:after="0" w:line="240" w:lineRule="auto"/>
-        <w:jc w:val="both"/>
-        <w:rPr>
-          <w:rFonts w:ascii="Arial Narrow" w:hAnsi="Arial Narrow" w:cs="Arial"/>
+        <w:ind w:left="570" w:hanging="570"/>
+        <w:jc w:val="both"/>
+        <w:rPr>
+          <w:rFonts w:ascii="Arial Narrow" w:eastAsia="Arial Narrow" w:hAnsi="Arial Narrow" w:cs="Arial Narrow"/>
           <w:sz w:val="16"/>
           <w:szCs w:val="16"/>
         </w:rPr>
@@ -6575,7 +7501,7 @@
         <w:ind w:left="567" w:hanging="567"/>
         <w:jc w:val="both"/>
         <w:rPr>
-          <w:rFonts w:ascii="Arial Narrow" w:hAnsi="Arial Narrow" w:cs="Arial"/>
+          <w:rFonts w:ascii="Arial Narrow" w:eastAsia="Arial Narrow" w:hAnsi="Arial Narrow" w:cs="Arial Narrow"/>
           <w:b/>
           <w:sz w:val="16"/>
           <w:szCs w:val="16"/>
@@ -6584,7 +7510,7 @@
       <w:r>
         <w:rPr>
           <w:rStyle w:val="Refdenotaalpie"/>
-          <w:rFonts w:ascii="Arial Narrow" w:hAnsi="Arial Narrow" w:cs="Arial"/>
+          <w:rFonts w:ascii="Arial Narrow" w:eastAsia="Arial Narrow" w:hAnsi="Arial Narrow" w:cs="Arial Narrow"/>
           <w:sz w:val="16"/>
           <w:szCs w:val="16"/>
           <w:vertAlign w:val="superscript"/>
@@ -6593,7 +7519,7 @@
       </w:r>
       <w:r>
         <w:rPr>
-          <w:rFonts w:ascii="Arial Narrow" w:hAnsi="Arial Narrow" w:cs="Arial"/>
+          <w:rFonts w:ascii="Arial Narrow" w:eastAsia="Arial Narrow" w:hAnsi="Arial Narrow" w:cs="Arial Narrow"/>
           <w:sz w:val="16"/>
           <w:szCs w:val="16"/>
         </w:rPr>
@@ -6601,7 +7527,7 @@
       </w:r>
       <w:r>
         <w:rPr>
-          <w:rFonts w:ascii="Arial Narrow" w:hAnsi="Arial Narrow" w:cs="Arial"/>
+          <w:rFonts w:ascii="Arial Narrow" w:eastAsia="Arial Narrow" w:hAnsi="Arial Narrow" w:cs="Arial Narrow"/>
           <w:sz w:val="16"/>
           <w:szCs w:val="16"/>
         </w:rPr>
@@ -6609,7 +7535,7 @@
       </w:r>
       <w:r>
         <w:rPr>
-          <w:rFonts w:ascii="Arial Narrow" w:hAnsi="Arial Narrow"/>
+          <w:rFonts w:ascii="Arial Narrow" w:eastAsia="Arial Narrow" w:hAnsi="Arial Narrow" w:cs="Arial Narrow"/>
           <w:b/>
           <w:sz w:val="16"/>
           <w:szCs w:val="16"/>
@@ -6623,7 +7549,7 @@
         <w:ind w:left="567" w:hanging="567"/>
         <w:jc w:val="both"/>
         <w:rPr>
-          <w:rFonts w:ascii="Arial Narrow" w:hAnsi="Arial Narrow" w:cs="Arial"/>
+          <w:rFonts w:ascii="Arial Narrow" w:eastAsia="Arial Narrow" w:hAnsi="Arial Narrow" w:cs="Arial Narrow"/>
           <w:b/>
           <w:bCs/>
           <w:sz w:val="16"/>
@@ -6633,7 +7559,7 @@
       </w:pPr>
       <w:r>
         <w:rPr>
-          <w:rFonts w:ascii="Arial Narrow" w:hAnsi="Arial Narrow" w:cs="Arial"/>
+          <w:rFonts w:ascii="Arial Narrow" w:eastAsia="Arial Narrow" w:hAnsi="Arial Narrow" w:cs="Arial Narrow"/>
           <w:sz w:val="16"/>
           <w:szCs w:val="16"/>
           <w:shd w:val="clear" w:color="auto" w:fill="FFFFFF"/>
@@ -6642,7 +7568,7 @@
       </w:r>
       <w:r>
         <w:rPr>
-          <w:rFonts w:ascii="Arial Narrow" w:hAnsi="Arial Narrow" w:cs="Arial"/>
+          <w:rFonts w:ascii="Arial Narrow" w:eastAsia="Arial Narrow" w:hAnsi="Arial Narrow" w:cs="Arial Narrow"/>
           <w:sz w:val="16"/>
           <w:szCs w:val="16"/>
           <w:shd w:val="clear" w:color="auto" w:fill="FFFFFF"/>
@@ -6651,7 +7577,7 @@
       </w:r>
       <w:r>
         <w:rPr>
-          <w:rFonts w:ascii="Arial Narrow" w:hAnsi="Arial Narrow" w:cs="Arial"/>
+          <w:rFonts w:ascii="Arial Narrow" w:eastAsia="Arial Narrow" w:hAnsi="Arial Narrow" w:cs="Arial Narrow"/>
           <w:b/>
           <w:bCs/>
           <w:sz w:val="16"/>
@@ -6667,7 +7593,7 @@
         <w:ind w:left="567" w:hanging="567"/>
         <w:jc w:val="both"/>
         <w:rPr>
-          <w:rFonts w:ascii="Arial Narrow" w:hAnsi="Arial Narrow" w:cs="Arial"/>
+          <w:rFonts w:ascii="Arial Narrow" w:eastAsia="Arial Narrow" w:hAnsi="Arial Narrow" w:cs="Arial Narrow"/>
           <w:bCs/>
           <w:sz w:val="16"/>
           <w:szCs w:val="16"/>
@@ -6676,7 +7602,7 @@
       </w:pPr>
       <w:r>
         <w:rPr>
-          <w:rFonts w:ascii="Arial Narrow" w:hAnsi="Arial Narrow" w:cs="Arial"/>
+          <w:rFonts w:ascii="Arial Narrow" w:eastAsia="Arial Narrow" w:hAnsi="Arial Narrow" w:cs="Arial Narrow"/>
           <w:b/>
           <w:bCs/>
           <w:sz w:val="16"/>
@@ -6687,7 +7613,7 @@
       </w:r>
       <w:r>
         <w:rPr>
-          <w:rFonts w:ascii="Arial Narrow" w:hAnsi="Arial Narrow" w:cs="Arial"/>
+          <w:rFonts w:ascii="Arial Narrow" w:eastAsia="Arial Narrow" w:hAnsi="Arial Narrow" w:cs="Arial Narrow"/>
           <w:bCs/>
           <w:sz w:val="16"/>
           <w:szCs w:val="16"/>
@@ -6702,19 +7628,32 @@
         <w:ind w:left="567"/>
         <w:jc w:val="both"/>
         <w:rPr>
-          <w:rFonts w:ascii="Arial Narrow" w:hAnsi="Arial Narrow" w:cs="Arial"/>
-          <w:sz w:val="16"/>
-          <w:szCs w:val="16"/>
-        </w:rPr>
-      </w:pPr>
-      <w:r>
-        <w:rPr>
-          <w:rFonts w:ascii="Arial Narrow" w:hAnsi="Arial Narrow" w:cs="Arial"/>
+          <w:rFonts w:ascii="Arial Narrow" w:eastAsia="Arial Narrow" w:hAnsi="Arial Narrow" w:cs="Arial Narrow"/>
+          <w:sz w:val="16"/>
+          <w:szCs w:val="16"/>
+        </w:rPr>
+      </w:pPr>
+      <w:r>
+        <w:rPr>
+          <w:rFonts w:ascii="Arial Narrow" w:eastAsia="Arial Narrow" w:hAnsi="Arial Narrow" w:cs="Arial Narrow"/>
           <w:sz w:val="16"/>
           <w:szCs w:val="16"/>
         </w:rPr>
         <w:t>3.6 Los órganos resolutivos del INDECOPI se pronunciarán sobre la confidencialidad de la información mediante acto o resolución debidamente motivado, pudiendo declarar la confidencialidad de la información de oficio.</w:t>
       </w:r>
+    </w:p>
+    <w:p>
+      <w:pPr>
+        <w:pStyle w:val="Textonotapie"/>
+        <w:ind w:left="567" w:hanging="567"/>
+        <w:jc w:val="both"/>
+        <w:rPr>
+          <w:rFonts w:ascii="Arial Narrow" w:eastAsia="Arial Narrow" w:hAnsi="Arial Narrow" w:cs="Arial Narrow"/>
+          <w:b/>
+          <w:sz w:val="16"/>
+          <w:szCs w:val="16"/>
+        </w:rPr>
+      </w:pPr>
     </w:p>
   </w:footnote>
   <w:footnote w:id="4">
@@ -6724,7 +7663,7 @@
         <w:ind w:left="567" w:hanging="567"/>
         <w:jc w:val="both"/>
         <w:rPr>
-          <w:rFonts w:ascii="Arial Narrow" w:hAnsi="Arial Narrow"/>
+          <w:rFonts w:ascii="Arial Narrow" w:eastAsia="Arial Narrow" w:hAnsi="Arial Narrow" w:cs="Arial Narrow"/>
           <w:b/>
           <w:bCs/>
           <w:sz w:val="16"/>
@@ -6734,7 +7673,7 @@
       <w:r>
         <w:rPr>
           <w:rStyle w:val="Refdenotaalpie"/>
-          <w:rFonts w:ascii="Arial Narrow" w:hAnsi="Arial Narrow"/>
+          <w:rFonts w:ascii="Arial Narrow" w:eastAsia="Arial Narrow" w:hAnsi="Arial Narrow" w:cs="Arial Narrow"/>
           <w:sz w:val="16"/>
           <w:szCs w:val="16"/>
           <w:vertAlign w:val="superscript"/>
@@ -6743,7 +7682,7 @@
       </w:r>
       <w:r>
         <w:rPr>
-          <w:rFonts w:ascii="Arial Narrow" w:hAnsi="Arial Narrow"/>
+          <w:rFonts w:ascii="Arial Narrow" w:eastAsia="Arial Narrow" w:hAnsi="Arial Narrow" w:cs="Arial Narrow"/>
           <w:sz w:val="16"/>
           <w:szCs w:val="16"/>
         </w:rPr>
@@ -6751,7 +7690,7 @@
       </w:r>
       <w:r>
         <w:rPr>
-          <w:rFonts w:ascii="Arial Narrow" w:hAnsi="Arial Narrow"/>
+          <w:rFonts w:ascii="Arial Narrow" w:eastAsia="Arial Narrow" w:hAnsi="Arial Narrow" w:cs="Arial Narrow"/>
           <w:sz w:val="16"/>
           <w:szCs w:val="16"/>
         </w:rPr>
@@ -6759,7 +7698,7 @@
       </w:r>
       <w:r>
         <w:rPr>
-          <w:rFonts w:ascii="Arial Narrow" w:hAnsi="Arial Narrow"/>
+          <w:rFonts w:ascii="Arial Narrow" w:eastAsia="Arial Narrow" w:hAnsi="Arial Narrow" w:cs="Arial Narrow"/>
           <w:b/>
           <w:bCs/>
           <w:sz w:val="16"/>
@@ -6774,7 +7713,7 @@
         <w:ind w:firstLine="567"/>
         <w:jc w:val="both"/>
         <w:rPr>
-          <w:rFonts w:ascii="Arial Narrow" w:hAnsi="Arial Narrow"/>
+          <w:rFonts w:ascii="Arial Narrow" w:eastAsia="Arial Narrow" w:hAnsi="Arial Narrow" w:cs="Arial Narrow"/>
           <w:b/>
           <w:bCs/>
           <w:sz w:val="16"/>
@@ -6783,7 +7722,7 @@
       </w:pPr>
       <w:r>
         <w:rPr>
-          <w:rFonts w:ascii="Arial Narrow" w:hAnsi="Arial Narrow"/>
+          <w:rFonts w:ascii="Arial Narrow" w:eastAsia="Arial Narrow" w:hAnsi="Arial Narrow" w:cs="Arial Narrow"/>
           <w:b/>
           <w:bCs/>
           <w:sz w:val="16"/>
@@ -6798,14 +7737,14 @@
         <w:ind w:left="555"/>
         <w:jc w:val="both"/>
         <w:rPr>
-          <w:rFonts w:ascii="Arial Narrow" w:hAnsi="Arial Narrow"/>
-          <w:sz w:val="16"/>
-          <w:szCs w:val="16"/>
-        </w:rPr>
-      </w:pPr>
-      <w:r>
-        <w:rPr>
-          <w:rFonts w:ascii="Arial Narrow" w:hAnsi="Arial Narrow"/>
+          <w:rFonts w:ascii="Arial Narrow" w:eastAsia="Arial Narrow" w:hAnsi="Arial Narrow" w:cs="Arial Narrow"/>
+          <w:sz w:val="16"/>
+          <w:szCs w:val="16"/>
+        </w:rPr>
+      </w:pPr>
+      <w:r>
+        <w:rPr>
+          <w:rFonts w:ascii="Arial Narrow" w:eastAsia="Arial Narrow" w:hAnsi="Arial Narrow" w:cs="Arial Narrow"/>
           <w:sz w:val="16"/>
           <w:szCs w:val="16"/>
         </w:rPr>
@@ -6815,10 +7754,12 @@
     <w:p>
       <w:pPr>
         <w:pStyle w:val="Sinespaciado"/>
-        <w:ind w:left="555"/>
-        <w:jc w:val="both"/>
-        <w:rPr>
-          <w:rFonts w:ascii="Arial Narrow" w:hAnsi="Arial Narrow"/>
+        <w:ind w:left="567" w:hanging="567"/>
+        <w:jc w:val="both"/>
+        <w:rPr>
+          <w:rFonts w:ascii="Arial Narrow" w:eastAsia="Arial Narrow" w:hAnsi="Arial Narrow" w:cs="Arial Narrow"/>
+          <w:b/>
+          <w:bCs/>
           <w:sz w:val="16"/>
           <w:szCs w:val="16"/>
         </w:rPr>
@@ -6834,7 +7775,7 @@
         <w:jc w:val="both"/>
         <w:textAlignment w:val="baseline"/>
         <w:rPr>
-          <w:rFonts w:ascii="Arial Narrow" w:hAnsi="Arial Narrow" w:cs="Arial"/>
+          <w:rFonts w:ascii="Arial Narrow" w:eastAsia="Arial Narrow" w:hAnsi="Arial Narrow" w:cs="Arial Narrow"/>
           <w:sz w:val="16"/>
           <w:szCs w:val="16"/>
         </w:rPr>
@@ -6842,7 +7783,7 @@
       <w:r>
         <w:rPr>
           <w:rStyle w:val="Refdenotaalpie"/>
-          <w:rFonts w:ascii="Arial Narrow" w:hAnsi="Arial Narrow" w:cs="Arial"/>
+          <w:rFonts w:ascii="Arial Narrow" w:eastAsia="Arial Narrow" w:hAnsi="Arial Narrow" w:cs="Arial Narrow"/>
           <w:sz w:val="16"/>
           <w:szCs w:val="16"/>
           <w:vertAlign w:val="superscript"/>
@@ -6851,7 +7792,7 @@
       </w:r>
       <w:r>
         <w:rPr>
-          <w:rFonts w:ascii="Arial Narrow" w:hAnsi="Arial Narrow" w:cs="Arial"/>
+          <w:rFonts w:ascii="Arial Narrow" w:eastAsia="Arial Narrow" w:hAnsi="Arial Narrow" w:cs="Arial Narrow"/>
           <w:sz w:val="16"/>
           <w:szCs w:val="16"/>
         </w:rPr>
@@ -6859,7 +7800,7 @@
       </w:r>
       <w:r>
         <w:rPr>
-          <w:rFonts w:ascii="Arial Narrow" w:hAnsi="Arial Narrow" w:cs="Arial"/>
+          <w:rFonts w:ascii="Arial Narrow" w:eastAsia="Arial Narrow" w:hAnsi="Arial Narrow" w:cs="Arial Narrow"/>
           <w:sz w:val="16"/>
           <w:szCs w:val="16"/>
         </w:rPr>
@@ -6868,7 +7809,7 @@
       <w:r>
         <w:rPr>
           <w:rStyle w:val="normaltextrun"/>
-          <w:rFonts w:ascii="Arial Narrow" w:eastAsia="Calibri" w:hAnsi="Arial Narrow" w:cs="Arial"/>
+          <w:rFonts w:ascii="Arial Narrow" w:eastAsia="Arial Narrow" w:hAnsi="Arial Narrow" w:cs="Arial Narrow"/>
           <w:b/>
           <w:bCs/>
           <w:sz w:val="16"/>
@@ -6879,7 +7820,7 @@
       <w:r>
         <w:rPr>
           <w:rStyle w:val="eop"/>
-          <w:rFonts w:ascii="Arial Narrow" w:eastAsia="Calibri" w:hAnsi="Arial Narrow" w:cs="Arial"/>
+          <w:rFonts w:ascii="Arial Narrow" w:eastAsia="Arial Narrow" w:hAnsi="Arial Narrow" w:cs="Arial Narrow"/>
           <w:sz w:val="16"/>
           <w:szCs w:val="16"/>
         </w:rPr>
@@ -6894,7 +7835,7 @@
         <w:jc w:val="both"/>
         <w:textAlignment w:val="baseline"/>
         <w:rPr>
-          <w:rFonts w:ascii="Arial Narrow" w:hAnsi="Arial Narrow" w:cs="Arial"/>
+          <w:rFonts w:ascii="Arial Narrow" w:eastAsia="Arial Narrow" w:hAnsi="Arial Narrow" w:cs="Arial Narrow"/>
           <w:sz w:val="16"/>
           <w:szCs w:val="16"/>
         </w:rPr>
@@ -6902,7 +7843,7 @@
       <w:r>
         <w:rPr>
           <w:rStyle w:val="normaltextrun"/>
-          <w:rFonts w:ascii="Arial Narrow" w:eastAsia="Calibri" w:hAnsi="Arial Narrow" w:cs="Arial"/>
+          <w:rFonts w:ascii="Arial Narrow" w:eastAsia="Arial Narrow" w:hAnsi="Arial Narrow" w:cs="Arial Narrow"/>
           <w:b/>
           <w:bCs/>
           <w:sz w:val="16"/>
@@ -6913,7 +7854,7 @@
       <w:r>
         <w:rPr>
           <w:rStyle w:val="normaltextrun"/>
-          <w:rFonts w:ascii="Arial Narrow" w:eastAsia="Calibri" w:hAnsi="Arial Narrow" w:cs="Arial"/>
+          <w:rFonts w:ascii="Arial Narrow" w:eastAsia="Arial Narrow" w:hAnsi="Arial Narrow" w:cs="Arial Narrow"/>
           <w:b/>
           <w:bCs/>
           <w:sz w:val="16"/>
@@ -6925,7 +7866,7 @@
       <w:r>
         <w:rPr>
           <w:rStyle w:val="eop"/>
-          <w:rFonts w:ascii="Arial Narrow" w:eastAsia="Calibri" w:hAnsi="Arial Narrow" w:cs="Arial"/>
+          <w:rFonts w:ascii="Arial Narrow" w:eastAsia="Arial Narrow" w:hAnsi="Arial Narrow" w:cs="Arial Narrow"/>
           <w:sz w:val="16"/>
           <w:szCs w:val="16"/>
         </w:rPr>
@@ -6940,7 +7881,7 @@
         <w:jc w:val="both"/>
         <w:textAlignment w:val="baseline"/>
         <w:rPr>
-          <w:rFonts w:ascii="Arial Narrow" w:hAnsi="Arial Narrow" w:cs="Arial"/>
+          <w:rFonts w:ascii="Arial Narrow" w:eastAsia="Arial Narrow" w:hAnsi="Arial Narrow" w:cs="Arial Narrow"/>
           <w:sz w:val="16"/>
           <w:szCs w:val="16"/>
         </w:rPr>
@@ -6948,7 +7889,7 @@
       <w:r>
         <w:rPr>
           <w:rStyle w:val="normaltextrun"/>
-          <w:rFonts w:ascii="Arial Narrow" w:eastAsia="Calibri" w:hAnsi="Arial Narrow" w:cs="Arial"/>
+          <w:rFonts w:ascii="Arial Narrow" w:eastAsia="Arial Narrow" w:hAnsi="Arial Narrow" w:cs="Arial Narrow"/>
           <w:sz w:val="16"/>
           <w:szCs w:val="16"/>
         </w:rPr>
@@ -6957,7 +7898,7 @@
       <w:r>
         <w:rPr>
           <w:rStyle w:val="eop"/>
-          <w:rFonts w:ascii="Arial Narrow" w:eastAsia="Calibri" w:hAnsi="Arial Narrow" w:cs="Arial"/>
+          <w:rFonts w:ascii="Arial Narrow" w:eastAsia="Arial Narrow" w:hAnsi="Arial Narrow" w:cs="Arial Narrow"/>
           <w:sz w:val="16"/>
           <w:szCs w:val="16"/>
         </w:rPr>
@@ -6973,7 +7914,7 @@
         <w:textAlignment w:val="baseline"/>
         <w:rPr>
           <w:rStyle w:val="eop"/>
-          <w:rFonts w:ascii="Arial Narrow" w:eastAsia="Calibri" w:hAnsi="Arial Narrow" w:cs="Arial"/>
+          <w:rFonts w:ascii="Arial Narrow" w:eastAsia="Arial Narrow" w:hAnsi="Arial Narrow" w:cs="Arial Narrow"/>
           <w:sz w:val="16"/>
           <w:szCs w:val="16"/>
         </w:rPr>
@@ -6981,7 +7922,7 @@
       <w:r>
         <w:rPr>
           <w:rStyle w:val="normaltextrun"/>
-          <w:rFonts w:ascii="Arial Narrow" w:eastAsia="Calibri" w:hAnsi="Arial Narrow" w:cs="Arial"/>
+          <w:rFonts w:ascii="Arial Narrow" w:eastAsia="Arial Narrow" w:hAnsi="Arial Narrow" w:cs="Arial Narrow"/>
           <w:sz w:val="16"/>
           <w:szCs w:val="16"/>
         </w:rPr>
@@ -6990,7 +7931,7 @@
       <w:r>
         <w:rPr>
           <w:rStyle w:val="eop"/>
-          <w:rFonts w:ascii="Arial Narrow" w:eastAsia="Calibri" w:hAnsi="Arial Narrow" w:cs="Arial"/>
+          <w:rFonts w:ascii="Arial Narrow" w:eastAsia="Arial Narrow" w:hAnsi="Arial Narrow" w:cs="Arial Narrow"/>
           <w:sz w:val="16"/>
           <w:szCs w:val="16"/>
         </w:rPr>
@@ -7005,7 +7946,7 @@
         <w:jc w:val="both"/>
         <w:textAlignment w:val="baseline"/>
         <w:rPr>
-          <w:rFonts w:ascii="Arial Narrow" w:hAnsi="Arial Narrow" w:cs="Arial"/>
+          <w:rFonts w:ascii="Arial Narrow" w:eastAsia="Arial Narrow" w:hAnsi="Arial Narrow" w:cs="Arial Narrow"/>
           <w:sz w:val="16"/>
           <w:szCs w:val="16"/>
         </w:rPr>
@@ -7020,7 +7961,7 @@
         <w:textAlignment w:val="baseline"/>
         <w:rPr>
           <w:rStyle w:val="eop"/>
-          <w:rFonts w:ascii="Arial Narrow" w:eastAsia="Calibri" w:hAnsi="Arial Narrow" w:cs="Arial"/>
+          <w:rFonts w:ascii="Arial Narrow" w:eastAsia="Arial Narrow" w:hAnsi="Arial Narrow" w:cs="Arial Narrow"/>
           <w:sz w:val="16"/>
           <w:szCs w:val="16"/>
         </w:rPr>
@@ -7028,7 +7969,7 @@
       <w:r>
         <w:rPr>
           <w:rStyle w:val="normaltextrun"/>
-          <w:rFonts w:ascii="Arial Narrow" w:eastAsia="Calibri" w:hAnsi="Arial Narrow" w:cs="Arial"/>
+          <w:rFonts w:ascii="Arial Narrow" w:eastAsia="Arial Narrow" w:hAnsi="Arial Narrow" w:cs="Arial Narrow"/>
           <w:b/>
           <w:bCs/>
           <w:sz w:val="16"/>
@@ -7039,7 +7980,7 @@
       <w:r>
         <w:rPr>
           <w:rStyle w:val="normaltextrun"/>
-          <w:rFonts w:ascii="Arial Narrow" w:eastAsia="Calibri" w:hAnsi="Arial Narrow" w:cs="Arial"/>
+          <w:rFonts w:ascii="Arial Narrow" w:eastAsia="Arial Narrow" w:hAnsi="Arial Narrow" w:cs="Arial Narrow"/>
           <w:sz w:val="16"/>
           <w:szCs w:val="16"/>
         </w:rPr>
@@ -7048,7 +7989,7 @@
       <w:r>
         <w:rPr>
           <w:rStyle w:val="eop"/>
-          <w:rFonts w:ascii="Arial Narrow" w:eastAsia="Calibri" w:hAnsi="Arial Narrow" w:cs="Arial"/>
+          <w:rFonts w:ascii="Arial Narrow" w:eastAsia="Arial Narrow" w:hAnsi="Arial Narrow" w:cs="Arial Narrow"/>
           <w:sz w:val="16"/>
           <w:szCs w:val="16"/>
         </w:rPr>
@@ -7063,7 +8004,7 @@
         <w:jc w:val="both"/>
         <w:textAlignment w:val="baseline"/>
         <w:rPr>
-          <w:rFonts w:ascii="Arial Narrow" w:hAnsi="Arial Narrow" w:cs="Arial"/>
+          <w:rFonts w:ascii="Arial Narrow" w:eastAsia="Arial Narrow" w:hAnsi="Arial Narrow" w:cs="Arial Narrow"/>
           <w:sz w:val="16"/>
           <w:szCs w:val="16"/>
         </w:rPr>
@@ -7071,7 +8012,7 @@
       <w:r>
         <w:rPr>
           <w:rStyle w:val="normaltextrun"/>
-          <w:rFonts w:ascii="Arial Narrow" w:eastAsia="Calibri" w:hAnsi="Arial Narrow" w:cs="Arial"/>
+          <w:rFonts w:ascii="Arial Narrow" w:eastAsia="Arial Narrow" w:hAnsi="Arial Narrow" w:cs="Arial Narrow"/>
           <w:sz w:val="16"/>
           <w:szCs w:val="16"/>
         </w:rPr>
@@ -7080,183 +8021,186 @@
       <w:r>
         <w:rPr>
           <w:rStyle w:val="eop"/>
-          <w:rFonts w:ascii="Arial Narrow" w:eastAsia="Calibri" w:hAnsi="Arial Narrow" w:cs="Arial"/>
+          <w:rFonts w:ascii="Arial Narrow" w:eastAsia="Arial Narrow" w:hAnsi="Arial Narrow" w:cs="Arial Narrow"/>
           <w:sz w:val="16"/>
           <w:szCs w:val="16"/>
         </w:rPr>
         <w:t> </w:t>
       </w:r>
     </w:p>
+    <w:p>
+      <w:pPr>
+        <w:pStyle w:val="paragraph"/>
+        <w:spacing w:before="0" w:beforeAutospacing="0" w:after="0" w:afterAutospacing="0"/>
+        <w:ind w:left="555" w:hanging="555"/>
+        <w:jc w:val="both"/>
+        <w:textAlignment w:val="baseline"/>
+        <w:rPr>
+          <w:rFonts w:ascii="Arial Narrow" w:eastAsia="Arial Narrow" w:hAnsi="Arial Narrow" w:cs="Arial Narrow"/>
+          <w:sz w:val="16"/>
+          <w:szCs w:val="16"/>
+        </w:rPr>
+      </w:pPr>
+    </w:p>
+  </w:footnote>
+  <w:footnote w:id="6">
     <w:p>
       <w:pPr>
         <w:pStyle w:val="Textonotapie"/>
         <w:ind w:left="567" w:hanging="567"/>
         <w:jc w:val="both"/>
         <w:rPr>
-          <w:rFonts w:ascii="Arial Narrow" w:hAnsi="Arial Narrow" w:cs="Arial"/>
-          <w:sz w:val="16"/>
-          <w:szCs w:val="16"/>
-          <w:lang w:val="es-MX"/>
-        </w:rPr>
-      </w:pPr>
-    </w:p>
-  </w:footnote>
-  <w:footnote w:id="6">
+          <w:rFonts w:ascii="Arial Narrow" w:eastAsia="Arial Narrow" w:hAnsi="Arial Narrow" w:cs="Arial Narrow"/>
+          <w:b/>
+          <w:bCs/>
+          <w:sz w:val="16"/>
+          <w:szCs w:val="16"/>
+        </w:rPr>
+      </w:pPr>
+      <w:r>
+        <w:rPr>
+          <w:rStyle w:val="Refdenotaalpie"/>
+          <w:rFonts w:ascii="Arial Narrow" w:eastAsia="Arial Narrow" w:hAnsi="Arial Narrow" w:cs="Arial Narrow"/>
+          <w:sz w:val="16"/>
+          <w:szCs w:val="16"/>
+          <w:vertAlign w:val="superscript"/>
+        </w:rPr>
+        <w:footnoteRef/>
+      </w:r>
+      <w:r>
+        <w:rPr>
+          <w:rFonts w:ascii="Arial Narrow" w:eastAsia="Arial Narrow" w:hAnsi="Arial Narrow" w:cs="Arial Narrow"/>
+          <w:sz w:val="16"/>
+          <w:szCs w:val="16"/>
+        </w:rPr>
+        <w:t xml:space="preserve"> </w:t>
+      </w:r>
+      <w:r>
+        <w:rPr>
+          <w:rFonts w:ascii="Arial Narrow" w:eastAsia="Arial Narrow" w:hAnsi="Arial Narrow" w:cs="Arial Narrow"/>
+          <w:sz w:val="16"/>
+          <w:szCs w:val="16"/>
+        </w:rPr>
+        <w:tab/>
+      </w:r>
+      <w:r>
+        <w:rPr>
+          <w:rFonts w:ascii="Arial Narrow" w:eastAsia="Arial Narrow" w:hAnsi="Arial Narrow" w:cs="Arial Narrow"/>
+          <w:b/>
+          <w:bCs/>
+          <w:sz w:val="16"/>
+          <w:szCs w:val="16"/>
+        </w:rPr>
+        <w:t>DIRECTIVA 001-2008-TRI-INDECOPI, DIRECTIVA SOBRE CONFIDENCIALIDAD DE LA INFORMACIÓN EN LOS PROCEDIMIENTOS SEGUIDOS POR LOS ÓRGANOS FUNCIONALES DEL INDECOPI, modificada por la DIRECTIVA 003-2022/TRI-INDECOPI</w:t>
+      </w:r>
+    </w:p>
+    <w:p>
+      <w:pPr>
+        <w:pStyle w:val="Textonotapie"/>
+        <w:ind w:left="1134" w:hanging="567"/>
+        <w:jc w:val="both"/>
+        <w:rPr>
+          <w:rFonts w:ascii="Arial Narrow" w:eastAsia="Arial Narrow" w:hAnsi="Arial Narrow" w:cs="Arial Narrow"/>
+          <w:sz w:val="16"/>
+          <w:szCs w:val="16"/>
+        </w:rPr>
+      </w:pPr>
+      <w:r>
+        <w:rPr>
+          <w:rFonts w:ascii="Arial Narrow" w:eastAsia="Arial Narrow" w:hAnsi="Arial Narrow" w:cs="Arial Narrow"/>
+          <w:sz w:val="16"/>
+          <w:szCs w:val="16"/>
+        </w:rPr>
+        <w:t xml:space="preserve">5.11 </w:t>
+      </w:r>
+      <w:r>
+        <w:rPr>
+          <w:rFonts w:ascii="Arial Narrow" w:eastAsia="Arial Narrow" w:hAnsi="Arial Narrow" w:cs="Arial Narrow"/>
+          <w:sz w:val="16"/>
+          <w:szCs w:val="16"/>
+        </w:rPr>
+        <w:tab/>
+        <w:t xml:space="preserve">En caso de que el titular de la información previamente declarada confidencial presente de manera posterior un nuevo escrito o documento que contenga la misma información, deberá adjuntar una “versión confidencial” que señale —de manera clara y precisa— en qué parte está incluida la información previamente declarada confidencial. </w:t>
+      </w:r>
+    </w:p>
+    <w:p>
+      <w:pPr>
+        <w:pStyle w:val="Textonotapie"/>
+        <w:ind w:left="1134"/>
+        <w:jc w:val="both"/>
+        <w:rPr>
+          <w:rFonts w:ascii="Arial Narrow" w:eastAsia="Arial Narrow" w:hAnsi="Arial Narrow" w:cs="Arial Narrow"/>
+          <w:sz w:val="16"/>
+          <w:szCs w:val="16"/>
+        </w:rPr>
+      </w:pPr>
+      <w:r>
+        <w:rPr>
+          <w:rFonts w:ascii="Arial Narrow" w:eastAsia="Arial Narrow" w:hAnsi="Arial Narrow" w:cs="Arial Narrow"/>
+          <w:sz w:val="16"/>
+          <w:szCs w:val="16"/>
+        </w:rPr>
+        <w:t xml:space="preserve">Adicionalmente, el administrado deberá presentar una “versión no confidencial” del referido escrito o documento, cubriendo de forma identificable aquellas secciones en las que haya figurado la información confidencial, a efectos de que dicha versión sea incorporada en el expediente principal y puesta en conocimiento de las partes y de terceros, según corresponda. </w:t>
+      </w:r>
+    </w:p>
+    <w:p>
+      <w:pPr>
+        <w:pStyle w:val="Textonotapie"/>
+        <w:ind w:left="1134"/>
+        <w:jc w:val="both"/>
+        <w:rPr>
+          <w:rFonts w:ascii="Arial Narrow" w:eastAsia="Arial Narrow" w:hAnsi="Arial Narrow" w:cs="Arial Narrow"/>
+          <w:sz w:val="16"/>
+          <w:szCs w:val="16"/>
+        </w:rPr>
+      </w:pPr>
+      <w:r>
+        <w:rPr>
+          <w:rFonts w:ascii="Arial Narrow" w:eastAsia="Arial Narrow" w:hAnsi="Arial Narrow" w:cs="Arial Narrow"/>
+          <w:sz w:val="16"/>
+          <w:szCs w:val="16"/>
+        </w:rPr>
+        <w:t xml:space="preserve">En caso de que el administrado no cumpla con lo señalado en el párrafo anterior, la autoridad le concederá un plazo de hasta 5 (cinco) días hábiles para la presentación de la “versión no confidencial”, bajo apercibimiento de proceder conforme a lo señalado en el numeral 5.12 de la presente Directiva. </w:t>
+      </w:r>
+    </w:p>
+    <w:p>
+      <w:pPr>
+        <w:pStyle w:val="Textonotapie"/>
+        <w:ind w:left="1134" w:hanging="567"/>
+        <w:jc w:val="both"/>
+        <w:rPr>
+          <w:rFonts w:ascii="Arial Narrow" w:eastAsia="Arial Narrow" w:hAnsi="Arial Narrow" w:cs="Arial Narrow"/>
+          <w:sz w:val="16"/>
+          <w:szCs w:val="16"/>
+        </w:rPr>
+      </w:pPr>
+      <w:r>
+        <w:rPr>
+          <w:rFonts w:ascii="Arial Narrow" w:eastAsia="Arial Narrow" w:hAnsi="Arial Narrow" w:cs="Arial Narrow"/>
+          <w:sz w:val="16"/>
+          <w:szCs w:val="16"/>
+        </w:rPr>
+        <w:t xml:space="preserve">5.12 </w:t>
+      </w:r>
+      <w:r>
+        <w:rPr>
+          <w:rFonts w:ascii="Arial Narrow" w:eastAsia="Arial Narrow" w:hAnsi="Arial Narrow" w:cs="Arial Narrow"/>
+          <w:sz w:val="16"/>
+          <w:szCs w:val="16"/>
+        </w:rPr>
+        <w:tab/>
+        <w:t>En caso de que el titular de la información previamente declarada confidencial no cumpla con lo dispuesto en el numeral 5.11 de la presente Directiva, la autoridad incorporará al expediente principal dicha documentación en su integridad y la trasladará sin ninguna medida de seguridad en particular, de ser el caso, siendo la divulgación de tal información de responsabilidad del propio administrado.</w:t>
+      </w:r>
+    </w:p>
     <w:p>
       <w:pPr>
         <w:pStyle w:val="Textonotapie"/>
         <w:ind w:left="567" w:hanging="567"/>
         <w:jc w:val="both"/>
         <w:rPr>
-          <w:rFonts w:ascii="Arial Narrow" w:hAnsi="Arial Narrow" w:cs="Arial"/>
+          <w:rFonts w:ascii="Arial Narrow" w:eastAsia="Arial Narrow" w:hAnsi="Arial Narrow" w:cs="Arial Narrow"/>
           <w:b/>
           <w:bCs/>
-          <w:sz w:val="16"/>
-          <w:szCs w:val="16"/>
-        </w:rPr>
-      </w:pPr>
-      <w:r>
-        <w:rPr>
-          <w:rStyle w:val="Refdenotaalpie"/>
-          <w:rFonts w:ascii="Arial Narrow" w:hAnsi="Arial Narrow" w:cs="Arial"/>
-          <w:sz w:val="16"/>
-          <w:szCs w:val="16"/>
-          <w:vertAlign w:val="superscript"/>
-        </w:rPr>
-        <w:footnoteRef/>
-      </w:r>
-      <w:r>
-        <w:rPr>
-          <w:rFonts w:ascii="Arial Narrow" w:hAnsi="Arial Narrow" w:cs="Arial"/>
-          <w:sz w:val="16"/>
-          <w:szCs w:val="16"/>
-        </w:rPr>
-        <w:t xml:space="preserve"> </w:t>
-      </w:r>
-      <w:r>
-        <w:rPr>
-          <w:rFonts w:ascii="Arial Narrow" w:hAnsi="Arial Narrow" w:cs="Arial"/>
-          <w:sz w:val="16"/>
-          <w:szCs w:val="16"/>
-        </w:rPr>
-        <w:tab/>
-      </w:r>
-      <w:r>
-        <w:rPr>
-          <w:rFonts w:ascii="Arial Narrow" w:hAnsi="Arial Narrow" w:cs="Arial"/>
-          <w:b/>
-          <w:bCs/>
-          <w:sz w:val="16"/>
-          <w:szCs w:val="16"/>
-        </w:rPr>
-        <w:t>DIRECTIVA 001-2008-TRI-INDECOPI, DIRECTIVA SOBRE CONFIDENCIALIDAD DE LA INFORMACIÓN EN LOS PROCEDIMIENTOS SEGUIDOS POR LOS ÓRGANOS FUNCIONALES DEL INDECOPI, modificada por la DIRECTIVA 003-2022/TRI-INDECOPI</w:t>
-      </w:r>
-    </w:p>
-    <w:p>
-      <w:pPr>
-        <w:pStyle w:val="Textonotapie"/>
-        <w:ind w:left="1134" w:hanging="567"/>
-        <w:jc w:val="both"/>
-        <w:rPr>
-          <w:rFonts w:ascii="Arial Narrow" w:hAnsi="Arial Narrow" w:cs="Arial"/>
-          <w:sz w:val="16"/>
-          <w:szCs w:val="16"/>
-        </w:rPr>
-      </w:pPr>
-      <w:r>
-        <w:rPr>
-          <w:rFonts w:ascii="Arial Narrow" w:hAnsi="Arial Narrow" w:cs="Arial"/>
-          <w:sz w:val="16"/>
-          <w:szCs w:val="16"/>
-        </w:rPr>
-        <w:t xml:space="preserve">5.11 </w:t>
-      </w:r>
-      <w:r>
-        <w:rPr>
-          <w:rFonts w:ascii="Arial Narrow" w:hAnsi="Arial Narrow" w:cs="Arial"/>
-          <w:sz w:val="16"/>
-          <w:szCs w:val="16"/>
-        </w:rPr>
-        <w:tab/>
-        <w:t xml:space="preserve">En caso de que el titular de la información previamente declarada confidencial presente de manera posterior un nuevo escrito o documento que contenga la misma información, deberá adjuntar una “versión confidencial” que señale —de manera clara y precisa— en qué parte está incluida la información previamente declarada confidencial. </w:t>
-      </w:r>
-    </w:p>
-    <w:p>
-      <w:pPr>
-        <w:pStyle w:val="Textonotapie"/>
-        <w:ind w:left="1134"/>
-        <w:jc w:val="both"/>
-        <w:rPr>
-          <w:rFonts w:ascii="Arial Narrow" w:hAnsi="Arial Narrow" w:cs="Arial"/>
-          <w:sz w:val="16"/>
-          <w:szCs w:val="16"/>
-        </w:rPr>
-      </w:pPr>
-      <w:r>
-        <w:rPr>
-          <w:rFonts w:ascii="Arial Narrow" w:hAnsi="Arial Narrow" w:cs="Arial"/>
-          <w:sz w:val="16"/>
-          <w:szCs w:val="16"/>
-        </w:rPr>
-        <w:t xml:space="preserve">Adicionalmente, el administrado deberá presentar una “versión no confidencial” del referido escrito o documento, cubriendo de forma identificable aquellas secciones en las que haya figurado la información confidencial, a efectos de que dicha versión sea incorporada en el expediente principal y puesta en conocimiento de las partes y de terceros, según corresponda. </w:t>
-      </w:r>
-    </w:p>
-    <w:p>
-      <w:pPr>
-        <w:pStyle w:val="Textonotapie"/>
-        <w:ind w:left="1134"/>
-        <w:jc w:val="both"/>
-        <w:rPr>
-          <w:rFonts w:ascii="Arial Narrow" w:hAnsi="Arial Narrow" w:cs="Arial"/>
-          <w:sz w:val="16"/>
-          <w:szCs w:val="16"/>
-        </w:rPr>
-      </w:pPr>
-      <w:r>
-        <w:rPr>
-          <w:rFonts w:ascii="Arial Narrow" w:hAnsi="Arial Narrow" w:cs="Arial"/>
-          <w:sz w:val="16"/>
-          <w:szCs w:val="16"/>
-        </w:rPr>
-        <w:t xml:space="preserve">En caso de que el administrado no cumpla con lo señalado en el párrafo anterior, la autoridad le concederá un plazo de hasta 5 (cinco) días hábiles para la presentación de la “versión no confidencial”, bajo apercibimiento de proceder conforme a lo señalado en el numeral 5.12 de la presente Directiva. </w:t>
-      </w:r>
-    </w:p>
-    <w:p>
-      <w:pPr>
-        <w:pStyle w:val="Textonotapie"/>
-        <w:ind w:left="1134" w:hanging="567"/>
-        <w:jc w:val="both"/>
-        <w:rPr>
-          <w:rFonts w:ascii="Arial Narrow" w:hAnsi="Arial Narrow" w:cs="Arial"/>
-          <w:sz w:val="16"/>
-          <w:szCs w:val="16"/>
-        </w:rPr>
-      </w:pPr>
-      <w:r>
-        <w:rPr>
-          <w:rFonts w:ascii="Arial Narrow" w:hAnsi="Arial Narrow" w:cs="Arial"/>
-          <w:sz w:val="16"/>
-          <w:szCs w:val="16"/>
-        </w:rPr>
-        <w:t xml:space="preserve">5.12 </w:t>
-      </w:r>
-      <w:r>
-        <w:rPr>
-          <w:rFonts w:ascii="Arial Narrow" w:hAnsi="Arial Narrow" w:cs="Arial"/>
-          <w:sz w:val="16"/>
-          <w:szCs w:val="16"/>
-        </w:rPr>
-        <w:tab/>
-        <w:t>En caso de que el titular de la información previamente declarada confidencial no cumpla con lo dispuesto en el numeral 5.11 de la presente Directiva, la autoridad incorporará al expediente principal dicha documentación en su integridad y la trasladará sin ninguna medida de seguridad en particular, de ser el caso, siendo la divulgación de tal información de responsabilidad del propio administrado.</w:t>
-      </w:r>
-    </w:p>
-    <w:p>
-      <w:pPr>
-        <w:pStyle w:val="Textonotapie"/>
-        <w:ind w:left="1134" w:hanging="567"/>
-        <w:jc w:val="both"/>
-        <w:rPr>
-          <w:rFonts w:ascii="Arial Narrow" w:hAnsi="Arial Narrow" w:cs="Arial"/>
           <w:sz w:val="16"/>
           <w:szCs w:val="16"/>
         </w:rPr>
@@ -7270,7 +8214,7 @@
         <w:ind w:left="567" w:hanging="567"/>
         <w:jc w:val="both"/>
         <w:rPr>
-          <w:rFonts w:ascii="Arial Narrow" w:eastAsia="Arial Narrow" w:hAnsi="Arial Narrow" w:cs="Arial"/>
+          <w:rFonts w:ascii="Arial Narrow" w:eastAsia="Arial Narrow" w:hAnsi="Arial Narrow" w:cs="Arial Narrow"/>
           <w:b/>
           <w:bCs/>
           <w:sz w:val="16"/>
@@ -7280,7 +8224,7 @@
       <w:r>
         <w:rPr>
           <w:rStyle w:val="Refdenotaalpie"/>
-          <w:rFonts w:ascii="Arial Narrow" w:hAnsi="Arial Narrow" w:cs="Arial"/>
+          <w:rFonts w:ascii="Arial Narrow" w:eastAsia="Arial Narrow" w:hAnsi="Arial Narrow" w:cs="Arial Narrow"/>
           <w:sz w:val="16"/>
           <w:szCs w:val="16"/>
           <w:vertAlign w:val="superscript"/>
@@ -7289,7 +8233,7 @@
       </w:r>
       <w:r>
         <w:rPr>
-          <w:rFonts w:ascii="Arial Narrow" w:hAnsi="Arial Narrow" w:cs="Arial"/>
+          <w:rFonts w:ascii="Arial Narrow" w:eastAsia="Arial Narrow" w:hAnsi="Arial Narrow" w:cs="Arial Narrow"/>
           <w:sz w:val="16"/>
           <w:szCs w:val="16"/>
         </w:rPr>
@@ -7297,7 +8241,7 @@
       </w:r>
       <w:r>
         <w:rPr>
-          <w:rFonts w:ascii="Arial Narrow" w:hAnsi="Arial Narrow" w:cs="Arial"/>
+          <w:rFonts w:ascii="Arial Narrow" w:eastAsia="Arial Narrow" w:hAnsi="Arial Narrow" w:cs="Arial Narrow"/>
           <w:sz w:val="16"/>
           <w:szCs w:val="16"/>
         </w:rPr>
@@ -7305,7 +8249,7 @@
       </w:r>
       <w:r>
         <w:rPr>
-          <w:rFonts w:ascii="Arial Narrow" w:eastAsia="Arial Narrow" w:hAnsi="Arial Narrow" w:cs="Arial"/>
+          <w:rFonts w:ascii="Arial Narrow" w:eastAsia="Arial Narrow" w:hAnsi="Arial Narrow" w:cs="Arial Narrow"/>
           <w:b/>
           <w:bCs/>
           <w:sz w:val="16"/>
@@ -7320,14 +8264,14 @@
         <w:ind w:left="567"/>
         <w:jc w:val="both"/>
         <w:rPr>
-          <w:rFonts w:ascii="Arial Narrow" w:eastAsia="Arial Narrow" w:hAnsi="Arial Narrow" w:cs="Arial"/>
-          <w:sz w:val="16"/>
-          <w:szCs w:val="16"/>
-        </w:rPr>
-      </w:pPr>
-      <w:r>
-        <w:rPr>
-          <w:rFonts w:ascii="Arial Narrow" w:eastAsia="Arial Narrow" w:hAnsi="Arial Narrow" w:cs="Arial"/>
+          <w:rFonts w:ascii="Arial Narrow" w:eastAsia="Arial Narrow" w:hAnsi="Arial Narrow" w:cs="Arial Narrow"/>
+          <w:sz w:val="16"/>
+          <w:szCs w:val="16"/>
+        </w:rPr>
+      </w:pPr>
+      <w:r>
+        <w:rPr>
+          <w:rFonts w:ascii="Arial Narrow" w:eastAsia="Arial Narrow" w:hAnsi="Arial Narrow" w:cs="Arial Narrow"/>
           <w:b/>
           <w:bCs/>
           <w:sz w:val="16"/>
@@ -7337,7 +8281,7 @@
       </w:r>
       <w:r>
         <w:rPr>
-          <w:rFonts w:ascii="Arial Narrow" w:eastAsia="Arial Narrow" w:hAnsi="Arial Narrow" w:cs="Arial"/>
+          <w:rFonts w:ascii="Arial Narrow" w:eastAsia="Arial Narrow" w:hAnsi="Arial Narrow" w:cs="Arial Narrow"/>
           <w:sz w:val="16"/>
           <w:szCs w:val="16"/>
         </w:rPr>
@@ -7350,14 +8294,14 @@
         <w:ind w:left="567"/>
         <w:jc w:val="both"/>
         <w:rPr>
-          <w:rFonts w:ascii="Arial Narrow" w:eastAsia="Arial Narrow" w:hAnsi="Arial Narrow" w:cs="Arial"/>
-          <w:sz w:val="16"/>
-          <w:szCs w:val="16"/>
-        </w:rPr>
-      </w:pPr>
-      <w:r>
-        <w:rPr>
-          <w:rFonts w:ascii="Arial Narrow" w:eastAsia="Arial Narrow" w:hAnsi="Arial Narrow" w:cs="Arial"/>
+          <w:rFonts w:ascii="Arial Narrow" w:eastAsia="Arial Narrow" w:hAnsi="Arial Narrow" w:cs="Arial Narrow"/>
+          <w:sz w:val="16"/>
+          <w:szCs w:val="16"/>
+        </w:rPr>
+      </w:pPr>
+      <w:r>
+        <w:rPr>
+          <w:rFonts w:ascii="Arial Narrow" w:eastAsia="Arial Narrow" w:hAnsi="Arial Narrow" w:cs="Arial Narrow"/>
           <w:sz w:val="16"/>
           <w:szCs w:val="16"/>
         </w:rPr>
@@ -7370,14 +8314,14 @@
         <w:ind w:left="567"/>
         <w:jc w:val="both"/>
         <w:rPr>
-          <w:rFonts w:ascii="Arial Narrow" w:eastAsia="Arial Narrow" w:hAnsi="Arial Narrow" w:cs="Arial"/>
-          <w:sz w:val="16"/>
-          <w:szCs w:val="16"/>
-        </w:rPr>
-      </w:pPr>
-      <w:r>
-        <w:rPr>
-          <w:rFonts w:ascii="Arial Narrow" w:eastAsia="Arial Narrow" w:hAnsi="Arial Narrow" w:cs="Arial"/>
+          <w:rFonts w:ascii="Arial Narrow" w:eastAsia="Arial Narrow" w:hAnsi="Arial Narrow" w:cs="Arial Narrow"/>
+          <w:sz w:val="16"/>
+          <w:szCs w:val="16"/>
+        </w:rPr>
+      </w:pPr>
+      <w:r>
+        <w:rPr>
+          <w:rFonts w:ascii="Arial Narrow" w:eastAsia="Arial Narrow" w:hAnsi="Arial Narrow" w:cs="Arial Narrow"/>
           <w:sz w:val="16"/>
           <w:szCs w:val="16"/>
         </w:rPr>
@@ -7390,14 +8334,14 @@
         <w:ind w:left="567"/>
         <w:jc w:val="both"/>
         <w:rPr>
-          <w:rFonts w:ascii="Arial Narrow" w:eastAsia="Arial Narrow" w:hAnsi="Arial Narrow" w:cs="Arial"/>
-          <w:sz w:val="16"/>
-          <w:szCs w:val="16"/>
-        </w:rPr>
-      </w:pPr>
-      <w:r>
-        <w:rPr>
-          <w:rFonts w:ascii="Arial Narrow" w:eastAsia="Arial Narrow" w:hAnsi="Arial Narrow" w:cs="Arial"/>
+          <w:rFonts w:ascii="Arial Narrow" w:eastAsia="Arial Narrow" w:hAnsi="Arial Narrow" w:cs="Arial Narrow"/>
+          <w:sz w:val="16"/>
+          <w:szCs w:val="16"/>
+        </w:rPr>
+      </w:pPr>
+      <w:r>
+        <w:rPr>
+          <w:rFonts w:ascii="Arial Narrow" w:eastAsia="Arial Narrow" w:hAnsi="Arial Narrow" w:cs="Arial Narrow"/>
           <w:sz w:val="16"/>
           <w:szCs w:val="16"/>
         </w:rPr>
@@ -7410,7 +8354,7 @@
         <w:ind w:left="567"/>
         <w:jc w:val="both"/>
         <w:rPr>
-          <w:rFonts w:ascii="Arial Narrow" w:eastAsia="Arial Narrow" w:hAnsi="Arial Narrow" w:cs="Arial"/>
+          <w:rFonts w:ascii="Arial Narrow" w:eastAsia="Arial Narrow" w:hAnsi="Arial Narrow" w:cs="Arial Narrow"/>
           <w:b/>
           <w:bCs/>
           <w:sz w:val="16"/>
@@ -7419,7 +8363,7 @@
       </w:pPr>
       <w:r>
         <w:rPr>
-          <w:rFonts w:ascii="Arial Narrow" w:eastAsia="Arial Narrow" w:hAnsi="Arial Narrow" w:cs="Arial"/>
+          <w:rFonts w:ascii="Arial Narrow" w:eastAsia="Arial Narrow" w:hAnsi="Arial Narrow" w:cs="Arial Narrow"/>
           <w:b/>
           <w:bCs/>
           <w:sz w:val="16"/>
@@ -7434,14 +8378,14 @@
         <w:ind w:left="567"/>
         <w:jc w:val="both"/>
         <w:rPr>
-          <w:rFonts w:ascii="Arial Narrow" w:eastAsia="Arial Narrow" w:hAnsi="Arial Narrow" w:cs="Arial"/>
-          <w:sz w:val="16"/>
-          <w:szCs w:val="16"/>
-        </w:rPr>
-      </w:pPr>
-      <w:r>
-        <w:rPr>
-          <w:rFonts w:ascii="Arial Narrow" w:eastAsia="Arial Narrow" w:hAnsi="Arial Narrow" w:cs="Arial"/>
+          <w:rFonts w:ascii="Arial Narrow" w:eastAsia="Arial Narrow" w:hAnsi="Arial Narrow" w:cs="Arial Narrow"/>
+          <w:sz w:val="16"/>
+          <w:szCs w:val="16"/>
+        </w:rPr>
+      </w:pPr>
+      <w:r>
+        <w:rPr>
+          <w:rFonts w:ascii="Arial Narrow" w:eastAsia="Arial Narrow" w:hAnsi="Arial Narrow" w:cs="Arial Narrow"/>
           <w:b/>
           <w:bCs/>
           <w:sz w:val="16"/>
@@ -7451,7 +8395,7 @@
       </w:r>
       <w:r>
         <w:rPr>
-          <w:rFonts w:ascii="Arial Narrow" w:eastAsia="Arial Narrow" w:hAnsi="Arial Narrow" w:cs="Arial"/>
+          <w:rFonts w:ascii="Arial Narrow" w:eastAsia="Arial Narrow" w:hAnsi="Arial Narrow" w:cs="Arial Narrow"/>
           <w:sz w:val="16"/>
           <w:szCs w:val="16"/>
         </w:rPr>
@@ -7464,14 +8408,14 @@
         <w:ind w:left="567"/>
         <w:jc w:val="both"/>
         <w:rPr>
-          <w:rFonts w:ascii="Arial Narrow" w:eastAsia="Arial Narrow" w:hAnsi="Arial Narrow" w:cs="Arial"/>
-          <w:sz w:val="16"/>
-          <w:szCs w:val="16"/>
-        </w:rPr>
-      </w:pPr>
-      <w:r>
-        <w:rPr>
-          <w:rFonts w:ascii="Arial Narrow" w:eastAsia="Arial Narrow" w:hAnsi="Arial Narrow" w:cs="Arial"/>
+          <w:rFonts w:ascii="Arial Narrow" w:eastAsia="Arial Narrow" w:hAnsi="Arial Narrow" w:cs="Arial Narrow"/>
+          <w:sz w:val="16"/>
+          <w:szCs w:val="16"/>
+        </w:rPr>
+      </w:pPr>
+      <w:r>
+        <w:rPr>
+          <w:rFonts w:ascii="Arial Narrow" w:eastAsia="Arial Narrow" w:hAnsi="Arial Narrow" w:cs="Arial Narrow"/>
           <w:sz w:val="16"/>
           <w:szCs w:val="16"/>
         </w:rPr>
@@ -7484,14 +8428,14 @@
         <w:ind w:left="567"/>
         <w:jc w:val="both"/>
         <w:rPr>
-          <w:rFonts w:ascii="Arial Narrow" w:eastAsia="Arial Narrow" w:hAnsi="Arial Narrow" w:cs="Arial"/>
-          <w:sz w:val="16"/>
-          <w:szCs w:val="16"/>
-        </w:rPr>
-      </w:pPr>
-      <w:r>
-        <w:rPr>
-          <w:rFonts w:ascii="Arial Narrow" w:eastAsia="Arial Narrow" w:hAnsi="Arial Narrow" w:cs="Arial"/>
+          <w:rFonts w:ascii="Arial Narrow" w:eastAsia="Arial Narrow" w:hAnsi="Arial Narrow" w:cs="Arial Narrow"/>
+          <w:sz w:val="16"/>
+          <w:szCs w:val="16"/>
+        </w:rPr>
+      </w:pPr>
+      <w:r>
+        <w:rPr>
+          <w:rFonts w:ascii="Arial Narrow" w:eastAsia="Arial Narrow" w:hAnsi="Arial Narrow" w:cs="Arial Narrow"/>
           <w:sz w:val="16"/>
           <w:szCs w:val="16"/>
         </w:rPr>
@@ -7504,7 +8448,7 @@
         <w:ind w:left="567"/>
         <w:jc w:val="both"/>
         <w:rPr>
-          <w:rFonts w:ascii="Arial Narrow" w:eastAsia="Arial Narrow" w:hAnsi="Arial Narrow" w:cs="Arial"/>
+          <w:rFonts w:ascii="Arial Narrow" w:eastAsia="Arial Narrow" w:hAnsi="Arial Narrow" w:cs="Arial Narrow"/>
           <w:b/>
           <w:bCs/>
           <w:sz w:val="16"/>
@@ -7513,7 +8457,7 @@
       </w:pPr>
       <w:r>
         <w:rPr>
-          <w:rFonts w:ascii="Arial Narrow" w:eastAsia="Arial Narrow" w:hAnsi="Arial Narrow" w:cs="Arial"/>
+          <w:rFonts w:ascii="Arial Narrow" w:eastAsia="Arial Narrow" w:hAnsi="Arial Narrow" w:cs="Arial Narrow"/>
           <w:b/>
           <w:bCs/>
           <w:sz w:val="16"/>
@@ -7528,14 +8472,14 @@
         <w:ind w:left="567"/>
         <w:jc w:val="both"/>
         <w:rPr>
-          <w:rFonts w:ascii="Arial Narrow" w:eastAsia="Arial Narrow" w:hAnsi="Arial Narrow" w:cs="Arial"/>
-          <w:sz w:val="16"/>
-          <w:szCs w:val="16"/>
-        </w:rPr>
-      </w:pPr>
-      <w:r>
-        <w:rPr>
-          <w:rFonts w:ascii="Arial Narrow" w:eastAsia="Arial Narrow" w:hAnsi="Arial Narrow" w:cs="Arial"/>
+          <w:rFonts w:ascii="Arial Narrow" w:eastAsia="Arial Narrow" w:hAnsi="Arial Narrow" w:cs="Arial Narrow"/>
+          <w:sz w:val="16"/>
+          <w:szCs w:val="16"/>
+        </w:rPr>
+      </w:pPr>
+      <w:r>
+        <w:rPr>
+          <w:rFonts w:ascii="Arial Narrow" w:eastAsia="Arial Narrow" w:hAnsi="Arial Narrow" w:cs="Arial Narrow"/>
           <w:b/>
           <w:bCs/>
           <w:sz w:val="16"/>
@@ -7545,7 +8489,7 @@
       </w:r>
       <w:r>
         <w:rPr>
-          <w:rFonts w:ascii="Arial Narrow" w:eastAsia="Arial Narrow" w:hAnsi="Arial Narrow" w:cs="Arial"/>
+          <w:rFonts w:ascii="Arial Narrow" w:eastAsia="Arial Narrow" w:hAnsi="Arial Narrow" w:cs="Arial Narrow"/>
           <w:sz w:val="16"/>
           <w:szCs w:val="16"/>
         </w:rPr>
@@ -7558,14 +8502,14 @@
         <w:ind w:left="567"/>
         <w:jc w:val="both"/>
         <w:rPr>
-          <w:rFonts w:ascii="Arial Narrow" w:eastAsia="Arial Narrow" w:hAnsi="Arial Narrow" w:cs="Arial"/>
-          <w:sz w:val="16"/>
-          <w:szCs w:val="16"/>
-        </w:rPr>
-      </w:pPr>
-      <w:r>
-        <w:rPr>
-          <w:rFonts w:ascii="Arial Narrow" w:eastAsia="Arial Narrow" w:hAnsi="Arial Narrow" w:cs="Arial"/>
+          <w:rFonts w:ascii="Arial Narrow" w:eastAsia="Arial Narrow" w:hAnsi="Arial Narrow" w:cs="Arial Narrow"/>
+          <w:sz w:val="16"/>
+          <w:szCs w:val="16"/>
+        </w:rPr>
+      </w:pPr>
+      <w:r>
+        <w:rPr>
+          <w:rFonts w:ascii="Arial Narrow" w:eastAsia="Arial Narrow" w:hAnsi="Arial Narrow" w:cs="Arial Narrow"/>
           <w:sz w:val="16"/>
           <w:szCs w:val="16"/>
         </w:rPr>
@@ -7578,14 +8522,14 @@
         <w:ind w:left="567"/>
         <w:jc w:val="both"/>
         <w:rPr>
-          <w:rFonts w:ascii="Arial Narrow" w:eastAsia="Arial Narrow" w:hAnsi="Arial Narrow" w:cs="Arial"/>
-          <w:sz w:val="16"/>
-          <w:szCs w:val="16"/>
-        </w:rPr>
-      </w:pPr>
-      <w:r>
-        <w:rPr>
-          <w:rFonts w:ascii="Arial Narrow" w:eastAsia="Arial Narrow" w:hAnsi="Arial Narrow" w:cs="Arial"/>
+          <w:rFonts w:ascii="Arial Narrow" w:eastAsia="Arial Narrow" w:hAnsi="Arial Narrow" w:cs="Arial Narrow"/>
+          <w:sz w:val="16"/>
+          <w:szCs w:val="16"/>
+        </w:rPr>
+      </w:pPr>
+      <w:r>
+        <w:rPr>
+          <w:rFonts w:ascii="Arial Narrow" w:eastAsia="Arial Narrow" w:hAnsi="Arial Narrow" w:cs="Arial Narrow"/>
           <w:sz w:val="16"/>
           <w:szCs w:val="16"/>
         </w:rPr>
@@ -7598,14 +8542,14 @@
         <w:ind w:left="567"/>
         <w:jc w:val="both"/>
         <w:rPr>
-          <w:rFonts w:ascii="Arial Narrow" w:eastAsia="Arial Narrow" w:hAnsi="Arial Narrow" w:cs="Arial"/>
-          <w:sz w:val="16"/>
-          <w:szCs w:val="16"/>
-        </w:rPr>
-      </w:pPr>
-      <w:r>
-        <w:rPr>
-          <w:rFonts w:ascii="Arial Narrow" w:eastAsia="Arial Narrow" w:hAnsi="Arial Narrow" w:cs="Arial"/>
+          <w:rFonts w:ascii="Arial Narrow" w:eastAsia="Arial Narrow" w:hAnsi="Arial Narrow" w:cs="Arial Narrow"/>
+          <w:sz w:val="16"/>
+          <w:szCs w:val="16"/>
+        </w:rPr>
+      </w:pPr>
+      <w:r>
+        <w:rPr>
+          <w:rFonts w:ascii="Arial Narrow" w:eastAsia="Arial Narrow" w:hAnsi="Arial Narrow" w:cs="Arial Narrow"/>
           <w:sz w:val="16"/>
           <w:szCs w:val="16"/>
         </w:rPr>
@@ -7615,10 +8559,12 @@
     <w:p>
       <w:pPr>
         <w:pStyle w:val="Textonotapie"/>
-        <w:ind w:left="567"/>
-        <w:jc w:val="both"/>
-        <w:rPr>
-          <w:rFonts w:ascii="Arial Narrow" w:eastAsia="Arial Narrow" w:hAnsi="Arial Narrow" w:cs="Arial"/>
+        <w:ind w:left="567" w:hanging="567"/>
+        <w:jc w:val="both"/>
+        <w:rPr>
+          <w:rFonts w:ascii="Arial Narrow" w:eastAsia="Arial Narrow" w:hAnsi="Arial Narrow" w:cs="Arial Narrow"/>
+          <w:b/>
+          <w:bCs/>
           <w:sz w:val="16"/>
           <w:szCs w:val="16"/>
         </w:rPr>
@@ -7635,7 +8581,7 @@
         <w:ind w:left="567" w:right="-1" w:hanging="567"/>
         <w:jc w:val="both"/>
         <w:rPr>
-          <w:rFonts w:ascii="Arial Narrow" w:eastAsia="Arial Narrow" w:hAnsi="Arial Narrow" w:cs="Arial"/>
+          <w:rFonts w:ascii="Arial Narrow" w:eastAsia="Arial Narrow" w:hAnsi="Arial Narrow" w:cs="Arial Narrow"/>
           <w:b/>
           <w:bCs/>
           <w:sz w:val="16"/>
@@ -7645,7 +8591,7 @@
       <w:r>
         <w:rPr>
           <w:rStyle w:val="Refdenotaalpie"/>
-          <w:rFonts w:ascii="Arial Narrow" w:hAnsi="Arial Narrow" w:cs="Arial"/>
+          <w:rFonts w:ascii="Arial Narrow" w:eastAsia="Arial Narrow" w:hAnsi="Arial Narrow" w:cs="Arial Narrow"/>
           <w:sz w:val="16"/>
           <w:szCs w:val="16"/>
           <w:vertAlign w:val="superscript"/>
@@ -7654,7 +8600,7 @@
       </w:r>
       <w:r>
         <w:rPr>
-          <w:rFonts w:ascii="Arial Narrow" w:hAnsi="Arial Narrow" w:cs="Arial"/>
+          <w:rFonts w:ascii="Arial Narrow" w:eastAsia="Arial Narrow" w:hAnsi="Arial Narrow" w:cs="Arial Narrow"/>
           <w:sz w:val="16"/>
           <w:szCs w:val="16"/>
         </w:rPr>
@@ -7662,7 +8608,7 @@
       </w:r>
       <w:r>
         <w:rPr>
-          <w:rFonts w:ascii="Arial Narrow" w:hAnsi="Arial Narrow" w:cs="Arial"/>
+          <w:rFonts w:ascii="Arial Narrow" w:eastAsia="Arial Narrow" w:hAnsi="Arial Narrow" w:cs="Arial Narrow"/>
           <w:sz w:val="16"/>
           <w:szCs w:val="16"/>
         </w:rPr>
@@ -7670,7 +8616,7 @@
       </w:r>
       <w:r>
         <w:rPr>
-          <w:rFonts w:ascii="Arial Narrow" w:eastAsia="Arial Narrow" w:hAnsi="Arial Narrow" w:cs="Arial"/>
+          <w:rFonts w:ascii="Arial Narrow" w:eastAsia="Arial Narrow" w:hAnsi="Arial Narrow" w:cs="Arial Narrow"/>
           <w:b/>
           <w:bCs/>
           <w:sz w:val="16"/>
@@ -7685,7 +8631,7 @@
         <w:ind w:left="567" w:right="-1"/>
         <w:jc w:val="both"/>
         <w:rPr>
-          <w:rFonts w:ascii="Arial Narrow" w:eastAsia="Arial Narrow" w:hAnsi="Arial Narrow" w:cs="Arial"/>
+          <w:rFonts w:ascii="Arial Narrow" w:eastAsia="Arial Narrow" w:hAnsi="Arial Narrow" w:cs="Arial Narrow"/>
           <w:b/>
           <w:bCs/>
           <w:sz w:val="16"/>
@@ -7694,7 +8640,7 @@
       </w:pPr>
       <w:r>
         <w:rPr>
-          <w:rFonts w:ascii="Arial Narrow" w:eastAsia="Arial Narrow" w:hAnsi="Arial Narrow" w:cs="Arial"/>
+          <w:rFonts w:ascii="Arial Narrow" w:eastAsia="Arial Narrow" w:hAnsi="Arial Narrow" w:cs="Arial Narrow"/>
           <w:b/>
           <w:bCs/>
           <w:sz w:val="16"/>
@@ -7709,14 +8655,14 @@
         <w:ind w:left="567" w:right="-1"/>
         <w:jc w:val="both"/>
         <w:rPr>
-          <w:rFonts w:ascii="Arial Narrow" w:eastAsia="Arial Narrow" w:hAnsi="Arial Narrow" w:cs="Arial"/>
-          <w:sz w:val="16"/>
-          <w:szCs w:val="16"/>
-        </w:rPr>
-      </w:pPr>
-      <w:r>
-        <w:rPr>
-          <w:rFonts w:ascii="Arial Narrow" w:eastAsia="Arial Narrow" w:hAnsi="Arial Narrow" w:cs="Arial"/>
+          <w:rFonts w:ascii="Arial Narrow" w:eastAsia="Arial Narrow" w:hAnsi="Arial Narrow" w:cs="Arial Narrow"/>
+          <w:sz w:val="16"/>
+          <w:szCs w:val="16"/>
+        </w:rPr>
+      </w:pPr>
+      <w:r>
+        <w:rPr>
+          <w:rFonts w:ascii="Arial Narrow" w:eastAsia="Arial Narrow" w:hAnsi="Arial Narrow" w:cs="Arial Narrow"/>
           <w:sz w:val="16"/>
           <w:szCs w:val="16"/>
         </w:rPr>
@@ -7729,14 +8675,14 @@
         <w:ind w:left="567" w:right="-1"/>
         <w:jc w:val="both"/>
         <w:rPr>
-          <w:rFonts w:ascii="Arial Narrow" w:eastAsia="Arial Narrow" w:hAnsi="Arial Narrow" w:cs="Arial"/>
-          <w:sz w:val="16"/>
-          <w:szCs w:val="16"/>
-        </w:rPr>
-      </w:pPr>
-      <w:r>
-        <w:rPr>
-          <w:rFonts w:ascii="Arial Narrow" w:eastAsia="Arial Narrow" w:hAnsi="Arial Narrow" w:cs="Arial"/>
+          <w:rFonts w:ascii="Arial Narrow" w:eastAsia="Arial Narrow" w:hAnsi="Arial Narrow" w:cs="Arial Narrow"/>
+          <w:sz w:val="16"/>
+          <w:szCs w:val="16"/>
+        </w:rPr>
+      </w:pPr>
+      <w:r>
+        <w:rPr>
+          <w:rFonts w:ascii="Arial Narrow" w:eastAsia="Arial Narrow" w:hAnsi="Arial Narrow" w:cs="Arial Narrow"/>
           <w:sz w:val="16"/>
           <w:szCs w:val="16"/>
         </w:rPr>
@@ -7749,7 +8695,7 @@
         <w:ind w:left="567" w:right="-1"/>
         <w:jc w:val="both"/>
         <w:rPr>
-          <w:rFonts w:ascii="Arial Narrow" w:eastAsia="Arial Narrow" w:hAnsi="Arial Narrow" w:cs="Arial"/>
+          <w:rFonts w:ascii="Arial Narrow" w:eastAsia="Arial Narrow" w:hAnsi="Arial Narrow" w:cs="Arial Narrow"/>
           <w:sz w:val="16"/>
           <w:szCs w:val="16"/>
         </w:rPr>
@@ -7761,14 +8707,14 @@
         <w:ind w:left="567" w:right="-1"/>
         <w:jc w:val="both"/>
         <w:rPr>
-          <w:rFonts w:ascii="Arial Narrow" w:eastAsia="Arial Narrow" w:hAnsi="Arial Narrow" w:cs="Arial"/>
-          <w:sz w:val="16"/>
-          <w:szCs w:val="16"/>
-        </w:rPr>
-      </w:pPr>
-      <w:r>
-        <w:rPr>
-          <w:rFonts w:ascii="Arial Narrow" w:eastAsia="Arial Narrow" w:hAnsi="Arial Narrow" w:cs="Arial"/>
+          <w:rFonts w:ascii="Arial Narrow" w:eastAsia="Arial Narrow" w:hAnsi="Arial Narrow" w:cs="Arial Narrow"/>
+          <w:sz w:val="16"/>
+          <w:szCs w:val="16"/>
+        </w:rPr>
+      </w:pPr>
+      <w:r>
+        <w:rPr>
+          <w:rFonts w:ascii="Arial Narrow" w:eastAsia="Arial Narrow" w:hAnsi="Arial Narrow" w:cs="Arial Narrow"/>
           <w:b/>
           <w:bCs/>
           <w:sz w:val="16"/>
@@ -7783,14 +8729,14 @@
         <w:ind w:left="567" w:right="-1"/>
         <w:jc w:val="both"/>
         <w:rPr>
-          <w:rFonts w:ascii="Arial Narrow" w:eastAsia="Arial Narrow" w:hAnsi="Arial Narrow" w:cs="Arial"/>
-          <w:sz w:val="16"/>
-          <w:szCs w:val="16"/>
-        </w:rPr>
-      </w:pPr>
-      <w:r>
-        <w:rPr>
-          <w:rFonts w:ascii="Arial Narrow" w:eastAsia="Arial Narrow" w:hAnsi="Arial Narrow" w:cs="Arial"/>
+          <w:rFonts w:ascii="Arial Narrow" w:eastAsia="Arial Narrow" w:hAnsi="Arial Narrow" w:cs="Arial Narrow"/>
+          <w:sz w:val="16"/>
+          <w:szCs w:val="16"/>
+        </w:rPr>
+      </w:pPr>
+      <w:r>
+        <w:rPr>
+          <w:rFonts w:ascii="Arial Narrow" w:eastAsia="Arial Narrow" w:hAnsi="Arial Narrow" w:cs="Arial Narrow"/>
           <w:sz w:val="16"/>
           <w:szCs w:val="16"/>
         </w:rPr>
@@ -7800,10 +8746,15 @@
     <w:p>
       <w:pPr>
         <w:pStyle w:val="Textonotapie"/>
-        <w:ind w:left="567" w:right="-1"/>
-        <w:jc w:val="both"/>
-        <w:rPr>
-          <w:rFonts w:ascii="Arial Narrow" w:eastAsia="Arial Narrow" w:hAnsi="Arial Narrow" w:cs="Arial"/>
+        <w:tabs>
+          <w:tab w:val="left" w:pos="567"/>
+        </w:tabs>
+        <w:ind w:left="567" w:right="-1" w:hanging="567"/>
+        <w:jc w:val="both"/>
+        <w:rPr>
+          <w:rFonts w:ascii="Arial Narrow" w:eastAsia="Arial Narrow" w:hAnsi="Arial Narrow" w:cs="Arial Narrow"/>
+          <w:b/>
+          <w:bCs/>
           <w:sz w:val="16"/>
           <w:szCs w:val="16"/>
         </w:rPr>
@@ -7817,7 +8768,7 @@
         <w:ind w:left="567" w:hanging="567"/>
         <w:jc w:val="both"/>
         <w:rPr>
-          <w:rFonts w:ascii="Arial Narrow" w:hAnsi="Arial Narrow"/>
+          <w:rFonts w:ascii="Arial Narrow" w:eastAsia="Arial Narrow" w:hAnsi="Arial Narrow" w:cs="Arial Narrow"/>
           <w:sz w:val="16"/>
           <w:szCs w:val="16"/>
         </w:rPr>
@@ -7825,7 +8776,7 @@
       <w:r>
         <w:rPr>
           <w:rStyle w:val="Refdenotaalpie"/>
-          <w:rFonts w:ascii="Arial Narrow" w:hAnsi="Arial Narrow"/>
+          <w:rFonts w:ascii="Arial Narrow" w:eastAsia="Arial Narrow" w:hAnsi="Arial Narrow" w:cs="Arial Narrow"/>
           <w:sz w:val="16"/>
           <w:szCs w:val="16"/>
           <w:vertAlign w:val="superscript"/>
@@ -7834,7 +8785,7 @@
       </w:r>
       <w:r>
         <w:rPr>
-          <w:rFonts w:ascii="Arial Narrow" w:hAnsi="Arial Narrow"/>
+          <w:rFonts w:ascii="Arial Narrow" w:eastAsia="Arial Narrow" w:hAnsi="Arial Narrow" w:cs="Arial Narrow"/>
           <w:sz w:val="16"/>
           <w:szCs w:val="16"/>
         </w:rPr>
@@ -7842,7 +8793,7 @@
       </w:r>
       <w:r>
         <w:rPr>
-          <w:rFonts w:ascii="Arial Narrow" w:hAnsi="Arial Narrow"/>
+          <w:rFonts w:ascii="Arial Narrow" w:eastAsia="Arial Narrow" w:hAnsi="Arial Narrow" w:cs="Arial Narrow"/>
           <w:sz w:val="16"/>
           <w:szCs w:val="16"/>
         </w:rPr>
@@ -7865,7 +8816,7 @@
         <w:ind w:left="567"/>
         <w:jc w:val="both"/>
         <w:rPr>
-          <w:rFonts w:ascii="Arial Narrow" w:hAnsi="Arial Narrow"/>
+          <w:rFonts w:ascii="Arial Narrow" w:eastAsia="Arial Narrow" w:hAnsi="Arial Narrow" w:cs="Arial Narrow"/>
           <w:sz w:val="16"/>
           <w:szCs w:val="16"/>
         </w:rPr>
@@ -7894,7 +8845,7 @@
         <w:spacing w:after="0" w:line="240" w:lineRule="auto"/>
         <w:jc w:val="both"/>
         <w:rPr>
-          <w:rFonts w:ascii="Arial Narrow" w:hAnsi="Arial Narrow"/>
+          <w:rFonts w:ascii="Arial Narrow" w:eastAsia="Arial Narrow" w:hAnsi="Arial Narrow" w:cs="Arial Narrow"/>
           <w:sz w:val="16"/>
           <w:szCs w:val="16"/>
         </w:rPr>
@@ -7906,7 +8857,7 @@
         <w:ind w:left="567"/>
         <w:jc w:val="both"/>
         <w:rPr>
-          <w:rFonts w:ascii="Arial Narrow" w:hAnsi="Arial Narrow"/>
+          <w:rFonts w:ascii="Arial Narrow" w:eastAsia="Arial Narrow" w:hAnsi="Arial Narrow" w:cs="Arial Narrow"/>
           <w:sz w:val="16"/>
           <w:szCs w:val="16"/>
         </w:rPr>
@@ -7936,7 +8887,7 @@
         <w:ind w:left="567"/>
         <w:jc w:val="both"/>
         <w:rPr>
-          <w:rFonts w:ascii="Arial Narrow" w:hAnsi="Arial Narrow"/>
+          <w:rFonts w:ascii="Arial Narrow" w:eastAsia="Arial Narrow" w:hAnsi="Arial Narrow" w:cs="Arial Narrow"/>
           <w:sz w:val="16"/>
           <w:szCs w:val="16"/>
         </w:rPr>
@@ -7956,7 +8907,7 @@
         <w:ind w:left="567"/>
         <w:jc w:val="both"/>
         <w:rPr>
-          <w:rFonts w:ascii="Arial Narrow" w:hAnsi="Arial Narrow"/>
+          <w:rFonts w:ascii="Arial Narrow" w:eastAsia="Arial Narrow" w:hAnsi="Arial Narrow" w:cs="Arial Narrow"/>
           <w:sz w:val="16"/>
           <w:szCs w:val="16"/>
         </w:rPr>
@@ -7976,7 +8927,7 @@
         <w:ind w:left="567"/>
         <w:jc w:val="both"/>
         <w:rPr>
-          <w:rFonts w:ascii="Arial Narrow" w:hAnsi="Arial Narrow"/>
+          <w:rFonts w:ascii="Arial Narrow" w:eastAsia="Arial Narrow" w:hAnsi="Arial Narrow" w:cs="Arial Narrow"/>
           <w:sz w:val="16"/>
           <w:szCs w:val="16"/>
         </w:rPr>
@@ -7988,7 +8939,7 @@
         <w:ind w:firstLine="567"/>
         <w:jc w:val="both"/>
         <w:rPr>
-          <w:rFonts w:ascii="Arial Narrow" w:hAnsi="Arial Narrow"/>
+          <w:rFonts w:ascii="Arial Narrow" w:eastAsia="Arial Narrow" w:hAnsi="Arial Narrow" w:cs="Arial Narrow"/>
           <w:sz w:val="16"/>
           <w:szCs w:val="16"/>
         </w:rPr>
@@ -8018,7 +8969,7 @@
         <w:ind w:firstLine="567"/>
         <w:jc w:val="both"/>
         <w:rPr>
-          <w:rFonts w:ascii="Arial Narrow" w:hAnsi="Arial Narrow"/>
+          <w:rFonts w:ascii="Arial Narrow" w:eastAsia="Arial Narrow" w:hAnsi="Arial Narrow" w:cs="Arial Narrow"/>
           <w:sz w:val="16"/>
           <w:szCs w:val="16"/>
         </w:rPr>
@@ -8038,7 +8989,7 @@
         <w:ind w:left="567"/>
         <w:jc w:val="both"/>
         <w:rPr>
-          <w:rFonts w:ascii="Arial Narrow" w:hAnsi="Arial Narrow"/>
+          <w:rFonts w:ascii="Arial Narrow" w:eastAsia="Arial Narrow" w:hAnsi="Arial Narrow" w:cs="Arial Narrow"/>
           <w:sz w:val="16"/>
           <w:szCs w:val="16"/>
         </w:rPr>
@@ -8053,7 +9004,7 @@
       </w:r>
       <w:r>
         <w:rPr>
-          <w:rFonts w:ascii="Arial Narrow" w:hAnsi="Arial Narrow"/>
+          <w:rFonts w:ascii="Arial Narrow" w:eastAsia="Arial Narrow" w:hAnsi="Arial Narrow" w:cs="Arial Narrow"/>
           <w:sz w:val="16"/>
           <w:szCs w:val="16"/>
         </w:rPr>
@@ -8093,44 +9044,11 @@
     </w:p>
     <w:p>
       <w:pPr>
-        <w:pStyle w:val="Textonotapie"/>
-        <w:tabs>
-          <w:tab w:val="left" w:pos="567"/>
-        </w:tabs>
-        <w:ind w:left="567"/>
-        <w:jc w:val="both"/>
-        <w:rPr>
-          <w:rFonts w:ascii="Arial Narrow" w:eastAsia="Arial Narrow" w:hAnsi="Arial Narrow" w:cs="Arial Narrow"/>
-          <w:sz w:val="16"/>
-          <w:szCs w:val="16"/>
-        </w:rPr>
-      </w:pPr>
-    </w:p>
-    <w:p>
-      <w:pPr>
-        <w:pStyle w:val="Textonotapie"/>
-        <w:tabs>
-          <w:tab w:val="left" w:pos="567"/>
-        </w:tabs>
-        <w:ind w:left="567"/>
-        <w:jc w:val="both"/>
-        <w:rPr>
-          <w:rFonts w:ascii="Arial Narrow" w:eastAsia="Arial Narrow" w:hAnsi="Arial Narrow" w:cs="Arial Narrow"/>
-          <w:sz w:val="16"/>
-          <w:szCs w:val="16"/>
-        </w:rPr>
-      </w:pPr>
-    </w:p>
-    <w:p>
-      <w:pPr>
-        <w:pStyle w:val="Textonotapie"/>
-        <w:tabs>
-          <w:tab w:val="left" w:pos="567"/>
-        </w:tabs>
-        <w:ind w:left="567"/>
-        <w:jc w:val="both"/>
-        <w:rPr>
-          <w:rFonts w:ascii="Arial Narrow" w:hAnsi="Arial Narrow"/>
+        <w:spacing w:after="0" w:line="240" w:lineRule="auto"/>
+        <w:ind w:left="567" w:hanging="567"/>
+        <w:jc w:val="both"/>
+        <w:rPr>
+          <w:rFonts w:ascii="Arial Narrow" w:eastAsia="Arial Narrow" w:hAnsi="Arial Narrow" w:cs="Arial Narrow"/>
           <w:sz w:val="16"/>
           <w:szCs w:val="16"/>
         </w:rPr>
@@ -8144,7 +9062,7 @@
         <w:ind w:left="567" w:hanging="567"/>
         <w:jc w:val="both"/>
         <w:rPr>
-          <w:rFonts w:ascii="Arial Narrow" w:hAnsi="Arial Narrow" w:cs="Arial"/>
+          <w:rFonts w:ascii="Arial Narrow" w:eastAsia="Arial Narrow" w:hAnsi="Arial Narrow" w:cs="Arial Narrow"/>
           <w:sz w:val="16"/>
           <w:szCs w:val="16"/>
         </w:rPr>
@@ -8152,7 +9070,7 @@
       <w:r>
         <w:rPr>
           <w:rStyle w:val="Refdenotaalpie"/>
-          <w:rFonts w:ascii="Arial Narrow" w:hAnsi="Arial Narrow" w:cs="Arial"/>
+          <w:rFonts w:ascii="Arial Narrow" w:eastAsia="Arial Narrow" w:hAnsi="Arial Narrow" w:cs="Arial Narrow"/>
           <w:sz w:val="16"/>
           <w:szCs w:val="16"/>
           <w:vertAlign w:val="superscript"/>
@@ -8161,7 +9079,7 @@
       </w:r>
       <w:r>
         <w:rPr>
-          <w:rFonts w:ascii="Arial Narrow" w:hAnsi="Arial Narrow" w:cs="Arial"/>
+          <w:rFonts w:ascii="Arial Narrow" w:eastAsia="Arial Narrow" w:hAnsi="Arial Narrow" w:cs="Arial Narrow"/>
           <w:sz w:val="16"/>
           <w:szCs w:val="16"/>
         </w:rPr>
@@ -8169,7 +9087,7 @@
       </w:r>
       <w:r>
         <w:rPr>
-          <w:rFonts w:ascii="Arial Narrow" w:hAnsi="Arial Narrow" w:cs="Arial"/>
+          <w:rFonts w:ascii="Arial Narrow" w:eastAsia="Arial Narrow" w:hAnsi="Arial Narrow" w:cs="Arial Narrow"/>
           <w:sz w:val="16"/>
           <w:szCs w:val="16"/>
         </w:rPr>
@@ -8177,7 +9095,7 @@
       </w:r>
       <w:r>
         <w:rPr>
-          <w:rFonts w:ascii="Arial Narrow" w:hAnsi="Arial Narrow" w:cs="Arial"/>
+          <w:rFonts w:ascii="Arial Narrow" w:eastAsia="Arial Narrow" w:hAnsi="Arial Narrow" w:cs="Arial Narrow"/>
           <w:sz w:val="16"/>
           <w:szCs w:val="16"/>
           <w:lang w:eastAsia="es-PE"/>
@@ -8191,7 +9109,7 @@
         <w:ind w:left="567" w:hanging="567"/>
         <w:jc w:val="both"/>
         <w:rPr>
-          <w:rFonts w:ascii="Arial Narrow" w:hAnsi="Arial Narrow" w:cs="Arial"/>
+          <w:rFonts w:ascii="Arial Narrow" w:eastAsia="Arial Narrow" w:hAnsi="Arial Narrow" w:cs="Arial Narrow"/>
           <w:sz w:val="16"/>
           <w:szCs w:val="16"/>
         </w:rPr>
@@ -8205,7 +9123,7 @@
         <w:ind w:left="567" w:hanging="567"/>
         <w:jc w:val="both"/>
         <w:rPr>
-          <w:rFonts w:ascii="Arial Narrow" w:hAnsi="Arial Narrow" w:cs="Arial"/>
+          <w:rFonts w:ascii="Arial Narrow" w:eastAsia="Arial Narrow" w:hAnsi="Arial Narrow" w:cs="Arial Narrow"/>
           <w:sz w:val="16"/>
           <w:szCs w:val="16"/>
         </w:rPr>
@@ -8213,7 +9131,7 @@
       <w:r>
         <w:rPr>
           <w:rStyle w:val="Refdenotaalpie"/>
-          <w:rFonts w:ascii="Arial Narrow" w:hAnsi="Arial Narrow" w:cs="Arial"/>
+          <w:rFonts w:ascii="Arial Narrow" w:eastAsia="Arial Narrow" w:hAnsi="Arial Narrow" w:cs="Arial Narrow"/>
           <w:sz w:val="16"/>
           <w:szCs w:val="16"/>
           <w:vertAlign w:val="superscript"/>
@@ -8222,7 +9140,7 @@
       </w:r>
       <w:r>
         <w:rPr>
-          <w:rFonts w:ascii="Arial Narrow" w:hAnsi="Arial Narrow" w:cs="Arial"/>
+          <w:rFonts w:ascii="Arial Narrow" w:eastAsia="Arial Narrow" w:hAnsi="Arial Narrow" w:cs="Arial Narrow"/>
           <w:sz w:val="16"/>
           <w:szCs w:val="16"/>
         </w:rPr>
@@ -8230,7 +9148,7 @@
       </w:r>
       <w:r>
         <w:rPr>
-          <w:rFonts w:ascii="Arial Narrow" w:hAnsi="Arial Narrow" w:cs="Arial"/>
+          <w:rFonts w:ascii="Arial Narrow" w:eastAsia="Arial Narrow" w:hAnsi="Arial Narrow" w:cs="Arial Narrow"/>
           <w:sz w:val="16"/>
           <w:szCs w:val="16"/>
         </w:rPr>
@@ -8238,7 +9156,7 @@
       </w:r>
       <w:r>
         <w:rPr>
-          <w:rFonts w:ascii="Arial Narrow" w:hAnsi="Arial Narrow" w:cs="Arial"/>
+          <w:rFonts w:ascii="Arial Narrow" w:eastAsia="Arial Narrow" w:hAnsi="Arial Narrow" w:cs="Arial Narrow"/>
           <w:b/>
           <w:sz w:val="16"/>
           <w:szCs w:val="16"/>
@@ -8247,7 +9165,7 @@
       </w:r>
       <w:r>
         <w:rPr>
-          <w:rFonts w:ascii="Arial Narrow" w:hAnsi="Arial Narrow" w:cs="Arial"/>
+          <w:rFonts w:ascii="Arial Narrow" w:eastAsia="Arial Narrow" w:hAnsi="Arial Narrow" w:cs="Arial Narrow"/>
           <w:b/>
           <w:bCs/>
           <w:sz w:val="16"/>
@@ -8262,7 +9180,7 @@
         <w:ind w:left="567" w:hanging="567"/>
         <w:jc w:val="both"/>
         <w:rPr>
-          <w:rFonts w:ascii="Arial Narrow" w:hAnsi="Arial Narrow" w:cs="Arial"/>
+          <w:rFonts w:ascii="Arial Narrow" w:eastAsia="Arial Narrow" w:hAnsi="Arial Narrow" w:cs="Arial Narrow"/>
           <w:b/>
           <w:bCs/>
           <w:sz w:val="16"/>
@@ -8271,7 +9189,7 @@
       </w:pPr>
       <w:r>
         <w:rPr>
-          <w:rFonts w:ascii="Arial Narrow" w:hAnsi="Arial Narrow" w:cs="Arial"/>
+          <w:rFonts w:ascii="Arial Narrow" w:eastAsia="Arial Narrow" w:hAnsi="Arial Narrow" w:cs="Arial Narrow"/>
           <w:sz w:val="16"/>
           <w:szCs w:val="16"/>
         </w:rPr>
@@ -8279,7 +9197,7 @@
       </w:r>
       <w:r>
         <w:rPr>
-          <w:rFonts w:ascii="Arial Narrow" w:hAnsi="Arial Narrow" w:cs="Arial"/>
+          <w:rFonts w:ascii="Arial Narrow" w:eastAsia="Arial Narrow" w:hAnsi="Arial Narrow" w:cs="Arial Narrow"/>
           <w:b/>
           <w:bCs/>
           <w:sz w:val="16"/>
@@ -8297,14 +9215,14 @@
         <w:ind w:left="567"/>
         <w:jc w:val="both"/>
         <w:rPr>
-          <w:rFonts w:ascii="Arial Narrow" w:hAnsi="Arial Narrow" w:cs="Arial"/>
-          <w:sz w:val="16"/>
-          <w:szCs w:val="16"/>
-        </w:rPr>
-      </w:pPr>
-      <w:r>
-        <w:rPr>
-          <w:rFonts w:ascii="Arial Narrow" w:hAnsi="Arial Narrow" w:cs="Arial"/>
+          <w:rFonts w:ascii="Arial Narrow" w:eastAsia="Arial Narrow" w:hAnsi="Arial Narrow" w:cs="Arial Narrow"/>
+          <w:sz w:val="16"/>
+          <w:szCs w:val="16"/>
+        </w:rPr>
+      </w:pPr>
+      <w:r>
+        <w:rPr>
+          <w:rFonts w:ascii="Arial Narrow" w:eastAsia="Arial Narrow" w:hAnsi="Arial Narrow" w:cs="Arial Narrow"/>
           <w:sz w:val="16"/>
           <w:szCs w:val="16"/>
         </w:rPr>
@@ -8320,7 +9238,7 @@
         <w:ind w:left="567"/>
         <w:jc w:val="both"/>
         <w:rPr>
-          <w:rFonts w:ascii="Arial Narrow" w:hAnsi="Arial Narrow" w:cs="Arial"/>
+          <w:rFonts w:ascii="Arial Narrow" w:eastAsia="Arial Narrow" w:hAnsi="Arial Narrow" w:cs="Arial Narrow"/>
           <w:b/>
           <w:bCs/>
           <w:sz w:val="16"/>
@@ -8329,7 +9247,7 @@
       </w:pPr>
       <w:r>
         <w:rPr>
-          <w:rFonts w:ascii="Arial Narrow" w:hAnsi="Arial Narrow" w:cs="Arial"/>
+          <w:rFonts w:ascii="Arial Narrow" w:eastAsia="Arial Narrow" w:hAnsi="Arial Narrow" w:cs="Arial Narrow"/>
           <w:sz w:val="16"/>
           <w:szCs w:val="16"/>
         </w:rPr>
@@ -8342,7 +9260,7 @@
         <w:ind w:left="567"/>
         <w:jc w:val="both"/>
         <w:rPr>
-          <w:rFonts w:ascii="Arial Narrow" w:hAnsi="Arial Narrow" w:cs="Arial"/>
+          <w:rFonts w:ascii="Arial Narrow" w:eastAsia="Arial Narrow" w:hAnsi="Arial Narrow" w:cs="Arial Narrow"/>
           <w:bCs/>
           <w:sz w:val="16"/>
           <w:szCs w:val="16"/>
@@ -8350,7 +9268,7 @@
       </w:pPr>
       <w:r>
         <w:rPr>
-          <w:rFonts w:ascii="Arial Narrow" w:hAnsi="Arial Narrow" w:cs="Arial"/>
+          <w:rFonts w:ascii="Arial Narrow" w:eastAsia="Arial Narrow" w:hAnsi="Arial Narrow" w:cs="Arial Narrow"/>
           <w:bCs/>
           <w:sz w:val="16"/>
           <w:szCs w:val="16"/>
@@ -8361,11 +9279,10 @@
     <w:p>
       <w:pPr>
         <w:pStyle w:val="Textonotapie"/>
-        <w:ind w:left="567"/>
-        <w:jc w:val="both"/>
-        <w:rPr>
-          <w:rFonts w:ascii="Arial Narrow" w:hAnsi="Arial Narrow" w:cs="Arial"/>
-          <w:bCs/>
+        <w:ind w:left="567" w:hanging="567"/>
+        <w:jc w:val="both"/>
+        <w:rPr>
+          <w:rFonts w:ascii="Arial Narrow" w:eastAsia="Arial Narrow" w:hAnsi="Arial Narrow" w:cs="Arial Narrow"/>
           <w:sz w:val="16"/>
           <w:szCs w:val="16"/>
         </w:rPr>
@@ -8378,20 +9295,25 @@
         <w:pStyle w:val="Textonotapie"/>
         <w:ind w:left="567" w:hanging="567"/>
         <w:jc w:val="both"/>
+        <w:rPr>
+          <w:rFonts w:ascii="Arial Narrow" w:eastAsia="Arial Narrow" w:hAnsi="Arial Narrow" w:cs="Arial Narrow"/>
+          <w:sz w:val="16"/>
+          <w:szCs w:val="16"/>
+        </w:rPr>
       </w:pPr>
       <w:r>
         <w:rPr>
           <w:rStyle w:val="Refdenotaalpie"/>
-          <w:rFonts w:ascii="Arial Narrow" w:hAnsi="Arial Narrow" w:cs="Arial"/>
-          <w:sz w:val="16"/>
-          <w:szCs w:val="14"/>
+          <w:rFonts w:ascii="Arial Narrow" w:eastAsia="Arial Narrow" w:hAnsi="Arial Narrow" w:cs="Arial Narrow"/>
+          <w:sz w:val="16"/>
+          <w:szCs w:val="16"/>
           <w:vertAlign w:val="superscript"/>
         </w:rPr>
         <w:footnoteRef/>
       </w:r>
       <w:r>
         <w:rPr>
-          <w:rFonts w:ascii="Arial Narrow" w:hAnsi="Arial Narrow" w:cs="Arial"/>
+          <w:rFonts w:ascii="Arial Narrow" w:eastAsia="Arial Narrow" w:hAnsi="Arial Narrow" w:cs="Arial Narrow"/>
           <w:sz w:val="16"/>
           <w:szCs w:val="16"/>
         </w:rPr>
@@ -8399,7 +9321,7 @@
       </w:r>
       <w:r>
         <w:rPr>
-          <w:rFonts w:ascii="Arial Narrow" w:hAnsi="Arial Narrow" w:cs="Arial"/>
+          <w:rFonts w:ascii="Arial Narrow" w:eastAsia="Arial Narrow" w:hAnsi="Arial Narrow" w:cs="Arial Narrow"/>
           <w:b/>
           <w:bCs/>
           <w:sz w:val="16"/>
@@ -8413,10 +9335,15 @@
         <w:pStyle w:val="Textonotapie"/>
         <w:ind w:left="567" w:hanging="567"/>
         <w:jc w:val="both"/>
-      </w:pPr>
-      <w:r>
-        <w:rPr>
-          <w:rFonts w:ascii="Arial Narrow" w:hAnsi="Arial Narrow" w:cs="Arial"/>
+        <w:rPr>
+          <w:rFonts w:ascii="Arial Narrow" w:eastAsia="Arial Narrow" w:hAnsi="Arial Narrow" w:cs="Arial Narrow"/>
+          <w:sz w:val="16"/>
+          <w:szCs w:val="16"/>
+        </w:rPr>
+      </w:pPr>
+      <w:r>
+        <w:rPr>
+          <w:rFonts w:ascii="Arial Narrow" w:eastAsia="Arial Narrow" w:hAnsi="Arial Narrow" w:cs="Arial Narrow"/>
           <w:sz w:val="16"/>
           <w:szCs w:val="16"/>
         </w:rPr>
@@ -8424,7 +9351,7 @@
       </w:r>
       <w:r>
         <w:rPr>
-          <w:rFonts w:ascii="Arial Narrow" w:hAnsi="Arial Narrow" w:cs="Arial"/>
+          <w:rFonts w:ascii="Arial Narrow" w:eastAsia="Arial Narrow" w:hAnsi="Arial Narrow" w:cs="Arial Narrow"/>
           <w:b/>
           <w:bCs/>
           <w:sz w:val="16"/>
@@ -8434,12 +9361,24 @@
       </w:r>
       <w:r>
         <w:rPr>
-          <w:rFonts w:ascii="Arial Narrow" w:hAnsi="Arial Narrow" w:cs="Arial"/>
+          <w:rFonts w:ascii="Arial Narrow" w:eastAsia="Arial Narrow" w:hAnsi="Arial Narrow" w:cs="Arial Narrow"/>
           <w:sz w:val="16"/>
           <w:szCs w:val="16"/>
         </w:rPr>
         <w:t xml:space="preserve"> Una vez admitida a trámite la denuncia, se correrá traslado de la misma al denunciado, a fin de que éste presente su descargo. El plazo para la presentación del descargo será de cinco (5) días contados desde la notificación, vencido el cual, el Secretario Técnico declarará en rebeldía al denunciado que no lo hubiera presentado.</w:t>
       </w:r>
+    </w:p>
+    <w:p>
+      <w:pPr>
+        <w:pStyle w:val="Textonotapie"/>
+        <w:ind w:left="567" w:hanging="567"/>
+        <w:jc w:val="both"/>
+        <w:rPr>
+          <w:rFonts w:ascii="Arial Narrow" w:eastAsia="Arial Narrow" w:hAnsi="Arial Narrow" w:cs="Arial Narrow"/>
+          <w:sz w:val="16"/>
+          <w:szCs w:val="16"/>
+        </w:rPr>
+      </w:pPr>
     </w:p>
   </w:footnote>
   <w:footnote w:id="19">
@@ -8448,20 +9387,25 @@
         <w:pStyle w:val="Textonotapie"/>
         <w:ind w:left="567" w:hanging="567"/>
         <w:jc w:val="both"/>
+        <w:rPr>
+          <w:rFonts w:ascii="Arial Narrow" w:eastAsia="Arial Narrow" w:hAnsi="Arial Narrow" w:cs="Arial Narrow"/>
+          <w:sz w:val="16"/>
+          <w:szCs w:val="16"/>
+        </w:rPr>
       </w:pPr>
       <w:r>
         <w:rPr>
           <w:rStyle w:val="Refdenotaalpie"/>
-          <w:rFonts w:ascii="Arial Narrow" w:hAnsi="Arial Narrow" w:cs="Arial"/>
-          <w:sz w:val="16"/>
-          <w:szCs w:val="14"/>
+          <w:rFonts w:ascii="Arial Narrow" w:eastAsia="Arial Narrow" w:hAnsi="Arial Narrow" w:cs="Arial Narrow"/>
+          <w:sz w:val="16"/>
+          <w:szCs w:val="16"/>
           <w:vertAlign w:val="superscript"/>
         </w:rPr>
         <w:footnoteRef/>
       </w:r>
       <w:r>
         <w:rPr>
-          <w:rFonts w:ascii="Arial Narrow" w:hAnsi="Arial Narrow" w:cs="Arial"/>
+          <w:rFonts w:ascii="Arial Narrow" w:eastAsia="Arial Narrow" w:hAnsi="Arial Narrow" w:cs="Arial Narrow"/>
           <w:sz w:val="16"/>
           <w:szCs w:val="16"/>
         </w:rPr>
@@ -8469,7 +9413,7 @@
       </w:r>
       <w:r>
         <w:rPr>
-          <w:rFonts w:ascii="Arial Narrow" w:hAnsi="Arial Narrow" w:cs="Arial"/>
+          <w:rFonts w:ascii="Arial Narrow" w:eastAsia="Arial Narrow" w:hAnsi="Arial Narrow" w:cs="Arial Narrow"/>
           <w:b/>
           <w:bCs/>
           <w:sz w:val="16"/>
@@ -8483,10 +9427,15 @@
         <w:pStyle w:val="Textonotapie"/>
         <w:ind w:left="567" w:hanging="567"/>
         <w:jc w:val="both"/>
-      </w:pPr>
-      <w:r>
-        <w:rPr>
-          <w:rFonts w:ascii="Arial Narrow" w:hAnsi="Arial Narrow" w:cs="Arial"/>
+        <w:rPr>
+          <w:rFonts w:ascii="Arial Narrow" w:eastAsia="Arial Narrow" w:hAnsi="Arial Narrow" w:cs="Arial Narrow"/>
+          <w:sz w:val="16"/>
+          <w:szCs w:val="16"/>
+        </w:rPr>
+      </w:pPr>
+      <w:r>
+        <w:rPr>
+          <w:rFonts w:ascii="Arial Narrow" w:eastAsia="Arial Narrow" w:hAnsi="Arial Narrow" w:cs="Arial Narrow"/>
           <w:sz w:val="16"/>
           <w:szCs w:val="16"/>
         </w:rPr>
@@ -8494,7 +9443,7 @@
       </w:r>
       <w:r>
         <w:rPr>
-          <w:rFonts w:ascii="Arial Narrow" w:hAnsi="Arial Narrow" w:cs="Arial"/>
+          <w:rFonts w:ascii="Arial Narrow" w:eastAsia="Arial Narrow" w:hAnsi="Arial Narrow" w:cs="Arial Narrow"/>
           <w:b/>
           <w:bCs/>
           <w:sz w:val="16"/>
@@ -8508,10 +9457,15 @@
         <w:pStyle w:val="Textonotapie"/>
         <w:ind w:left="567" w:hanging="567"/>
         <w:jc w:val="both"/>
-      </w:pPr>
-      <w:r>
-        <w:rPr>
-          <w:rFonts w:ascii="Arial Narrow" w:hAnsi="Arial Narrow" w:cs="Arial"/>
+        <w:rPr>
+          <w:rFonts w:ascii="Arial Narrow" w:eastAsia="Arial Narrow" w:hAnsi="Arial Narrow" w:cs="Arial Narrow"/>
+          <w:sz w:val="16"/>
+          <w:szCs w:val="16"/>
+        </w:rPr>
+      </w:pPr>
+      <w:r>
+        <w:rPr>
+          <w:rFonts w:ascii="Arial Narrow" w:eastAsia="Arial Narrow" w:hAnsi="Arial Narrow" w:cs="Arial Narrow"/>
           <w:sz w:val="16"/>
           <w:szCs w:val="16"/>
         </w:rPr>
@@ -8519,12 +9473,24 @@
       </w:r>
       <w:r>
         <w:rPr>
-          <w:rFonts w:ascii="Arial Narrow" w:hAnsi="Arial Narrow" w:cs="Arial"/>
+          <w:rFonts w:ascii="Arial Narrow" w:eastAsia="Arial Narrow" w:hAnsi="Arial Narrow" w:cs="Arial Narrow"/>
           <w:sz w:val="16"/>
           <w:szCs w:val="16"/>
         </w:rPr>
         <w:t xml:space="preserve">223.1 El reclamado deberá presentar la contestación de la reclamación dentro de los quince (15) días posteriores a la notificación de ésta; vencido este plazo, la Administración declarará en rebeldía al reclamado que no la hubiera presentado. La contestación deberá contener los requisitos de los escritos previstos en el artículo 113 de la presente Ley, así como la absolución de todos los asuntos controvertidos de hecho y de derecho, Las alegaciones y los hechos relevantes de la reclamación, salvo que hayan sido específicamente negadas en la contestación, se tendrán por aceptadas o merituadas como ciertas.</w:t>
       </w:r>
+    </w:p>
+    <w:p>
+      <w:pPr>
+        <w:pStyle w:val="Textonotapie"/>
+        <w:ind w:left="567" w:hanging="567"/>
+        <w:jc w:val="both"/>
+        <w:rPr>
+          <w:rFonts w:ascii="Arial Narrow" w:eastAsia="Arial Narrow" w:hAnsi="Arial Narrow" w:cs="Arial Narrow"/>
+          <w:sz w:val="16"/>
+          <w:szCs w:val="16"/>
+        </w:rPr>
+      </w:pPr>
     </w:p>
   </w:footnote>
   <w:footnote w:id="13">
@@ -8534,7 +9500,7 @@
         <w:ind w:left="567" w:hanging="567"/>
         <w:jc w:val="both"/>
         <w:rPr>
-          <w:rFonts w:ascii="Arial Narrow" w:hAnsi="Arial Narrow"/>
+          <w:rFonts w:ascii="Arial Narrow" w:eastAsia="Arial Narrow" w:hAnsi="Arial Narrow" w:cs="Arial Narrow"/>
           <w:b/>
           <w:bCs/>
           <w:sz w:val="16"/>
@@ -8544,7 +9510,7 @@
       <w:r>
         <w:rPr>
           <w:rStyle w:val="Refdenotaalpie"/>
-          <w:rFonts w:ascii="Arial Narrow" w:hAnsi="Arial Narrow"/>
+          <w:rFonts w:ascii="Arial Narrow" w:eastAsia="Arial Narrow" w:hAnsi="Arial Narrow" w:cs="Arial Narrow"/>
           <w:sz w:val="16"/>
           <w:szCs w:val="16"/>
           <w:vertAlign w:val="superscript"/>
@@ -8553,7 +9519,7 @@
       </w:r>
       <w:r>
         <w:rPr>
-          <w:rFonts w:ascii="Arial Narrow" w:hAnsi="Arial Narrow"/>
+          <w:rFonts w:ascii="Arial Narrow" w:eastAsia="Arial Narrow" w:hAnsi="Arial Narrow" w:cs="Arial Narrow"/>
           <w:sz w:val="16"/>
           <w:szCs w:val="16"/>
         </w:rPr>
@@ -8561,7 +9527,7 @@
       </w:r>
       <w:r>
         <w:rPr>
-          <w:rFonts w:ascii="Arial Narrow" w:hAnsi="Arial Narrow"/>
+          <w:rFonts w:ascii="Arial Narrow" w:eastAsia="Arial Narrow" w:hAnsi="Arial Narrow" w:cs="Arial Narrow"/>
           <w:b/>
           <w:bCs/>
           <w:sz w:val="16"/>
@@ -8786,6 +9752,20 @@
         </w:rPr>
         <w:t>(…)</w:t>
       </w:r>
+    </w:p>
+    <w:p>
+      <w:pPr>
+        <w:spacing w:after="0" w:line="240" w:lineRule="auto"/>
+        <w:ind w:left="567" w:hanging="567"/>
+        <w:jc w:val="both"/>
+        <w:rPr>
+          <w:rFonts w:ascii="Arial Narrow" w:eastAsia="Arial Narrow" w:hAnsi="Arial Narrow" w:cs="Arial Narrow"/>
+          <w:b/>
+          <w:bCs/>
+          <w:sz w:val="16"/>
+          <w:szCs w:val="16"/>
+        </w:rPr>
+      </w:pPr>
     </w:p>
   </w:footnote>
   <w:footnote w:id="14">
@@ -9717,7 +10697,7 @@
         <w:ind w:left="567" w:hanging="567"/>
         <w:jc w:val="both"/>
         <w:rPr>
-          <w:rFonts w:ascii="Arial Narrow" w:eastAsia="Arial Narrow" w:hAnsi="Arial Narrow" w:cs="Arial"/>
+          <w:rFonts w:ascii="Arial Narrow" w:eastAsia="Arial Narrow" w:hAnsi="Arial Narrow" w:cs="Arial Narrow"/>
           <w:b/>
           <w:sz w:val="16"/>
           <w:szCs w:val="16"/>
@@ -9726,7 +10706,7 @@
       <w:r>
         <w:rPr>
           <w:rStyle w:val="Refdenotaalpie"/>
-          <w:rFonts w:ascii="Arial Narrow" w:hAnsi="Arial Narrow" w:cs="Arial"/>
+          <w:rFonts w:ascii="Arial Narrow" w:eastAsia="Arial Narrow" w:hAnsi="Arial Narrow" w:cs="Arial Narrow"/>
           <w:sz w:val="16"/>
           <w:szCs w:val="16"/>
           <w:vertAlign w:val="superscript"/>
@@ -9735,7 +10715,7 @@
       </w:r>
       <w:r>
         <w:rPr>
-          <w:rFonts w:ascii="Arial Narrow" w:hAnsi="Arial Narrow" w:cs="Arial"/>
+          <w:rFonts w:ascii="Arial Narrow" w:eastAsia="Arial Narrow" w:hAnsi="Arial Narrow" w:cs="Arial Narrow"/>
           <w:sz w:val="16"/>
           <w:szCs w:val="16"/>
         </w:rPr>
@@ -9743,7 +10723,7 @@
       </w:r>
       <w:r>
         <w:rPr>
-          <w:rFonts w:ascii="Arial Narrow" w:hAnsi="Arial Narrow" w:cs="Arial"/>
+          <w:rFonts w:ascii="Arial Narrow" w:eastAsia="Arial Narrow" w:hAnsi="Arial Narrow" w:cs="Arial Narrow"/>
           <w:sz w:val="16"/>
           <w:szCs w:val="16"/>
         </w:rPr>
@@ -9751,7 +10731,7 @@
       </w:r>
       <w:r>
         <w:rPr>
-          <w:rFonts w:ascii="Arial Narrow" w:eastAsia="Arial Narrow" w:hAnsi="Arial Narrow" w:cs="Arial"/>
+          <w:rFonts w:ascii="Arial Narrow" w:eastAsia="Arial Narrow" w:hAnsi="Arial Narrow" w:cs="Arial Narrow"/>
           <w:b/>
           <w:sz w:val="16"/>
           <w:szCs w:val="16"/>
@@ -9765,15 +10745,15 @@
         <w:ind w:left="567" w:hanging="567"/>
         <w:jc w:val="both"/>
         <w:rPr>
-          <w:rFonts w:ascii="Arial Narrow" w:eastAsia="Arial Narrow" w:hAnsi="Arial Narrow" w:cs="Arial"/>
-          <w:b/>
-          <w:sz w:val="16"/>
-          <w:szCs w:val="16"/>
-        </w:rPr>
-      </w:pPr>
-      <w:r>
-        <w:rPr>
-          <w:rFonts w:ascii="Arial Narrow" w:eastAsia="Arial Narrow" w:hAnsi="Arial Narrow" w:cs="Arial"/>
+          <w:rFonts w:ascii="Arial Narrow" w:eastAsia="Arial Narrow" w:hAnsi="Arial Narrow" w:cs="Arial Narrow"/>
+          <w:b/>
+          <w:sz w:val="16"/>
+          <w:szCs w:val="16"/>
+        </w:rPr>
+      </w:pPr>
+      <w:r>
+        <w:rPr>
+          <w:rFonts w:ascii="Arial Narrow" w:eastAsia="Arial Narrow" w:hAnsi="Arial Narrow" w:cs="Arial Narrow"/>
           <w:b/>
           <w:sz w:val="16"/>
           <w:szCs w:val="16"/>
@@ -9788,14 +10768,14 @@
         <w:ind w:left="567" w:hanging="567"/>
         <w:jc w:val="both"/>
         <w:rPr>
-          <w:rFonts w:ascii="Arial Narrow" w:eastAsia="Arial Narrow" w:hAnsi="Arial Narrow" w:cs="Arial"/>
-          <w:sz w:val="16"/>
-          <w:szCs w:val="16"/>
-        </w:rPr>
-      </w:pPr>
-      <w:r>
-        <w:rPr>
-          <w:rFonts w:ascii="Arial Narrow" w:eastAsia="Arial Narrow" w:hAnsi="Arial Narrow" w:cs="Arial"/>
+          <w:rFonts w:ascii="Arial Narrow" w:eastAsia="Arial Narrow" w:hAnsi="Arial Narrow" w:cs="Arial Narrow"/>
+          <w:sz w:val="16"/>
+          <w:szCs w:val="16"/>
+        </w:rPr>
+      </w:pPr>
+      <w:r>
+        <w:rPr>
+          <w:rFonts w:ascii="Arial Narrow" w:eastAsia="Arial Narrow" w:hAnsi="Arial Narrow" w:cs="Arial Narrow"/>
           <w:sz w:val="16"/>
           <w:szCs w:val="16"/>
         </w:rPr>
@@ -9809,14 +10789,14 @@
         <w:ind w:left="567" w:hanging="567"/>
         <w:jc w:val="both"/>
         <w:rPr>
-          <w:rFonts w:ascii="Arial Narrow" w:eastAsia="Arial Narrow" w:hAnsi="Arial Narrow" w:cs="Arial"/>
-          <w:sz w:val="16"/>
-          <w:szCs w:val="16"/>
-        </w:rPr>
-      </w:pPr>
-      <w:r>
-        <w:rPr>
-          <w:rFonts w:ascii="Arial Narrow" w:eastAsia="Arial Narrow" w:hAnsi="Arial Narrow" w:cs="Arial"/>
+          <w:rFonts w:ascii="Arial Narrow" w:eastAsia="Arial Narrow" w:hAnsi="Arial Narrow" w:cs="Arial Narrow"/>
+          <w:sz w:val="16"/>
+          <w:szCs w:val="16"/>
+        </w:rPr>
+      </w:pPr>
+      <w:r>
+        <w:rPr>
+          <w:rFonts w:ascii="Arial Narrow" w:eastAsia="Arial Narrow" w:hAnsi="Arial Narrow" w:cs="Arial Narrow"/>
           <w:sz w:val="16"/>
           <w:szCs w:val="16"/>
         </w:rPr>
@@ -9830,14 +10810,14 @@
         <w:ind w:left="567" w:hanging="567"/>
         <w:jc w:val="both"/>
         <w:rPr>
-          <w:rFonts w:ascii="Arial Narrow" w:eastAsia="Arial Narrow" w:hAnsi="Arial Narrow" w:cs="Arial"/>
-          <w:sz w:val="16"/>
-          <w:szCs w:val="16"/>
-        </w:rPr>
-      </w:pPr>
-      <w:r>
-        <w:rPr>
-          <w:rFonts w:ascii="Arial Narrow" w:eastAsia="Arial Narrow" w:hAnsi="Arial Narrow" w:cs="Arial"/>
+          <w:rFonts w:ascii="Arial Narrow" w:eastAsia="Arial Narrow" w:hAnsi="Arial Narrow" w:cs="Arial Narrow"/>
+          <w:sz w:val="16"/>
+          <w:szCs w:val="16"/>
+        </w:rPr>
+      </w:pPr>
+      <w:r>
+        <w:rPr>
+          <w:rFonts w:ascii="Arial Narrow" w:eastAsia="Arial Narrow" w:hAnsi="Arial Narrow" w:cs="Arial Narrow"/>
           <w:sz w:val="16"/>
           <w:szCs w:val="16"/>
         </w:rPr>
@@ -9851,14 +10831,14 @@
         <w:ind w:left="567"/>
         <w:jc w:val="both"/>
         <w:rPr>
-          <w:rFonts w:ascii="Arial Narrow" w:eastAsia="Arial Narrow" w:hAnsi="Arial Narrow" w:cs="Arial"/>
-          <w:sz w:val="16"/>
-          <w:szCs w:val="16"/>
-        </w:rPr>
-      </w:pPr>
-      <w:r>
-        <w:rPr>
-          <w:rFonts w:ascii="Arial Narrow" w:eastAsia="Arial Narrow" w:hAnsi="Arial Narrow" w:cs="Arial"/>
+          <w:rFonts w:ascii="Arial Narrow" w:eastAsia="Arial Narrow" w:hAnsi="Arial Narrow" w:cs="Arial Narrow"/>
+          <w:sz w:val="16"/>
+          <w:szCs w:val="16"/>
+        </w:rPr>
+      </w:pPr>
+      <w:r>
+        <w:rPr>
+          <w:rFonts w:ascii="Arial Narrow" w:eastAsia="Arial Narrow" w:hAnsi="Arial Narrow" w:cs="Arial Narrow"/>
           <w:sz w:val="16"/>
           <w:szCs w:val="16"/>
         </w:rPr>
@@ -9871,7 +10851,8 @@
         <w:ind w:left="567" w:hanging="567"/>
         <w:jc w:val="both"/>
         <w:rPr>
-          <w:rFonts w:ascii="Arial Narrow" w:hAnsi="Arial Narrow" w:cs="Arial"/>
+          <w:rFonts w:ascii="Arial Narrow" w:eastAsia="Arial Narrow" w:hAnsi="Arial Narrow" w:cs="Arial Narrow"/>
+          <w:b/>
           <w:sz w:val="16"/>
           <w:szCs w:val="16"/>
         </w:rPr>
@@ -9888,7 +10869,7 @@
         <w:ind w:left="567" w:hanging="567"/>
         <w:jc w:val="both"/>
         <w:rPr>
-          <w:rFonts w:ascii="Arial Narrow" w:hAnsi="Arial Narrow" w:cs="Arial"/>
+          <w:rFonts w:ascii="Arial Narrow" w:eastAsia="Arial Narrow" w:hAnsi="Arial Narrow" w:cs="Arial Narrow"/>
           <w:b/>
           <w:bCs/>
           <w:sz w:val="16"/>
@@ -9898,7 +10879,7 @@
       <w:r>
         <w:rPr>
           <w:rStyle w:val="Refdenotaalpie"/>
-          <w:rFonts w:ascii="Arial Narrow" w:hAnsi="Arial Narrow" w:cs="Arial"/>
+          <w:rFonts w:ascii="Arial Narrow" w:eastAsia="Arial Narrow" w:hAnsi="Arial Narrow" w:cs="Arial Narrow"/>
           <w:b/>
           <w:bCs/>
           <w:sz w:val="16"/>
@@ -9909,7 +10890,7 @@
       </w:r>
       <w:r>
         <w:rPr>
-          <w:rFonts w:ascii="Arial Narrow" w:hAnsi="Arial Narrow" w:cs="Arial"/>
+          <w:rFonts w:ascii="Arial Narrow" w:eastAsia="Arial Narrow" w:hAnsi="Arial Narrow" w:cs="Arial Narrow"/>
           <w:b/>
           <w:bCs/>
           <w:sz w:val="16"/>
@@ -9919,7 +10900,7 @@
       </w:r>
       <w:r>
         <w:rPr>
-          <w:rFonts w:ascii="Arial Narrow" w:hAnsi="Arial Narrow" w:cs="Arial"/>
+          <w:rFonts w:ascii="Arial Narrow" w:eastAsia="Arial Narrow" w:hAnsi="Arial Narrow" w:cs="Arial Narrow"/>
           <w:b/>
           <w:bCs/>
           <w:sz w:val="16"/>
@@ -9936,7 +10917,7 @@
         <w:ind w:left="567"/>
         <w:jc w:val="both"/>
         <w:rPr>
-          <w:rFonts w:ascii="Arial Narrow" w:hAnsi="Arial Narrow"/>
+          <w:rFonts w:ascii="Arial Narrow" w:eastAsia="Arial Narrow" w:hAnsi="Arial Narrow" w:cs="Arial Narrow"/>
           <w:bCs/>
           <w:sz w:val="16"/>
           <w:szCs w:val="16"/>
@@ -9944,7 +10925,7 @@
       </w:pPr>
       <w:r>
         <w:rPr>
-          <w:rFonts w:ascii="Arial Narrow" w:hAnsi="Arial Narrow"/>
+          <w:rFonts w:ascii="Arial Narrow" w:eastAsia="Arial Narrow" w:hAnsi="Arial Narrow" w:cs="Arial Narrow"/>
           <w:b/>
           <w:sz w:val="16"/>
           <w:szCs w:val="16"/>
@@ -9953,7 +10934,7 @@
       </w:r>
       <w:r>
         <w:rPr>
-          <w:rFonts w:ascii="Arial Narrow" w:hAnsi="Arial Narrow"/>
+          <w:rFonts w:ascii="Arial Narrow" w:eastAsia="Arial Narrow" w:hAnsi="Arial Narrow" w:cs="Arial Narrow"/>
           <w:bCs/>
           <w:sz w:val="16"/>
           <w:szCs w:val="16"/>
@@ -9963,12 +10944,16 @@
     </w:p>
     <w:p>
       <w:pPr>
-        <w:pStyle w:val="NormalWeb"/>
-        <w:spacing w:after="0" w:line="240" w:lineRule="auto"/>
-        <w:ind w:left="567"/>
-        <w:jc w:val="both"/>
-        <w:rPr>
-          <w:rFonts w:ascii="Arial Narrow" w:hAnsi="Arial Narrow"/>
+        <w:autoSpaceDE w:val="0"/>
+        <w:autoSpaceDN w:val="0"/>
+        <w:adjustRightInd w:val="0"/>
+        <w:spacing w:after="0" w:line="240" w:lineRule="auto"/>
+        <w:ind w:left="567" w:hanging="567"/>
+        <w:jc w:val="both"/>
+        <w:rPr>
+          <w:rFonts w:ascii="Arial Narrow" w:eastAsia="Arial Narrow" w:hAnsi="Arial Narrow" w:cs="Arial Narrow"/>
+          <w:b/>
+          <w:bCs/>
           <w:sz w:val="16"/>
           <w:szCs w:val="16"/>
         </w:rPr>
@@ -9982,7 +10967,7 @@
         <w:ind w:left="567" w:hanging="567"/>
         <w:jc w:val="both"/>
         <w:rPr>
-          <w:rFonts w:ascii="Arial Narrow" w:hAnsi="Arial Narrow"/>
+          <w:rFonts w:ascii="Arial Narrow" w:eastAsia="Arial Narrow" w:hAnsi="Arial Narrow" w:cs="Arial Narrow"/>
           <w:sz w:val="16"/>
           <w:szCs w:val="16"/>
         </w:rPr>
@@ -9990,7 +10975,7 @@
       <w:r>
         <w:rPr>
           <w:rStyle w:val="Refdenotaalpie"/>
-          <w:rFonts w:ascii="Arial Narrow" w:hAnsi="Arial Narrow"/>
+          <w:rFonts w:ascii="Arial Narrow" w:eastAsia="Arial Narrow" w:hAnsi="Arial Narrow" w:cs="Arial Narrow"/>
           <w:sz w:val="16"/>
           <w:szCs w:val="16"/>
           <w:vertAlign w:val="superscript"/>
@@ -9999,7 +10984,7 @@
       </w:r>
       <w:r>
         <w:rPr>
-          <w:rFonts w:ascii="Arial Narrow" w:hAnsi="Arial Narrow"/>
+          <w:rFonts w:ascii="Arial Narrow" w:eastAsia="Arial Narrow" w:hAnsi="Arial Narrow" w:cs="Arial Narrow"/>
           <w:sz w:val="16"/>
           <w:szCs w:val="16"/>
         </w:rPr>
@@ -10007,7 +10992,7 @@
       </w:r>
       <w:r>
         <w:rPr>
-          <w:rFonts w:ascii="Arial Narrow" w:hAnsi="Arial Narrow"/>
+          <w:rFonts w:ascii="Arial Narrow" w:eastAsia="Arial Narrow" w:hAnsi="Arial Narrow" w:cs="Arial Narrow"/>
           <w:sz w:val="16"/>
           <w:szCs w:val="16"/>
         </w:rPr>
@@ -10015,7 +11000,7 @@
       </w:r>
       <w:r>
         <w:rPr>
-          <w:rFonts w:ascii="Arial Narrow" w:eastAsia="Arial" w:hAnsi="Arial Narrow" w:cs="Arial"/>
+          <w:rFonts w:ascii="Arial Narrow" w:eastAsia="Arial Narrow" w:hAnsi="Arial Narrow" w:cs="Arial Narrow"/>
           <w:b/>
           <w:sz w:val="16"/>
           <w:szCs w:val="16"/>
@@ -10029,7 +11014,7 @@
         <w:ind w:left="1134" w:hanging="567"/>
         <w:jc w:val="both"/>
         <w:rPr>
-          <w:rFonts w:ascii="Arial Narrow" w:hAnsi="Arial Narrow"/>
+          <w:rFonts w:ascii="Arial Narrow" w:eastAsia="Arial Narrow" w:hAnsi="Arial Narrow" w:cs="Arial Narrow"/>
           <w:b/>
           <w:bCs/>
           <w:sz w:val="16"/>
@@ -10038,7 +11023,7 @@
       </w:pPr>
       <w:r>
         <w:rPr>
-          <w:rFonts w:ascii="Arial Narrow" w:hAnsi="Arial Narrow"/>
+          <w:rFonts w:ascii="Arial Narrow" w:eastAsia="Arial Narrow" w:hAnsi="Arial Narrow" w:cs="Arial Narrow"/>
           <w:b/>
           <w:bCs/>
           <w:sz w:val="16"/>
@@ -10053,14 +11038,14 @@
         <w:ind w:left="567"/>
         <w:jc w:val="both"/>
         <w:rPr>
-          <w:rFonts w:ascii="Arial Narrow" w:hAnsi="Arial Narrow" w:cs="Arial"/>
-          <w:sz w:val="16"/>
-          <w:szCs w:val="16"/>
-        </w:rPr>
-      </w:pPr>
-      <w:r>
-        <w:rPr>
-          <w:rFonts w:ascii="Arial Narrow" w:hAnsi="Arial Narrow" w:cs="Arial"/>
+          <w:rFonts w:ascii="Arial Narrow" w:eastAsia="Arial Narrow" w:hAnsi="Arial Narrow" w:cs="Arial Narrow"/>
+          <w:sz w:val="16"/>
+          <w:szCs w:val="16"/>
+        </w:rPr>
+      </w:pPr>
+      <w:r>
+        <w:rPr>
+          <w:rFonts w:ascii="Arial Narrow" w:eastAsia="Arial Narrow" w:hAnsi="Arial Narrow" w:cs="Arial Narrow"/>
           <w:sz w:val="16"/>
           <w:szCs w:val="16"/>
         </w:rPr>
@@ -10073,14 +11058,14 @@
         <w:ind w:left="567"/>
         <w:jc w:val="both"/>
         <w:rPr>
-          <w:rFonts w:ascii="Arial Narrow" w:hAnsi="Arial Narrow" w:cs="Arial"/>
-          <w:sz w:val="16"/>
-          <w:szCs w:val="16"/>
-        </w:rPr>
-      </w:pPr>
-      <w:r>
-        <w:rPr>
-          <w:rFonts w:ascii="Arial Narrow" w:hAnsi="Arial Narrow" w:cs="Arial"/>
+          <w:rFonts w:ascii="Arial Narrow" w:eastAsia="Arial Narrow" w:hAnsi="Arial Narrow" w:cs="Arial Narrow"/>
+          <w:sz w:val="16"/>
+          <w:szCs w:val="16"/>
+        </w:rPr>
+      </w:pPr>
+      <w:r>
+        <w:rPr>
+          <w:rFonts w:ascii="Arial Narrow" w:eastAsia="Arial Narrow" w:hAnsi="Arial Narrow" w:cs="Arial Narrow"/>
           <w:sz w:val="16"/>
           <w:szCs w:val="16"/>
         </w:rPr>
@@ -10093,19 +11078,31 @@
         <w:ind w:left="567"/>
         <w:jc w:val="both"/>
         <w:rPr>
-          <w:rFonts w:ascii="Arial Narrow" w:hAnsi="Arial Narrow" w:cs="Arial"/>
-          <w:sz w:val="16"/>
-          <w:szCs w:val="16"/>
-        </w:rPr>
-      </w:pPr>
-      <w:r>
-        <w:rPr>
-          <w:rFonts w:ascii="Arial Narrow" w:hAnsi="Arial Narrow" w:cs="Arial"/>
+          <w:rFonts w:ascii="Arial Narrow" w:eastAsia="Arial Narrow" w:hAnsi="Arial Narrow" w:cs="Arial Narrow"/>
+          <w:sz w:val="16"/>
+          <w:szCs w:val="16"/>
+        </w:rPr>
+      </w:pPr>
+      <w:r>
+        <w:rPr>
+          <w:rFonts w:ascii="Arial Narrow" w:eastAsia="Arial Narrow" w:hAnsi="Arial Narrow" w:cs="Arial Narrow"/>
           <w:sz w:val="16"/>
           <w:szCs w:val="16"/>
         </w:rPr>
         <w:t>En caso de no recibirse respuesta automática de recepción en un plazo máximo de dos (2) días hábiles contados desde el día siguiente de efectuado el acto de notificación vía correo electrónico, se procede a notificar por cédula conforme al inciso 20.1.1, volviéndose a computar el plazo establecido en el numeral 24.1 del artículo 24.</w:t>
       </w:r>
+    </w:p>
+    <w:p>
+      <w:pPr>
+        <w:pStyle w:val="Textonotapie"/>
+        <w:ind w:left="567" w:hanging="567"/>
+        <w:jc w:val="both"/>
+        <w:rPr>
+          <w:rFonts w:ascii="Arial Narrow" w:eastAsia="Arial Narrow" w:hAnsi="Arial Narrow" w:cs="Arial Narrow"/>
+          <w:sz w:val="16"/>
+          <w:szCs w:val="16"/>
+        </w:rPr>
+      </w:pPr>
     </w:p>
   </w:footnote>
   <w:footnote w:id="12">
@@ -10115,7 +11112,7 @@
         <w:ind w:left="567" w:hanging="567"/>
         <w:jc w:val="both"/>
         <w:rPr>
-          <w:rFonts w:ascii="Arial Narrow" w:eastAsia="Arial Narrow" w:hAnsi="Arial Narrow" w:cs="Arial"/>
+          <w:rFonts w:ascii="Arial Narrow" w:eastAsia="Arial Narrow" w:hAnsi="Arial Narrow" w:cs="Arial Narrow"/>
           <w:b/>
           <w:bCs/>
           <w:sz w:val="16"/>
@@ -10125,7 +11122,7 @@
       <w:r>
         <w:rPr>
           <w:rStyle w:val="Refdenotaalpie"/>
-          <w:rFonts w:ascii="Arial Narrow" w:eastAsia="Arial Narrow" w:hAnsi="Arial Narrow" w:cs="Arial"/>
+          <w:rFonts w:ascii="Arial Narrow" w:eastAsia="Arial Narrow" w:hAnsi="Arial Narrow" w:cs="Arial Narrow"/>
           <w:sz w:val="16"/>
           <w:szCs w:val="16"/>
           <w:vertAlign w:val="superscript"/>
@@ -10134,7 +11131,7 @@
       </w:r>
       <w:r>
         <w:rPr>
-          <w:rFonts w:ascii="Arial Narrow" w:eastAsia="Arial Narrow" w:hAnsi="Arial Narrow" w:cs="Arial"/>
+          <w:rFonts w:ascii="Arial Narrow" w:eastAsia="Arial Narrow" w:hAnsi="Arial Narrow" w:cs="Arial Narrow"/>
           <w:b/>
           <w:bCs/>
           <w:sz w:val="16"/>
@@ -10144,7 +11141,7 @@
       </w:r>
       <w:r>
         <w:rPr>
-          <w:rFonts w:ascii="Arial Narrow" w:hAnsi="Arial Narrow" w:cs="Arial"/>
+          <w:rFonts w:ascii="Arial Narrow" w:eastAsia="Arial Narrow" w:hAnsi="Arial Narrow" w:cs="Arial Narrow"/>
           <w:sz w:val="16"/>
           <w:szCs w:val="16"/>
         </w:rPr>
@@ -10152,7 +11149,7 @@
       </w:r>
       <w:r>
         <w:rPr>
-          <w:rFonts w:ascii="Arial Narrow" w:hAnsi="Arial Narrow" w:cs="Arial"/>
+          <w:rFonts w:ascii="Arial Narrow" w:eastAsia="Arial Narrow" w:hAnsi="Arial Narrow" w:cs="Arial Narrow"/>
           <w:sz w:val="16"/>
           <w:szCs w:val="16"/>
         </w:rPr>
@@ -10160,7 +11157,7 @@
       </w:r>
       <w:r>
         <w:rPr>
-          <w:rFonts w:ascii="Arial Narrow" w:eastAsia="Arial Narrow" w:hAnsi="Arial Narrow" w:cs="Arial"/>
+          <w:rFonts w:ascii="Arial Narrow" w:eastAsia="Arial Narrow" w:hAnsi="Arial Narrow" w:cs="Arial Narrow"/>
           <w:b/>
           <w:bCs/>
           <w:sz w:val="16"/>
@@ -10175,7 +11172,7 @@
         <w:ind w:left="567" w:hanging="567"/>
         <w:jc w:val="both"/>
         <w:rPr>
-          <w:rFonts w:ascii="Arial Narrow" w:eastAsia="Arial Narrow" w:hAnsi="Arial Narrow" w:cs="Arial"/>
+          <w:rFonts w:ascii="Arial Narrow" w:eastAsia="Arial Narrow" w:hAnsi="Arial Narrow" w:cs="Arial Narrow"/>
           <w:b/>
           <w:bCs/>
           <w:sz w:val="16"/>
@@ -10189,7 +11186,7 @@
         <w:ind w:firstLine="567"/>
         <w:jc w:val="both"/>
         <w:rPr>
-          <w:rFonts w:ascii="Arial Narrow" w:hAnsi="Arial Narrow" w:cs="Arial"/>
+          <w:rFonts w:ascii="Arial Narrow" w:eastAsia="Arial Narrow" w:hAnsi="Arial Narrow" w:cs="Arial Narrow"/>
           <w:b/>
           <w:bCs/>
           <w:sz w:val="16"/>
@@ -10198,7 +11195,7 @@
       </w:pPr>
       <w:r>
         <w:rPr>
-          <w:rFonts w:ascii="Arial Narrow" w:eastAsia="Arial Narrow" w:hAnsi="Arial Narrow" w:cs="Arial"/>
+          <w:rFonts w:ascii="Arial Narrow" w:eastAsia="Arial Narrow" w:hAnsi="Arial Narrow" w:cs="Arial Narrow"/>
           <w:b/>
           <w:bCs/>
           <w:sz w:val="16"/>
@@ -10213,14 +11210,14 @@
         <w:ind w:firstLine="567"/>
         <w:jc w:val="both"/>
         <w:rPr>
-          <w:rFonts w:ascii="Arial Narrow" w:eastAsia="Arial Narrow" w:hAnsi="Arial Narrow" w:cs="Arial"/>
-          <w:sz w:val="16"/>
-          <w:szCs w:val="16"/>
-        </w:rPr>
-      </w:pPr>
-      <w:r>
-        <w:rPr>
-          <w:rFonts w:ascii="Arial Narrow" w:eastAsia="Arial Narrow" w:hAnsi="Arial Narrow" w:cs="Arial"/>
+          <w:rFonts w:ascii="Arial Narrow" w:eastAsia="Arial Narrow" w:hAnsi="Arial Narrow" w:cs="Arial Narrow"/>
+          <w:sz w:val="16"/>
+          <w:szCs w:val="16"/>
+        </w:rPr>
+      </w:pPr>
+      <w:r>
+        <w:rPr>
+          <w:rFonts w:ascii="Arial Narrow" w:eastAsia="Arial Narrow" w:hAnsi="Arial Narrow" w:cs="Arial Narrow"/>
           <w:sz w:val="16"/>
           <w:szCs w:val="16"/>
         </w:rPr>
@@ -10233,19 +11230,33 @@
         <w:ind w:firstLine="567"/>
         <w:jc w:val="both"/>
         <w:rPr>
-          <w:rFonts w:ascii="Arial Narrow" w:eastAsia="Arial Narrow" w:hAnsi="Arial Narrow" w:cs="Arial"/>
-          <w:sz w:val="16"/>
-          <w:szCs w:val="16"/>
-        </w:rPr>
-      </w:pPr>
-      <w:r>
-        <w:rPr>
-          <w:rFonts w:ascii="Arial Narrow" w:eastAsia="Arial Narrow" w:hAnsi="Arial Narrow" w:cs="Arial"/>
+          <w:rFonts w:ascii="Arial Narrow" w:eastAsia="Arial Narrow" w:hAnsi="Arial Narrow" w:cs="Arial Narrow"/>
+          <w:sz w:val="16"/>
+          <w:szCs w:val="16"/>
+        </w:rPr>
+      </w:pPr>
+      <w:r>
+        <w:rPr>
+          <w:rFonts w:ascii="Arial Narrow" w:eastAsia="Arial Narrow" w:hAnsi="Arial Narrow" w:cs="Arial Narrow"/>
           <w:sz w:val="16"/>
           <w:szCs w:val="16"/>
         </w:rPr>
         <w:t>se tendrán por aceptadas o merituadas como ciertas”.</w:t>
       </w:r>
+    </w:p>
+    <w:p>
+      <w:pPr>
+        <w:pStyle w:val="Textonotapie"/>
+        <w:ind w:left="567" w:hanging="567"/>
+        <w:jc w:val="both"/>
+        <w:rPr>
+          <w:rFonts w:ascii="Arial Narrow" w:eastAsia="Arial Narrow" w:hAnsi="Arial Narrow" w:cs="Arial Narrow"/>
+          <w:b/>
+          <w:bCs/>
+          <w:sz w:val="16"/>
+          <w:szCs w:val="16"/>
+        </w:rPr>
+      </w:pPr>
     </w:p>
   </w:footnote>
 </w:footnotes>

--- a/plantillas_maestras/17_seguro_no_especificado/materia_general_asegurativa/1_ddo_banco_o_financiera/varon/TPL_0625_2025_SEGURO_NO_ESPECIFICADO_MATERIA_GENERAL_ASEGURATIVA_BANCO_VARON.docx
+++ b/plantillas_maestras/17_seguro_no_especificado/materia_general_asegurativa/1_ddo_banco_o_financiera/varon/TPL_0625_2025_SEGURO_NO_ESPECIFICADO_MATERIA_GENERAL_ASEGURATIVA_BANCO_VARON.docx
@@ -787,172 +787,7 @@
           <w:lang w:eastAsia="es-PE"/>
           <w14:ligatures w14:val="none"/>
         </w:rPr>
-        <w:t xml:space="preserve">Mediante el escrito del 10 de marzo de 2025, subsanado con los escritos presentados el 4 y 7 de abril de 2025, el señor [APELLIDO] , en representación [APELLIDO], denunció al Banco por presuntas infracciones a la Ley 29571, Código de Protección y Defensa del Consumidor (en adelante, Código), señalando lo siguiente:</w:t>
-      </w:r>
-      <w:r>
-        <w:rPr>
-          <w:rFonts w:ascii="Arial Narrow" w:eastAsia="Arial Narrow" w:hAnsi="Arial Narrow" w:cs="Arial Narrow"/>
-          <w:kern w:val="0"/>
-          <w:sz w:val="22"/>
-          <w:szCs w:val="22"/>
-          <w:lang w:val="es-ES" w:eastAsia="es-PE"/>
-          <w14:ligatures w14:val="none"/>
-        </w:rPr>
-        <w:t xml:space="preserve"/>
-      </w:r>
-      <w:r>
-        <w:rPr>
-          <w:rFonts w:ascii="Arial Narrow" w:eastAsia="Arial Narrow" w:hAnsi="Arial Narrow" w:cs="Arial Narrow"/>
-          <w:kern w:val="0"/>
-          <w:sz w:val="22"/>
-          <w:szCs w:val="22"/>
-          <w:lang w:eastAsia="es-PE"/>
-          <w14:ligatures w14:val="none"/>
-        </w:rPr>
-        <w:t/>
-      </w:r>
-      <w:r>
-        <w:rPr>
-          <w:rFonts w:ascii="Arial Narrow" w:eastAsia="Arial Narrow" w:hAnsi="Arial Narrow" w:cs="Arial Narrow"/>
-          <w:kern w:val="0"/>
-          <w:sz w:val="22"/>
-          <w:szCs w:val="22"/>
-          <w:lang w:eastAsia="es-PE"/>
-          <w14:ligatures w14:val="none"/>
-        </w:rPr>
-        <w:t xml:space="preserve"/>
-      </w:r>
-      <w:r>
-        <w:rPr>
-          <w:rFonts w:ascii="Arial Narrow" w:eastAsia="Arial Narrow" w:hAnsi="Arial Narrow" w:cs="Arial Narrow"/>
-          <w:kern w:val="0"/>
-          <w:sz w:val="22"/>
-          <w:szCs w:val="22"/>
-          <w:lang w:eastAsia="es-PE"/>
-          <w14:ligatures w14:val="none"/>
-        </w:rPr>
-        <w:t/>
-      </w:r>
-      <w:r>
-        <w:rPr>
-          <w:rFonts w:ascii="Arial Narrow" w:eastAsia="Arial Narrow" w:hAnsi="Arial Narrow" w:cs="Arial Narrow"/>
-          <w:kern w:val="0"/>
-          <w:sz w:val="22"/>
-          <w:szCs w:val="22"/>
-          <w:lang w:eastAsia="es-PE"/>
-          <w14:ligatures w14:val="none"/>
-        </w:rPr>
-        <w:t xml:space="preserve"/>
-      </w:r>
-      <w:r>
-        <w:rPr>
-          <w:rFonts w:ascii="Arial Narrow" w:eastAsia="Arial Narrow" w:hAnsi="Arial Narrow" w:cs="Arial Narrow"/>
-          <w:kern w:val="0"/>
-          <w:sz w:val="22"/>
-          <w:szCs w:val="22"/>
-          <w:lang w:eastAsia="es-PE"/>
-          <w14:ligatures w14:val="none"/>
-        </w:rPr>
-        <w:t/>
-      </w:r>
-      <w:r>
-        <w:rPr>
-          <w:rFonts w:ascii="Arial Narrow" w:eastAsia="Arial Narrow" w:hAnsi="Arial Narrow" w:cs="Arial Narrow"/>
-          <w:kern w:val="0"/>
-          <w:sz w:val="22"/>
-          <w:szCs w:val="22"/>
-          <w:lang w:eastAsia="es-PE"/>
-          <w14:ligatures w14:val="none"/>
-        </w:rPr>
-        <w:t xml:space="preserve"/>
-      </w:r>
-      <w:r>
-        <w:rPr>
-          <w:rFonts w:ascii="Arial Narrow" w:eastAsia="Arial Narrow" w:hAnsi="Arial Narrow" w:cs="Arial Narrow"/>
-          <w:kern w:val="0"/>
-          <w:sz w:val="22"/>
-          <w:szCs w:val="22"/>
-          <w:lang w:eastAsia="es-PE"/>
-          <w14:ligatures w14:val="none"/>
-        </w:rPr>
-        <w:t xml:space="preserve"/>
-      </w:r>
-      <w:r>
-        <w:rPr>
-          <w:rFonts w:ascii="Arial Narrow" w:eastAsia="Arial Narrow" w:hAnsi="Arial Narrow" w:cs="Arial Narrow"/>
-          <w:kern w:val="0"/>
-          <w:sz w:val="22"/>
-          <w:szCs w:val="22"/>
-          <w:lang w:eastAsia="es-PE"/>
-          <w14:ligatures w14:val="none"/>
-        </w:rPr>
-        <w:t/>
-      </w:r>
-      <w:r>
-        <w:rPr>
-          <w:rFonts w:ascii="Arial Narrow" w:eastAsia="Arial Narrow" w:hAnsi="Arial Narrow" w:cs="Arial Narrow"/>
-          <w:kern w:val="0"/>
-          <w:sz w:val="22"/>
-          <w:szCs w:val="22"/>
-          <w:lang w:eastAsia="es-PE"/>
-          <w14:ligatures w14:val="none"/>
-        </w:rPr>
-        <w:t xml:space="preserve"/>
-      </w:r>
-      <w:r>
-        <w:rPr>
-          <w:rFonts w:ascii="Arial Narrow" w:eastAsia="Arial Narrow" w:hAnsi="Arial Narrow" w:cs="Arial Narrow"/>
-          <w:kern w:val="0"/>
-          <w:sz w:val="22"/>
-          <w:szCs w:val="22"/>
-          <w:lang w:val="es-ES" w:eastAsia="es-PE"/>
-          <w14:ligatures w14:val="none"/>
-        </w:rPr>
-        <w:t xml:space="preserve"/>
-      </w:r>
-      <w:r>
-        <w:rPr>
-          <w:rFonts w:ascii="Arial Narrow" w:eastAsia="Arial Narrow" w:hAnsi="Arial Narrow" w:cs="Arial Narrow"/>
-          <w:kern w:val="0"/>
-          <w:sz w:val="22"/>
-          <w:szCs w:val="22"/>
-          <w:lang w:val="es-ES" w:eastAsia="es-PE"/>
-          <w14:ligatures w14:val="none"/>
-        </w:rPr>
-        <w:t xml:space="preserve"/>
-      </w:r>
-      <w:r>
-        <w:rPr>
-          <w:rFonts w:ascii="Arial Narrow" w:eastAsia="Arial Narrow" w:hAnsi="Arial Narrow" w:cs="Arial Narrow"/>
-          <w:kern w:val="0"/>
-          <w:sz w:val="22"/>
-          <w:szCs w:val="22"/>
-          <w:lang w:val="es-ES" w:eastAsia="es-PE"/>
-          <w14:ligatures w14:val="none"/>
-        </w:rPr>
-        <w:t xml:space="preserve"/>
-      </w:r>
-      <w:r>
-        <w:rPr>
-          <w:rFonts w:ascii="Arial Narrow" w:eastAsia="Arial Narrow" w:hAnsi="Arial Narrow" w:cs="Arial Narrow"/>
-          <w:kern w:val="0"/>
-          <w:sz w:val="22"/>
-          <w:szCs w:val="22"/>
-          <w:lang w:val="es-ES" w:eastAsia="es-PE"/>
-          <w14:ligatures w14:val="none"/>
-        </w:rPr>
-        <w:t xml:space="preserve"/>
-      </w:r>
-      <w:r>
-        <w:rPr>
-          <w:rFonts w:ascii="Arial Narrow" w:eastAsia="Arial Narrow" w:hAnsi="Arial Narrow" w:cs="Arial Narrow"/>
-          <w:kern w:val="0"/>
-          <w:sz w:val="22"/>
-          <w:szCs w:val="22"/>
-          <w:lang w:val="es-ES" w:eastAsia="es-PE"/>
-          <w14:ligatures w14:val="none"/>
-        </w:rPr>
-        <w:t/>
+        <w:t xml:space="preserve">Mediante el escrito del 10 de marzo de 2025, subsanado con los escritos presentados el 4 y 7 de abril de 2025, el señor [APELLIDO] , en representación [APELLIDO], denunció al Banco por presuntas infracciones a la Ley 29571, Código de Protección y Defensa del Consumidor</w:t>
       </w:r>
       <w:r>
         <w:rPr>
@@ -966,6 +801,182 @@
           <w14:ligatures w14:val="none"/>
         </w:rPr>
         <w:footnoteReference w:id="1"/>
+      </w:r>
+      <w:r>
+        <w:rPr>
+          <w:rFonts w:ascii="Arial Narrow" w:eastAsia="Arial Narrow" w:hAnsi="Arial Narrow" w:cs="Arial Narrow"/>
+          <w:kern w:val="0"/>
+          <w:sz w:val="22"/>
+          <w:szCs w:val="22"/>
+          <w:lang w:eastAsia="es-PE"/>
+          <w14:ligatures w14:val="none"/>
+        </w:rPr>
+        <w:t xml:space="preserve"> (en adelante, Código), señalando lo siguiente:</w:t>
+      </w:r>
+      <w:r>
+        <w:rPr>
+          <w:rFonts w:ascii="Arial Narrow" w:eastAsia="Arial Narrow" w:hAnsi="Arial Narrow" w:cs="Arial Narrow"/>
+          <w:kern w:val="0"/>
+          <w:sz w:val="22"/>
+          <w:szCs w:val="22"/>
+          <w:lang w:val="es-ES" w:eastAsia="es-PE"/>
+          <w14:ligatures w14:val="none"/>
+        </w:rPr>
+        <w:t xml:space="preserve"/>
+      </w:r>
+      <w:r>
+        <w:rPr>
+          <w:rFonts w:ascii="Arial Narrow" w:eastAsia="Arial Narrow" w:hAnsi="Arial Narrow" w:cs="Arial Narrow"/>
+          <w:kern w:val="0"/>
+          <w:sz w:val="22"/>
+          <w:szCs w:val="22"/>
+          <w:lang w:eastAsia="es-PE"/>
+          <w14:ligatures w14:val="none"/>
+        </w:rPr>
+        <w:t/>
+      </w:r>
+      <w:r>
+        <w:rPr>
+          <w:rFonts w:ascii="Arial Narrow" w:eastAsia="Arial Narrow" w:hAnsi="Arial Narrow" w:cs="Arial Narrow"/>
+          <w:kern w:val="0"/>
+          <w:sz w:val="22"/>
+          <w:szCs w:val="22"/>
+          <w:lang w:eastAsia="es-PE"/>
+          <w14:ligatures w14:val="none"/>
+        </w:rPr>
+        <w:t xml:space="preserve"/>
+      </w:r>
+      <w:r>
+        <w:rPr>
+          <w:rFonts w:ascii="Arial Narrow" w:eastAsia="Arial Narrow" w:hAnsi="Arial Narrow" w:cs="Arial Narrow"/>
+          <w:kern w:val="0"/>
+          <w:sz w:val="22"/>
+          <w:szCs w:val="22"/>
+          <w:lang w:eastAsia="es-PE"/>
+          <w14:ligatures w14:val="none"/>
+        </w:rPr>
+        <w:t/>
+      </w:r>
+      <w:r>
+        <w:rPr>
+          <w:rFonts w:ascii="Arial Narrow" w:eastAsia="Arial Narrow" w:hAnsi="Arial Narrow" w:cs="Arial Narrow"/>
+          <w:kern w:val="0"/>
+          <w:sz w:val="22"/>
+          <w:szCs w:val="22"/>
+          <w:lang w:eastAsia="es-PE"/>
+          <w14:ligatures w14:val="none"/>
+        </w:rPr>
+        <w:t xml:space="preserve"/>
+      </w:r>
+      <w:r>
+        <w:rPr>
+          <w:rFonts w:ascii="Arial Narrow" w:eastAsia="Arial Narrow" w:hAnsi="Arial Narrow" w:cs="Arial Narrow"/>
+          <w:kern w:val="0"/>
+          <w:sz w:val="22"/>
+          <w:szCs w:val="22"/>
+          <w:lang w:eastAsia="es-PE"/>
+          <w14:ligatures w14:val="none"/>
+        </w:rPr>
+        <w:t/>
+      </w:r>
+      <w:r>
+        <w:rPr>
+          <w:rFonts w:ascii="Arial Narrow" w:eastAsia="Arial Narrow" w:hAnsi="Arial Narrow" w:cs="Arial Narrow"/>
+          <w:kern w:val="0"/>
+          <w:sz w:val="22"/>
+          <w:szCs w:val="22"/>
+          <w:lang w:eastAsia="es-PE"/>
+          <w14:ligatures w14:val="none"/>
+        </w:rPr>
+        <w:t xml:space="preserve"/>
+      </w:r>
+      <w:r>
+        <w:rPr>
+          <w:rFonts w:ascii="Arial Narrow" w:eastAsia="Arial Narrow" w:hAnsi="Arial Narrow" w:cs="Arial Narrow"/>
+          <w:kern w:val="0"/>
+          <w:sz w:val="22"/>
+          <w:szCs w:val="22"/>
+          <w:lang w:eastAsia="es-PE"/>
+          <w14:ligatures w14:val="none"/>
+        </w:rPr>
+        <w:t xml:space="preserve"/>
+      </w:r>
+      <w:r>
+        <w:rPr>
+          <w:rFonts w:ascii="Arial Narrow" w:eastAsia="Arial Narrow" w:hAnsi="Arial Narrow" w:cs="Arial Narrow"/>
+          <w:kern w:val="0"/>
+          <w:sz w:val="22"/>
+          <w:szCs w:val="22"/>
+          <w:lang w:eastAsia="es-PE"/>
+          <w14:ligatures w14:val="none"/>
+        </w:rPr>
+        <w:t/>
+      </w:r>
+      <w:r>
+        <w:rPr>
+          <w:rFonts w:ascii="Arial Narrow" w:eastAsia="Arial Narrow" w:hAnsi="Arial Narrow" w:cs="Arial Narrow"/>
+          <w:kern w:val="0"/>
+          <w:sz w:val="22"/>
+          <w:szCs w:val="22"/>
+          <w:lang w:eastAsia="es-PE"/>
+          <w14:ligatures w14:val="none"/>
+        </w:rPr>
+        <w:t xml:space="preserve"/>
+      </w:r>
+      <w:r>
+        <w:rPr>
+          <w:rFonts w:ascii="Arial Narrow" w:eastAsia="Arial Narrow" w:hAnsi="Arial Narrow" w:cs="Arial Narrow"/>
+          <w:kern w:val="0"/>
+          <w:sz w:val="22"/>
+          <w:szCs w:val="22"/>
+          <w:lang w:val="es-ES" w:eastAsia="es-PE"/>
+          <w14:ligatures w14:val="none"/>
+        </w:rPr>
+        <w:t xml:space="preserve"/>
+      </w:r>
+      <w:r>
+        <w:rPr>
+          <w:rFonts w:ascii="Arial Narrow" w:eastAsia="Arial Narrow" w:hAnsi="Arial Narrow" w:cs="Arial Narrow"/>
+          <w:kern w:val="0"/>
+          <w:sz w:val="22"/>
+          <w:szCs w:val="22"/>
+          <w:lang w:val="es-ES" w:eastAsia="es-PE"/>
+          <w14:ligatures w14:val="none"/>
+        </w:rPr>
+        <w:t xml:space="preserve"/>
+      </w:r>
+      <w:r>
+        <w:rPr>
+          <w:rFonts w:ascii="Arial Narrow" w:eastAsia="Arial Narrow" w:hAnsi="Arial Narrow" w:cs="Arial Narrow"/>
+          <w:kern w:val="0"/>
+          <w:sz w:val="22"/>
+          <w:szCs w:val="22"/>
+          <w:lang w:val="es-ES" w:eastAsia="es-PE"/>
+          <w14:ligatures w14:val="none"/>
+        </w:rPr>
+        <w:t xml:space="preserve"/>
+      </w:r>
+      <w:r>
+        <w:rPr>
+          <w:rFonts w:ascii="Arial Narrow" w:eastAsia="Arial Narrow" w:hAnsi="Arial Narrow" w:cs="Arial Narrow"/>
+          <w:kern w:val="0"/>
+          <w:sz w:val="22"/>
+          <w:szCs w:val="22"/>
+          <w:lang w:val="es-ES" w:eastAsia="es-PE"/>
+          <w14:ligatures w14:val="none"/>
+        </w:rPr>
+        <w:t xml:space="preserve"/>
+      </w:r>
+      <w:r>
+        <w:rPr>
+          <w:rFonts w:ascii="Arial Narrow" w:eastAsia="Arial Narrow" w:hAnsi="Arial Narrow" w:cs="Arial Narrow"/>
+          <w:kern w:val="0"/>
+          <w:sz w:val="22"/>
+          <w:szCs w:val="22"/>
+          <w:lang w:val="es-ES" w:eastAsia="es-PE"/>
+          <w14:ligatures w14:val="none"/>
+        </w:rPr>
+        <w:t/>
       </w:r>
       <w:r>
         <w:rPr>
@@ -2393,7 +2404,6 @@
           <w:kern w:val="0"/>
           <w:sz w:val="22"/>
           <w:szCs w:val="22"/>
-          <w:u w:val="single"/>
           <w:lang w:eastAsia="es-PE"/>
           <w14:ligatures w14:val="none"/>
         </w:rPr>
@@ -2407,7 +2417,6 @@
           <w:kern w:val="0"/>
           <w:sz w:val="22"/>
           <w:szCs w:val="22"/>
-          <w:u w:val="single"/>
           <w:lang w:eastAsia="es-PE"/>
           <w14:ligatures w14:val="none"/>
         </w:rPr>
@@ -3152,7 +3161,7 @@
           <w:lang w:eastAsia="es-PE"/>
           <w14:ligatures w14:val="none"/>
         </w:rPr>
-        <w:t xml:space="preserve">La Secretaría Técnica de la Comisión de Protección al Consumidor 1 (en adelante, la Secretaría Técnica), en ejercicio de sus facultades, considera que el hecho consistente en que la entidad bancaria habría consignado de manera errónea como asegurado de la Póliza del Seguro de Desgravamen 24260 al señor [APELLIDO] , generando que no se obtenga la cobertura ante su fallecimiento; involucraría una presunta afectación a sus expectativas, quien no habría encontrado una correspondencia entre lo que esperaba recibir de parte del proveedor y lo que realmente recibió. Por consiguiente, corresponde calificar el hecho materia de denuncia como una presunta infracción al deber de idoneidad, tipificado en los artículos 18 y 19 del Código.</w:t>
+        <w:t xml:space="preserve">La Secretaría Técnica de la Comisión de Protección al Consumidor 1 (en adelante, la Secretaría Técnica), en ejercicio de sus facultades</w:t>
       </w:r>
       <w:r>
         <w:rPr>
@@ -3164,6 +3173,17 @@
           <w:lang w:eastAsia="es-PE"/>
         </w:rPr>
         <w:footnoteReference w:id="7"/>
+      </w:r>
+      <w:r>
+        <w:rPr>
+          <w:rFonts w:ascii="Arial Narrow" w:eastAsia="Arial Narrow" w:hAnsi="Arial Narrow" w:cs="Arial Narrow"/>
+          <w:kern w:val="0"/>
+          <w:sz w:val="22"/>
+          <w:szCs w:val="22"/>
+          <w:lang w:eastAsia="es-PE"/>
+          <w14:ligatures w14:val="none"/>
+        </w:rPr>
+        <w:t xml:space="preserve">, considera que el hecho consistente en que la entidad bancaria habría consignado de manera errónea como asegurado de la Póliza del Seguro de Desgravamen 24260 al señor [APELLIDO] , generando que no se obtenga la cobertura ante su fallecimiento; involucraría una presunta afectación a sus expectativas, quien no habría encontrado una correspondencia entre lo que esperaba recibir de parte del proveedor y lo que realmente recibió. Por consiguiente, corresponde calificar el hecho materia de denuncia como una presunta infracción al deber de idoneidad, tipificado en los artículos 18 y 19 del Código.</w:t>
       </w:r>
       <w:r>
         <w:rPr>
@@ -3432,8 +3452,8 @@
     <w:p>
       <w:pPr>
         <w:numPr>
-          <w:ilvl w:val="0"/>
-          <w:numId w:val="7"/>
+          <w:ilvl w:val="1"/>
+          <w:numId w:val="2"/>
         </w:numPr>
         <w:spacing w:after="0" w:line="240" w:lineRule="auto"/>
         <w:ind w:left="567" w:hanging="567"/>
@@ -3680,7 +3700,18 @@
           <w14:ligatures w14:val="none"/>
         </w:rPr>
         <w:lastRenderedPageBreak/>
-        <w:t xml:space="preserve">PRIMERO: calificar, de oficio, como confidencial la información presentada por la [DENUNCIANTE] con su escrito del 4 y 7 de abril de 2025 la cual obra en las piezas 4 y 6 del expediente, referida a las declaraciones juradas mensuales (PDT-IGV Renta mensual) del Impuesto General a las Ventas (IGV) e Impuesto a la Renta (IR) en el cual consten los ingresos netos mensuales del ejercicio correspondiente al 2024; precisándose que la confidencialidad declarada deberá mantenerse permanentemente.</w:t>
+        <w:t xml:space="preserve">PRIMERO:</w:t>
+      </w:r>
+      <w:r>
+        <w:rPr>
+          <w:rFonts w:ascii="Arial Narrow" w:eastAsia="Arial Narrow" w:hAnsi="Arial Narrow" w:cs="Arial Narrow"/>
+          <w:kern w:val="0"/>
+          <w:sz w:val="22"/>
+          <w:szCs w:val="22"/>
+          <w:lang w:eastAsia="es-PE"/>
+          <w14:ligatures w14:val="none"/>
+        </w:rPr>
+        <w:t xml:space="preserve"> calificar, de oficio, como confidencial la información presentada por la [DENUNCIANTE] con su escrito del 4 y 7 de abril de 2025 la cual obra en las piezas 4 y 6 del expediente, referida a las declaraciones juradas mensuales (PDT-IGV Renta mensual) del Impuesto General a las Ventas (IGV) e Impuesto a la Renta (IR) en el cual consten los ingresos netos mensuales del ejercicio correspondiente al 2024; precisándose que la confidencialidad declarada deberá mantenerse permanentemente.</w:t>
       </w:r>
       <w:r>
         <w:rPr>
@@ -3718,6 +3749,210 @@
       <w:r>
         <w:rPr>
           <w:rFonts w:ascii="Arial Narrow" w:eastAsia="Arial Narrow" w:hAnsi="Arial Narrow" w:cs="Arial Narrow"/>
+          <w:kern w:val="0"/>
+          <w:sz w:val="22"/>
+          <w:szCs w:val="22"/>
+          <w:lang w:eastAsia="es-PE"/>
+          <w14:ligatures w14:val="none"/>
+        </w:rPr>
+        <w:t/>
+      </w:r>
+      <w:r>
+        <w:rPr>
+          <w:rFonts w:ascii="Arial Narrow" w:eastAsia="Arial Narrow" w:hAnsi="Arial Narrow" w:cs="Arial Narrow"/>
+          <w:spacing w:val="-3"/>
+          <w:sz w:val="22"/>
+          <w:szCs w:val="22"/>
+        </w:rPr>
+        <w:t xml:space="preserve"/>
+      </w:r>
+      <w:r>
+        <w:rPr>
+          <w:rFonts w:ascii="Arial Narrow" w:eastAsia="Arial Narrow" w:hAnsi="Arial Narrow" w:cs="Arial Narrow"/>
+          <w:kern w:val="0"/>
+          <w:sz w:val="22"/>
+          <w:szCs w:val="22"/>
+          <w:lang w:eastAsia="es-PE"/>
+          <w14:ligatures w14:val="none"/>
+        </w:rPr>
+        <w:t/>
+      </w:r>
+      <w:r>
+        <w:rPr>
+          <w:rFonts w:ascii="Arial Narrow" w:eastAsia="Arial Narrow" w:hAnsi="Arial Narrow" w:cs="Arial Narrow"/>
+          <w:kern w:val="0"/>
+          <w:sz w:val="22"/>
+          <w:szCs w:val="22"/>
+          <w:lang w:eastAsia="es-PE"/>
+          <w14:ligatures w14:val="none"/>
+        </w:rPr>
+        <w:t xml:space="preserve"/>
+      </w:r>
+      <w:r>
+        <w:rPr>
+          <w:rFonts w:ascii="Arial Narrow" w:eastAsia="Arial Narrow" w:hAnsi="Arial Narrow" w:cs="Arial Narrow"/>
+          <w:kern w:val="0"/>
+          <w:sz w:val="22"/>
+          <w:szCs w:val="22"/>
+          <w:lang w:eastAsia="es-PE"/>
+          <w14:ligatures w14:val="none"/>
+        </w:rPr>
+        <w:t xml:space="preserve"/>
+      </w:r>
+      <w:r>
+        <w:rPr>
+          <w:rFonts w:ascii="Arial Narrow" w:eastAsia="Arial Narrow" w:hAnsi="Arial Narrow" w:cs="Arial Narrow"/>
+          <w:kern w:val="0"/>
+          <w:sz w:val="22"/>
+          <w:szCs w:val="22"/>
+          <w:lang w:eastAsia="es-PE"/>
+          <w14:ligatures w14:val="none"/>
+        </w:rPr>
+        <w:t xml:space="preserve"/>
+      </w:r>
+      <w:r>
+        <w:rPr>
+          <w:rFonts w:ascii="Arial Narrow" w:eastAsia="Arial Narrow" w:hAnsi="Arial Narrow" w:cs="Arial Narrow"/>
+          <w:kern w:val="0"/>
+          <w:sz w:val="22"/>
+          <w:szCs w:val="22"/>
+          <w:lang w:eastAsia="es-PE"/>
+          <w14:ligatures w14:val="none"/>
+        </w:rPr>
+        <w:t/>
+      </w:r>
+      <w:r>
+        <w:rPr>
+          <w:rFonts w:ascii="Arial Narrow" w:eastAsia="Arial Narrow" w:hAnsi="Arial Narrow" w:cs="Arial Narrow"/>
+          <w:kern w:val="0"/>
+          <w:sz w:val="22"/>
+          <w:szCs w:val="22"/>
+          <w:lang w:eastAsia="es-PE"/>
+          <w14:ligatures w14:val="none"/>
+        </w:rPr>
+        <w:t/>
+      </w:r>
+      <w:r>
+        <w:rPr>
+          <w:rFonts w:ascii="Arial Narrow" w:eastAsia="Arial Narrow" w:hAnsi="Arial Narrow" w:cs="Arial Narrow"/>
+          <w:kern w:val="0"/>
+          <w:sz w:val="22"/>
+          <w:szCs w:val="22"/>
+          <w:lang w:eastAsia="es-PE"/>
+          <w14:ligatures w14:val="none"/>
+        </w:rPr>
+        <w:t xml:space="preserve"/>
+      </w:r>
+      <w:r>
+        <w:rPr>
+          <w:rFonts w:ascii="Arial Narrow" w:eastAsia="Arial Narrow" w:hAnsi="Arial Narrow" w:cs="Arial Narrow"/>
+          <w:kern w:val="0"/>
+          <w:sz w:val="22"/>
+          <w:szCs w:val="22"/>
+          <w:lang w:eastAsia="es-PE"/>
+          <w14:ligatures w14:val="none"/>
+        </w:rPr>
+        <w:t xml:space="preserve"/>
+      </w:r>
+      <w:r>
+        <w:rPr>
+          <w:rFonts w:ascii="Arial Narrow" w:eastAsia="Arial Narrow" w:hAnsi="Arial Narrow" w:cs="Arial Narrow"/>
+          <w:kern w:val="0"/>
+          <w:sz w:val="22"/>
+          <w:szCs w:val="22"/>
+          <w:lang w:eastAsia="es-PE"/>
+          <w14:ligatures w14:val="none"/>
+        </w:rPr>
+        <w:t/>
+      </w:r>
+      <w:r>
+        <w:rPr>
+          <w:rFonts w:ascii="Arial Narrow" w:eastAsia="Arial Narrow" w:hAnsi="Arial Narrow" w:cs="Arial Narrow"/>
+          <w:kern w:val="0"/>
+          <w:sz w:val="22"/>
+          <w:szCs w:val="22"/>
+          <w:lang w:eastAsia="es-PE"/>
+          <w14:ligatures w14:val="none"/>
+        </w:rPr>
+        <w:t xml:space="preserve"/>
+      </w:r>
+      <w:r>
+        <w:rPr>
+          <w:rFonts w:ascii="Arial Narrow" w:eastAsia="Arial Narrow" w:hAnsi="Arial Narrow" w:cs="Arial Narrow"/>
+          <w:kern w:val="0"/>
+          <w:sz w:val="22"/>
+          <w:szCs w:val="22"/>
+          <w:lang w:eastAsia="es-PE"/>
+          <w14:ligatures w14:val="none"/>
+        </w:rPr>
+        <w:t xml:space="preserve"/>
+      </w:r>
+      <w:r>
+        <w:rPr>
+          <w:rFonts w:ascii="Arial Narrow" w:eastAsia="Arial Narrow" w:hAnsi="Arial Narrow" w:cs="Arial Narrow"/>
+          <w:kern w:val="0"/>
+          <w:sz w:val="22"/>
+          <w:szCs w:val="22"/>
+          <w:lang w:eastAsia="es-PE"/>
+          <w14:ligatures w14:val="none"/>
+        </w:rPr>
+        <w:t xml:space="preserve"/>
+      </w:r>
+      <w:r>
+        <w:rPr>
+          <w:rFonts w:ascii="Arial Narrow" w:eastAsia="Arial Narrow" w:hAnsi="Arial Narrow" w:cs="Arial Narrow"/>
+          <w:kern w:val="0"/>
+          <w:sz w:val="22"/>
+          <w:szCs w:val="22"/>
+          <w:lang w:eastAsia="es-PE"/>
+          <w14:ligatures w14:val="none"/>
+        </w:rPr>
+        <w:t/>
+      </w:r>
+      <w:r>
+        <w:rPr>
+          <w:rFonts w:ascii="Arial Narrow" w:eastAsia="Arial Narrow" w:hAnsi="Arial Narrow" w:cs="Arial Narrow"/>
+          <w:kern w:val="0"/>
+          <w:sz w:val="22"/>
+          <w:szCs w:val="22"/>
+          <w:lang w:eastAsia="es-PE"/>
+          <w14:ligatures w14:val="none"/>
+        </w:rPr>
+        <w:t/>
+      </w:r>
+      <w:r>
+        <w:rPr>
+          <w:rFonts w:ascii="Arial Narrow" w:eastAsia="Arial Narrow" w:hAnsi="Arial Narrow" w:cs="Arial Narrow"/>
+          <w:kern w:val="0"/>
+          <w:sz w:val="22"/>
+          <w:szCs w:val="22"/>
+          <w:lang w:eastAsia="es-PE"/>
+          <w14:ligatures w14:val="none"/>
+        </w:rPr>
+        <w:t/>
+      </w:r>
+    </w:p>
+    <w:p>
+      <w:pPr>
+        <w:spacing w:after="0" w:line="240" w:lineRule="auto"/>
+        <w:jc w:val="both"/>
+        <w:rPr>
+          <w:rFonts w:ascii="Arial Narrow" w:eastAsia="Arial Narrow" w:hAnsi="Arial Narrow" w:cs="Arial Narrow"/>
+          <w:b/>
+          <w:kern w:val="0"/>
+          <w:sz w:val="22"/>
+          <w:szCs w:val="22"/>
+          <w:lang w:eastAsia="es-PE"/>
+          <w14:ligatures w14:val="none"/>
+        </w:rPr>
+      </w:pPr>
+    </w:p>
+    <w:p>
+      <w:pPr>
+        <w:spacing w:after="0" w:line="240" w:lineRule="auto"/>
+        <w:jc w:val="both"/>
+        <w:rPr>
+          <w:rFonts w:ascii="Arial Narrow" w:eastAsia="Arial Narrow" w:hAnsi="Arial Narrow" w:cs="Arial Narrow"/>
           <w:bCs/>
           <w:kern w:val="0"/>
           <w:sz w:val="22"/>
@@ -3725,12 +3960,198 @@
           <w:lang w:eastAsia="es-PE"/>
           <w14:ligatures w14:val="none"/>
         </w:rPr>
+      </w:pPr>
+      <w:r>
+        <w:rPr>
+          <w:rFonts w:ascii="Arial Narrow" w:eastAsia="Arial Narrow" w:hAnsi="Arial Narrow" w:cs="Arial Narrow"/>
+          <w:b/>
+          <w:kern w:val="0"/>
+          <w:sz w:val="22"/>
+          <w:szCs w:val="22"/>
+          <w:lang w:eastAsia="es-PE"/>
+          <w14:ligatures w14:val="none"/>
+        </w:rPr>
+        <w:t xml:space="preserve">SEGUNDO:</w:t>
+      </w:r>
+      <w:r>
+        <w:rPr>
+          <w:rFonts w:ascii="Arial Narrow" w:eastAsia="Arial Narrow" w:hAnsi="Arial Narrow" w:cs="Arial Narrow"/>
+          <w:kern w:val="0"/>
+          <w:sz w:val="22"/>
+          <w:szCs w:val="22"/>
+          <w:lang w:eastAsia="es-PE"/>
+          <w14:ligatures w14:val="none"/>
+        </w:rPr>
+        <w:t xml:space="preserve"> admitir a trámite la denuncia del 10 de marzo de 2025, subsanado con el escrito del 4 y 7 de abril de 2025, interpuesta por la [APELLIDO] S.A.C. contra el Banco de Crédito del Perú S.A., por lo siguiente: </w:t>
+      </w:r>
+      <w:r>
+        <w:rPr>
+          <w:rFonts w:ascii="Arial Narrow" w:eastAsia="Arial Narrow" w:hAnsi="Arial Narrow" w:cs="Arial Narrow"/>
+          <w:kern w:val="0"/>
+          <w:sz w:val="22"/>
+          <w:szCs w:val="22"/>
+          <w:lang w:eastAsia="es-PE"/>
+          <w14:ligatures w14:val="none"/>
+        </w:rPr>
+        <w:t xml:space="preserve"/>
+      </w:r>
+      <w:r>
+        <w:rPr>
+          <w:rFonts w:ascii="Arial Narrow" w:eastAsia="Arial Narrow" w:hAnsi="Arial Narrow" w:cs="Arial Narrow"/>
+          <w:kern w:val="0"/>
+          <w:sz w:val="22"/>
+          <w:szCs w:val="22"/>
+          <w:lang w:eastAsia="es-PE"/>
+          <w14:ligatures w14:val="none"/>
+        </w:rPr>
         <w:t/>
       </w:r>
       <w:r>
         <w:rPr>
           <w:rFonts w:ascii="Arial Narrow" w:eastAsia="Arial Narrow" w:hAnsi="Arial Narrow" w:cs="Arial Narrow"/>
-          <w:bCs/>
+          <w:kern w:val="0"/>
+          <w:sz w:val="22"/>
+          <w:szCs w:val="22"/>
+          <w:lang w:eastAsia="es-PE"/>
+          <w14:ligatures w14:val="none"/>
+        </w:rPr>
+        <w:t xml:space="preserve"/>
+      </w:r>
+      <w:r>
+        <w:rPr>
+          <w:rFonts w:ascii="Arial Narrow" w:eastAsia="Arial Narrow" w:hAnsi="Arial Narrow" w:cs="Arial Narrow"/>
+          <w:kern w:val="0"/>
+          <w:sz w:val="22"/>
+          <w:szCs w:val="22"/>
+          <w:lang w:eastAsia="es-PE"/>
+          <w14:ligatures w14:val="none"/>
+        </w:rPr>
+        <w:t/>
+      </w:r>
+      <w:r>
+        <w:rPr>
+          <w:rFonts w:ascii="Arial Narrow" w:eastAsia="Arial Narrow" w:hAnsi="Arial Narrow" w:cs="Arial Narrow"/>
+          <w:kern w:val="0"/>
+          <w:sz w:val="22"/>
+          <w:szCs w:val="22"/>
+          <w:lang w:eastAsia="es-PE"/>
+          <w14:ligatures w14:val="none"/>
+        </w:rPr>
+        <w:t/>
+      </w:r>
+      <w:r>
+        <w:rPr>
+          <w:rFonts w:ascii="Arial Narrow" w:eastAsia="Arial Narrow" w:hAnsi="Arial Narrow" w:cs="Arial Narrow"/>
+          <w:kern w:val="0"/>
+          <w:sz w:val="22"/>
+          <w:szCs w:val="22"/>
+          <w:lang w:eastAsia="es-PE"/>
+          <w14:ligatures w14:val="none"/>
+        </w:rPr>
+        <w:t xml:space="preserve"/>
+      </w:r>
+      <w:r>
+        <w:rPr>
+          <w:rFonts w:ascii="Arial Narrow" w:eastAsia="Arial Narrow" w:hAnsi="Arial Narrow" w:cs="Arial Narrow"/>
+          <w:kern w:val="0"/>
+          <w:sz w:val="22"/>
+          <w:szCs w:val="22"/>
+          <w:lang w:eastAsia="es-PE"/>
+          <w14:ligatures w14:val="none"/>
+        </w:rPr>
+        <w:t/>
+      </w:r>
+      <w:r>
+        <w:rPr>
+          <w:rFonts w:ascii="Arial Narrow" w:eastAsia="Arial Narrow" w:hAnsi="Arial Narrow" w:cs="Arial Narrow"/>
+          <w:kern w:val="0"/>
+          <w:sz w:val="22"/>
+          <w:szCs w:val="22"/>
+          <w:lang w:eastAsia="es-PE"/>
+          <w14:ligatures w14:val="none"/>
+        </w:rPr>
+        <w:t xml:space="preserve"/>
+      </w:r>
+      <w:r>
+        <w:rPr>
+          <w:rFonts w:ascii="Arial Narrow" w:eastAsia="Arial Narrow" w:hAnsi="Arial Narrow" w:cs="Arial Narrow"/>
+          <w:kern w:val="0"/>
+          <w:sz w:val="22"/>
+          <w:szCs w:val="22"/>
+          <w:lang w:eastAsia="es-PE"/>
+          <w14:ligatures w14:val="none"/>
+        </w:rPr>
+        <w:t/>
+      </w:r>
+      <w:r>
+        <w:rPr>
+          <w:rFonts w:ascii="Arial Narrow" w:eastAsia="Arial Narrow" w:hAnsi="Arial Narrow" w:cs="Arial Narrow"/>
+          <w:kern w:val="0"/>
+          <w:sz w:val="22"/>
+          <w:szCs w:val="22"/>
+          <w:lang w:eastAsia="es-PE"/>
+          <w14:ligatures w14:val="none"/>
+        </w:rPr>
+        <w:t xml:space="preserve"/>
+      </w:r>
+      <w:r>
+        <w:rPr>
+          <w:rFonts w:ascii="Arial Narrow" w:eastAsia="Arial Narrow" w:hAnsi="Arial Narrow" w:cs="Arial Narrow"/>
+          <w:kern w:val="0"/>
+          <w:sz w:val="22"/>
+          <w:szCs w:val="22"/>
+          <w:lang w:eastAsia="es-PE"/>
+          <w14:ligatures w14:val="none"/>
+        </w:rPr>
+        <w:t/>
+      </w:r>
+      <w:r>
+        <w:rPr>
+          <w:rFonts w:ascii="Arial Narrow" w:eastAsia="Arial Narrow" w:hAnsi="Arial Narrow" w:cs="Arial Narrow"/>
+          <w:kern w:val="0"/>
+          <w:sz w:val="22"/>
+          <w:szCs w:val="22"/>
+          <w:lang w:val="es-ES" w:eastAsia="es-PE"/>
+          <w14:ligatures w14:val="none"/>
+        </w:rPr>
+        <w:t xml:space="preserve"/>
+      </w:r>
+      <w:r>
+        <w:rPr>
+          <w:rFonts w:ascii="Arial Narrow" w:eastAsia="Arial Narrow" w:hAnsi="Arial Narrow" w:cs="Arial Narrow"/>
+          <w:kern w:val="0"/>
+          <w:sz w:val="22"/>
+          <w:szCs w:val="22"/>
+          <w:lang w:val="es-ES" w:eastAsia="es-PE"/>
+          <w14:ligatures w14:val="none"/>
+        </w:rPr>
+        <w:t/>
+      </w:r>
+      <w:r>
+        <w:rPr>
+          <w:rFonts w:ascii="Arial Narrow" w:eastAsia="Arial Narrow" w:hAnsi="Arial Narrow" w:cs="Arial Narrow"/>
+          <w:kern w:val="0"/>
+          <w:sz w:val="22"/>
+          <w:szCs w:val="22"/>
+          <w:lang w:val="es-ES" w:eastAsia="es-PE"/>
+          <w14:ligatures w14:val="none"/>
+        </w:rPr>
+        <w:t xml:space="preserve"/>
+      </w:r>
+      <w:r>
+        <w:rPr>
+          <w:rFonts w:ascii="Arial Narrow" w:eastAsia="Arial Narrow" w:hAnsi="Arial Narrow" w:cs="Arial Narrow"/>
+          <w:kern w:val="0"/>
+          <w:sz w:val="22"/>
+          <w:szCs w:val="22"/>
+          <w:lang w:eastAsia="es-PE"/>
+          <w14:ligatures w14:val="none"/>
+        </w:rPr>
+        <w:t/>
+      </w:r>
+      <w:r>
+        <w:rPr>
+          <w:rFonts w:ascii="Arial Narrow" w:eastAsia="Arial Narrow" w:hAnsi="Arial Narrow" w:cs="Arial Narrow"/>
           <w:spacing w:val="-3"/>
           <w:sz w:val="22"/>
           <w:szCs w:val="22"/>
@@ -3768,6 +4189,17 @@
           <w:lang w:eastAsia="es-PE"/>
           <w14:ligatures w14:val="none"/>
         </w:rPr>
+        <w:t/>
+      </w:r>
+      <w:r>
+        <w:rPr>
+          <w:rFonts w:ascii="Arial Narrow" w:eastAsia="Arial Narrow" w:hAnsi="Arial Narrow" w:cs="Arial Narrow"/>
+          <w:kern w:val="0"/>
+          <w:sz w:val="22"/>
+          <w:szCs w:val="22"/>
+          <w:lang w:eastAsia="es-PE"/>
+          <w14:ligatures w14:val="none"/>
+        </w:rPr>
         <w:t xml:space="preserve"/>
       </w:r>
       <w:r>
@@ -3779,429 +4211,22 @@
           <w:lang w:eastAsia="es-PE"/>
           <w14:ligatures w14:val="none"/>
         </w:rPr>
+        <w:t/>
+      </w:r>
+      <w:r>
+        <w:rPr>
+          <w:rFonts w:ascii="Arial Narrow" w:eastAsia="Arial Narrow" w:hAnsi="Arial Narrow" w:cs="Arial Narrow"/>
+          <w:kern w:val="0"/>
+          <w:sz w:val="22"/>
+          <w:szCs w:val="22"/>
+          <w:lang w:eastAsia="es-PE"/>
+          <w14:ligatures w14:val="none"/>
+        </w:rPr>
         <w:t xml:space="preserve"/>
       </w:r>
       <w:r>
         <w:rPr>
           <w:rFonts w:ascii="Arial Narrow" w:eastAsia="Arial Narrow" w:hAnsi="Arial Narrow" w:cs="Arial Narrow"/>
-          <w:kern w:val="0"/>
-          <w:sz w:val="22"/>
-          <w:szCs w:val="22"/>
-          <w:lang w:eastAsia="es-PE"/>
-          <w14:ligatures w14:val="none"/>
-        </w:rPr>
-        <w:t/>
-      </w:r>
-      <w:r>
-        <w:rPr>
-          <w:rFonts w:ascii="Arial Narrow" w:eastAsia="Arial Narrow" w:hAnsi="Arial Narrow" w:cs="Arial Narrow"/>
-          <w:kern w:val="0"/>
-          <w:sz w:val="22"/>
-          <w:szCs w:val="22"/>
-          <w:lang w:eastAsia="es-PE"/>
-          <w14:ligatures w14:val="none"/>
-        </w:rPr>
-        <w:t/>
-      </w:r>
-      <w:r>
-        <w:rPr>
-          <w:rFonts w:ascii="Arial Narrow" w:eastAsia="Arial Narrow" w:hAnsi="Arial Narrow" w:cs="Arial Narrow"/>
-          <w:kern w:val="0"/>
-          <w:sz w:val="22"/>
-          <w:szCs w:val="22"/>
-          <w:lang w:eastAsia="es-PE"/>
-          <w14:ligatures w14:val="none"/>
-        </w:rPr>
-        <w:t xml:space="preserve"/>
-      </w:r>
-      <w:r>
-        <w:rPr>
-          <w:rFonts w:ascii="Arial Narrow" w:eastAsia="Arial Narrow" w:hAnsi="Arial Narrow" w:cs="Arial Narrow"/>
-          <w:b/>
-          <w:bCs/>
-          <w:kern w:val="0"/>
-          <w:sz w:val="22"/>
-          <w:szCs w:val="22"/>
-          <w:lang w:eastAsia="es-PE"/>
-          <w14:ligatures w14:val="none"/>
-        </w:rPr>
-        <w:t xml:space="preserve"/>
-      </w:r>
-      <w:r>
-        <w:rPr>
-          <w:rFonts w:ascii="Arial Narrow" w:eastAsia="Arial Narrow" w:hAnsi="Arial Narrow" w:cs="Arial Narrow"/>
-          <w:b/>
-          <w:bCs/>
-          <w:kern w:val="0"/>
-          <w:sz w:val="22"/>
-          <w:szCs w:val="22"/>
-          <w:lang w:eastAsia="es-PE"/>
-          <w14:ligatures w14:val="none"/>
-        </w:rPr>
-        <w:t/>
-      </w:r>
-      <w:r>
-        <w:rPr>
-          <w:rFonts w:ascii="Arial Narrow" w:eastAsia="Arial Narrow" w:hAnsi="Arial Narrow" w:cs="Arial Narrow"/>
-          <w:kern w:val="0"/>
-          <w:sz w:val="22"/>
-          <w:szCs w:val="22"/>
-          <w:lang w:eastAsia="es-PE"/>
-          <w14:ligatures w14:val="none"/>
-        </w:rPr>
-        <w:t xml:space="preserve"/>
-      </w:r>
-      <w:r>
-        <w:rPr>
-          <w:rFonts w:ascii="Arial Narrow" w:eastAsia="Arial Narrow" w:hAnsi="Arial Narrow" w:cs="Arial Narrow"/>
-          <w:kern w:val="0"/>
-          <w:sz w:val="22"/>
-          <w:szCs w:val="22"/>
-          <w:lang w:eastAsia="es-PE"/>
-          <w14:ligatures w14:val="none"/>
-        </w:rPr>
-        <w:t xml:space="preserve"/>
-      </w:r>
-      <w:r>
-        <w:rPr>
-          <w:rFonts w:ascii="Arial Narrow" w:eastAsia="Arial Narrow" w:hAnsi="Arial Narrow" w:cs="Arial Narrow"/>
-          <w:kern w:val="0"/>
-          <w:sz w:val="22"/>
-          <w:szCs w:val="22"/>
-          <w:lang w:eastAsia="es-PE"/>
-          <w14:ligatures w14:val="none"/>
-        </w:rPr>
-        <w:t xml:space="preserve"/>
-      </w:r>
-      <w:r>
-        <w:rPr>
-          <w:rFonts w:ascii="Arial Narrow" w:eastAsia="Arial Narrow" w:hAnsi="Arial Narrow" w:cs="Arial Narrow"/>
-          <w:kern w:val="0"/>
-          <w:sz w:val="22"/>
-          <w:szCs w:val="22"/>
-          <w:lang w:eastAsia="es-PE"/>
-          <w14:ligatures w14:val="none"/>
-        </w:rPr>
-        <w:t/>
-      </w:r>
-      <w:r>
-        <w:rPr>
-          <w:rFonts w:ascii="Arial Narrow" w:eastAsia="Arial Narrow" w:hAnsi="Arial Narrow" w:cs="Arial Narrow"/>
-          <w:kern w:val="0"/>
-          <w:sz w:val="22"/>
-          <w:szCs w:val="22"/>
-          <w:lang w:eastAsia="es-PE"/>
-          <w14:ligatures w14:val="none"/>
-        </w:rPr>
-        <w:t/>
-      </w:r>
-      <w:r>
-        <w:rPr>
-          <w:rFonts w:ascii="Arial Narrow" w:eastAsia="Arial Narrow" w:hAnsi="Arial Narrow" w:cs="Arial Narrow"/>
-          <w:kern w:val="0"/>
-          <w:sz w:val="22"/>
-          <w:szCs w:val="22"/>
-          <w:lang w:eastAsia="es-PE"/>
-          <w14:ligatures w14:val="none"/>
-        </w:rPr>
-        <w:t/>
-      </w:r>
-    </w:p>
-    <w:p>
-      <w:pPr>
-        <w:spacing w:after="0" w:line="240" w:lineRule="auto"/>
-        <w:jc w:val="both"/>
-        <w:rPr>
-          <w:rFonts w:ascii="Arial Narrow" w:eastAsia="Arial Narrow" w:hAnsi="Arial Narrow" w:cs="Arial Narrow"/>
-          <w:b/>
-          <w:kern w:val="0"/>
-          <w:sz w:val="22"/>
-          <w:szCs w:val="22"/>
-          <w:lang w:eastAsia="es-PE"/>
-          <w14:ligatures w14:val="none"/>
-        </w:rPr>
-      </w:pPr>
-    </w:p>
-    <w:p>
-      <w:pPr>
-        <w:spacing w:after="0" w:line="240" w:lineRule="auto"/>
-        <w:jc w:val="both"/>
-        <w:rPr>
-          <w:rFonts w:ascii="Arial Narrow" w:eastAsia="Arial Narrow" w:hAnsi="Arial Narrow" w:cs="Arial Narrow"/>
-          <w:bCs/>
-          <w:kern w:val="0"/>
-          <w:sz w:val="22"/>
-          <w:szCs w:val="22"/>
-          <w:lang w:eastAsia="es-PE"/>
-          <w14:ligatures w14:val="none"/>
-        </w:rPr>
-      </w:pPr>
-      <w:r>
-        <w:rPr>
-          <w:rFonts w:ascii="Arial Narrow" w:eastAsia="Arial Narrow" w:hAnsi="Arial Narrow" w:cs="Arial Narrow"/>
-          <w:b/>
-          <w:kern w:val="0"/>
-          <w:sz w:val="22"/>
-          <w:szCs w:val="22"/>
-          <w:lang w:eastAsia="es-PE"/>
-          <w14:ligatures w14:val="none"/>
-        </w:rPr>
-        <w:t xml:space="preserve">SEGUNDO: admitir a trámite la denuncia del 10 de marzo de 2025, subsanado con el escrito del 4 y 7 de abril de 2025, interpuesta por la [APELLIDO] S.A.C. contra el Banco de Crédito del Perú S.A., por lo siguiente: </w:t>
-      </w:r>
-      <w:r>
-        <w:rPr>
-          <w:rFonts w:ascii="Arial Narrow" w:eastAsia="Arial Narrow" w:hAnsi="Arial Narrow" w:cs="Arial Narrow"/>
-          <w:bCs/>
-          <w:kern w:val="0"/>
-          <w:sz w:val="22"/>
-          <w:szCs w:val="22"/>
-          <w:lang w:eastAsia="es-PE"/>
-          <w14:ligatures w14:val="none"/>
-        </w:rPr>
-        <w:t xml:space="preserve"/>
-      </w:r>
-      <w:r>
-        <w:rPr>
-          <w:rFonts w:ascii="Arial Narrow" w:eastAsia="Arial Narrow" w:hAnsi="Arial Narrow" w:cs="Arial Narrow"/>
-          <w:kern w:val="0"/>
-          <w:sz w:val="22"/>
-          <w:szCs w:val="22"/>
-          <w:lang w:eastAsia="es-PE"/>
-          <w14:ligatures w14:val="none"/>
-        </w:rPr>
-        <w:t/>
-      </w:r>
-      <w:r>
-        <w:rPr>
-          <w:rFonts w:ascii="Arial Narrow" w:eastAsia="Arial Narrow" w:hAnsi="Arial Narrow" w:cs="Arial Narrow"/>
-          <w:kern w:val="0"/>
-          <w:sz w:val="22"/>
-          <w:szCs w:val="22"/>
-          <w:lang w:eastAsia="es-PE"/>
-          <w14:ligatures w14:val="none"/>
-        </w:rPr>
-        <w:t xml:space="preserve"/>
-      </w:r>
-      <w:r>
-        <w:rPr>
-          <w:rFonts w:ascii="Arial Narrow" w:eastAsia="Arial Narrow" w:hAnsi="Arial Narrow" w:cs="Arial Narrow"/>
-          <w:kern w:val="0"/>
-          <w:sz w:val="22"/>
-          <w:szCs w:val="22"/>
-          <w:lang w:eastAsia="es-PE"/>
-          <w14:ligatures w14:val="none"/>
-        </w:rPr>
-        <w:t/>
-      </w:r>
-      <w:r>
-        <w:rPr>
-          <w:rFonts w:ascii="Arial Narrow" w:eastAsia="Arial Narrow" w:hAnsi="Arial Narrow" w:cs="Arial Narrow"/>
-          <w:kern w:val="0"/>
-          <w:sz w:val="22"/>
-          <w:szCs w:val="22"/>
-          <w:lang w:eastAsia="es-PE"/>
-          <w14:ligatures w14:val="none"/>
-        </w:rPr>
-        <w:t/>
-      </w:r>
-      <w:r>
-        <w:rPr>
-          <w:rFonts w:ascii="Arial Narrow" w:eastAsia="Arial Narrow" w:hAnsi="Arial Narrow" w:cs="Arial Narrow"/>
-          <w:kern w:val="0"/>
-          <w:sz w:val="22"/>
-          <w:szCs w:val="22"/>
-          <w:lang w:eastAsia="es-PE"/>
-          <w14:ligatures w14:val="none"/>
-        </w:rPr>
-        <w:t xml:space="preserve"/>
-      </w:r>
-      <w:r>
-        <w:rPr>
-          <w:rFonts w:ascii="Arial Narrow" w:eastAsia="Arial Narrow" w:hAnsi="Arial Narrow" w:cs="Arial Narrow"/>
-          <w:kern w:val="0"/>
-          <w:sz w:val="22"/>
-          <w:szCs w:val="22"/>
-          <w:lang w:eastAsia="es-PE"/>
-          <w14:ligatures w14:val="none"/>
-        </w:rPr>
-        <w:t/>
-      </w:r>
-      <w:r>
-        <w:rPr>
-          <w:rFonts w:ascii="Arial Narrow" w:eastAsia="Arial Narrow" w:hAnsi="Arial Narrow" w:cs="Arial Narrow"/>
-          <w:kern w:val="0"/>
-          <w:sz w:val="22"/>
-          <w:szCs w:val="22"/>
-          <w:lang w:eastAsia="es-PE"/>
-          <w14:ligatures w14:val="none"/>
-        </w:rPr>
-        <w:t xml:space="preserve"/>
-      </w:r>
-      <w:r>
-        <w:rPr>
-          <w:rFonts w:ascii="Arial Narrow" w:eastAsia="Arial Narrow" w:hAnsi="Arial Narrow" w:cs="Arial Narrow"/>
-          <w:kern w:val="0"/>
-          <w:sz w:val="22"/>
-          <w:szCs w:val="22"/>
-          <w:lang w:eastAsia="es-PE"/>
-          <w14:ligatures w14:val="none"/>
-        </w:rPr>
-        <w:t/>
-      </w:r>
-      <w:r>
-        <w:rPr>
-          <w:rFonts w:ascii="Arial Narrow" w:eastAsia="Arial Narrow" w:hAnsi="Arial Narrow" w:cs="Arial Narrow"/>
-          <w:kern w:val="0"/>
-          <w:sz w:val="22"/>
-          <w:szCs w:val="22"/>
-          <w:lang w:eastAsia="es-PE"/>
-          <w14:ligatures w14:val="none"/>
-        </w:rPr>
-        <w:t xml:space="preserve"/>
-      </w:r>
-      <w:r>
-        <w:rPr>
-          <w:rFonts w:ascii="Arial Narrow" w:eastAsia="Arial Narrow" w:hAnsi="Arial Narrow" w:cs="Arial Narrow"/>
-          <w:bCs/>
-          <w:kern w:val="0"/>
-          <w:sz w:val="22"/>
-          <w:szCs w:val="22"/>
-          <w:lang w:eastAsia="es-PE"/>
-          <w14:ligatures w14:val="none"/>
-        </w:rPr>
-        <w:t/>
-      </w:r>
-      <w:r>
-        <w:rPr>
-          <w:rFonts w:ascii="Arial Narrow" w:eastAsia="Arial Narrow" w:hAnsi="Arial Narrow" w:cs="Arial Narrow"/>
-          <w:kern w:val="0"/>
-          <w:sz w:val="22"/>
-          <w:szCs w:val="22"/>
-          <w:lang w:val="es-ES" w:eastAsia="es-PE"/>
-          <w14:ligatures w14:val="none"/>
-        </w:rPr>
-        <w:t xml:space="preserve"/>
-      </w:r>
-      <w:r>
-        <w:rPr>
-          <w:rFonts w:ascii="Arial Narrow" w:eastAsia="Arial Narrow" w:hAnsi="Arial Narrow" w:cs="Arial Narrow"/>
-          <w:kern w:val="0"/>
-          <w:sz w:val="22"/>
-          <w:szCs w:val="22"/>
-          <w:lang w:val="es-ES" w:eastAsia="es-PE"/>
-          <w14:ligatures w14:val="none"/>
-        </w:rPr>
-        <w:t/>
-      </w:r>
-      <w:r>
-        <w:rPr>
-          <w:rFonts w:ascii="Arial Narrow" w:eastAsia="Arial Narrow" w:hAnsi="Arial Narrow" w:cs="Arial Narrow"/>
-          <w:kern w:val="0"/>
-          <w:sz w:val="22"/>
-          <w:szCs w:val="22"/>
-          <w:lang w:val="es-ES" w:eastAsia="es-PE"/>
-          <w14:ligatures w14:val="none"/>
-        </w:rPr>
-        <w:t xml:space="preserve"/>
-      </w:r>
-      <w:r>
-        <w:rPr>
-          <w:rFonts w:ascii="Arial Narrow" w:eastAsia="Arial Narrow" w:hAnsi="Arial Narrow" w:cs="Arial Narrow"/>
-          <w:bCs/>
-          <w:kern w:val="0"/>
-          <w:sz w:val="22"/>
-          <w:szCs w:val="22"/>
-          <w:lang w:eastAsia="es-PE"/>
-          <w14:ligatures w14:val="none"/>
-        </w:rPr>
-        <w:t/>
-      </w:r>
-      <w:r>
-        <w:rPr>
-          <w:rFonts w:ascii="Arial Narrow" w:eastAsia="Arial Narrow" w:hAnsi="Arial Narrow" w:cs="Arial Narrow"/>
-          <w:bCs/>
-          <w:spacing w:val="-3"/>
-          <w:sz w:val="22"/>
-          <w:szCs w:val="22"/>
-        </w:rPr>
-        <w:t xml:space="preserve"/>
-      </w:r>
-      <w:r>
-        <w:rPr>
-          <w:rFonts w:ascii="Arial Narrow" w:eastAsia="Arial Narrow" w:hAnsi="Arial Narrow" w:cs="Arial Narrow"/>
-          <w:bCs/>
-          <w:kern w:val="0"/>
-          <w:sz w:val="22"/>
-          <w:szCs w:val="22"/>
-          <w:lang w:eastAsia="es-PE"/>
-          <w14:ligatures w14:val="none"/>
-        </w:rPr>
-        <w:t/>
-      </w:r>
-      <w:r>
-        <w:rPr>
-          <w:rFonts w:ascii="Arial Narrow" w:eastAsia="Arial Narrow" w:hAnsi="Arial Narrow" w:cs="Arial Narrow"/>
-          <w:bCs/>
-          <w:kern w:val="0"/>
-          <w:sz w:val="22"/>
-          <w:szCs w:val="22"/>
-          <w:lang w:eastAsia="es-PE"/>
-          <w14:ligatures w14:val="none"/>
-        </w:rPr>
-        <w:t xml:space="preserve"/>
-      </w:r>
-      <w:r>
-        <w:rPr>
-          <w:rFonts w:ascii="Arial Narrow" w:eastAsia="Arial Narrow" w:hAnsi="Arial Narrow" w:cs="Arial Narrow"/>
-          <w:bCs/>
-          <w:kern w:val="0"/>
-          <w:sz w:val="22"/>
-          <w:szCs w:val="22"/>
-          <w:lang w:eastAsia="es-PE"/>
-          <w14:ligatures w14:val="none"/>
-        </w:rPr>
-        <w:t/>
-      </w:r>
-      <w:r>
-        <w:rPr>
-          <w:rFonts w:ascii="Arial Narrow" w:eastAsia="Arial Narrow" w:hAnsi="Arial Narrow" w:cs="Arial Narrow"/>
-          <w:bCs/>
-          <w:kern w:val="0"/>
-          <w:sz w:val="22"/>
-          <w:szCs w:val="22"/>
-          <w:lang w:eastAsia="es-PE"/>
-          <w14:ligatures w14:val="none"/>
-        </w:rPr>
-        <w:t xml:space="preserve"/>
-      </w:r>
-      <w:r>
-        <w:rPr>
-          <w:rFonts w:ascii="Arial Narrow" w:eastAsia="Arial Narrow" w:hAnsi="Arial Narrow" w:cs="Arial Narrow"/>
-          <w:bCs/>
-          <w:kern w:val="0"/>
-          <w:sz w:val="22"/>
-          <w:szCs w:val="22"/>
-          <w:lang w:eastAsia="es-PE"/>
-          <w14:ligatures w14:val="none"/>
-        </w:rPr>
-        <w:t/>
-      </w:r>
-      <w:r>
-        <w:rPr>
-          <w:rFonts w:ascii="Arial Narrow" w:eastAsia="Arial Narrow" w:hAnsi="Arial Narrow" w:cs="Arial Narrow"/>
-          <w:bCs/>
-          <w:kern w:val="0"/>
-          <w:sz w:val="22"/>
-          <w:szCs w:val="22"/>
-          <w:lang w:eastAsia="es-PE"/>
-          <w14:ligatures w14:val="none"/>
-        </w:rPr>
-        <w:t xml:space="preserve"/>
-      </w:r>
-      <w:r>
-        <w:rPr>
-          <w:rFonts w:ascii="Arial Narrow" w:eastAsia="Arial Narrow" w:hAnsi="Arial Narrow" w:cs="Arial Narrow"/>
-          <w:bCs/>
           <w:kern w:val="0"/>
           <w:sz w:val="22"/>
           <w:szCs w:val="22"/>
@@ -4669,7 +4694,18 @@
           <w:lang w:eastAsia="es-PE"/>
           <w14:ligatures w14:val="none"/>
         </w:rPr>
-        <w:t xml:space="preserve">TERCERO: </w:t>
+        <w:t xml:space="preserve">TERCERO:</w:t>
+      </w:r>
+      <w:r>
+        <w:rPr>
+          <w:rFonts w:ascii="Arial Narrow" w:eastAsia="Arial Narrow" w:hAnsi="Arial Narrow" w:cs="Arial Narrow"/>
+          <w:kern w:val="0"/>
+          <w:sz w:val="22"/>
+          <w:szCs w:val="22"/>
+          <w:lang w:eastAsia="es-PE"/>
+          <w14:ligatures w14:val="none"/>
+        </w:rPr>
+        <w:t xml:space="preserve"> </w:t>
       </w:r>
       <w:r>
         <w:rPr>
@@ -4788,7 +4824,18 @@
           <w:lang w:eastAsia="es-PE"/>
           <w14:ligatures w14:val="none"/>
         </w:rPr>
-        <w:t>: requerir a</w:t>
+        <w:t xml:space="preserve">:</w:t>
+      </w:r>
+      <w:r>
+        <w:rPr>
+          <w:rFonts w:ascii="Arial Narrow" w:eastAsia="Arial Narrow" w:hAnsi="Arial Narrow" w:cs="Arial Narrow"/>
+          <w:kern w:val="0"/>
+          <w:sz w:val="22"/>
+          <w:szCs w:val="22"/>
+          <w:lang w:eastAsia="es-PE"/>
+          <w14:ligatures w14:val="none"/>
+        </w:rPr>
+        <w:t xml:space="preserve"> requerir a</w:t>
       </w:r>
       <w:r>
         <w:rPr>
@@ -4815,7 +4862,6 @@
       <w:r>
         <w:rPr>
           <w:rFonts w:ascii="Arial Narrow" w:eastAsia="Arial Narrow" w:hAnsi="Arial Narrow" w:cs="Arial Narrow"/>
-          <w:bCs/>
           <w:kern w:val="0"/>
           <w:sz w:val="22"/>
           <w:szCs w:val="22"/>
@@ -5175,7 +5221,15 @@
           <w:sz w:val="22"/>
           <w:szCs w:val="22"/>
         </w:rPr>
-        <w:t xml:space="preserve">QUINTO: </w:t>
+        <w:t xml:space="preserve">QUINTO:</w:t>
+      </w:r>
+      <w:r>
+        <w:rPr>
+          <w:rFonts w:ascii="Arial Narrow" w:eastAsia="Arial Narrow" w:hAnsi="Arial Narrow" w:cs="Arial Narrow"/>
+          <w:sz w:val="22"/>
+          <w:szCs w:val="22"/>
+        </w:rPr>
+        <w:t xml:space="preserve"> </w:t>
       </w:r>
       <w:r>
         <w:rPr>
@@ -5196,7 +5250,7 @@
           <w:lang w:val="es-ES" w:eastAsia="es-PE"/>
           <w14:ligatures w14:val="none"/>
         </w:rPr>
-        <w:footnoteReference w:id="18"/>
+        <w:footnoteReference w:id="12"/>
       </w:r>
       <w:r>
         <w:rPr>
@@ -5217,7 +5271,7 @@
           <w:lang w:val="es-ES" w:eastAsia="es-PE"/>
           <w14:ligatures w14:val="none"/>
         </w:rPr>
-        <w:footnoteReference w:id="19"/>
+        <w:footnoteReference w:id="13"/>
       </w:r>
       <w:r>
         <w:rPr>
@@ -5288,8 +5342,6 @@
       <w:r>
         <w:rPr>
           <w:rFonts w:ascii="Arial Narrow" w:eastAsia="Arial Narrow" w:hAnsi="Arial Narrow" w:cs="Arial Narrow"/>
-          <w:b/>
-          <w:bCs/>
           <w:kern w:val="0"/>
           <w:sz w:val="22"/>
           <w:szCs w:val="22"/>
@@ -5323,7 +5375,6 @@
       <w:r>
         <w:rPr>
           <w:rFonts w:ascii="Arial Narrow" w:eastAsia="Arial Narrow" w:hAnsi="Arial Narrow" w:cs="Arial Narrow"/>
-          <w:bCs/>
           <w:kern w:val="0"/>
           <w:sz w:val="22"/>
           <w:szCs w:val="22"/>
@@ -5335,7 +5386,6 @@
       <w:r>
         <w:rPr>
           <w:rFonts w:ascii="Arial Narrow" w:eastAsia="Arial Narrow" w:hAnsi="Arial Narrow" w:cs="Arial Narrow"/>
-          <w:bCs/>
           <w:kern w:val="0"/>
           <w:sz w:val="22"/>
           <w:szCs w:val="22"/>
@@ -5451,7 +5501,18 @@
           <w:lang w:eastAsia="es-PE"/>
           <w14:ligatures w14:val="none"/>
         </w:rPr>
-        <w:t xml:space="preserve">: </w:t>
+        <w:t xml:space="preserve">:</w:t>
+      </w:r>
+      <w:r>
+        <w:rPr>
+          <w:rFonts w:ascii="Arial Narrow" w:eastAsia="Arial Narrow" w:hAnsi="Arial Narrow" w:cs="Arial Narrow"/>
+          <w:kern w:val="0"/>
+          <w:sz w:val="22"/>
+          <w:szCs w:val="22"/>
+          <w:lang w:eastAsia="es-PE"/>
+          <w14:ligatures w14:val="none"/>
+        </w:rPr>
+        <w:t xml:space="preserve"> </w:t>
       </w:r>
       <w:r>
         <w:rPr>
@@ -5486,7 +5547,7 @@
           <w:lang w:eastAsia="es-PE"/>
           <w14:ligatures w14:val="none"/>
         </w:rPr>
-        <w:footnoteReference w:id="13"/>
+        <w:footnoteReference w:id="14"/>
       </w:r>
       <w:r>
         <w:rPr>
@@ -5522,7 +5583,7 @@
           <w:lang w:eastAsia="es-PE"/>
           <w14:ligatures w14:val="none"/>
         </w:rPr>
-        <w:footnoteReference w:id="14"/>
+        <w:footnoteReference w:id="15"/>
       </w:r>
       <w:r>
         <w:rPr>
@@ -5573,7 +5634,7 @@
           <w:lang w:eastAsia="es-PE"/>
           <w14:ligatures w14:val="none"/>
         </w:rPr>
-        <w:footnoteReference w:id="15"/>
+        <w:footnoteReference w:id="16"/>
       </w:r>
       <w:r>
         <w:rPr>
@@ -5730,7 +5791,18 @@
           <w:lang w:eastAsia="es-PE"/>
           <w14:ligatures w14:val="none"/>
         </w:rPr>
-        <w:t xml:space="preserve">: </w:t>
+        <w:t xml:space="preserve">:</w:t>
+      </w:r>
+      <w:r>
+        <w:rPr>
+          <w:rFonts w:ascii="Arial Narrow" w:eastAsia="Arial Narrow" w:hAnsi="Arial Narrow" w:cs="Arial Narrow"/>
+          <w:kern w:val="0"/>
+          <w:sz w:val="22"/>
+          <w:szCs w:val="22"/>
+          <w:lang w:eastAsia="es-PE"/>
+          <w14:ligatures w14:val="none"/>
+        </w:rPr>
+        <w:t xml:space="preserve"> </w:t>
       </w:r>
       <w:r>
         <w:rPr>
@@ -5754,7 +5826,7 @@
           <w:lang w:eastAsia="es-PE"/>
           <w14:ligatures w14:val="none"/>
         </w:rPr>
-        <w:footnoteReference w:id="16"/>
+        <w:footnoteReference w:id="17"/>
       </w:r>
       <w:r>
         <w:rPr>
@@ -5773,7 +5845,6 @@
           <w:kern w:val="0"/>
           <w:sz w:val="22"/>
           <w:szCs w:val="22"/>
-          <w:u w:val="single"/>
           <w:lang w:eastAsia="es-PE"/>
           <w14:ligatures w14:val="none"/>
         </w:rPr>
@@ -5782,6 +5853,45 @@
       <w:r>
         <w:rPr>
           <w:rFonts w:ascii="Arial Narrow" w:eastAsia="Arial Narrow" w:hAnsi="Arial Narrow" w:cs="Arial Narrow"/>
+          <w:kern w:val="0"/>
+          <w:sz w:val="22"/>
+          <w:szCs w:val="22"/>
+          <w:lang w:eastAsia="es-PE"/>
+          <w14:ligatures w14:val="none"/>
+        </w:rPr>
+        <w:t>.</w:t>
+      </w:r>
+      <w:r>
+        <w:rPr>
+          <w:rFonts w:ascii="Arial Narrow" w:eastAsia="Arial Narrow" w:hAnsi="Arial Narrow" w:cs="Arial Narrow"/>
+          <w:kern w:val="0"/>
+          <w:sz w:val="22"/>
+          <w:szCs w:val="22"/>
+          <w:lang w:eastAsia="es-PE"/>
+          <w14:ligatures w14:val="none"/>
+        </w:rPr>
+        <w:t xml:space="preserve"> </w:t>
+      </w:r>
+      <w:r>
+        <w:rPr>
+          <w:rFonts w:ascii="Arial Narrow" w:eastAsia="Arial Narrow" w:hAnsi="Arial Narrow" w:cs="Arial Narrow"/>
+          <w:kern w:val="0"/>
+          <w:sz w:val="22"/>
+          <w:szCs w:val="22"/>
+          <w:lang w:eastAsia="es-PE"/>
+          <w14:ligatures w14:val="none"/>
+        </w:rPr>
+        <w:t xml:space="preserve">Ello bajo apercibimiento de no realizar la audiencia de conciliación y levantar el acta de inasistencia correspondiente. </w:t>
+      </w:r>
+    </w:p>
+    <w:p>
+      <w:pPr>
+        <w:shd w:val="clear" w:color="auto" w:fill="FFFFFF"/>
+        <w:spacing w:after="0" w:line="240" w:lineRule="auto"/>
+        <w:jc w:val="both"/>
+        <w:rPr>
+          <w:rFonts w:ascii="Arial Narrow" w:eastAsia="Arial Narrow" w:hAnsi="Arial Narrow" w:cs="Arial Narrow"/>
+          <w:b/>
           <w:bCs/>
           <w:kern w:val="0"/>
           <w:sz w:val="22"/>
@@ -5789,8 +5899,22 @@
           <w:lang w:eastAsia="es-PE"/>
           <w14:ligatures w14:val="none"/>
         </w:rPr>
-        <w:t>.</w:t>
-      </w:r>
+      </w:pPr>
+    </w:p>
+    <w:p>
+      <w:pPr>
+        <w:shd w:val="clear" w:color="auto" w:fill="FFFFFF"/>
+        <w:spacing w:after="0" w:line="240" w:lineRule="auto"/>
+        <w:jc w:val="both"/>
+        <w:rPr>
+          <w:rFonts w:ascii="Arial Narrow" w:eastAsia="Arial Narrow" w:hAnsi="Arial Narrow" w:cs="Arial Narrow"/>
+          <w:kern w:val="0"/>
+          <w:sz w:val="22"/>
+          <w:szCs w:val="22"/>
+          <w:lang w:eastAsia="es-PE"/>
+          <w14:ligatures w14:val="none"/>
+        </w:rPr>
+      </w:pPr>
       <w:r>
         <w:rPr>
           <w:rFonts w:ascii="Arial Narrow" w:eastAsia="Arial Narrow" w:hAnsi="Arial Narrow" w:cs="Arial Narrow"/>
@@ -5802,6 +5926,17 @@
           <w:lang w:eastAsia="es-PE"/>
           <w14:ligatures w14:val="none"/>
         </w:rPr>
+        <w:t xml:space="preserve">DÉCIMO:</w:t>
+      </w:r>
+      <w:r>
+        <w:rPr>
+          <w:rFonts w:ascii="Arial Narrow" w:eastAsia="Arial Narrow" w:hAnsi="Arial Narrow" w:cs="Arial Narrow"/>
+          <w:kern w:val="0"/>
+          <w:sz w:val="22"/>
+          <w:szCs w:val="22"/>
+          <w:lang w:eastAsia="es-PE"/>
+          <w14:ligatures w14:val="none"/>
+        </w:rPr>
         <w:t xml:space="preserve"> </w:t>
       </w:r>
       <w:r>
@@ -5810,11 +5945,10 @@
           <w:kern w:val="0"/>
           <w:sz w:val="22"/>
           <w:szCs w:val="22"/>
-          <w:u w:val="single"/>
-          <w:lang w:eastAsia="es-PE"/>
-          <w14:ligatures w14:val="none"/>
-        </w:rPr>
-        <w:t xml:space="preserve">Ello bajo apercibimiento de no realizar la audiencia de conciliación y levantar el acta de inasistencia correspondiente. </w:t>
+          <w:lang w:eastAsia="es-PE"/>
+          <w14:ligatures w14:val="none"/>
+        </w:rPr>
+        <w:t>poner en conocimiento de las partes que, antes de la emisión de la Resolución Final, tienen la posibilidad de formular su desistimiento o presentar el acuerdo arribado mediante la conciliación, mediación, transacción o cualquier otro que, de forma indubitable, deje constancia que se ha solucionado la controversia materia de denuncia.</w:t>
       </w:r>
     </w:p>
     <w:p>
@@ -5824,6 +5958,30 @@
         <w:jc w:val="both"/>
         <w:rPr>
           <w:rFonts w:ascii="Arial Narrow" w:eastAsia="Arial Narrow" w:hAnsi="Arial Narrow" w:cs="Arial Narrow"/>
+          <w:kern w:val="0"/>
+          <w:sz w:val="22"/>
+          <w:szCs w:val="22"/>
+          <w:lang w:eastAsia="es-PE"/>
+          <w14:ligatures w14:val="none"/>
+        </w:rPr>
+      </w:pPr>
+    </w:p>
+    <w:p>
+      <w:pPr>
+        <w:shd w:val="clear" w:color="auto" w:fill="FFFFFF"/>
+        <w:spacing w:after="0" w:line="240" w:lineRule="auto"/>
+        <w:jc w:val="both"/>
+        <w:rPr>
+          <w:rFonts w:ascii="Arial Narrow" w:eastAsia="Arial Narrow" w:hAnsi="Arial Narrow" w:cs="Arial Narrow"/>
+          <w:kern w:val="0"/>
+          <w14:ligatures w14:val="none"/>
+          <w:sz w:val="22"/>
+          <w:szCs w:val="22"/>
+        </w:rPr>
+      </w:pPr>
+      <w:r>
+        <w:rPr>
+          <w:rFonts w:ascii="Arial Narrow" w:eastAsia="Arial Narrow" w:hAnsi="Arial Narrow" w:cs="Arial Narrow"/>
           <w:b/>
           <w:bCs/>
           <w:kern w:val="0"/>
@@ -5832,99 +5990,30 @@
           <w:lang w:eastAsia="es-PE"/>
           <w14:ligatures w14:val="none"/>
         </w:rPr>
-      </w:pPr>
-    </w:p>
-    <w:p>
-      <w:pPr>
-        <w:shd w:val="clear" w:color="auto" w:fill="FFFFFF"/>
-        <w:spacing w:after="0" w:line="240" w:lineRule="auto"/>
-        <w:jc w:val="both"/>
-        <w:rPr>
-          <w:rFonts w:ascii="Arial Narrow" w:eastAsia="Arial Narrow" w:hAnsi="Arial Narrow" w:cs="Arial Narrow"/>
-          <w:kern w:val="0"/>
-          <w:sz w:val="22"/>
-          <w:szCs w:val="22"/>
-          <w:lang w:eastAsia="es-PE"/>
-          <w14:ligatures w14:val="none"/>
-        </w:rPr>
-      </w:pPr>
-      <w:r>
-        <w:rPr>
-          <w:rFonts w:ascii="Arial Narrow" w:eastAsia="Arial Narrow" w:hAnsi="Arial Narrow" w:cs="Arial Narrow"/>
-          <w:b/>
-          <w:bCs/>
-          <w:kern w:val="0"/>
-          <w:sz w:val="22"/>
-          <w:szCs w:val="22"/>
-          <w:lang w:eastAsia="es-PE"/>
-          <w14:ligatures w14:val="none"/>
-        </w:rPr>
-        <w:t xml:space="preserve">DÉCIMO: </w:t>
-      </w:r>
-      <w:r>
-        <w:rPr>
-          <w:rFonts w:ascii="Arial Narrow" w:eastAsia="Arial Narrow" w:hAnsi="Arial Narrow" w:cs="Arial Narrow"/>
-          <w:kern w:val="0"/>
-          <w:sz w:val="22"/>
-          <w:szCs w:val="22"/>
-          <w:lang w:eastAsia="es-PE"/>
-          <w14:ligatures w14:val="none"/>
-        </w:rPr>
-        <w:t>poner en conocimiento de las partes que, antes de la emisión de la Resolución Final, tienen la posibilidad de formular su desistimiento o presentar el acuerdo arribado mediante la conciliación, mediación, transacción o cualquier otro que, de forma indubitable, deje constancia que se ha solucionado la controversia materia de denuncia.</w:t>
-      </w:r>
-    </w:p>
-    <w:p>
-      <w:pPr>
-        <w:shd w:val="clear" w:color="auto" w:fill="FFFFFF"/>
-        <w:spacing w:after="0" w:line="240" w:lineRule="auto"/>
-        <w:jc w:val="both"/>
-        <w:rPr>
-          <w:rFonts w:ascii="Arial Narrow" w:eastAsia="Arial Narrow" w:hAnsi="Arial Narrow" w:cs="Arial Narrow"/>
-          <w:kern w:val="0"/>
-          <w:sz w:val="22"/>
-          <w:szCs w:val="22"/>
-          <w:lang w:eastAsia="es-PE"/>
-          <w14:ligatures w14:val="none"/>
-        </w:rPr>
-      </w:pPr>
-    </w:p>
-    <w:p>
-      <w:pPr>
-        <w:shd w:val="clear" w:color="auto" w:fill="FFFFFF"/>
-        <w:spacing w:after="0" w:line="240" w:lineRule="auto"/>
-        <w:jc w:val="both"/>
-        <w:rPr>
-          <w:rFonts w:ascii="Arial Narrow" w:eastAsia="Arial Narrow" w:hAnsi="Arial Narrow" w:cs="Arial Narrow"/>
-          <w:kern w:val="0"/>
-          <w14:ligatures w14:val="none"/>
-          <w:sz w:val="22"/>
-          <w:szCs w:val="22"/>
-        </w:rPr>
-      </w:pPr>
-      <w:r>
-        <w:rPr>
-          <w:rFonts w:ascii="Arial Narrow" w:eastAsia="Arial Narrow" w:hAnsi="Arial Narrow" w:cs="Arial Narrow"/>
-          <w:b/>
-          <w:bCs/>
-          <w:kern w:val="0"/>
-          <w:sz w:val="22"/>
-          <w:szCs w:val="22"/>
-          <w:lang w:eastAsia="es-PE"/>
-          <w14:ligatures w14:val="none"/>
-        </w:rPr>
         <w:lastRenderedPageBreak/>
-        <w:t xml:space="preserve">DÉCIMO PRIMERO: </w:t>
-      </w:r>
-      <w:r>
-        <w:rPr>
-          <w:rFonts w:ascii="Arial Narrow" w:eastAsia="Arial Narrow" w:hAnsi="Arial Narrow" w:cs="Arial Narrow"/>
-          <w:kern w:val="0"/>
-          <w:sz w:val="22"/>
-          <w:szCs w:val="22"/>
-          <w:lang w:eastAsia="es-PE"/>
-          <w14:ligatures w14:val="none"/>
-        </w:rPr>
-        <w:t xml:space="preserve">requerir a la [DENUNCIANTE] para que, dentro del plazo de cinco (5) días hábiles siguientes a la fecha en que reciban la notificación en su bandeja de correo electrónico, efectúen la confirmación de recepción de la notificación remitida por este despacho a su correo electrónico, de conformidad con el segundo párrafo del numeral 4 del artículo 20 del Texto Único Ordenado de la Ley del Procedimiento Administrativo General, aprobado mediante Decreto Supremo 006-2026-JUS, bajo apercibimiento de rehacer el acto de notificación y notificarle conforme al numeral 1 del artículo 20 del citado cuerpo normativo.</w:t>
+        <w:t xml:space="preserve">DÉCIMO PRIMERO:</w:t>
+      </w:r>
+      <w:r>
+        <w:rPr>
+          <w:rFonts w:ascii="Arial Narrow" w:eastAsia="Arial Narrow" w:hAnsi="Arial Narrow" w:cs="Arial Narrow"/>
+          <w:kern w:val="0"/>
+          <w:sz w:val="22"/>
+          <w:szCs w:val="22"/>
+          <w:lang w:eastAsia="es-PE"/>
+          <w14:ligatures w14:val="none"/>
+        </w:rPr>
+        <w:t xml:space="preserve"> </w:t>
+      </w:r>
+      <w:r>
+        <w:rPr>
+          <w:rFonts w:ascii="Arial Narrow" w:eastAsia="Arial Narrow" w:hAnsi="Arial Narrow" w:cs="Arial Narrow"/>
+          <w:kern w:val="0"/>
+          <w:sz w:val="22"/>
+          <w:szCs w:val="22"/>
+          <w:lang w:eastAsia="es-PE"/>
+          <w14:ligatures w14:val="none"/>
+        </w:rPr>
+        <w:t xml:space="preserve">requerir a la [DENUNCIANTE] para que, dentro del plazo de cinco (5) días hábiles siguientes a la fecha en que reciban la notificación en su bandeja de correo electrónico, efectúen la confirmación de recepción de la notificación remitida por este despacho a su correo electrónico, de conformidad con el segundo párrafo del numeral 4 del artículo 20 del Texto Único Ordenado de la Ley del Procedimiento Administrativo General, aprobado mediante Decreto Supremo 006-2026-JUS, bajo apercibimiento de rehacer el acto de notificación y notificarles conforme al numeral 1 del artículo 20 del citado cuerpo normativo.</w:t>
       </w:r>
       <w:r>
         <w:rPr>
@@ -6134,7 +6223,7 @@
           <w:szCs w:val="22"/>
           <w:vertAlign w:val="superscript"/>
         </w:rPr>
-        <w:footnoteReference w:id="17"/>
+        <w:footnoteReference w:id="18"/>
       </w:r>
       <w:r>
         <w:rPr>
@@ -6354,6 +6443,36 @@
           <w14:ligatures w14:val="none"/>
         </w:rPr>
         <w:t> </w:t>
+      </w:r>
+    </w:p>
+    <w:p>
+      <w:pPr>
+        <w:shd w:val="clear" w:color="auto" w:fill="FFFFFF"/>
+        <w:spacing w:after="0" w:line="240" w:lineRule="auto"/>
+        <w:jc w:val="center"/>
+        <w:rPr>
+          <w:rFonts w:ascii="Arial Narrow" w:eastAsia="Arial Narrow" w:hAnsi="Arial Narrow" w:cs="Arial Narrow"/>
+          <w:color w:val="000000"/>
+          <w:kern w:val="0"/>
+          <w:sz w:val="22"/>
+          <w:szCs w:val="22"/>
+          <w:lang w:eastAsia="es-PE"/>
+          <w14:ligatures w14:val="none"/>
+        </w:rPr>
+      </w:pPr>
+      <w:r>
+        <w:rPr>
+          <w:rFonts w:ascii="Arial Narrow" w:eastAsia="Arial Narrow" w:hAnsi="Arial Narrow" w:cs="Arial Narrow"/>
+          <w:b/>
+          <w:bCs/>
+          <w:color w:val="000000"/>
+          <w:kern w:val="0"/>
+          <w:sz w:val="22"/>
+          <w:szCs w:val="22"/>
+          <w:lang w:eastAsia="es-PE"/>
+          <w14:ligatures w14:val="none"/>
+        </w:rPr>
+        <w:t xml:space="preserve">Firmado digitalmente por</w:t>
       </w:r>
     </w:p>
     <w:p>
@@ -6723,6 +6842,9 @@
     <w:p>
       <w:pPr>
         <w:pStyle w:val="Textonotapie"/>
+        <w:tabs>
+          <w:tab w:val="left" w:pos="567"/>
+        </w:tabs>
         <w:ind w:left="567" w:hanging="567"/>
         <w:jc w:val="both"/>
         <w:rPr>
@@ -6747,7 +6869,8 @@
           <w:sz w:val="16"/>
           <w:szCs w:val="16"/>
         </w:rPr>
-        <w:t xml:space="preserve"> </w:t>
+        <w:tab/>
+        <w:t xml:space="preserve"/>
       </w:r>
       <w:r>
         <w:rPr>
@@ -6792,6 +6915,9 @@
   <w:footnote w:id="2">
     <w:p>
       <w:pPr>
+        <w:tabs>
+          <w:tab w:val="left" w:pos="570"/>
+        </w:tabs>
         <w:spacing w:after="0" w:line="240" w:lineRule="auto"/>
         <w:ind w:left="570" w:hanging="570"/>
         <w:jc w:val="both"/>
@@ -6817,7 +6943,8 @@
           <w:sz w:val="16"/>
           <w:szCs w:val="16"/>
         </w:rPr>
-        <w:t xml:space="preserve"> </w:t>
+        <w:tab/>
+        <w:t xml:space="preserve"/>
       </w:r>
       <w:r>
         <w:rPr>
@@ -6929,18 +7056,6 @@
     </w:p>
     <w:p>
       <w:pPr>
-        <w:spacing w:after="0" w:line="240" w:lineRule="auto"/>
-        <w:ind w:right="4"/>
-        <w:jc w:val="both"/>
-        <w:rPr>
-          <w:rFonts w:ascii="Arial Narrow" w:eastAsia="Arial Narrow" w:hAnsi="Arial Narrow" w:cs="Arial Narrow"/>
-          <w:sz w:val="16"/>
-          <w:szCs w:val="16"/>
-        </w:rPr>
-      </w:pPr>
-    </w:p>
-    <w:p>
-      <w:pPr>
         <w:pStyle w:val="NormalWeb"/>
         <w:spacing w:after="0" w:line="240" w:lineRule="auto"/>
         <w:ind w:left="2268" w:hanging="567"/>
@@ -6966,39 +7081,13 @@
           <w:szCs w:val="16"/>
         </w:rPr>
         <w:tab/>
-        <w:t>Puede declararse confidencial aquella información presentada por las partes o terceros en el marco de un procedimiento seguido ante INDECOPI o aquella información acopiada por el INDECOPI en el curso de sus actividades de supervisión, fiscalización y/o investigación, cuya divulgación implique una afectación significativa para el titular de la misma o un tercero del que el aportante la hubiere recibido, u otorgue una ventaja significativa para un competidor del aportante de la información.    </w:t>
+        <w:t xml:space="preserve">Puede declararse confidencial aquella información presentada por las partes o terceros en el marco de un procedimiento seguido ante INDECOPI o aquella información acopiada por el INDECOPI en el curso de sus actividades de supervisión, fiscalización y/o investigación, cuya divulgación implique una afectación significativa para el titular de la misma o un tercero del que el aportante la hubiere recibido, u otorgue una ventaja significativa para un competidor del aportante de la información.    </w:t>
       </w:r>
     </w:p>
     <w:p>
       <w:pPr>
         <w:pStyle w:val="NormalWeb"/>
         <w:spacing w:after="0" w:line="240" w:lineRule="auto"/>
-        <w:ind w:left="2268" w:hanging="567"/>
-        <w:jc w:val="both"/>
-        <w:rPr>
-          <w:rFonts w:ascii="Arial Narrow" w:eastAsia="Arial Narrow" w:hAnsi="Arial Narrow" w:cs="Arial Narrow"/>
-          <w:sz w:val="16"/>
-          <w:szCs w:val="16"/>
-        </w:rPr>
-      </w:pPr>
-    </w:p>
-    <w:p>
-      <w:pPr>
-        <w:pStyle w:val="NormalWeb"/>
-        <w:spacing w:after="0" w:line="240" w:lineRule="auto"/>
-        <w:ind w:left="2268" w:hanging="567"/>
-        <w:jc w:val="both"/>
-        <w:rPr>
-          <w:rFonts w:ascii="Arial Narrow" w:eastAsia="Arial Narrow" w:hAnsi="Arial Narrow" w:cs="Arial Narrow"/>
-          <w:sz w:val="16"/>
-          <w:szCs w:val="16"/>
-        </w:rPr>
-      </w:pPr>
-    </w:p>
-    <w:p>
-      <w:pPr>
-        <w:pStyle w:val="NormalWeb"/>
-        <w:spacing w:after="0" w:line="240" w:lineRule="auto"/>
         <w:ind w:left="2268"/>
         <w:jc w:val="both"/>
         <w:rPr>
@@ -7015,19 +7104,6 @@
         </w:rPr>
         <w:t>Puede también declararse confidencial aquella información que sea considerada reservada o confidencial por Ley. Entre estas:</w:t>
       </w:r>
-    </w:p>
-    <w:p>
-      <w:pPr>
-        <w:pStyle w:val="NormalWeb"/>
-        <w:spacing w:after="0" w:line="240" w:lineRule="auto"/>
-        <w:ind w:left="2268"/>
-        <w:jc w:val="both"/>
-        <w:rPr>
-          <w:rFonts w:ascii="Arial Narrow" w:eastAsia="Arial Narrow" w:hAnsi="Arial Narrow" w:cs="Arial Narrow"/>
-          <w:sz w:val="16"/>
-          <w:szCs w:val="16"/>
-        </w:rPr>
-      </w:pPr>
     </w:p>
     <w:p>
       <w:pPr>
@@ -7077,7 +7153,7 @@
           <w:sz w:val="16"/>
           <w:szCs w:val="16"/>
         </w:rPr>
-        <w:t>     </w:t>
+        <w:t xml:space="preserve">     </w:t>
       </w:r>
       <w:r>
         <w:rPr>
@@ -7093,19 +7169,6 @@
       <w:pPr>
         <w:pStyle w:val="NormalWeb"/>
         <w:spacing w:after="0" w:line="240" w:lineRule="auto"/>
-        <w:ind w:left="2268"/>
-        <w:jc w:val="both"/>
-        <w:rPr>
-          <w:rFonts w:ascii="Arial Narrow" w:eastAsia="Arial Narrow" w:hAnsi="Arial Narrow" w:cs="Arial Narrow"/>
-          <w:sz w:val="16"/>
-          <w:szCs w:val="16"/>
-        </w:rPr>
-      </w:pPr>
-    </w:p>
-    <w:p>
-      <w:pPr>
-        <w:pStyle w:val="NormalWeb"/>
-        <w:spacing w:after="0" w:line="240" w:lineRule="auto"/>
         <w:ind w:left="2835" w:hanging="567"/>
         <w:jc w:val="both"/>
         <w:rPr>
@@ -7136,19 +7199,6 @@
       <w:pPr>
         <w:pStyle w:val="NormalWeb"/>
         <w:spacing w:after="0" w:line="240" w:lineRule="auto"/>
-        <w:ind w:left="2268"/>
-        <w:jc w:val="both"/>
-        <w:rPr>
-          <w:rFonts w:ascii="Arial Narrow" w:eastAsia="Arial Narrow" w:hAnsi="Arial Narrow" w:cs="Arial Narrow"/>
-          <w:sz w:val="16"/>
-          <w:szCs w:val="16"/>
-        </w:rPr>
-      </w:pPr>
-    </w:p>
-    <w:p>
-      <w:pPr>
-        <w:pStyle w:val="NormalWeb"/>
-        <w:spacing w:after="0" w:line="240" w:lineRule="auto"/>
         <w:ind w:left="2835" w:hanging="567"/>
         <w:jc w:val="both"/>
         <w:rPr>
@@ -7187,19 +7237,6 @@
           <w:szCs w:val="16"/>
         </w:rPr>
       </w:pPr>
-    </w:p>
-    <w:p>
-      <w:pPr>
-        <w:pStyle w:val="NormalWeb"/>
-        <w:spacing w:after="0" w:line="240" w:lineRule="auto"/>
-        <w:ind w:left="2835"/>
-        <w:jc w:val="both"/>
-        <w:rPr>
-          <w:rFonts w:ascii="Arial Narrow" w:eastAsia="Arial Narrow" w:hAnsi="Arial Narrow" w:cs="Arial Narrow"/>
-          <w:sz w:val="16"/>
-          <w:szCs w:val="16"/>
-        </w:rPr>
-      </w:pPr>
       <w:r>
         <w:rPr>
           <w:rFonts w:ascii="Arial Narrow" w:eastAsia="Arial Narrow" w:hAnsi="Arial Narrow" w:cs="Arial Narrow"/>
@@ -7208,19 +7245,6 @@
         </w:rPr>
         <w:t>Se considerará lo siguiente:</w:t>
       </w:r>
-    </w:p>
-    <w:p>
-      <w:pPr>
-        <w:pStyle w:val="NormalWeb"/>
-        <w:spacing w:after="0" w:line="240" w:lineRule="auto"/>
-        <w:ind w:left="2835"/>
-        <w:jc w:val="both"/>
-        <w:rPr>
-          <w:rFonts w:ascii="Arial Narrow" w:eastAsia="Arial Narrow" w:hAnsi="Arial Narrow" w:cs="Arial Narrow"/>
-          <w:sz w:val="16"/>
-          <w:szCs w:val="16"/>
-        </w:rPr>
-      </w:pPr>
     </w:p>
     <w:p>
       <w:pPr>
@@ -7409,19 +7433,6 @@
       <w:pPr>
         <w:pStyle w:val="NormalWeb"/>
         <w:spacing w:after="0" w:line="240" w:lineRule="auto"/>
-        <w:ind w:left="3402" w:hanging="567"/>
-        <w:jc w:val="both"/>
-        <w:rPr>
-          <w:rFonts w:ascii="Arial Narrow" w:eastAsia="Arial Narrow" w:hAnsi="Arial Narrow" w:cs="Arial Narrow"/>
-          <w:sz w:val="16"/>
-          <w:szCs w:val="16"/>
-        </w:rPr>
-      </w:pPr>
-    </w:p>
-    <w:p>
-      <w:pPr>
-        <w:pStyle w:val="NormalWeb"/>
-        <w:spacing w:after="0" w:line="240" w:lineRule="auto"/>
         <w:ind w:left="2835"/>
         <w:jc w:val="both"/>
         <w:rPr>
@@ -7438,19 +7449,6 @@
         </w:rPr>
         <w:t>La información de un secreto empresarial podrá estar referida a la naturaleza, características o finalidades de los productos; a los métodos o procesos de producción; o, a los medios o formas de distribución o comercialización de productos o prestación de servicios.</w:t>
       </w:r>
-    </w:p>
-    <w:p>
-      <w:pPr>
-        <w:pStyle w:val="NormalWeb"/>
-        <w:spacing w:after="0" w:line="240" w:lineRule="auto"/>
-        <w:ind w:left="2835"/>
-        <w:jc w:val="both"/>
-        <w:rPr>
-          <w:rFonts w:ascii="Arial Narrow" w:eastAsia="Arial Narrow" w:hAnsi="Arial Narrow" w:cs="Arial Narrow"/>
-          <w:sz w:val="16"/>
-          <w:szCs w:val="16"/>
-        </w:rPr>
-      </w:pPr>
     </w:p>
     <w:p>
       <w:pPr>
@@ -7498,6 +7496,9 @@
     <w:p>
       <w:pPr>
         <w:pStyle w:val="Textonotapie"/>
+        <w:tabs>
+          <w:tab w:val="left" w:pos="567"/>
+        </w:tabs>
         <w:ind w:left="567" w:hanging="567"/>
         <w:jc w:val="both"/>
         <w:rPr>
@@ -7523,7 +7524,8 @@
           <w:sz w:val="16"/>
           <w:szCs w:val="16"/>
         </w:rPr>
-        <w:t xml:space="preserve"> </w:t>
+        <w:tab/>
+        <w:t xml:space="preserve"/>
       </w:r>
       <w:r>
         <w:rPr>
@@ -7564,7 +7566,7 @@
           <w:szCs w:val="16"/>
           <w:shd w:val="clear" w:color="auto" w:fill="FFFFFF"/>
         </w:rPr>
-        <w:t>  </w:t>
+        <w:t xml:space="preserve">  </w:t>
       </w:r>
       <w:r>
         <w:rPr>
@@ -7619,7 +7621,7 @@
           <w:szCs w:val="16"/>
           <w:shd w:val="clear" w:color="auto" w:fill="FFFFFF"/>
         </w:rPr>
-        <w:t>(…) </w:t>
+        <w:t xml:space="preserve">(…) </w:t>
       </w:r>
     </w:p>
     <w:p>
@@ -7660,6 +7662,9 @@
     <w:p>
       <w:pPr>
         <w:pStyle w:val="Sinespaciado"/>
+        <w:tabs>
+          <w:tab w:val="left" w:pos="567"/>
+        </w:tabs>
         <w:ind w:left="567" w:hanging="567"/>
         <w:jc w:val="both"/>
         <w:rPr>
@@ -7686,7 +7691,8 @@
           <w:sz w:val="16"/>
           <w:szCs w:val="16"/>
         </w:rPr>
-        <w:t xml:space="preserve"> </w:t>
+        <w:tab/>
+        <w:t xml:space="preserve"/>
       </w:r>
       <w:r>
         <w:rPr>
@@ -7767,6 +7773,70 @@
     </w:p>
   </w:footnote>
   <w:footnote w:id="5">
+    <w:p>
+      <w:pPr>
+        <w:pStyle w:val="paragraph"/>
+        <w:tabs>
+          <w:tab w:val="left" w:pos="555"/>
+        </w:tabs>
+        <w:spacing w:before="0" w:beforeAutospacing="0" w:after="0" w:afterAutospacing="0"/>
+        <w:ind w:left="555" w:hanging="555"/>
+        <w:jc w:val="both"/>
+        <w:textAlignment w:val="baseline"/>
+        <w:rPr>
+          <w:rFonts w:ascii="Arial Narrow" w:eastAsia="Arial Narrow" w:hAnsi="Arial Narrow" w:cs="Arial Narrow"/>
+          <w:sz w:val="16"/>
+          <w:szCs w:val="16"/>
+        </w:rPr>
+      </w:pPr>
+      <w:r>
+        <w:rPr>
+          <w:rStyle w:val="Refdenotaalpie"/>
+          <w:rFonts w:ascii="Arial Narrow" w:eastAsia="Arial Narrow" w:hAnsi="Arial Narrow" w:cs="Arial Narrow"/>
+          <w:sz w:val="16"/>
+          <w:szCs w:val="16"/>
+          <w:vertAlign w:val="superscript"/>
+        </w:rPr>
+        <w:footnoteRef/>
+      </w:r>
+      <w:r>
+        <w:rPr>
+          <w:rFonts w:ascii="Arial Narrow" w:eastAsia="Arial Narrow" w:hAnsi="Arial Narrow" w:cs="Arial Narrow"/>
+          <w:sz w:val="16"/>
+          <w:szCs w:val="16"/>
+        </w:rPr>
+        <w:tab/>
+        <w:t xml:space="preserve"/>
+      </w:r>
+      <w:r>
+        <w:rPr>
+          <w:rFonts w:ascii="Arial Narrow" w:eastAsia="Arial Narrow" w:hAnsi="Arial Narrow" w:cs="Arial Narrow"/>
+          <w:sz w:val="16"/>
+          <w:szCs w:val="16"/>
+        </w:rPr>
+        <w:tab/>
+      </w:r>
+      <w:r>
+        <w:rPr>
+          <w:rStyle w:val="normaltextrun"/>
+          <w:rFonts w:ascii="Arial Narrow" w:eastAsia="Arial Narrow" w:hAnsi="Arial Narrow" w:cs="Arial Narrow"/>
+          <w:b/>
+          <w:bCs/>
+          <w:sz w:val="16"/>
+          <w:szCs w:val="16"/>
+        </w:rPr>
+        <w:t>Decreto Supremo 006-2026-JUS, TEXTO ÚNICO ORDENADO DE LA LEY DEL PROCEDIMIENTO ADMINISTRATIVO GENERAL, publicado el 30 de abril de 2026.</w:t>
+      </w:r>
+      <w:r>
+        <w:rPr>
+          <w:rStyle w:val="eop"/>
+          <w:rFonts w:ascii="Arial Narrow" w:eastAsia="Arial Narrow" w:hAnsi="Arial Narrow" w:cs="Arial Narrow"/>
+          <w:sz w:val="16"/>
+          <w:szCs w:val="16"/>
+        </w:rPr>
+        <w:t xml:space="preserve"> </w:t>
+      </w:r>
+    </w:p>
     <w:p>
       <w:pPr>
         <w:pStyle w:val="paragraph"/>
@@ -7782,40 +7852,135 @@
       </w:pPr>
       <w:r>
         <w:rPr>
-          <w:rStyle w:val="Refdenotaalpie"/>
-          <w:rFonts w:ascii="Arial Narrow" w:eastAsia="Arial Narrow" w:hAnsi="Arial Narrow" w:cs="Arial Narrow"/>
-          <w:sz w:val="16"/>
-          <w:szCs w:val="16"/>
-          <w:vertAlign w:val="superscript"/>
-        </w:rPr>
-        <w:footnoteRef/>
-      </w:r>
-      <w:r>
-        <w:rPr>
-          <w:rFonts w:ascii="Arial Narrow" w:eastAsia="Arial Narrow" w:hAnsi="Arial Narrow" w:cs="Arial Narrow"/>
-          <w:sz w:val="16"/>
-          <w:szCs w:val="16"/>
-        </w:rPr>
-        <w:t xml:space="preserve"> </w:t>
-      </w:r>
-      <w:r>
-        <w:rPr>
-          <w:rFonts w:ascii="Arial Narrow" w:eastAsia="Arial Narrow" w:hAnsi="Arial Narrow" w:cs="Arial Narrow"/>
+          <w:rStyle w:val="normaltextrun"/>
+          <w:rFonts w:ascii="Arial Narrow" w:eastAsia="Arial Narrow" w:hAnsi="Arial Narrow" w:cs="Arial Narrow"/>
+          <w:b/>
+          <w:bCs/>
+          <w:sz w:val="16"/>
+          <w:szCs w:val="16"/>
+        </w:rPr>
+        <w:t xml:space="preserve">            </w:t>
+      </w:r>
+      <w:r>
+        <w:rPr>
+          <w:rStyle w:val="normaltextrun"/>
+          <w:rFonts w:ascii="Arial Narrow" w:eastAsia="Arial Narrow" w:hAnsi="Arial Narrow" w:cs="Arial Narrow"/>
+          <w:b/>
+          <w:bCs/>
           <w:sz w:val="16"/>
           <w:szCs w:val="16"/>
         </w:rPr>
         <w:tab/>
-      </w:r>
+        <w:t>Artículo IV. Principios del procedimiento administrativo</w:t>
+      </w:r>
+      <w:r>
+        <w:rPr>
+          <w:rStyle w:val="eop"/>
+          <w:rFonts w:ascii="Arial Narrow" w:eastAsia="Arial Narrow" w:hAnsi="Arial Narrow" w:cs="Arial Narrow"/>
+          <w:sz w:val="16"/>
+          <w:szCs w:val="16"/>
+        </w:rPr>
+        <w:t xml:space="preserve"> </w:t>
+      </w:r>
+    </w:p>
+    <w:p>
+      <w:pPr>
+        <w:pStyle w:val="paragraph"/>
+        <w:spacing w:before="0" w:beforeAutospacing="0" w:after="0" w:afterAutospacing="0"/>
+        <w:ind w:left="555"/>
+        <w:jc w:val="both"/>
+        <w:textAlignment w:val="baseline"/>
+        <w:rPr>
+          <w:rFonts w:ascii="Arial Narrow" w:eastAsia="Arial Narrow" w:hAnsi="Arial Narrow" w:cs="Arial Narrow"/>
+          <w:sz w:val="16"/>
+          <w:szCs w:val="16"/>
+        </w:rPr>
+      </w:pPr>
       <w:r>
         <w:rPr>
           <w:rStyle w:val="normaltextrun"/>
           <w:rFonts w:ascii="Arial Narrow" w:eastAsia="Arial Narrow" w:hAnsi="Arial Narrow" w:cs="Arial Narrow"/>
+          <w:sz w:val="16"/>
+          <w:szCs w:val="16"/>
+        </w:rPr>
+        <w:t>1. El procedimiento administrativo se sustenta fundamentalmente en los siguientes principios, sin perjuicio de la vigencia de otros principios generales del Derecho Administrativo:</w:t>
+      </w:r>
+      <w:r>
+        <w:rPr>
+          <w:rStyle w:val="eop"/>
+          <w:rFonts w:ascii="Arial Narrow" w:eastAsia="Arial Narrow" w:hAnsi="Arial Narrow" w:cs="Arial Narrow"/>
+          <w:sz w:val="16"/>
+          <w:szCs w:val="16"/>
+        </w:rPr>
+        <w:t xml:space="preserve"> </w:t>
+      </w:r>
+    </w:p>
+    <w:p>
+      <w:pPr>
+        <w:pStyle w:val="paragraph"/>
+        <w:spacing w:before="0" w:beforeAutospacing="0" w:after="0" w:afterAutospacing="0"/>
+        <w:ind w:left="555"/>
+        <w:jc w:val="both"/>
+        <w:textAlignment w:val="baseline"/>
+        <w:rPr>
+          <w:rStyle w:val="eop"/>
+          <w:rFonts w:ascii="Arial Narrow" w:eastAsia="Arial Narrow" w:hAnsi="Arial Narrow" w:cs="Arial Narrow"/>
+          <w:sz w:val="16"/>
+          <w:szCs w:val="16"/>
+        </w:rPr>
+      </w:pPr>
+      <w:r>
+        <w:rPr>
+          <w:rStyle w:val="normaltextrun"/>
+          <w:rFonts w:ascii="Arial Narrow" w:eastAsia="Arial Narrow" w:hAnsi="Arial Narrow" w:cs="Arial Narrow"/>
+          <w:sz w:val="16"/>
+          <w:szCs w:val="16"/>
+        </w:rPr>
+        <w:t>(…)</w:t>
+      </w:r>
+      <w:r>
+        <w:rPr>
+          <w:rStyle w:val="eop"/>
+          <w:rFonts w:ascii="Arial Narrow" w:eastAsia="Arial Narrow" w:hAnsi="Arial Narrow" w:cs="Arial Narrow"/>
+          <w:sz w:val="16"/>
+          <w:szCs w:val="16"/>
+        </w:rPr>
+        <w:t xml:space="preserve"> </w:t>
+      </w:r>
+    </w:p>
+    <w:p>
+      <w:pPr>
+        <w:pStyle w:val="paragraph"/>
+        <w:spacing w:before="0" w:beforeAutospacing="0" w:after="0" w:afterAutospacing="0"/>
+        <w:ind w:left="555"/>
+        <w:jc w:val="both"/>
+        <w:textAlignment w:val="baseline"/>
+        <w:rPr>
+          <w:rStyle w:val="eop"/>
+          <w:rFonts w:ascii="Arial Narrow" w:eastAsia="Arial Narrow" w:hAnsi="Arial Narrow" w:cs="Arial Narrow"/>
+          <w:sz w:val="16"/>
+          <w:szCs w:val="16"/>
+        </w:rPr>
+      </w:pPr>
+      <w:r>
+        <w:rPr>
+          <w:rStyle w:val="normaltextrun"/>
+          <w:rFonts w:ascii="Arial Narrow" w:eastAsia="Arial Narrow" w:hAnsi="Arial Narrow" w:cs="Arial Narrow"/>
           <w:b/>
           <w:bCs/>
           <w:sz w:val="16"/>
           <w:szCs w:val="16"/>
         </w:rPr>
-        <w:t>Decreto Supremo 006-2026-JUS, TEXTO ÚNICO ORDENADO DE LA LEY DEL PROCEDIMIENTO ADMINISTRATIVO GENERAL, publicado el 30 de abril de 2026.</w:t>
+        <w:t xml:space="preserve">1.8 Principio de buena fe procedimental.- </w:t>
+      </w:r>
+      <w:r>
+        <w:rPr>
+          <w:rStyle w:val="normaltextrun"/>
+          <w:rFonts w:ascii="Arial Narrow" w:eastAsia="Arial Narrow" w:hAnsi="Arial Narrow" w:cs="Arial Narrow"/>
+          <w:sz w:val="16"/>
+          <w:szCs w:val="16"/>
+        </w:rPr>
+        <w:t>La autoridad administrativa, los administrados, sus representantes o abogados, realizan sus respectivos actos procedimentales guiados por el respeto mutuo, la colaboración y la buena fe. La autoridad administrativa no puede actuar contra sus propios actos, salvo los supuestos de revisión de oficio contemplados en la presente Ley.</w:t>
       </w:r>
       <w:r>
         <w:rPr>
@@ -7824,7 +7989,39 @@
           <w:sz w:val="16"/>
           <w:szCs w:val="16"/>
         </w:rPr>
-        <w:t> </w:t>
+        <w:t xml:space="preserve"> </w:t>
+      </w:r>
+    </w:p>
+    <w:p>
+      <w:pPr>
+        <w:pStyle w:val="paragraph"/>
+        <w:spacing w:before="0" w:beforeAutospacing="0" w:after="0" w:afterAutospacing="0"/>
+        <w:ind w:left="555"/>
+        <w:jc w:val="both"/>
+        <w:textAlignment w:val="baseline"/>
+        <w:rPr>
+          <w:rFonts w:ascii="Arial Narrow" w:eastAsia="Arial Narrow" w:hAnsi="Arial Narrow" w:cs="Arial Narrow"/>
+          <w:sz w:val="16"/>
+          <w:szCs w:val="16"/>
+        </w:rPr>
+      </w:pPr>
+      <w:r>
+        <w:rPr>
+          <w:rStyle w:val="normaltextrun"/>
+          <w:rFonts w:ascii="Arial Narrow" w:eastAsia="Arial Narrow" w:hAnsi="Arial Narrow" w:cs="Arial Narrow"/>
+          <w:sz w:val="16"/>
+          <w:szCs w:val="16"/>
+        </w:rPr>
+        <w:t>Ninguna regulación del procedimiento administrativo puede interpretarse de modo tal que ampare alguna conducta contra la buena fe procedimental.</w:t>
+      </w:r>
+      <w:r>
+        <w:rPr>
+          <w:rStyle w:val="eop"/>
+          <w:rFonts w:ascii="Arial Narrow" w:eastAsia="Arial Narrow" w:hAnsi="Arial Narrow" w:cs="Arial Narrow"/>
+          <w:sz w:val="16"/>
+          <w:szCs w:val="16"/>
+        </w:rPr>
+        <w:t xml:space="preserve"> </w:t>
       </w:r>
     </w:p>
     <w:p>
@@ -7840,213 +8037,15 @@
           <w:szCs w:val="16"/>
         </w:rPr>
       </w:pPr>
-      <w:r>
-        <w:rPr>
-          <w:rStyle w:val="normaltextrun"/>
-          <w:rFonts w:ascii="Arial Narrow" w:eastAsia="Arial Narrow" w:hAnsi="Arial Narrow" w:cs="Arial Narrow"/>
-          <w:b/>
-          <w:bCs/>
-          <w:sz w:val="16"/>
-          <w:szCs w:val="16"/>
-        </w:rPr>
-        <w:t>            </w:t>
-      </w:r>
-      <w:r>
-        <w:rPr>
-          <w:rStyle w:val="normaltextrun"/>
-          <w:rFonts w:ascii="Arial Narrow" w:eastAsia="Arial Narrow" w:hAnsi="Arial Narrow" w:cs="Arial Narrow"/>
-          <w:b/>
-          <w:bCs/>
-          <w:sz w:val="16"/>
-          <w:szCs w:val="16"/>
-        </w:rPr>
-        <w:tab/>
-        <w:t>Artículo IV. Principios del procedimiento administrativo</w:t>
-      </w:r>
-      <w:r>
-        <w:rPr>
-          <w:rStyle w:val="eop"/>
-          <w:rFonts w:ascii="Arial Narrow" w:eastAsia="Arial Narrow" w:hAnsi="Arial Narrow" w:cs="Arial Narrow"/>
-          <w:sz w:val="16"/>
-          <w:szCs w:val="16"/>
-        </w:rPr>
-        <w:t> </w:t>
-      </w:r>
-    </w:p>
-    <w:p>
-      <w:pPr>
-        <w:pStyle w:val="paragraph"/>
-        <w:spacing w:before="0" w:beforeAutospacing="0" w:after="0" w:afterAutospacing="0"/>
-        <w:ind w:left="555"/>
-        <w:jc w:val="both"/>
-        <w:textAlignment w:val="baseline"/>
-        <w:rPr>
-          <w:rFonts w:ascii="Arial Narrow" w:eastAsia="Arial Narrow" w:hAnsi="Arial Narrow" w:cs="Arial Narrow"/>
-          <w:sz w:val="16"/>
-          <w:szCs w:val="16"/>
-        </w:rPr>
-      </w:pPr>
-      <w:r>
-        <w:rPr>
-          <w:rStyle w:val="normaltextrun"/>
-          <w:rFonts w:ascii="Arial Narrow" w:eastAsia="Arial Narrow" w:hAnsi="Arial Narrow" w:cs="Arial Narrow"/>
-          <w:sz w:val="16"/>
-          <w:szCs w:val="16"/>
-        </w:rPr>
-        <w:t>1. El procedimiento administrativo se sustenta fundamentalmente en los siguientes principios, sin perjuicio de la vigencia de otros principios generales del Derecho Administrativo:</w:t>
-      </w:r>
-      <w:r>
-        <w:rPr>
-          <w:rStyle w:val="eop"/>
-          <w:rFonts w:ascii="Arial Narrow" w:eastAsia="Arial Narrow" w:hAnsi="Arial Narrow" w:cs="Arial Narrow"/>
-          <w:sz w:val="16"/>
-          <w:szCs w:val="16"/>
-        </w:rPr>
-        <w:t> </w:t>
-      </w:r>
-    </w:p>
-    <w:p>
-      <w:pPr>
-        <w:pStyle w:val="paragraph"/>
-        <w:spacing w:before="0" w:beforeAutospacing="0" w:after="0" w:afterAutospacing="0"/>
-        <w:ind w:left="555"/>
-        <w:jc w:val="both"/>
-        <w:textAlignment w:val="baseline"/>
-        <w:rPr>
-          <w:rStyle w:val="eop"/>
-          <w:rFonts w:ascii="Arial Narrow" w:eastAsia="Arial Narrow" w:hAnsi="Arial Narrow" w:cs="Arial Narrow"/>
-          <w:sz w:val="16"/>
-          <w:szCs w:val="16"/>
-        </w:rPr>
-      </w:pPr>
-      <w:r>
-        <w:rPr>
-          <w:rStyle w:val="normaltextrun"/>
-          <w:rFonts w:ascii="Arial Narrow" w:eastAsia="Arial Narrow" w:hAnsi="Arial Narrow" w:cs="Arial Narrow"/>
-          <w:sz w:val="16"/>
-          <w:szCs w:val="16"/>
-        </w:rPr>
-        <w:t>(…)</w:t>
-      </w:r>
-      <w:r>
-        <w:rPr>
-          <w:rStyle w:val="eop"/>
-          <w:rFonts w:ascii="Arial Narrow" w:eastAsia="Arial Narrow" w:hAnsi="Arial Narrow" w:cs="Arial Narrow"/>
-          <w:sz w:val="16"/>
-          <w:szCs w:val="16"/>
-        </w:rPr>
-        <w:t> </w:t>
-      </w:r>
-    </w:p>
-    <w:p>
-      <w:pPr>
-        <w:pStyle w:val="paragraph"/>
-        <w:spacing w:before="0" w:beforeAutospacing="0" w:after="0" w:afterAutospacing="0"/>
-        <w:ind w:left="555"/>
-        <w:jc w:val="both"/>
-        <w:textAlignment w:val="baseline"/>
-        <w:rPr>
-          <w:rFonts w:ascii="Arial Narrow" w:eastAsia="Arial Narrow" w:hAnsi="Arial Narrow" w:cs="Arial Narrow"/>
-          <w:sz w:val="16"/>
-          <w:szCs w:val="16"/>
-        </w:rPr>
-      </w:pPr>
-    </w:p>
-    <w:p>
-      <w:pPr>
-        <w:pStyle w:val="paragraph"/>
-        <w:spacing w:before="0" w:beforeAutospacing="0" w:after="0" w:afterAutospacing="0"/>
-        <w:ind w:left="555"/>
-        <w:jc w:val="both"/>
-        <w:textAlignment w:val="baseline"/>
-        <w:rPr>
-          <w:rStyle w:val="eop"/>
-          <w:rFonts w:ascii="Arial Narrow" w:eastAsia="Arial Narrow" w:hAnsi="Arial Narrow" w:cs="Arial Narrow"/>
-          <w:sz w:val="16"/>
-          <w:szCs w:val="16"/>
-        </w:rPr>
-      </w:pPr>
-      <w:r>
-        <w:rPr>
-          <w:rStyle w:val="normaltextrun"/>
-          <w:rFonts w:ascii="Arial Narrow" w:eastAsia="Arial Narrow" w:hAnsi="Arial Narrow" w:cs="Arial Narrow"/>
-          <w:b/>
-          <w:bCs/>
-          <w:sz w:val="16"/>
-          <w:szCs w:val="16"/>
-        </w:rPr>
-        <w:t>1.8 Principio de buena fe procedimental.- </w:t>
-      </w:r>
-      <w:r>
-        <w:rPr>
-          <w:rStyle w:val="normaltextrun"/>
-          <w:rFonts w:ascii="Arial Narrow" w:eastAsia="Arial Narrow" w:hAnsi="Arial Narrow" w:cs="Arial Narrow"/>
-          <w:sz w:val="16"/>
-          <w:szCs w:val="16"/>
-        </w:rPr>
-        <w:t>La autoridad administrativa, los administrados, sus representantes o abogados, realizan sus respectivos actos procedimentales guiados por el respeto mutuo, la colaboración y la buena fe. La autoridad administrativa no puede actuar contra sus propios actos, salvo los supuestos de revisión de oficio contemplados en la presente Ley.</w:t>
-      </w:r>
-      <w:r>
-        <w:rPr>
-          <w:rStyle w:val="eop"/>
-          <w:rFonts w:ascii="Arial Narrow" w:eastAsia="Arial Narrow" w:hAnsi="Arial Narrow" w:cs="Arial Narrow"/>
-          <w:sz w:val="16"/>
-          <w:szCs w:val="16"/>
-        </w:rPr>
-        <w:t> </w:t>
-      </w:r>
-    </w:p>
-    <w:p>
-      <w:pPr>
-        <w:pStyle w:val="paragraph"/>
-        <w:spacing w:before="0" w:beforeAutospacing="0" w:after="0" w:afterAutospacing="0"/>
-        <w:ind w:left="555"/>
-        <w:jc w:val="both"/>
-        <w:textAlignment w:val="baseline"/>
-        <w:rPr>
-          <w:rFonts w:ascii="Arial Narrow" w:eastAsia="Arial Narrow" w:hAnsi="Arial Narrow" w:cs="Arial Narrow"/>
-          <w:sz w:val="16"/>
-          <w:szCs w:val="16"/>
-        </w:rPr>
-      </w:pPr>
-      <w:r>
-        <w:rPr>
-          <w:rStyle w:val="normaltextrun"/>
-          <w:rFonts w:ascii="Arial Narrow" w:eastAsia="Arial Narrow" w:hAnsi="Arial Narrow" w:cs="Arial Narrow"/>
-          <w:sz w:val="16"/>
-          <w:szCs w:val="16"/>
-        </w:rPr>
-        <w:t>Ninguna regulación del procedimiento administrativo puede interpretarse de modo tal que ampare alguna conducta contra la buena fe procedimental.</w:t>
-      </w:r>
-      <w:r>
-        <w:rPr>
-          <w:rStyle w:val="eop"/>
-          <w:rFonts w:ascii="Arial Narrow" w:eastAsia="Arial Narrow" w:hAnsi="Arial Narrow" w:cs="Arial Narrow"/>
-          <w:sz w:val="16"/>
-          <w:szCs w:val="16"/>
-        </w:rPr>
-        <w:t> </w:t>
-      </w:r>
-    </w:p>
-    <w:p>
-      <w:pPr>
-        <w:pStyle w:val="paragraph"/>
-        <w:spacing w:before="0" w:beforeAutospacing="0" w:after="0" w:afterAutospacing="0"/>
-        <w:ind w:left="555" w:hanging="555"/>
-        <w:jc w:val="both"/>
-        <w:textAlignment w:val="baseline"/>
-        <w:rPr>
-          <w:rFonts w:ascii="Arial Narrow" w:eastAsia="Arial Narrow" w:hAnsi="Arial Narrow" w:cs="Arial Narrow"/>
-          <w:sz w:val="16"/>
-          <w:szCs w:val="16"/>
-        </w:rPr>
-      </w:pPr>
     </w:p>
   </w:footnote>
   <w:footnote w:id="6">
     <w:p>
       <w:pPr>
         <w:pStyle w:val="Textonotapie"/>
+        <w:tabs>
+          <w:tab w:val="left" w:pos="567"/>
+        </w:tabs>
         <w:ind w:left="567" w:hanging="567"/>
         <w:jc w:val="both"/>
         <w:rPr>
@@ -8073,7 +8072,8 @@
           <w:sz w:val="16"/>
           <w:szCs w:val="16"/>
         </w:rPr>
-        <w:t xml:space="preserve"> </w:t>
+        <w:tab/>
+        <w:t xml:space="preserve"/>
       </w:r>
       <w:r>
         <w:rPr>
@@ -8211,6 +8211,9 @@
     <w:p>
       <w:pPr>
         <w:pStyle w:val="Textonotapie"/>
+        <w:tabs>
+          <w:tab w:val="left" w:pos="567"/>
+        </w:tabs>
         <w:ind w:left="567" w:hanging="567"/>
         <w:jc w:val="both"/>
         <w:rPr>
@@ -8237,7 +8240,8 @@
           <w:sz w:val="16"/>
           <w:szCs w:val="16"/>
         </w:rPr>
-        <w:t xml:space="preserve"> </w:t>
+        <w:tab/>
+        <w:t xml:space="preserve"/>
       </w:r>
       <w:r>
         <w:rPr>
@@ -8335,17 +8339,21 @@
         <w:jc w:val="both"/>
         <w:rPr>
           <w:rFonts w:ascii="Arial Narrow" w:eastAsia="Arial Narrow" w:hAnsi="Arial Narrow" w:cs="Arial Narrow"/>
-          <w:sz w:val="16"/>
-          <w:szCs w:val="16"/>
-        </w:rPr>
-      </w:pPr>
-      <w:r>
-        <w:rPr>
-          <w:rFonts w:ascii="Arial Narrow" w:eastAsia="Arial Narrow" w:hAnsi="Arial Narrow" w:cs="Arial Narrow"/>
-          <w:sz w:val="16"/>
-          <w:szCs w:val="16"/>
-        </w:rPr>
-        <w:t xml:space="preserve"> </w:t>
+          <w:b/>
+          <w:bCs/>
+          <w:sz w:val="16"/>
+          <w:szCs w:val="16"/>
+        </w:rPr>
+      </w:pPr>
+      <w:r>
+        <w:rPr>
+          <w:rFonts w:ascii="Arial Narrow" w:eastAsia="Arial Narrow" w:hAnsi="Arial Narrow" w:cs="Arial Narrow"/>
+          <w:b/>
+          <w:bCs/>
+          <w:sz w:val="16"/>
+          <w:szCs w:val="16"/>
+        </w:rPr>
+        <w:t xml:space="preserve">LEY DE ORGANIZACIÓN Y FUNCIONES DEL INDECOPI, APROBADA POR DECRETO LEGISLATIVO 1033 </w:t>
       </w:r>
     </w:p>
     <w:p>
@@ -8355,21 +8363,27 @@
         <w:jc w:val="both"/>
         <w:rPr>
           <w:rFonts w:ascii="Arial Narrow" w:eastAsia="Arial Narrow" w:hAnsi="Arial Narrow" w:cs="Arial Narrow"/>
+          <w:sz w:val="16"/>
+          <w:szCs w:val="16"/>
+        </w:rPr>
+      </w:pPr>
+      <w:r>
+        <w:rPr>
+          <w:rFonts w:ascii="Arial Narrow" w:eastAsia="Arial Narrow" w:hAnsi="Arial Narrow" w:cs="Arial Narrow"/>
           <w:b/>
           <w:bCs/>
           <w:sz w:val="16"/>
           <w:szCs w:val="16"/>
         </w:rPr>
-      </w:pPr>
-      <w:r>
-        <w:rPr>
-          <w:rFonts w:ascii="Arial Narrow" w:eastAsia="Arial Narrow" w:hAnsi="Arial Narrow" w:cs="Arial Narrow"/>
-          <w:b/>
-          <w:bCs/>
-          <w:sz w:val="16"/>
-          <w:szCs w:val="16"/>
-        </w:rPr>
-        <w:t xml:space="preserve">LEY DE ORGANIZACIÓN Y FUNCIONES DEL INDECOPI, APROBADA POR DECRETO LEGISLATIVO 1033 </w:t>
+        <w:t>Artículo 27.-</w:t>
+      </w:r>
+      <w:r>
+        <w:rPr>
+          <w:rFonts w:ascii="Arial Narrow" w:eastAsia="Arial Narrow" w:hAnsi="Arial Narrow" w:cs="Arial Narrow"/>
+          <w:sz w:val="16"/>
+          <w:szCs w:val="16"/>
+        </w:rPr>
+        <w:t xml:space="preserve"> De la Comisión de Protección al Consumidor.- </w:t>
       </w:r>
     </w:p>
     <w:p>
@@ -8386,60 +8400,10 @@
       <w:r>
         <w:rPr>
           <w:rFonts w:ascii="Arial Narrow" w:eastAsia="Arial Narrow" w:hAnsi="Arial Narrow" w:cs="Arial Narrow"/>
-          <w:b/>
-          <w:bCs/>
-          <w:sz w:val="16"/>
-          <w:szCs w:val="16"/>
-        </w:rPr>
-        <w:t>Artículo 27.-</w:t>
-      </w:r>
-      <w:r>
-        <w:rPr>
-          <w:rFonts w:ascii="Arial Narrow" w:eastAsia="Arial Narrow" w:hAnsi="Arial Narrow" w:cs="Arial Narrow"/>
-          <w:sz w:val="16"/>
-          <w:szCs w:val="16"/>
-        </w:rPr>
-        <w:t xml:space="preserve"> De la Comisión de Protección al Consumidor.- </w:t>
-      </w:r>
-    </w:p>
-    <w:p>
-      <w:pPr>
-        <w:pStyle w:val="Textonotapie"/>
-        <w:ind w:left="567"/>
-        <w:jc w:val="both"/>
-        <w:rPr>
-          <w:rFonts w:ascii="Arial Narrow" w:eastAsia="Arial Narrow" w:hAnsi="Arial Narrow" w:cs="Arial Narrow"/>
-          <w:sz w:val="16"/>
-          <w:szCs w:val="16"/>
-        </w:rPr>
-      </w:pPr>
-      <w:r>
-        <w:rPr>
-          <w:rFonts w:ascii="Arial Narrow" w:eastAsia="Arial Narrow" w:hAnsi="Arial Narrow" w:cs="Arial Narrow"/>
           <w:sz w:val="16"/>
           <w:szCs w:val="16"/>
         </w:rPr>
         <w:t xml:space="preserve">Corresponde a la Comisión de Protección al Consumidor velar por el cumplimiento de la Ley de Protección al Consumidor y de las leyes que, en general, protegen a los consumidores de la falta de idoneidad de los bienes y servicios en función de la información brindada, de las omisiones de información y de la discriminación en el consumo, así como de aquellas que complementen o sustituyan a las anteriores. </w:t>
-      </w:r>
-    </w:p>
-    <w:p>
-      <w:pPr>
-        <w:pStyle w:val="Textonotapie"/>
-        <w:ind w:left="567"/>
-        <w:jc w:val="both"/>
-        <w:rPr>
-          <w:rFonts w:ascii="Arial Narrow" w:eastAsia="Arial Narrow" w:hAnsi="Arial Narrow" w:cs="Arial Narrow"/>
-          <w:sz w:val="16"/>
-          <w:szCs w:val="16"/>
-        </w:rPr>
-      </w:pPr>
-      <w:r>
-        <w:rPr>
-          <w:rFonts w:ascii="Arial Narrow" w:eastAsia="Arial Narrow" w:hAnsi="Arial Narrow" w:cs="Arial Narrow"/>
-          <w:sz w:val="16"/>
-          <w:szCs w:val="16"/>
-        </w:rPr>
-        <w:t xml:space="preserve"> </w:t>
       </w:r>
     </w:p>
     <w:p>
@@ -8604,7 +8568,8 @@
           <w:sz w:val="16"/>
           <w:szCs w:val="16"/>
         </w:rPr>
-        <w:t xml:space="preserve"> </w:t>
+        <w:tab/>
+        <w:t xml:space="preserve"/>
       </w:r>
       <w:r>
         <w:rPr>
@@ -8688,18 +8653,6 @@
         </w:rPr>
         <w:t xml:space="preserve">La idoneidad es evaluada en función a la propia naturaleza del producto o servicio y a su aptitud para satisfacer la finalidad para la cual ha sido puesto en el mercado. Las autorizaciones por parte de los organismos del Estado para la fabricación de un producto o la prestación de un servicio, en los casos que sea necesario, no eximen de responsabilidad al proveedor frente al consumidor. </w:t>
       </w:r>
-    </w:p>
-    <w:p>
-      <w:pPr>
-        <w:pStyle w:val="Textonotapie"/>
-        <w:ind w:left="567" w:right="-1"/>
-        <w:jc w:val="both"/>
-        <w:rPr>
-          <w:rFonts w:ascii="Arial Narrow" w:eastAsia="Arial Narrow" w:hAnsi="Arial Narrow" w:cs="Arial Narrow"/>
-          <w:sz w:val="16"/>
-          <w:szCs w:val="16"/>
-        </w:rPr>
-      </w:pPr>
     </w:p>
     <w:p>
       <w:pPr>
@@ -8764,6 +8717,9 @@
   <w:footnote w:id="9">
     <w:p>
       <w:pPr>
+        <w:tabs>
+          <w:tab w:val="left" w:pos="567"/>
+        </w:tabs>
         <w:spacing w:after="0" w:line="240" w:lineRule="auto"/>
         <w:ind w:left="567" w:hanging="567"/>
         <w:jc w:val="both"/>
@@ -8789,15 +8745,16 @@
           <w:sz w:val="16"/>
           <w:szCs w:val="16"/>
         </w:rPr>
-        <w:t xml:space="preserve"> </w:t>
-      </w:r>
-      <w:r>
-        <w:rPr>
-          <w:rFonts w:ascii="Arial Narrow" w:eastAsia="Arial Narrow" w:hAnsi="Arial Narrow" w:cs="Arial Narrow"/>
-          <w:sz w:val="16"/>
-          <w:szCs w:val="16"/>
-        </w:rPr>
         <w:tab/>
+        <w:t xml:space="preserve"/>
+      </w:r>
+      <w:r>
+        <w:rPr>
+          <w:rFonts w:ascii="Arial Narrow" w:eastAsia="Arial Narrow" w:hAnsi="Arial Narrow" w:cs="Arial Narrow"/>
+          <w:sz w:val="16"/>
+          <w:szCs w:val="16"/>
+        </w:rPr>
+        <w:tab/>
       </w:r>
       <w:r>
         <w:rPr>
@@ -8843,17 +8800,6 @@
     <w:p>
       <w:pPr>
         <w:spacing w:after="0" w:line="240" w:lineRule="auto"/>
-        <w:jc w:val="both"/>
-        <w:rPr>
-          <w:rFonts w:ascii="Arial Narrow" w:eastAsia="Arial Narrow" w:hAnsi="Arial Narrow" w:cs="Arial Narrow"/>
-          <w:sz w:val="16"/>
-          <w:szCs w:val="16"/>
-        </w:rPr>
-      </w:pPr>
-    </w:p>
-    <w:p>
-      <w:pPr>
-        <w:spacing w:after="0" w:line="240" w:lineRule="auto"/>
         <w:ind w:left="567"/>
         <w:jc w:val="both"/>
         <w:rPr>
@@ -8920,18 +8866,6 @@
         </w:rPr>
         <w:t>(...).</w:t>
       </w:r>
-    </w:p>
-    <w:p>
-      <w:pPr>
-        <w:spacing w:after="0" w:line="240" w:lineRule="auto"/>
-        <w:ind w:left="567"/>
-        <w:jc w:val="both"/>
-        <w:rPr>
-          <w:rFonts w:ascii="Arial Narrow" w:eastAsia="Arial Narrow" w:hAnsi="Arial Narrow" w:cs="Arial Narrow"/>
-          <w:sz w:val="16"/>
-          <w:szCs w:val="16"/>
-        </w:rPr>
-      </w:pPr>
     </w:p>
     <w:p>
       <w:pPr>
@@ -9059,6 +8993,9 @@
     <w:p>
       <w:pPr>
         <w:pStyle w:val="Textonotapie"/>
+        <w:tabs>
+          <w:tab w:val="left" w:pos="567"/>
+        </w:tabs>
         <w:ind w:left="567" w:hanging="567"/>
         <w:jc w:val="both"/>
         <w:rPr>
@@ -9083,7 +9020,8 @@
           <w:sz w:val="16"/>
           <w:szCs w:val="16"/>
         </w:rPr>
-        <w:t xml:space="preserve"> </w:t>
+        <w:tab/>
+        <w:t xml:space="preserve"/>
       </w:r>
       <w:r>
         <w:rPr>
@@ -9120,6 +9058,9 @@
     <w:p>
       <w:pPr>
         <w:pStyle w:val="Textonotapie"/>
+        <w:tabs>
+          <w:tab w:val="left" w:pos="567"/>
+        </w:tabs>
         <w:ind w:left="567" w:hanging="567"/>
         <w:jc w:val="both"/>
         <w:rPr>
@@ -9144,7 +9085,8 @@
           <w:sz w:val="16"/>
           <w:szCs w:val="16"/>
         </w:rPr>
-        <w:t xml:space="preserve"> </w:t>
+        <w:tab/>
+        <w:t xml:space="preserve"/>
       </w:r>
       <w:r>
         <w:rPr>
@@ -9289,7 +9231,50 @@
       </w:pPr>
     </w:p>
   </w:footnote>
-  <w:footnote w:id="18">
+  <w:footnote w:id="12">
+    <w:p>
+      <w:pPr>
+        <w:pStyle w:val="Textonotapie"/>
+        <w:tabs>
+          <w:tab w:val="left" w:pos="567"/>
+        </w:tabs>
+        <w:ind w:left="567" w:hanging="567"/>
+        <w:jc w:val="both"/>
+        <w:rPr>
+          <w:rFonts w:ascii="Arial Narrow" w:eastAsia="Arial Narrow" w:hAnsi="Arial Narrow" w:cs="Arial Narrow"/>
+          <w:sz w:val="16"/>
+          <w:szCs w:val="16"/>
+        </w:rPr>
+      </w:pPr>
+      <w:r>
+        <w:rPr>
+          <w:rStyle w:val="Refdenotaalpie"/>
+          <w:rFonts w:ascii="Arial Narrow" w:eastAsia="Arial Narrow" w:hAnsi="Arial Narrow" w:cs="Arial Narrow"/>
+          <w:sz w:val="16"/>
+          <w:szCs w:val="16"/>
+          <w:vertAlign w:val="superscript"/>
+        </w:rPr>
+        <w:footnoteRef/>
+      </w:r>
+      <w:r>
+        <w:rPr>
+          <w:rFonts w:ascii="Arial Narrow" w:eastAsia="Arial Narrow" w:hAnsi="Arial Narrow" w:cs="Arial Narrow"/>
+          <w:sz w:val="16"/>
+          <w:szCs w:val="16"/>
+        </w:rPr>
+        <w:tab/>
+      </w:r>
+      <w:r>
+        <w:rPr>
+          <w:rFonts w:ascii="Arial Narrow" w:eastAsia="Arial Narrow" w:hAnsi="Arial Narrow" w:cs="Arial Narrow"/>
+          <w:b/>
+          <w:bCs/>
+          <w:sz w:val="16"/>
+          <w:szCs w:val="16"/>
+        </w:rPr>
+        <w:t xml:space="preserve">DECRETO LEGISLATIVO 807, LEY SOBRE FACULTADES, NORMAS Y ORGANIZACIÓN DEL INDECOPI, publicado el 18 de abril de 1996</w:t>
+      </w:r>
+    </w:p>
     <w:p>
       <w:pPr>
         <w:pStyle w:val="Textonotapie"/>
@@ -9303,16 +9288,6 @@
       </w:pPr>
       <w:r>
         <w:rPr>
-          <w:rStyle w:val="Refdenotaalpie"/>
-          <w:rFonts w:ascii="Arial Narrow" w:eastAsia="Arial Narrow" w:hAnsi="Arial Narrow" w:cs="Arial Narrow"/>
-          <w:sz w:val="16"/>
-          <w:szCs w:val="16"/>
-          <w:vertAlign w:val="superscript"/>
-        </w:rPr>
-        <w:footnoteRef/>
-      </w:r>
-      <w:r>
-        <w:rPr>
           <w:rFonts w:ascii="Arial Narrow" w:eastAsia="Arial Narrow" w:hAnsi="Arial Narrow" w:cs="Arial Narrow"/>
           <w:sz w:val="16"/>
           <w:szCs w:val="16"/>
@@ -9327,7 +9302,15 @@
           <w:sz w:val="16"/>
           <w:szCs w:val="16"/>
         </w:rPr>
-        <w:t xml:space="preserve">DECRETO LEGISLATIVO 807, LEY SOBRE FACULTADES, NORMAS Y ORGANIZACIÓN DEL INDECOPI, publicado el 18 de abril de 1996</w:t>
+        <w:t xml:space="preserve">Artículo 26.-</w:t>
+      </w:r>
+      <w:r>
+        <w:rPr>
+          <w:rFonts w:ascii="Arial Narrow" w:eastAsia="Arial Narrow" w:hAnsi="Arial Narrow" w:cs="Arial Narrow"/>
+          <w:sz w:val="16"/>
+          <w:szCs w:val="16"/>
+        </w:rPr>
+        <w:t xml:space="preserve"> Una vez admitida a trámite la denuncia, se correrá traslado de la misma al denunciado, a fin de que éste presente su descargo. El plazo para la presentación del descargo será de cinco (5) días contados desde la notificación, vencido el cual, el Secretario Técnico declarará en rebeldía al denunciado que no lo hubiera presentado.</w:t>
       </w:r>
     </w:p>
     <w:p>
@@ -9341,6 +9324,33 @@
           <w:szCs w:val="16"/>
         </w:rPr>
       </w:pPr>
+    </w:p>
+  </w:footnote>
+  <w:footnote w:id="13">
+    <w:p>
+      <w:pPr>
+        <w:pStyle w:val="Textonotapie"/>
+        <w:tabs>
+          <w:tab w:val="left" w:pos="567"/>
+        </w:tabs>
+        <w:ind w:left="567" w:hanging="567"/>
+        <w:jc w:val="both"/>
+        <w:rPr>
+          <w:rFonts w:ascii="Arial Narrow" w:eastAsia="Arial Narrow" w:hAnsi="Arial Narrow" w:cs="Arial Narrow"/>
+          <w:sz w:val="16"/>
+          <w:szCs w:val="16"/>
+        </w:rPr>
+      </w:pPr>
+      <w:r>
+        <w:rPr>
+          <w:rStyle w:val="Refdenotaalpie"/>
+          <w:rFonts w:ascii="Arial Narrow" w:eastAsia="Arial Narrow" w:hAnsi="Arial Narrow" w:cs="Arial Narrow"/>
+          <w:sz w:val="16"/>
+          <w:szCs w:val="16"/>
+          <w:vertAlign w:val="superscript"/>
+        </w:rPr>
+        <w:footnoteRef/>
+      </w:r>
       <w:r>
         <w:rPr>
           <w:rFonts w:ascii="Arial Narrow" w:eastAsia="Arial Narrow" w:hAnsi="Arial Narrow" w:cs="Arial Narrow"/>
@@ -9357,15 +9367,7 @@
           <w:sz w:val="16"/>
           <w:szCs w:val="16"/>
         </w:rPr>
-        <w:t xml:space="preserve">Artículo 26.-</w:t>
-      </w:r>
-      <w:r>
-        <w:rPr>
-          <w:rFonts w:ascii="Arial Narrow" w:eastAsia="Arial Narrow" w:hAnsi="Arial Narrow" w:cs="Arial Narrow"/>
-          <w:sz w:val="16"/>
-          <w:szCs w:val="16"/>
-        </w:rPr>
-        <w:t xml:space="preserve"> Una vez admitida a trámite la denuncia, se correrá traslado de la misma al denunciado, a fin de que éste presente su descargo. El plazo para la presentación del descargo será de cinco (5) días contados desde la notificación, vencido el cual, el Secretario Técnico declarará en rebeldía al denunciado que no lo hubiera presentado.</w:t>
+        <w:t xml:space="preserve">DECRETO SUPREMO 006-2026-JUS, TEXTO ÚNICO ORDENADO DE LA LEY 27444, LEY DEL PROCEDIMIENTO ADMINISTRATIVO GENERAL, publicado el 30 de abril de 2026</w:t>
       </w:r>
     </w:p>
     <w:p>
@@ -9379,9 +9381,25 @@
           <w:szCs w:val="16"/>
         </w:rPr>
       </w:pPr>
-    </w:p>
-  </w:footnote>
-  <w:footnote w:id="19">
+      <w:r>
+        <w:rPr>
+          <w:rFonts w:ascii="Arial Narrow" w:eastAsia="Arial Narrow" w:hAnsi="Arial Narrow" w:cs="Arial Narrow"/>
+          <w:sz w:val="16"/>
+          <w:szCs w:val="16"/>
+        </w:rPr>
+        <w:tab/>
+      </w:r>
+      <w:r>
+        <w:rPr>
+          <w:rFonts w:ascii="Arial Narrow" w:eastAsia="Arial Narrow" w:hAnsi="Arial Narrow" w:cs="Arial Narrow"/>
+          <w:b/>
+          <w:bCs/>
+          <w:sz w:val="16"/>
+          <w:szCs w:val="16"/>
+        </w:rPr>
+        <w:t xml:space="preserve">Artículo 223.- Contestación de la reclamación</w:t>
+      </w:r>
+    </w:p>
     <w:p>
       <w:pPr>
         <w:pStyle w:val="Textonotapie"/>
@@ -9395,16 +9413,6 @@
       </w:pPr>
       <w:r>
         <w:rPr>
-          <w:rStyle w:val="Refdenotaalpie"/>
-          <w:rFonts w:ascii="Arial Narrow" w:eastAsia="Arial Narrow" w:hAnsi="Arial Narrow" w:cs="Arial Narrow"/>
-          <w:sz w:val="16"/>
-          <w:szCs w:val="16"/>
-          <w:vertAlign w:val="superscript"/>
-        </w:rPr>
-        <w:footnoteRef/>
-      </w:r>
-      <w:r>
-        <w:rPr>
           <w:rFonts w:ascii="Arial Narrow" w:eastAsia="Arial Narrow" w:hAnsi="Arial Narrow" w:cs="Arial Narrow"/>
           <w:sz w:val="16"/>
           <w:szCs w:val="16"/>
@@ -9414,12 +9422,10 @@
       <w:r>
         <w:rPr>
           <w:rFonts w:ascii="Arial Narrow" w:eastAsia="Arial Narrow" w:hAnsi="Arial Narrow" w:cs="Arial Narrow"/>
-          <w:b/>
-          <w:bCs/>
-          <w:sz w:val="16"/>
-          <w:szCs w:val="16"/>
-        </w:rPr>
-        <w:t xml:space="preserve">DECRETO SUPREMO 006-2026-JUS, TEXTO ÚNICO ORDENADO DE LA LEY 27444, LEY DEL PROCEDIMIENTO ADMINISTRATIVO GENERAL, publicado el 30 de abril de 2026</w:t>
+          <w:sz w:val="16"/>
+          <w:szCs w:val="16"/>
+        </w:rPr>
+        <w:t xml:space="preserve">223.1 El reclamado deberá presentar la contestación de la reclamación dentro de los quince (15) días posteriores a la notificación de ésta; vencido este plazo, la Administración declarará en rebeldía al reclamado que no la hubiera presentado. La contestación deberá contener los requisitos de los escritos previstos en el artículo 113 de la presente Ley, así como la absolución de todos los asuntos controvertidos de hecho y de derecho, Las alegaciones y los hechos relevantes de la reclamación, salvo que hayan sido específicamente negadas en la contestación, se tendrán por aceptadas o merituadas como ciertas.</w:t>
       </w:r>
     </w:p>
     <w:p>
@@ -9433,6 +9439,35 @@
           <w:szCs w:val="16"/>
         </w:rPr>
       </w:pPr>
+    </w:p>
+  </w:footnote>
+  <w:footnote w:id="14">
+    <w:p>
+      <w:pPr>
+        <w:tabs>
+          <w:tab w:val="left" w:pos="567"/>
+        </w:tabs>
+        <w:spacing w:after="0" w:line="240" w:lineRule="auto"/>
+        <w:ind w:left="567" w:hanging="567"/>
+        <w:jc w:val="both"/>
+        <w:rPr>
+          <w:rFonts w:ascii="Arial Narrow" w:eastAsia="Arial Narrow" w:hAnsi="Arial Narrow" w:cs="Arial Narrow"/>
+          <w:b/>
+          <w:bCs/>
+          <w:sz w:val="16"/>
+          <w:szCs w:val="16"/>
+        </w:rPr>
+      </w:pPr>
+      <w:r>
+        <w:rPr>
+          <w:rStyle w:val="Refdenotaalpie"/>
+          <w:rFonts w:ascii="Arial Narrow" w:eastAsia="Arial Narrow" w:hAnsi="Arial Narrow" w:cs="Arial Narrow"/>
+          <w:sz w:val="16"/>
+          <w:szCs w:val="16"/>
+          <w:vertAlign w:val="superscript"/>
+        </w:rPr>
+        <w:footnoteRef/>
+      </w:r>
       <w:r>
         <w:rPr>
           <w:rFonts w:ascii="Arial Narrow" w:eastAsia="Arial Narrow" w:hAnsi="Arial Narrow" w:cs="Arial Narrow"/>
@@ -9440,90 +9475,7 @@
           <w:szCs w:val="16"/>
         </w:rPr>
         <w:tab/>
-      </w:r>
-      <w:r>
-        <w:rPr>
-          <w:rFonts w:ascii="Arial Narrow" w:eastAsia="Arial Narrow" w:hAnsi="Arial Narrow" w:cs="Arial Narrow"/>
-          <w:b/>
-          <w:bCs/>
-          <w:sz w:val="16"/>
-          <w:szCs w:val="16"/>
-        </w:rPr>
-        <w:t xml:space="preserve">Artículo 223.- Contestación de la reclamación</w:t>
-      </w:r>
-    </w:p>
-    <w:p>
-      <w:pPr>
-        <w:pStyle w:val="Textonotapie"/>
-        <w:ind w:left="567" w:hanging="567"/>
-        <w:jc w:val="both"/>
-        <w:rPr>
-          <w:rFonts w:ascii="Arial Narrow" w:eastAsia="Arial Narrow" w:hAnsi="Arial Narrow" w:cs="Arial Narrow"/>
-          <w:sz w:val="16"/>
-          <w:szCs w:val="16"/>
-        </w:rPr>
-      </w:pPr>
-      <w:r>
-        <w:rPr>
-          <w:rFonts w:ascii="Arial Narrow" w:eastAsia="Arial Narrow" w:hAnsi="Arial Narrow" w:cs="Arial Narrow"/>
-          <w:sz w:val="16"/>
-          <w:szCs w:val="16"/>
-        </w:rPr>
-        <w:tab/>
-      </w:r>
-      <w:r>
-        <w:rPr>
-          <w:rFonts w:ascii="Arial Narrow" w:eastAsia="Arial Narrow" w:hAnsi="Arial Narrow" w:cs="Arial Narrow"/>
-          <w:sz w:val="16"/>
-          <w:szCs w:val="16"/>
-        </w:rPr>
-        <w:t xml:space="preserve">223.1 El reclamado deberá presentar la contestación de la reclamación dentro de los quince (15) días posteriores a la notificación de ésta; vencido este plazo, la Administración declarará en rebeldía al reclamado que no la hubiera presentado. La contestación deberá contener los requisitos de los escritos previstos en el artículo 113 de la presente Ley, así como la absolución de todos los asuntos controvertidos de hecho y de derecho, Las alegaciones y los hechos relevantes de la reclamación, salvo que hayan sido específicamente negadas en la contestación, se tendrán por aceptadas o merituadas como ciertas.</w:t>
-      </w:r>
-    </w:p>
-    <w:p>
-      <w:pPr>
-        <w:pStyle w:val="Textonotapie"/>
-        <w:ind w:left="567" w:hanging="567"/>
-        <w:jc w:val="both"/>
-        <w:rPr>
-          <w:rFonts w:ascii="Arial Narrow" w:eastAsia="Arial Narrow" w:hAnsi="Arial Narrow" w:cs="Arial Narrow"/>
-          <w:sz w:val="16"/>
-          <w:szCs w:val="16"/>
-        </w:rPr>
-      </w:pPr>
-    </w:p>
-  </w:footnote>
-  <w:footnote w:id="13">
-    <w:p>
-      <w:pPr>
-        <w:spacing w:after="0" w:line="240" w:lineRule="auto"/>
-        <w:ind w:left="567" w:hanging="567"/>
-        <w:jc w:val="both"/>
-        <w:rPr>
-          <w:rFonts w:ascii="Arial Narrow" w:eastAsia="Arial Narrow" w:hAnsi="Arial Narrow" w:cs="Arial Narrow"/>
-          <w:b/>
-          <w:bCs/>
-          <w:sz w:val="16"/>
-          <w:szCs w:val="16"/>
-        </w:rPr>
-      </w:pPr>
-      <w:r>
-        <w:rPr>
-          <w:rStyle w:val="Refdenotaalpie"/>
-          <w:rFonts w:ascii="Arial Narrow" w:eastAsia="Arial Narrow" w:hAnsi="Arial Narrow" w:cs="Arial Narrow"/>
-          <w:sz w:val="16"/>
-          <w:szCs w:val="16"/>
-          <w:vertAlign w:val="superscript"/>
-        </w:rPr>
-        <w:footnoteRef/>
-      </w:r>
-      <w:r>
-        <w:rPr>
-          <w:rFonts w:ascii="Arial Narrow" w:eastAsia="Arial Narrow" w:hAnsi="Arial Narrow" w:cs="Arial Narrow"/>
-          <w:sz w:val="16"/>
-          <w:szCs w:val="16"/>
-        </w:rPr>
-        <w:t xml:space="preserve"> </w:t>
+        <w:t xml:space="preserve"/>
       </w:r>
       <w:r>
         <w:rPr>
@@ -9602,22 +9554,6 @@
         </w:rPr>
         <w:t>Infracciones leves, con una amonestación o con una multa de hasta cincuenta (50) UIT.</w:t>
       </w:r>
-    </w:p>
-    <w:p>
-      <w:pPr>
-        <w:numPr>
-          <w:ilvl w:val="0"/>
-          <w:numId w:val="3"/>
-        </w:numPr>
-        <w:spacing w:after="0" w:line="240" w:lineRule="auto"/>
-        <w:ind w:left="426" w:firstLine="141"/>
-        <w:jc w:val="both"/>
-        <w:rPr>
-          <w:rFonts w:ascii="Arial Narrow" w:eastAsia="Arial Narrow" w:hAnsi="Arial Narrow" w:cs="Arial Narrow"/>
-          <w:sz w:val="16"/>
-          <w:szCs w:val="16"/>
-        </w:rPr>
-      </w:pPr>
     </w:p>
     <w:p>
       <w:pPr>
@@ -9768,9 +9704,12 @@
       </w:pPr>
     </w:p>
   </w:footnote>
-  <w:footnote w:id="14">
-    <w:p>
-      <w:pPr>
+  <w:footnote w:id="15">
+    <w:p>
+      <w:pPr>
+        <w:tabs>
+          <w:tab w:val="left" w:pos="567"/>
+        </w:tabs>
         <w:spacing w:after="0" w:line="240" w:lineRule="auto"/>
         <w:ind w:left="567" w:hanging="567"/>
         <w:jc w:val="both"/>
@@ -10166,18 +10105,6 @@
     </w:p>
     <w:p>
       <w:pPr>
-        <w:spacing w:after="0" w:line="240" w:lineRule="auto"/>
-        <w:ind w:left="1418"/>
-        <w:jc w:val="both"/>
-        <w:rPr>
-          <w:rFonts w:ascii="Arial Narrow" w:eastAsia="Arial Narrow" w:hAnsi="Arial Narrow" w:cs="Arial Narrow"/>
-          <w:sz w:val="16"/>
-          <w:szCs w:val="16"/>
-        </w:rPr>
-      </w:pPr>
-    </w:p>
-    <w:p>
-      <w:pPr>
         <w:tabs>
           <w:tab w:val="left" w:pos="568"/>
         </w:tabs>
@@ -10307,26 +10234,6 @@
         <w:tab/>
         <w:t>Las medidas correctivas reparadoras como mandatos dirigidos a resarcir las consecuencias patrimoniales directas e inmediatas originadas por la infracción buscan corregir la conducta infractora y no tienen naturaleza indemnizatoria; son dictadas sin perjuicio de la indemnización por los daños y perjuicios que el consumidor puede solicitar en la vía judicial o arbitral correspondiente. No obstante, se descuenta de la indemnización patrimonial aquella satisfacción patrimonial deducible que el consumidor haya recibido a consecuencia del dictado de una medida correctiva reparadora en sede administrativa.</w:t>
       </w:r>
-    </w:p>
-    <w:p>
-      <w:pPr>
-        <w:pBdr>
-          <w:top w:val="nil"/>
-          <w:left w:val="nil"/>
-          <w:bottom w:val="nil"/>
-          <w:right w:val="nil"/>
-          <w:between w:val="nil"/>
-        </w:pBdr>
-        <w:spacing w:after="0" w:line="240" w:lineRule="auto"/>
-        <w:ind w:left="567"/>
-        <w:jc w:val="both"/>
-        <w:rPr>
-          <w:rFonts w:ascii="Arial Narrow" w:eastAsia="Arial Narrow" w:hAnsi="Arial Narrow" w:cs="Arial Narrow"/>
-          <w:b/>
-          <w:sz w:val="16"/>
-          <w:szCs w:val="16"/>
-        </w:rPr>
-      </w:pPr>
     </w:p>
     <w:p>
       <w:pPr>
@@ -10642,6 +10549,14 @@
           <w:szCs w:val="16"/>
         </w:rPr>
       </w:pPr>
+      <w:r>
+        <w:rPr>
+          <w:rFonts w:ascii="Arial Narrow" w:eastAsia="Arial Narrow" w:hAnsi="Arial Narrow" w:cs="Arial Narrow"/>
+          <w:sz w:val="16"/>
+          <w:szCs w:val="16"/>
+        </w:rPr>
+        <w:t>El Indecopi está facultado para solicitar a la autoridad municipal y policial el apoyo respectivo para la ejecución de las medidas correctivas complementarias correspondientes.</w:t>
+      </w:r>
     </w:p>
     <w:p>
       <w:pPr>
@@ -10661,36 +10576,61 @@
           <w:szCs w:val="16"/>
         </w:rPr>
       </w:pPr>
-      <w:r>
-        <w:rPr>
-          <w:rFonts w:ascii="Arial Narrow" w:eastAsia="Arial Narrow" w:hAnsi="Arial Narrow" w:cs="Arial Narrow"/>
-          <w:sz w:val="16"/>
-          <w:szCs w:val="16"/>
-        </w:rPr>
-        <w:t>El Indecopi está facultado para solicitar a la autoridad municipal y policial el apoyo respectivo para la ejecución de las medidas correctivas complementarias correspondientes.</w:t>
-      </w:r>
-    </w:p>
-    <w:p>
-      <w:pPr>
-        <w:pBdr>
-          <w:top w:val="nil"/>
-          <w:left w:val="nil"/>
-          <w:bottom w:val="nil"/>
-          <w:right w:val="nil"/>
-          <w:between w:val="nil"/>
-        </w:pBdr>
-        <w:spacing w:after="0" w:line="240" w:lineRule="auto"/>
-        <w:ind w:left="567"/>
-        <w:jc w:val="both"/>
-        <w:rPr>
-          <w:rFonts w:ascii="Arial Narrow" w:eastAsia="Arial Narrow" w:hAnsi="Arial Narrow" w:cs="Arial Narrow"/>
-          <w:sz w:val="16"/>
-          <w:szCs w:val="16"/>
-        </w:rPr>
-      </w:pPr>
     </w:p>
   </w:footnote>
-  <w:footnote w:id="15">
+  <w:footnote w:id="16">
+    <w:p>
+      <w:pPr>
+        <w:pStyle w:val="Textonotapie"/>
+        <w:tabs>
+          <w:tab w:val="left" w:pos="567"/>
+        </w:tabs>
+        <w:ind w:left="567" w:hanging="567"/>
+        <w:jc w:val="both"/>
+        <w:rPr>
+          <w:rFonts w:ascii="Arial Narrow" w:eastAsia="Arial Narrow" w:hAnsi="Arial Narrow" w:cs="Arial Narrow"/>
+          <w:b/>
+          <w:sz w:val="16"/>
+          <w:szCs w:val="16"/>
+        </w:rPr>
+      </w:pPr>
+      <w:r>
+        <w:rPr>
+          <w:rStyle w:val="Refdenotaalpie"/>
+          <w:rFonts w:ascii="Arial Narrow" w:eastAsia="Arial Narrow" w:hAnsi="Arial Narrow" w:cs="Arial Narrow"/>
+          <w:sz w:val="16"/>
+          <w:szCs w:val="16"/>
+          <w:vertAlign w:val="superscript"/>
+        </w:rPr>
+        <w:footnoteRef/>
+      </w:r>
+      <w:r>
+        <w:rPr>
+          <w:rFonts w:ascii="Arial Narrow" w:eastAsia="Arial Narrow" w:hAnsi="Arial Narrow" w:cs="Arial Narrow"/>
+          <w:sz w:val="16"/>
+          <w:szCs w:val="16"/>
+        </w:rPr>
+        <w:tab/>
+        <w:t xml:space="preserve"/>
+      </w:r>
+      <w:r>
+        <w:rPr>
+          <w:rFonts w:ascii="Arial Narrow" w:eastAsia="Arial Narrow" w:hAnsi="Arial Narrow" w:cs="Arial Narrow"/>
+          <w:sz w:val="16"/>
+          <w:szCs w:val="16"/>
+        </w:rPr>
+        <w:tab/>
+      </w:r>
+      <w:r>
+        <w:rPr>
+          <w:rFonts w:ascii="Arial Narrow" w:eastAsia="Arial Narrow" w:hAnsi="Arial Narrow" w:cs="Arial Narrow"/>
+          <w:b/>
+          <w:sz w:val="16"/>
+          <w:szCs w:val="16"/>
+        </w:rPr>
+        <w:t>LEY 29571, CÓDIGO DE PROTECCIÓN Y DEFENSA DEL CONSUMIDOR</w:t>
+      </w:r>
+    </w:p>
     <w:p>
       <w:pPr>
         <w:pStyle w:val="Textonotapie"/>
@@ -10705,38 +10645,13 @@
       </w:pPr>
       <w:r>
         <w:rPr>
-          <w:rStyle w:val="Refdenotaalpie"/>
-          <w:rFonts w:ascii="Arial Narrow" w:eastAsia="Arial Narrow" w:hAnsi="Arial Narrow" w:cs="Arial Narrow"/>
-          <w:sz w:val="16"/>
-          <w:szCs w:val="16"/>
-          <w:vertAlign w:val="superscript"/>
-        </w:rPr>
-        <w:footnoteRef/>
-      </w:r>
-      <w:r>
-        <w:rPr>
-          <w:rFonts w:ascii="Arial Narrow" w:eastAsia="Arial Narrow" w:hAnsi="Arial Narrow" w:cs="Arial Narrow"/>
-          <w:sz w:val="16"/>
-          <w:szCs w:val="16"/>
-        </w:rPr>
-        <w:t xml:space="preserve"> </w:t>
-      </w:r>
-      <w:r>
-        <w:rPr>
-          <w:rFonts w:ascii="Arial Narrow" w:eastAsia="Arial Narrow" w:hAnsi="Arial Narrow" w:cs="Arial Narrow"/>
+          <w:rFonts w:ascii="Arial Narrow" w:eastAsia="Arial Narrow" w:hAnsi="Arial Narrow" w:cs="Arial Narrow"/>
+          <w:b/>
           <w:sz w:val="16"/>
           <w:szCs w:val="16"/>
         </w:rPr>
         <w:tab/>
-      </w:r>
-      <w:r>
-        <w:rPr>
-          <w:rFonts w:ascii="Arial Narrow" w:eastAsia="Arial Narrow" w:hAnsi="Arial Narrow" w:cs="Arial Narrow"/>
-          <w:b/>
-          <w:sz w:val="16"/>
-          <w:szCs w:val="16"/>
-        </w:rPr>
-        <w:t>LEY 29571, CÓDIGO DE PROTECCIÓN Y DEFENSA DEL CONSUMIDOR</w:t>
+        <w:t>Artículo 112.- Criterios de graduación de las sanciones administrativas</w:t>
       </w:r>
     </w:p>
     <w:p>
@@ -10746,20 +10661,18 @@
         <w:jc w:val="both"/>
         <w:rPr>
           <w:rFonts w:ascii="Arial Narrow" w:eastAsia="Arial Narrow" w:hAnsi="Arial Narrow" w:cs="Arial Narrow"/>
-          <w:b/>
-          <w:sz w:val="16"/>
-          <w:szCs w:val="16"/>
-        </w:rPr>
-      </w:pPr>
-      <w:r>
-        <w:rPr>
-          <w:rFonts w:ascii="Arial Narrow" w:eastAsia="Arial Narrow" w:hAnsi="Arial Narrow" w:cs="Arial Narrow"/>
-          <w:b/>
+          <w:sz w:val="16"/>
+          <w:szCs w:val="16"/>
+        </w:rPr>
+      </w:pPr>
+      <w:r>
+        <w:rPr>
+          <w:rFonts w:ascii="Arial Narrow" w:eastAsia="Arial Narrow" w:hAnsi="Arial Narrow" w:cs="Arial Narrow"/>
           <w:sz w:val="16"/>
           <w:szCs w:val="16"/>
         </w:rPr>
         <w:tab/>
-        <w:t>Artículo 112.- Criterios de graduación de las sanciones administrativas</w:t>
+        <w:t>[…]</w:t>
       </w:r>
     </w:p>
     <w:p>
@@ -10780,7 +10693,7 @@
           <w:szCs w:val="16"/>
         </w:rPr>
         <w:tab/>
-        <w:t>[…]</w:t>
+        <w:t>Se consideran circunstancias atenuantes especiales, las siguientes:</w:t>
       </w:r>
     </w:p>
     <w:p>
@@ -10801,7 +10714,27 @@
           <w:szCs w:val="16"/>
         </w:rPr>
         <w:tab/>
-        <w:t>Se consideran circunstancias atenuantes especiales, las siguientes:</w:t>
+        <w:t>[…]</w:t>
+      </w:r>
+    </w:p>
+    <w:p>
+      <w:pPr>
+        <w:pStyle w:val="Textonotapie"/>
+        <w:ind w:left="567"/>
+        <w:jc w:val="both"/>
+        <w:rPr>
+          <w:rFonts w:ascii="Arial Narrow" w:eastAsia="Arial Narrow" w:hAnsi="Arial Narrow" w:cs="Arial Narrow"/>
+          <w:sz w:val="16"/>
+          <w:szCs w:val="16"/>
+        </w:rPr>
+      </w:pPr>
+      <w:r>
+        <w:rPr>
+          <w:rFonts w:ascii="Arial Narrow" w:eastAsia="Arial Narrow" w:hAnsi="Arial Narrow" w:cs="Arial Narrow"/>
+          <w:sz w:val="16"/>
+          <w:szCs w:val="16"/>
+        </w:rPr>
+        <w:t>3. En los procedimientos de oficio promovidos por una denuncia de parte, cuando el proveedor se allana a la denuncia presentada o reconoce las pretensiones en ella contenidas, se da por concluido el procedimiento liminarmente, pudiendo imponerse una amonestación si el allanamiento o reconocimiento se realiza con la presentación de los descargos; caso contrario la sanción a imponer será pecuniaria. En aquellos casos en que el allanamiento o reconocimiento verse sobre controversias referidas a actos de discriminación, actos contrarios a la vida y a la salud y sustancias peligrosas, se considera como un atenuante pero la sanción a imponer será pecuniaria. En todos los supuestos de allanamiento y reconocimiento formulados con la presentación de los descargos, se exonera al denunciado del pago de los costos del procedimiento, pero no de las costas.</w:t>
       </w:r>
     </w:p>
     <w:p>
@@ -10811,47 +10744,6 @@
         <w:jc w:val="both"/>
         <w:rPr>
           <w:rFonts w:ascii="Arial Narrow" w:eastAsia="Arial Narrow" w:hAnsi="Arial Narrow" w:cs="Arial Narrow"/>
-          <w:sz w:val="16"/>
-          <w:szCs w:val="16"/>
-        </w:rPr>
-      </w:pPr>
-      <w:r>
-        <w:rPr>
-          <w:rFonts w:ascii="Arial Narrow" w:eastAsia="Arial Narrow" w:hAnsi="Arial Narrow" w:cs="Arial Narrow"/>
-          <w:sz w:val="16"/>
-          <w:szCs w:val="16"/>
-        </w:rPr>
-        <w:tab/>
-        <w:t>[…]</w:t>
-      </w:r>
-    </w:p>
-    <w:p>
-      <w:pPr>
-        <w:pStyle w:val="Textonotapie"/>
-        <w:ind w:left="567"/>
-        <w:jc w:val="both"/>
-        <w:rPr>
-          <w:rFonts w:ascii="Arial Narrow" w:eastAsia="Arial Narrow" w:hAnsi="Arial Narrow" w:cs="Arial Narrow"/>
-          <w:sz w:val="16"/>
-          <w:szCs w:val="16"/>
-        </w:rPr>
-      </w:pPr>
-      <w:r>
-        <w:rPr>
-          <w:rFonts w:ascii="Arial Narrow" w:eastAsia="Arial Narrow" w:hAnsi="Arial Narrow" w:cs="Arial Narrow"/>
-          <w:sz w:val="16"/>
-          <w:szCs w:val="16"/>
-        </w:rPr>
-        <w:t>3. En los procedimientos de oficio promovidos por una denuncia de parte, cuando el proveedor se allana a la denuncia presentada o reconoce las pretensiones en ella contenidas, se da por concluido el procedimiento liminarmente, pudiendo imponerse una amonestación si el allanamiento o reconocimiento se realiza con la presentación de los descargos; caso contrario la sanción a imponer será pecuniaria. En aquellos casos en que el allanamiento o reconocimiento verse sobre controversias referidas a actos de discriminación, actos contrarios a la vida y a la salud y sustancias peligrosas, se considera como un atenuante pero la sanción a imponer será pecuniaria. En todos los supuestos de allanamiento y reconocimiento formulados con la presentación de los descargos, se exonera al denunciado del pago de los costos del procedimiento, pero no de las costas.</w:t>
-      </w:r>
-    </w:p>
-    <w:p>
-      <w:pPr>
-        <w:pStyle w:val="Textonotapie"/>
-        <w:ind w:left="567" w:hanging="567"/>
-        <w:jc w:val="both"/>
-        <w:rPr>
-          <w:rFonts w:ascii="Arial Narrow" w:eastAsia="Arial Narrow" w:hAnsi="Arial Narrow" w:cs="Arial Narrow"/>
           <w:b/>
           <w:sz w:val="16"/>
           <w:szCs w:val="16"/>
@@ -10859,12 +10751,15 @@
       </w:pPr>
     </w:p>
   </w:footnote>
-  <w:footnote w:id="16">
+  <w:footnote w:id="17">
     <w:p>
       <w:pPr>
         <w:autoSpaceDE w:val="0"/>
         <w:autoSpaceDN w:val="0"/>
         <w:adjustRightInd w:val="0"/>
+        <w:tabs>
+          <w:tab w:val="left" w:pos="567"/>
+        </w:tabs>
         <w:spacing w:after="0" w:line="240" w:lineRule="auto"/>
         <w:ind w:left="567" w:hanging="567"/>
         <w:jc w:val="both"/>
@@ -10896,7 +10791,8 @@
           <w:sz w:val="16"/>
           <w:szCs w:val="16"/>
         </w:rPr>
-        <w:t xml:space="preserve"> </w:t>
+        <w:tab/>
+        <w:t xml:space="preserve"/>
       </w:r>
       <w:r>
         <w:rPr>
@@ -10960,7 +10856,142 @@
       </w:pPr>
     </w:p>
   </w:footnote>
-  <w:footnote w:id="17">
+  <w:footnote w:id="18">
+    <w:p>
+      <w:pPr>
+        <w:pStyle w:val="Textonotapie"/>
+        <w:tabs>
+          <w:tab w:val="left" w:pos="567"/>
+        </w:tabs>
+        <w:ind w:left="567" w:hanging="567"/>
+        <w:jc w:val="both"/>
+        <w:rPr>
+          <w:rFonts w:ascii="Arial Narrow" w:eastAsia="Arial Narrow" w:hAnsi="Arial Narrow" w:cs="Arial Narrow"/>
+          <w:sz w:val="16"/>
+          <w:szCs w:val="16"/>
+        </w:rPr>
+      </w:pPr>
+      <w:r>
+        <w:rPr>
+          <w:rStyle w:val="Refdenotaalpie"/>
+          <w:rFonts w:ascii="Arial Narrow" w:eastAsia="Arial Narrow" w:hAnsi="Arial Narrow" w:cs="Arial Narrow"/>
+          <w:sz w:val="16"/>
+          <w:szCs w:val="16"/>
+          <w:vertAlign w:val="superscript"/>
+        </w:rPr>
+        <w:footnoteRef/>
+      </w:r>
+      <w:r>
+        <w:rPr>
+          <w:rFonts w:ascii="Arial Narrow" w:eastAsia="Arial Narrow" w:hAnsi="Arial Narrow" w:cs="Arial Narrow"/>
+          <w:sz w:val="16"/>
+          <w:szCs w:val="16"/>
+        </w:rPr>
+        <w:tab/>
+        <w:t xml:space="preserve"/>
+      </w:r>
+      <w:r>
+        <w:rPr>
+          <w:rFonts w:ascii="Arial Narrow" w:eastAsia="Arial Narrow" w:hAnsi="Arial Narrow" w:cs="Arial Narrow"/>
+          <w:sz w:val="16"/>
+          <w:szCs w:val="16"/>
+        </w:rPr>
+        <w:tab/>
+      </w:r>
+      <w:r>
+        <w:rPr>
+          <w:rFonts w:ascii="Arial Narrow" w:eastAsia="Arial Narrow" w:hAnsi="Arial Narrow" w:cs="Arial Narrow"/>
+          <w:b/>
+          <w:sz w:val="16"/>
+          <w:szCs w:val="16"/>
+        </w:rPr>
+        <w:t>TEXTO ÚNICO ORDENADO DE LA LEY DEL PROCEDIMIENTO ADMINISTRATIVO GENERAL, aprobado mediante Decreto Supremo 006-2026-JUS y publicado el 30 de abril de 2026</w:t>
+      </w:r>
+    </w:p>
+    <w:p>
+      <w:pPr>
+        <w:pStyle w:val="Textonotapie"/>
+        <w:ind w:left="1134" w:hanging="567"/>
+        <w:jc w:val="both"/>
+        <w:rPr>
+          <w:rFonts w:ascii="Arial Narrow" w:eastAsia="Arial Narrow" w:hAnsi="Arial Narrow" w:cs="Arial Narrow"/>
+          <w:b/>
+          <w:bCs/>
+          <w:sz w:val="16"/>
+          <w:szCs w:val="16"/>
+        </w:rPr>
+      </w:pPr>
+      <w:r>
+        <w:rPr>
+          <w:rFonts w:ascii="Arial Narrow" w:eastAsia="Arial Narrow" w:hAnsi="Arial Narrow" w:cs="Arial Narrow"/>
+          <w:b/>
+          <w:bCs/>
+          <w:sz w:val="16"/>
+          <w:szCs w:val="16"/>
+        </w:rPr>
+        <w:t>Artículo 20. Modalidades de notificación|</w:t>
+      </w:r>
+    </w:p>
+    <w:p>
+      <w:pPr>
+        <w:pStyle w:val="Textonotapie"/>
+        <w:ind w:left="567"/>
+        <w:jc w:val="both"/>
+        <w:rPr>
+          <w:rFonts w:ascii="Arial Narrow" w:eastAsia="Arial Narrow" w:hAnsi="Arial Narrow" w:cs="Arial Narrow"/>
+          <w:sz w:val="16"/>
+          <w:szCs w:val="16"/>
+        </w:rPr>
+      </w:pPr>
+      <w:r>
+        <w:rPr>
+          <w:rFonts w:ascii="Arial Narrow" w:eastAsia="Arial Narrow" w:hAnsi="Arial Narrow" w:cs="Arial Narrow"/>
+          <w:sz w:val="16"/>
+          <w:szCs w:val="16"/>
+        </w:rPr>
+        <w:t>20.4. El administrado interesado o afectado por el acto que hubiera consignado en su escrito alguna dirección electrónica que conste en el expediente puede ser notificado a través de ese medio siempre que haya dado su autorización expresa para ello. Para este caso no es de aplicación el orden de prelación dispuesto en el numeral 20.1.</w:t>
+      </w:r>
+    </w:p>
+    <w:p>
+      <w:pPr>
+        <w:pStyle w:val="Textonotapie"/>
+        <w:ind w:left="567"/>
+        <w:jc w:val="both"/>
+        <w:rPr>
+          <w:rFonts w:ascii="Arial Narrow" w:eastAsia="Arial Narrow" w:hAnsi="Arial Narrow" w:cs="Arial Narrow"/>
+          <w:sz w:val="16"/>
+          <w:szCs w:val="16"/>
+        </w:rPr>
+      </w:pPr>
+      <w:r>
+        <w:rPr>
+          <w:rFonts w:ascii="Arial Narrow" w:eastAsia="Arial Narrow" w:hAnsi="Arial Narrow" w:cs="Arial Narrow"/>
+          <w:sz w:val="16"/>
+          <w:szCs w:val="16"/>
+        </w:rPr>
+        <w:t xml:space="preserve">La notificación dirigida a la dirección de correo electrónico señalada por el administrado se entiende válidamente efectuada cuando la entidad reciba la respuesta de recepción de la dirección electrónica señalada por el administrado o esta sea generada en forma automática por una plataforma tecnológica o sistema informático que garantice que la notificación ha sido efectuada. La notificación surte efectos el día que conste haber sido recibida, conforme lo previsto en el numeral 2 del artículo 25. </w:t>
+      </w:r>
+    </w:p>
+    <w:p>
+      <w:pPr>
+        <w:pStyle w:val="Textonotapie"/>
+        <w:ind w:left="567"/>
+        <w:jc w:val="both"/>
+        <w:rPr>
+          <w:rFonts w:ascii="Arial Narrow" w:eastAsia="Arial Narrow" w:hAnsi="Arial Narrow" w:cs="Arial Narrow"/>
+          <w:sz w:val="16"/>
+          <w:szCs w:val="16"/>
+        </w:rPr>
+      </w:pPr>
+      <w:r>
+        <w:rPr>
+          <w:rFonts w:ascii="Arial Narrow" w:eastAsia="Arial Narrow" w:hAnsi="Arial Narrow" w:cs="Arial Narrow"/>
+          <w:sz w:val="16"/>
+          <w:szCs w:val="16"/>
+        </w:rPr>
+        <w:t>En caso de no recibirse respuesta automática de recepción en un plazo máximo de dos (2) días hábiles contados desde el día siguiente de efectuado el acto de notificación vía correo electrónico, se procede a notificar por cédula conforme al inciso 20.1.1, volviéndose a computar el plazo establecido en el numeral 24.1 del artículo 24.</w:t>
+      </w:r>
+    </w:p>
     <w:p>
       <w:pPr>
         <w:pStyle w:val="Textonotapie"/>
@@ -10968,291 +10999,6 @@
         <w:jc w:val="both"/>
         <w:rPr>
           <w:rFonts w:ascii="Arial Narrow" w:eastAsia="Arial Narrow" w:hAnsi="Arial Narrow" w:cs="Arial Narrow"/>
-          <w:sz w:val="16"/>
-          <w:szCs w:val="16"/>
-        </w:rPr>
-      </w:pPr>
-      <w:r>
-        <w:rPr>
-          <w:rStyle w:val="Refdenotaalpie"/>
-          <w:rFonts w:ascii="Arial Narrow" w:eastAsia="Arial Narrow" w:hAnsi="Arial Narrow" w:cs="Arial Narrow"/>
-          <w:sz w:val="16"/>
-          <w:szCs w:val="16"/>
-          <w:vertAlign w:val="superscript"/>
-        </w:rPr>
-        <w:footnoteRef/>
-      </w:r>
-      <w:r>
-        <w:rPr>
-          <w:rFonts w:ascii="Arial Narrow" w:eastAsia="Arial Narrow" w:hAnsi="Arial Narrow" w:cs="Arial Narrow"/>
-          <w:sz w:val="16"/>
-          <w:szCs w:val="16"/>
-        </w:rPr>
-        <w:t xml:space="preserve"> </w:t>
-      </w:r>
-      <w:r>
-        <w:rPr>
-          <w:rFonts w:ascii="Arial Narrow" w:eastAsia="Arial Narrow" w:hAnsi="Arial Narrow" w:cs="Arial Narrow"/>
-          <w:sz w:val="16"/>
-          <w:szCs w:val="16"/>
-        </w:rPr>
-        <w:tab/>
-      </w:r>
-      <w:r>
-        <w:rPr>
-          <w:rFonts w:ascii="Arial Narrow" w:eastAsia="Arial Narrow" w:hAnsi="Arial Narrow" w:cs="Arial Narrow"/>
-          <w:b/>
-          <w:sz w:val="16"/>
-          <w:szCs w:val="16"/>
-        </w:rPr>
-        <w:t>TEXTO ÚNICO ORDENADO DE LA LEY DEL PROCEDIMIENTO ADMINISTRATIVO GENERAL, aprobado mediante Decreto Supremo 006-2026-JUS y publicado el 30 de abril de 2026</w:t>
-      </w:r>
-    </w:p>
-    <w:p>
-      <w:pPr>
-        <w:pStyle w:val="Textonotapie"/>
-        <w:ind w:left="1134" w:hanging="567"/>
-        <w:jc w:val="both"/>
-        <w:rPr>
-          <w:rFonts w:ascii="Arial Narrow" w:eastAsia="Arial Narrow" w:hAnsi="Arial Narrow" w:cs="Arial Narrow"/>
-          <w:b/>
-          <w:bCs/>
-          <w:sz w:val="16"/>
-          <w:szCs w:val="16"/>
-        </w:rPr>
-      </w:pPr>
-      <w:r>
-        <w:rPr>
-          <w:rFonts w:ascii="Arial Narrow" w:eastAsia="Arial Narrow" w:hAnsi="Arial Narrow" w:cs="Arial Narrow"/>
-          <w:b/>
-          <w:bCs/>
-          <w:sz w:val="16"/>
-          <w:szCs w:val="16"/>
-        </w:rPr>
-        <w:t>Artículo 20. Modalidades de notificación|</w:t>
-      </w:r>
-    </w:p>
-    <w:p>
-      <w:pPr>
-        <w:pStyle w:val="Textonotapie"/>
-        <w:ind w:left="567"/>
-        <w:jc w:val="both"/>
-        <w:rPr>
-          <w:rFonts w:ascii="Arial Narrow" w:eastAsia="Arial Narrow" w:hAnsi="Arial Narrow" w:cs="Arial Narrow"/>
-          <w:sz w:val="16"/>
-          <w:szCs w:val="16"/>
-        </w:rPr>
-      </w:pPr>
-      <w:r>
-        <w:rPr>
-          <w:rFonts w:ascii="Arial Narrow" w:eastAsia="Arial Narrow" w:hAnsi="Arial Narrow" w:cs="Arial Narrow"/>
-          <w:sz w:val="16"/>
-          <w:szCs w:val="16"/>
-        </w:rPr>
-        <w:t>20.4. El administrado interesado o afectado por el acto que hubiera consignado en su escrito alguna dirección electrónica que conste en el expediente puede ser notificado a través de ese medio siempre que haya dado su autorización expresa para ello. Para este caso no es de aplicación el orden de prelación dispuesto en el numeral 20.1.</w:t>
-      </w:r>
-    </w:p>
-    <w:p>
-      <w:pPr>
-        <w:pStyle w:val="Textonotapie"/>
-        <w:ind w:left="567"/>
-        <w:jc w:val="both"/>
-        <w:rPr>
-          <w:rFonts w:ascii="Arial Narrow" w:eastAsia="Arial Narrow" w:hAnsi="Arial Narrow" w:cs="Arial Narrow"/>
-          <w:sz w:val="16"/>
-          <w:szCs w:val="16"/>
-        </w:rPr>
-      </w:pPr>
-      <w:r>
-        <w:rPr>
-          <w:rFonts w:ascii="Arial Narrow" w:eastAsia="Arial Narrow" w:hAnsi="Arial Narrow" w:cs="Arial Narrow"/>
-          <w:sz w:val="16"/>
-          <w:szCs w:val="16"/>
-        </w:rPr>
-        <w:t xml:space="preserve">La notificación dirigida a la dirección de correo electrónico señalada por el administrado se entiende válidamente efectuada cuando la entidad reciba la respuesta de recepción de la dirección electrónica señalada por el administrado o esta sea generada en forma automática por una plataforma tecnológica o sistema informático que garantice que la notificación ha sido efectuada. La notificación surte efectos el día que conste haber sido recibida, conforme lo previsto en el numeral 2 del artículo 25. </w:t>
-      </w:r>
-    </w:p>
-    <w:p>
-      <w:pPr>
-        <w:pStyle w:val="Textonotapie"/>
-        <w:ind w:left="567"/>
-        <w:jc w:val="both"/>
-        <w:rPr>
-          <w:rFonts w:ascii="Arial Narrow" w:eastAsia="Arial Narrow" w:hAnsi="Arial Narrow" w:cs="Arial Narrow"/>
-          <w:sz w:val="16"/>
-          <w:szCs w:val="16"/>
-        </w:rPr>
-      </w:pPr>
-      <w:r>
-        <w:rPr>
-          <w:rFonts w:ascii="Arial Narrow" w:eastAsia="Arial Narrow" w:hAnsi="Arial Narrow" w:cs="Arial Narrow"/>
-          <w:sz w:val="16"/>
-          <w:szCs w:val="16"/>
-        </w:rPr>
-        <w:t>En caso de no recibirse respuesta automática de recepción en un plazo máximo de dos (2) días hábiles contados desde el día siguiente de efectuado el acto de notificación vía correo electrónico, se procede a notificar por cédula conforme al inciso 20.1.1, volviéndose a computar el plazo establecido en el numeral 24.1 del artículo 24.</w:t>
-      </w:r>
-    </w:p>
-    <w:p>
-      <w:pPr>
-        <w:pStyle w:val="Textonotapie"/>
-        <w:ind w:left="567" w:hanging="567"/>
-        <w:jc w:val="both"/>
-        <w:rPr>
-          <w:rFonts w:ascii="Arial Narrow" w:eastAsia="Arial Narrow" w:hAnsi="Arial Narrow" w:cs="Arial Narrow"/>
-          <w:sz w:val="16"/>
-          <w:szCs w:val="16"/>
-        </w:rPr>
-      </w:pPr>
-    </w:p>
-  </w:footnote>
-  <w:footnote w:id="12">
-    <w:p>
-      <w:pPr>
-        <w:pStyle w:val="Textonotapie"/>
-        <w:ind w:left="567" w:hanging="567"/>
-        <w:jc w:val="both"/>
-        <w:rPr>
-          <w:rFonts w:ascii="Arial Narrow" w:eastAsia="Arial Narrow" w:hAnsi="Arial Narrow" w:cs="Arial Narrow"/>
-          <w:b/>
-          <w:bCs/>
-          <w:sz w:val="16"/>
-          <w:szCs w:val="16"/>
-        </w:rPr>
-      </w:pPr>
-      <w:r>
-        <w:rPr>
-          <w:rStyle w:val="Refdenotaalpie"/>
-          <w:rFonts w:ascii="Arial Narrow" w:eastAsia="Arial Narrow" w:hAnsi="Arial Narrow" w:cs="Arial Narrow"/>
-          <w:sz w:val="16"/>
-          <w:szCs w:val="16"/>
-          <w:vertAlign w:val="superscript"/>
-        </w:rPr>
-        <w:footnoteRef/>
-      </w:r>
-      <w:r>
-        <w:rPr>
-          <w:rFonts w:ascii="Arial Narrow" w:eastAsia="Arial Narrow" w:hAnsi="Arial Narrow" w:cs="Arial Narrow"/>
-          <w:b/>
-          <w:bCs/>
-          <w:sz w:val="16"/>
-          <w:szCs w:val="16"/>
-        </w:rPr>
-        <w:t xml:space="preserve"> </w:t>
-      </w:r>
-      <w:r>
-        <w:rPr>
-          <w:rFonts w:ascii="Arial Narrow" w:eastAsia="Arial Narrow" w:hAnsi="Arial Narrow" w:cs="Arial Narrow"/>
-          <w:sz w:val="16"/>
-          <w:szCs w:val="16"/>
-        </w:rPr>
-        <w:t xml:space="preserve"> </w:t>
-      </w:r>
-      <w:r>
-        <w:rPr>
-          <w:rFonts w:ascii="Arial Narrow" w:eastAsia="Arial Narrow" w:hAnsi="Arial Narrow" w:cs="Arial Narrow"/>
-          <w:sz w:val="16"/>
-          <w:szCs w:val="16"/>
-        </w:rPr>
-        <w:tab/>
-      </w:r>
-      <w:r>
-        <w:rPr>
-          <w:rFonts w:ascii="Arial Narrow" w:eastAsia="Arial Narrow" w:hAnsi="Arial Narrow" w:cs="Arial Narrow"/>
-          <w:b/>
-          <w:bCs/>
-          <w:sz w:val="16"/>
-          <w:szCs w:val="16"/>
-        </w:rPr>
-        <w:t>TEXTO ÚNICO ORDENADO DE LA LEY 27444, LEY DE PROCEDIMIENTO ADMINISTRATIVO GENERAL, aprobado por el Decreto Supremo 006-2026-JUS</w:t>
-      </w:r>
-    </w:p>
-    <w:p>
-      <w:pPr>
-        <w:pStyle w:val="Textonotapie"/>
-        <w:ind w:left="567" w:hanging="567"/>
-        <w:jc w:val="both"/>
-        <w:rPr>
-          <w:rFonts w:ascii="Arial Narrow" w:eastAsia="Arial Narrow" w:hAnsi="Arial Narrow" w:cs="Arial Narrow"/>
-          <w:b/>
-          <w:bCs/>
-          <w:sz w:val="16"/>
-          <w:szCs w:val="16"/>
-        </w:rPr>
-      </w:pPr>
-    </w:p>
-    <w:p>
-      <w:pPr>
-        <w:pStyle w:val="Textonotapie"/>
-        <w:ind w:firstLine="567"/>
-        <w:jc w:val="both"/>
-        <w:rPr>
-          <w:rFonts w:ascii="Arial Narrow" w:eastAsia="Arial Narrow" w:hAnsi="Arial Narrow" w:cs="Arial Narrow"/>
-          <w:b/>
-          <w:bCs/>
-          <w:sz w:val="16"/>
-          <w:szCs w:val="16"/>
-        </w:rPr>
-      </w:pPr>
-      <w:r>
-        <w:rPr>
-          <w:rFonts w:ascii="Arial Narrow" w:eastAsia="Arial Narrow" w:hAnsi="Arial Narrow" w:cs="Arial Narrow"/>
-          <w:b/>
-          <w:bCs/>
-          <w:sz w:val="16"/>
-          <w:szCs w:val="16"/>
-        </w:rPr>
-        <w:t>233.- Contestación de la reclamación</w:t>
-      </w:r>
-    </w:p>
-    <w:p>
-      <w:pPr>
-        <w:pStyle w:val="Textonotapie"/>
-        <w:ind w:firstLine="567"/>
-        <w:jc w:val="both"/>
-        <w:rPr>
-          <w:rFonts w:ascii="Arial Narrow" w:eastAsia="Arial Narrow" w:hAnsi="Arial Narrow" w:cs="Arial Narrow"/>
-          <w:sz w:val="16"/>
-          <w:szCs w:val="16"/>
-        </w:rPr>
-      </w:pPr>
-      <w:r>
-        <w:rPr>
-          <w:rFonts w:ascii="Arial Narrow" w:eastAsia="Arial Narrow" w:hAnsi="Arial Narrow" w:cs="Arial Narrow"/>
-          <w:sz w:val="16"/>
-          <w:szCs w:val="16"/>
-        </w:rPr>
-        <w:t>233.1 “(…) Las alegaciones y los hechos relevantes de la reclamación, salvo que hayan sido específicamente negadas en la contestación,</w:t>
-      </w:r>
-    </w:p>
-    <w:p>
-      <w:pPr>
-        <w:pStyle w:val="Textonotapie"/>
-        <w:ind w:firstLine="567"/>
-        <w:jc w:val="both"/>
-        <w:rPr>
-          <w:rFonts w:ascii="Arial Narrow" w:eastAsia="Arial Narrow" w:hAnsi="Arial Narrow" w:cs="Arial Narrow"/>
-          <w:sz w:val="16"/>
-          <w:szCs w:val="16"/>
-        </w:rPr>
-      </w:pPr>
-      <w:r>
-        <w:rPr>
-          <w:rFonts w:ascii="Arial Narrow" w:eastAsia="Arial Narrow" w:hAnsi="Arial Narrow" w:cs="Arial Narrow"/>
-          <w:sz w:val="16"/>
-          <w:szCs w:val="16"/>
-        </w:rPr>
-        <w:t>se tendrán por aceptadas o merituadas como ciertas”.</w:t>
-      </w:r>
-    </w:p>
-    <w:p>
-      <w:pPr>
-        <w:pStyle w:val="Textonotapie"/>
-        <w:ind w:left="567" w:hanging="567"/>
-        <w:jc w:val="both"/>
-        <w:rPr>
-          <w:rFonts w:ascii="Arial Narrow" w:eastAsia="Arial Narrow" w:hAnsi="Arial Narrow" w:cs="Arial Narrow"/>
-          <w:b/>
-          <w:bCs/>
           <w:sz w:val="16"/>
           <w:szCs w:val="16"/>
         </w:rPr>

--- a/plantillas_maestras/17_seguro_no_especificado/materia_general_asegurativa/1_ddo_banco_o_financiera/varon/TPL_0625_2025_SEGURO_NO_ESPECIFICADO_MATERIA_GENERAL_ASEGURATIVA_BANCO_VARON.docx
+++ b/plantillas_maestras/17_seguro_no_especificado/materia_general_asegurativa/1_ddo_banco_o_financiera/varon/TPL_0625_2025_SEGURO_NO_ESPECIFICADO_MATERIA_GENERAL_ASEGURATIVA_BANCO_VARON.docx
@@ -747,7 +747,7 @@
     </w:p>
     <w:p>
       <w:pPr>
-        <w:spacing w:after="0" w:line="240" w:lineRule="auto"/>
+        <w:spacing w:before="0" w:after="0" w:line="240" w:lineRule="auto"/>
         <w:jc w:val="both"/>
         <w:rPr>
           <w:rFonts w:ascii="Arial Narrow" w:eastAsia="Arial Narrow" w:hAnsi="Arial Narrow" w:cs="Arial Narrow"/>
@@ -1005,7 +1005,7 @@
     <w:p>
       <w:pPr>
         <w:pStyle w:val="Prrafodelista"/>
-        <w:spacing w:after="0" w:line="240" w:lineRule="auto"/>
+        <w:spacing w:before="0" w:after="0" w:line="240" w:lineRule="auto"/>
         <w:ind w:left="1430"/>
         <w:jc w:val="both"/>
         <w:rPr>
@@ -1127,7 +1127,7 @@
     <w:p>
       <w:pPr>
         <w:pStyle w:val="Prrafodelista"/>
-        <w:spacing w:after="0" w:line="240" w:lineRule="auto"/>
+        <w:spacing w:before="0" w:after="0" w:line="240" w:lineRule="auto"/>
         <w:ind w:left="1134"/>
         <w:jc w:val="both"/>
         <w:rPr>
@@ -1177,6 +1177,7 @@
     <w:p>
       <w:pPr>
         <w:pStyle w:val="Prrafodelista"/>
+        <w:spacing w:before="0" w:after="0" w:line="240" w:lineRule="auto"/>
         <w:rPr>
           <w:rFonts w:ascii="Arial Narrow" w:eastAsia="Arial Narrow" w:hAnsi="Arial Narrow" w:cs="Arial Narrow"/>
           <w:color w:val="000000"/>
@@ -1307,7 +1308,7 @@
     </w:p>
     <w:p>
       <w:pPr>
-        <w:spacing w:after="0" w:line="240" w:lineRule="auto"/>
+        <w:spacing w:before="0" w:after="0" w:line="240" w:lineRule="auto"/>
         <w:jc w:val="both"/>
         <w:rPr>
           <w:rFonts w:ascii="Arial Narrow" w:eastAsia="Arial Narrow" w:hAnsi="Arial Narrow" w:cs="Arial Narrow"/>
@@ -1368,6 +1369,7 @@
     <w:p>
       <w:pPr>
         <w:pStyle w:val="Prrafodelista"/>
+        <w:spacing w:before="0" w:after="0" w:line="240" w:lineRule="auto"/>
         <w:rPr>
           <w:rFonts w:ascii="Arial Narrow" w:eastAsia="Arial Narrow" w:hAnsi="Arial Narrow" w:cs="Arial Narrow"/>
           <w:color w:val="000000"/>
@@ -1440,6 +1442,7 @@
     <w:p>
       <w:pPr>
         <w:pStyle w:val="Prrafodelista"/>
+        <w:spacing w:before="0" w:after="0" w:line="240" w:lineRule="auto"/>
         <w:rPr>
           <w:rFonts w:ascii="Arial Narrow" w:eastAsia="Arial Narrow" w:hAnsi="Arial Narrow" w:cs="Arial Narrow"/>
           <w:color w:val="000000"/>
@@ -1558,7 +1561,7 @@
     </w:p>
     <w:p>
       <w:pPr>
-        <w:spacing w:after="0" w:line="240" w:lineRule="auto"/>
+        <w:spacing w:before="0" w:after="0" w:line="240" w:lineRule="auto"/>
         <w:jc w:val="both"/>
         <w:rPr>
           <w:rFonts w:ascii="Arial Narrow" w:eastAsia="Arial Narrow" w:hAnsi="Arial Narrow" w:cs="Arial Narrow"/>
@@ -1744,7 +1747,7 @@
     <w:p>
       <w:pPr>
         <w:pStyle w:val="Prrafodelista"/>
-        <w:spacing w:after="0" w:line="240" w:lineRule="auto"/>
+        <w:spacing w:before="0" w:after="0" w:line="240" w:lineRule="auto"/>
         <w:ind w:left="567"/>
         <w:jc w:val="both"/>
         <w:rPr>
@@ -1817,6 +1820,7 @@
     </w:p>
     <w:p>
       <w:pPr>
+        <w:spacing w:before="0" w:after="0" w:line="240" w:lineRule="auto"/>
         <w:pBdr>
           <w:top w:val="nil"/>
           <w:left w:val="nil"/>
@@ -1824,7 +1828,6 @@
           <w:right w:val="nil"/>
           <w:between w:val="nil"/>
         </w:pBdr>
-        <w:spacing w:after="0" w:line="240" w:lineRule="auto"/>
         <w:ind w:left="567"/>
         <w:contextualSpacing/>
         <w:jc w:val="both"/>
@@ -1873,7 +1876,7 @@
     </w:p>
     <w:p>
       <w:pPr>
-        <w:spacing w:after="0" w:line="240" w:lineRule="auto"/>
+        <w:spacing w:before="0" w:after="0" w:line="240" w:lineRule="auto"/>
         <w:ind w:left="567"/>
         <w:contextualSpacing/>
         <w:jc w:val="both"/>
@@ -1945,7 +1948,7 @@
     </w:p>
     <w:p>
       <w:pPr>
-        <w:spacing w:after="0" w:line="240" w:lineRule="auto"/>
+        <w:spacing w:before="0" w:after="0" w:line="240" w:lineRule="auto"/>
         <w:ind w:left="567"/>
         <w:contextualSpacing/>
         <w:jc w:val="both"/>
@@ -1992,7 +1995,7 @@
     </w:p>
     <w:p>
       <w:pPr>
-        <w:spacing w:after="0" w:line="240" w:lineRule="auto"/>
+        <w:spacing w:before="0" w:after="0" w:line="240" w:lineRule="auto"/>
         <w:ind w:left="720"/>
         <w:contextualSpacing/>
         <w:jc w:val="both"/>
@@ -2063,7 +2066,7 @@
     </w:p>
     <w:p>
       <w:pPr>
-        <w:spacing w:after="0" w:line="240" w:lineRule="auto"/>
+        <w:spacing w:before="0" w:after="0" w:line="240" w:lineRule="auto"/>
         <w:jc w:val="both"/>
         <w:rPr>
           <w:rFonts w:ascii="Arial Narrow" w:eastAsia="Arial Narrow" w:hAnsi="Arial Narrow" w:cs="Arial Narrow"/>
@@ -2117,7 +2120,7 @@
     </w:p>
     <w:p>
       <w:pPr>
-        <w:spacing w:after="0" w:line="240" w:lineRule="auto"/>
+        <w:spacing w:before="0" w:after="0" w:line="240" w:lineRule="auto"/>
         <w:ind w:left="2268" w:hanging="567"/>
         <w:jc w:val="both"/>
         <w:rPr>
@@ -2182,7 +2185,7 @@
     </w:p>
     <w:p>
       <w:pPr>
-        <w:spacing w:after="0" w:line="240" w:lineRule="auto"/>
+        <w:spacing w:before="0" w:after="0" w:line="240" w:lineRule="auto"/>
         <w:ind w:left="2268" w:hanging="567"/>
         <w:jc w:val="both"/>
         <w:rPr>
@@ -2247,7 +2250,7 @@
     </w:p>
     <w:p>
       <w:pPr>
-        <w:spacing w:after="0" w:line="240" w:lineRule="auto"/>
+        <w:spacing w:before="0" w:after="0" w:line="240" w:lineRule="auto"/>
         <w:ind w:left="2268" w:hanging="708"/>
         <w:jc w:val="both"/>
         <w:rPr>
@@ -2309,7 +2312,7 @@
     </w:p>
     <w:p>
       <w:pPr>
-        <w:spacing w:after="0" w:line="240" w:lineRule="auto"/>
+        <w:spacing w:before="0" w:after="0" w:line="240" w:lineRule="auto"/>
         <w:ind w:left="2268"/>
         <w:jc w:val="both"/>
         <w:rPr>
@@ -2366,7 +2369,7 @@
     </w:p>
     <w:p>
       <w:pPr>
-        <w:spacing w:after="0" w:line="240" w:lineRule="auto"/>
+        <w:spacing w:before="0" w:after="0" w:line="240" w:lineRule="auto"/>
         <w:ind w:left="567" w:hanging="567"/>
         <w:jc w:val="both"/>
         <w:rPr>
@@ -2426,7 +2429,7 @@
     </w:p>
     <w:p>
       <w:pPr>
-        <w:spacing w:after="0" w:line="240" w:lineRule="auto"/>
+        <w:spacing w:before="0" w:after="0" w:line="240" w:lineRule="auto"/>
         <w:ind w:left="567" w:hanging="567"/>
         <w:jc w:val="both"/>
         <w:rPr>
@@ -2601,7 +2604,7 @@
     </w:p>
     <w:p>
       <w:pPr>
-        <w:spacing w:after="0" w:line="240" w:lineRule="auto"/>
+        <w:spacing w:before="0" w:after="0" w:line="240" w:lineRule="auto"/>
         <w:ind w:left="567"/>
         <w:contextualSpacing/>
         <w:jc w:val="both"/>
@@ -2671,7 +2674,7 @@
     </w:p>
     <w:p>
       <w:pPr>
-        <w:spacing w:after="0" w:line="240" w:lineRule="auto"/>
+        <w:spacing w:before="0" w:after="0" w:line="240" w:lineRule="auto"/>
         <w:jc w:val="both"/>
         <w:rPr>
           <w:rFonts w:ascii="Arial Narrow" w:eastAsia="Arial Narrow" w:hAnsi="Arial Narrow" w:cs="Arial Narrow"/>
@@ -2843,7 +2846,7 @@
     </w:p>
     <w:p>
       <w:pPr>
-        <w:spacing w:after="0" w:line="240" w:lineRule="auto"/>
+        <w:spacing w:before="0" w:after="0" w:line="240" w:lineRule="auto"/>
         <w:ind w:left="567"/>
         <w:contextualSpacing/>
         <w:jc w:val="both"/>
@@ -3061,7 +3064,7 @@
     </w:p>
     <w:p>
       <w:pPr>
-        <w:spacing w:after="0" w:line="240" w:lineRule="auto"/>
+        <w:spacing w:before="0" w:after="0" w:line="240" w:lineRule="auto"/>
         <w:contextualSpacing/>
         <w:jc w:val="both"/>
         <w:rPr>
@@ -3116,7 +3119,7 @@
     </w:p>
     <w:p>
       <w:pPr>
-        <w:spacing w:after="0" w:line="240" w:lineRule="auto"/>
+        <w:spacing w:before="0" w:after="0" w:line="240" w:lineRule="auto"/>
         <w:jc w:val="both"/>
         <w:rPr>
           <w:rFonts w:ascii="Arial Narrow" w:eastAsia="Arial Narrow" w:hAnsi="Arial Narrow" w:cs="Arial Narrow"/>
@@ -3241,7 +3244,7 @@
     <w:p>
       <w:pPr>
         <w:pStyle w:val="Prrafodelista"/>
-        <w:spacing w:after="0" w:line="240" w:lineRule="auto"/>
+        <w:spacing w:before="0" w:after="0" w:line="240" w:lineRule="auto"/>
         <w:ind w:left="567"/>
         <w:jc w:val="both"/>
         <w:rPr>
@@ -3319,7 +3322,7 @@
     </w:p>
     <w:p>
       <w:pPr>
-        <w:spacing w:after="0" w:line="240" w:lineRule="auto"/>
+        <w:spacing w:before="0" w:after="0" w:line="240" w:lineRule="auto"/>
         <w:jc w:val="both"/>
         <w:rPr>
           <w:rFonts w:ascii="Arial Narrow" w:eastAsia="Arial Narrow" w:hAnsi="Arial Narrow" w:cs="Arial Narrow"/>
@@ -3367,6 +3370,7 @@
     </w:p>
     <w:p>
       <w:pPr>
+        <w:spacing w:before="0" w:after="0" w:line="240" w:lineRule="auto"/>
         <w:pBdr>
           <w:top w:val="nil"/>
           <w:left w:val="nil"/>
@@ -3374,7 +3378,6 @@
           <w:right w:val="nil"/>
           <w:between w:val="nil"/>
         </w:pBdr>
-        <w:spacing w:after="0" w:line="240" w:lineRule="auto"/>
         <w:jc w:val="both"/>
         <w:rPr>
           <w:rFonts w:ascii="Arial Narrow" w:eastAsia="Arial Narrow" w:hAnsi="Arial Narrow" w:cs="Arial Narrow"/>
@@ -3428,6 +3431,7 @@
     </w:p>
     <w:p>
       <w:pPr>
+        <w:spacing w:before="0" w:after="0" w:line="240" w:lineRule="auto"/>
         <w:pBdr>
           <w:top w:val="nil"/>
           <w:left w:val="nil"/>
@@ -3435,7 +3439,6 @@
           <w:right w:val="nil"/>
           <w:between w:val="nil"/>
         </w:pBdr>
-        <w:spacing w:after="0" w:line="240" w:lineRule="auto"/>
         <w:ind w:left="567"/>
         <w:jc w:val="both"/>
         <w:rPr>
@@ -3596,7 +3599,7 @@
     </w:p>
     <w:p>
       <w:pPr>
-        <w:spacing w:after="0" w:line="240" w:lineRule="auto"/>
+        <w:spacing w:before="0" w:after="0" w:line="240" w:lineRule="auto"/>
         <w:ind w:left="567"/>
         <w:contextualSpacing/>
         <w:jc w:val="both"/>
@@ -3651,6 +3654,7 @@
     </w:p>
     <w:p>
       <w:pPr>
+        <w:spacing w:before="0" w:after="0" w:line="240" w:lineRule="auto"/>
         <w:pBdr>
           <w:top w:val="nil"/>
           <w:left w:val="nil"/>
@@ -3658,7 +3662,6 @@
           <w:right w:val="nil"/>
           <w:between w:val="nil"/>
         </w:pBdr>
-        <w:spacing w:after="0" w:line="240" w:lineRule="auto"/>
         <w:ind w:left="567"/>
         <w:jc w:val="both"/>
         <w:rPr>
@@ -3934,7 +3937,7 @@
     </w:p>
     <w:p>
       <w:pPr>
-        <w:spacing w:after="0" w:line="240" w:lineRule="auto"/>
+        <w:spacing w:before="0" w:after="0" w:line="240" w:lineRule="auto"/>
         <w:jc w:val="both"/>
         <w:rPr>
           <w:rFonts w:ascii="Arial Narrow" w:eastAsia="Arial Narrow" w:hAnsi="Arial Narrow" w:cs="Arial Narrow"/>
@@ -4238,7 +4241,7 @@
     </w:p>
     <w:p>
       <w:pPr>
-        <w:spacing w:after="0" w:line="240" w:lineRule="auto"/>
+        <w:spacing w:before="0" w:after="0" w:line="240" w:lineRule="auto"/>
         <w:jc w:val="both"/>
         <w:rPr>
           <w:rFonts w:ascii="Arial Narrow" w:eastAsia="Arial Narrow" w:hAnsi="Arial Narrow" w:cs="Arial Narrow"/>
@@ -4434,7 +4437,7 @@
     <w:p>
       <w:pPr>
         <w:pStyle w:val="Prrafodelista"/>
-        <w:spacing w:after="0" w:line="240" w:lineRule="auto"/>
+        <w:spacing w:before="0" w:after="0" w:line="240" w:lineRule="auto"/>
         <w:ind w:left="567"/>
         <w:jc w:val="both"/>
         <w:rPr>
@@ -4659,7 +4662,7 @@
     </w:p>
     <w:p>
       <w:pPr>
-        <w:spacing w:after="0" w:line="240" w:lineRule="auto"/>
+        <w:spacing w:before="0" w:after="0" w:line="240" w:lineRule="auto"/>
         <w:jc w:val="both"/>
         <w:rPr>
           <w:rFonts w:ascii="Arial Narrow" w:eastAsia="Arial Narrow" w:hAnsi="Arial Narrow" w:cs="Arial Narrow"/>
@@ -4777,7 +4780,7 @@
     </w:p>
     <w:p>
       <w:pPr>
-        <w:spacing w:after="0" w:line="240" w:lineRule="auto"/>
+        <w:spacing w:before="0" w:after="0" w:line="240" w:lineRule="auto"/>
         <w:jc w:val="both"/>
         <w:rPr>
           <w:rFonts w:ascii="Arial Narrow" w:eastAsia="Arial Narrow" w:hAnsi="Arial Narrow" w:cs="Arial Narrow"/>
@@ -4885,10 +4888,10 @@
     <w:bookmarkEnd w:id="4"/>
     <w:p>
       <w:pPr>
+        <w:spacing w:before="0" w:after="0" w:line="240" w:lineRule="auto"/>
         <w:autoSpaceDE w:val="0"/>
         <w:autoSpaceDN w:val="0"/>
         <w:adjustRightInd w:val="0"/>
-        <w:spacing w:after="0" w:line="240" w:lineRule="auto"/>
         <w:jc w:val="both"/>
         <w:rPr>
           <w:rFonts w:ascii="Arial Narrow" w:eastAsia="Arial Narrow" w:hAnsi="Arial Narrow" w:cs="Arial Narrow"/>
@@ -4933,8 +4936,8 @@
     </w:p>
     <w:p>
       <w:pPr>
+        <w:spacing w:before="0" w:after="0" w:line="240" w:lineRule="auto"/>
         <w:widowControl w:val="0"/>
-        <w:spacing w:after="0" w:line="240" w:lineRule="auto"/>
         <w:ind w:left="567" w:hanging="567"/>
         <w:jc w:val="both"/>
         <w:rPr>
@@ -4981,8 +4984,8 @@
     </w:p>
     <w:p>
       <w:pPr>
+        <w:spacing w:before="0" w:after="0" w:line="240" w:lineRule="auto"/>
         <w:widowControl w:val="0"/>
-        <w:spacing w:after="0" w:line="240" w:lineRule="auto"/>
         <w:ind w:left="567"/>
         <w:jc w:val="both"/>
         <w:rPr>
@@ -5028,8 +5031,8 @@
     </w:p>
     <w:p>
       <w:pPr>
+        <w:spacing w:before="0" w:after="0" w:line="240" w:lineRule="auto"/>
         <w:widowControl w:val="0"/>
-        <w:spacing w:after="0" w:line="240" w:lineRule="auto"/>
         <w:ind w:left="567"/>
         <w:jc w:val="both"/>
         <w:rPr>
@@ -5076,8 +5079,8 @@
     </w:p>
     <w:p>
       <w:pPr>
+        <w:spacing w:before="0" w:after="0" w:line="240" w:lineRule="auto"/>
         <w:widowControl w:val="0"/>
-        <w:spacing w:after="0" w:line="240" w:lineRule="auto"/>
         <w:ind w:left="567"/>
         <w:jc w:val="both"/>
         <w:rPr>
@@ -5187,8 +5190,8 @@
     </w:p>
     <w:p>
       <w:pPr>
+        <w:spacing w:before="0" w:after="0" w:line="240" w:lineRule="auto"/>
         <w:widowControl w:val="0"/>
-        <w:spacing w:after="0" w:line="240" w:lineRule="auto"/>
         <w:jc w:val="both"/>
         <w:rPr>
           <w:rFonts w:ascii="Arial Narrow" w:eastAsia="Arial Narrow" w:hAnsi="Arial Narrow" w:cs="Arial Narrow"/>
@@ -5284,7 +5287,7 @@
     </w:p>
     <w:p>
       <w:pPr>
-        <w:spacing w:after="0" w:line="240" w:lineRule="auto"/>
+        <w:spacing w:before="0" w:after="0" w:line="240" w:lineRule="auto"/>
         <w:jc w:val="both"/>
         <w:rPr>
           <w:rFonts w:ascii="Arial Narrow" w:eastAsia="Arial Narrow" w:hAnsi="Arial Narrow" w:cs="Arial Narrow"/>
@@ -5443,7 +5446,7 @@
     </w:p>
     <w:p>
       <w:pPr>
-        <w:spacing w:after="0" w:line="240" w:lineRule="auto"/>
+        <w:spacing w:before="0" w:after="0" w:line="240" w:lineRule="auto"/>
         <w:contextualSpacing/>
         <w:jc w:val="both"/>
         <w:rPr>
@@ -5651,7 +5654,7 @@
     </w:p>
     <w:p>
       <w:pPr>
-        <w:spacing w:after="0" w:line="240" w:lineRule="auto"/>
+        <w:spacing w:before="0" w:after="0" w:line="240" w:lineRule="auto"/>
         <w:jc w:val="both"/>
         <w:rPr>
           <w:rFonts w:ascii="Arial Narrow" w:eastAsia="Arial Narrow" w:hAnsi="Arial Narrow" w:cs="Arial Narrow"/>
@@ -5739,8 +5742,8 @@
     </w:p>
     <w:p>
       <w:pPr>
+        <w:spacing w:before="0" w:after="0" w:line="240" w:lineRule="auto"/>
         <w:shd w:val="clear" w:color="auto" w:fill="FFFFFF"/>
-        <w:spacing w:after="0" w:line="240" w:lineRule="auto"/>
         <w:jc w:val="both"/>
         <w:rPr>
           <w:rFonts w:ascii="Arial Narrow" w:eastAsia="Arial Narrow" w:hAnsi="Arial Narrow" w:cs="Arial Narrow"/>
@@ -5886,8 +5889,8 @@
     </w:p>
     <w:p>
       <w:pPr>
+        <w:spacing w:before="0" w:after="0" w:line="240" w:lineRule="auto"/>
         <w:shd w:val="clear" w:color="auto" w:fill="FFFFFF"/>
-        <w:spacing w:after="0" w:line="240" w:lineRule="auto"/>
         <w:jc w:val="both"/>
         <w:rPr>
           <w:rFonts w:ascii="Arial Narrow" w:eastAsia="Arial Narrow" w:hAnsi="Arial Narrow" w:cs="Arial Narrow"/>
@@ -5953,8 +5956,8 @@
     </w:p>
     <w:p>
       <w:pPr>
+        <w:spacing w:before="0" w:after="0" w:line="240" w:lineRule="auto"/>
         <w:shd w:val="clear" w:color="auto" w:fill="FFFFFF"/>
-        <w:spacing w:after="0" w:line="240" w:lineRule="auto"/>
         <w:jc w:val="both"/>
         <w:rPr>
           <w:rFonts w:ascii="Arial Narrow" w:eastAsia="Arial Narrow" w:hAnsi="Arial Narrow" w:cs="Arial Narrow"/>
@@ -6238,8 +6241,8 @@
     </w:p>
     <w:p>
       <w:pPr>
+        <w:spacing w:before="0" w:after="0" w:line="240" w:lineRule="auto"/>
         <w:shd w:val="clear" w:color="auto" w:fill="FFFFFF"/>
-        <w:spacing w:after="0" w:line="240" w:lineRule="auto"/>
         <w:jc w:val="both"/>
         <w:rPr>
           <w:rFonts w:ascii="Arial Narrow" w:eastAsia="Arial Narrow" w:hAnsi="Arial Narrow" w:cs="Arial Narrow"/>
@@ -6869,7 +6872,6 @@
           <w:sz w:val="16"/>
           <w:szCs w:val="16"/>
         </w:rPr>
-        <w:tab/>
         <w:t xml:space="preserve"/>
       </w:r>
       <w:r>
@@ -6943,31 +6945,30 @@
           <w:sz w:val="16"/>
           <w:szCs w:val="16"/>
         </w:rPr>
+        <w:t xml:space="preserve"/>
+      </w:r>
+      <w:r>
+        <w:rPr>
+          <w:rFonts w:ascii="Arial Narrow" w:eastAsia="Arial Narrow" w:hAnsi="Arial Narrow" w:cs="Arial Narrow"/>
+          <w:sz w:val="16"/>
+          <w:szCs w:val="16"/>
+        </w:rPr>
+      </w:r>
+      <w:r>
+        <w:rPr>
+          <w:rFonts w:ascii="Arial Narrow" w:eastAsia="Arial Narrow" w:hAnsi="Arial Narrow" w:cs="Arial Narrow"/>
+          <w:b/>
+          <w:sz w:val="16"/>
+          <w:szCs w:val="16"/>
+        </w:rPr>
         <w:tab/>
-        <w:t xml:space="preserve"/>
-      </w:r>
-      <w:r>
-        <w:rPr>
-          <w:rFonts w:ascii="Arial Narrow" w:eastAsia="Arial Narrow" w:hAnsi="Arial Narrow" w:cs="Arial Narrow"/>
-          <w:sz w:val="16"/>
-          <w:szCs w:val="16"/>
-        </w:rPr>
-        <w:tab/>
-      </w:r>
-      <w:r>
-        <w:rPr>
-          <w:rFonts w:ascii="Arial Narrow" w:eastAsia="Arial Narrow" w:hAnsi="Arial Narrow" w:cs="Arial Narrow"/>
-          <w:b/>
-          <w:sz w:val="16"/>
-          <w:szCs w:val="16"/>
-        </w:rPr>
         <w:t>DIRECTIVA 001-2008-TRI-INDECOPI, DIRECTIVA SOBRE CONFIDENCIALIDAD DE LA INFORMACIÓN EN LOS PROCEDIMIENTOS SEGUIDOS POR LOS ÓRGANOS FUNCIONALES DEL INDECOPI, MODIFICADA POR LA DIRECTIVA 002-2017-TRI-INDECOPI Y LA DIRECTIVA 002-2022-TRI-INDECOPI</w:t>
       </w:r>
     </w:p>
     <w:p>
       <w:pPr>
         <w:spacing w:after="0" w:line="240" w:lineRule="auto"/>
-        <w:ind w:left="1134" w:hanging="570"/>
+        <w:ind w:left="1134" w:hanging="1134"/>
         <w:jc w:val="both"/>
         <w:rPr>
           <w:rFonts w:ascii="Arial Narrow" w:eastAsia="Arial Narrow" w:hAnsi="Arial Narrow" w:cs="Arial Narrow"/>
@@ -6998,7 +6999,7 @@
     <w:p>
       <w:pPr>
         <w:spacing w:after="0" w:line="240" w:lineRule="auto"/>
-        <w:ind w:left="1134" w:hanging="570"/>
+        <w:ind w:left="1134"/>
         <w:jc w:val="both"/>
         <w:rPr>
           <w:rFonts w:ascii="Arial Narrow" w:eastAsia="Arial Narrow" w:hAnsi="Arial Narrow" w:cs="Arial Narrow"/>
@@ -7018,7 +7019,7 @@
     <w:p>
       <w:pPr>
         <w:spacing w:after="0" w:line="240" w:lineRule="auto"/>
-        <w:ind w:left="1701" w:right="4" w:hanging="567"/>
+        <w:ind w:left="1701" w:right="4"/>
         <w:jc w:val="both"/>
         <w:rPr>
           <w:rFonts w:ascii="Arial Narrow" w:eastAsia="Arial Narrow" w:hAnsi="Arial Narrow" w:cs="Arial Narrow"/>
@@ -7058,7 +7059,7 @@
       <w:pPr>
         <w:pStyle w:val="NormalWeb"/>
         <w:spacing w:after="0" w:line="240" w:lineRule="auto"/>
-        <w:ind w:left="2268" w:hanging="567"/>
+        <w:ind w:left="2268" w:hanging="2268"/>
         <w:jc w:val="both"/>
         <w:rPr>
           <w:rFonts w:ascii="Arial Narrow" w:eastAsia="Arial Narrow" w:hAnsi="Arial Narrow" w:cs="Arial Narrow"/>
@@ -7109,7 +7110,7 @@
       <w:pPr>
         <w:pStyle w:val="NormalWeb"/>
         <w:spacing w:after="0" w:line="240" w:lineRule="auto"/>
-        <w:ind w:left="2835" w:hanging="567"/>
+        <w:ind w:left="2835" w:hanging="2835"/>
         <w:jc w:val="both"/>
         <w:rPr>
           <w:rFonts w:ascii="Arial Narrow" w:eastAsia="Arial Narrow" w:hAnsi="Arial Narrow" w:cs="Arial Narrow"/>
@@ -7169,7 +7170,7 @@
       <w:pPr>
         <w:pStyle w:val="NormalWeb"/>
         <w:spacing w:after="0" w:line="240" w:lineRule="auto"/>
-        <w:ind w:left="2835" w:hanging="567"/>
+        <w:ind w:left="2835" w:hanging="2835"/>
         <w:jc w:val="both"/>
         <w:rPr>
           <w:rFonts w:ascii="Arial Narrow" w:eastAsia="Arial Narrow" w:hAnsi="Arial Narrow" w:cs="Arial Narrow"/>
@@ -7199,7 +7200,7 @@
       <w:pPr>
         <w:pStyle w:val="NormalWeb"/>
         <w:spacing w:after="0" w:line="240" w:lineRule="auto"/>
-        <w:ind w:left="2835" w:hanging="567"/>
+        <w:ind w:left="2835" w:hanging="2835"/>
         <w:jc w:val="both"/>
         <w:rPr>
           <w:rFonts w:ascii="Arial Narrow" w:eastAsia="Arial Narrow" w:hAnsi="Arial Narrow" w:cs="Arial Narrow"/>
@@ -7343,7 +7344,7 @@
       <w:pPr>
         <w:pStyle w:val="NormalWeb"/>
         <w:spacing w:after="0" w:line="240" w:lineRule="auto"/>
-        <w:ind w:left="3402" w:hanging="567"/>
+        <w:ind w:left="3402" w:hanging="3402"/>
         <w:jc w:val="both"/>
         <w:rPr>
           <w:rFonts w:ascii="Arial Narrow" w:eastAsia="Arial Narrow" w:hAnsi="Arial Narrow" w:cs="Arial Narrow"/>
@@ -7373,7 +7374,7 @@
       <w:pPr>
         <w:pStyle w:val="NormalWeb"/>
         <w:spacing w:after="0" w:line="240" w:lineRule="auto"/>
-        <w:ind w:left="3402" w:hanging="567"/>
+        <w:ind w:left="3402" w:hanging="3402"/>
         <w:jc w:val="both"/>
         <w:rPr>
           <w:rFonts w:ascii="Arial Narrow" w:eastAsia="Arial Narrow" w:hAnsi="Arial Narrow" w:cs="Arial Narrow"/>
@@ -7403,7 +7404,7 @@
       <w:pPr>
         <w:pStyle w:val="NormalWeb"/>
         <w:spacing w:after="0" w:line="240" w:lineRule="auto"/>
-        <w:ind w:left="3402" w:hanging="567"/>
+        <w:ind w:left="3402" w:hanging="3402"/>
         <w:jc w:val="both"/>
         <w:rPr>
           <w:rFonts w:ascii="Arial Narrow" w:eastAsia="Arial Narrow" w:hAnsi="Arial Narrow" w:cs="Arial Narrow"/>
@@ -7453,7 +7454,7 @@
     <w:p>
       <w:pPr>
         <w:spacing w:after="0" w:line="240" w:lineRule="auto"/>
-        <w:ind w:left="1701" w:hanging="567"/>
+        <w:ind w:left="1701" w:hanging="1701"/>
         <w:jc w:val="both"/>
         <w:rPr>
           <w:rFonts w:ascii="Arial Narrow" w:eastAsia="Arial Narrow" w:hAnsi="Arial Narrow" w:cs="Arial Narrow"/>
@@ -7524,24 +7525,23 @@
           <w:sz w:val="16"/>
           <w:szCs w:val="16"/>
         </w:rPr>
+        <w:t xml:space="preserve"/>
+      </w:r>
+      <w:r>
+        <w:rPr>
+          <w:rFonts w:ascii="Arial Narrow" w:eastAsia="Arial Narrow" w:hAnsi="Arial Narrow" w:cs="Arial Narrow"/>
+          <w:sz w:val="16"/>
+          <w:szCs w:val="16"/>
+        </w:rPr>
+      </w:r>
+      <w:r>
+        <w:rPr>
+          <w:rFonts w:ascii="Arial Narrow" w:eastAsia="Arial Narrow" w:hAnsi="Arial Narrow" w:cs="Arial Narrow"/>
+          <w:b/>
+          <w:sz w:val="16"/>
+          <w:szCs w:val="16"/>
+        </w:rPr>
         <w:tab/>
-        <w:t xml:space="preserve"/>
-      </w:r>
-      <w:r>
-        <w:rPr>
-          <w:rFonts w:ascii="Arial Narrow" w:eastAsia="Arial Narrow" w:hAnsi="Arial Narrow" w:cs="Arial Narrow"/>
-          <w:sz w:val="16"/>
-          <w:szCs w:val="16"/>
-        </w:rPr>
-        <w:tab/>
-      </w:r>
-      <w:r>
-        <w:rPr>
-          <w:rFonts w:ascii="Arial Narrow" w:eastAsia="Arial Narrow" w:hAnsi="Arial Narrow" w:cs="Arial Narrow"/>
-          <w:b/>
-          <w:sz w:val="16"/>
-          <w:szCs w:val="16"/>
-        </w:rPr>
         <w:t>DIRECTIVA 001-2008-TRI-INDECOPI, DIRECTIVA SOBRE CONFIDENCIALIDAD DE LA INFORMACIÓN EN LOS PROCEDIMIENTOS SEGUIDOS POR LOS ÓRGANOS FUNCIONALES DEL INDECOPI, MODIFICADA POR LA DIRECTIVA 002-2017-TRI-INDECOPI Y LA DIRECTIVA 002-2022-TRI-INDECOPI</w:t>
       </w:r>
     </w:p>
@@ -7691,25 +7691,24 @@
           <w:sz w:val="16"/>
           <w:szCs w:val="16"/>
         </w:rPr>
+        <w:t xml:space="preserve"/>
+      </w:r>
+      <w:r>
+        <w:rPr>
+          <w:rFonts w:ascii="Arial Narrow" w:eastAsia="Arial Narrow" w:hAnsi="Arial Narrow" w:cs="Arial Narrow"/>
+          <w:sz w:val="16"/>
+          <w:szCs w:val="16"/>
+        </w:rPr>
+      </w:r>
+      <w:r>
+        <w:rPr>
+          <w:rFonts w:ascii="Arial Narrow" w:eastAsia="Arial Narrow" w:hAnsi="Arial Narrow" w:cs="Arial Narrow"/>
+          <w:b/>
+          <w:bCs/>
+          <w:sz w:val="16"/>
+          <w:szCs w:val="16"/>
+        </w:rPr>
         <w:tab/>
-        <w:t xml:space="preserve"/>
-      </w:r>
-      <w:r>
-        <w:rPr>
-          <w:rFonts w:ascii="Arial Narrow" w:eastAsia="Arial Narrow" w:hAnsi="Arial Narrow" w:cs="Arial Narrow"/>
-          <w:sz w:val="16"/>
-          <w:szCs w:val="16"/>
-        </w:rPr>
-        <w:tab/>
-      </w:r>
-      <w:r>
-        <w:rPr>
-          <w:rFonts w:ascii="Arial Narrow" w:eastAsia="Arial Narrow" w:hAnsi="Arial Narrow" w:cs="Arial Narrow"/>
-          <w:b/>
-          <w:bCs/>
-          <w:sz w:val="16"/>
-          <w:szCs w:val="16"/>
-        </w:rPr>
         <w:t>TEXTO ÚNICO ORDENADO DEL CÓDIGO TRIBUTARIO, aprobado por DECRETO SUPREMO 133-2013-EF y publicado el 22 de junio de 2013</w:t>
       </w:r>
     </w:p>
@@ -7805,26 +7804,25 @@
           <w:sz w:val="16"/>
           <w:szCs w:val="16"/>
         </w:rPr>
+        <w:t xml:space="preserve"/>
+      </w:r>
+      <w:r>
+        <w:rPr>
+          <w:rFonts w:ascii="Arial Narrow" w:eastAsia="Arial Narrow" w:hAnsi="Arial Narrow" w:cs="Arial Narrow"/>
+          <w:sz w:val="16"/>
+          <w:szCs w:val="16"/>
+        </w:rPr>
+      </w:r>
+      <w:r>
+        <w:rPr>
+          <w:rStyle w:val="normaltextrun"/>
+          <w:rFonts w:ascii="Arial Narrow" w:eastAsia="Arial Narrow" w:hAnsi="Arial Narrow" w:cs="Arial Narrow"/>
+          <w:b/>
+          <w:bCs/>
+          <w:sz w:val="16"/>
+          <w:szCs w:val="16"/>
+        </w:rPr>
         <w:tab/>
-        <w:t xml:space="preserve"/>
-      </w:r>
-      <w:r>
-        <w:rPr>
-          <w:rFonts w:ascii="Arial Narrow" w:eastAsia="Arial Narrow" w:hAnsi="Arial Narrow" w:cs="Arial Narrow"/>
-          <w:sz w:val="16"/>
-          <w:szCs w:val="16"/>
-        </w:rPr>
-        <w:tab/>
-      </w:r>
-      <w:r>
-        <w:rPr>
-          <w:rStyle w:val="normaltextrun"/>
-          <w:rFonts w:ascii="Arial Narrow" w:eastAsia="Arial Narrow" w:hAnsi="Arial Narrow" w:cs="Arial Narrow"/>
-          <w:b/>
-          <w:bCs/>
-          <w:sz w:val="16"/>
-          <w:szCs w:val="16"/>
-        </w:rPr>
         <w:t>Decreto Supremo 006-2026-JUS, TEXTO ÚNICO ORDENADO DE LA LEY DEL PROCEDIMIENTO ADMINISTRATIVO GENERAL, publicado el 30 de abril de 2026.</w:t>
       </w:r>
       <w:r>
@@ -8072,32 +8070,31 @@
           <w:sz w:val="16"/>
           <w:szCs w:val="16"/>
         </w:rPr>
+        <w:t xml:space="preserve"/>
+      </w:r>
+      <w:r>
+        <w:rPr>
+          <w:rFonts w:ascii="Arial Narrow" w:eastAsia="Arial Narrow" w:hAnsi="Arial Narrow" w:cs="Arial Narrow"/>
+          <w:sz w:val="16"/>
+          <w:szCs w:val="16"/>
+        </w:rPr>
+      </w:r>
+      <w:r>
+        <w:rPr>
+          <w:rFonts w:ascii="Arial Narrow" w:eastAsia="Arial Narrow" w:hAnsi="Arial Narrow" w:cs="Arial Narrow"/>
+          <w:b/>
+          <w:bCs/>
+          <w:sz w:val="16"/>
+          <w:szCs w:val="16"/>
+        </w:rPr>
         <w:tab/>
-        <w:t xml:space="preserve"/>
-      </w:r>
-      <w:r>
-        <w:rPr>
-          <w:rFonts w:ascii="Arial Narrow" w:eastAsia="Arial Narrow" w:hAnsi="Arial Narrow" w:cs="Arial Narrow"/>
-          <w:sz w:val="16"/>
-          <w:szCs w:val="16"/>
-        </w:rPr>
-        <w:tab/>
-      </w:r>
-      <w:r>
-        <w:rPr>
-          <w:rFonts w:ascii="Arial Narrow" w:eastAsia="Arial Narrow" w:hAnsi="Arial Narrow" w:cs="Arial Narrow"/>
-          <w:b/>
-          <w:bCs/>
-          <w:sz w:val="16"/>
-          <w:szCs w:val="16"/>
-        </w:rPr>
         <w:t>DIRECTIVA 001-2008-TRI-INDECOPI, DIRECTIVA SOBRE CONFIDENCIALIDAD DE LA INFORMACIÓN EN LOS PROCEDIMIENTOS SEGUIDOS POR LOS ÓRGANOS FUNCIONALES DEL INDECOPI, modificada por la DIRECTIVA 003-2022/TRI-INDECOPI</w:t>
       </w:r>
     </w:p>
     <w:p>
       <w:pPr>
         <w:pStyle w:val="Textonotapie"/>
-        <w:ind w:left="1134" w:hanging="567"/>
+        <w:ind w:left="1134" w:hanging="1134"/>
         <w:jc w:val="both"/>
         <w:rPr>
           <w:rFonts w:ascii="Arial Narrow" w:eastAsia="Arial Narrow" w:hAnsi="Arial Narrow" w:cs="Arial Narrow"/>
@@ -8166,7 +8163,7 @@
     <w:p>
       <w:pPr>
         <w:pStyle w:val="Textonotapie"/>
-        <w:ind w:left="1134" w:hanging="567"/>
+        <w:ind w:left="1134" w:hanging="1134"/>
         <w:jc w:val="both"/>
         <w:rPr>
           <w:rFonts w:ascii="Arial Narrow" w:eastAsia="Arial Narrow" w:hAnsi="Arial Narrow" w:cs="Arial Narrow"/>
@@ -8240,25 +8237,24 @@
           <w:sz w:val="16"/>
           <w:szCs w:val="16"/>
         </w:rPr>
+        <w:t xml:space="preserve"/>
+      </w:r>
+      <w:r>
+        <w:rPr>
+          <w:rFonts w:ascii="Arial Narrow" w:eastAsia="Arial Narrow" w:hAnsi="Arial Narrow" w:cs="Arial Narrow"/>
+          <w:sz w:val="16"/>
+          <w:szCs w:val="16"/>
+        </w:rPr>
+      </w:r>
+      <w:r>
+        <w:rPr>
+          <w:rFonts w:ascii="Arial Narrow" w:eastAsia="Arial Narrow" w:hAnsi="Arial Narrow" w:cs="Arial Narrow"/>
+          <w:b/>
+          <w:bCs/>
+          <w:sz w:val="16"/>
+          <w:szCs w:val="16"/>
+        </w:rPr>
         <w:tab/>
-        <w:t xml:space="preserve"/>
-      </w:r>
-      <w:r>
-        <w:rPr>
-          <w:rFonts w:ascii="Arial Narrow" w:eastAsia="Arial Narrow" w:hAnsi="Arial Narrow" w:cs="Arial Narrow"/>
-          <w:sz w:val="16"/>
-          <w:szCs w:val="16"/>
-        </w:rPr>
-        <w:tab/>
-      </w:r>
-      <w:r>
-        <w:rPr>
-          <w:rFonts w:ascii="Arial Narrow" w:eastAsia="Arial Narrow" w:hAnsi="Arial Narrow" w:cs="Arial Narrow"/>
-          <w:b/>
-          <w:bCs/>
-          <w:sz w:val="16"/>
-          <w:szCs w:val="16"/>
-        </w:rPr>
         <w:t xml:space="preserve">LEY 29571, CÓDIGO DE PROTECCIÓN Y DEFENSA DEL CONSUMIDOR, publicado el 2 de setiembre de 2010 y modificado por Decreto Legislativo 1308 </w:t>
       </w:r>
     </w:p>
@@ -8568,25 +8564,24 @@
           <w:sz w:val="16"/>
           <w:szCs w:val="16"/>
         </w:rPr>
+        <w:t xml:space="preserve"/>
+      </w:r>
+      <w:r>
+        <w:rPr>
+          <w:rFonts w:ascii="Arial Narrow" w:eastAsia="Arial Narrow" w:hAnsi="Arial Narrow" w:cs="Arial Narrow"/>
+          <w:sz w:val="16"/>
+          <w:szCs w:val="16"/>
+        </w:rPr>
+      </w:r>
+      <w:r>
+        <w:rPr>
+          <w:rFonts w:ascii="Arial Narrow" w:eastAsia="Arial Narrow" w:hAnsi="Arial Narrow" w:cs="Arial Narrow"/>
+          <w:b/>
+          <w:bCs/>
+          <w:sz w:val="16"/>
+          <w:szCs w:val="16"/>
+        </w:rPr>
         <w:tab/>
-        <w:t xml:space="preserve"/>
-      </w:r>
-      <w:r>
-        <w:rPr>
-          <w:rFonts w:ascii="Arial Narrow" w:eastAsia="Arial Narrow" w:hAnsi="Arial Narrow" w:cs="Arial Narrow"/>
-          <w:sz w:val="16"/>
-          <w:szCs w:val="16"/>
-        </w:rPr>
-        <w:tab/>
-      </w:r>
-      <w:r>
-        <w:rPr>
-          <w:rFonts w:ascii="Arial Narrow" w:eastAsia="Arial Narrow" w:hAnsi="Arial Narrow" w:cs="Arial Narrow"/>
-          <w:b/>
-          <w:bCs/>
-          <w:sz w:val="16"/>
-          <w:szCs w:val="16"/>
-        </w:rPr>
         <w:t xml:space="preserve">LEY 29571, CÓDIGO DE PROTECCIÓN Y DEFENSA DEL CONSUMIDOR, publicado el 2 de setiembre de 2010 y modificado por Decreto Legislativo 1308 </w:t>
       </w:r>
     </w:p>
@@ -8745,17 +8740,38 @@
           <w:sz w:val="16"/>
           <w:szCs w:val="16"/>
         </w:rPr>
+        <w:t xml:space="preserve"/>
+      </w:r>
+      <w:r>
+        <w:rPr>
+          <w:rFonts w:ascii="Arial Narrow" w:eastAsia="Arial Narrow" w:hAnsi="Arial Narrow" w:cs="Arial Narrow"/>
+          <w:sz w:val="16"/>
+          <w:szCs w:val="16"/>
+        </w:rPr>
+      </w:r>
+      <w:r>
+        <w:rPr>
+          <w:rFonts w:ascii="Arial Narrow" w:eastAsia="Arial Narrow" w:hAnsi="Arial Narrow" w:cs="Arial Narrow"/>
+          <w:b/>
+          <w:bCs/>
+          <w:sz w:val="16"/>
+          <w:szCs w:val="16"/>
+        </w:rPr>
         <w:tab/>
-        <w:t xml:space="preserve"/>
-      </w:r>
-      <w:r>
-        <w:rPr>
-          <w:rFonts w:ascii="Arial Narrow" w:eastAsia="Arial Narrow" w:hAnsi="Arial Narrow" w:cs="Arial Narrow"/>
-          <w:sz w:val="16"/>
-          <w:szCs w:val="16"/>
-        </w:rPr>
-        <w:tab/>
-      </w:r>
+        <w:t>LEY SOBRE FACULTADES, NORMAS Y ORGANIZACIÓN DEL INDECOPI, aprobada por Decreto Legislativo 807, publicado el 18 de abril de 1996</w:t>
+      </w:r>
+    </w:p>
+    <w:p>
+      <w:pPr>
+        <w:spacing w:after="0" w:line="240" w:lineRule="auto"/>
+        <w:ind w:left="567"/>
+        <w:jc w:val="both"/>
+        <w:rPr>
+          <w:rFonts w:ascii="Arial Narrow" w:eastAsia="Arial Narrow" w:hAnsi="Arial Narrow" w:cs="Arial Narrow"/>
+          <w:sz w:val="16"/>
+          <w:szCs w:val="16"/>
+        </w:rPr>
+      </w:pPr>
       <w:r>
         <w:rPr>
           <w:rFonts w:ascii="Arial Narrow" w:eastAsia="Arial Narrow" w:hAnsi="Arial Narrow" w:cs="Arial Narrow"/>
@@ -8764,7 +8780,15 @@
           <w:sz w:val="16"/>
           <w:szCs w:val="16"/>
         </w:rPr>
-        <w:t>LEY SOBRE FACULTADES, NORMAS Y ORGANIZACIÓN DEL INDECOPI, aprobada por Decreto Legislativo 807, publicado el 18 de abril de 1996</w:t>
+        <w:t>Artículo 1.</w:t>
+      </w:r>
+      <w:r>
+        <w:rPr>
+          <w:rFonts w:ascii="Arial Narrow" w:eastAsia="Arial Narrow" w:hAnsi="Arial Narrow" w:cs="Arial Narrow"/>
+          <w:sz w:val="16"/>
+          <w:szCs w:val="16"/>
+        </w:rPr>
+        <w:t>- Las Comisiones y Oficinas del Indecopi gozan de las facultades necesarias para desarrollar investigaciones relacionadas con los temas de su competencia. Dichas facultades serán ejercidas a través de las Secretarías Técnicas o Jefes de Oficinas y de los funcionarios que se designen para tal fin. Podrán ejercerse dentro de los procedimientos iniciados o en las investigaciones preliminares que se lleven a cabo para determinar la apertura de un procedimiento.</w:t>
       </w:r>
     </w:p>
     <w:p>
@@ -8786,15 +8810,15 @@
           <w:sz w:val="16"/>
           <w:szCs w:val="16"/>
         </w:rPr>
-        <w:t>Artículo 1.</w:t>
-      </w:r>
-      <w:r>
-        <w:rPr>
-          <w:rFonts w:ascii="Arial Narrow" w:eastAsia="Arial Narrow" w:hAnsi="Arial Narrow" w:cs="Arial Narrow"/>
-          <w:sz w:val="16"/>
-          <w:szCs w:val="16"/>
-        </w:rPr>
-        <w:t>- Las Comisiones y Oficinas del Indecopi gozan de las facultades necesarias para desarrollar investigaciones relacionadas con los temas de su competencia. Dichas facultades serán ejercidas a través de las Secretarías Técnicas o Jefes de Oficinas y de los funcionarios que se designen para tal fin. Podrán ejercerse dentro de los procedimientos iniciados o en las investigaciones preliminares que se lleven a cabo para determinar la apertura de un procedimiento.</w:t>
+        <w:t xml:space="preserve">Artículo 2.- </w:t>
+      </w:r>
+      <w:r>
+        <w:rPr>
+          <w:rFonts w:ascii="Arial Narrow" w:eastAsia="Arial Narrow" w:hAnsi="Arial Narrow" w:cs="Arial Narrow"/>
+          <w:sz w:val="16"/>
+          <w:szCs w:val="16"/>
+        </w:rPr>
+        <w:t>Sin que la presente enumeración tenga carácter taxativo cada Comisión, Oficina o Sala del Tribunal del INDECOPI tiene las siguientes facultades:</w:t>
       </w:r>
     </w:p>
     <w:p>
@@ -8811,60 +8835,60 @@
       <w:r>
         <w:rPr>
           <w:rFonts w:ascii="Arial Narrow" w:eastAsia="Arial Narrow" w:hAnsi="Arial Narrow" w:cs="Arial Narrow"/>
+          <w:sz w:val="16"/>
+          <w:szCs w:val="16"/>
+        </w:rPr>
+        <w:t>a) Exigir a las personas naturales o jurídicas la exhibición de todo tipo de documentos, incluyendo los libros contables y societarios, los comprobantes de pago, la correspondencia comercial y los registros magnéticos incluyendo, en este caso, los programas que fueran necesarios para su lectura; así como solicitar información referida a la organización, los negocios, el accionariado y la estructura de propiedad de las empresas.</w:t>
+      </w:r>
+    </w:p>
+    <w:p>
+      <w:pPr>
+        <w:spacing w:after="0" w:line="240" w:lineRule="auto"/>
+        <w:ind w:left="567"/>
+        <w:jc w:val="both"/>
+        <w:rPr>
+          <w:rFonts w:ascii="Arial Narrow" w:eastAsia="Arial Narrow" w:hAnsi="Arial Narrow" w:cs="Arial Narrow"/>
+          <w:sz w:val="16"/>
+          <w:szCs w:val="16"/>
+        </w:rPr>
+      </w:pPr>
+      <w:r>
+        <w:rPr>
+          <w:rFonts w:ascii="Arial Narrow" w:eastAsia="Arial Narrow" w:hAnsi="Arial Narrow" w:cs="Arial Narrow"/>
+          <w:sz w:val="16"/>
+          <w:szCs w:val="16"/>
+        </w:rPr>
+        <w:t>(...).</w:t>
+      </w:r>
+    </w:p>
+    <w:p>
+      <w:pPr>
+        <w:spacing w:after="0" w:line="240" w:lineRule="auto"/>
+        <w:ind w:firstLine="567"/>
+        <w:jc w:val="both"/>
+        <w:rPr>
+          <w:rFonts w:ascii="Arial Narrow" w:eastAsia="Arial Narrow" w:hAnsi="Arial Narrow" w:cs="Arial Narrow"/>
+          <w:sz w:val="16"/>
+          <w:szCs w:val="16"/>
+        </w:rPr>
+      </w:pPr>
+      <w:r>
+        <w:rPr>
+          <w:rFonts w:ascii="Arial Narrow" w:eastAsia="Arial Narrow" w:hAnsi="Arial Narrow" w:cs="Arial Narrow"/>
           <w:b/>
           <w:bCs/>
           <w:sz w:val="16"/>
           <w:szCs w:val="16"/>
         </w:rPr>
-        <w:t xml:space="preserve">Artículo 2.- </w:t>
-      </w:r>
-      <w:r>
-        <w:rPr>
-          <w:rFonts w:ascii="Arial Narrow" w:eastAsia="Arial Narrow" w:hAnsi="Arial Narrow" w:cs="Arial Narrow"/>
-          <w:sz w:val="16"/>
-          <w:szCs w:val="16"/>
-        </w:rPr>
-        <w:t>Sin que la presente enumeración tenga carácter taxativo cada Comisión, Oficina o Sala del Tribunal del INDECOPI tiene las siguientes facultades:</w:t>
-      </w:r>
-    </w:p>
-    <w:p>
-      <w:pPr>
-        <w:spacing w:after="0" w:line="240" w:lineRule="auto"/>
-        <w:ind w:left="567"/>
-        <w:jc w:val="both"/>
-        <w:rPr>
-          <w:rFonts w:ascii="Arial Narrow" w:eastAsia="Arial Narrow" w:hAnsi="Arial Narrow" w:cs="Arial Narrow"/>
-          <w:sz w:val="16"/>
-          <w:szCs w:val="16"/>
-        </w:rPr>
-      </w:pPr>
-      <w:r>
-        <w:rPr>
-          <w:rFonts w:ascii="Arial Narrow" w:eastAsia="Arial Narrow" w:hAnsi="Arial Narrow" w:cs="Arial Narrow"/>
-          <w:sz w:val="16"/>
-          <w:szCs w:val="16"/>
-        </w:rPr>
-        <w:t>a) Exigir a las personas naturales o jurídicas la exhibición de todo tipo de documentos, incluyendo los libros contables y societarios, los comprobantes de pago, la correspondencia comercial y los registros magnéticos incluyendo, en este caso, los programas que fueran necesarios para su lectura; así como solicitar información referida a la organización, los negocios, el accionariado y la estructura de propiedad de las empresas.</w:t>
-      </w:r>
-    </w:p>
-    <w:p>
-      <w:pPr>
-        <w:spacing w:after="0" w:line="240" w:lineRule="auto"/>
-        <w:ind w:left="567"/>
-        <w:jc w:val="both"/>
-        <w:rPr>
-          <w:rFonts w:ascii="Arial Narrow" w:eastAsia="Arial Narrow" w:hAnsi="Arial Narrow" w:cs="Arial Narrow"/>
-          <w:sz w:val="16"/>
-          <w:szCs w:val="16"/>
-        </w:rPr>
-      </w:pPr>
-      <w:r>
-        <w:rPr>
-          <w:rFonts w:ascii="Arial Narrow" w:eastAsia="Arial Narrow" w:hAnsi="Arial Narrow" w:cs="Arial Narrow"/>
-          <w:sz w:val="16"/>
-          <w:szCs w:val="16"/>
-        </w:rPr>
-        <w:t>(...).</w:t>
+        <w:t>Artículo 24.-</w:t>
+      </w:r>
+      <w:r>
+        <w:rPr>
+          <w:rFonts w:ascii="Arial Narrow" w:eastAsia="Arial Narrow" w:hAnsi="Arial Narrow" w:cs="Arial Narrow"/>
+          <w:sz w:val="16"/>
+          <w:szCs w:val="16"/>
+        </w:rPr>
+        <w:t xml:space="preserve"> El Secretario Técnico se encargará de la tramitación del procedimiento. Para ello, cuenta con las siguientes facultades:</w:t>
       </w:r>
     </w:p>
     <w:p>
@@ -8881,36 +8905,6 @@
       <w:r>
         <w:rPr>
           <w:rFonts w:ascii="Arial Narrow" w:eastAsia="Arial Narrow" w:hAnsi="Arial Narrow" w:cs="Arial Narrow"/>
-          <w:b/>
-          <w:bCs/>
-          <w:sz w:val="16"/>
-          <w:szCs w:val="16"/>
-        </w:rPr>
-        <w:t>Artículo 24.-</w:t>
-      </w:r>
-      <w:r>
-        <w:rPr>
-          <w:rFonts w:ascii="Arial Narrow" w:eastAsia="Arial Narrow" w:hAnsi="Arial Narrow" w:cs="Arial Narrow"/>
-          <w:sz w:val="16"/>
-          <w:szCs w:val="16"/>
-        </w:rPr>
-        <w:t xml:space="preserve"> El Secretario Técnico se encargará de la tramitación del procedimiento. Para ello, cuenta con las siguientes facultades:</w:t>
-      </w:r>
-    </w:p>
-    <w:p>
-      <w:pPr>
-        <w:spacing w:after="0" w:line="240" w:lineRule="auto"/>
-        <w:ind w:firstLine="567"/>
-        <w:jc w:val="both"/>
-        <w:rPr>
-          <w:rFonts w:ascii="Arial Narrow" w:eastAsia="Arial Narrow" w:hAnsi="Arial Narrow" w:cs="Arial Narrow"/>
-          <w:sz w:val="16"/>
-          <w:szCs w:val="16"/>
-        </w:rPr>
-      </w:pPr>
-      <w:r>
-        <w:rPr>
-          <w:rFonts w:ascii="Arial Narrow" w:eastAsia="Arial Narrow" w:hAnsi="Arial Narrow" w:cs="Arial Narrow"/>
           <w:sz w:val="16"/>
           <w:szCs w:val="16"/>
         </w:rPr>
@@ -8920,7 +8914,7 @@
     <w:p>
       <w:pPr>
         <w:spacing w:after="0" w:line="240" w:lineRule="auto"/>
-        <w:ind w:left="567"/>
+        <w:ind w:left="567" w:hanging="567"/>
         <w:jc w:val="both"/>
         <w:rPr>
           <w:rFonts w:ascii="Arial Narrow" w:eastAsia="Arial Narrow" w:hAnsi="Arial Narrow" w:cs="Arial Narrow"/>
@@ -9020,24 +9014,23 @@
           <w:sz w:val="16"/>
           <w:szCs w:val="16"/>
         </w:rPr>
+        <w:t xml:space="preserve"/>
+      </w:r>
+      <w:r>
+        <w:rPr>
+          <w:rFonts w:ascii="Arial Narrow" w:eastAsia="Arial Narrow" w:hAnsi="Arial Narrow" w:cs="Arial Narrow"/>
+          <w:sz w:val="16"/>
+          <w:szCs w:val="16"/>
+        </w:rPr>
+      </w:r>
+      <w:r>
+        <w:rPr>
+          <w:rFonts w:ascii="Arial Narrow" w:eastAsia="Arial Narrow" w:hAnsi="Arial Narrow" w:cs="Arial Narrow"/>
+          <w:sz w:val="16"/>
+          <w:szCs w:val="16"/>
+          <w:lang w:eastAsia="es-PE"/>
+        </w:rPr>
         <w:tab/>
-        <w:t xml:space="preserve"/>
-      </w:r>
-      <w:r>
-        <w:rPr>
-          <w:rFonts w:ascii="Arial Narrow" w:eastAsia="Arial Narrow" w:hAnsi="Arial Narrow" w:cs="Arial Narrow"/>
-          <w:sz w:val="16"/>
-          <w:szCs w:val="16"/>
-        </w:rPr>
-        <w:tab/>
-      </w:r>
-      <w:r>
-        <w:rPr>
-          <w:rFonts w:ascii="Arial Narrow" w:eastAsia="Arial Narrow" w:hAnsi="Arial Narrow" w:cs="Arial Narrow"/>
-          <w:sz w:val="16"/>
-          <w:szCs w:val="16"/>
-          <w:lang w:eastAsia="es-PE"/>
-        </w:rPr>
         <w:t>El número de trabajadores se atenderá siempre que la empresa haya sido constituida antes de la vigencia de la Ley 30056, publicada el 2 de julio de 2013, que modificó el artículo 5 del Texto Único Ordenado de la Ley de Promoción de la Competitividad, Formalización y Desarrollo de la Micro y Pequeña Empresa y de Acceso al Empleo Decente (LEY MYPE). Ello, en la medida que la Tercera Disposición Complementaria Transitoria de la norma modificatoria precisa que las empresas constituidas antes de la entrada en vigencia de dicha Ley se rigen por los requisitos de acogimiento al régimen de las micro y pequeñas empresas regulados en el Decreto Legislativo 1086.</w:t>
       </w:r>
     </w:p>
@@ -9085,24 +9078,23 @@
           <w:sz w:val="16"/>
           <w:szCs w:val="16"/>
         </w:rPr>
+        <w:t xml:space="preserve"/>
+      </w:r>
+      <w:r>
+        <w:rPr>
+          <w:rFonts w:ascii="Arial Narrow" w:eastAsia="Arial Narrow" w:hAnsi="Arial Narrow" w:cs="Arial Narrow"/>
+          <w:sz w:val="16"/>
+          <w:szCs w:val="16"/>
+        </w:rPr>
+      </w:r>
+      <w:r>
+        <w:rPr>
+          <w:rFonts w:ascii="Arial Narrow" w:eastAsia="Arial Narrow" w:hAnsi="Arial Narrow" w:cs="Arial Narrow"/>
+          <w:b/>
+          <w:sz w:val="16"/>
+          <w:szCs w:val="16"/>
+        </w:rPr>
         <w:tab/>
-        <w:t xml:space="preserve"/>
-      </w:r>
-      <w:r>
-        <w:rPr>
-          <w:rFonts w:ascii="Arial Narrow" w:eastAsia="Arial Narrow" w:hAnsi="Arial Narrow" w:cs="Arial Narrow"/>
-          <w:sz w:val="16"/>
-          <w:szCs w:val="16"/>
-        </w:rPr>
-        <w:tab/>
-      </w:r>
-      <w:r>
-        <w:rPr>
-          <w:rFonts w:ascii="Arial Narrow" w:eastAsia="Arial Narrow" w:hAnsi="Arial Narrow" w:cs="Arial Narrow"/>
-          <w:b/>
-          <w:sz w:val="16"/>
-          <w:szCs w:val="16"/>
-        </w:rPr>
         <w:t xml:space="preserve">LEY </w:t>
       </w:r>
       <w:r>
@@ -9514,7 +9506,7 @@
     <w:p>
       <w:pPr>
         <w:spacing w:after="0" w:line="240" w:lineRule="auto"/>
-        <w:ind w:left="566" w:hanging="566"/>
+        <w:ind w:left="566"/>
         <w:jc w:val="both"/>
         <w:rPr>
           <w:rFonts w:ascii="Arial Narrow" w:eastAsia="Arial Narrow" w:hAnsi="Arial Narrow" w:cs="Arial Narrow"/>
@@ -9861,7 +9853,7 @@
           <w:tab w:val="left" w:pos="568"/>
         </w:tabs>
         <w:spacing w:line="240" w:lineRule="auto"/>
-        <w:ind w:left="1134" w:hanging="566"/>
+        <w:ind w:left="1134" w:hanging="1134"/>
         <w:jc w:val="both"/>
         <w:rPr>
           <w:rFonts w:ascii="Arial Narrow" w:eastAsia="Arial Narrow" w:hAnsi="Arial Narrow" w:cs="Arial Narrow"/>
@@ -9894,7 +9886,7 @@
           <w:numId w:val="5"/>
         </w:numPr>
         <w:spacing w:after="0" w:line="240" w:lineRule="auto"/>
-        <w:ind w:left="1418" w:hanging="284"/>
+        <w:ind w:left="1418"/>
         <w:jc w:val="both"/>
         <w:rPr>
           <w:rFonts w:ascii="Arial Narrow" w:eastAsia="Arial Narrow" w:hAnsi="Arial Narrow" w:cs="Arial Narrow"/>
@@ -9918,7 +9910,7 @@
           <w:numId w:val="5"/>
         </w:numPr>
         <w:spacing w:after="0" w:line="240" w:lineRule="auto"/>
-        <w:ind w:left="1418" w:hanging="284"/>
+        <w:ind w:left="1418"/>
         <w:jc w:val="both"/>
         <w:rPr>
           <w:rFonts w:ascii="Arial Narrow" w:eastAsia="Arial Narrow" w:hAnsi="Arial Narrow" w:cs="Arial Narrow"/>
@@ -9942,7 +9934,7 @@
           <w:numId w:val="5"/>
         </w:numPr>
         <w:spacing w:after="0" w:line="240" w:lineRule="auto"/>
-        <w:ind w:left="1418" w:hanging="284"/>
+        <w:ind w:left="1418"/>
         <w:jc w:val="both"/>
         <w:rPr>
           <w:rFonts w:ascii="Arial Narrow" w:eastAsia="Arial Narrow" w:hAnsi="Arial Narrow" w:cs="Arial Narrow"/>
@@ -9966,7 +9958,7 @@
           <w:numId w:val="5"/>
         </w:numPr>
         <w:spacing w:after="0" w:line="240" w:lineRule="auto"/>
-        <w:ind w:left="1418" w:hanging="284"/>
+        <w:ind w:left="1418"/>
         <w:jc w:val="both"/>
         <w:rPr>
           <w:rFonts w:ascii="Arial Narrow" w:eastAsia="Arial Narrow" w:hAnsi="Arial Narrow" w:cs="Arial Narrow"/>
@@ -9990,7 +9982,7 @@
           <w:numId w:val="5"/>
         </w:numPr>
         <w:spacing w:after="0" w:line="240" w:lineRule="auto"/>
-        <w:ind w:left="1418" w:hanging="284"/>
+        <w:ind w:left="1418"/>
         <w:jc w:val="both"/>
         <w:rPr>
           <w:rFonts w:ascii="Arial Narrow" w:eastAsia="Arial Narrow" w:hAnsi="Arial Narrow" w:cs="Arial Narrow"/>
@@ -10014,7 +10006,7 @@
           <w:numId w:val="5"/>
         </w:numPr>
         <w:spacing w:after="0" w:line="240" w:lineRule="auto"/>
-        <w:ind w:left="1418" w:hanging="284"/>
+        <w:ind w:left="1418"/>
         <w:jc w:val="both"/>
         <w:rPr>
           <w:rFonts w:ascii="Arial Narrow" w:eastAsia="Arial Narrow" w:hAnsi="Arial Narrow" w:cs="Arial Narrow"/>
@@ -10038,7 +10030,7 @@
           <w:numId w:val="5"/>
         </w:numPr>
         <w:spacing w:after="0" w:line="240" w:lineRule="auto"/>
-        <w:ind w:left="1418" w:hanging="284"/>
+        <w:ind w:left="1418"/>
         <w:jc w:val="both"/>
         <w:rPr>
           <w:rFonts w:ascii="Arial Narrow" w:eastAsia="Arial Narrow" w:hAnsi="Arial Narrow" w:cs="Arial Narrow"/>
@@ -10062,7 +10054,7 @@
           <w:numId w:val="5"/>
         </w:numPr>
         <w:spacing w:after="0" w:line="240" w:lineRule="auto"/>
-        <w:ind w:left="1418" w:hanging="284"/>
+        <w:ind w:left="1418"/>
         <w:jc w:val="both"/>
         <w:rPr>
           <w:rFonts w:ascii="Arial Narrow" w:eastAsia="Arial Narrow" w:hAnsi="Arial Narrow" w:cs="Arial Narrow"/>
@@ -10086,7 +10078,7 @@
           <w:numId w:val="5"/>
         </w:numPr>
         <w:spacing w:after="0" w:line="240" w:lineRule="auto"/>
-        <w:ind w:left="1418" w:hanging="284"/>
+        <w:ind w:left="1418"/>
         <w:jc w:val="both"/>
         <w:rPr>
           <w:rFonts w:ascii="Arial Narrow" w:eastAsia="Arial Narrow" w:hAnsi="Arial Narrow" w:cs="Arial Narrow"/>
@@ -10109,7 +10101,7 @@
           <w:tab w:val="left" w:pos="568"/>
         </w:tabs>
         <w:spacing w:line="240" w:lineRule="auto"/>
-        <w:ind w:left="1134" w:hanging="566"/>
+        <w:ind w:left="1134"/>
         <w:jc w:val="both"/>
         <w:rPr>
           <w:rFonts w:ascii="Arial Narrow" w:eastAsia="Arial Narrow" w:hAnsi="Arial Narrow" w:cs="Arial Narrow"/>
@@ -10129,7 +10121,7 @@
     <w:p>
       <w:pPr>
         <w:spacing w:after="0" w:line="240" w:lineRule="auto"/>
-        <w:ind w:left="1134" w:hanging="567"/>
+        <w:ind w:left="1134"/>
         <w:jc w:val="both"/>
         <w:rPr>
           <w:rFonts w:ascii="Arial Narrow" w:eastAsia="Arial Narrow" w:hAnsi="Arial Narrow" w:cs="Arial Narrow"/>
@@ -10149,7 +10141,7 @@
     <w:p>
       <w:pPr>
         <w:spacing w:after="0" w:line="240" w:lineRule="auto"/>
-        <w:ind w:left="1134" w:hanging="567"/>
+        <w:ind w:left="1134"/>
         <w:jc w:val="both"/>
         <w:rPr>
           <w:rFonts w:ascii="Arial Narrow" w:eastAsia="Arial Narrow" w:hAnsi="Arial Narrow" w:cs="Arial Narrow"/>
@@ -10169,7 +10161,7 @@
     <w:p>
       <w:pPr>
         <w:spacing w:after="0" w:line="240" w:lineRule="auto"/>
-        <w:ind w:left="1134" w:hanging="567"/>
+        <w:ind w:left="1134"/>
         <w:jc w:val="both"/>
         <w:rPr>
           <w:rFonts w:ascii="Arial Narrow" w:eastAsia="Arial Narrow" w:hAnsi="Arial Narrow" w:cs="Arial Narrow"/>
@@ -10189,7 +10181,7 @@
     <w:p>
       <w:pPr>
         <w:spacing w:after="0" w:line="240" w:lineRule="auto"/>
-        <w:ind w:left="1134" w:hanging="567"/>
+        <w:ind w:left="1134"/>
         <w:jc w:val="both"/>
         <w:rPr>
           <w:rFonts w:ascii="Arial Narrow" w:eastAsia="Arial Narrow" w:hAnsi="Arial Narrow" w:cs="Arial Narrow"/>
@@ -10209,7 +10201,7 @@
     <w:p>
       <w:pPr>
         <w:spacing w:after="0" w:line="240" w:lineRule="auto"/>
-        <w:ind w:left="1134" w:hanging="567"/>
+        <w:ind w:left="1134" w:hanging="1134"/>
         <w:jc w:val="both"/>
         <w:rPr>
           <w:rFonts w:ascii="Arial Narrow" w:eastAsia="Arial Narrow" w:hAnsi="Arial Narrow" w:cs="Arial Narrow"/>
@@ -10610,24 +10602,23 @@
           <w:sz w:val="16"/>
           <w:szCs w:val="16"/>
         </w:rPr>
+        <w:t xml:space="preserve"/>
+      </w:r>
+      <w:r>
+        <w:rPr>
+          <w:rFonts w:ascii="Arial Narrow" w:eastAsia="Arial Narrow" w:hAnsi="Arial Narrow" w:cs="Arial Narrow"/>
+          <w:sz w:val="16"/>
+          <w:szCs w:val="16"/>
+        </w:rPr>
+      </w:r>
+      <w:r>
+        <w:rPr>
+          <w:rFonts w:ascii="Arial Narrow" w:eastAsia="Arial Narrow" w:hAnsi="Arial Narrow" w:cs="Arial Narrow"/>
+          <w:b/>
+          <w:sz w:val="16"/>
+          <w:szCs w:val="16"/>
+        </w:rPr>
         <w:tab/>
-        <w:t xml:space="preserve"/>
-      </w:r>
-      <w:r>
-        <w:rPr>
-          <w:rFonts w:ascii="Arial Narrow" w:eastAsia="Arial Narrow" w:hAnsi="Arial Narrow" w:cs="Arial Narrow"/>
-          <w:sz w:val="16"/>
-          <w:szCs w:val="16"/>
-        </w:rPr>
-        <w:tab/>
-      </w:r>
-      <w:r>
-        <w:rPr>
-          <w:rFonts w:ascii="Arial Narrow" w:eastAsia="Arial Narrow" w:hAnsi="Arial Narrow" w:cs="Arial Narrow"/>
-          <w:b/>
-          <w:sz w:val="16"/>
-          <w:szCs w:val="16"/>
-        </w:rPr>
         <w:t>LEY 29571, CÓDIGO DE PROTECCIÓN Y DEFENSA DEL CONSUMIDOR</w:t>
       </w:r>
     </w:p>
@@ -10791,7 +10782,6 @@
           <w:sz w:val="16"/>
           <w:szCs w:val="16"/>
         </w:rPr>
-        <w:tab/>
         <w:t xml:space="preserve"/>
       </w:r>
       <w:r>
@@ -10887,31 +10877,30 @@
           <w:sz w:val="16"/>
           <w:szCs w:val="16"/>
         </w:rPr>
+        <w:t xml:space="preserve"/>
+      </w:r>
+      <w:r>
+        <w:rPr>
+          <w:rFonts w:ascii="Arial Narrow" w:eastAsia="Arial Narrow" w:hAnsi="Arial Narrow" w:cs="Arial Narrow"/>
+          <w:sz w:val="16"/>
+          <w:szCs w:val="16"/>
+        </w:rPr>
+      </w:r>
+      <w:r>
+        <w:rPr>
+          <w:rFonts w:ascii="Arial Narrow" w:eastAsia="Arial Narrow" w:hAnsi="Arial Narrow" w:cs="Arial Narrow"/>
+          <w:b/>
+          <w:sz w:val="16"/>
+          <w:szCs w:val="16"/>
+        </w:rPr>
         <w:tab/>
-        <w:t xml:space="preserve"/>
-      </w:r>
-      <w:r>
-        <w:rPr>
-          <w:rFonts w:ascii="Arial Narrow" w:eastAsia="Arial Narrow" w:hAnsi="Arial Narrow" w:cs="Arial Narrow"/>
-          <w:sz w:val="16"/>
-          <w:szCs w:val="16"/>
-        </w:rPr>
-        <w:tab/>
-      </w:r>
-      <w:r>
-        <w:rPr>
-          <w:rFonts w:ascii="Arial Narrow" w:eastAsia="Arial Narrow" w:hAnsi="Arial Narrow" w:cs="Arial Narrow"/>
-          <w:b/>
-          <w:sz w:val="16"/>
-          <w:szCs w:val="16"/>
-        </w:rPr>
         <w:t>TEXTO ÚNICO ORDENADO DE LA LEY DEL PROCEDIMIENTO ADMINISTRATIVO GENERAL, aprobado mediante Decreto Supremo 006-2026-JUS y publicado el 30 de abril de 2026</w:t>
       </w:r>
     </w:p>
     <w:p>
       <w:pPr>
         <w:pStyle w:val="Textonotapie"/>
-        <w:ind w:left="1134" w:hanging="567"/>
+        <w:ind w:left="1134"/>
         <w:jc w:val="both"/>
         <w:rPr>
           <w:rFonts w:ascii="Arial Narrow" w:eastAsia="Arial Narrow" w:hAnsi="Arial Narrow" w:cs="Arial Narrow"/>

--- a/plantillas_maestras/17_seguro_no_especificado/materia_general_asegurativa/1_ddo_banco_o_financiera/varon/TPL_0625_2025_SEGURO_NO_ESPECIFICADO_MATERIA_GENERAL_ASEGURATIVA_BANCO_VARON.docx
+++ b/plantillas_maestras/17_seguro_no_especificado/materia_general_asegurativa/1_ddo_banco_o_financiera/varon/TPL_0625_2025_SEGURO_NO_ESPECIFICADO_MATERIA_GENERAL_ASEGURATIVA_BANCO_VARON.docx
@@ -5240,7 +5240,7 @@
           <w:sz w:val="22"/>
           <w:szCs w:val="22"/>
         </w:rPr>
-        <w:t xml:space="preserve">correr traslado de la presente resolución a Banco de Crédito del Perú S.A. para que, de conformidad con lo dispuesto por el artículo 26 de la Ley sobre Facultades, Normas y Organización del Indecopi, aprobada por Decreto Legislativo 807</w:t>
+        <w:t xml:space="preserve">correr traslado de la denuncia del 10 de marzo de 2025, subsanado con el escrito del 4 y 7 de abril de 2025 a Banco de Crédito del Perú S.A. para que, de conformidad con lo dispuesto por el artículo 26 de la Ley sobre Facultades, Normas y Organización del Indecopi, aprobada por Decreto Legislativo 807</w:t>
       </w:r>
       <w:r>
         <w:rPr>
